--- a/05_Funcional/8_Procedimiento_Modo_Degradado.docx
+++ b/05_Funcional/8_Procedimiento_Modo_Degradado.docx
@@ -73,6 +73,1369 @@
           <w:sz w:val="21"/>
         </w:rPr>
         <w:t>)</w:t>
+      </w:r>
+    </w:p>
+    <w:p>
+      <w:pPr>
+        <w:spacing w:after="80"/>
+      </w:pPr>
+    </w:p>
+    <w:p>
+      <w:pPr>
+        <w:spacing w:after="160"/>
+        <w:ind w:left="360"/>
+        <w:shd w:val="clear" w:fill="FFF4E5"/>
+      </w:pPr>
+      <w:r>
+        <w:rPr>
+          <w:b w:val="0"/>
+          <w:color w:val="960000"/>
+          <w:sz w:val="20"/>
+        </w:rPr>
+        <w:t xml:space="preserve">🛑 AVISO DEL 28/08/2026 — ESTE PROCEDIMIENTO YA NO SE PUEDE EJECUTAR </w:t>
+      </w:r>
+      <w:r>
+        <w:rPr>
+          <w:b/>
+          <w:color w:val="960000"/>
+          <w:sz w:val="20"/>
+        </w:rPr>
+        <w:t>El 28/08/2026 se decidió en obra retirar la pantalla LCD, los cuatro pulsadores y el mando de relés.</w:t>
+      </w:r>
+      <w:r>
+        <w:rPr>
+          <w:b w:val="0"/>
+          <w:color w:val="960000"/>
+          <w:sz w:val="20"/>
+        </w:rPr>
+        <w:t xml:space="preserve"> Toda la operación pasa a la App por Bluetooth. </w:t>
+      </w:r>
+      <w:r>
+        <w:rPr>
+          <w:b/>
+          <w:color w:val="960000"/>
+          <w:sz w:val="20"/>
+        </w:rPr>
+        <w:t>Las dos vías de entrada y las dos de salida de este modo son, todas, botones o secuencias de mando.</w:t>
+      </w:r>
+      <w:r>
+        <w:rPr>
+          <w:b w:val="0"/>
+          <w:color w:val="960000"/>
+          <w:sz w:val="20"/>
+        </w:rPr>
+        <w:t xml:space="preserve"> Al retirarlos, este documento describe maniobras </w:t>
+      </w:r>
+      <w:r>
+        <w:rPr>
+          <w:b/>
+          <w:color w:val="960000"/>
+          <w:sz w:val="20"/>
+        </w:rPr>
+        <w:t>sin actuador</w:t>
+      </w:r>
+      <w:r>
+        <w:rPr>
+          <w:b w:val="0"/>
+          <w:color w:val="960000"/>
+          <w:sz w:val="20"/>
+        </w:rPr>
+        <w:t xml:space="preserve">: no hay con qué hacerlas. | Maniobra | Actuador que la ejecuta hoy | Tras la retirada | |---|---|---| | Entrar (pantalla) | </w:t>
+      </w:r>
+      <w:r>
+        <w:rPr>
+          <w:rFonts w:ascii="Consolas" w:hAnsi="Consolas"/>
+          <w:color w:val="960000"/>
+          <w:sz w:val="20"/>
+        </w:rPr>
+        <w:t>Botón 4</w:t>
+      </w:r>
+      <w:r>
+        <w:rPr>
+          <w:b w:val="0"/>
+          <w:color w:val="960000"/>
+          <w:sz w:val="20"/>
+        </w:rPr>
+        <w:t xml:space="preserve"> → </w:t>
+      </w:r>
+      <w:r>
+        <w:rPr>
+          <w:rFonts w:ascii="Consolas" w:hAnsi="Consolas"/>
+          <w:color w:val="960000"/>
+          <w:sz w:val="20"/>
+        </w:rPr>
+        <w:t>CONFIGURACION</w:t>
+      </w:r>
+      <w:r>
+        <w:rPr>
+          <w:b w:val="0"/>
+          <w:color w:val="960000"/>
+          <w:sz w:val="20"/>
+        </w:rPr>
+        <w:t xml:space="preserve"> → </w:t>
+      </w:r>
+      <w:r>
+        <w:rPr>
+          <w:rFonts w:ascii="Consolas" w:hAnsi="Consolas"/>
+          <w:color w:val="960000"/>
+          <w:sz w:val="20"/>
+        </w:rPr>
+        <w:t>Botón 3</w:t>
+      </w:r>
+      <w:r>
+        <w:rPr>
+          <w:b w:val="0"/>
+          <w:color w:val="960000"/>
+          <w:sz w:val="20"/>
+        </w:rPr>
+        <w:t xml:space="preserve"> → </w:t>
+      </w:r>
+      <w:r>
+        <w:rPr>
+          <w:rFonts w:ascii="Consolas" w:hAnsi="Consolas"/>
+          <w:color w:val="960000"/>
+          <w:sz w:val="20"/>
+        </w:rPr>
+        <w:t>Botón 3</w:t>
+      </w:r>
+      <w:r>
+        <w:rPr>
+          <w:b w:val="0"/>
+          <w:color w:val="960000"/>
+          <w:sz w:val="20"/>
+        </w:rPr>
+        <w:t xml:space="preserve"> | ❌ sin actuador | | Entrar (piso) | </w:t>
+      </w:r>
+      <w:r>
+        <w:rPr>
+          <w:rFonts w:ascii="Consolas" w:hAnsi="Consolas"/>
+          <w:color w:val="960000"/>
+          <w:sz w:val="20"/>
+        </w:rPr>
+        <w:t>A · B · A · B</w:t>
+      </w:r>
+      <w:r>
+        <w:rPr>
+          <w:b w:val="0"/>
+          <w:color w:val="960000"/>
+          <w:sz w:val="20"/>
+        </w:rPr>
+        <w:t xml:space="preserve"> en el mando | ❌ sin actuador | | Salir a Automático | </w:t>
+      </w:r>
+      <w:r>
+        <w:rPr>
+          <w:rFonts w:ascii="Consolas" w:hAnsi="Consolas"/>
+          <w:color w:val="960000"/>
+          <w:sz w:val="20"/>
+        </w:rPr>
+        <w:t>A · A · A</w:t>
+      </w:r>
+      <w:r>
+        <w:rPr>
+          <w:b w:val="0"/>
+          <w:color w:val="960000"/>
+          <w:sz w:val="20"/>
+        </w:rPr>
+        <w:t xml:space="preserve">, o </w:t>
+      </w:r>
+      <w:r>
+        <w:rPr>
+          <w:rFonts w:ascii="Consolas" w:hAnsi="Consolas"/>
+          <w:color w:val="960000"/>
+          <w:sz w:val="20"/>
+        </w:rPr>
+        <w:t>Botón 3</w:t>
+      </w:r>
+      <w:r>
+        <w:rPr>
+          <w:b w:val="0"/>
+          <w:color w:val="960000"/>
+          <w:sz w:val="20"/>
+        </w:rPr>
+        <w:t xml:space="preserve"> en pantalla | ❌ sin actuador | | Salir a Ámbar | </w:t>
+      </w:r>
+      <w:r>
+        <w:rPr>
+          <w:rFonts w:ascii="Consolas" w:hAnsi="Consolas"/>
+          <w:color w:val="960000"/>
+          <w:sz w:val="20"/>
+        </w:rPr>
+        <w:t>B · B · B</w:t>
+      </w:r>
+      <w:r>
+        <w:rPr>
+          <w:b w:val="0"/>
+          <w:color w:val="960000"/>
+          <w:sz w:val="20"/>
+        </w:rPr>
+        <w:t xml:space="preserve">, o </w:t>
+      </w:r>
+      <w:r>
+        <w:rPr>
+          <w:rFonts w:ascii="Consolas" w:hAnsi="Consolas"/>
+          <w:color w:val="960000"/>
+          <w:sz w:val="20"/>
+        </w:rPr>
+        <w:t>Botón 3</w:t>
+      </w:r>
+      <w:r>
+        <w:rPr>
+          <w:b w:val="0"/>
+          <w:color w:val="960000"/>
+          <w:sz w:val="20"/>
+        </w:rPr>
+        <w:t xml:space="preserve"> en pantalla | ❌ sin actuador | | Volver al MENÚ desde cualquier modo | </w:t>
+      </w:r>
+      <w:r>
+        <w:rPr>
+          <w:rFonts w:ascii="Consolas" w:hAnsi="Consolas"/>
+          <w:color w:val="960000"/>
+          <w:sz w:val="20"/>
+        </w:rPr>
+        <w:t>Botón 4</w:t>
+      </w:r>
+      <w:r>
+        <w:rPr>
+          <w:b w:val="0"/>
+          <w:color w:val="960000"/>
+          <w:sz w:val="20"/>
+        </w:rPr>
+        <w:t xml:space="preserve"> (</w:t>
+      </w:r>
+      <w:r>
+        <w:rPr>
+          <w:rFonts w:ascii="Consolas" w:hAnsi="Consolas"/>
+          <w:color w:val="960000"/>
+          <w:sz w:val="20"/>
+        </w:rPr>
+        <w:t>botonCancelar()</w:t>
+      </w:r>
+      <w:r>
+        <w:rPr>
+          <w:b w:val="0"/>
+          <w:color w:val="960000"/>
+          <w:sz w:val="20"/>
+        </w:rPr>
+        <w:t xml:space="preserve">, </w:t>
+      </w:r>
+      <w:r>
+        <w:rPr>
+          <w:rFonts w:ascii="Consolas" w:hAnsi="Consolas"/>
+          <w:color w:val="960000"/>
+          <w:sz w:val="20"/>
+        </w:rPr>
+        <w:t>PB15</w:t>
+      </w:r>
+      <w:r>
+        <w:rPr>
+          <w:b w:val="0"/>
+          <w:color w:val="960000"/>
+          <w:sz w:val="20"/>
+        </w:rPr>
+        <w:t xml:space="preserve">) | ❌ sin actuador | ## 🔴 Lo que hay que decir sin adornos </w:t>
+      </w:r>
+      <w:r>
+        <w:rPr>
+          <w:b/>
+          <w:color w:val="960000"/>
+          <w:sz w:val="20"/>
+        </w:rPr>
+        <w:t>Hasta que exista el comando de vuelta, retirar los pulsadores deja el Modo Degradado como una puerta de un solo sentido.</w:t>
+      </w:r>
+      <w:r>
+        <w:rPr>
+          <w:b w:val="0"/>
+          <w:color w:val="960000"/>
+          <w:sz w:val="20"/>
+        </w:rPr>
+        <w:t xml:space="preserve"> Y hoy ni siquiera es una puerta: </w:t>
+      </w:r>
+      <w:r>
+        <w:rPr>
+          <w:b/>
+          <w:color w:val="960000"/>
+          <w:sz w:val="20"/>
+        </w:rPr>
+        <w:t>tampoco existe el comando de ida.</w:t>
+      </w:r>
+      <w:r>
+        <w:rPr>
+          <w:b w:val="0"/>
+          <w:color w:val="960000"/>
+          <w:sz w:val="20"/>
+        </w:rPr>
+        <w:t xml:space="preserve"> No hay forma de *entrar* al Degradado por Bluetooth, así que retirados los botones este modo queda </w:t>
+      </w:r>
+      <w:r>
+        <w:rPr>
+          <w:b/>
+          <w:color w:val="960000"/>
+          <w:sz w:val="20"/>
+        </w:rPr>
+        <w:t>inalcanzable</w:t>
+      </w:r>
+      <w:r>
+        <w:rPr>
+          <w:b w:val="0"/>
+          <w:color w:val="960000"/>
+          <w:sz w:val="20"/>
+        </w:rPr>
+        <w:t xml:space="preserve"> salvo por la reanudación automática tras un corte (N-20, </w:t>
+      </w:r>
+      <w:r>
+        <w:rPr>
+          <w:rFonts w:ascii="Consolas" w:hAnsi="Consolas"/>
+          <w:color w:val="960000"/>
+          <w:sz w:val="20"/>
+        </w:rPr>
+        <w:t>main.cpp:115</w:t>
+      </w:r>
+      <w:r>
+        <w:rPr>
+          <w:b w:val="0"/>
+          <w:color w:val="960000"/>
+          <w:sz w:val="20"/>
+        </w:rPr>
+        <w:t xml:space="preserve">) — que es justo el camino que </w:t>
+      </w:r>
+      <w:r>
+        <w:rPr>
+          <w:b/>
+          <w:color w:val="960000"/>
+          <w:sz w:val="20"/>
+        </w:rPr>
+        <w:t>nadie pulsa</w:t>
+      </w:r>
+      <w:r>
+        <w:rPr>
+          <w:b w:val="0"/>
+          <w:color w:val="960000"/>
+          <w:sz w:val="20"/>
+        </w:rPr>
+        <w:t xml:space="preserve"> y del que </w:t>
+      </w:r>
+      <w:r>
+        <w:rPr>
+          <w:b/>
+          <w:color w:val="960000"/>
+          <w:sz w:val="20"/>
+        </w:rPr>
+        <w:t>nadie podría sacarlo</w:t>
+      </w:r>
+      <w:r>
+        <w:rPr>
+          <w:b w:val="0"/>
+          <w:color w:val="960000"/>
+          <w:sz w:val="20"/>
+        </w:rPr>
+        <w:t xml:space="preserve">. ### MEDIDO — verificado leyendo el fuente el 28/08/2026 | # | Hallazgo | Evidencia | |---|---|---| | 1 | </w:t>
+      </w:r>
+      <w:r>
+        <w:rPr>
+          <w:rFonts w:ascii="Consolas" w:hAnsi="Consolas"/>
+          <w:color w:val="960000"/>
+          <w:sz w:val="20"/>
+        </w:rPr>
+        <w:t>botonCancelar()</w:t>
+      </w:r>
+      <w:r>
+        <w:rPr>
+          <w:b w:val="0"/>
+          <w:color w:val="960000"/>
+          <w:sz w:val="20"/>
+        </w:rPr>
+        <w:t xml:space="preserve"> </w:t>
+      </w:r>
+      <w:r>
+        <w:rPr>
+          <w:b/>
+          <w:color w:val="960000"/>
+          <w:sz w:val="20"/>
+        </w:rPr>
+        <w:t>es</w:t>
+      </w:r>
+      <w:r>
+        <w:rPr>
+          <w:b w:val="0"/>
+          <w:color w:val="960000"/>
+          <w:sz w:val="20"/>
+        </w:rPr>
+        <w:t xml:space="preserve"> el </w:t>
+      </w:r>
+      <w:r>
+        <w:rPr>
+          <w:rFonts w:ascii="Consolas" w:hAnsi="Consolas"/>
+          <w:color w:val="960000"/>
+          <w:sz w:val="20"/>
+        </w:rPr>
+        <w:t>Botón 4</w:t>
+      </w:r>
+      <w:r>
+        <w:rPr>
+          <w:b w:val="0"/>
+          <w:color w:val="960000"/>
+          <w:sz w:val="20"/>
+        </w:rPr>
+        <w:t xml:space="preserve"> = </w:t>
+      </w:r>
+      <w:r>
+        <w:rPr>
+          <w:rFonts w:ascii="Consolas" w:hAnsi="Consolas"/>
+          <w:color w:val="960000"/>
+          <w:sz w:val="20"/>
+        </w:rPr>
+        <w:t>PB15</w:t>
+      </w:r>
+      <w:r>
+        <w:rPr>
+          <w:b w:val="0"/>
+          <w:color w:val="960000"/>
+          <w:sz w:val="20"/>
+        </w:rPr>
+        <w:t xml:space="preserve"> | </w:t>
+      </w:r>
+      <w:r>
+        <w:rPr>
+          <w:rFonts w:ascii="Consolas" w:hAnsi="Consolas"/>
+          <w:color w:val="960000"/>
+          <w:sz w:val="20"/>
+        </w:rPr>
+        <w:t>Maestro/include/pines.h:95</w:t>
+      </w:r>
+      <w:r>
+        <w:rPr>
+          <w:b w:val="0"/>
+          <w:color w:val="960000"/>
+          <w:sz w:val="20"/>
+        </w:rPr>
+        <w:t xml:space="preserve"> (</w:t>
+      </w:r>
+      <w:r>
+        <w:rPr>
+          <w:rFonts w:ascii="Consolas" w:hAnsi="Consolas"/>
+          <w:color w:val="960000"/>
+          <w:sz w:val="20"/>
+        </w:rPr>
+        <w:t>#define BOTON4 PB15  // Cancelar</w:t>
+      </w:r>
+      <w:r>
+        <w:rPr>
+          <w:b w:val="0"/>
+          <w:color w:val="960000"/>
+          <w:sz w:val="20"/>
+        </w:rPr>
+        <w:t xml:space="preserve">) · </w:t>
+      </w:r>
+      <w:r>
+        <w:rPr>
+          <w:rFonts w:ascii="Consolas" w:hAnsi="Consolas"/>
+          <w:color w:val="960000"/>
+          <w:sz w:val="20"/>
+        </w:rPr>
+        <w:t>Maestro/src/botones.cpp:132</w:t>
+      </w:r>
+      <w:r>
+        <w:rPr>
+          <w:b w:val="0"/>
+          <w:color w:val="960000"/>
+          <w:sz w:val="20"/>
+        </w:rPr>
+        <w:t xml:space="preserve"> | | 2 | </w:t>
+      </w:r>
+      <w:r>
+        <w:rPr>
+          <w:rFonts w:ascii="Consolas" w:hAnsi="Consolas"/>
+          <w:color w:val="960000"/>
+          <w:sz w:val="20"/>
+        </w:rPr>
+        <w:t>botonCancelar()</w:t>
+      </w:r>
+      <w:r>
+        <w:rPr>
+          <w:b w:val="0"/>
+          <w:color w:val="960000"/>
+          <w:sz w:val="20"/>
+        </w:rPr>
+        <w:t xml:space="preserve"> es la </w:t>
+      </w:r>
+      <w:r>
+        <w:rPr>
+          <w:b/>
+          <w:color w:val="960000"/>
+          <w:sz w:val="20"/>
+        </w:rPr>
+        <w:t>única</w:t>
+      </w:r>
+      <w:r>
+        <w:rPr>
+          <w:b w:val="0"/>
+          <w:color w:val="960000"/>
+          <w:sz w:val="20"/>
+        </w:rPr>
+        <w:t xml:space="preserve"> vuelta al MENÚ desde </w:t>
+      </w:r>
+      <w:r>
+        <w:rPr>
+          <w:b/>
+          <w:color w:val="960000"/>
+          <w:sz w:val="20"/>
+        </w:rPr>
+        <w:t>todos</w:t>
+      </w:r>
+      <w:r>
+        <w:rPr>
+          <w:b w:val="0"/>
+          <w:color w:val="960000"/>
+          <w:sz w:val="20"/>
+        </w:rPr>
+        <w:t xml:space="preserve"> los modos del Maestro | </w:t>
+      </w:r>
+      <w:r>
+        <w:rPr>
+          <w:rFonts w:ascii="Consolas" w:hAnsi="Consolas"/>
+          <w:color w:val="960000"/>
+          <w:sz w:val="20"/>
+        </w:rPr>
+        <w:t>modo_degradado.cpp:443</w:t>
+      </w:r>
+      <w:r>
+        <w:rPr>
+          <w:b w:val="0"/>
+          <w:color w:val="960000"/>
+          <w:sz w:val="20"/>
+        </w:rPr>
+        <w:t xml:space="preserve"> · </w:t>
+      </w:r>
+      <w:r>
+        <w:rPr>
+          <w:rFonts w:ascii="Consolas" w:hAnsi="Consolas"/>
+          <w:color w:val="960000"/>
+          <w:sz w:val="20"/>
+        </w:rPr>
+        <w:t>modo_alcance.cpp:50</w:t>
+      </w:r>
+      <w:r>
+        <w:rPr>
+          <w:b w:val="0"/>
+          <w:color w:val="960000"/>
+          <w:sz w:val="20"/>
+        </w:rPr>
+        <w:t xml:space="preserve"> · </w:t>
+      </w:r>
+      <w:r>
+        <w:rPr>
+          <w:rFonts w:ascii="Consolas" w:hAnsi="Consolas"/>
+          <w:color w:val="960000"/>
+          <w:sz w:val="20"/>
+        </w:rPr>
+        <w:t>modo_ambar.cpp:42</w:t>
+      </w:r>
+      <w:r>
+        <w:rPr>
+          <w:b w:val="0"/>
+          <w:color w:val="960000"/>
+          <w:sz w:val="20"/>
+        </w:rPr>
+        <w:t xml:space="preserve"> · </w:t>
+      </w:r>
+      <w:r>
+        <w:rPr>
+          <w:rFonts w:ascii="Consolas" w:hAnsi="Consolas"/>
+          <w:color w:val="960000"/>
+          <w:sz w:val="20"/>
+        </w:rPr>
+        <w:t>modo_automatico.cpp:80</w:t>
+      </w:r>
+      <w:r>
+        <w:rPr>
+          <w:b w:val="0"/>
+          <w:color w:val="960000"/>
+          <w:sz w:val="20"/>
+        </w:rPr>
+        <w:t xml:space="preserve"> · </w:t>
+      </w:r>
+      <w:r>
+        <w:rPr>
+          <w:rFonts w:ascii="Consolas" w:hAnsi="Consolas"/>
+          <w:color w:val="960000"/>
+          <w:sz w:val="20"/>
+        </w:rPr>
+        <w:t>modo_hora.cpp:262</w:t>
+      </w:r>
+      <w:r>
+        <w:rPr>
+          <w:b w:val="0"/>
+          <w:color w:val="960000"/>
+          <w:sz w:val="20"/>
+        </w:rPr>
+        <w:t xml:space="preserve"> · </w:t>
+      </w:r>
+      <w:r>
+        <w:rPr>
+          <w:rFonts w:ascii="Consolas" w:hAnsi="Consolas"/>
+          <w:color w:val="960000"/>
+          <w:sz w:val="20"/>
+        </w:rPr>
+        <w:t>modo_inteligente.cpp:65</w:t>
+      </w:r>
+      <w:r>
+        <w:rPr>
+          <w:b w:val="0"/>
+          <w:color w:val="960000"/>
+          <w:sz w:val="20"/>
+        </w:rPr>
+        <w:t xml:space="preserve"> · </w:t>
+      </w:r>
+      <w:r>
+        <w:rPr>
+          <w:rFonts w:ascii="Consolas" w:hAnsi="Consolas"/>
+          <w:color w:val="960000"/>
+          <w:sz w:val="20"/>
+        </w:rPr>
+        <w:t>modo_manual.cpp:21</w:t>
+      </w:r>
+      <w:r>
+        <w:rPr>
+          <w:b w:val="0"/>
+          <w:color w:val="960000"/>
+          <w:sz w:val="20"/>
+        </w:rPr>
+        <w:t xml:space="preserve"> · </w:t>
+      </w:r>
+      <w:r>
+        <w:rPr>
+          <w:rFonts w:ascii="Consolas" w:hAnsi="Consolas"/>
+          <w:color w:val="960000"/>
+          <w:sz w:val="20"/>
+        </w:rPr>
+        <w:t>menu.cpp:151</w:t>
+      </w:r>
+      <w:r>
+        <w:rPr>
+          <w:b w:val="0"/>
+          <w:color w:val="960000"/>
+          <w:sz w:val="20"/>
+        </w:rPr>
+        <w:t xml:space="preserve"> | | 3 | </w:t>
+      </w:r>
+      <w:r>
+        <w:rPr>
+          <w:b/>
+          <w:color w:val="960000"/>
+          <w:sz w:val="20"/>
+        </w:rPr>
+        <w:t>No existe comando Bluetooth para ENTRAR</w:t>
+      </w:r>
+      <w:r>
+        <w:rPr>
+          <w:b w:val="0"/>
+          <w:color w:val="960000"/>
+          <w:sz w:val="20"/>
+        </w:rPr>
+        <w:t xml:space="preserve"> en Degradado | </w:t>
+      </w:r>
+      <w:r>
+        <w:rPr>
+          <w:rFonts w:ascii="Consolas" w:hAnsi="Consolas"/>
+          <w:color w:val="960000"/>
+          <w:sz w:val="20"/>
+        </w:rPr>
+        <w:t>grep DEGRADADO</w:t>
+      </w:r>
+      <w:r>
+        <w:rPr>
+          <w:b w:val="0"/>
+          <w:color w:val="960000"/>
+          <w:sz w:val="20"/>
+        </w:rPr>
+        <w:t xml:space="preserve"> sobre los dos </w:t>
+      </w:r>
+      <w:r>
+        <w:rPr>
+          <w:rFonts w:ascii="Consolas" w:hAnsi="Consolas"/>
+          <w:color w:val="960000"/>
+          <w:sz w:val="20"/>
+        </w:rPr>
+        <w:t>bluetooth.cpp</w:t>
+      </w:r>
+      <w:r>
+        <w:rPr>
+          <w:b w:val="0"/>
+          <w:color w:val="960000"/>
+          <w:sz w:val="20"/>
+        </w:rPr>
+        <w:t xml:space="preserve"> devuelve </w:t>
+      </w:r>
+      <w:r>
+        <w:rPr>
+          <w:b/>
+          <w:color w:val="960000"/>
+          <w:sz w:val="20"/>
+        </w:rPr>
+        <w:t>una sola línea</w:t>
+      </w:r>
+      <w:r>
+        <w:rPr>
+          <w:b w:val="0"/>
+          <w:color w:val="960000"/>
+          <w:sz w:val="20"/>
+        </w:rPr>
+        <w:t xml:space="preserve">: </w:t>
+      </w:r>
+      <w:r>
+        <w:rPr>
+          <w:rFonts w:ascii="Consolas" w:hAnsi="Consolas"/>
+          <w:color w:val="960000"/>
+          <w:sz w:val="20"/>
+        </w:rPr>
+        <w:t>Maestro/src/bluetooth.cpp:193</w:t>
+      </w:r>
+      <w:r>
+        <w:rPr>
+          <w:b w:val="0"/>
+          <w:color w:val="960000"/>
+          <w:sz w:val="20"/>
+        </w:rPr>
+        <w:t xml:space="preserve">, </w:t>
+      </w:r>
+      <w:r>
+        <w:rPr>
+          <w:rFonts w:ascii="Consolas" w:hAnsi="Consolas"/>
+          <w:color w:val="960000"/>
+          <w:sz w:val="20"/>
+        </w:rPr>
+        <w:t>case MODO_DEGRADADO: return "DEGRADADO";</w:t>
+      </w:r>
+      <w:r>
+        <w:rPr>
+          <w:b w:val="0"/>
+          <w:color w:val="960000"/>
+          <w:sz w:val="20"/>
+        </w:rPr>
+        <w:t xml:space="preserve"> — la </w:t>
+      </w:r>
+      <w:r>
+        <w:rPr>
+          <w:b/>
+          <w:color w:val="960000"/>
+          <w:sz w:val="20"/>
+        </w:rPr>
+        <w:t>cadena de estado de `$STATUS`</w:t>
+      </w:r>
+      <w:r>
+        <w:rPr>
+          <w:b w:val="0"/>
+          <w:color w:val="960000"/>
+          <w:sz w:val="20"/>
+        </w:rPr>
+        <w:t xml:space="preserve">, no un comando | | 4 | </w:t>
+      </w:r>
+      <w:r>
+        <w:rPr>
+          <w:b/>
+          <w:color w:val="960000"/>
+          <w:sz w:val="20"/>
+        </w:rPr>
+        <w:t>No existe comando Bluetooth para volver al MENÚ</w:t>
+      </w:r>
+      <w:r>
+        <w:rPr>
+          <w:b w:val="0"/>
+          <w:color w:val="960000"/>
+          <w:sz w:val="20"/>
+        </w:rPr>
+        <w:t xml:space="preserve"> | </w:t>
+      </w:r>
+      <w:r>
+        <w:rPr>
+          <w:rFonts w:ascii="Consolas" w:hAnsi="Consolas"/>
+          <w:color w:val="960000"/>
+          <w:sz w:val="20"/>
+        </w:rPr>
+        <w:t>coordinador_forzarMenu()</w:t>
+      </w:r>
+      <w:r>
+        <w:rPr>
+          <w:b w:val="0"/>
+          <w:color w:val="960000"/>
+          <w:sz w:val="20"/>
+        </w:rPr>
+        <w:t xml:space="preserve"> está declarada en </w:t>
+      </w:r>
+      <w:r>
+        <w:rPr>
+          <w:rFonts w:ascii="Consolas" w:hAnsi="Consolas"/>
+          <w:color w:val="960000"/>
+          <w:sz w:val="20"/>
+        </w:rPr>
+        <w:t>coordinador.h:7</w:t>
+      </w:r>
+      <w:r>
+        <w:rPr>
+          <w:b w:val="0"/>
+          <w:color w:val="960000"/>
+          <w:sz w:val="20"/>
+        </w:rPr>
+        <w:t xml:space="preserve"> y definida en </w:t>
+      </w:r>
+      <w:r>
+        <w:rPr>
+          <w:rFonts w:ascii="Consolas" w:hAnsi="Consolas"/>
+          <w:color w:val="960000"/>
+          <w:sz w:val="20"/>
+        </w:rPr>
+        <w:t>coordinador.cpp:545</w:t>
+      </w:r>
+      <w:r>
+        <w:rPr>
+          <w:b w:val="0"/>
+          <w:color w:val="960000"/>
+          <w:sz w:val="20"/>
+        </w:rPr>
+        <w:t xml:space="preserve">. Tiene </w:t>
+      </w:r>
+      <w:r>
+        <w:rPr>
+          <w:b/>
+          <w:color w:val="960000"/>
+          <w:sz w:val="20"/>
+        </w:rPr>
+        <w:t>tres</w:t>
+      </w:r>
+      <w:r>
+        <w:rPr>
+          <w:b w:val="0"/>
+          <w:color w:val="960000"/>
+          <w:sz w:val="20"/>
+        </w:rPr>
+        <w:t xml:space="preserve"> llamadores —</w:t>
+      </w:r>
+      <w:r>
+        <w:rPr>
+          <w:rFonts w:ascii="Consolas" w:hAnsi="Consolas"/>
+          <w:color w:val="960000"/>
+          <w:sz w:val="20"/>
+        </w:rPr>
+        <w:t>menu.cpp:82</w:t>
+      </w:r>
+      <w:r>
+        <w:rPr>
+          <w:b w:val="0"/>
+          <w:color w:val="960000"/>
+          <w:sz w:val="20"/>
+        </w:rPr>
+        <w:t xml:space="preserve">, </w:t>
+      </w:r>
+      <w:r>
+        <w:rPr>
+          <w:rFonts w:ascii="Consolas" w:hAnsi="Consolas"/>
+          <w:color w:val="960000"/>
+          <w:sz w:val="20"/>
+        </w:rPr>
+        <w:t>modo_alcance.cpp:40</w:t>
+      </w:r>
+      <w:r>
+        <w:rPr>
+          <w:b w:val="0"/>
+          <w:color w:val="960000"/>
+          <w:sz w:val="20"/>
+        </w:rPr>
+        <w:t xml:space="preserve">, </w:t>
+      </w:r>
+      <w:r>
+        <w:rPr>
+          <w:rFonts w:ascii="Consolas" w:hAnsi="Consolas"/>
+          <w:color w:val="960000"/>
+          <w:sz w:val="20"/>
+        </w:rPr>
+        <w:t>modo_hora.cpp:104</w:t>
+      </w:r>
+      <w:r>
+        <w:rPr>
+          <w:b w:val="0"/>
+          <w:color w:val="960000"/>
+          <w:sz w:val="20"/>
+        </w:rPr>
+        <w:t xml:space="preserve">— y </w:t>
+      </w:r>
+      <w:r>
+        <w:rPr>
+          <w:b/>
+          <w:color w:val="960000"/>
+          <w:sz w:val="20"/>
+        </w:rPr>
+        <w:t>ninguno</w:t>
+      </w:r>
+      <w:r>
+        <w:rPr>
+          <w:b w:val="0"/>
+          <w:color w:val="960000"/>
+          <w:sz w:val="20"/>
+        </w:rPr>
+        <w:t xml:space="preserve"> es </w:t>
+      </w:r>
+      <w:r>
+        <w:rPr>
+          <w:rFonts w:ascii="Consolas" w:hAnsi="Consolas"/>
+          <w:color w:val="960000"/>
+          <w:sz w:val="20"/>
+        </w:rPr>
+        <w:t>bluetooth.cpp</w:t>
+      </w:r>
+      <w:r>
+        <w:rPr>
+          <w:b w:val="0"/>
+          <w:color w:val="960000"/>
+          <w:sz w:val="20"/>
+        </w:rPr>
+        <w:t xml:space="preserve"> | | 5 | En el </w:t>
+      </w:r>
+      <w:r>
+        <w:rPr>
+          <w:b/>
+          <w:color w:val="960000"/>
+          <w:sz w:val="20"/>
+        </w:rPr>
+        <w:t>Esclavo</w:t>
+      </w:r>
+      <w:r>
+        <w:rPr>
+          <w:b w:val="0"/>
+          <w:color w:val="960000"/>
+          <w:sz w:val="20"/>
+        </w:rPr>
+        <w:t xml:space="preserve"> no hay </w:t>
+      </w:r>
+      <w:r>
+        <w:rPr>
+          <w:b/>
+          <w:color w:val="960000"/>
+          <w:sz w:val="20"/>
+        </w:rPr>
+        <w:t>ninguna</w:t>
+      </w:r>
+      <w:r>
+        <w:rPr>
+          <w:b w:val="0"/>
+          <w:color w:val="960000"/>
+          <w:sz w:val="20"/>
+        </w:rPr>
+        <w:t xml:space="preserve"> vía Bluetooth ni de entrada ni de salida | </w:t>
+      </w:r>
+      <w:r>
+        <w:rPr>
+          <w:rFonts w:ascii="Consolas" w:hAnsi="Consolas"/>
+          <w:color w:val="960000"/>
+          <w:sz w:val="20"/>
+        </w:rPr>
+        <w:t>Esclavo/src/bluetooth.cpp</w:t>
+      </w:r>
+      <w:r>
+        <w:rPr>
+          <w:b w:val="0"/>
+          <w:color w:val="960000"/>
+          <w:sz w:val="20"/>
+        </w:rPr>
+        <w:t xml:space="preserve"> solo acepta </w:t>
+      </w:r>
+      <w:r>
+        <w:rPr>
+          <w:rFonts w:ascii="Consolas" w:hAnsi="Consolas"/>
+          <w:color w:val="960000"/>
+          <w:sz w:val="20"/>
+        </w:rPr>
+        <w:t>FORZAR_ROJO</w:t>
+      </w:r>
+      <w:r>
+        <w:rPr>
+          <w:b w:val="0"/>
+          <w:color w:val="960000"/>
+          <w:sz w:val="20"/>
+        </w:rPr>
+        <w:t xml:space="preserve"> (</w:t>
+      </w:r>
+      <w:r>
+        <w:rPr>
+          <w:rFonts w:ascii="Consolas" w:hAnsi="Consolas"/>
+          <w:color w:val="960000"/>
+          <w:sz w:val="20"/>
+        </w:rPr>
+        <w:t>:109</w:t>
+      </w:r>
+      <w:r>
+        <w:rPr>
+          <w:b w:val="0"/>
+          <w:color w:val="960000"/>
+          <w:sz w:val="20"/>
+        </w:rPr>
+        <w:t xml:space="preserve">, </w:t>
+      </w:r>
+      <w:r>
+        <w:rPr>
+          <w:rFonts w:ascii="Consolas" w:hAnsi="Consolas"/>
+          <w:color w:val="960000"/>
+          <w:sz w:val="20"/>
+        </w:rPr>
+        <w:t>:124</w:t>
+      </w:r>
+      <w:r>
+        <w:rPr>
+          <w:b w:val="0"/>
+          <w:color w:val="960000"/>
+          <w:sz w:val="20"/>
+        </w:rPr>
+        <w:t xml:space="preserve">), </w:t>
+      </w:r>
+      <w:r>
+        <w:rPr>
+          <w:rFonts w:ascii="Consolas" w:hAnsi="Consolas"/>
+          <w:color w:val="960000"/>
+          <w:sz w:val="20"/>
+        </w:rPr>
+        <w:t>SOLICITAR_PASO</w:t>
+      </w:r>
+      <w:r>
+        <w:rPr>
+          <w:b w:val="0"/>
+          <w:color w:val="960000"/>
+          <w:sz w:val="20"/>
+        </w:rPr>
+        <w:t xml:space="preserve"> (</w:t>
+      </w:r>
+      <w:r>
+        <w:rPr>
+          <w:rFonts w:ascii="Consolas" w:hAnsi="Consolas"/>
+          <w:color w:val="960000"/>
+          <w:sz w:val="20"/>
+        </w:rPr>
+        <w:t>:128</w:t>
+      </w:r>
+      <w:r>
+        <w:rPr>
+          <w:b w:val="0"/>
+          <w:color w:val="960000"/>
+          <w:sz w:val="20"/>
+        </w:rPr>
+        <w:t xml:space="preserve">), </w:t>
+      </w:r>
+      <w:r>
+        <w:rPr>
+          <w:rFonts w:ascii="Consolas" w:hAnsi="Consolas"/>
+          <w:color w:val="960000"/>
+          <w:sz w:val="20"/>
+        </w:rPr>
+        <w:t>TEST_LEDS</w:t>
+      </w:r>
+      <w:r>
+        <w:rPr>
+          <w:b w:val="0"/>
+          <w:color w:val="960000"/>
+          <w:sz w:val="20"/>
+        </w:rPr>
+        <w:t xml:space="preserve"> (</w:t>
+      </w:r>
+      <w:r>
+        <w:rPr>
+          <w:rFonts w:ascii="Consolas" w:hAnsi="Consolas"/>
+          <w:color w:val="960000"/>
+          <w:sz w:val="20"/>
+        </w:rPr>
+        <w:t>:146</w:t>
+      </w:r>
+      <w:r>
+        <w:rPr>
+          <w:b w:val="0"/>
+          <w:color w:val="960000"/>
+          <w:sz w:val="20"/>
+        </w:rPr>
+        <w:t xml:space="preserve">) y </w:t>
+      </w:r>
+      <w:r>
+        <w:rPr>
+          <w:rFonts w:ascii="Consolas" w:hAnsi="Consolas"/>
+          <w:color w:val="960000"/>
+          <w:sz w:val="20"/>
+        </w:rPr>
+        <w:t>SET_RTC:</w:t>
+      </w:r>
+      <w:r>
+        <w:rPr>
+          <w:b w:val="0"/>
+          <w:color w:val="960000"/>
+          <w:sz w:val="20"/>
+        </w:rPr>
+        <w:t xml:space="preserve"> (</w:t>
+      </w:r>
+      <w:r>
+        <w:rPr>
+          <w:rFonts w:ascii="Consolas" w:hAnsi="Consolas"/>
+          <w:color w:val="960000"/>
+          <w:sz w:val="20"/>
+        </w:rPr>
+        <w:t>:159</w:t>
+      </w:r>
+      <w:r>
+        <w:rPr>
+          <w:b w:val="0"/>
+          <w:color w:val="960000"/>
+          <w:sz w:val="20"/>
+        </w:rPr>
+        <w:t xml:space="preserve">) | ### ⚠️ CORRECCIÓN MEDIDA — el Maestro SÍ tiene dos salidas por Bluetooth, y son incompletas Se dio por sentado que *"desde Bluetooth no existe ningún comando de vuelta"*. </w:t>
+      </w:r>
+      <w:r>
+        <w:rPr>
+          <w:b/>
+          <w:color w:val="960000"/>
+          <w:sz w:val="20"/>
+        </w:rPr>
+        <w:t>Medido, es falso a medias, y la mitad cierta importa más que la falsa.</w:t>
+      </w:r>
+      <w:r>
+        <w:rPr>
+          <w:b w:val="0"/>
+          <w:color w:val="960000"/>
+          <w:sz w:val="20"/>
+        </w:rPr>
+        <w:t xml:space="preserve"> Hay dos: ``</w:t>
+      </w:r>
+      <w:r>
+        <w:rPr>
+          <w:rFonts w:ascii="Consolas" w:hAnsi="Consolas"/>
+          <w:color w:val="960000"/>
+          <w:sz w:val="20"/>
+        </w:rPr>
+        <w:t xml:space="preserve"> CMD:PIN:1234:SET_MODO:AUTO    -&gt; modoActual_set(MODO_AUTOMATICO)   bluetooth.cpp:124 CMD:PIN:1234:SET_MODO:AMBAR   -&gt; modoActual_set(MODO_AMBAR)        bluetooth.cpp:134 </w:t>
+      </w:r>
+      <w:r>
+        <w:rPr>
+          <w:rFonts w:ascii="Consolas" w:hAnsi="Consolas"/>
+          <w:color w:val="960000"/>
+          <w:sz w:val="20"/>
+        </w:rPr>
+      </w:r>
+      <w:r>
+        <w:rPr>
+          <w:rFonts w:ascii="Consolas" w:hAnsi="Consolas"/>
+          <w:color w:val="960000"/>
+          <w:sz w:val="20"/>
+        </w:rPr>
+        <w:t xml:space="preserve"> Y **sí se atienden estando en Degradado**: </w:t>
+      </w:r>
+      <w:r>
+        <w:rPr>
+          <w:b w:val="0"/>
+          <w:color w:val="960000"/>
+          <w:sz w:val="20"/>
+        </w:rPr>
+        <w:t>bluetooth_loop()</w:t>
+      </w:r>
+      <w:r>
+        <w:rPr>
+          <w:rFonts w:ascii="Consolas" w:hAnsi="Consolas"/>
+          <w:color w:val="960000"/>
+          <w:sz w:val="20"/>
+        </w:rPr>
+        <w:t xml:space="preserve"> se llama incondicionalmente en </w:t>
+      </w:r>
+      <w:r>
+        <w:rPr>
+          <w:b w:val="0"/>
+          <w:color w:val="960000"/>
+          <w:sz w:val="20"/>
+        </w:rPr>
+        <w:t>main.cpp:145</w:t>
+      </w:r>
+      <w:r>
+        <w:rPr>
+          <w:rFonts w:ascii="Consolas" w:hAnsi="Consolas"/>
+          <w:color w:val="960000"/>
+          <w:sz w:val="20"/>
+        </w:rPr>
+        <w:t xml:space="preserve">, antes del despacho de modos. El indicador de respaldo también se borra bien — </w:t>
+      </w:r>
+      <w:r>
+        <w:rPr>
+          <w:b w:val="0"/>
+          <w:color w:val="960000"/>
+          <w:sz w:val="20"/>
+        </w:rPr>
+        <w:t>main.cpp:196-198</w:t>
+      </w:r>
+      <w:r>
+        <w:rPr>
+          <w:rFonts w:ascii="Consolas" w:hAnsi="Consolas"/>
+          <w:color w:val="960000"/>
+          <w:sz w:val="20"/>
+        </w:rPr>
+        <w:t xml:space="preserve"> lo hace en el cambio de modo, **por cualquier vía**. **Lo que esas dos salidas NO hacen, y es el motivo por el que no sustituyen al </w:t>
+      </w:r>
+      <w:r>
+        <w:rPr>
+          <w:b w:val="0"/>
+          <w:color w:val="960000"/>
+          <w:sz w:val="20"/>
+        </w:rPr>
+        <w:t>Botón 4</w:t>
+      </w:r>
+      <w:r>
+        <w:rPr>
+          <w:rFonts w:ascii="Consolas" w:hAnsi="Consolas"/>
+          <w:color w:val="960000"/>
+          <w:sz w:val="20"/>
+        </w:rPr>
+        <w:t xml:space="preserve">:** - **Se saltan el todo-rojo de despedida.** La salida por </w:t>
+      </w:r>
+      <w:r>
+        <w:rPr>
+          <w:b w:val="0"/>
+          <w:color w:val="960000"/>
+          <w:sz w:val="20"/>
+        </w:rPr>
+        <w:t>Botón 4</w:t>
+      </w:r>
+      <w:r>
+        <w:rPr>
+          <w:rFonts w:ascii="Consolas" w:hAnsi="Consolas"/>
+          <w:color w:val="960000"/>
+          <w:sz w:val="20"/>
+        </w:rPr>
+        <w:t xml:space="preserve"> fuerza </w:t>
+      </w:r>
+      <w:r>
+        <w:rPr>
+          <w:b w:val="0"/>
+          <w:color w:val="960000"/>
+          <w:sz w:val="20"/>
+        </w:rPr>
+        <w:t>semaforo_forzarRojo()</w:t>
+      </w:r>
+      <w:r>
+        <w:rPr>
+          <w:rFonts w:ascii="Consolas" w:hAnsi="Consolas"/>
+          <w:color w:val="960000"/>
+          <w:sz w:val="20"/>
+        </w:rPr>
+        <w:t xml:space="preserve">, espera </w:t>
+      </w:r>
+      <w:r>
+        <w:rPr>
+          <w:b w:val="0"/>
+          <w:color w:val="960000"/>
+          <w:sz w:val="20"/>
+        </w:rPr>
+        <w:t>ROJO_TRANSICION_MS</w:t>
+      </w:r>
+      <w:r>
+        <w:rPr>
+          <w:rFonts w:ascii="Consolas" w:hAnsi="Consolas"/>
+          <w:color w:val="960000"/>
+          <w:sz w:val="20"/>
+        </w:rPr>
+        <w:t xml:space="preserve"> y pinta </w:t>
+      </w:r>
+      <w:r>
+        <w:rPr>
+          <w:b w:val="0"/>
+          <w:color w:val="960000"/>
+          <w:sz w:val="20"/>
+        </w:rPr>
+        <w:t>"Vea las dos puntas"</w:t>
+      </w:r>
+      <w:r>
+        <w:rPr>
+          <w:rFonts w:ascii="Consolas" w:hAnsi="Consolas"/>
+          <w:color w:val="960000"/>
+          <w:sz w:val="20"/>
+        </w:rPr>
+        <w:t xml:space="preserve"> (</w:t>
+      </w:r>
+      <w:r>
+        <w:rPr>
+          <w:b w:val="0"/>
+          <w:color w:val="960000"/>
+          <w:sz w:val="20"/>
+        </w:rPr>
+        <w:t>modo_degradado.cpp:448-462</w:t>
+      </w:r>
+      <w:r>
+        <w:rPr>
+          <w:rFonts w:ascii="Consolas" w:hAnsi="Consolas"/>
+          <w:color w:val="960000"/>
+          <w:sz w:val="20"/>
+        </w:rPr>
+        <w:t xml:space="preserve">). La salida por Bluetooth **no**: se pasa de un **verde por reloj** directamente a </w:t>
+      </w:r>
+      <w:r>
+        <w:rPr>
+          <w:b w:val="0"/>
+          <w:color w:val="960000"/>
+          <w:sz w:val="20"/>
+        </w:rPr>
+        <w:t>modoAutomatico_setup()</w:t>
+      </w:r>
+      <w:r>
+        <w:rPr>
+          <w:rFonts w:ascii="Consolas" w:hAnsi="Consolas"/>
+          <w:color w:val="960000"/>
+          <w:sz w:val="20"/>
+        </w:rPr>
+        <w:t xml:space="preserve"> / </w:t>
+      </w:r>
+      <w:r>
+        <w:rPr>
+          <w:b w:val="0"/>
+          <w:color w:val="960000"/>
+          <w:sz w:val="20"/>
+        </w:rPr>
+        <w:t>modo_ambar_setup()</w:t>
+      </w:r>
+      <w:r>
+        <w:rPr>
+          <w:rFonts w:ascii="Consolas" w:hAnsi="Consolas"/>
+          <w:color w:val="960000"/>
+          <w:sz w:val="20"/>
+        </w:rPr>
+        <w:t xml:space="preserve"> en la iteración siguiente. Es exactamente lo que el comentario del propio firmware llama *"encadenar dos autoridades sin cerrar el paso en medio"* (</w:t>
+      </w:r>
+      <w:r>
+        <w:rPr>
+          <w:b w:val="0"/>
+          <w:color w:val="960000"/>
+          <w:sz w:val="20"/>
+        </w:rPr>
+        <w:t>Esclavo/src/mando.cpp:118-121</w:t>
+      </w:r>
+      <w:r>
+        <w:rPr>
+          <w:rFonts w:ascii="Consolas" w:hAnsi="Consolas"/>
+          <w:color w:val="960000"/>
+          <w:sz w:val="20"/>
+        </w:rPr>
+        <w:t xml:space="preserve">). - **No devuelven al MENÚ.** Sacan del Degradado hacia *otro modo en marcha*, no al estado de reposo. - **No existen en el Esclavo** (hallazgo 5). Así que una salida por Bluetooth **solo mueve una punta** — que es el **Riesgo residual nº 2** de la Sección 6, provocado a propósito. ### ESCRITO — decidido, no medido - La retirada de LCD, pulsadores y mando es una **decisión de obra del 28/08/2026**. - **El reemplazo NO está decidido:** falta confirmar el chip del ESP32 y qué pasa con el cristal </w:t>
+      </w:r>
+      <w:r>
+        <w:rPr>
+          <w:b w:val="0"/>
+          <w:color w:val="960000"/>
+          <w:sz w:val="20"/>
+        </w:rPr>
+        <w:t>Y2</w:t>
+      </w:r>
+      <w:r>
+        <w:rPr>
+          <w:rFonts w:ascii="Consolas" w:hAnsi="Consolas"/>
+          <w:color w:val="960000"/>
+          <w:sz w:val="20"/>
+        </w:rPr>
+        <w:t>. Por eso **este aviso no propone un procedimiento nuevo**. No lo invente. ### Qué se hace mientras tanto 1. **No ejecute nada de las Secciones 3, 5, 7 ni 8 de este documento.** Los pasos tachados abajo no tienen actuador. 2. **No retire los pulsadores de una punta que pueda quedar en Degradado** hasta que exista el comando de vuelta. Es la única salida que hoy funciona en las dos puntas. 3. El límite duro de 48 h (Sección 4) **sigue vigente y es hoy la única salida garantizada**: el equipo se rinde solo a ámbar (</w:t>
+      </w:r>
+      <w:r>
+        <w:rPr>
+          <w:b w:val="0"/>
+          <w:color w:val="960000"/>
+          <w:sz w:val="20"/>
+        </w:rPr>
+        <w:t>modo_degradado.cpp:515`). No es un procedimiento — es un tope.</w:t>
       </w:r>
     </w:p>
     <w:p>
@@ -1443,6 +2806,37 @@
     </w:p>
     <w:p>
       <w:pPr>
+        <w:spacing w:after="160"/>
+        <w:ind w:left="360"/>
+        <w:shd w:val="clear" w:fill="FFF4E5"/>
+      </w:pPr>
+      <w:r>
+        <w:rPr>
+          <w:b w:val="0"/>
+          <w:color w:val="960000"/>
+          <w:sz w:val="20"/>
+        </w:rPr>
+        <w:t xml:space="preserve">🛑 </w:t>
+      </w:r>
+      <w:r>
+        <w:rPr>
+          <w:b/>
+          <w:color w:val="960000"/>
+          <w:sz w:val="20"/>
+        </w:rPr>
+        <w:t>SIN ACTUADOR desde el 28/08/2026 — las dos vías de este paso se retiran.</w:t>
+      </w:r>
+      <w:r>
+        <w:rPr>
+          <w:b w:val="0"/>
+          <w:color w:val="960000"/>
+          <w:sz w:val="20"/>
+        </w:rPr>
+        <w:t xml:space="preserve"> No se tacha para borrarlo: se conserva porque es la especificación de lo que el reemplazo por Bluetooth tendrá que reproducir, incluida la doble confirmación. Ver el aviso de cabecera.</w:t>
+      </w:r>
+    </w:p>
+    <w:p>
+      <w:pPr>
         <w:spacing w:after="120"/>
       </w:pPr>
       <w:r>
@@ -1460,6 +2854,13 @@
       </w:pPr>
       <w:r>
         <w:rPr>
+          <w:b w:val="0"/>
+          <w:sz w:val="21"/>
+        </w:rPr>
+        <w:t>~~</w:t>
+      </w:r>
+      <w:r>
+        <w:rPr>
           <w:rFonts w:ascii="Consolas" w:hAnsi="Consolas"/>
           <w:sz w:val="21"/>
         </w:rPr>
@@ -1484,7 +2885,7 @@
           <w:b w:val="0"/>
           <w:sz w:val="21"/>
         </w:rPr>
-        <w:t>.</w:t>
+        <w:t>.~~</w:t>
       </w:r>
     </w:p>
     <w:p>
@@ -1497,7 +2898,7 @@
           <w:b w:val="0"/>
           <w:sz w:val="21"/>
         </w:rPr>
-        <w:t xml:space="preserve">Bajar hasta </w:t>
+        <w:t xml:space="preserve">~~Bajar hasta </w:t>
       </w:r>
       <w:r>
         <w:rPr>
@@ -1525,7 +2926,7 @@
           <w:b w:val="0"/>
           <w:sz w:val="21"/>
         </w:rPr>
-        <w:t>.</w:t>
+        <w:t>.~~</w:t>
       </w:r>
     </w:p>
     <w:p>
@@ -1538,7 +2939,7 @@
           <w:b w:val="0"/>
           <w:sz w:val="21"/>
         </w:rPr>
-        <w:t xml:space="preserve">Bajar hasta </w:t>
+        <w:t xml:space="preserve">~~Bajar hasta </w:t>
       </w:r>
       <w:r>
         <w:rPr>
@@ -1566,7 +2967,7 @@
           <w:b w:val="0"/>
           <w:sz w:val="21"/>
         </w:rPr>
-        <w:t>.</w:t>
+        <w:t>.~~</w:t>
       </w:r>
     </w:p>
     <w:p>
@@ -1579,7 +2980,7 @@
           <w:b w:val="0"/>
           <w:sz w:val="21"/>
         </w:rPr>
-        <w:t xml:space="preserve">La pantalla dice </w:t>
+        <w:t xml:space="preserve">~~La pantalla dice </w:t>
       </w:r>
       <w:r>
         <w:rPr>
@@ -1619,7 +3020,7 @@
           <w:b w:val="0"/>
           <w:sz w:val="21"/>
         </w:rPr>
-        <w:t>no. Si aparece un motivo, resuélvalo — no hay forma de forzarlo.</w:t>
+        <w:t>no. Si aparece un motivo, resuélvalo — no hay forma de forzarlo.~~</w:t>
       </w:r>
     </w:p>
     <w:p>
@@ -1629,6 +3030,13 @@
       </w:pPr>
       <w:r>
         <w:rPr>
+          <w:b w:val="0"/>
+          <w:sz w:val="21"/>
+        </w:rPr>
+        <w:t>~~</w:t>
+      </w:r>
+      <w:r>
+        <w:rPr>
           <w:rFonts w:ascii="Consolas" w:hAnsi="Consolas"/>
           <w:sz w:val="21"/>
         </w:rPr>
@@ -1667,7 +3075,64 @@
           <w:b w:val="0"/>
           <w:sz w:val="21"/>
         </w:rPr>
-        <w:t xml:space="preserve"> otra vez para confirmar.</w:t>
+        <w:t xml:space="preserve"> otra vez para confirmar.~~</w:t>
+      </w:r>
+    </w:p>
+    <w:p>
+      <w:pPr>
+        <w:spacing w:after="120"/>
+      </w:pPr>
+      <w:r>
+        <w:rPr>
+          <w:b/>
+          <w:sz w:val="21"/>
+        </w:rPr>
+        <w:t>Por qué se tacha:</w:t>
+      </w:r>
+      <w:r>
+        <w:rPr>
+          <w:b w:val="0"/>
+          <w:sz w:val="21"/>
+        </w:rPr>
+        <w:t xml:space="preserve"> los cinco pasos son pantalla + pulsadores, y ambos se retiran. **La puerta de</w:t>
+      </w:r>
+    </w:p>
+    <w:p>
+      <w:pPr>
+        <w:spacing w:after="120"/>
+      </w:pPr>
+      <w:r>
+        <w:rPr>
+          <w:b w:val="0"/>
+          <w:sz w:val="21"/>
+        </w:rPr>
+        <w:t xml:space="preserve">los 5 requisitos NO se tacha** — vive en </w:t>
+      </w:r>
+      <w:r>
+        <w:rPr>
+          <w:rFonts w:ascii="Consolas" w:hAnsi="Consolas"/>
+          <w:sz w:val="21"/>
+        </w:rPr>
+        <w:t>modo_degradado_evaluarEntrada()</w:t>
+      </w:r>
+      <w:r>
+        <w:rPr>
+          <w:b w:val="0"/>
+          <w:sz w:val="21"/>
+        </w:rPr>
+        <w:t xml:space="preserve"> y sigue en el firmware.</w:t>
+      </w:r>
+    </w:p>
+    <w:p>
+      <w:pPr>
+        <w:spacing w:after="120"/>
+      </w:pPr>
+      <w:r>
+        <w:rPr>
+          <w:b w:val="0"/>
+          <w:sz w:val="21"/>
+        </w:rPr>
+        <w:t>Lo que desaparece es la forma de llamar a la puerta, no la puerta.</w:t>
       </w:r>
     </w:p>
     <w:p>
@@ -1690,7 +3155,119 @@
           <w:color w:val="960000"/>
           <w:sz w:val="20"/>
         </w:rPr>
-        <w:t xml:space="preserve"> La asimetría es deliberada: salir lleva el equipo hacia el estado seguro y no necesita protección. Entrar habilita verdes sin confirmación del otro extremo, y eso sí.</w:t>
+        <w:t xml:space="preserve"> La asimetría es deliberada: salir lleva el equipo hacia el estado seguro y no necesita protección. Entrar habilita verdes sin confirmación del otro extremo, y eso sí. ⚠️ </w:t>
+      </w:r>
+      <w:r>
+        <w:rPr>
+          <w:b/>
+          <w:color w:val="960000"/>
+          <w:sz w:val="20"/>
+        </w:rPr>
+        <w:t>Esta asimetría es hoy exactamente al revés, y es el problema.</w:t>
+      </w:r>
+      <w:r>
+        <w:rPr>
+          <w:b w:val="0"/>
+          <w:color w:val="960000"/>
+          <w:sz w:val="20"/>
+        </w:rPr>
+        <w:t xml:space="preserve"> Retirados los botones no hay </w:t>
+      </w:r>
+      <w:r>
+        <w:rPr>
+          <w:b/>
+          <w:color w:val="960000"/>
+          <w:sz w:val="20"/>
+        </w:rPr>
+        <w:t>ninguna</w:t>
+      </w:r>
+      <w:r>
+        <w:rPr>
+          <w:b w:val="0"/>
+          <w:color w:val="960000"/>
+          <w:sz w:val="20"/>
+        </w:rPr>
+        <w:t xml:space="preserve"> pulsación para entrar y </w:t>
+      </w:r>
+      <w:r>
+        <w:rPr>
+          <w:b/>
+          <w:color w:val="960000"/>
+          <w:sz w:val="20"/>
+        </w:rPr>
+        <w:t>ninguna</w:t>
+      </w:r>
+      <w:r>
+        <w:rPr>
+          <w:b w:val="0"/>
+          <w:color w:val="960000"/>
+          <w:sz w:val="20"/>
+        </w:rPr>
+        <w:t xml:space="preserve"> para salir; lo único que queda por Bluetooth son dos salidas *parciales* en el Maestro (</w:t>
+      </w:r>
+      <w:r>
+        <w:rPr>
+          <w:rFonts w:ascii="Consolas" w:hAnsi="Consolas"/>
+          <w:color w:val="960000"/>
+          <w:sz w:val="20"/>
+        </w:rPr>
+        <w:t>SET_MODO:AUTO</w:t>
+      </w:r>
+      <w:r>
+        <w:rPr>
+          <w:b w:val="0"/>
+          <w:color w:val="960000"/>
+          <w:sz w:val="20"/>
+        </w:rPr>
+        <w:t xml:space="preserve"> y </w:t>
+      </w:r>
+      <w:r>
+        <w:rPr>
+          <w:rFonts w:ascii="Consolas" w:hAnsi="Consolas"/>
+          <w:color w:val="960000"/>
+          <w:sz w:val="20"/>
+        </w:rPr>
+        <w:t>SET_MODO:AMBAR</w:t>
+      </w:r>
+      <w:r>
+        <w:rPr>
+          <w:b w:val="0"/>
+          <w:color w:val="960000"/>
+          <w:sz w:val="20"/>
+        </w:rPr>
+        <w:t xml:space="preserve">) que </w:t>
+      </w:r>
+      <w:r>
+        <w:rPr>
+          <w:b/>
+          <w:color w:val="960000"/>
+          <w:sz w:val="20"/>
+        </w:rPr>
+        <w:t>se saltan el todo-rojo de despedida</w:t>
+      </w:r>
+      <w:r>
+        <w:rPr>
+          <w:b w:val="0"/>
+          <w:color w:val="960000"/>
+          <w:sz w:val="20"/>
+        </w:rPr>
+        <w:t xml:space="preserve"> y </w:t>
+      </w:r>
+      <w:r>
+        <w:rPr>
+          <w:b/>
+          <w:color w:val="960000"/>
+          <w:sz w:val="20"/>
+        </w:rPr>
+        <w:t>no existen en el Esclavo</w:t>
+      </w:r>
+      <w:r>
+        <w:rPr>
+          <w:b w:val="0"/>
+          <w:color w:val="960000"/>
+          <w:sz w:val="20"/>
+        </w:rPr>
+        <w:t>. Ver la corrección medida en la cabecera.</w:t>
       </w:r>
     </w:p>
     <w:p>
@@ -1699,6 +3276,13 @@
       </w:pPr>
       <w:r>
         <w:rPr>
+          <w:b w:val="0"/>
+          <w:sz w:val="21"/>
+        </w:rPr>
+        <w:t>~~</w:t>
+      </w:r>
+      <w:r>
+        <w:rPr>
           <w:b/>
           <w:sz w:val="21"/>
         </w:rPr>
@@ -1789,7 +3373,71 @@
           <w:b w:val="0"/>
           <w:sz w:val="21"/>
         </w:rPr>
-        <w:t xml:space="preserve"> por alguno de los 5 requisitos — hay que subir a ver cuál.</w:t>
+        <w:t xml:space="preserve"> por alguno de los 5 requisitos — hay que subir a ver cuál.~~</w:t>
+      </w:r>
+    </w:p>
+    <w:p>
+      <w:pPr>
+        <w:spacing w:after="120"/>
+      </w:pPr>
+      <w:r>
+        <w:rPr>
+          <w:b/>
+          <w:sz w:val="21"/>
+        </w:rPr>
+        <w:t>Por qué se tacha:</w:t>
+      </w:r>
+      <w:r>
+        <w:rPr>
+          <w:b w:val="0"/>
+          <w:sz w:val="21"/>
+        </w:rPr>
+        <w:t xml:space="preserve"> el mando de 4 relés se retira (28/08/2026). Además, ese receptor **nunca se</w:t>
+      </w:r>
+    </w:p>
+    <w:p>
+      <w:pPr>
+        <w:spacing w:after="120"/>
+      </w:pPr>
+      <w:r>
+        <w:rPr>
+          <w:b w:val="0"/>
+          <w:sz w:val="21"/>
+        </w:rPr>
+        <w:t>compró ni se conectó</w:t>
+      </w:r>
+      <w:r>
+        <w:rPr>
+          <w:b/>
+          <w:sz w:val="21"/>
+        </w:rPr>
+        <w:t xml:space="preserve">, así que esta vía </w:t>
+      </w:r>
+      <w:r>
+        <w:rPr>
+          <w:b w:val="0"/>
+          <w:sz w:val="21"/>
+        </w:rPr>
+        <w:t>nunca llegó a existir en campo** — ver</w:t>
+      </w:r>
+    </w:p>
+    <w:p>
+      <w:pPr>
+        <w:spacing w:after="120"/>
+      </w:pPr>
+      <w:r>
+        <w:rPr>
+          <w:rFonts w:ascii="Consolas" w:hAnsi="Consolas"/>
+          <w:sz w:val="21"/>
+        </w:rPr>
+        <w:t>04_Manuales/MANUAL_MANDO_4_RELES.md:8-19</w:t>
+      </w:r>
+      <w:r>
+        <w:rPr>
+          <w:b w:val="0"/>
+          <w:sz w:val="21"/>
+        </w:rPr>
+        <w:t>.</w:t>
       </w:r>
     </w:p>
     <w:p>
@@ -1937,7 +3585,7 @@
           <w:color w:val="960000"/>
           <w:sz w:val="20"/>
         </w:rPr>
-        <w:t xml:space="preserve"> Con el módulo Bluetooth USART1 y la App Móvil instalada en el celular del operario, la activación y sincronización del Degradado en el Esclavo </w:t>
+        <w:t xml:space="preserve"> Con el módulo Bluetooth USART1 y la App Móvil instalada en el celular del operario, ~~la activación y~~ sincronización del Degradado en el Esclavo </w:t>
       </w:r>
       <w:r>
         <w:rPr>
@@ -1969,7 +3617,103 @@
           <w:color w:val="960000"/>
           <w:sz w:val="20"/>
         </w:rPr>
-        <w:t>, que permite capturar la hora y ciclo en el Maestro, viajar hasta el Esclavo y aplicar la sincronización compensando automáticamente el tiempo de viaje con error inferior a 0.1 s.</w:t>
+        <w:t xml:space="preserve">, que permite capturar la hora y ciclo en el Maestro, viajar hasta el Esclavo y aplicar la sincronización compensando automáticamente el tiempo de viaje con error inferior a 0.1 s. 🛑 </w:t>
+      </w:r>
+      <w:r>
+        <w:rPr>
+          <w:b/>
+          <w:color w:val="960000"/>
+          <w:sz w:val="20"/>
+        </w:rPr>
+        <w:t>28/08/2026 — «la activación» se tacha: MEDIDO, no existe.</w:t>
+      </w:r>
+      <w:r>
+        <w:rPr>
+          <w:b w:val="0"/>
+          <w:color w:val="960000"/>
+          <w:sz w:val="20"/>
+        </w:rPr>
+        <w:t xml:space="preserve"> La </w:t>
+      </w:r>
+      <w:r>
+        <w:rPr>
+          <w:b/>
+          <w:color w:val="960000"/>
+          <w:sz w:val="20"/>
+        </w:rPr>
+        <w:t>sincronización</w:t>
+      </w:r>
+      <w:r>
+        <w:rPr>
+          <w:b w:val="0"/>
+          <w:color w:val="960000"/>
+          <w:sz w:val="20"/>
+        </w:rPr>
+        <w:t xml:space="preserve"> sí (es </w:t>
+      </w:r>
+      <w:r>
+        <w:rPr>
+          <w:rFonts w:ascii="Consolas" w:hAnsi="Consolas"/>
+          <w:color w:val="960000"/>
+          <w:sz w:val="20"/>
+        </w:rPr>
+        <w:t>SET_RTC:</w:t>
+      </w:r>
+      <w:r>
+        <w:rPr>
+          <w:b w:val="0"/>
+          <w:color w:val="960000"/>
+          <w:sz w:val="20"/>
+        </w:rPr>
+        <w:t xml:space="preserve">, </w:t>
+      </w:r>
+      <w:r>
+        <w:rPr>
+          <w:rFonts w:ascii="Consolas" w:hAnsi="Consolas"/>
+          <w:color w:val="960000"/>
+          <w:sz w:val="20"/>
+        </w:rPr>
+        <w:t>Esclavo/src/bluetooth.cpp:159</w:t>
+      </w:r>
+      <w:r>
+        <w:rPr>
+          <w:b w:val="0"/>
+          <w:color w:val="960000"/>
+          <w:sz w:val="20"/>
+        </w:rPr>
+        <w:t xml:space="preserve">). La </w:t>
+      </w:r>
+      <w:r>
+        <w:rPr>
+          <w:b/>
+          <w:color w:val="960000"/>
+          <w:sz w:val="20"/>
+        </w:rPr>
+        <w:t>activación del Degradado por Bluetooth en el Esclavo nunca se implementó</w:t>
+      </w:r>
+      <w:r>
+        <w:rPr>
+          <w:b w:val="0"/>
+          <w:color w:val="960000"/>
+          <w:sz w:val="20"/>
+        </w:rPr>
+        <w:t xml:space="preserve">: ese despachador no tiene ninguna rama de Degradado. Se tacha en vez de borrarse para que no se vuelva a dar por hecha dentro de un mes — es la funcionalidad que el reemplazo del 28/08 tiene que </w:t>
+      </w:r>
+      <w:r>
+        <w:rPr>
+          <w:b/>
+          <w:color w:val="960000"/>
+          <w:sz w:val="20"/>
+        </w:rPr>
+        <w:t>construir</w:t>
+      </w:r>
+      <w:r>
+        <w:rPr>
+          <w:b w:val="0"/>
+          <w:color w:val="960000"/>
+          <w:sz w:val="20"/>
+        </w:rPr>
+        <w:t>, no heredar.</w:t>
       </w:r>
     </w:p>
     <w:p>
@@ -2043,7 +3787,7 @@
           <w:b w:val="0"/>
           <w:sz w:val="21"/>
         </w:rPr>
-        <w:t xml:space="preserve"> o activar Modo Degradado.</w:t>
+        <w:t xml:space="preserve"> ~~o activar Modo Degradado~~.</w:t>
       </w:r>
     </w:p>
     <w:p>
@@ -2053,6 +3797,13 @@
       </w:pPr>
       <w:r>
         <w:rPr>
+          <w:b w:val="0"/>
+          <w:sz w:val="21"/>
+        </w:rPr>
+        <w:t>~~</w:t>
+      </w:r>
+      <w:r>
+        <w:rPr>
           <w:b/>
           <w:sz w:val="21"/>
         </w:rPr>
@@ -2119,209 +3870,7 @@
           <w:b w:val="0"/>
           <w:sz w:val="21"/>
         </w:rPr>
-        <w:t>).</w:t>
-      </w:r>
-    </w:p>
-    <w:p>
-      <w:pPr>
-        <w:spacing w:before="200" w:after="120"/>
-      </w:pPr>
-      <w:r>
-        <w:rPr>
-          <w:b/>
-          <w:color w:val="003366"/>
-          <w:sz w:val="23"/>
-        </w:rPr>
-        <w:t xml:space="preserve">Paso 3 — VERIFICACIÓN VISUAL DE AMBAS PUNTAS ← </w:t>
-      </w:r>
-      <w:r>
-        <w:rPr>
-          <w:b/>
-          <w:color w:val="003366"/>
-          <w:sz w:val="23"/>
-        </w:rPr>
-        <w:t>obligatoria</w:t>
-      </w:r>
-    </w:p>
-    <w:p>
-      <w:pPr>
-        <w:spacing w:after="120"/>
-      </w:pPr>
-      <w:r>
-        <w:rPr>
-          <w:b w:val="0"/>
-          <w:sz w:val="21"/>
-        </w:rPr>
-        <w:t xml:space="preserve">Con las dos unidades ya en Degradado, </w:t>
-      </w:r>
-      <w:r>
-        <w:rPr>
-          <w:b/>
-          <w:sz w:val="21"/>
-        </w:rPr>
-        <w:t>quédese a ver al menos un ciclo completo (120 s)</w:t>
-      </w:r>
-      <w:r>
-        <w:rPr>
-          <w:b w:val="0"/>
-          <w:sz w:val="21"/>
-        </w:rPr>
-        <w:t xml:space="preserve"> y</w:t>
-      </w:r>
-    </w:p>
-    <w:p>
-      <w:pPr>
-        <w:spacing w:after="120"/>
-      </w:pPr>
-      <w:r>
-        <w:rPr>
-          <w:b w:val="0"/>
-          <w:sz w:val="21"/>
-        </w:rPr>
-        <w:t>compruebe con los ojos, no en pantalla:</w:t>
-      </w:r>
-    </w:p>
-    <w:p>
-      <w:pPr>
-        <w:spacing w:after="80"/>
-        <w:ind w:left="360"/>
-      </w:pPr>
-      <w:r>
-        <w:rPr>
-          <w:b/>
-          <w:sz w:val="24"/>
-        </w:rPr>
-        <w:t xml:space="preserve">☐  </w:t>
-      </w:r>
-      <w:r>
-        <w:rPr>
-          <w:b w:val="0"/>
-          <w:sz w:val="21"/>
-        </w:rPr>
-        <w:t xml:space="preserve">Cuando el </w:t>
-      </w:r>
-      <w:r>
-        <w:rPr>
-          <w:b/>
-          <w:sz w:val="21"/>
-        </w:rPr>
-        <w:t>Maestro está en verde</w:t>
-      </w:r>
-      <w:r>
-        <w:rPr>
-          <w:b w:val="0"/>
-          <w:sz w:val="21"/>
-        </w:rPr>
-        <w:t xml:space="preserve">, el </w:t>
-      </w:r>
-      <w:r>
-        <w:rPr>
-          <w:b/>
-          <w:sz w:val="21"/>
-        </w:rPr>
-        <w:t>Esclavo está en rojo</w:t>
-      </w:r>
-    </w:p>
-    <w:p>
-      <w:pPr>
-        <w:spacing w:after="80"/>
-        <w:ind w:left="360"/>
-      </w:pPr>
-      <w:r>
-        <w:rPr>
-          <w:b/>
-          <w:sz w:val="24"/>
-        </w:rPr>
-        <w:t xml:space="preserve">☐  </w:t>
-      </w:r>
-      <w:r>
-        <w:rPr>
-          <w:b w:val="0"/>
-          <w:sz w:val="21"/>
-        </w:rPr>
-        <w:t xml:space="preserve">Entre los dos verdes hay un </w:t>
-      </w:r>
-      <w:r>
-        <w:rPr>
-          <w:b/>
-          <w:sz w:val="21"/>
-        </w:rPr>
-        <w:t>todo-rojo largo</w:t>
-      </w:r>
-      <w:r>
-        <w:rPr>
-          <w:b w:val="0"/>
-          <w:sz w:val="21"/>
-        </w:rPr>
-        <w:t xml:space="preserve"> (~30 s) con </w:t>
-      </w:r>
-      <w:r>
-        <w:rPr>
-          <w:b/>
-          <w:sz w:val="21"/>
-        </w:rPr>
-        <w:t>ambas puntas en rojo</w:t>
-      </w:r>
-    </w:p>
-    <w:p>
-      <w:pPr>
-        <w:spacing w:after="80"/>
-        <w:ind w:left="360"/>
-      </w:pPr>
-      <w:r>
-        <w:rPr>
-          <w:b/>
-          <w:sz w:val="24"/>
-        </w:rPr>
-        <w:t xml:space="preserve">☐  </w:t>
-      </w:r>
-      <w:r>
-        <w:rPr>
-          <w:b w:val="0"/>
-          <w:sz w:val="21"/>
-        </w:rPr>
-        <w:t xml:space="preserve">Cuando el </w:t>
-      </w:r>
-      <w:r>
-        <w:rPr>
-          <w:b/>
-          <w:sz w:val="21"/>
-        </w:rPr>
-        <w:t>Esclavo está en verde</w:t>
-      </w:r>
-      <w:r>
-        <w:rPr>
-          <w:b w:val="0"/>
-          <w:sz w:val="21"/>
-        </w:rPr>
-        <w:t xml:space="preserve">, el </w:t>
-      </w:r>
-      <w:r>
-        <w:rPr>
-          <w:b/>
-          <w:sz w:val="21"/>
-        </w:rPr>
-        <w:t>Maestro está en rojo</w:t>
-      </w:r>
-    </w:p>
-    <w:p>
-      <w:pPr>
-        <w:spacing w:after="80"/>
-        <w:ind w:left="360"/>
-      </w:pPr>
-      <w:r>
-        <w:rPr>
-          <w:b/>
-          <w:sz w:val="24"/>
-        </w:rPr>
-        <w:t xml:space="preserve">☐  </w:t>
-      </w:r>
-      <w:r>
-        <w:rPr>
-          <w:b/>
-          <w:sz w:val="21"/>
-        </w:rPr>
-        <w:t>En ningún momento hay verde simultáneo en las dos puntas</w:t>
+        <w:t>).~~</w:t>
       </w:r>
     </w:p>
     <w:p>
@@ -2332,19 +3881,27 @@
       </w:pPr>
       <w:r>
         <w:rPr>
+          <w:b w:val="0"/>
+          <w:color w:val="960000"/>
+          <w:sz w:val="20"/>
+        </w:rPr>
+        <w:t xml:space="preserve">🛑 </w:t>
+      </w:r>
+      <w:r>
+        <w:rPr>
           <w:b/>
           <w:color w:val="960000"/>
           <w:sz w:val="20"/>
         </w:rPr>
-        <w:t>Por qué mirar y no fiarse de la pantalla.</w:t>
-      </w:r>
-      <w:r>
-        <w:rPr>
-          <w:b w:val="0"/>
-          <w:color w:val="960000"/>
-          <w:sz w:val="20"/>
-        </w:rPr>
-        <w:t xml:space="preserve"> Cada unidad muestra la fase que *ella* calcula. Si por lo que sea las dos calculan mal —relojes desfasados, configuración distinta, una unidad que se reinició— </w:t>
+        <w:t>AVISO 28/08/2026 — el punto 2 se retira, y el punto 1 promete algo que el firmware no tiene.</w:t>
+      </w:r>
+      <w:r>
+        <w:rPr>
+          <w:b w:val="0"/>
+          <w:color w:val="960000"/>
+          <w:sz w:val="20"/>
+        </w:rPr>
+        <w:t xml:space="preserve"> - El punto 2 es pantalla + pulsadores: </w:t>
       </w:r>
       <w:r>
         <w:rPr>
@@ -2352,15 +3909,15 @@
           <w:color w:val="960000"/>
           <w:sz w:val="20"/>
         </w:rPr>
-        <w:t>las dos pantallas dirán que todo va bien</w:t>
-      </w:r>
-      <w:r>
-        <w:rPr>
-          <w:b w:val="0"/>
-          <w:color w:val="960000"/>
-          <w:sz w:val="20"/>
-        </w:rPr>
-        <w:t xml:space="preserve"> mientras las luces cuentan otra historia. La pantalla informa; </w:t>
+        <w:t>sin actuador</w:t>
+      </w:r>
+      <w:r>
+        <w:rPr>
+          <w:b w:val="0"/>
+          <w:color w:val="960000"/>
+          <w:sz w:val="20"/>
+        </w:rPr>
+        <w:t xml:space="preserve">. - </w:t>
       </w:r>
       <w:r>
         <w:rPr>
@@ -2368,7 +3925,247 @@
           <w:color w:val="960000"/>
           <w:sz w:val="20"/>
         </w:rPr>
-        <w:t>las luces son la evidencia</w:t>
+        <w:t>MEDIDO:</w:t>
+      </w:r>
+      <w:r>
+        <w:rPr>
+          <w:b w:val="0"/>
+          <w:color w:val="960000"/>
+          <w:sz w:val="20"/>
+        </w:rPr>
+        <w:t xml:space="preserve"> *"o activar Modo Degradado"* del punto 1 </w:t>
+      </w:r>
+      <w:r>
+        <w:rPr>
+          <w:b/>
+          <w:color w:val="960000"/>
+          <w:sz w:val="20"/>
+        </w:rPr>
+        <w:t>no existe</w:t>
+      </w:r>
+      <w:r>
+        <w:rPr>
+          <w:b w:val="0"/>
+          <w:color w:val="960000"/>
+          <w:sz w:val="20"/>
+        </w:rPr>
+        <w:t xml:space="preserve">. </w:t>
+      </w:r>
+      <w:r>
+        <w:rPr>
+          <w:rFonts w:ascii="Consolas" w:hAnsi="Consolas"/>
+          <w:color w:val="960000"/>
+          <w:sz w:val="20"/>
+        </w:rPr>
+        <w:t>Esclavo/src/bluetooth.cpp</w:t>
+      </w:r>
+      <w:r>
+        <w:rPr>
+          <w:b w:val="0"/>
+          <w:color w:val="960000"/>
+          <w:sz w:val="20"/>
+        </w:rPr>
+        <w:t xml:space="preserve"> acepta exactamente cuatro acciones —</w:t>
+      </w:r>
+      <w:r>
+        <w:rPr>
+          <w:rFonts w:ascii="Consolas" w:hAnsi="Consolas"/>
+          <w:color w:val="960000"/>
+          <w:sz w:val="20"/>
+        </w:rPr>
+        <w:t>FORZAR_ROJO</w:t>
+      </w:r>
+      <w:r>
+        <w:rPr>
+          <w:b w:val="0"/>
+          <w:color w:val="960000"/>
+          <w:sz w:val="20"/>
+        </w:rPr>
+        <w:t xml:space="preserve"> (</w:t>
+      </w:r>
+      <w:r>
+        <w:rPr>
+          <w:rFonts w:ascii="Consolas" w:hAnsi="Consolas"/>
+          <w:color w:val="960000"/>
+          <w:sz w:val="20"/>
+        </w:rPr>
+        <w:t>:109</w:t>
+      </w:r>
+      <w:r>
+        <w:rPr>
+          <w:b w:val="0"/>
+          <w:color w:val="960000"/>
+          <w:sz w:val="20"/>
+        </w:rPr>
+        <w:t xml:space="preserve">, </w:t>
+      </w:r>
+      <w:r>
+        <w:rPr>
+          <w:rFonts w:ascii="Consolas" w:hAnsi="Consolas"/>
+          <w:color w:val="960000"/>
+          <w:sz w:val="20"/>
+        </w:rPr>
+        <w:t>:124</w:t>
+      </w:r>
+      <w:r>
+        <w:rPr>
+          <w:b w:val="0"/>
+          <w:color w:val="960000"/>
+          <w:sz w:val="20"/>
+        </w:rPr>
+        <w:t xml:space="preserve">), </w:t>
+      </w:r>
+      <w:r>
+        <w:rPr>
+          <w:rFonts w:ascii="Consolas" w:hAnsi="Consolas"/>
+          <w:color w:val="960000"/>
+          <w:sz w:val="20"/>
+        </w:rPr>
+        <w:t>SOLICITAR_PASO</w:t>
+      </w:r>
+      <w:r>
+        <w:rPr>
+          <w:b w:val="0"/>
+          <w:color w:val="960000"/>
+          <w:sz w:val="20"/>
+        </w:rPr>
+        <w:t xml:space="preserve"> (</w:t>
+      </w:r>
+      <w:r>
+        <w:rPr>
+          <w:rFonts w:ascii="Consolas" w:hAnsi="Consolas"/>
+          <w:color w:val="960000"/>
+          <w:sz w:val="20"/>
+        </w:rPr>
+        <w:t>:128</w:t>
+      </w:r>
+      <w:r>
+        <w:rPr>
+          <w:b w:val="0"/>
+          <w:color w:val="960000"/>
+          <w:sz w:val="20"/>
+        </w:rPr>
+        <w:t xml:space="preserve">), </w:t>
+      </w:r>
+      <w:r>
+        <w:rPr>
+          <w:rFonts w:ascii="Consolas" w:hAnsi="Consolas"/>
+          <w:color w:val="960000"/>
+          <w:sz w:val="20"/>
+        </w:rPr>
+        <w:t>TEST_LEDS</w:t>
+      </w:r>
+      <w:r>
+        <w:rPr>
+          <w:b w:val="0"/>
+          <w:color w:val="960000"/>
+          <w:sz w:val="20"/>
+        </w:rPr>
+        <w:t xml:space="preserve"> (</w:t>
+      </w:r>
+      <w:r>
+        <w:rPr>
+          <w:rFonts w:ascii="Consolas" w:hAnsi="Consolas"/>
+          <w:color w:val="960000"/>
+          <w:sz w:val="20"/>
+        </w:rPr>
+        <w:t>:146</w:t>
+      </w:r>
+      <w:r>
+        <w:rPr>
+          <w:b w:val="0"/>
+          <w:color w:val="960000"/>
+          <w:sz w:val="20"/>
+        </w:rPr>
+        <w:t xml:space="preserve">) y </w:t>
+      </w:r>
+      <w:r>
+        <w:rPr>
+          <w:rFonts w:ascii="Consolas" w:hAnsi="Consolas"/>
+          <w:color w:val="960000"/>
+          <w:sz w:val="20"/>
+        </w:rPr>
+        <w:t>SET_RTC:</w:t>
+      </w:r>
+      <w:r>
+        <w:rPr>
+          <w:b w:val="0"/>
+          <w:color w:val="960000"/>
+          <w:sz w:val="20"/>
+        </w:rPr>
+        <w:t xml:space="preserve"> (</w:t>
+      </w:r>
+      <w:r>
+        <w:rPr>
+          <w:rFonts w:ascii="Consolas" w:hAnsi="Consolas"/>
+          <w:color w:val="960000"/>
+          <w:sz w:val="20"/>
+        </w:rPr>
+        <w:t>:159</w:t>
+      </w:r>
+      <w:r>
+        <w:rPr>
+          <w:b w:val="0"/>
+          <w:color w:val="960000"/>
+          <w:sz w:val="20"/>
+        </w:rPr>
+        <w:t xml:space="preserve">)— y </w:t>
+      </w:r>
+      <w:r>
+        <w:rPr>
+          <w:b/>
+          <w:color w:val="960000"/>
+          <w:sz w:val="20"/>
+        </w:rPr>
+        <w:t>ninguna</w:t>
+      </w:r>
+      <w:r>
+        <w:rPr>
+          <w:b w:val="0"/>
+          <w:color w:val="960000"/>
+          <w:sz w:val="20"/>
+        </w:rPr>
+        <w:t xml:space="preserve"> entra ni sale del Degradado. </w:t>
+      </w:r>
+      <w:r>
+        <w:rPr>
+          <w:rFonts w:ascii="Consolas" w:hAnsi="Consolas"/>
+          <w:color w:val="960000"/>
+          <w:sz w:val="20"/>
+        </w:rPr>
+        <w:t>grep DEGRADADO</w:t>
+      </w:r>
+      <w:r>
+        <w:rPr>
+          <w:b w:val="0"/>
+          <w:color w:val="960000"/>
+          <w:sz w:val="20"/>
+        </w:rPr>
+        <w:t xml:space="preserve"> sobre ese fichero </w:t>
+      </w:r>
+      <w:r>
+        <w:rPr>
+          <w:b/>
+          <w:color w:val="960000"/>
+          <w:sz w:val="20"/>
+        </w:rPr>
+        <w:t>no devuelve nada</w:t>
+      </w:r>
+      <w:r>
+        <w:rPr>
+          <w:b w:val="0"/>
+          <w:color w:val="960000"/>
+          <w:sz w:val="20"/>
+        </w:rPr>
+        <w:t xml:space="preserve">. La inyección de RTC sí existe y se conserva. Es la clase de promesa que este repositorio ya pagó con la *«Caja Negra de Alarmas»* (N-73): un documento que anuncia como existente una función que nadie llama. Aquí es peor, porque </w:t>
+      </w:r>
+      <w:r>
+        <w:rPr>
+          <w:b/>
+          <w:color w:val="960000"/>
+          <w:sz w:val="20"/>
+        </w:rPr>
+        <w:t>no está ni declarada</w:t>
       </w:r>
       <w:r>
         <w:rPr>
@@ -2377,6 +4174,27 @@
           <w:sz w:val="20"/>
         </w:rPr>
         <w:t>.</w:t>
+      </w:r>
+    </w:p>
+    <w:p>
+      <w:pPr>
+        <w:spacing w:before="200" w:after="120"/>
+      </w:pPr>
+      <w:r>
+        <w:rPr>
+          <w:b/>
+          <w:color w:val="003366"/>
+          <w:sz w:val="23"/>
+        </w:rPr>
+        <w:t xml:space="preserve">Paso 3 — VERIFICACIÓN VISUAL DE AMBAS PUNTAS ← </w:t>
+      </w:r>
+      <w:r>
+        <w:rPr>
+          <w:b/>
+          <w:color w:val="003366"/>
+          <w:sz w:val="23"/>
+        </w:rPr>
+        <w:t>obligatoria</w:t>
       </w:r>
     </w:p>
     <w:p>
@@ -2388,35 +4206,21 @@
           <w:b w:val="0"/>
           <w:sz w:val="21"/>
         </w:rPr>
-        <w:t xml:space="preserve">Si algo no cuadra: </w:t>
-      </w:r>
-      <w:r>
-        <w:rPr>
-          <w:rFonts w:ascii="Consolas" w:hAnsi="Consolas"/>
+        <w:t xml:space="preserve">Con las dos unidades ya en Degradado, </w:t>
+      </w:r>
+      <w:r>
+        <w:rPr>
+          <w:b/>
           <w:sz w:val="21"/>
         </w:rPr>
-        <w:t>B · B · B</w:t>
+        <w:t>quédese a ver al menos un ciclo completo (120 s)</w:t>
       </w:r>
       <w:r>
         <w:rPr>
           <w:b w:val="0"/>
           <w:sz w:val="21"/>
         </w:rPr>
-        <w:t xml:space="preserve"> desde el piso, o </w:t>
-      </w:r>
-      <w:r>
-        <w:rPr>
-          <w:rFonts w:ascii="Consolas" w:hAnsi="Consolas"/>
-          <w:sz w:val="21"/>
-        </w:rPr>
-        <w:t>Botón 3</w:t>
-      </w:r>
-      <w:r>
-        <w:rPr>
-          <w:b w:val="0"/>
-          <w:sz w:val="21"/>
-        </w:rPr>
-        <w:t xml:space="preserve"> en la pantalla del Degradado, **en las dos</w:t>
+        <w:t xml:space="preserve"> y</w:t>
       </w:r>
     </w:p>
     <w:p>
@@ -2428,7 +4232,448 @@
           <w:b w:val="0"/>
           <w:sz w:val="21"/>
         </w:rPr>
-        <w:t>unidades**. Vuelva a ámbar y no insista.</w:t>
+        <w:t>compruebe con los ojos, no en pantalla:</w:t>
+      </w:r>
+    </w:p>
+    <w:p>
+      <w:pPr>
+        <w:spacing w:after="80"/>
+        <w:ind w:left="360"/>
+      </w:pPr>
+      <w:r>
+        <w:rPr>
+          <w:b/>
+          <w:sz w:val="24"/>
+        </w:rPr>
+        <w:t xml:space="preserve">☐  </w:t>
+      </w:r>
+      <w:r>
+        <w:rPr>
+          <w:b w:val="0"/>
+          <w:sz w:val="21"/>
+        </w:rPr>
+        <w:t xml:space="preserve">Cuando el </w:t>
+      </w:r>
+      <w:r>
+        <w:rPr>
+          <w:b/>
+          <w:sz w:val="21"/>
+        </w:rPr>
+        <w:t>Maestro está en verde</w:t>
+      </w:r>
+      <w:r>
+        <w:rPr>
+          <w:b w:val="0"/>
+          <w:sz w:val="21"/>
+        </w:rPr>
+        <w:t xml:space="preserve">, el </w:t>
+      </w:r>
+      <w:r>
+        <w:rPr>
+          <w:b/>
+          <w:sz w:val="21"/>
+        </w:rPr>
+        <w:t>Esclavo está en rojo</w:t>
+      </w:r>
+    </w:p>
+    <w:p>
+      <w:pPr>
+        <w:spacing w:after="80"/>
+        <w:ind w:left="360"/>
+      </w:pPr>
+      <w:r>
+        <w:rPr>
+          <w:b/>
+          <w:sz w:val="24"/>
+        </w:rPr>
+        <w:t xml:space="preserve">☐  </w:t>
+      </w:r>
+      <w:r>
+        <w:rPr>
+          <w:b w:val="0"/>
+          <w:sz w:val="21"/>
+        </w:rPr>
+        <w:t xml:space="preserve">Entre los dos verdes hay un </w:t>
+      </w:r>
+      <w:r>
+        <w:rPr>
+          <w:b/>
+          <w:sz w:val="21"/>
+        </w:rPr>
+        <w:t>todo-rojo largo</w:t>
+      </w:r>
+      <w:r>
+        <w:rPr>
+          <w:b w:val="0"/>
+          <w:sz w:val="21"/>
+        </w:rPr>
+        <w:t xml:space="preserve"> (~30 s) con </w:t>
+      </w:r>
+      <w:r>
+        <w:rPr>
+          <w:b/>
+          <w:sz w:val="21"/>
+        </w:rPr>
+        <w:t>ambas puntas en rojo</w:t>
+      </w:r>
+    </w:p>
+    <w:p>
+      <w:pPr>
+        <w:spacing w:after="80"/>
+        <w:ind w:left="360"/>
+      </w:pPr>
+      <w:r>
+        <w:rPr>
+          <w:b/>
+          <w:sz w:val="24"/>
+        </w:rPr>
+        <w:t xml:space="preserve">☐  </w:t>
+      </w:r>
+      <w:r>
+        <w:rPr>
+          <w:b w:val="0"/>
+          <w:sz w:val="21"/>
+        </w:rPr>
+        <w:t xml:space="preserve">Cuando el </w:t>
+      </w:r>
+      <w:r>
+        <w:rPr>
+          <w:b/>
+          <w:sz w:val="21"/>
+        </w:rPr>
+        <w:t>Esclavo está en verde</w:t>
+      </w:r>
+      <w:r>
+        <w:rPr>
+          <w:b w:val="0"/>
+          <w:sz w:val="21"/>
+        </w:rPr>
+        <w:t xml:space="preserve">, el </w:t>
+      </w:r>
+      <w:r>
+        <w:rPr>
+          <w:b/>
+          <w:sz w:val="21"/>
+        </w:rPr>
+        <w:t>Maestro está en rojo</w:t>
+      </w:r>
+    </w:p>
+    <w:p>
+      <w:pPr>
+        <w:spacing w:after="80"/>
+        <w:ind w:left="360"/>
+      </w:pPr>
+      <w:r>
+        <w:rPr>
+          <w:b/>
+          <w:sz w:val="24"/>
+        </w:rPr>
+        <w:t xml:space="preserve">☐  </w:t>
+      </w:r>
+      <w:r>
+        <w:rPr>
+          <w:b/>
+          <w:sz w:val="21"/>
+        </w:rPr>
+        <w:t>En ningún momento hay verde simultáneo en las dos puntas</w:t>
+      </w:r>
+    </w:p>
+    <w:p>
+      <w:pPr>
+        <w:spacing w:after="160"/>
+        <w:ind w:left="360"/>
+        <w:shd w:val="clear" w:fill="FFF4E5"/>
+      </w:pPr>
+      <w:r>
+        <w:rPr>
+          <w:b/>
+          <w:color w:val="960000"/>
+          <w:sz w:val="20"/>
+        </w:rPr>
+        <w:t>Por qué mirar y no fiarse de la pantalla.</w:t>
+      </w:r>
+      <w:r>
+        <w:rPr>
+          <w:b w:val="0"/>
+          <w:color w:val="960000"/>
+          <w:sz w:val="20"/>
+        </w:rPr>
+        <w:t xml:space="preserve"> Cada unidad muestra la fase que *ella* calcula. Si por lo que sea las dos calculan mal —relojes desfasados, configuración distinta, una unidad que se reinició— </w:t>
+      </w:r>
+      <w:r>
+        <w:rPr>
+          <w:b/>
+          <w:color w:val="960000"/>
+          <w:sz w:val="20"/>
+        </w:rPr>
+        <w:t>las dos pantallas dirán que todo va bien</w:t>
+      </w:r>
+      <w:r>
+        <w:rPr>
+          <w:b w:val="0"/>
+          <w:color w:val="960000"/>
+          <w:sz w:val="20"/>
+        </w:rPr>
+        <w:t xml:space="preserve"> mientras las luces cuentan otra historia. La pantalla informa; </w:t>
+      </w:r>
+      <w:r>
+        <w:rPr>
+          <w:b/>
+          <w:color w:val="960000"/>
+          <w:sz w:val="20"/>
+        </w:rPr>
+        <w:t>las luces son la evidencia</w:t>
+      </w:r>
+      <w:r>
+        <w:rPr>
+          <w:b w:val="0"/>
+          <w:color w:val="960000"/>
+          <w:sz w:val="20"/>
+        </w:rPr>
+        <w:t>.</w:t>
+      </w:r>
+    </w:p>
+    <w:p>
+      <w:pPr>
+        <w:spacing w:after="120"/>
+      </w:pPr>
+      <w:r>
+        <w:rPr>
+          <w:b w:val="0"/>
+          <w:sz w:val="21"/>
+        </w:rPr>
+        <w:t xml:space="preserve">~~Si algo no cuadra: </w:t>
+      </w:r>
+      <w:r>
+        <w:rPr>
+          <w:rFonts w:ascii="Consolas" w:hAnsi="Consolas"/>
+          <w:sz w:val="21"/>
+        </w:rPr>
+        <w:t>B · B · B</w:t>
+      </w:r>
+      <w:r>
+        <w:rPr>
+          <w:b w:val="0"/>
+          <w:sz w:val="21"/>
+        </w:rPr>
+        <w:t xml:space="preserve"> desde el piso, o </w:t>
+      </w:r>
+      <w:r>
+        <w:rPr>
+          <w:rFonts w:ascii="Consolas" w:hAnsi="Consolas"/>
+          <w:sz w:val="21"/>
+        </w:rPr>
+        <w:t>Botón 3</w:t>
+      </w:r>
+      <w:r>
+        <w:rPr>
+          <w:b w:val="0"/>
+          <w:sz w:val="21"/>
+        </w:rPr>
+        <w:t xml:space="preserve"> en la pantalla del Degradado, **en las dos</w:t>
+      </w:r>
+    </w:p>
+    <w:p>
+      <w:pPr>
+        <w:spacing w:after="120"/>
+      </w:pPr>
+      <w:r>
+        <w:rPr>
+          <w:b w:val="0"/>
+          <w:sz w:val="21"/>
+        </w:rPr>
+        <w:t>unidades**. Vuelva a ámbar y no insista.~~</w:t>
+      </w:r>
+    </w:p>
+    <w:p>
+      <w:pPr>
+        <w:spacing w:after="160"/>
+        <w:ind w:left="360"/>
+        <w:shd w:val="clear" w:fill="FFF4E5"/>
+      </w:pPr>
+      <w:r>
+        <w:rPr>
+          <w:b w:val="0"/>
+          <w:color w:val="960000"/>
+          <w:sz w:val="20"/>
+        </w:rPr>
+        <w:t xml:space="preserve">🛑 </w:t>
+      </w:r>
+      <w:r>
+        <w:rPr>
+          <w:b/>
+          <w:color w:val="960000"/>
+          <w:sz w:val="20"/>
+        </w:rPr>
+        <w:t>SIN ACTUADOR (28/08/2026) — y este es el tachón más grave del documento.</w:t>
+      </w:r>
+      <w:r>
+        <w:rPr>
+          <w:b w:val="0"/>
+          <w:color w:val="960000"/>
+          <w:sz w:val="20"/>
+        </w:rPr>
+        <w:t xml:space="preserve"> Esta línea es el </w:t>
+      </w:r>
+      <w:r>
+        <w:rPr>
+          <w:b/>
+          <w:color w:val="960000"/>
+          <w:sz w:val="20"/>
+        </w:rPr>
+        <w:t>plan de aborto</w:t>
+      </w:r>
+      <w:r>
+        <w:rPr>
+          <w:b w:val="0"/>
+          <w:color w:val="960000"/>
+          <w:sz w:val="20"/>
+        </w:rPr>
+        <w:t xml:space="preserve"> de la verificación visual: lo que se hace cuando se descubre que las dos puntas no cuadran, con el cruce ya dando verdes por reloj. Sus dos vías son mando y pulsador, y las dos se retiran. </w:t>
+      </w:r>
+      <w:r>
+        <w:rPr>
+          <w:b/>
+          <w:color w:val="960000"/>
+          <w:sz w:val="20"/>
+        </w:rPr>
+        <w:t>Lo que queda hoy, medido, y por qué no basta:</w:t>
+      </w:r>
+      <w:r>
+        <w:rPr>
+          <w:b w:val="0"/>
+          <w:color w:val="960000"/>
+          <w:sz w:val="20"/>
+        </w:rPr>
+        <w:t xml:space="preserve"> en el </w:t>
+      </w:r>
+      <w:r>
+        <w:rPr>
+          <w:b/>
+          <w:color w:val="960000"/>
+          <w:sz w:val="20"/>
+        </w:rPr>
+        <w:t>Maestro</w:t>
+      </w:r>
+      <w:r>
+        <w:rPr>
+          <w:b w:val="0"/>
+          <w:color w:val="960000"/>
+          <w:sz w:val="20"/>
+        </w:rPr>
+        <w:t xml:space="preserve">, </w:t>
+      </w:r>
+      <w:r>
+        <w:rPr>
+          <w:rFonts w:ascii="Consolas" w:hAnsi="Consolas"/>
+          <w:color w:val="960000"/>
+          <w:sz w:val="20"/>
+        </w:rPr>
+        <w:t>CMD:PIN:1234:SET_MODO:AMBAR</w:t>
+      </w:r>
+      <w:r>
+        <w:rPr>
+          <w:b w:val="0"/>
+          <w:color w:val="960000"/>
+          <w:sz w:val="20"/>
+        </w:rPr>
+        <w:t xml:space="preserve"> (</w:t>
+      </w:r>
+      <w:r>
+        <w:rPr>
+          <w:rFonts w:ascii="Consolas" w:hAnsi="Consolas"/>
+          <w:color w:val="960000"/>
+          <w:sz w:val="20"/>
+        </w:rPr>
+        <w:t>bluetooth.cpp:134</w:t>
+      </w:r>
+      <w:r>
+        <w:rPr>
+          <w:b w:val="0"/>
+          <w:color w:val="960000"/>
+          <w:sz w:val="20"/>
+        </w:rPr>
+        <w:t xml:space="preserve">). En el </w:t>
+      </w:r>
+      <w:r>
+        <w:rPr>
+          <w:b/>
+          <w:color w:val="960000"/>
+          <w:sz w:val="20"/>
+        </w:rPr>
+        <w:t>Esclavo</w:t>
+      </w:r>
+      <w:r>
+        <w:rPr>
+          <w:b w:val="0"/>
+          <w:color w:val="960000"/>
+          <w:sz w:val="20"/>
+        </w:rPr>
+        <w:t xml:space="preserve">, </w:t>
+      </w:r>
+      <w:r>
+        <w:rPr>
+          <w:rFonts w:ascii="Consolas" w:hAnsi="Consolas"/>
+          <w:color w:val="960000"/>
+          <w:sz w:val="20"/>
+        </w:rPr>
+        <w:t>CMD:FORZAR_ROJO</w:t>
+      </w:r>
+      <w:r>
+        <w:rPr>
+          <w:b w:val="0"/>
+          <w:color w:val="960000"/>
+          <w:sz w:val="20"/>
+        </w:rPr>
+        <w:t xml:space="preserve"> (</w:t>
+      </w:r>
+      <w:r>
+        <w:rPr>
+          <w:rFonts w:ascii="Consolas" w:hAnsi="Consolas"/>
+          <w:color w:val="960000"/>
+          <w:sz w:val="20"/>
+        </w:rPr>
+        <w:t>bluetooth.cpp:109</w:t>
+      </w:r>
+      <w:r>
+        <w:rPr>
+          <w:b w:val="0"/>
+          <w:color w:val="960000"/>
+          <w:sz w:val="20"/>
+        </w:rPr>
+        <w:t xml:space="preserve">) — que </w:t>
+      </w:r>
+      <w:r>
+        <w:rPr>
+          <w:b/>
+          <w:color w:val="960000"/>
+          <w:sz w:val="20"/>
+        </w:rPr>
+        <w:t>no es ámbar y no saca del Degradado</w:t>
+      </w:r>
+      <w:r>
+        <w:rPr>
+          <w:b w:val="0"/>
+          <w:color w:val="960000"/>
+          <w:sz w:val="20"/>
+        </w:rPr>
+        <w:t xml:space="preserve">. Es decir: </w:t>
+      </w:r>
+      <w:r>
+        <w:rPr>
+          <w:b/>
+          <w:color w:val="960000"/>
+          <w:sz w:val="20"/>
+        </w:rPr>
+        <w:t>no hay forma de devolver las dos puntas a ámbar por Bluetooth</w:t>
+      </w:r>
+      <w:r>
+        <w:rPr>
+          <w:b w:val="0"/>
+          <w:color w:val="960000"/>
+          <w:sz w:val="20"/>
+        </w:rPr>
+        <w:t>, que es literalmente lo que este paso ordena hacer. La verificación visual sigue siendo obligatoria; lo que ha desaparecido es qué hacer cuando falla.</w:t>
       </w:r>
     </w:p>
     <w:p>
@@ -3149,6 +5394,13 @@
       </w:pPr>
       <w:r>
         <w:rPr>
+          <w:b w:val="0"/>
+          <w:sz w:val="21"/>
+        </w:rPr>
+        <w:t>~~</w:t>
+      </w:r>
+      <w:r>
+        <w:rPr>
           <w:b/>
           <w:sz w:val="21"/>
         </w:rPr>
@@ -3187,7 +5439,7 @@
           <w:b w:val="0"/>
           <w:sz w:val="21"/>
         </w:rPr>
-        <w:t>.</w:t>
+        <w:t>.~~</w:t>
       </w:r>
     </w:p>
     <w:p>
@@ -3198,6 +5450,13 @@
       </w:pPr>
       <w:r>
         <w:rPr>
+          <w:b w:val="0"/>
+          <w:sz w:val="21"/>
+        </w:rPr>
+        <w:t>~~</w:t>
+      </w:r>
+      <w:r>
+        <w:rPr>
           <w:b/>
           <w:sz w:val="21"/>
         </w:rPr>
@@ -3250,7 +5509,166 @@
           <w:b w:val="0"/>
           <w:sz w:val="21"/>
         </w:rPr>
-        <w:t>).</w:t>
+        <w:t>).~~</w:t>
+      </w:r>
+    </w:p>
+    <w:p>
+      <w:pPr>
+        <w:spacing w:after="160"/>
+        <w:ind w:left="360"/>
+        <w:shd w:val="clear" w:fill="FFF4E5"/>
+      </w:pPr>
+      <w:r>
+        <w:rPr>
+          <w:b w:val="0"/>
+          <w:color w:val="960000"/>
+          <w:sz w:val="20"/>
+        </w:rPr>
+        <w:t xml:space="preserve">🛑 </w:t>
+      </w:r>
+      <w:r>
+        <w:rPr>
+          <w:b/>
+          <w:color w:val="960000"/>
+          <w:sz w:val="20"/>
+        </w:rPr>
+        <w:t>SIN ACTUADOR (28/08/2026).</w:t>
+      </w:r>
+      <w:r>
+        <w:rPr>
+          <w:b w:val="0"/>
+          <w:color w:val="960000"/>
+          <w:sz w:val="20"/>
+        </w:rPr>
+        <w:t xml:space="preserve"> Las dos vías se retiran. </w:t>
+      </w:r>
+      <w:r>
+        <w:rPr>
+          <w:b/>
+          <w:color w:val="960000"/>
+          <w:sz w:val="20"/>
+        </w:rPr>
+        <w:t>Sustituto parcial en el Maestro, medido:</w:t>
+      </w:r>
+      <w:r>
+        <w:rPr>
+          <w:b w:val="0"/>
+          <w:color w:val="960000"/>
+          <w:sz w:val="20"/>
+        </w:rPr>
+        <w:t xml:space="preserve"> </w:t>
+      </w:r>
+      <w:r>
+        <w:rPr>
+          <w:rFonts w:ascii="Consolas" w:hAnsi="Consolas"/>
+          <w:color w:val="960000"/>
+          <w:sz w:val="20"/>
+        </w:rPr>
+        <w:t>CMD:PIN:1234:SET_MODO:AUTO</w:t>
+      </w:r>
+      <w:r>
+        <w:rPr>
+          <w:b w:val="0"/>
+          <w:color w:val="960000"/>
+          <w:sz w:val="20"/>
+        </w:rPr>
+        <w:t xml:space="preserve"> (</w:t>
+      </w:r>
+      <w:r>
+        <w:rPr>
+          <w:rFonts w:ascii="Consolas" w:hAnsi="Consolas"/>
+          <w:color w:val="960000"/>
+          <w:sz w:val="20"/>
+        </w:rPr>
+        <w:t>Maestro/src/bluetooth.cpp:124</w:t>
+      </w:r>
+      <w:r>
+        <w:rPr>
+          <w:b w:val="0"/>
+          <w:color w:val="960000"/>
+          <w:sz w:val="20"/>
+        </w:rPr>
+        <w:t xml:space="preserve">). </w:t>
+      </w:r>
+      <w:r>
+        <w:rPr>
+          <w:b/>
+          <w:color w:val="960000"/>
+          <w:sz w:val="20"/>
+        </w:rPr>
+        <w:t>No es equivalente</w:t>
+      </w:r>
+      <w:r>
+        <w:rPr>
+          <w:b w:val="0"/>
+          <w:color w:val="960000"/>
+          <w:sz w:val="20"/>
+        </w:rPr>
+        <w:t xml:space="preserve">: se salta el todo-rojo de despedida de </w:t>
+      </w:r>
+      <w:r>
+        <w:rPr>
+          <w:rFonts w:ascii="Consolas" w:hAnsi="Consolas"/>
+          <w:color w:val="960000"/>
+          <w:sz w:val="20"/>
+        </w:rPr>
+        <w:t>modo_degradado.cpp:448-462</w:t>
+      </w:r>
+      <w:r>
+        <w:rPr>
+          <w:b w:val="0"/>
+          <w:color w:val="960000"/>
+          <w:sz w:val="20"/>
+        </w:rPr>
+        <w:t xml:space="preserve"> y pasa del verde por reloj directo a </w:t>
+      </w:r>
+      <w:r>
+        <w:rPr>
+          <w:rFonts w:ascii="Consolas" w:hAnsi="Consolas"/>
+          <w:color w:val="960000"/>
+          <w:sz w:val="20"/>
+        </w:rPr>
+        <w:t>modoAutomatico_setup()</w:t>
+      </w:r>
+      <w:r>
+        <w:rPr>
+          <w:b w:val="0"/>
+          <w:color w:val="960000"/>
+          <w:sz w:val="20"/>
+        </w:rPr>
+        <w:t xml:space="preserve">. </w:t>
+      </w:r>
+      <w:r>
+        <w:rPr>
+          <w:b/>
+          <w:color w:val="960000"/>
+          <w:sz w:val="20"/>
+        </w:rPr>
+        <w:t>En el Esclavo no hay sustituto ninguno</w:t>
+      </w:r>
+      <w:r>
+        <w:rPr>
+          <w:b w:val="0"/>
+          <w:color w:val="960000"/>
+          <w:sz w:val="20"/>
+        </w:rPr>
+        <w:t xml:space="preserve">, así que ejecutar solo el del Maestro produce el </w:t>
+      </w:r>
+      <w:r>
+        <w:rPr>
+          <w:b/>
+          <w:color w:val="960000"/>
+          <w:sz w:val="20"/>
+        </w:rPr>
+        <w:t>Riesgo residual nº 2</w:t>
+      </w:r>
+      <w:r>
+        <w:rPr>
+          <w:b w:val="0"/>
+          <w:color w:val="960000"/>
+          <w:sz w:val="20"/>
+        </w:rPr>
+        <w:t xml:space="preserve"> (Sección 6) — una punta fuera, la otra dentro.</w:t>
       </w:r>
     </w:p>
     <w:p>
@@ -3259,6 +5677,13 @@
       </w:pPr>
       <w:r>
         <w:rPr>
+          <w:b w:val="0"/>
+          <w:sz w:val="21"/>
+        </w:rPr>
+        <w:t>~~</w:t>
+      </w:r>
+      <w:r>
+        <w:rPr>
           <w:b/>
           <w:sz w:val="21"/>
         </w:rPr>
@@ -3269,7 +5694,7 @@
           <w:b w:val="0"/>
           <w:sz w:val="21"/>
         </w:rPr>
-        <w:t>, y luego mire las luces:</w:t>
+        <w:t>~~ *(hoy imposible: no hay comando en el Esclavo)*, y luego mire las luces:</w:t>
       </w:r>
     </w:p>
     <w:p>
@@ -3369,6 +5794,13 @@
       </w:pPr>
       <w:r>
         <w:rPr>
+          <w:b w:val="0"/>
+          <w:sz w:val="21"/>
+        </w:rPr>
+        <w:t>~~</w:t>
+      </w:r>
+      <w:r>
+        <w:rPr>
           <w:b/>
           <w:sz w:val="21"/>
         </w:rPr>
@@ -3407,7 +5839,7 @@
           <w:b w:val="0"/>
           <w:sz w:val="21"/>
         </w:rPr>
-        <w:t>.</w:t>
+        <w:t>.~~</w:t>
       </w:r>
     </w:p>
     <w:p>
@@ -3418,6 +5850,13 @@
       </w:pPr>
       <w:r>
         <w:rPr>
+          <w:b w:val="0"/>
+          <w:sz w:val="21"/>
+        </w:rPr>
+        <w:t>~~</w:t>
+      </w:r>
+      <w:r>
+        <w:rPr>
           <w:rFonts w:ascii="Consolas" w:hAnsi="Consolas"/>
           <w:sz w:val="21"/>
         </w:rPr>
@@ -3454,7 +5893,198 @@
           <w:b w:val="0"/>
           <w:sz w:val="21"/>
         </w:rPr>
-        <w:t>quede atrapado con un semáforo en un estado raro a 5 m de altura.</w:t>
+        <w:t>quede atrapado con un semáforo en un estado raro a 5 m de altura.~~</w:t>
+      </w:r>
+    </w:p>
+    <w:p>
+      <w:pPr>
+        <w:spacing w:after="160"/>
+        <w:ind w:left="360"/>
+        <w:shd w:val="clear" w:fill="FFF4E5"/>
+      </w:pPr>
+      <w:r>
+        <w:rPr>
+          <w:b w:val="0"/>
+          <w:color w:val="960000"/>
+          <w:sz w:val="20"/>
+        </w:rPr>
+        <w:t xml:space="preserve">🛑 </w:t>
+      </w:r>
+      <w:r>
+        <w:rPr>
+          <w:b/>
+          <w:color w:val="960000"/>
+          <w:sz w:val="20"/>
+        </w:rPr>
+        <w:t>SIN ACTUADOR (28/08/2026) — y lo que se pierde no es solo una comodidad.</w:t>
+      </w:r>
+      <w:r>
+        <w:rPr>
+          <w:b w:val="0"/>
+          <w:color w:val="960000"/>
+          <w:sz w:val="20"/>
+        </w:rPr>
+        <w:t xml:space="preserve"> </w:t>
+      </w:r>
+      <w:r>
+        <w:rPr>
+          <w:rFonts w:ascii="Consolas" w:hAnsi="Consolas"/>
+          <w:color w:val="960000"/>
+          <w:sz w:val="20"/>
+        </w:rPr>
+        <w:t>B·B·B</w:t>
+      </w:r>
+      <w:r>
+        <w:rPr>
+          <w:b w:val="0"/>
+          <w:color w:val="960000"/>
+          <w:sz w:val="20"/>
+        </w:rPr>
+        <w:t xml:space="preserve"> es la </w:t>
+      </w:r>
+      <w:r>
+        <w:rPr>
+          <w:b/>
+          <w:color w:val="960000"/>
+          <w:sz w:val="20"/>
+        </w:rPr>
+        <w:t>salida de emergencia</w:t>
+      </w:r>
+      <w:r>
+        <w:rPr>
+          <w:b w:val="0"/>
+          <w:color w:val="960000"/>
+          <w:sz w:val="20"/>
+        </w:rPr>
+        <w:t xml:space="preserve"> del sistema entero. Su promesa —*"desde cualquier estado y sin condiciones"*— </w:t>
+      </w:r>
+      <w:r>
+        <w:rPr>
+          <w:b/>
+          <w:color w:val="960000"/>
+          <w:sz w:val="20"/>
+        </w:rPr>
+        <w:t>deja de ser cierta el día que se retire el mando</w:t>
+      </w:r>
+      <w:r>
+        <w:rPr>
+          <w:b w:val="0"/>
+          <w:color w:val="960000"/>
+          <w:sz w:val="20"/>
+        </w:rPr>
+        <w:t xml:space="preserve">, y quien confíe en ella no la tiene. El mismo aviso, con más detalle, está pegado a la frase original en </w:t>
+      </w:r>
+      <w:r>
+        <w:rPr>
+          <w:rFonts w:ascii="Consolas" w:hAnsi="Consolas"/>
+          <w:color w:val="960000"/>
+          <w:sz w:val="20"/>
+        </w:rPr>
+        <w:t>04_Manuales/MANUAL_MANDO_4_RELES.md:316-318</w:t>
+      </w:r>
+      <w:r>
+        <w:rPr>
+          <w:b w:val="0"/>
+          <w:color w:val="960000"/>
+          <w:sz w:val="20"/>
+        </w:rPr>
+        <w:t xml:space="preserve">. </w:t>
+      </w:r>
+      <w:r>
+        <w:rPr>
+          <w:b/>
+          <w:color w:val="960000"/>
+          <w:sz w:val="20"/>
+        </w:rPr>
+        <w:t>MEDIDO — el ámbar del Esclavo desaparece por completo.</w:t>
+      </w:r>
+      <w:r>
+        <w:rPr>
+          <w:b w:val="0"/>
+          <w:color w:val="960000"/>
+          <w:sz w:val="20"/>
+        </w:rPr>
+        <w:t xml:space="preserve"> </w:t>
+      </w:r>
+      <w:r>
+        <w:rPr>
+          <w:rFonts w:ascii="Consolas" w:hAnsi="Consolas"/>
+          <w:color w:val="960000"/>
+          <w:sz w:val="20"/>
+        </w:rPr>
+        <w:t>ambarLocal</w:t>
+      </w:r>
+      <w:r>
+        <w:rPr>
+          <w:b w:val="0"/>
+          <w:color w:val="960000"/>
+          <w:sz w:val="20"/>
+        </w:rPr>
+        <w:t xml:space="preserve"> se arma en un solo sitio, </w:t>
+      </w:r>
+      <w:r>
+        <w:rPr>
+          <w:rFonts w:ascii="Consolas" w:hAnsi="Consolas"/>
+          <w:color w:val="960000"/>
+          <w:sz w:val="20"/>
+        </w:rPr>
+        <w:t>Esclavo/src/mando.cpp:132</w:t>
+      </w:r>
+      <w:r>
+        <w:rPr>
+          <w:b w:val="0"/>
+          <w:color w:val="960000"/>
+          <w:sz w:val="20"/>
+        </w:rPr>
+        <w:t xml:space="preserve">, dentro de </w:t>
+      </w:r>
+      <w:r>
+        <w:rPr>
+          <w:rFonts w:ascii="Consolas" w:hAnsi="Consolas"/>
+          <w:color w:val="960000"/>
+          <w:sz w:val="20"/>
+        </w:rPr>
+        <w:t>ejecutar(ACC_AMBAR)</w:t>
+      </w:r>
+      <w:r>
+        <w:rPr>
+          <w:b w:val="0"/>
+          <w:color w:val="960000"/>
+          <w:sz w:val="20"/>
+        </w:rPr>
+        <w:t xml:space="preserve"> — la acción de </w:t>
+      </w:r>
+      <w:r>
+        <w:rPr>
+          <w:rFonts w:ascii="Consolas" w:hAnsi="Consolas"/>
+          <w:color w:val="960000"/>
+          <w:sz w:val="20"/>
+        </w:rPr>
+        <w:t>B·B·B</w:t>
+      </w:r>
+      <w:r>
+        <w:rPr>
+          <w:b w:val="0"/>
+          <w:color w:val="960000"/>
+          <w:sz w:val="20"/>
+        </w:rPr>
+        <w:t xml:space="preserve">. No hay otra. Retirados mando y pulsadores, </w:t>
+      </w:r>
+      <w:r>
+        <w:rPr>
+          <w:b/>
+          <w:color w:val="960000"/>
+          <w:sz w:val="20"/>
+        </w:rPr>
+        <w:t>el Esclavo no puede irse a ámbar local por orden de nadie</w:t>
+      </w:r>
+      <w:r>
+        <w:rPr>
+          <w:b w:val="0"/>
+          <w:color w:val="960000"/>
+          <w:sz w:val="20"/>
+        </w:rPr>
+        <w:t>, y sus tres vetos de radio se apagan solos. Ver el hallazgo completo en el manual del mando, §3.1.</w:t>
       </w:r>
     </w:p>
     <w:p>
@@ -3487,7 +6117,7 @@
           <w:b w:val="0"/>
           <w:sz w:val="21"/>
         </w:rPr>
-        <w:t xml:space="preserve">Secuencia o pulsación ejecutada en el </w:t>
+        <w:t xml:space="preserve">~~Secuencia o pulsación ejecutada en el </w:t>
       </w:r>
       <w:r>
         <w:rPr>
@@ -3495,6 +6125,62 @@
           <w:sz w:val="21"/>
         </w:rPr>
         <w:t>Maestro</w:t>
+      </w:r>
+      <w:r>
+        <w:rPr>
+          <w:b w:val="0"/>
+          <w:sz w:val="21"/>
+        </w:rPr>
+        <w:t xml:space="preserve">~~ → </w:t>
+      </w:r>
+      <w:r>
+        <w:rPr>
+          <w:b/>
+          <w:sz w:val="21"/>
+        </w:rPr>
+        <w:t>sin actuador</w:t>
+      </w:r>
+      <w:r>
+        <w:rPr>
+          <w:b w:val="0"/>
+          <w:sz w:val="21"/>
+        </w:rPr>
+        <w:t xml:space="preserve">; queda </w:t>
+      </w:r>
+      <w:r>
+        <w:rPr>
+          <w:rFonts w:ascii="Consolas" w:hAnsi="Consolas"/>
+          <w:sz w:val="21"/>
+        </w:rPr>
+        <w:t>SET_MODO:AUTO</w:t>
+      </w:r>
+      <w:r>
+        <w:rPr>
+          <w:b w:val="0"/>
+          <w:sz w:val="21"/>
+        </w:rPr>
+        <w:t xml:space="preserve"> / </w:t>
+      </w:r>
+      <w:r>
+        <w:rPr>
+          <w:rFonts w:ascii="Consolas" w:hAnsi="Consolas"/>
+          <w:sz w:val="21"/>
+        </w:rPr>
+        <w:t>SET_MODO:AMBAR</w:t>
+      </w:r>
+      <w:r>
+        <w:rPr>
+          <w:b w:val="0"/>
+          <w:sz w:val="21"/>
+        </w:rPr>
+        <w:t xml:space="preserve"> por Bluetooth, </w:t>
+      </w:r>
+      <w:r>
+        <w:rPr>
+          <w:b/>
+          <w:sz w:val="21"/>
+        </w:rPr>
+        <w:t>sin todo-rojo de despedida</w:t>
       </w:r>
     </w:p>
     <w:p>
@@ -3514,7 +6200,7 @@
           <w:b w:val="0"/>
           <w:sz w:val="21"/>
         </w:rPr>
-        <w:t xml:space="preserve">Secuencia o pulsación ejecutada en el </w:t>
+        <w:t xml:space="preserve">~~Secuencia o pulsación ejecutada en el </w:t>
       </w:r>
       <w:r>
         <w:rPr>
@@ -3528,7 +6214,21 @@
           <w:b w:val="0"/>
           <w:sz w:val="21"/>
         </w:rPr>
-        <w:t xml:space="preserve"> *(hoy: subiendo al gabinete)*</w:t>
+        <w:t xml:space="preserve"> *(hoy: subiendo al gabinete)*~~ → </w:t>
+      </w:r>
+      <w:r>
+        <w:rPr>
+          <w:b/>
+          <w:sz w:val="21"/>
+        </w:rPr>
+        <w:t>sin actuador y SIN SUSTITUTO</w:t>
+      </w:r>
+      <w:r>
+        <w:rPr>
+          <w:b w:val="0"/>
+          <w:sz w:val="21"/>
+        </w:rPr>
+        <w:t>: no hay comando Bluetooth de salida en el Esclavo</w:t>
       </w:r>
     </w:p>
     <w:p>
@@ -3581,7 +6281,7 @@
           <w:b w:val="0"/>
           <w:sz w:val="21"/>
         </w:rPr>
-        <w:t>o las dos en ámbar</w:t>
+        <w:t>o las dos en ámbar *(sigue vigente: mirar no necesita actuador)*</w:t>
       </w:r>
     </w:p>
     <w:p>
@@ -3602,6 +6302,44 @@
           <w:sz w:val="21"/>
         </w:rPr>
         <w:t>Ninguna punta quedó dando verde por reloj mientras la otra parpadea en ámbar</w:t>
+      </w:r>
+      <w:r>
+        <w:rPr>
+          <w:b w:val="0"/>
+          <w:sz w:val="21"/>
+        </w:rPr>
+        <w:t xml:space="preserve"> *(sigue vigente)*</w:t>
+      </w:r>
+    </w:p>
+    <w:p>
+      <w:pPr>
+        <w:spacing w:after="160"/>
+        <w:ind w:left="360"/>
+        <w:shd w:val="clear" w:fill="FFF4E5"/>
+      </w:pPr>
+      <w:r>
+        <w:rPr>
+          <w:b w:val="0"/>
+          <w:color w:val="960000"/>
+          <w:sz w:val="20"/>
+        </w:rPr>
+        <w:t xml:space="preserve">⚠️ </w:t>
+      </w:r>
+      <w:r>
+        <w:rPr>
+          <w:b/>
+          <w:color w:val="960000"/>
+          <w:sz w:val="20"/>
+        </w:rPr>
+        <w:t>Las dos primeras casillas de este checklist no se pueden marcar hoy.</w:t>
+      </w:r>
+      <w:r>
+        <w:rPr>
+          <w:b w:val="0"/>
+          <w:color w:val="960000"/>
+          <w:sz w:val="20"/>
+        </w:rPr>
+        <w:t xml:space="preserve"> Un checklist con casillas imposibles no es un checklist: es una invitación a firmarlo igual. Se conservan tachadas para que el reemplazo sepa qué tiene que volver a hacer marcable.</w:t>
       </w:r>
     </w:p>
     <w:p>
@@ -4464,7 +7202,7 @@
                 <w:b w:val="0"/>
                 <w:sz w:val="19"/>
               </w:rPr>
-              <w:t>Secuencia de entrada desde el piso</w:t>
+              <w:t>~~Secuencia de entrada desde el piso~~ 🛑</w:t>
             </w:r>
           </w:p>
         </w:tc>
@@ -4474,6 +7212,13 @@
           </w:tcPr>
           <w:p>
             <w:r/>
+            <w:r>
+              <w:rPr>
+                <w:b w:val="0"/>
+                <w:sz w:val="19"/>
+              </w:rPr>
+              <w:t>~~</w:t>
+            </w:r>
             <w:r>
               <w:rPr>
                 <w:rFonts w:ascii="Consolas" w:hAnsi="Consolas"/>
@@ -4495,6 +7240,13 @@
               </w:rPr>
               <w:t>4 destellos rojos</w:t>
             </w:r>
+            <w:r>
+              <w:rPr>
+                <w:b w:val="0"/>
+                <w:sz w:val="19"/>
+              </w:rPr>
+              <w:t>~~</w:t>
+            </w:r>
           </w:p>
         </w:tc>
         <w:tc>
@@ -4505,10 +7257,24 @@
             <w:r/>
             <w:r>
               <w:rPr>
+                <w:b w:val="0"/>
+                <w:sz w:val="19"/>
+              </w:rPr>
+              <w:t>~~</w:t>
+            </w:r>
+            <w:r>
+              <w:rPr>
                 <w:rFonts w:ascii="Consolas" w:hAnsi="Consolas"/>
                 <w:sz w:val="19"/>
               </w:rPr>
               <w:t>mando.cpp</w:t>
+            </w:r>
+            <w:r>
+              <w:rPr>
+                <w:b w:val="0"/>
+                <w:sz w:val="19"/>
+              </w:rPr>
+              <w:t>~~</w:t>
             </w:r>
           </w:p>
         </w:tc>
@@ -4525,7 +7291,7 @@
                 <w:b w:val="0"/>
                 <w:sz w:val="19"/>
               </w:rPr>
-              <w:t>Secuencia a Automático</w:t>
+              <w:t>~~Secuencia a Automático~~ 🛑</w:t>
             </w:r>
           </w:p>
         </w:tc>
@@ -4535,6 +7301,13 @@
           </w:tcPr>
           <w:p>
             <w:r/>
+            <w:r>
+              <w:rPr>
+                <w:b w:val="0"/>
+                <w:sz w:val="19"/>
+              </w:rPr>
+              <w:t>~~</w:t>
+            </w:r>
             <w:r>
               <w:rPr>
                 <w:rFonts w:ascii="Consolas" w:hAnsi="Consolas"/>
@@ -4556,6 +7329,13 @@
               </w:rPr>
               <w:t>2 destellos rojos</w:t>
             </w:r>
+            <w:r>
+              <w:rPr>
+                <w:b w:val="0"/>
+                <w:sz w:val="19"/>
+              </w:rPr>
+              <w:t>~~</w:t>
+            </w:r>
           </w:p>
         </w:tc>
         <w:tc>
@@ -4566,10 +7346,24 @@
             <w:r/>
             <w:r>
               <w:rPr>
+                <w:b w:val="0"/>
+                <w:sz w:val="19"/>
+              </w:rPr>
+              <w:t>~~</w:t>
+            </w:r>
+            <w:r>
+              <w:rPr>
                 <w:rFonts w:ascii="Consolas" w:hAnsi="Consolas"/>
                 <w:sz w:val="19"/>
               </w:rPr>
               <w:t>mando.cpp</w:t>
+            </w:r>
+            <w:r>
+              <w:rPr>
+                <w:b w:val="0"/>
+                <w:sz w:val="19"/>
+              </w:rPr>
+              <w:t>~~</w:t>
             </w:r>
           </w:p>
         </w:tc>
@@ -4586,7 +7380,7 @@
                 <w:b w:val="0"/>
                 <w:sz w:val="19"/>
               </w:rPr>
-              <w:t>Secuencia a Ámbar</w:t>
+              <w:t>~~Secuencia a Ámbar~~ 🛑</w:t>
             </w:r>
           </w:p>
         </w:tc>
@@ -4596,6 +7390,13 @@
           </w:tcPr>
           <w:p>
             <w:r/>
+            <w:r>
+              <w:rPr>
+                <w:b w:val="0"/>
+                <w:sz w:val="19"/>
+              </w:rPr>
+              <w:t>~~</w:t>
+            </w:r>
             <w:r>
               <w:rPr>
                 <w:rFonts w:ascii="Consolas" w:hAnsi="Consolas"/>
@@ -4617,6 +7418,13 @@
               </w:rPr>
               <w:t>3 destellos rojos</w:t>
             </w:r>
+            <w:r>
+              <w:rPr>
+                <w:b w:val="0"/>
+                <w:sz w:val="19"/>
+              </w:rPr>
+              <w:t>~~</w:t>
+            </w:r>
           </w:p>
         </w:tc>
         <w:tc>
@@ -4627,10 +7435,24 @@
             <w:r/>
             <w:r>
               <w:rPr>
+                <w:b w:val="0"/>
+                <w:sz w:val="19"/>
+              </w:rPr>
+              <w:t>~~</w:t>
+            </w:r>
+            <w:r>
+              <w:rPr>
                 <w:rFonts w:ascii="Consolas" w:hAnsi="Consolas"/>
                 <w:sz w:val="19"/>
               </w:rPr>
               <w:t>mando.cpp</w:t>
+            </w:r>
+            <w:r>
+              <w:rPr>
+                <w:b w:val="0"/>
+                <w:sz w:val="19"/>
+              </w:rPr>
+              <w:t>~~</w:t>
             </w:r>
           </w:p>
         </w:tc>
@@ -4643,6 +7465,69 @@
     </w:p>
     <w:p>
       <w:pPr>
+        <w:spacing w:after="160"/>
+        <w:ind w:left="360"/>
+        <w:shd w:val="clear" w:fill="FFF4E5"/>
+      </w:pPr>
+      <w:r>
+        <w:rPr>
+          <w:b w:val="0"/>
+          <w:color w:val="960000"/>
+          <w:sz w:val="20"/>
+        </w:rPr>
+        <w:t xml:space="preserve">🛑 </w:t>
+      </w:r>
+      <w:r>
+        <w:rPr>
+          <w:b/>
+          <w:color w:val="960000"/>
+          <w:sz w:val="20"/>
+        </w:rPr>
+        <w:t>Las tres últimas filas se retiran (28/08/2026): sin actuador.</w:t>
+      </w:r>
+      <w:r>
+        <w:rPr>
+          <w:b w:val="0"/>
+          <w:color w:val="960000"/>
+          <w:sz w:val="20"/>
+        </w:rPr>
+        <w:t xml:space="preserve"> Los parámetros de *arriba* —tiempos, tolerancias y el límite de 48 h— </w:t>
+      </w:r>
+      <w:r>
+        <w:rPr>
+          <w:b/>
+          <w:color w:val="960000"/>
+          <w:sz w:val="20"/>
+        </w:rPr>
+        <w:t>siguen todos vigentes</w:t>
+      </w:r>
+      <w:r>
+        <w:rPr>
+          <w:b w:val="0"/>
+          <w:color w:val="960000"/>
+          <w:sz w:val="20"/>
+        </w:rPr>
+        <w:t xml:space="preserve">: viven en el firmware y no dependen de ningún botón. Lo que se cae son las tres formas de </w:t>
+      </w:r>
+      <w:r>
+        <w:rPr>
+          <w:b/>
+          <w:color w:val="960000"/>
+          <w:sz w:val="20"/>
+        </w:rPr>
+        <w:t>pedir</w:t>
+      </w:r>
+      <w:r>
+        <w:rPr>
+          <w:b w:val="0"/>
+          <w:color w:val="960000"/>
+          <w:sz w:val="20"/>
+        </w:rPr>
+        <w:t xml:space="preserve"> un cambio.</w:t>
+      </w:r>
+    </w:p>
+    <w:p>
+      <w:pPr>
         <w:spacing w:after="120"/>
       </w:pPr>
       <w:r>
@@ -4700,6 +7585,85 @@
           <w:sz w:val="26"/>
         </w:rPr>
         <w:t>8. Qué hacer si algo va mal</w:t>
+      </w:r>
+    </w:p>
+    <w:p>
+      <w:pPr>
+        <w:spacing w:after="160"/>
+        <w:ind w:left="360"/>
+        <w:shd w:val="clear" w:fill="FFF4E5"/>
+      </w:pPr>
+      <w:r>
+        <w:rPr>
+          <w:b w:val="0"/>
+          <w:color w:val="960000"/>
+          <w:sz w:val="20"/>
+        </w:rPr>
+        <w:t xml:space="preserve">🛑 </w:t>
+      </w:r>
+      <w:r>
+        <w:rPr>
+          <w:b/>
+          <w:color w:val="960000"/>
+          <w:sz w:val="20"/>
+        </w:rPr>
+        <w:t>AVISO 28/08/2026 — la columna «Qué hacer» de esta tabla se queda casi entera sin actuador.</w:t>
+      </w:r>
+      <w:r>
+        <w:rPr>
+          <w:b w:val="0"/>
+          <w:color w:val="960000"/>
+          <w:sz w:val="20"/>
+        </w:rPr>
+        <w:t xml:space="preserve"> Las filas tachadas describen respuestas que </w:t>
+      </w:r>
+      <w:r>
+        <w:rPr>
+          <w:b/>
+          <w:color w:val="960000"/>
+          <w:sz w:val="20"/>
+        </w:rPr>
+        <w:t>ya no se pueden ejecutar</w:t>
+      </w:r>
+      <w:r>
+        <w:rPr>
+          <w:b w:val="0"/>
+          <w:color w:val="960000"/>
+          <w:sz w:val="20"/>
+        </w:rPr>
+        <w:t xml:space="preserve">. Se conservan porque son la lista de emergencias que el reemplazo por Bluetooth </w:t>
+      </w:r>
+      <w:r>
+        <w:rPr>
+          <w:b/>
+          <w:color w:val="960000"/>
+          <w:sz w:val="20"/>
+        </w:rPr>
+        <w:t>tiene que saber atender</w:t>
+      </w:r>
+      <w:r>
+        <w:rPr>
+          <w:b w:val="0"/>
+          <w:color w:val="960000"/>
+          <w:sz w:val="20"/>
+        </w:rPr>
+        <w:t xml:space="preserve">; hasta entonces, la respuesta real a las tres primeras es </w:t>
+      </w:r>
+      <w:r>
+        <w:rPr>
+          <w:b/>
+          <w:color w:val="960000"/>
+          <w:sz w:val="20"/>
+        </w:rPr>
+        <w:t>ir al gabinete</w:t>
+      </w:r>
+      <w:r>
+        <w:rPr>
+          <w:b w:val="0"/>
+          <w:color w:val="960000"/>
+          <w:sz w:val="20"/>
+        </w:rPr>
+        <w:t>.</w:t>
       </w:r>
     </w:p>
     <w:tbl>
@@ -4775,7 +7739,7 @@
                 <w:b w:val="0"/>
                 <w:sz w:val="19"/>
               </w:rPr>
-              <w:t xml:space="preserve">La secuencia </w:t>
+              <w:t xml:space="preserve">~~La secuencia </w:t>
             </w:r>
             <w:r>
               <w:rPr>
@@ -4803,7 +7767,7 @@
                 <w:b w:val="0"/>
                 <w:sz w:val="19"/>
               </w:rPr>
-              <w:t xml:space="preserve"> en vez de 4 destellos</w:t>
+              <w:t xml:space="preserve"> en vez de 4 destellos~~ 🛑 *(sin mando: el síntoma ya no ocurre)*</w:t>
             </w:r>
           </w:p>
         </w:tc>
@@ -4833,7 +7797,7 @@
                 <w:b w:val="0"/>
                 <w:sz w:val="19"/>
               </w:rPr>
-              <w:t xml:space="preserve">Subir al gabinete y leer el motivo en </w:t>
+              <w:t xml:space="preserve">~~Subir al gabinete y leer el motivo en </w:t>
             </w:r>
             <w:r>
               <w:rPr>
@@ -4841,6 +7805,27 @@
                 <w:sz w:val="19"/>
               </w:rPr>
               <w:t>CONFIGURACION → MODO DEGRADADO</w:t>
+            </w:r>
+            <w:r>
+              <w:rPr>
+                <w:b w:val="0"/>
+                <w:sz w:val="19"/>
+              </w:rPr>
+              <w:t xml:space="preserve">~~ — </w:t>
+            </w:r>
+            <w:r>
+              <w:rPr>
+                <w:b/>
+                <w:sz w:val="19"/>
+              </w:rPr>
+              <w:t>sin pantalla.</w:t>
+            </w:r>
+            <w:r>
+              <w:rPr>
+                <w:b w:val="0"/>
+                <w:sz w:val="19"/>
+              </w:rPr>
+              <w:t xml:space="preserve"> El motivo solo se podrá leer cuando la App lo publique</w:t>
             </w:r>
           </w:p>
         </w:tc>
@@ -4857,7 +7842,7 @@
                 <w:b w:val="0"/>
                 <w:sz w:val="19"/>
               </w:rPr>
-              <w:t xml:space="preserve">La secuencia </w:t>
+              <w:t xml:space="preserve">~~La secuencia </w:t>
             </w:r>
             <w:r>
               <w:rPr>
@@ -4865,6 +7850,13 @@
                 <w:sz w:val="19"/>
               </w:rPr>
               <w:t>no responde nada</w:t>
+            </w:r>
+            <w:r>
+              <w:rPr>
+                <w:b w:val="0"/>
+                <w:sz w:val="19"/>
+              </w:rPr>
+              <w:t>~~ 🛑 *(sin mando: no aplica)*</w:t>
             </w:r>
           </w:p>
         </w:tc>
@@ -4879,14 +7871,14 @@
                 <w:b w:val="0"/>
                 <w:sz w:val="19"/>
               </w:rPr>
-              <w:t xml:space="preserve">El menú está abierto: </w:t>
+              <w:t xml:space="preserve">~~El menú está abierto~~ — </w:t>
             </w:r>
             <w:r>
               <w:rPr>
                 <w:b/>
                 <w:sz w:val="19"/>
               </w:rPr>
-              <w:t>las secuencias se ignoran con el menú abierto</w:t>
+              <w:t>sin menú, la inhibición de secuencias deja de existir</w:t>
             </w:r>
           </w:p>
         </w:tc>
@@ -4901,21 +7893,7 @@
                 <w:b w:val="0"/>
                 <w:sz w:val="19"/>
               </w:rPr>
-              <w:t xml:space="preserve">Desde el piso se distingue: si las luces están ciclando, el menú </w:t>
-            </w:r>
-            <w:r>
-              <w:rPr>
-                <w:b/>
-                <w:sz w:val="19"/>
-              </w:rPr>
-              <w:t>no</w:t>
-            </w:r>
-            <w:r>
-              <w:rPr>
-                <w:b w:val="0"/>
-                <w:sz w:val="19"/>
-              </w:rPr>
-              <w:t xml:space="preserve"> está abierto. Subir y salir del menú con </w:t>
+              <w:t xml:space="preserve">~~Subir y salir del menú con </w:t>
             </w:r>
             <w:r>
               <w:rPr>
@@ -4923,6 +7901,13 @@
                 <w:sz w:val="19"/>
               </w:rPr>
               <w:t>Botón 4</w:t>
+            </w:r>
+            <w:r>
+              <w:rPr>
+                <w:b w:val="0"/>
+                <w:sz w:val="19"/>
+              </w:rPr>
+              <w:t>~~</w:t>
             </w:r>
           </w:p>
         </w:tc>
@@ -4973,6 +7958,13 @@
             <w:r/>
             <w:r>
               <w:rPr>
+                <w:b w:val="0"/>
+                <w:sz w:val="19"/>
+              </w:rPr>
+              <w:t>~~</w:t>
+            </w:r>
+            <w:r>
+              <w:rPr>
                 <w:rFonts w:ascii="Consolas" w:hAnsi="Consolas"/>
                 <w:sz w:val="19"/>
               </w:rPr>
@@ -4997,7 +7989,77 @@
                 <w:b w:val="0"/>
                 <w:sz w:val="19"/>
               </w:rPr>
-              <w:t xml:space="preserve"> y volver a ámbar. No corregir a ojo</w:t>
+              <w:t xml:space="preserve"> y volver a ámbar.~~ 🛑 </w:t>
+            </w:r>
+            <w:r>
+              <w:rPr>
+                <w:b/>
+                <w:sz w:val="19"/>
+              </w:rPr>
+              <w:t>SIN ACTUADOR.</w:t>
+            </w:r>
+            <w:r>
+              <w:rPr>
+                <w:b w:val="0"/>
+                <w:sz w:val="19"/>
+              </w:rPr>
+              <w:t xml:space="preserve"> Hoy: </w:t>
+            </w:r>
+            <w:r>
+              <w:rPr>
+                <w:rFonts w:ascii="Consolas" w:hAnsi="Consolas"/>
+                <w:sz w:val="19"/>
+              </w:rPr>
+              <w:t>SET_MODO:AMBAR</w:t>
+            </w:r>
+            <w:r>
+              <w:rPr>
+                <w:b w:val="0"/>
+                <w:sz w:val="19"/>
+              </w:rPr>
+              <w:t xml:space="preserve"> por Bluetooth </w:t>
+            </w:r>
+            <w:r>
+              <w:rPr>
+                <w:b/>
+                <w:sz w:val="19"/>
+              </w:rPr>
+              <w:t>solo en el Maestro</w:t>
+            </w:r>
+            <w:r>
+              <w:rPr>
+                <w:b w:val="0"/>
+                <w:sz w:val="19"/>
+              </w:rPr>
+              <w:t xml:space="preserve">; el Esclavo </w:t>
+            </w:r>
+            <w:r>
+              <w:rPr>
+                <w:b/>
+                <w:sz w:val="19"/>
+              </w:rPr>
+              <w:t>no tiene comando</w:t>
+            </w:r>
+            <w:r>
+              <w:rPr>
+                <w:b w:val="0"/>
+                <w:sz w:val="19"/>
+              </w:rPr>
+              <w:t xml:space="preserve">. </w:t>
+            </w:r>
+            <w:r>
+              <w:rPr>
+                <w:b/>
+                <w:sz w:val="19"/>
+              </w:rPr>
+              <w:t>No corregir a ojo</w:t>
+            </w:r>
+            <w:r>
+              <w:rPr>
+                <w:b w:val="0"/>
+                <w:sz w:val="19"/>
+              </w:rPr>
+              <w:t xml:space="preserve"> *(sigue vigente)*</w:t>
             </w:r>
           </w:p>
         </w:tc>
@@ -5062,6 +8124,13 @@
             <w:r/>
             <w:r>
               <w:rPr>
+                <w:b w:val="0"/>
+                <w:sz w:val="19"/>
+              </w:rPr>
+              <w:t>~~</w:t>
+            </w:r>
+            <w:r>
+              <w:rPr>
                 <w:b/>
                 <w:sz w:val="19"/>
               </w:rPr>
@@ -5072,7 +8141,91 @@
                 <w:b w:val="0"/>
                 <w:sz w:val="19"/>
               </w:rPr>
-              <w:t xml:space="preserve"> Es lo primero, antes de diagnosticar nada</w:t>
+              <w:t xml:space="preserve">~~ 🛑 </w:t>
+            </w:r>
+            <w:r>
+              <w:rPr>
+                <w:b/>
+                <w:sz w:val="19"/>
+              </w:rPr>
+              <w:t>SIN ACTUADOR — y esta es la fila que más duele.</w:t>
+            </w:r>
+            <w:r>
+              <w:rPr>
+                <w:b w:val="0"/>
+                <w:sz w:val="19"/>
+              </w:rPr>
+              <w:t xml:space="preserve"> Si la punta en verde es el </w:t>
+            </w:r>
+            <w:r>
+              <w:rPr>
+                <w:b/>
+                <w:sz w:val="19"/>
+              </w:rPr>
+              <w:t>Esclavo</w:t>
+            </w:r>
+            <w:r>
+              <w:rPr>
+                <w:b w:val="0"/>
+                <w:sz w:val="19"/>
+              </w:rPr>
+              <w:t xml:space="preserve">, hoy </w:t>
+            </w:r>
+            <w:r>
+              <w:rPr>
+                <w:b/>
+                <w:sz w:val="19"/>
+              </w:rPr>
+              <w:t>no hay ninguna orden que lo apague</w:t>
+            </w:r>
+            <w:r>
+              <w:rPr>
+                <w:b w:val="0"/>
+                <w:sz w:val="19"/>
+              </w:rPr>
+              <w:t xml:space="preserve">: lo único disponible es </w:t>
+            </w:r>
+            <w:r>
+              <w:rPr>
+                <w:rFonts w:ascii="Consolas" w:hAnsi="Consolas"/>
+                <w:sz w:val="19"/>
+              </w:rPr>
+              <w:t>CMD:FORZAR_ROJO</w:t>
+            </w:r>
+            <w:r>
+              <w:rPr>
+                <w:b w:val="0"/>
+                <w:sz w:val="19"/>
+              </w:rPr>
+              <w:t xml:space="preserve"> (</w:t>
+            </w:r>
+            <w:r>
+              <w:rPr>
+                <w:rFonts w:ascii="Consolas" w:hAnsi="Consolas"/>
+                <w:sz w:val="19"/>
+              </w:rPr>
+              <w:t>Esclavo/src/bluetooth.cpp:109</w:t>
+            </w:r>
+            <w:r>
+              <w:rPr>
+                <w:b w:val="0"/>
+                <w:sz w:val="19"/>
+              </w:rPr>
+              <w:t xml:space="preserve">), que </w:t>
+            </w:r>
+            <w:r>
+              <w:rPr>
+                <w:b/>
+                <w:sz w:val="19"/>
+              </w:rPr>
+              <w:t>no saca del Degradado</w:t>
+            </w:r>
+            <w:r>
+              <w:rPr>
+                <w:b w:val="0"/>
+                <w:sz w:val="19"/>
+              </w:rPr>
+              <w:t xml:space="preserve"> — el ciclo por reloj volverá a dar verde en la siguiente fase</w:t>
             </w:r>
           </w:p>
         </w:tc>
@@ -5140,7 +8293,35 @@
                 <w:b w:val="0"/>
                 <w:sz w:val="19"/>
               </w:rPr>
-              <w:t>, no reactivar el modo</w:t>
+              <w:t xml:space="preserve">, no reactivar el modo. *(Sigue vigente: el tope es del firmware, </w:t>
+            </w:r>
+            <w:r>
+              <w:rPr>
+                <w:rFonts w:ascii="Consolas" w:hAnsi="Consolas"/>
+                <w:sz w:val="19"/>
+              </w:rPr>
+              <w:t>modo_degradado.cpp:515</w:t>
+            </w:r>
+            <w:r>
+              <w:rPr>
+                <w:b w:val="0"/>
+                <w:sz w:val="19"/>
+              </w:rPr>
+              <w:t xml:space="preserve">, y no necesita actuador. Con los botones retirados es </w:t>
+            </w:r>
+            <w:r>
+              <w:rPr>
+                <w:b/>
+                <w:sz w:val="19"/>
+              </w:rPr>
+              <w:t>la única salida garantizada</w:t>
+            </w:r>
+            <w:r>
+              <w:rPr>
+                <w:b w:val="0"/>
+                <w:sz w:val="19"/>
+              </w:rPr>
+              <w:t xml:space="preserve"> del Degradado.)*</w:t>
             </w:r>
           </w:p>
         </w:tc>
@@ -5377,6 +8558,129 @@
           <w:sz w:val="21"/>
         </w:rPr>
         <w:t>desconectar la alimentación (N-15, N-17).</w:t>
+      </w:r>
+    </w:p>
+    <w:p>
+      <w:pPr>
+        <w:pStyle w:val="ListBullet"/>
+        <w:spacing w:after="60"/>
+        <w:ind w:left="360"/>
+      </w:pPr>
+      <w:r>
+        <w:rPr>
+          <w:b w:val="0"/>
+          <w:sz w:val="21"/>
+        </w:rPr>
+        <w:t xml:space="preserve">🛑 </w:t>
+      </w:r>
+      <w:r>
+        <w:rPr>
+          <w:b/>
+          <w:sz w:val="21"/>
+        </w:rPr>
+        <w:t>Y desde el 28/08/2026, lo mayor: no cubre cómo se ENTRA ni cómo se SALE de este modo.</w:t>
+      </w:r>
+      <w:r>
+        <w:rPr>
+          <w:b w:val="0"/>
+          <w:sz w:val="21"/>
+        </w:rPr>
+        <w:t xml:space="preserve"> Las</w:t>
+      </w:r>
+    </w:p>
+    <w:p>
+      <w:pPr>
+        <w:spacing w:after="120"/>
+      </w:pPr>
+      <w:r>
+        <w:rPr>
+          <w:b w:val="0"/>
+          <w:sz w:val="21"/>
+        </w:rPr>
+        <w:t xml:space="preserve">cuatro vías que documentaba eran botones y secuencias de mando, y las tres se retiran. </w:t>
+      </w:r>
+      <w:r>
+        <w:rPr>
+          <w:b/>
+          <w:sz w:val="21"/>
+        </w:rPr>
+        <w:t>MEDIDO:</w:t>
+      </w:r>
+    </w:p>
+    <w:p>
+      <w:pPr>
+        <w:spacing w:after="120"/>
+      </w:pPr>
+      <w:r>
+        <w:rPr>
+          <w:b w:val="0"/>
+          <w:sz w:val="21"/>
+        </w:rPr>
+        <w:t>no existe comando Bluetooth de entrada en ninguna punta, ni de salida en el Esclavo; en el Maestro</w:t>
+      </w:r>
+    </w:p>
+    <w:p>
+      <w:pPr>
+        <w:spacing w:after="120"/>
+      </w:pPr>
+      <w:r>
+        <w:rPr>
+          <w:b w:val="0"/>
+          <w:sz w:val="21"/>
+        </w:rPr>
+        <w:t>las dos salidas que hay (</w:t>
+      </w:r>
+      <w:r>
+        <w:rPr>
+          <w:rFonts w:ascii="Consolas" w:hAnsi="Consolas"/>
+          <w:sz w:val="21"/>
+        </w:rPr>
+        <w:t>SET_MODO:AUTO</w:t>
+      </w:r>
+      <w:r>
+        <w:rPr>
+          <w:b w:val="0"/>
+          <w:sz w:val="21"/>
+        </w:rPr>
+        <w:t xml:space="preserve">, </w:t>
+      </w:r>
+      <w:r>
+        <w:rPr>
+          <w:rFonts w:ascii="Consolas" w:hAnsi="Consolas"/>
+          <w:sz w:val="21"/>
+        </w:rPr>
+        <w:t>SET_MODO:AMBAR</w:t>
+      </w:r>
+      <w:r>
+        <w:rPr>
+          <w:b w:val="0"/>
+          <w:sz w:val="21"/>
+        </w:rPr>
+        <w:t>) se saltan el todo-rojo de despedida.</w:t>
+      </w:r>
+    </w:p>
+    <w:p>
+      <w:pPr>
+        <w:spacing w:after="120"/>
+      </w:pPr>
+      <w:r>
+        <w:rPr>
+          <w:b w:val="0"/>
+          <w:sz w:val="21"/>
+        </w:rPr>
+        <w:t>Ver el aviso de cabecera. **Este documento describe hoy un modo al que no se puede llamar y del</w:t>
+      </w:r>
+    </w:p>
+    <w:p>
+      <w:pPr>
+        <w:spacing w:after="120"/>
+      </w:pPr>
+      <w:r>
+        <w:rPr>
+          <w:b w:val="0"/>
+          <w:sz w:val="21"/>
+        </w:rPr>
+        <w:t>que no se puede volver.**</w:t>
       </w:r>
     </w:p>
     <w:p>

--- a/05_Funcional/8_Procedimiento_Modo_Degradado.docx
+++ b/05_Funcional/8_Procedimiento_Modo_Degradado.docx
@@ -6085,6 +6085,1727 @@
           <w:sz w:val="20"/>
         </w:rPr>
         <w:t>, y sus tres vetos de radio se apagan solos. Ver el hallazgo completo en el manual del mando, §3.1.</w:t>
+      </w:r>
+    </w:p>
+    <w:p>
+      <w:pPr>
+        <w:spacing w:after="160"/>
+        <w:ind w:left="360"/>
+        <w:shd w:val="clear" w:fill="FFF4E5"/>
+      </w:pPr>
+      <w:r>
+        <w:rPr>
+          <w:b w:val="0"/>
+          <w:color w:val="960000"/>
+          <w:sz w:val="20"/>
+        </w:rPr>
+        <w:t xml:space="preserve">🟢 EL BLOQUE DE ARRIBA ESTÁ CADUCADO DESDE EL 31/08/2026 — y por DOS motivos independientes Se conserva tachado y no se borra: una casilla que desaparece en silencio se vuelve a proponer. </w:t>
+      </w:r>
+      <w:r>
+        <w:rPr>
+          <w:b/>
+          <w:color w:val="960000"/>
+          <w:sz w:val="20"/>
+        </w:rPr>
+        <w:t>(1) EL MANDO DE RELÉS SE CONSERVA</w:t>
+      </w:r>
+      <w:r>
+        <w:rPr>
+          <w:b w:val="0"/>
+          <w:color w:val="960000"/>
+          <w:sz w:val="20"/>
+        </w:rPr>
+        <w:t xml:space="preserve">, por decisión del responsable del 31/08, en los canales </w:t>
+      </w:r>
+      <w:r>
+        <w:rPr>
+          <w:b/>
+          <w:color w:val="960000"/>
+          <w:sz w:val="20"/>
+        </w:rPr>
+        <w:t>A</w:t>
+      </w:r>
+      <w:r>
+        <w:rPr>
+          <w:b w:val="0"/>
+          <w:color w:val="960000"/>
+          <w:sz w:val="20"/>
+        </w:rPr>
+        <w:t xml:space="preserve"> y </w:t>
+      </w:r>
+      <w:r>
+        <w:rPr>
+          <w:b/>
+          <w:color w:val="960000"/>
+          <w:sz w:val="20"/>
+        </w:rPr>
+        <w:t>B</w:t>
+      </w:r>
+      <w:r>
+        <w:rPr>
+          <w:b w:val="0"/>
+          <w:color w:val="960000"/>
+          <w:sz w:val="20"/>
+        </w:rPr>
+        <w:t xml:space="preserve"> (</w:t>
+      </w:r>
+      <w:r>
+        <w:rPr>
+          <w:rFonts w:ascii="Consolas" w:hAnsi="Consolas"/>
+          <w:color w:val="960000"/>
+          <w:sz w:val="20"/>
+        </w:rPr>
+        <w:t>MANDO_A</w:t>
+      </w:r>
+      <w:r>
+        <w:rPr>
+          <w:b w:val="0"/>
+          <w:color w:val="960000"/>
+          <w:sz w:val="20"/>
+        </w:rPr>
+        <w:t xml:space="preserve"> = </w:t>
+      </w:r>
+      <w:r>
+        <w:rPr>
+          <w:rFonts w:ascii="Consolas" w:hAnsi="Consolas"/>
+          <w:color w:val="960000"/>
+          <w:sz w:val="20"/>
+        </w:rPr>
+        <w:t>PB9</w:t>
+      </w:r>
+      <w:r>
+        <w:rPr>
+          <w:b w:val="0"/>
+          <w:color w:val="960000"/>
+          <w:sz w:val="20"/>
+        </w:rPr>
+        <w:t xml:space="preserve"> = </w:t>
+      </w:r>
+      <w:r>
+        <w:rPr>
+          <w:rFonts w:ascii="Consolas" w:hAnsi="Consolas"/>
+          <w:color w:val="960000"/>
+          <w:sz w:val="20"/>
+        </w:rPr>
+        <w:t>J16</w:t>
+      </w:r>
+      <w:r>
+        <w:rPr>
+          <w:b w:val="0"/>
+          <w:color w:val="960000"/>
+          <w:sz w:val="20"/>
+        </w:rPr>
+        <w:t xml:space="preserve"> p5, </w:t>
+      </w:r>
+      <w:r>
+        <w:rPr>
+          <w:rFonts w:ascii="Consolas" w:hAnsi="Consolas"/>
+          <w:color w:val="960000"/>
+          <w:sz w:val="20"/>
+        </w:rPr>
+        <w:t>MANDO_B</w:t>
+      </w:r>
+      <w:r>
+        <w:rPr>
+          <w:b w:val="0"/>
+          <w:color w:val="960000"/>
+          <w:sz w:val="20"/>
+        </w:rPr>
+        <w:t xml:space="preserve"> = </w:t>
+      </w:r>
+      <w:r>
+        <w:rPr>
+          <w:rFonts w:ascii="Consolas" w:hAnsi="Consolas"/>
+          <w:color w:val="960000"/>
+          <w:sz w:val="20"/>
+        </w:rPr>
+        <w:t>PB13</w:t>
+      </w:r>
+      <w:r>
+        <w:rPr>
+          <w:b w:val="0"/>
+          <w:color w:val="960000"/>
+          <w:sz w:val="20"/>
+        </w:rPr>
+        <w:t xml:space="preserve"> = </w:t>
+      </w:r>
+      <w:r>
+        <w:rPr>
+          <w:rFonts w:ascii="Consolas" w:hAnsi="Consolas"/>
+          <w:color w:val="960000"/>
+          <w:sz w:val="20"/>
+        </w:rPr>
+        <w:t>J16</w:t>
+      </w:r>
+      <w:r>
+        <w:rPr>
+          <w:b w:val="0"/>
+          <w:color w:val="960000"/>
+          <w:sz w:val="20"/>
+        </w:rPr>
+        <w:t xml:space="preserve"> p8). Se retiran </w:t>
+      </w:r>
+      <w:r>
+        <w:rPr>
+          <w:b/>
+          <w:color w:val="960000"/>
+          <w:sz w:val="20"/>
+        </w:rPr>
+        <w:t>solo</w:t>
+      </w:r>
+      <w:r>
+        <w:rPr>
+          <w:b w:val="0"/>
+          <w:color w:val="960000"/>
+          <w:sz w:val="20"/>
+        </w:rPr>
+        <w:t xml:space="preserve"> los pulsadores 3 y 4, que son los que las cámaras necesitan. </w:t>
+      </w:r>
+      <w:r>
+        <w:rPr>
+          <w:b/>
+          <w:color w:val="960000"/>
+          <w:sz w:val="20"/>
+        </w:rPr>
+        <w:t>`A·A·A`, `B·B·B` y `A·B·A·B` siguen funcionando</w:t>
+      </w:r>
+      <w:r>
+        <w:rPr>
+          <w:b w:val="0"/>
+          <w:color w:val="960000"/>
+          <w:sz w:val="20"/>
+        </w:rPr>
+        <w:t xml:space="preserve">, y con ellos </w:t>
+      </w:r>
+      <w:r>
+        <w:rPr>
+          <w:rFonts w:ascii="Consolas" w:hAnsi="Consolas"/>
+          <w:color w:val="960000"/>
+          <w:sz w:val="20"/>
+        </w:rPr>
+        <w:t>ambarLocal</w:t>
+      </w:r>
+      <w:r>
+        <w:rPr>
+          <w:b w:val="0"/>
+          <w:color w:val="960000"/>
+          <w:sz w:val="20"/>
+        </w:rPr>
+        <w:t xml:space="preserve"> y sus tres vetos. El *«sin actuador»* de arriba describía un equipo que la decisión del 31/08 ya no va a construir. </w:t>
+      </w:r>
+      <w:r>
+        <w:rPr>
+          <w:b/>
+          <w:color w:val="960000"/>
+          <w:sz w:val="20"/>
+        </w:rPr>
+        <w:t>(2) Y aunque no se conservara, el Esclavo SÍ tiene una segunda vía de ámbar</w:t>
+      </w:r>
+      <w:r>
+        <w:rPr>
+          <w:b w:val="0"/>
+          <w:color w:val="960000"/>
+          <w:sz w:val="20"/>
+        </w:rPr>
+        <w:t xml:space="preserve"> —la tenía ya cuando se escribió aquello—: </w:t>
+      </w:r>
+      <w:r>
+        <w:rPr>
+          <w:b/>
+          <w:color w:val="960000"/>
+          <w:sz w:val="20"/>
+        </w:rPr>
+        <w:t>`CMD:AMBAR_EMERGENCIA` por Bluetooth</w:t>
+      </w:r>
+      <w:r>
+        <w:rPr>
+          <w:b w:val="0"/>
+          <w:color w:val="960000"/>
+          <w:sz w:val="20"/>
+        </w:rPr>
+        <w:t xml:space="preserve">, que entra por dos puertas, </w:t>
+      </w:r>
+      <w:r>
+        <w:rPr>
+          <w:b/>
+          <w:color w:val="960000"/>
+          <w:sz w:val="20"/>
+        </w:rPr>
+        <w:t>con PIN y sin PIN</w:t>
+      </w:r>
+      <w:r>
+        <w:rPr>
+          <w:b w:val="0"/>
+          <w:color w:val="960000"/>
+          <w:sz w:val="20"/>
+        </w:rPr>
+        <w:t xml:space="preserve"> (</w:t>
+      </w:r>
+      <w:r>
+        <w:rPr>
+          <w:rFonts w:ascii="Consolas" w:hAnsi="Consolas"/>
+          <w:color w:val="960000"/>
+          <w:sz w:val="20"/>
+        </w:rPr>
+        <w:t>Esclavo/src/bluetooth.cpp:130-136</w:t>
+      </w:r>
+      <w:r>
+        <w:rPr>
+          <w:b w:val="0"/>
+          <w:color w:val="960000"/>
+          <w:sz w:val="20"/>
+        </w:rPr>
+        <w:t xml:space="preserve"> y </w:t>
+      </w:r>
+      <w:r>
+        <w:rPr>
+          <w:rFonts w:ascii="Consolas" w:hAnsi="Consolas"/>
+          <w:color w:val="960000"/>
+          <w:sz w:val="20"/>
+        </w:rPr>
+        <w:t>:171-176</w:t>
+      </w:r>
+      <w:r>
+        <w:rPr>
+          <w:b w:val="0"/>
+          <w:color w:val="960000"/>
+          <w:sz w:val="20"/>
+        </w:rPr>
+        <w:t xml:space="preserve">, </w:t>
+      </w:r>
+      <w:r>
+        <w:rPr>
+          <w:b/>
+          <w:color w:val="960000"/>
+          <w:sz w:val="20"/>
+        </w:rPr>
+        <w:t>MEDIDO POR LECTURA</w:t>
+      </w:r>
+      <w:r>
+        <w:rPr>
+          <w:b w:val="0"/>
+          <w:color w:val="960000"/>
+          <w:sz w:val="20"/>
+        </w:rPr>
+        <w:t>).</w:t>
+      </w:r>
+    </w:p>
+    <w:p>
+      <w:pPr>
+        <w:spacing w:before="200" w:after="120"/>
+      </w:pPr>
+      <w:r>
+        <w:rPr>
+          <w:b/>
+          <w:color w:val="003366"/>
+          <w:sz w:val="23"/>
+        </w:rPr>
+        <w:t>5.bis 🟠 El ámbar de emergencia desde la app, y la jerarquía de las dos vías</w:t>
+      </w:r>
+    </w:p>
+    <w:p>
+      <w:pPr>
+        <w:spacing w:after="160"/>
+        <w:ind w:left="360"/>
+        <w:shd w:val="clear" w:fill="FFF4E5"/>
+      </w:pPr>
+      <w:r>
+        <w:rPr>
+          <w:b w:val="0"/>
+          <w:color w:val="960000"/>
+          <w:sz w:val="20"/>
+        </w:rPr>
+        <w:t xml:space="preserve">🛑 </w:t>
+      </w:r>
+      <w:r>
+        <w:rPr>
+          <w:b/>
+          <w:color w:val="960000"/>
+          <w:sz w:val="20"/>
+        </w:rPr>
+        <w:t>ESPECIFICACIÓN DEL 31/08/2026. NADA DE ESTO HA PASADO BANCO,</w:t>
+      </w:r>
+      <w:r>
+        <w:rPr>
+          <w:b w:val="0"/>
+          <w:color w:val="960000"/>
+          <w:sz w:val="20"/>
+        </w:rPr>
+        <w:t xml:space="preserve"> y el firmware de hoy </w:t>
+      </w:r>
+      <w:r>
+        <w:rPr>
+          <w:b/>
+          <w:color w:val="960000"/>
+          <w:sz w:val="20"/>
+        </w:rPr>
+        <w:t>no</w:t>
+      </w:r>
+      <w:r>
+        <w:rPr>
+          <w:b w:val="0"/>
+          <w:color w:val="960000"/>
+          <w:sz w:val="20"/>
+        </w:rPr>
+        <w:t xml:space="preserve"> se comporta como dice este apartado: </w:t>
+      </w:r>
+      <w:r>
+        <w:rPr>
+          <w:rFonts w:ascii="Consolas" w:hAnsi="Consolas"/>
+          <w:color w:val="960000"/>
+          <w:sz w:val="20"/>
+        </w:rPr>
+        <w:t>CMD:AMBAR_EMERGENCIA</w:t>
+      </w:r>
+      <w:r>
+        <w:rPr>
+          <w:b w:val="0"/>
+          <w:color w:val="960000"/>
+          <w:sz w:val="20"/>
+        </w:rPr>
+        <w:t xml:space="preserve"> </w:t>
+      </w:r>
+      <w:r>
+        <w:rPr>
+          <w:b/>
+          <w:color w:val="960000"/>
+          <w:sz w:val="20"/>
+        </w:rPr>
+        <w:t>no sale del Modo Degradado</w:t>
+      </w:r>
+      <w:r>
+        <w:rPr>
+          <w:b w:val="0"/>
+          <w:color w:val="960000"/>
+          <w:sz w:val="20"/>
+        </w:rPr>
+        <w:t xml:space="preserve"> y contesta </w:t>
+      </w:r>
+      <w:r>
+        <w:rPr>
+          <w:rFonts w:ascii="Consolas" w:hAnsi="Consolas"/>
+          <w:color w:val="960000"/>
+          <w:sz w:val="20"/>
+        </w:rPr>
+        <w:t>RESULT:OK</w:t>
+      </w:r>
+      <w:r>
+        <w:rPr>
+          <w:b w:val="0"/>
+          <w:color w:val="960000"/>
+          <w:sz w:val="20"/>
+        </w:rPr>
+        <w:t xml:space="preserve"> pase lo que pase. Es el defecto </w:t>
+      </w:r>
+      <w:r>
+        <w:rPr>
+          <w:b/>
+          <w:color w:val="960000"/>
+          <w:sz w:val="20"/>
+        </w:rPr>
+        <w:t>N-106</w:t>
+      </w:r>
+      <w:r>
+        <w:rPr>
+          <w:b w:val="0"/>
+          <w:color w:val="960000"/>
+          <w:sz w:val="20"/>
+        </w:rPr>
+        <w:t>, abierto.</w:t>
+      </w:r>
+    </w:p>
+    <w:p>
+      <w:pPr>
+        <w:spacing w:after="120"/>
+      </w:pPr>
+      <w:r>
+        <w:rPr>
+          <w:b/>
+          <w:sz w:val="21"/>
+        </w:rPr>
+        <w:t>La jerarquía, que es decisión del responsable y no una preferencia de diseño:</w:t>
+      </w:r>
+    </w:p>
+    <w:tbl>
+      <w:tblPr>
+        <w:tblStyle w:val="TableGrid"/>
+        <w:tblW w:type="auto" w:w="0"/>
+        <w:tblLook w:firstColumn="1" w:firstRow="1" w:lastColumn="0" w:lastRow="0" w:noHBand="0" w:noVBand="1" w:val="04A0"/>
+      </w:tblPr>
+      <w:tblGrid>
+        <w:gridCol w:w="3120"/>
+        <w:gridCol w:w="3120"/>
+        <w:gridCol w:w="3120"/>
+      </w:tblGrid>
+      <w:tr>
+        <w:tc>
+          <w:tcPr>
+            <w:tcW w:type="dxa" w:w="3120"/>
+            <w:shd w:val="clear" w:fill="DCE6F1"/>
+          </w:tcPr>
+          <w:p>
+            <w:r/>
+            <w:r>
+              <w:rPr>
+                <w:b/>
+                <w:sz w:val="19"/>
+              </w:rPr>
+              <w:t>vía</w:t>
+            </w:r>
+          </w:p>
+        </w:tc>
+        <w:tc>
+          <w:tcPr>
+            <w:tcW w:type="dxa" w:w="3120"/>
+            <w:shd w:val="clear" w:fill="DCE6F1"/>
+          </w:tcPr>
+          <w:p>
+            <w:r/>
+            <w:r>
+              <w:rPr>
+                <w:b/>
+                <w:sz w:val="19"/>
+              </w:rPr>
+              <w:t>qué es</w:t>
+            </w:r>
+          </w:p>
+        </w:tc>
+        <w:tc>
+          <w:tcPr>
+            <w:tcW w:type="dxa" w:w="3120"/>
+            <w:shd w:val="clear" w:fill="DCE6F1"/>
+          </w:tcPr>
+          <w:p>
+            <w:r/>
+            <w:r>
+              <w:rPr>
+                <w:b/>
+                <w:sz w:val="19"/>
+              </w:rPr>
+              <w:t>cuándo se usa</w:t>
+            </w:r>
+          </w:p>
+        </w:tc>
+      </w:tr>
+      <w:tr>
+        <w:tc>
+          <w:tcPr>
+            <w:tcW w:type="dxa" w:w="3120"/>
+          </w:tcPr>
+          <w:p>
+            <w:r/>
+            <w:r>
+              <w:rPr>
+                <w:b/>
+                <w:sz w:val="19"/>
+              </w:rPr>
+              <w:t>La app</w:t>
+            </w:r>
+            <w:r>
+              <w:rPr>
+                <w:b w:val="0"/>
+                <w:sz w:val="19"/>
+              </w:rPr>
+              <w:t xml:space="preserve"> (</w:t>
+            </w:r>
+            <w:r>
+              <w:rPr>
+                <w:rFonts w:ascii="Consolas" w:hAnsi="Consolas"/>
+                <w:sz w:val="19"/>
+              </w:rPr>
+              <w:t>CMD:AMBAR_EMERGENCIA</w:t>
+            </w:r>
+            <w:r>
+              <w:rPr>
+                <w:b w:val="0"/>
+                <w:sz w:val="19"/>
+              </w:rPr>
+              <w:t>)</w:t>
+            </w:r>
+          </w:p>
+        </w:tc>
+        <w:tc>
+          <w:tcPr>
+            <w:tcW w:type="dxa" w:w="3120"/>
+          </w:tcPr>
+          <w:p>
+            <w:r/>
+            <w:r>
+              <w:rPr>
+                <w:b/>
+                <w:sz w:val="19"/>
+              </w:rPr>
+              <w:t>la superficie de mando</w:t>
+            </w:r>
+          </w:p>
+        </w:tc>
+        <w:tc>
+          <w:tcPr>
+            <w:tcW w:type="dxa" w:w="3120"/>
+          </w:tcPr>
+          <w:p>
+            <w:r/>
+            <w:r>
+              <w:rPr>
+                <w:b w:val="0"/>
+                <w:sz w:val="19"/>
+              </w:rPr>
+              <w:t>siempre que se pueda</w:t>
+            </w:r>
+          </w:p>
+        </w:tc>
+      </w:tr>
+      <w:tr>
+        <w:tc>
+          <w:tcPr>
+            <w:tcW w:type="dxa" w:w="3120"/>
+          </w:tcPr>
+          <w:p>
+            <w:r/>
+            <w:r>
+              <w:rPr>
+                <w:b/>
+                <w:sz w:val="19"/>
+              </w:rPr>
+              <w:t>El mando, `B·B·B`</w:t>
+            </w:r>
+          </w:p>
+        </w:tc>
+        <w:tc>
+          <w:tcPr>
+            <w:tcW w:type="dxa" w:w="3120"/>
+          </w:tcPr>
+          <w:p>
+            <w:r/>
+            <w:r>
+              <w:rPr>
+                <w:b/>
+                <w:sz w:val="19"/>
+              </w:rPr>
+              <w:t>la vía de último recurso</w:t>
+            </w:r>
+          </w:p>
+        </w:tc>
+        <w:tc>
+          <w:tcPr>
+            <w:tcW w:type="dxa" w:w="3120"/>
+          </w:tcPr>
+          <w:p>
+            <w:r/>
+            <w:r>
+              <w:rPr>
+                <w:b w:val="0"/>
+                <w:sz w:val="19"/>
+              </w:rPr>
+              <w:t>cuando no hay teléfono, no hay cobertura, o el ESP32 se colgó</w:t>
+            </w:r>
+          </w:p>
+        </w:tc>
+      </w:tr>
+    </w:tbl>
+    <w:p>
+      <w:pPr>
+        <w:spacing w:after="120"/>
+      </w:pPr>
+    </w:p>
+    <w:p>
+      <w:pPr>
+        <w:spacing w:after="120"/>
+      </w:pPr>
+      <w:r>
+        <w:rPr>
+          <w:b w:val="0"/>
+          <w:sz w:val="21"/>
+        </w:rPr>
+        <w:t>Que sea la *segunda* no la hace opcional: **es la única que no depende de una radio corta, de una</w:t>
+      </w:r>
+    </w:p>
+    <w:p>
+      <w:pPr>
+        <w:spacing w:after="120"/>
+      </w:pPr>
+      <w:r>
+        <w:rPr>
+          <w:b w:val="0"/>
+          <w:sz w:val="21"/>
+        </w:rPr>
+        <w:t>batería de móvil ni de un accesorio.** Por eso el mando se conserva.</w:t>
+      </w:r>
+    </w:p>
+    <w:p>
+      <w:pPr>
+        <w:spacing w:after="120"/>
+      </w:pPr>
+      <w:r>
+        <w:rPr>
+          <w:b/>
+          <w:sz w:val="21"/>
+        </w:rPr>
+        <w:t>Y las dos tienen que hacer LO MISMO.</w:t>
+      </w:r>
+      <w:r>
+        <w:rPr>
+          <w:b w:val="0"/>
+          <w:sz w:val="21"/>
+        </w:rPr>
+        <w:t xml:space="preserve"> El firmware lo declara por escrito</w:t>
+      </w:r>
+    </w:p>
+    <w:p>
+      <w:pPr>
+        <w:spacing w:after="120"/>
+      </w:pPr>
+      <w:r>
+        <w:rPr>
+          <w:b w:val="0"/>
+          <w:sz w:val="21"/>
+        </w:rPr>
+        <w:t>—</w:t>
+      </w:r>
+      <w:r>
+        <w:rPr>
+          <w:rFonts w:ascii="Consolas" w:hAnsi="Consolas"/>
+          <w:sz w:val="21"/>
+        </w:rPr>
+        <w:t>Esclavo/src/bluetooth.cpp:32-39</w:t>
+      </w:r>
+      <w:r>
+        <w:rPr>
+          <w:b w:val="0"/>
+          <w:sz w:val="21"/>
+        </w:rPr>
+        <w:t>: *«UNA EMERGENCIA PEDIDA POR BLUETOOTH VALE LO MISMO QUE UNA DEL</w:t>
+      </w:r>
+    </w:p>
+    <w:p>
+      <w:pPr>
+        <w:spacing w:after="120"/>
+      </w:pPr>
+      <w:r>
+        <w:rPr>
+          <w:b w:val="0"/>
+          <w:sz w:val="21"/>
+        </w:rPr>
+        <w:t xml:space="preserve">MANDO»*— y </w:t>
+      </w:r>
+      <w:r>
+        <w:rPr>
+          <w:b/>
+          <w:sz w:val="21"/>
+        </w:rPr>
+        <w:t>hoy no es cierto en Modo Degradado</w:t>
+      </w:r>
+      <w:r>
+        <w:rPr>
+          <w:b w:val="0"/>
+          <w:sz w:val="21"/>
+        </w:rPr>
+        <w:t>:</w:t>
+      </w:r>
+    </w:p>
+    <w:tbl>
+      <w:tblPr>
+        <w:tblStyle w:val="TableGrid"/>
+        <w:tblW w:type="auto" w:w="0"/>
+        <w:tblLook w:firstColumn="1" w:firstRow="1" w:lastColumn="0" w:lastRow="0" w:noHBand="0" w:noVBand="1" w:val="04A0"/>
+      </w:tblPr>
+      <w:tblGrid>
+        <w:gridCol w:w="3120"/>
+        <w:gridCol w:w="3120"/>
+        <w:gridCol w:w="3120"/>
+      </w:tblGrid>
+      <w:tr>
+        <w:tc>
+          <w:tcPr>
+            <w:tcW w:type="dxa" w:w="3120"/>
+            <w:shd w:val="clear" w:fill="DCE6F1"/>
+          </w:tcPr>
+          <w:p>
+            <w:r/>
+            <w:r>
+              <w:rPr>
+                <w:b/>
+                <w:sz w:val="19"/>
+              </w:rPr>
+              <w:t>vía</w:t>
+            </w:r>
+          </w:p>
+        </w:tc>
+        <w:tc>
+          <w:tcPr>
+            <w:tcW w:type="dxa" w:w="3120"/>
+            <w:shd w:val="clear" w:fill="DCE6F1"/>
+          </w:tcPr>
+          <w:p>
+            <w:r/>
+            <w:r>
+              <w:rPr>
+                <w:b/>
+                <w:sz w:val="19"/>
+              </w:rPr>
+              <w:t>qué hace hoy en Degradado</w:t>
+            </w:r>
+          </w:p>
+        </w:tc>
+        <w:tc>
+          <w:tcPr>
+            <w:tcW w:type="dxa" w:w="3120"/>
+            <w:shd w:val="clear" w:fill="DCE6F1"/>
+          </w:tcPr>
+          <w:p>
+            <w:r/>
+            <w:r>
+              <w:rPr>
+                <w:b/>
+                <w:sz w:val="19"/>
+              </w:rPr>
+              <w:t>¿sale por el todo-rojo?</w:t>
+            </w:r>
+          </w:p>
+        </w:tc>
+      </w:tr>
+      <w:tr>
+        <w:tc>
+          <w:tcPr>
+            <w:tcW w:type="dxa" w:w="3120"/>
+          </w:tcPr>
+          <w:p>
+            <w:r/>
+            <w:r>
+              <w:rPr>
+                <w:b w:val="0"/>
+                <w:sz w:val="19"/>
+              </w:rPr>
+              <w:t xml:space="preserve">Mando, </w:t>
+            </w:r>
+            <w:r>
+              <w:rPr>
+                <w:rFonts w:ascii="Consolas" w:hAnsi="Consolas"/>
+                <w:sz w:val="19"/>
+              </w:rPr>
+              <w:t>B·B·B</w:t>
+            </w:r>
+          </w:p>
+        </w:tc>
+        <w:tc>
+          <w:tcPr>
+            <w:tcW w:type="dxa" w:w="3120"/>
+          </w:tcPr>
+          <w:p>
+            <w:r/>
+            <w:r>
+              <w:rPr>
+                <w:rFonts w:ascii="Consolas" w:hAnsi="Consolas"/>
+                <w:sz w:val="19"/>
+              </w:rPr>
+              <w:t>mando.cpp:129-141</w:t>
+            </w:r>
+            <w:r>
+              <w:rPr>
+                <w:b w:val="0"/>
+                <w:sz w:val="19"/>
+              </w:rPr>
+              <w:t xml:space="preserve">: si el Degradado gobierna la luz, </w:t>
+            </w:r>
+            <w:r>
+              <w:rPr>
+                <w:rFonts w:ascii="Consolas" w:hAnsi="Consolas"/>
+                <w:sz w:val="19"/>
+              </w:rPr>
+              <w:t>degradado_salir()</w:t>
+            </w:r>
+          </w:p>
+        </w:tc>
+        <w:tc>
+          <w:tcPr>
+            <w:tcW w:type="dxa" w:w="3120"/>
+          </w:tcPr>
+          <w:p>
+            <w:r/>
+            <w:r>
+              <w:rPr>
+                <w:b/>
+                <w:sz w:val="19"/>
+              </w:rPr>
+              <w:t>sí</w:t>
+            </w:r>
+          </w:p>
+        </w:tc>
+      </w:tr>
+      <w:tr>
+        <w:tc>
+          <w:tcPr>
+            <w:tcW w:type="dxa" w:w="3120"/>
+          </w:tcPr>
+          <w:p>
+            <w:r/>
+            <w:r>
+              <w:rPr>
+                <w:b w:val="0"/>
+                <w:sz w:val="19"/>
+              </w:rPr>
+              <w:t xml:space="preserve">App, </w:t>
+            </w:r>
+            <w:r>
+              <w:rPr>
+                <w:rFonts w:ascii="Consolas" w:hAnsi="Consolas"/>
+                <w:sz w:val="19"/>
+              </w:rPr>
+              <w:t>AMBAR_EMERGENCIA</w:t>
+            </w:r>
+          </w:p>
+        </w:tc>
+        <w:tc>
+          <w:tcPr>
+            <w:tcW w:type="dxa" w:w="3120"/>
+          </w:tcPr>
+          <w:p>
+            <w:r/>
+            <w:r>
+              <w:rPr>
+                <w:rFonts w:ascii="Consolas" w:hAnsi="Consolas"/>
+                <w:sz w:val="19"/>
+              </w:rPr>
+              <w:t>bluetooth.cpp:130-136</w:t>
+            </w:r>
+            <w:r>
+              <w:rPr>
+                <w:b w:val="0"/>
+                <w:sz w:val="19"/>
+              </w:rPr>
+              <w:t xml:space="preserve"> y </w:t>
+            </w:r>
+            <w:r>
+              <w:rPr>
+                <w:rFonts w:ascii="Consolas" w:hAnsi="Consolas"/>
+                <w:sz w:val="19"/>
+              </w:rPr>
+              <w:t>:171-176</w:t>
+            </w:r>
+            <w:r>
+              <w:rPr>
+                <w:b w:val="0"/>
+                <w:sz w:val="19"/>
+              </w:rPr>
+              <w:t xml:space="preserve">: </w:t>
+            </w:r>
+            <w:r>
+              <w:rPr>
+                <w:rFonts w:ascii="Consolas" w:hAnsi="Consolas"/>
+                <w:sz w:val="19"/>
+              </w:rPr>
+              <w:t>semaforo_iniciarFallo()</w:t>
+            </w:r>
+            <w:r>
+              <w:rPr>
+                <w:b w:val="0"/>
+                <w:sz w:val="19"/>
+              </w:rPr>
+              <w:t xml:space="preserve"> a secas</w:t>
+            </w:r>
+          </w:p>
+        </w:tc>
+        <w:tc>
+          <w:tcPr>
+            <w:tcW w:type="dxa" w:w="3120"/>
+          </w:tcPr>
+          <w:p>
+            <w:r/>
+            <w:r>
+              <w:rPr>
+                <w:b/>
+                <w:sz w:val="19"/>
+              </w:rPr>
+              <w:t>no</w:t>
+            </w:r>
+          </w:p>
+        </w:tc>
+      </w:tr>
+    </w:tbl>
+    <w:p>
+      <w:pPr>
+        <w:spacing w:after="120"/>
+      </w:pPr>
+    </w:p>
+    <w:p>
+      <w:pPr>
+        <w:spacing w:after="120"/>
+      </w:pPr>
+      <w:r>
+        <w:rPr>
+          <w:b/>
+          <w:sz w:val="21"/>
+        </w:rPr>
+        <w:t>Decisión del responsable, 31/08:</w:t>
+      </w:r>
+      <w:r>
+        <w:rPr>
+          <w:b w:val="0"/>
+          <w:sz w:val="21"/>
+        </w:rPr>
+        <w:t xml:space="preserve"> la vía de la app **sale del Degradado de forma ordenada, igual</w:t>
+      </w:r>
+    </w:p>
+    <w:p>
+      <w:pPr>
+        <w:spacing w:after="120"/>
+      </w:pPr>
+      <w:r>
+        <w:rPr>
+          <w:b w:val="0"/>
+          <w:sz w:val="21"/>
+        </w:rPr>
+        <w:t xml:space="preserve">que </w:t>
+      </w:r>
+      <w:r>
+        <w:rPr>
+          <w:rFonts w:ascii="Consolas" w:hAnsi="Consolas"/>
+          <w:sz w:val="21"/>
+        </w:rPr>
+        <w:t>B·B·B</w:t>
+      </w:r>
+      <w:r>
+        <w:rPr>
+          <w:b w:val="0"/>
+          <w:sz w:val="21"/>
+        </w:rPr>
+        <w:t>**, por el todo-rojo de despedida.</w:t>
+      </w:r>
+    </w:p>
+    <w:p>
+      <w:pPr>
+        <w:spacing w:before="200" w:after="120"/>
+      </w:pPr>
+      <w:r>
+        <w:rPr>
+          <w:b/>
+          <w:color w:val="003366"/>
+          <w:sz w:val="21"/>
+        </w:rPr>
+        <w:t>Lo que el funcional VE cuando lo pide con el Degradado en marcha</w:t>
+      </w:r>
+    </w:p>
+    <w:p>
+      <w:pPr>
+        <w:spacing w:after="200"/>
+        <w:ind w:left="288"/>
+        <w:shd w:val="clear" w:fill="F4F4F4"/>
+      </w:pPr>
+      <w:r>
+        <w:rPr>
+          <w:rFonts w:ascii="Consolas" w:hAnsi="Consolas"/>
+          <w:sz w:val="18"/>
+        </w:rPr>
+        <w:t xml:space="preserve">   pide AMBAR_EMERGENCIA desde el telefono</w:t>
+        <w:br/>
+        <w:t xml:space="preserve">        |</w:t>
+        <w:br/>
+        <w:t xml:space="preserve">        v</w:t>
+        <w:br/>
+        <w:t xml:space="preserve">   TODO-ROJO de despedida ......... entre 10 y 90 s   &lt;-- NO es un cuelgue</w:t>
+        <w:br/>
+        <w:t xml:space="preserve">        |                                                 el equipo esta obedeciendo</w:t>
+        <w:br/>
+        <w:t xml:space="preserve">        v</w:t>
+        <w:br/>
+        <w:t xml:space="preserve">   AMBAR intermitente, pluma ARRIBA</w:t>
+      </w:r>
+    </w:p>
+    <w:p>
+      <w:pPr>
+        <w:spacing w:after="160"/>
+        <w:ind w:left="360"/>
+        <w:shd w:val="clear" w:fill="FFF4E5"/>
+      </w:pPr>
+      <w:r>
+        <w:rPr>
+          <w:b w:val="0"/>
+          <w:color w:val="960000"/>
+          <w:sz w:val="20"/>
+        </w:rPr>
+        <w:t xml:space="preserve">⚠️ </w:t>
+      </w:r>
+      <w:r>
+        <w:rPr>
+          <w:b/>
+          <w:color w:val="960000"/>
+          <w:sz w:val="20"/>
+        </w:rPr>
+        <w:t>Los 10 a 90 s no son un número redondo ni un margen de cortesía.</w:t>
+      </w:r>
+      <w:r>
+        <w:rPr>
+          <w:b w:val="0"/>
+          <w:color w:val="960000"/>
+          <w:sz w:val="20"/>
+        </w:rPr>
+        <w:t xml:space="preserve"> Salen de </w:t>
+      </w:r>
+      <w:r>
+        <w:rPr>
+          <w:rFonts w:ascii="Consolas" w:hAnsi="Consolas"/>
+          <w:color w:val="960000"/>
+          <w:sz w:val="20"/>
+        </w:rPr>
+        <w:t>Esclavo/src/modo_degradado.cpp:108-111</w:t>
+      </w:r>
+      <w:r>
+        <w:rPr>
+          <w:b w:val="0"/>
+          <w:color w:val="960000"/>
+          <w:sz w:val="20"/>
+        </w:rPr>
+        <w:t xml:space="preserve"> —</w:t>
+      </w:r>
+      <w:r>
+        <w:rPr>
+          <w:rFonts w:ascii="Consolas" w:hAnsi="Consolas"/>
+          <w:color w:val="960000"/>
+          <w:sz w:val="20"/>
+        </w:rPr>
+        <w:t>max(cfgDespeje × 1000 ms, 4000 ms)</w:t>
+      </w:r>
+      <w:r>
+        <w:rPr>
+          <w:b w:val="0"/>
+          <w:color w:val="960000"/>
+          <w:sz w:val="20"/>
+        </w:rPr>
+        <w:t xml:space="preserve">— y </w:t>
+      </w:r>
+      <w:r>
+        <w:rPr>
+          <w:rFonts w:ascii="Consolas" w:hAnsi="Consolas"/>
+          <w:color w:val="960000"/>
+          <w:sz w:val="20"/>
+        </w:rPr>
+        <w:t>cfgDespeje</w:t>
+      </w:r>
+      <w:r>
+        <w:rPr>
+          <w:b w:val="0"/>
+          <w:color w:val="960000"/>
+          <w:sz w:val="20"/>
+        </w:rPr>
+        <w:t xml:space="preserve"> es el despeje configurado del cruce, que sólo admite </w:t>
+      </w:r>
+      <w:r>
+        <w:rPr>
+          <w:b/>
+          <w:color w:val="960000"/>
+          <w:sz w:val="20"/>
+        </w:rPr>
+        <w:t>10 a 90 s</w:t>
+      </w:r>
+      <w:r>
+        <w:rPr>
+          <w:b w:val="0"/>
+          <w:color w:val="960000"/>
+          <w:sz w:val="20"/>
+        </w:rPr>
+        <w:t xml:space="preserve"> (</w:t>
+      </w:r>
+      <w:r>
+        <w:rPr>
+          <w:rFonts w:ascii="Consolas" w:hAnsi="Consolas"/>
+          <w:color w:val="960000"/>
+          <w:sz w:val="20"/>
+        </w:rPr>
+        <w:t>Maestro/src/modo_automatico.cpp:34</w:t>
+      </w:r>
+      <w:r>
+        <w:rPr>
+          <w:b w:val="0"/>
+          <w:color w:val="960000"/>
+          <w:sz w:val="20"/>
+        </w:rPr>
+        <w:t xml:space="preserve">). Es el mismo tiempo que ya cuesta </w:t>
+      </w:r>
+      <w:r>
+        <w:rPr>
+          <w:rFonts w:ascii="Consolas" w:hAnsi="Consolas"/>
+          <w:color w:val="960000"/>
+          <w:sz w:val="20"/>
+        </w:rPr>
+        <w:t>B·B·B</w:t>
+      </w:r>
+      <w:r>
+        <w:rPr>
+          <w:b w:val="0"/>
+          <w:color w:val="960000"/>
+          <w:sz w:val="20"/>
+        </w:rPr>
+        <w:t xml:space="preserve">, y es el margen que garantiza que el tramo quedó vacío. </w:t>
+      </w:r>
+      <w:r>
+        <w:rPr>
+          <w:b/>
+          <w:color w:val="960000"/>
+          <w:sz w:val="20"/>
+        </w:rPr>
+        <w:t>Que ese precio se acepte tal cual, se acote o se quite es la fila `R-1` del Manual 10 §4.5.6, y la decide el responsable.</w:t>
+      </w:r>
+    </w:p>
+    <w:p>
+      <w:pPr>
+        <w:spacing w:before="200" w:after="120"/>
+      </w:pPr>
+      <w:r>
+        <w:rPr>
+          <w:b/>
+          <w:color w:val="003366"/>
+          <w:sz w:val="21"/>
+        </w:rPr>
+        <w:t xml:space="preserve">Lo que el equipo CONTESTA — no es siempre </w:t>
+      </w:r>
+      <w:r>
+        <w:rPr>
+          <w:rFonts w:ascii="Consolas" w:hAnsi="Consolas"/>
+          <w:color w:val="003366"/>
+          <w:sz w:val="21"/>
+        </w:rPr>
+        <w:t>OK</w:t>
+      </w:r>
+      <w:r>
+        <w:rPr>
+          <w:b/>
+          <w:color w:val="003366"/>
+          <w:sz w:val="21"/>
+        </w:rPr>
+        <w:t>, y no se copia aquí</w:t>
+      </w:r>
+    </w:p>
+    <w:p>
+      <w:pPr>
+        <w:spacing w:after="120"/>
+      </w:pPr>
+      <w:r>
+        <w:rPr>
+          <w:b/>
+          <w:sz w:val="21"/>
+        </w:rPr>
+        <w:t>El Esclavo contesta cosas distintas según el estado en que le llegue la orden</w:t>
+      </w:r>
+      <w:r>
+        <w:rPr>
+          <w:b w:val="0"/>
+          <w:sz w:val="21"/>
+        </w:rPr>
+        <w:t>, porque un</w:t>
+      </w:r>
+    </w:p>
+    <w:p>
+      <w:pPr>
+        <w:spacing w:after="120"/>
+      </w:pPr>
+      <w:r>
+        <w:rPr>
+          <w:rFonts w:ascii="Consolas" w:hAnsi="Consolas"/>
+          <w:sz w:val="21"/>
+        </w:rPr>
+        <w:t>RESULT:OK</w:t>
+      </w:r>
+      <w:r>
+        <w:rPr>
+          <w:b w:val="0"/>
+          <w:sz w:val="21"/>
+        </w:rPr>
+        <w:t xml:space="preserve"> sobre un ámbar que todavía tardará 90 s en aparecer es una confirmación de algo que no ha</w:t>
+      </w:r>
+    </w:p>
+    <w:p>
+      <w:pPr>
+        <w:spacing w:after="120"/>
+      </w:pPr>
+      <w:r>
+        <w:rPr>
+          <w:b w:val="0"/>
+          <w:sz w:val="21"/>
+        </w:rPr>
+        <w:t>ocurrido: el técnico se va del poste y el equipo se queda como estaba.</w:t>
+      </w:r>
+    </w:p>
+    <w:p>
+      <w:pPr>
+        <w:spacing w:after="120"/>
+      </w:pPr>
+      <w:r>
+        <w:rPr>
+          <w:b w:val="0"/>
+          <w:sz w:val="21"/>
+        </w:rPr>
+        <w:t xml:space="preserve">**La tabla completa —los cinco casos, los nombres de </w:t>
+      </w:r>
+      <w:r>
+        <w:rPr>
+          <w:rFonts w:ascii="Consolas" w:hAnsi="Consolas"/>
+          <w:sz w:val="21"/>
+        </w:rPr>
+        <w:t>RESULT:</w:t>
+      </w:r>
+      <w:r>
+        <w:rPr>
+          <w:b w:val="0"/>
+          <w:sz w:val="21"/>
+        </w:rPr>
+        <w:t xml:space="preserve"> y </w:t>
+      </w:r>
+      <w:r>
+        <w:rPr>
+          <w:rFonts w:ascii="Consolas" w:hAnsi="Consolas"/>
+          <w:sz w:val="21"/>
+        </w:rPr>
+        <w:t>DESC:</w:t>
+      </w:r>
+      <w:r>
+        <w:rPr>
+          <w:b w:val="0"/>
+          <w:sz w:val="21"/>
+        </w:rPr>
+        <w:t>, y lo que el firmware no</w:t>
+      </w:r>
+    </w:p>
+    <w:p>
+      <w:pPr>
+        <w:spacing w:after="120"/>
+      </w:pPr>
+      <w:r>
+        <w:rPr>
+          <w:b w:val="0"/>
+          <w:sz w:val="21"/>
+        </w:rPr>
+        <w:t>sabe distinguir hoy— vive en un solo sitio:**</w:t>
+      </w:r>
+    </w:p>
+    <w:p>
+      <w:pPr>
+        <w:spacing w:after="120"/>
+      </w:pPr>
+      <w:r>
+        <w:rPr>
+          <w:b w:val="0"/>
+          <w:sz w:val="21"/>
+        </w:rPr>
+        <w:t xml:space="preserve">📄 </w:t>
+      </w:r>
+      <w:r>
+        <w:rPr>
+          <w:b/>
+          <w:sz w:val="21"/>
+        </w:rPr>
+        <w:t>`10_Manual_Modulo_Bluetooth_Telemetria.md` §4.5</w:t>
+      </w:r>
+    </w:p>
+    <w:p>
+      <w:pPr>
+        <w:spacing w:after="120"/>
+      </w:pPr>
+      <w:r>
+        <w:rPr>
+          <w:b/>
+          <w:sz w:val="21"/>
+        </w:rPr>
+        <w:t>Aquí no se copia a propósito.</w:t>
+      </w:r>
+      <w:r>
+        <w:rPr>
+          <w:b w:val="0"/>
+          <w:sz w:val="21"/>
+        </w:rPr>
+        <w:t xml:space="preserve"> Duplicarla crearía dos versiones que alguien tendría que</w:t>
+      </w:r>
+    </w:p>
+    <w:p>
+      <w:pPr>
+        <w:spacing w:after="120"/>
+      </w:pPr>
+      <w:r>
+        <w:rPr>
+          <w:b w:val="0"/>
+          <w:sz w:val="21"/>
+        </w:rPr>
+        <w:t>sincronizar a mano, y el día que difieran el técnico de arriba y el de abajo leerían contratos</w:t>
+      </w:r>
+    </w:p>
+    <w:p>
+      <w:pPr>
+        <w:spacing w:after="120"/>
+      </w:pPr>
+      <w:r>
+        <w:rPr>
+          <w:b w:val="0"/>
+          <w:sz w:val="21"/>
+        </w:rPr>
+        <w:t>distintos del mismo comando.</w:t>
+      </w:r>
+    </w:p>
+    <w:p>
+      <w:pPr>
+        <w:spacing w:before="200" w:after="120"/>
+      </w:pPr>
+      <w:r>
+        <w:rPr>
+          <w:b/>
+          <w:color w:val="003366"/>
+          <w:sz w:val="21"/>
+        </w:rPr>
+        <w:t>🔴 Riesgo residual nuevo (31/08): entrar en Degradado con el ámbar de la app puesto</w:t>
+      </w:r>
+    </w:p>
+    <w:p>
+      <w:pPr>
+        <w:spacing w:after="120"/>
+      </w:pPr>
+      <w:r>
+        <w:rPr>
+          <w:b/>
+          <w:sz w:val="21"/>
+        </w:rPr>
+        <w:t>MEDIDO POR LECTURA, y RAZONADO —no ejercido—.</w:t>
+      </w:r>
+      <w:r>
+        <w:rPr>
+          <w:b w:val="0"/>
+          <w:sz w:val="21"/>
+        </w:rPr>
+        <w:t xml:space="preserve"> </w:t>
+      </w:r>
+      <w:r>
+        <w:rPr>
+          <w:rFonts w:ascii="Consolas" w:hAnsi="Consolas"/>
+          <w:sz w:val="21"/>
+        </w:rPr>
+        <w:t>degradado_entrar()</w:t>
+      </w:r>
+    </w:p>
+    <w:p>
+      <w:pPr>
+        <w:spacing w:after="120"/>
+      </w:pPr>
+      <w:r>
+        <w:rPr>
+          <w:b w:val="0"/>
+          <w:sz w:val="21"/>
+        </w:rPr>
+        <w:t>(</w:t>
+      </w:r>
+      <w:r>
+        <w:rPr>
+          <w:rFonts w:ascii="Consolas" w:hAnsi="Consolas"/>
+          <w:sz w:val="21"/>
+        </w:rPr>
+        <w:t>Esclavo/src/modo_degradado.cpp:212-243</w:t>
+      </w:r>
+      <w:r>
+        <w:rPr>
+          <w:b w:val="0"/>
+          <w:sz w:val="21"/>
+        </w:rPr>
+        <w:t xml:space="preserve">) fuerza todo-rojo en </w:t>
+      </w:r>
+      <w:r>
+        <w:rPr>
+          <w:rFonts w:ascii="Consolas" w:hAnsi="Consolas"/>
+          <w:sz w:val="21"/>
+        </w:rPr>
+        <w:t>:224</w:t>
+      </w:r>
+      <w:r>
+        <w:rPr>
+          <w:b w:val="0"/>
+          <w:sz w:val="21"/>
+        </w:rPr>
+        <w:t xml:space="preserve"> **sin preguntar por</w:t>
+      </w:r>
+    </w:p>
+    <w:p>
+      <w:pPr>
+        <w:spacing w:after="120"/>
+      </w:pPr>
+      <w:r>
+        <w:rPr>
+          <w:rFonts w:ascii="Consolas" w:hAnsi="Consolas"/>
+          <w:sz w:val="21"/>
+        </w:rPr>
+        <w:t>bluetooth_ambarEmergencia()</w:t>
+      </w:r>
+      <w:r>
+        <w:rPr>
+          <w:b w:val="0"/>
+          <w:sz w:val="21"/>
+        </w:rPr>
+        <w:t>**, y el sostenedor del modo escribe luz por otra puerta —</w:t>
+      </w:r>
+      <w:r>
+        <w:rPr>
+          <w:rFonts w:ascii="Consolas" w:hAnsi="Consolas"/>
+          <w:sz w:val="21"/>
+        </w:rPr>
+        <w:t>aplicarLuz()</w:t>
+      </w:r>
+    </w:p>
+    <w:p>
+      <w:pPr>
+        <w:spacing w:after="120"/>
+      </w:pPr>
+      <w:r>
+        <w:rPr>
+          <w:b w:val="0"/>
+          <w:sz w:val="21"/>
+        </w:rPr>
+        <w:t xml:space="preserve">desde </w:t>
+      </w:r>
+      <w:r>
+        <w:rPr>
+          <w:rFonts w:ascii="Consolas" w:hAnsi="Consolas"/>
+          <w:sz w:val="21"/>
+        </w:rPr>
+        <w:t>degradado_actualizar()</w:t>
+      </w:r>
+      <w:r>
+        <w:rPr>
+          <w:b w:val="0"/>
+          <w:sz w:val="21"/>
+        </w:rPr>
+        <w:t xml:space="preserve">, </w:t>
+      </w:r>
+      <w:r>
+        <w:rPr>
+          <w:rFonts w:ascii="Consolas" w:hAnsi="Consolas"/>
+          <w:sz w:val="21"/>
+        </w:rPr>
+        <w:t>main.cpp:363</w:t>
+      </w:r>
+      <w:r>
+        <w:rPr>
+          <w:b w:val="0"/>
+          <w:sz w:val="21"/>
+        </w:rPr>
+        <w:t xml:space="preserve">— </w:t>
+      </w:r>
+      <w:r>
+        <w:rPr>
+          <w:b/>
+          <w:sz w:val="21"/>
+        </w:rPr>
+        <w:t>que tampoco lo consulta</w:t>
+      </w:r>
+      <w:r>
+        <w:rPr>
+          <w:b w:val="0"/>
+          <w:sz w:val="21"/>
+        </w:rPr>
+        <w:t>.</w:t>
+      </w:r>
+    </w:p>
+    <w:p>
+      <w:pPr>
+        <w:spacing w:after="120"/>
+      </w:pPr>
+      <w:r>
+        <w:rPr>
+          <w:b w:val="0"/>
+          <w:sz w:val="21"/>
+        </w:rPr>
+        <w:t>Consecuencia: si alguien entra en Degradado desde el gabinete mientras hay un ámbar pedido por</w:t>
+      </w:r>
+    </w:p>
+    <w:p>
+      <w:pPr>
+        <w:spacing w:after="120"/>
+      </w:pPr>
+      <w:r>
+        <w:rPr>
+          <w:b w:val="0"/>
+          <w:sz w:val="21"/>
+        </w:rPr>
+        <w:t xml:space="preserve">teléfono, </w:t>
+      </w:r>
+      <w:r>
+        <w:rPr>
+          <w:b/>
+          <w:sz w:val="21"/>
+        </w:rPr>
+        <w:t>la luz sale de ámbar en ese mismo instante</w:t>
+      </w:r>
+      <w:r>
+        <w:rPr>
+          <w:b w:val="0"/>
+          <w:sz w:val="21"/>
+        </w:rPr>
+        <w:t>, el latch se revoca solo en la vuelta</w:t>
+      </w:r>
+    </w:p>
+    <w:p>
+      <w:pPr>
+        <w:spacing w:after="120"/>
+      </w:pPr>
+      <w:r>
+        <w:rPr>
+          <w:b w:val="0"/>
+          <w:sz w:val="21"/>
+        </w:rPr>
+        <w:t>siguiente (</w:t>
+      </w:r>
+      <w:r>
+        <w:rPr>
+          <w:rFonts w:ascii="Consolas" w:hAnsi="Consolas"/>
+          <w:sz w:val="21"/>
+        </w:rPr>
+        <w:t>bluetooth.cpp:292</w:t>
+      </w:r>
+      <w:r>
+        <w:rPr>
+          <w:b w:val="0"/>
+          <w:sz w:val="21"/>
+        </w:rPr>
+        <w:t>), y en la siguiente frontera de fase el cruce puede dar **verde por</w:t>
+      </w:r>
+    </w:p>
+    <w:p>
+      <w:pPr>
+        <w:spacing w:after="120"/>
+      </w:pPr>
+      <w:r>
+        <w:rPr>
+          <w:b w:val="0"/>
+          <w:sz w:val="21"/>
+        </w:rPr>
+        <w:t>reloj</w:t>
+      </w:r>
+      <w:r>
+        <w:rPr>
+          <w:b/>
+          <w:sz w:val="21"/>
+        </w:rPr>
+        <w:t xml:space="preserve"> donde alguien había pedido precaución. </w:t>
+      </w:r>
+      <w:r>
+        <w:rPr>
+          <w:b w:val="0"/>
+          <w:sz w:val="21"/>
+        </w:rPr>
+        <w:t xml:space="preserve">El </w:t>
+      </w:r>
+      <w:r>
+        <w:rPr>
+          <w:rFonts w:ascii="Consolas" w:hAnsi="Consolas"/>
+          <w:sz w:val="21"/>
+        </w:rPr>
+        <w:t>$ACK</w:t>
+      </w:r>
+      <w:r>
+        <w:rPr>
+          <w:b w:val="0"/>
+          <w:sz w:val="21"/>
+        </w:rPr>
+        <w:t xml:space="preserve"> ya se envió, y nada se lo dice a nadie.**</w:t>
+      </w:r>
+    </w:p>
+    <w:p>
+      <w:pPr>
+        <w:spacing w:after="120"/>
+      </w:pPr>
+      <w:r>
+        <w:rPr>
+          <w:b/>
+          <w:sz w:val="21"/>
+        </w:rPr>
+        <w:t>Esto no lo arregla la decisión del 31/08 por sí sola.</w:t>
+      </w:r>
+      <w:r>
+        <w:rPr>
+          <w:b w:val="0"/>
+          <w:sz w:val="21"/>
+        </w:rPr>
+        <w:t xml:space="preserve"> Las tres opciones —rechazar la entrada,</w:t>
+      </w:r>
+    </w:p>
+    <w:p>
+      <w:pPr>
+        <w:spacing w:after="120"/>
+      </w:pPr>
+      <w:r>
+        <w:rPr>
+          <w:b w:val="0"/>
+          <w:sz w:val="21"/>
+        </w:rPr>
+        <w:t>revocar el latch explícitamente, o que el latch vete la luz del Degradado— están escritas con su</w:t>
+      </w:r>
+    </w:p>
+    <w:p>
+      <w:pPr>
+        <w:spacing w:after="120"/>
+      </w:pPr>
+      <w:r>
+        <w:rPr>
+          <w:b w:val="0"/>
+          <w:sz w:val="21"/>
+        </w:rPr>
+        <w:t xml:space="preserve">consecuencia en el Manual 10 </w:t>
+      </w:r>
+      <w:r>
+        <w:rPr>
+          <w:b/>
+          <w:sz w:val="21"/>
+        </w:rPr>
+        <w:t>§4.5.7 (`R-4`)</w:t>
+      </w:r>
+      <w:r>
+        <w:rPr>
+          <w:b w:val="0"/>
+          <w:sz w:val="21"/>
+        </w:rPr>
+        <w:t xml:space="preserve">, y </w:t>
+      </w:r>
+      <w:r>
+        <w:rPr>
+          <w:b/>
+          <w:sz w:val="21"/>
+        </w:rPr>
+        <w:t>las decide el responsable</w:t>
+      </w:r>
+      <w:r>
+        <w:rPr>
+          <w:b w:val="0"/>
+          <w:sz w:val="21"/>
+        </w:rPr>
+        <w:t>: lo que se elija lo</w:t>
+      </w:r>
+    </w:p>
+    <w:p>
+      <w:pPr>
+        <w:spacing w:after="120"/>
+      </w:pPr>
+      <w:r>
+        <w:rPr>
+          <w:b w:val="0"/>
+          <w:sz w:val="21"/>
+        </w:rPr>
+        <w:t>ve un conductor.</w:t>
+      </w:r>
+    </w:p>
+    <w:p>
+      <w:pPr>
+        <w:spacing w:after="160"/>
+        <w:ind w:left="360"/>
+        <w:shd w:val="clear" w:fill="FFF4E5"/>
+      </w:pPr>
+      <w:r>
+        <w:rPr>
+          <w:b/>
+          <w:color w:val="960000"/>
+          <w:sz w:val="20"/>
+        </w:rPr>
+        <w:t>Mientras tanto, la regla de campo es la de siempre y sirve exactamente para esto:</w:t>
+      </w:r>
+      <w:r>
+        <w:rPr>
+          <w:b w:val="0"/>
+          <w:color w:val="960000"/>
+          <w:sz w:val="20"/>
+        </w:rPr>
+        <w:t xml:space="preserve"> *verificar con los ojos las dos puntas*, al entrar y al salir. Ver Sección 6, Riesgo 2.</w:t>
       </w:r>
     </w:p>
     <w:p>

--- a/05_Funcional/8_Procedimiento_Modo_Degradado.docx
+++ b/05_Funcional/8_Procedimiento_Modo_Degradado.docx
@@ -92,7 +92,7 @@
           <w:color w:val="960000"/>
           <w:sz w:val="20"/>
         </w:rPr>
-        <w:t xml:space="preserve">🛑 AVISO DEL 28/08/2026 — ESTE PROCEDIMIENTO YA NO SE PUEDE EJECUTAR </w:t>
+        <w:t xml:space="preserve">🛑 AVISO DEL 02/09/2026 — ESTE MODO SE OPERA HOY DESDE LA APP, NO DESDE LOS BOTONES </w:t>
       </w:r>
       <w:r>
         <w:rPr>
@@ -100,47 +100,15 @@
           <w:color w:val="960000"/>
           <w:sz w:val="20"/>
         </w:rPr>
-        <w:t>El 28/08/2026 se decidió en obra retirar la pantalla LCD, los cuatro pulsadores y el mando de relés.</w:t>
-      </w:r>
-      <w:r>
-        <w:rPr>
-          <w:b w:val="0"/>
-          <w:color w:val="960000"/>
-          <w:sz w:val="20"/>
-        </w:rPr>
-        <w:t xml:space="preserve"> Toda la operación pasa a la App por Bluetooth. </w:t>
-      </w:r>
-      <w:r>
-        <w:rPr>
-          <w:b/>
-          <w:color w:val="960000"/>
-          <w:sz w:val="20"/>
-        </w:rPr>
-        <w:t>Las dos vías de entrada y las dos de salida de este modo son, todas, botones o secuencias de mando.</w:t>
-      </w:r>
-      <w:r>
-        <w:rPr>
-          <w:b w:val="0"/>
-          <w:color w:val="960000"/>
-          <w:sz w:val="20"/>
-        </w:rPr>
-        <w:t xml:space="preserve"> Al retirarlos, este documento describe maniobras </w:t>
-      </w:r>
-      <w:r>
-        <w:rPr>
-          <w:b/>
-          <w:color w:val="960000"/>
-          <w:sz w:val="20"/>
-        </w:rPr>
-        <w:t>sin actuador</w:t>
-      </w:r>
-      <w:r>
-        <w:rPr>
-          <w:b w:val="0"/>
-          <w:color w:val="960000"/>
-          <w:sz w:val="20"/>
-        </w:rPr>
-        <w:t xml:space="preserve">: no hay con qué hacerlas. | Maniobra | Actuador que la ejecuta hoy | Tras la retirada | |---|---|---| | Entrar (pantalla) | </w:t>
+        <w:t>Los pulsadores 3 y 4 ya no existen.</w:t>
+      </w:r>
+      <w:r>
+        <w:rPr>
+          <w:b w:val="0"/>
+          <w:color w:val="960000"/>
+          <w:sz w:val="20"/>
+        </w:rPr>
+        <w:t xml:space="preserve"> Sus pines (</w:t>
       </w:r>
       <w:r>
         <w:rPr>
@@ -148,31 +116,302 @@
           <w:color w:val="960000"/>
           <w:sz w:val="20"/>
         </w:rPr>
+        <w:t>J16</w:t>
+      </w:r>
+      <w:r>
+        <w:rPr>
+          <w:b w:val="0"/>
+          <w:color w:val="960000"/>
+          <w:sz w:val="20"/>
+        </w:rPr>
+        <w:t xml:space="preserve"> p10 y p12) son entradas de cámara, y el firmware devuelve *«no pulsado»* de forma permanente para los dos: ``</w:t>
+      </w:r>
+      <w:r>
+        <w:rPr>
+          <w:rFonts w:ascii="Consolas" w:hAnsi="Consolas"/>
+          <w:color w:val="960000"/>
+          <w:sz w:val="20"/>
+        </w:rPr>
+        <w:t xml:space="preserve"> Maestro/src/botones.cpp:280-281   bool botonAceptar()  { return false; } bool botonCancelar(){ return false; } Esclavo/src/botones.cpp:294-295   identico </w:t>
+      </w:r>
+      <w:r>
+        <w:rPr>
+          <w:rFonts w:ascii="Consolas" w:hAnsi="Consolas"/>
+          <w:color w:val="960000"/>
+          <w:sz w:val="20"/>
+        </w:rPr>
+      </w:r>
+      <w:r>
+        <w:rPr>
+          <w:rFonts w:ascii="Consolas" w:hAnsi="Consolas"/>
+          <w:color w:val="960000"/>
+          <w:sz w:val="20"/>
+        </w:rPr>
+        <w:t xml:space="preserve"> **No intente ejecutar ningún paso que diga «pulse Botón 3», «pulse Botón 4» o «navegue al menú».** No hay con qué hacerlo, y el equipo no dará ninguna señal de error: simplemente no pasará nada. ## Cómo se entra y se sale HOY | Maniobra | Cómo se hace hoy | Evidencia *(re-medida el 04/09)* | |---|---|---| | Entrar en Degradado | **App:** </w:t>
+      </w:r>
+      <w:r>
+        <w:rPr>
+          <w:b w:val="0"/>
+          <w:color w:val="960000"/>
+          <w:sz w:val="20"/>
+        </w:rPr>
+        <w:t>CMD:PIN:1234:SET_MODO:DEGRADADO</w:t>
+      </w:r>
+      <w:r>
+        <w:rPr>
+          <w:rFonts w:ascii="Consolas" w:hAnsi="Consolas"/>
+          <w:color w:val="960000"/>
+          <w:sz w:val="20"/>
+        </w:rPr>
+        <w:t xml:space="preserve"> | </w:t>
+      </w:r>
+      <w:r>
+        <w:rPr>
+          <w:b w:val="0"/>
+          <w:color w:val="960000"/>
+          <w:sz w:val="20"/>
+        </w:rPr>
+        <w:t>Maestro/src/bluetooth.cpp:501</w:t>
+      </w:r>
+      <w:r>
+        <w:rPr>
+          <w:rFonts w:ascii="Consolas" w:hAnsi="Consolas"/>
+          <w:color w:val="960000"/>
+          <w:sz w:val="20"/>
+        </w:rPr>
+        <w:t xml:space="preserve"> | | Entrar desde el piso | </w:t>
+      </w:r>
+      <w:r>
+        <w:rPr>
+          <w:b w:val="0"/>
+          <w:color w:val="960000"/>
+          <w:sz w:val="20"/>
+        </w:rPr>
+        <w:t>A · B · A · B</w:t>
+      </w:r>
+      <w:r>
+        <w:rPr>
+          <w:rFonts w:ascii="Consolas" w:hAnsi="Consolas"/>
+          <w:color w:val="960000"/>
+          <w:sz w:val="20"/>
+        </w:rPr>
+        <w:t xml:space="preserve"> en el mando de relés | canales </w:t>
+      </w:r>
+      <w:r>
+        <w:rPr>
+          <w:b w:val="0"/>
+          <w:color w:val="960000"/>
+          <w:sz w:val="20"/>
+        </w:rPr>
+        <w:t>A</w:t>
+      </w:r>
+      <w:r>
+        <w:rPr>
+          <w:rFonts w:ascii="Consolas" w:hAnsi="Consolas"/>
+          <w:color w:val="960000"/>
+          <w:sz w:val="20"/>
+        </w:rPr>
+        <w:t xml:space="preserve"> (</w:t>
+      </w:r>
+      <w:r>
+        <w:rPr>
+          <w:b w:val="0"/>
+          <w:color w:val="960000"/>
+          <w:sz w:val="20"/>
+        </w:rPr>
+        <w:t>PB9</w:t>
+      </w:r>
+      <w:r>
+        <w:rPr>
+          <w:rFonts w:ascii="Consolas" w:hAnsi="Consolas"/>
+          <w:color w:val="960000"/>
+          <w:sz w:val="20"/>
+        </w:rPr>
+        <w:t xml:space="preserve">) y </w:t>
+      </w:r>
+      <w:r>
+        <w:rPr>
+          <w:b w:val="0"/>
+          <w:color w:val="960000"/>
+          <w:sz w:val="20"/>
+        </w:rPr>
+        <w:t>B</w:t>
+      </w:r>
+      <w:r>
+        <w:rPr>
+          <w:rFonts w:ascii="Consolas" w:hAnsi="Consolas"/>
+          <w:color w:val="960000"/>
+          <w:sz w:val="20"/>
+        </w:rPr>
+        <w:t xml:space="preserve"> (</w:t>
+      </w:r>
+      <w:r>
+        <w:rPr>
+          <w:b w:val="0"/>
+          <w:color w:val="960000"/>
+          <w:sz w:val="20"/>
+        </w:rPr>
+        <w:t>PB13</w:t>
+      </w:r>
+      <w:r>
+        <w:rPr>
+          <w:rFonts w:ascii="Consolas" w:hAnsi="Consolas"/>
+          <w:color w:val="960000"/>
+          <w:sz w:val="20"/>
+        </w:rPr>
+        <w:t xml:space="preserve">), **se conservan** | | Salir a Automático | **App:** </w:t>
+      </w:r>
+      <w:r>
+        <w:rPr>
+          <w:b w:val="0"/>
+          <w:color w:val="960000"/>
+          <w:sz w:val="20"/>
+        </w:rPr>
+        <w:t>SET_MODO:AUTO</w:t>
+      </w:r>
+      <w:r>
+        <w:rPr>
+          <w:rFonts w:ascii="Consolas" w:hAnsi="Consolas"/>
+          <w:color w:val="960000"/>
+          <w:sz w:val="20"/>
+        </w:rPr>
+        <w:t xml:space="preserve">, o </w:t>
+      </w:r>
+      <w:r>
+        <w:rPr>
+          <w:b w:val="0"/>
+          <w:color w:val="960000"/>
+          <w:sz w:val="20"/>
+        </w:rPr>
+        <w:t>A · A · A</w:t>
+      </w:r>
+      <w:r>
+        <w:rPr>
+          <w:rFonts w:ascii="Consolas" w:hAnsi="Consolas"/>
+          <w:color w:val="960000"/>
+          <w:sz w:val="20"/>
+        </w:rPr>
+        <w:t xml:space="preserve"> en el mando | </w:t>
+      </w:r>
+      <w:r>
+        <w:rPr>
+          <w:b w:val="0"/>
+          <w:color w:val="960000"/>
+          <w:sz w:val="20"/>
+        </w:rPr>
+        <w:t>bluetooth.cpp:444</w:t>
+      </w:r>
+      <w:r>
+        <w:rPr>
+          <w:rFonts w:ascii="Consolas" w:hAnsi="Consolas"/>
+          <w:color w:val="960000"/>
+          <w:sz w:val="20"/>
+        </w:rPr>
+        <w:t xml:space="preserve"> | | Salir a Ámbar | **App:** </w:t>
+      </w:r>
+      <w:r>
+        <w:rPr>
+          <w:b w:val="0"/>
+          <w:color w:val="960000"/>
+          <w:sz w:val="20"/>
+        </w:rPr>
+        <w:t>SET_MODO:AMBAR</w:t>
+      </w:r>
+      <w:r>
+        <w:rPr>
+          <w:rFonts w:ascii="Consolas" w:hAnsi="Consolas"/>
+          <w:color w:val="960000"/>
+          <w:sz w:val="20"/>
+        </w:rPr>
+        <w:t xml:space="preserve">, o </w:t>
+      </w:r>
+      <w:r>
+        <w:rPr>
+          <w:b w:val="0"/>
+          <w:color w:val="960000"/>
+          <w:sz w:val="20"/>
+        </w:rPr>
+        <w:t>B · B · B</w:t>
+      </w:r>
+      <w:r>
+        <w:rPr>
+          <w:rFonts w:ascii="Consolas" w:hAnsi="Consolas"/>
+          <w:color w:val="960000"/>
+          <w:sz w:val="20"/>
+        </w:rPr>
+        <w:t xml:space="preserve"> en el mando | </w:t>
+      </w:r>
+      <w:r>
+        <w:rPr>
+          <w:b w:val="0"/>
+          <w:color w:val="960000"/>
+          <w:sz w:val="20"/>
+        </w:rPr>
+        <w:t>bluetooth.cpp:454</w:t>
+      </w:r>
+      <w:r>
+        <w:rPr>
+          <w:rFonts w:ascii="Consolas" w:hAnsi="Consolas"/>
+          <w:color w:val="960000"/>
+          <w:sz w:val="20"/>
+        </w:rPr>
+        <w:t xml:space="preserve"> | | Volver al MENÚ | **App:** </w:t>
+      </w:r>
+      <w:r>
+        <w:rPr>
+          <w:b w:val="0"/>
+          <w:color w:val="960000"/>
+          <w:sz w:val="20"/>
+        </w:rPr>
+        <w:t>SET_MODO:MENU</w:t>
+      </w:r>
+      <w:r>
+        <w:rPr>
+          <w:rFonts w:ascii="Consolas" w:hAnsi="Consolas"/>
+          <w:color w:val="960000"/>
+          <w:sz w:val="20"/>
+        </w:rPr>
+        <w:t xml:space="preserve"> | </w:t>
+      </w:r>
+      <w:r>
+        <w:rPr>
+          <w:b w:val="0"/>
+          <w:color w:val="960000"/>
+          <w:sz w:val="20"/>
+        </w:rPr>
+        <w:t>bluetooth.cpp:458</w:t>
+      </w:r>
+      <w:r>
+        <w:rPr>
+          <w:rFonts w:ascii="Consolas" w:hAnsi="Consolas"/>
+          <w:color w:val="960000"/>
+          <w:sz w:val="20"/>
+        </w:rPr>
+        <w:t xml:space="preserve"> | | ~~Entrar por pantalla~~ | ⛔ **sin actuador** — necesitaba </w:t>
+      </w:r>
+      <w:r>
+        <w:rPr>
+          <w:b w:val="0"/>
+          <w:color w:val="960000"/>
+          <w:sz w:val="20"/>
+        </w:rPr>
         <w:t>Botón 4</w:t>
       </w:r>
       <w:r>
         <w:rPr>
-          <w:b w:val="0"/>
-          <w:color w:val="960000"/>
-          <w:sz w:val="20"/>
-        </w:rPr>
-        <w:t xml:space="preserve"> → </w:t>
-      </w:r>
-      <w:r>
-        <w:rPr>
           <w:rFonts w:ascii="Consolas" w:hAnsi="Consolas"/>
           <w:color w:val="960000"/>
           <w:sz w:val="20"/>
         </w:rPr>
-        <w:t>CONFIGURACION</w:t>
-      </w:r>
-      <w:r>
-        <w:rPr>
-          <w:b w:val="0"/>
-          <w:color w:val="960000"/>
-          <w:sz w:val="20"/>
-        </w:rPr>
-        <w:t xml:space="preserve"> → </w:t>
+        <w:t xml:space="preserve"> y dos </w:t>
+      </w:r>
+      <w:r>
+        <w:rPr>
+          <w:b w:val="0"/>
+          <w:color w:val="960000"/>
+          <w:sz w:val="20"/>
+        </w:rPr>
+        <w:t>Botón 3</w:t>
       </w:r>
       <w:r>
         <w:rPr>
@@ -180,47 +419,511 @@
           <w:color w:val="960000"/>
           <w:sz w:val="20"/>
         </w:rPr>
+        <w:t xml:space="preserve"> | — | | ~~Salir por pantalla~~ | ⛔ **sin actuador** — necesitaba </w:t>
+      </w:r>
+      <w:r>
+        <w:rPr>
+          <w:b w:val="0"/>
+          <w:color w:val="960000"/>
+          <w:sz w:val="20"/>
+        </w:rPr>
         <w:t>Botón 3</w:t>
       </w:r>
       <w:r>
         <w:rPr>
-          <w:b w:val="0"/>
-          <w:color w:val="960000"/>
-          <w:sz w:val="20"/>
-        </w:rPr>
-        <w:t xml:space="preserve"> → </w:t>
-      </w:r>
-      <w:r>
-        <w:rPr>
           <w:rFonts w:ascii="Consolas" w:hAnsi="Consolas"/>
           <w:color w:val="960000"/>
           <w:sz w:val="20"/>
         </w:rPr>
+        <w:t xml:space="preserve"> | — | **El modo NO está inalcanzable, y esto invierte lo que decía la versión anterior de este aviso.** Hasta el 28/08 no existía comando de ida ni de vuelta por Bluetooth y esa era la advertencia central. Hoy existen los dos. Se deja escrito el cambio y no se borra el motivo: lo que dejó de ser cierto es *«el Degradado queda inalcanzable al retirar los botones»*. ### 🔴 Lo que la salida por app NO hace, y hay que tenerlo en cuenta en obra - **Se salta el todo-rojo de despedida.** La salida por </w:t>
+      </w:r>
+      <w:r>
+        <w:rPr>
+          <w:b w:val="0"/>
+          <w:color w:val="960000"/>
+          <w:sz w:val="20"/>
+        </w:rPr>
+        <w:t>Botón 4</w:t>
+      </w:r>
+      <w:r>
+        <w:rPr>
+          <w:rFonts w:ascii="Consolas" w:hAnsi="Consolas"/>
+          <w:color w:val="960000"/>
+          <w:sz w:val="20"/>
+        </w:rPr>
+        <w:t xml:space="preserve"> forzaba rojo, esperaba la transición y pintaba *«Vea las dos puntas»* (</w:t>
+      </w:r>
+      <w:r>
+        <w:rPr>
+          <w:b w:val="0"/>
+          <w:color w:val="960000"/>
+          <w:sz w:val="20"/>
+        </w:rPr>
+        <w:t>modo_degradado.cpp:448-462</w:t>
+      </w:r>
+      <w:r>
+        <w:rPr>
+          <w:rFonts w:ascii="Consolas" w:hAnsi="Consolas"/>
+          <w:color w:val="960000"/>
+          <w:sz w:val="20"/>
+        </w:rPr>
+        <w:t xml:space="preserve">). La salida por app pasa de un **verde por reloj** directamente al modo nuevo en la iteración siguiente. **Mire las dos puntas usted antes de dar la orden.** - **El Esclavo no tiene </w:t>
+      </w:r>
+      <w:r>
+        <w:rPr>
+          <w:b w:val="0"/>
+          <w:color w:val="960000"/>
+          <w:sz w:val="20"/>
+        </w:rPr>
+        <w:t>SET_MODO</w:t>
+      </w:r>
+      <w:r>
+        <w:rPr>
+          <w:rFonts w:ascii="Consolas" w:hAnsi="Consolas"/>
+          <w:color w:val="960000"/>
+          <w:sz w:val="20"/>
+        </w:rPr>
+        <w:t xml:space="preserve">.** Una salida por app **mueve solo el Maestro**, que es el **Riesgo residual nº 2** de la Sección 6. &gt; ✏️ **CORREGIDO EL 04/09 — la lista que había aquí era falsa en dos de sus cuatro entradas.** &gt; Decía que el despachador del Esclavo *«atiende </w:t>
+      </w:r>
+      <w:r>
+        <w:rPr>
+          <w:b w:val="0"/>
+          <w:color w:val="960000"/>
+          <w:sz w:val="20"/>
+        </w:rPr>
+        <w:t>FORZAR_ROJO</w:t>
+      </w:r>
+      <w:r>
+        <w:rPr>
+          <w:rFonts w:ascii="Consolas" w:hAnsi="Consolas"/>
+          <w:color w:val="960000"/>
+          <w:sz w:val="20"/>
+        </w:rPr>
+        <w:t xml:space="preserve">, </w:t>
+      </w:r>
+      <w:r>
+        <w:rPr>
+          <w:b w:val="0"/>
+          <w:color w:val="960000"/>
+          <w:sz w:val="20"/>
+        </w:rPr>
+        <w:t>SOLICITAR_PASO</w:t>
+      </w:r>
+      <w:r>
+        <w:rPr>
+          <w:rFonts w:ascii="Consolas" w:hAnsi="Consolas"/>
+          <w:color w:val="960000"/>
+          <w:sz w:val="20"/>
+        </w:rPr>
+        <w:t xml:space="preserve">, </w:t>
+      </w:r>
+      <w:r>
+        <w:rPr>
+          <w:b w:val="0"/>
+          <w:color w:val="960000"/>
+          <w:sz w:val="20"/>
+        </w:rPr>
+        <w:t>TEST_LEDS</w:t>
+      </w:r>
+      <w:r>
+        <w:rPr>
+          <w:rFonts w:ascii="Consolas" w:hAnsi="Consolas"/>
+          <w:color w:val="960000"/>
+          <w:sz w:val="20"/>
+        </w:rPr>
+        <w:t xml:space="preserve"> y &gt; </w:t>
+      </w:r>
+      <w:r>
+        <w:rPr>
+          <w:b w:val="0"/>
+          <w:color w:val="960000"/>
+          <w:sz w:val="20"/>
+        </w:rPr>
+        <w:t>SET_RTC:</w:t>
+      </w:r>
+      <w:r>
+        <w:rPr>
+          <w:rFonts w:ascii="Consolas" w:hAnsi="Consolas"/>
+          <w:color w:val="960000"/>
+          <w:sz w:val="20"/>
+        </w:rPr>
+        <w:t>»*. **</w:t>
+      </w:r>
+      <w:r>
+        <w:rPr>
+          <w:b w:val="0"/>
+          <w:color w:val="960000"/>
+          <w:sz w:val="20"/>
+        </w:rPr>
+        <w:t>FORZAR_ROJO</w:t>
+      </w:r>
+      <w:r>
+        <w:rPr>
+          <w:rFonts w:ascii="Consolas" w:hAnsi="Consolas"/>
+          <w:color w:val="960000"/>
+          <w:sz w:val="20"/>
+        </w:rPr>
+        <w:t xml:space="preserve"> y </w:t>
+      </w:r>
+      <w:r>
+        <w:rPr>
+          <w:b w:val="0"/>
+          <w:color w:val="960000"/>
+          <w:sz w:val="20"/>
+        </w:rPr>
+        <w:t>TEST_LEDS</w:t>
+      </w:r>
+      <w:r>
+        <w:rPr>
+          <w:rFonts w:ascii="Consolas" w:hAnsi="Consolas"/>
+          <w:color w:val="960000"/>
+          <w:sz w:val="20"/>
+        </w:rPr>
+        <w:t xml:space="preserve"> están RECHAZADOS a propósito**, y faltaban las dos &gt; órdenes de ámbar, que son justo las que importan en este procedimiento. **Re-censado sobre &gt; </w:t>
+      </w:r>
+      <w:r>
+        <w:rPr>
+          <w:b w:val="0"/>
+          <w:color w:val="960000"/>
+          <w:sz w:val="20"/>
+        </w:rPr>
+        <w:t>Esclavo/src/bluetooth.cpp</w:t>
+      </w:r>
+      <w:r>
+        <w:rPr>
+          <w:rFonts w:ascii="Consolas" w:hAnsi="Consolas"/>
+          <w:color w:val="960000"/>
+          <w:sz w:val="20"/>
+        </w:rPr>
+        <w:t xml:space="preserve">:** &gt; &gt; | orden | línea | qué hace | &gt; |---|---|---| &gt; | </w:t>
+      </w:r>
+      <w:r>
+        <w:rPr>
+          <w:b w:val="0"/>
+          <w:color w:val="960000"/>
+          <w:sz w:val="20"/>
+        </w:rPr>
+        <w:t>CMD:AMBAR_EMERGENCIA</w:t>
+      </w:r>
+      <w:r>
+        <w:rPr>
+          <w:rFonts w:ascii="Consolas" w:hAnsi="Consolas"/>
+          <w:color w:val="960000"/>
+          <w:sz w:val="20"/>
+        </w:rPr>
+        <w:t xml:space="preserve"> | </w:t>
+      </w:r>
+      <w:r>
+        <w:rPr>
+          <w:b w:val="0"/>
+          <w:color w:val="960000"/>
+          <w:sz w:val="20"/>
+        </w:rPr>
+        <w:t>:381</w:t>
+      </w:r>
+      <w:r>
+        <w:rPr>
+          <w:rFonts w:ascii="Consolas" w:hAnsi="Consolas"/>
+          <w:color w:val="960000"/>
+          <w:sz w:val="20"/>
+        </w:rPr>
+        <w:t xml:space="preserve"> sin PIN · </w:t>
+      </w:r>
+      <w:r>
+        <w:rPr>
+          <w:b w:val="0"/>
+          <w:color w:val="960000"/>
+          <w:sz w:val="20"/>
+        </w:rPr>
+        <w:t>:468</w:t>
+      </w:r>
+      <w:r>
+        <w:rPr>
+          <w:rFonts w:ascii="Consolas" w:hAnsi="Consolas"/>
+          <w:color w:val="960000"/>
+          <w:sz w:val="20"/>
+        </w:rPr>
+        <w:t xml:space="preserve"> con PIN | ✅ ámbar + latch que veta la radio | &gt; | </w:t>
+      </w:r>
+      <w:r>
+        <w:rPr>
+          <w:b w:val="0"/>
+          <w:color w:val="960000"/>
+          <w:sz w:val="20"/>
+        </w:rPr>
+        <w:t>CMD:PIN:1234:CANCELAR_AMBAR</w:t>
+      </w:r>
+      <w:r>
+        <w:rPr>
+          <w:rFonts w:ascii="Consolas" w:hAnsi="Consolas"/>
+          <w:color w:val="960000"/>
+          <w:sz w:val="20"/>
+        </w:rPr>
+        <w:t xml:space="preserve"> | </w:t>
+      </w:r>
+      <w:r>
+        <w:rPr>
+          <w:b w:val="0"/>
+          <w:color w:val="960000"/>
+          <w:sz w:val="20"/>
+        </w:rPr>
+        <w:t>:491</w:t>
+      </w:r>
+      <w:r>
+        <w:rPr>
+          <w:rFonts w:ascii="Consolas" w:hAnsi="Consolas"/>
+          <w:color w:val="960000"/>
+          <w:sz w:val="20"/>
+        </w:rPr>
+        <w:t xml:space="preserve"> | ✅ **retira** el latch. **Con PIN** | &gt; | </w:t>
+      </w:r>
+      <w:r>
+        <w:rPr>
+          <w:b w:val="0"/>
+          <w:color w:val="960000"/>
+          <w:sz w:val="20"/>
+        </w:rPr>
+        <w:t>CMD:PIN:1234:SOLICITAR_PASO</w:t>
+      </w:r>
+      <w:r>
+        <w:rPr>
+          <w:rFonts w:ascii="Consolas" w:hAnsi="Consolas"/>
+          <w:color w:val="960000"/>
+          <w:sz w:val="20"/>
+        </w:rPr>
+        <w:t xml:space="preserve"> | </w:t>
+      </w:r>
+      <w:r>
+        <w:rPr>
+          <w:b w:val="0"/>
+          <w:color w:val="960000"/>
+          <w:sz w:val="20"/>
+        </w:rPr>
+        <w:t>:532</w:t>
+      </w:r>
+      <w:r>
+        <w:rPr>
+          <w:rFonts w:ascii="Consolas" w:hAnsi="Consolas"/>
+          <w:color w:val="960000"/>
+          <w:sz w:val="20"/>
+        </w:rPr>
+        <w:t xml:space="preserve"> | ✅ pide al Maestro; no ordena | &gt; | </w:t>
+      </w:r>
+      <w:r>
+        <w:rPr>
+          <w:b w:val="0"/>
+          <w:color w:val="960000"/>
+          <w:sz w:val="20"/>
+        </w:rPr>
+        <w:t>CMD:PIN:1234:SET_RTC:…</w:t>
+      </w:r>
+      <w:r>
+        <w:rPr>
+          <w:rFonts w:ascii="Consolas" w:hAnsi="Consolas"/>
+          <w:color w:val="960000"/>
+          <w:sz w:val="20"/>
+        </w:rPr>
+        <w:t xml:space="preserve"> | </w:t>
+      </w:r>
+      <w:r>
+        <w:rPr>
+          <w:b w:val="0"/>
+          <w:color w:val="960000"/>
+          <w:sz w:val="20"/>
+        </w:rPr>
+        <w:t>:563</w:t>
+      </w:r>
+      <w:r>
+        <w:rPr>
+          <w:rFonts w:ascii="Consolas" w:hAnsi="Consolas"/>
+          <w:color w:val="960000"/>
+          <w:sz w:val="20"/>
+        </w:rPr>
+        <w:t xml:space="preserve"> | ✅ pone la hora | &gt; | ~~</w:t>
+      </w:r>
+      <w:r>
+        <w:rPr>
+          <w:b w:val="0"/>
+          <w:color w:val="960000"/>
+          <w:sz w:val="20"/>
+        </w:rPr>
+        <w:t>CMD:FORZAR_ROJO</w:t>
+      </w:r>
+      <w:r>
+        <w:rPr>
+          <w:rFonts w:ascii="Consolas" w:hAnsi="Consolas"/>
+          <w:color w:val="960000"/>
+          <w:sz w:val="20"/>
+        </w:rPr>
+        <w:t xml:space="preserve">~~ | </w:t>
+      </w:r>
+      <w:r>
+        <w:rPr>
+          <w:b w:val="0"/>
+          <w:color w:val="960000"/>
+          <w:sz w:val="20"/>
+        </w:rPr>
+        <w:t>:448</w:t>
+      </w:r>
+      <w:r>
+        <w:rPr>
+          <w:rFonts w:ascii="Consolas" w:hAnsi="Consolas"/>
+          <w:color w:val="960000"/>
+          <w:sz w:val="20"/>
+        </w:rPr>
+        <w:t xml:space="preserve"> · </w:t>
+      </w:r>
+      <w:r>
+        <w:rPr>
+          <w:b w:val="0"/>
+          <w:color w:val="960000"/>
+          <w:sz w:val="20"/>
+        </w:rPr>
+        <w:t>:524</w:t>
+      </w:r>
+      <w:r>
+        <w:rPr>
+          <w:rFonts w:ascii="Consolas" w:hAnsi="Consolas"/>
+          <w:color w:val="960000"/>
+          <w:sz w:val="20"/>
+        </w:rPr>
+        <w:t xml:space="preserve"> | 🛑 </w:t>
+      </w:r>
+      <w:r>
+        <w:rPr>
+          <w:b w:val="0"/>
+          <w:color w:val="960000"/>
+          <w:sz w:val="20"/>
+        </w:rPr>
+        <w:t>ERR,…,DESC:RENOMBRADO_USE_AMBAR_EMERGENCIA</w:t>
+      </w:r>
+      <w:r>
+        <w:rPr>
+          <w:rFonts w:ascii="Consolas" w:hAnsi="Consolas"/>
+          <w:color w:val="960000"/>
+          <w:sz w:val="20"/>
+        </w:rPr>
+        <w:t xml:space="preserve"> | &gt; | ~~</w:t>
+      </w:r>
+      <w:r>
+        <w:rPr>
+          <w:b w:val="0"/>
+          <w:color w:val="960000"/>
+          <w:sz w:val="20"/>
+        </w:rPr>
+        <w:t>CMD:PIN:1234:TEST_LEDS</w:t>
+      </w:r>
+      <w:r>
+        <w:rPr>
+          <w:rFonts w:ascii="Consolas" w:hAnsi="Consolas"/>
+          <w:color w:val="960000"/>
+          <w:sz w:val="20"/>
+        </w:rPr>
+        <w:t xml:space="preserve">~~ | </w:t>
+      </w:r>
+      <w:r>
+        <w:rPr>
+          <w:b w:val="0"/>
+          <w:color w:val="960000"/>
+          <w:sz w:val="20"/>
+        </w:rPr>
+        <w:t>:550</w:t>
+      </w:r>
+      <w:r>
+        <w:rPr>
+          <w:rFonts w:ascii="Consolas" w:hAnsi="Consolas"/>
+          <w:color w:val="960000"/>
+          <w:sz w:val="20"/>
+        </w:rPr>
+        <w:t xml:space="preserve"> | 🛑 </w:t>
+      </w:r>
+      <w:r>
+        <w:rPr>
+          <w:b w:val="0"/>
+          <w:color w:val="960000"/>
+          <w:sz w:val="20"/>
+        </w:rPr>
+        <w:t>ERR,…,DESC:NO_EN_SERVICIO_USE_EL_MAESTRO</w:t>
+      </w:r>
+      <w:r>
+        <w:rPr>
+          <w:rFonts w:ascii="Consolas" w:hAnsi="Consolas"/>
+          <w:color w:val="960000"/>
+          <w:sz w:val="20"/>
+        </w:rPr>
+        <w:t xml:space="preserve"> | &gt; &gt; **Importa para este documento**: quien leyera la lista vieja y mandara </w:t>
+      </w:r>
+      <w:r>
+        <w:rPr>
+          <w:b w:val="0"/>
+          <w:color w:val="960000"/>
+          <w:sz w:val="20"/>
+        </w:rPr>
+        <w:t>FORZAR_ROJO</w:t>
+      </w:r>
+      <w:r>
+        <w:rPr>
+          <w:rFonts w:ascii="Consolas" w:hAnsi="Consolas"/>
+          <w:color w:val="960000"/>
+          <w:sz w:val="20"/>
+        </w:rPr>
+        <w:t xml:space="preserve"> al Esclavo &gt; para pararlo **no habría parado nada**. - 🟢 **DECISIÓN DEL 04/09: el cruce se opera desde el MAESTRO.** Que el Esclavo no tenga </w:t>
+      </w:r>
+      <w:r>
+        <w:rPr>
+          <w:b w:val="0"/>
+          <w:color w:val="960000"/>
+          <w:sz w:val="20"/>
+        </w:rPr>
+        <w:t>SET_MODO</w:t>
+      </w:r>
+      <w:r>
+        <w:rPr>
+          <w:rFonts w:ascii="Consolas" w:hAnsi="Consolas"/>
+          <w:color w:val="960000"/>
+          <w:sz w:val="20"/>
+        </w:rPr>
+        <w:t xml:space="preserve"> **deja de ser una limitación pendiente de cerrar** y pasa a ser cómo se opera este equipo. **Para este procedimiento eso no lo hace más fácil: lo hace más definitivo.** La entrada al Degradado en el Esclavo sigue dependiendo del </w:t>
+      </w:r>
+      <w:r>
+        <w:rPr>
+          <w:b w:val="0"/>
+          <w:color w:val="960000"/>
+          <w:sz w:val="20"/>
+        </w:rPr>
+        <w:t>A·B·A·B</w:t>
+      </w:r>
+      <w:r>
+        <w:rPr>
+          <w:rFonts w:ascii="Consolas" w:hAnsi="Consolas"/>
+          <w:color w:val="960000"/>
+          <w:sz w:val="20"/>
+        </w:rPr>
+        <w:t xml:space="preserve"> del mando —y del receptor RF que **no se ha comprado**—, y esa vía ya no espera un comando Bluetooth que la sustituya. Ver la Sección 9. - **El mando de relés sigue siendo la única vía que mueve las dos puntas desde el piso**, y sigue necesitando el receptor RF, que **no se ha comprado**. ### Qué NO se puede ejecutar de este documento 1. **Todo paso que mencione </w:t>
+      </w:r>
+      <w:r>
+        <w:rPr>
+          <w:b w:val="0"/>
+          <w:color w:val="960000"/>
+          <w:sz w:val="20"/>
+        </w:rPr>
         <w:t>Botón 3</w:t>
       </w:r>
       <w:r>
         <w:rPr>
-          <w:b w:val="0"/>
-          <w:color w:val="960000"/>
-          <w:sz w:val="20"/>
-        </w:rPr>
-        <w:t xml:space="preserve"> | ❌ sin actuador | | Entrar (piso) | </w:t>
-      </w:r>
-      <w:r>
-        <w:rPr>
           <w:rFonts w:ascii="Consolas" w:hAnsi="Consolas"/>
           <w:color w:val="960000"/>
           <w:sz w:val="20"/>
         </w:rPr>
-        <w:t>A · B · A · B</w:t>
-      </w:r>
-      <w:r>
-        <w:rPr>
-          <w:b w:val="0"/>
-          <w:color w:val="960000"/>
-          <w:sz w:val="20"/>
-        </w:rPr>
-        <w:t xml:space="preserve"> en el mando | ❌ sin actuador | | Salir a Automático | </w:t>
+        <w:t xml:space="preserve"> o </w:t>
+      </w:r>
+      <w:r>
+        <w:rPr>
+          <w:b w:val="0"/>
+          <w:color w:val="960000"/>
+          <w:sz w:val="20"/>
+        </w:rPr>
+        <w:t>Botón 4</w:t>
       </w:r>
       <w:r>
         <w:rPr>
@@ -228,1206 +931,7 @@
           <w:color w:val="960000"/>
           <w:sz w:val="20"/>
         </w:rPr>
-        <w:t>A · A · A</w:t>
-      </w:r>
-      <w:r>
-        <w:rPr>
-          <w:b w:val="0"/>
-          <w:color w:val="960000"/>
-          <w:sz w:val="20"/>
-        </w:rPr>
-        <w:t xml:space="preserve">, o </w:t>
-      </w:r>
-      <w:r>
-        <w:rPr>
-          <w:rFonts w:ascii="Consolas" w:hAnsi="Consolas"/>
-          <w:color w:val="960000"/>
-          <w:sz w:val="20"/>
-        </w:rPr>
-        <w:t>Botón 3</w:t>
-      </w:r>
-      <w:r>
-        <w:rPr>
-          <w:b w:val="0"/>
-          <w:color w:val="960000"/>
-          <w:sz w:val="20"/>
-        </w:rPr>
-        <w:t xml:space="preserve"> en pantalla | ❌ sin actuador | | Salir a Ámbar | </w:t>
-      </w:r>
-      <w:r>
-        <w:rPr>
-          <w:rFonts w:ascii="Consolas" w:hAnsi="Consolas"/>
-          <w:color w:val="960000"/>
-          <w:sz w:val="20"/>
-        </w:rPr>
-        <w:t>B · B · B</w:t>
-      </w:r>
-      <w:r>
-        <w:rPr>
-          <w:b w:val="0"/>
-          <w:color w:val="960000"/>
-          <w:sz w:val="20"/>
-        </w:rPr>
-        <w:t xml:space="preserve">, o </w:t>
-      </w:r>
-      <w:r>
-        <w:rPr>
-          <w:rFonts w:ascii="Consolas" w:hAnsi="Consolas"/>
-          <w:color w:val="960000"/>
-          <w:sz w:val="20"/>
-        </w:rPr>
-        <w:t>Botón 3</w:t>
-      </w:r>
-      <w:r>
-        <w:rPr>
-          <w:b w:val="0"/>
-          <w:color w:val="960000"/>
-          <w:sz w:val="20"/>
-        </w:rPr>
-        <w:t xml:space="preserve"> en pantalla | ❌ sin actuador | | Volver al MENÚ desde cualquier modo | </w:t>
-      </w:r>
-      <w:r>
-        <w:rPr>
-          <w:rFonts w:ascii="Consolas" w:hAnsi="Consolas"/>
-          <w:color w:val="960000"/>
-          <w:sz w:val="20"/>
-        </w:rPr>
-        <w:t>Botón 4</w:t>
-      </w:r>
-      <w:r>
-        <w:rPr>
-          <w:b w:val="0"/>
-          <w:color w:val="960000"/>
-          <w:sz w:val="20"/>
-        </w:rPr>
-        <w:t xml:space="preserve"> (</w:t>
-      </w:r>
-      <w:r>
-        <w:rPr>
-          <w:rFonts w:ascii="Consolas" w:hAnsi="Consolas"/>
-          <w:color w:val="960000"/>
-          <w:sz w:val="20"/>
-        </w:rPr>
-        <w:t>botonCancelar()</w:t>
-      </w:r>
-      <w:r>
-        <w:rPr>
-          <w:b w:val="0"/>
-          <w:color w:val="960000"/>
-          <w:sz w:val="20"/>
-        </w:rPr>
-        <w:t xml:space="preserve">, </w:t>
-      </w:r>
-      <w:r>
-        <w:rPr>
-          <w:rFonts w:ascii="Consolas" w:hAnsi="Consolas"/>
-          <w:color w:val="960000"/>
-          <w:sz w:val="20"/>
-        </w:rPr>
-        <w:t>PB15</w:t>
-      </w:r>
-      <w:r>
-        <w:rPr>
-          <w:b w:val="0"/>
-          <w:color w:val="960000"/>
-          <w:sz w:val="20"/>
-        </w:rPr>
-        <w:t xml:space="preserve">) | ❌ sin actuador | ## 🔴 Lo que hay que decir sin adornos </w:t>
-      </w:r>
-      <w:r>
-        <w:rPr>
-          <w:b/>
-          <w:color w:val="960000"/>
-          <w:sz w:val="20"/>
-        </w:rPr>
-        <w:t>Hasta que exista el comando de vuelta, retirar los pulsadores deja el Modo Degradado como una puerta de un solo sentido.</w:t>
-      </w:r>
-      <w:r>
-        <w:rPr>
-          <w:b w:val="0"/>
-          <w:color w:val="960000"/>
-          <w:sz w:val="20"/>
-        </w:rPr>
-        <w:t xml:space="preserve"> Y hoy ni siquiera es una puerta: </w:t>
-      </w:r>
-      <w:r>
-        <w:rPr>
-          <w:b/>
-          <w:color w:val="960000"/>
-          <w:sz w:val="20"/>
-        </w:rPr>
-        <w:t>tampoco existe el comando de ida.</w:t>
-      </w:r>
-      <w:r>
-        <w:rPr>
-          <w:b w:val="0"/>
-          <w:color w:val="960000"/>
-          <w:sz w:val="20"/>
-        </w:rPr>
-        <w:t xml:space="preserve"> No hay forma de *entrar* al Degradado por Bluetooth, así que retirados los botones este modo queda </w:t>
-      </w:r>
-      <w:r>
-        <w:rPr>
-          <w:b/>
-          <w:color w:val="960000"/>
-          <w:sz w:val="20"/>
-        </w:rPr>
-        <w:t>inalcanzable</w:t>
-      </w:r>
-      <w:r>
-        <w:rPr>
-          <w:b w:val="0"/>
-          <w:color w:val="960000"/>
-          <w:sz w:val="20"/>
-        </w:rPr>
-        <w:t xml:space="preserve"> salvo por la reanudación automática tras un corte (N-20, </w:t>
-      </w:r>
-      <w:r>
-        <w:rPr>
-          <w:rFonts w:ascii="Consolas" w:hAnsi="Consolas"/>
-          <w:color w:val="960000"/>
-          <w:sz w:val="20"/>
-        </w:rPr>
-        <w:t>main.cpp:115</w:t>
-      </w:r>
-      <w:r>
-        <w:rPr>
-          <w:b w:val="0"/>
-          <w:color w:val="960000"/>
-          <w:sz w:val="20"/>
-        </w:rPr>
-        <w:t xml:space="preserve">) — que es justo el camino que </w:t>
-      </w:r>
-      <w:r>
-        <w:rPr>
-          <w:b/>
-          <w:color w:val="960000"/>
-          <w:sz w:val="20"/>
-        </w:rPr>
-        <w:t>nadie pulsa</w:t>
-      </w:r>
-      <w:r>
-        <w:rPr>
-          <w:b w:val="0"/>
-          <w:color w:val="960000"/>
-          <w:sz w:val="20"/>
-        </w:rPr>
-        <w:t xml:space="preserve"> y del que </w:t>
-      </w:r>
-      <w:r>
-        <w:rPr>
-          <w:b/>
-          <w:color w:val="960000"/>
-          <w:sz w:val="20"/>
-        </w:rPr>
-        <w:t>nadie podría sacarlo</w:t>
-      </w:r>
-      <w:r>
-        <w:rPr>
-          <w:b w:val="0"/>
-          <w:color w:val="960000"/>
-          <w:sz w:val="20"/>
-        </w:rPr>
-        <w:t xml:space="preserve">. ### MEDIDO — verificado leyendo el fuente el 28/08/2026 | # | Hallazgo | Evidencia | |---|---|---| | 1 | </w:t>
-      </w:r>
-      <w:r>
-        <w:rPr>
-          <w:rFonts w:ascii="Consolas" w:hAnsi="Consolas"/>
-          <w:color w:val="960000"/>
-          <w:sz w:val="20"/>
-        </w:rPr>
-        <w:t>botonCancelar()</w:t>
-      </w:r>
-      <w:r>
-        <w:rPr>
-          <w:b w:val="0"/>
-          <w:color w:val="960000"/>
-          <w:sz w:val="20"/>
-        </w:rPr>
-        <w:t xml:space="preserve"> </w:t>
-      </w:r>
-      <w:r>
-        <w:rPr>
-          <w:b/>
-          <w:color w:val="960000"/>
-          <w:sz w:val="20"/>
-        </w:rPr>
-        <w:t>es</w:t>
-      </w:r>
-      <w:r>
-        <w:rPr>
-          <w:b w:val="0"/>
-          <w:color w:val="960000"/>
-          <w:sz w:val="20"/>
-        </w:rPr>
-        <w:t xml:space="preserve"> el </w:t>
-      </w:r>
-      <w:r>
-        <w:rPr>
-          <w:rFonts w:ascii="Consolas" w:hAnsi="Consolas"/>
-          <w:color w:val="960000"/>
-          <w:sz w:val="20"/>
-        </w:rPr>
-        <w:t>Botón 4</w:t>
-      </w:r>
-      <w:r>
-        <w:rPr>
-          <w:b w:val="0"/>
-          <w:color w:val="960000"/>
-          <w:sz w:val="20"/>
-        </w:rPr>
-        <w:t xml:space="preserve"> = </w:t>
-      </w:r>
-      <w:r>
-        <w:rPr>
-          <w:rFonts w:ascii="Consolas" w:hAnsi="Consolas"/>
-          <w:color w:val="960000"/>
-          <w:sz w:val="20"/>
-        </w:rPr>
-        <w:t>PB15</w:t>
-      </w:r>
-      <w:r>
-        <w:rPr>
-          <w:b w:val="0"/>
-          <w:color w:val="960000"/>
-          <w:sz w:val="20"/>
-        </w:rPr>
-        <w:t xml:space="preserve"> | </w:t>
-      </w:r>
-      <w:r>
-        <w:rPr>
-          <w:rFonts w:ascii="Consolas" w:hAnsi="Consolas"/>
-          <w:color w:val="960000"/>
-          <w:sz w:val="20"/>
-        </w:rPr>
-        <w:t>Maestro/include/pines.h:95</w:t>
-      </w:r>
-      <w:r>
-        <w:rPr>
-          <w:b w:val="0"/>
-          <w:color w:val="960000"/>
-          <w:sz w:val="20"/>
-        </w:rPr>
-        <w:t xml:space="preserve"> (</w:t>
-      </w:r>
-      <w:r>
-        <w:rPr>
-          <w:rFonts w:ascii="Consolas" w:hAnsi="Consolas"/>
-          <w:color w:val="960000"/>
-          <w:sz w:val="20"/>
-        </w:rPr>
-        <w:t>#define BOTON4 PB15  // Cancelar</w:t>
-      </w:r>
-      <w:r>
-        <w:rPr>
-          <w:b w:val="0"/>
-          <w:color w:val="960000"/>
-          <w:sz w:val="20"/>
-        </w:rPr>
-        <w:t xml:space="preserve">) · </w:t>
-      </w:r>
-      <w:r>
-        <w:rPr>
-          <w:rFonts w:ascii="Consolas" w:hAnsi="Consolas"/>
-          <w:color w:val="960000"/>
-          <w:sz w:val="20"/>
-        </w:rPr>
-        <w:t>Maestro/src/botones.cpp:132</w:t>
-      </w:r>
-      <w:r>
-        <w:rPr>
-          <w:b w:val="0"/>
-          <w:color w:val="960000"/>
-          <w:sz w:val="20"/>
-        </w:rPr>
-        <w:t xml:space="preserve"> | | 2 | </w:t>
-      </w:r>
-      <w:r>
-        <w:rPr>
-          <w:rFonts w:ascii="Consolas" w:hAnsi="Consolas"/>
-          <w:color w:val="960000"/>
-          <w:sz w:val="20"/>
-        </w:rPr>
-        <w:t>botonCancelar()</w:t>
-      </w:r>
-      <w:r>
-        <w:rPr>
-          <w:b w:val="0"/>
-          <w:color w:val="960000"/>
-          <w:sz w:val="20"/>
-        </w:rPr>
-        <w:t xml:space="preserve"> es la </w:t>
-      </w:r>
-      <w:r>
-        <w:rPr>
-          <w:b/>
-          <w:color w:val="960000"/>
-          <w:sz w:val="20"/>
-        </w:rPr>
-        <w:t>única</w:t>
-      </w:r>
-      <w:r>
-        <w:rPr>
-          <w:b w:val="0"/>
-          <w:color w:val="960000"/>
-          <w:sz w:val="20"/>
-        </w:rPr>
-        <w:t xml:space="preserve"> vuelta al MENÚ desde </w:t>
-      </w:r>
-      <w:r>
-        <w:rPr>
-          <w:b/>
-          <w:color w:val="960000"/>
-          <w:sz w:val="20"/>
-        </w:rPr>
-        <w:t>todos</w:t>
-      </w:r>
-      <w:r>
-        <w:rPr>
-          <w:b w:val="0"/>
-          <w:color w:val="960000"/>
-          <w:sz w:val="20"/>
-        </w:rPr>
-        <w:t xml:space="preserve"> los modos del Maestro | </w:t>
-      </w:r>
-      <w:r>
-        <w:rPr>
-          <w:rFonts w:ascii="Consolas" w:hAnsi="Consolas"/>
-          <w:color w:val="960000"/>
-          <w:sz w:val="20"/>
-        </w:rPr>
-        <w:t>modo_degradado.cpp:443</w:t>
-      </w:r>
-      <w:r>
-        <w:rPr>
-          <w:b w:val="0"/>
-          <w:color w:val="960000"/>
-          <w:sz w:val="20"/>
-        </w:rPr>
-        <w:t xml:space="preserve"> · </w:t>
-      </w:r>
-      <w:r>
-        <w:rPr>
-          <w:rFonts w:ascii="Consolas" w:hAnsi="Consolas"/>
-          <w:color w:val="960000"/>
-          <w:sz w:val="20"/>
-        </w:rPr>
-        <w:t>modo_alcance.cpp:50</w:t>
-      </w:r>
-      <w:r>
-        <w:rPr>
-          <w:b w:val="0"/>
-          <w:color w:val="960000"/>
-          <w:sz w:val="20"/>
-        </w:rPr>
-        <w:t xml:space="preserve"> · </w:t>
-      </w:r>
-      <w:r>
-        <w:rPr>
-          <w:rFonts w:ascii="Consolas" w:hAnsi="Consolas"/>
-          <w:color w:val="960000"/>
-          <w:sz w:val="20"/>
-        </w:rPr>
-        <w:t>modo_ambar.cpp:42</w:t>
-      </w:r>
-      <w:r>
-        <w:rPr>
-          <w:b w:val="0"/>
-          <w:color w:val="960000"/>
-          <w:sz w:val="20"/>
-        </w:rPr>
-        <w:t xml:space="preserve"> · </w:t>
-      </w:r>
-      <w:r>
-        <w:rPr>
-          <w:rFonts w:ascii="Consolas" w:hAnsi="Consolas"/>
-          <w:color w:val="960000"/>
-          <w:sz w:val="20"/>
-        </w:rPr>
-        <w:t>modo_automatico.cpp:80</w:t>
-      </w:r>
-      <w:r>
-        <w:rPr>
-          <w:b w:val="0"/>
-          <w:color w:val="960000"/>
-          <w:sz w:val="20"/>
-        </w:rPr>
-        <w:t xml:space="preserve"> · </w:t>
-      </w:r>
-      <w:r>
-        <w:rPr>
-          <w:rFonts w:ascii="Consolas" w:hAnsi="Consolas"/>
-          <w:color w:val="960000"/>
-          <w:sz w:val="20"/>
-        </w:rPr>
-        <w:t>modo_hora.cpp:262</w:t>
-      </w:r>
-      <w:r>
-        <w:rPr>
-          <w:b w:val="0"/>
-          <w:color w:val="960000"/>
-          <w:sz w:val="20"/>
-        </w:rPr>
-        <w:t xml:space="preserve"> · </w:t>
-      </w:r>
-      <w:r>
-        <w:rPr>
-          <w:rFonts w:ascii="Consolas" w:hAnsi="Consolas"/>
-          <w:color w:val="960000"/>
-          <w:sz w:val="20"/>
-        </w:rPr>
-        <w:t>modo_inteligente.cpp:65</w:t>
-      </w:r>
-      <w:r>
-        <w:rPr>
-          <w:b w:val="0"/>
-          <w:color w:val="960000"/>
-          <w:sz w:val="20"/>
-        </w:rPr>
-        <w:t xml:space="preserve"> · </w:t>
-      </w:r>
-      <w:r>
-        <w:rPr>
-          <w:rFonts w:ascii="Consolas" w:hAnsi="Consolas"/>
-          <w:color w:val="960000"/>
-          <w:sz w:val="20"/>
-        </w:rPr>
-        <w:t>modo_manual.cpp:21</w:t>
-      </w:r>
-      <w:r>
-        <w:rPr>
-          <w:b w:val="0"/>
-          <w:color w:val="960000"/>
-          <w:sz w:val="20"/>
-        </w:rPr>
-        <w:t xml:space="preserve"> · </w:t>
-      </w:r>
-      <w:r>
-        <w:rPr>
-          <w:rFonts w:ascii="Consolas" w:hAnsi="Consolas"/>
-          <w:color w:val="960000"/>
-          <w:sz w:val="20"/>
-        </w:rPr>
-        <w:t>menu.cpp:151</w:t>
-      </w:r>
-      <w:r>
-        <w:rPr>
-          <w:b w:val="0"/>
-          <w:color w:val="960000"/>
-          <w:sz w:val="20"/>
-        </w:rPr>
-        <w:t xml:space="preserve"> | | 3 | </w:t>
-      </w:r>
-      <w:r>
-        <w:rPr>
-          <w:b/>
-          <w:color w:val="960000"/>
-          <w:sz w:val="20"/>
-        </w:rPr>
-        <w:t>No existe comando Bluetooth para ENTRAR</w:t>
-      </w:r>
-      <w:r>
-        <w:rPr>
-          <w:b w:val="0"/>
-          <w:color w:val="960000"/>
-          <w:sz w:val="20"/>
-        </w:rPr>
-        <w:t xml:space="preserve"> en Degradado | </w:t>
-      </w:r>
-      <w:r>
-        <w:rPr>
-          <w:rFonts w:ascii="Consolas" w:hAnsi="Consolas"/>
-          <w:color w:val="960000"/>
-          <w:sz w:val="20"/>
-        </w:rPr>
-        <w:t>grep DEGRADADO</w:t>
-      </w:r>
-      <w:r>
-        <w:rPr>
-          <w:b w:val="0"/>
-          <w:color w:val="960000"/>
-          <w:sz w:val="20"/>
-        </w:rPr>
-        <w:t xml:space="preserve"> sobre los dos </w:t>
-      </w:r>
-      <w:r>
-        <w:rPr>
-          <w:rFonts w:ascii="Consolas" w:hAnsi="Consolas"/>
-          <w:color w:val="960000"/>
-          <w:sz w:val="20"/>
-        </w:rPr>
-        <w:t>bluetooth.cpp</w:t>
-      </w:r>
-      <w:r>
-        <w:rPr>
-          <w:b w:val="0"/>
-          <w:color w:val="960000"/>
-          <w:sz w:val="20"/>
-        </w:rPr>
-        <w:t xml:space="preserve"> devuelve </w:t>
-      </w:r>
-      <w:r>
-        <w:rPr>
-          <w:b/>
-          <w:color w:val="960000"/>
-          <w:sz w:val="20"/>
-        </w:rPr>
-        <w:t>una sola línea</w:t>
-      </w:r>
-      <w:r>
-        <w:rPr>
-          <w:b w:val="0"/>
-          <w:color w:val="960000"/>
-          <w:sz w:val="20"/>
-        </w:rPr>
-        <w:t xml:space="preserve">: </w:t>
-      </w:r>
-      <w:r>
-        <w:rPr>
-          <w:rFonts w:ascii="Consolas" w:hAnsi="Consolas"/>
-          <w:color w:val="960000"/>
-          <w:sz w:val="20"/>
-        </w:rPr>
-        <w:t>Maestro/src/bluetooth.cpp:193</w:t>
-      </w:r>
-      <w:r>
-        <w:rPr>
-          <w:b w:val="0"/>
-          <w:color w:val="960000"/>
-          <w:sz w:val="20"/>
-        </w:rPr>
-        <w:t xml:space="preserve">, </w:t>
-      </w:r>
-      <w:r>
-        <w:rPr>
-          <w:rFonts w:ascii="Consolas" w:hAnsi="Consolas"/>
-          <w:color w:val="960000"/>
-          <w:sz w:val="20"/>
-        </w:rPr>
-        <w:t>case MODO_DEGRADADO: return "DEGRADADO";</w:t>
-      </w:r>
-      <w:r>
-        <w:rPr>
-          <w:b w:val="0"/>
-          <w:color w:val="960000"/>
-          <w:sz w:val="20"/>
-        </w:rPr>
-        <w:t xml:space="preserve"> — la </w:t>
-      </w:r>
-      <w:r>
-        <w:rPr>
-          <w:b/>
-          <w:color w:val="960000"/>
-          <w:sz w:val="20"/>
-        </w:rPr>
-        <w:t>cadena de estado de `$STATUS`</w:t>
-      </w:r>
-      <w:r>
-        <w:rPr>
-          <w:b w:val="0"/>
-          <w:color w:val="960000"/>
-          <w:sz w:val="20"/>
-        </w:rPr>
-        <w:t xml:space="preserve">, no un comando | | 4 | </w:t>
-      </w:r>
-      <w:r>
-        <w:rPr>
-          <w:b/>
-          <w:color w:val="960000"/>
-          <w:sz w:val="20"/>
-        </w:rPr>
-        <w:t>No existe comando Bluetooth para volver al MENÚ</w:t>
-      </w:r>
-      <w:r>
-        <w:rPr>
-          <w:b w:val="0"/>
-          <w:color w:val="960000"/>
-          <w:sz w:val="20"/>
-        </w:rPr>
-        <w:t xml:space="preserve"> | </w:t>
-      </w:r>
-      <w:r>
-        <w:rPr>
-          <w:rFonts w:ascii="Consolas" w:hAnsi="Consolas"/>
-          <w:color w:val="960000"/>
-          <w:sz w:val="20"/>
-        </w:rPr>
-        <w:t>coordinador_forzarMenu()</w:t>
-      </w:r>
-      <w:r>
-        <w:rPr>
-          <w:b w:val="0"/>
-          <w:color w:val="960000"/>
-          <w:sz w:val="20"/>
-        </w:rPr>
-        <w:t xml:space="preserve"> está declarada en </w:t>
-      </w:r>
-      <w:r>
-        <w:rPr>
-          <w:rFonts w:ascii="Consolas" w:hAnsi="Consolas"/>
-          <w:color w:val="960000"/>
-          <w:sz w:val="20"/>
-        </w:rPr>
-        <w:t>coordinador.h:7</w:t>
-      </w:r>
-      <w:r>
-        <w:rPr>
-          <w:b w:val="0"/>
-          <w:color w:val="960000"/>
-          <w:sz w:val="20"/>
-        </w:rPr>
-        <w:t xml:space="preserve"> y definida en </w:t>
-      </w:r>
-      <w:r>
-        <w:rPr>
-          <w:rFonts w:ascii="Consolas" w:hAnsi="Consolas"/>
-          <w:color w:val="960000"/>
-          <w:sz w:val="20"/>
-        </w:rPr>
-        <w:t>coordinador.cpp:545</w:t>
-      </w:r>
-      <w:r>
-        <w:rPr>
-          <w:b w:val="0"/>
-          <w:color w:val="960000"/>
-          <w:sz w:val="20"/>
-        </w:rPr>
-        <w:t xml:space="preserve">. Tiene </w:t>
-      </w:r>
-      <w:r>
-        <w:rPr>
-          <w:b/>
-          <w:color w:val="960000"/>
-          <w:sz w:val="20"/>
-        </w:rPr>
-        <w:t>tres</w:t>
-      </w:r>
-      <w:r>
-        <w:rPr>
-          <w:b w:val="0"/>
-          <w:color w:val="960000"/>
-          <w:sz w:val="20"/>
-        </w:rPr>
-        <w:t xml:space="preserve"> llamadores —</w:t>
-      </w:r>
-      <w:r>
-        <w:rPr>
-          <w:rFonts w:ascii="Consolas" w:hAnsi="Consolas"/>
-          <w:color w:val="960000"/>
-          <w:sz w:val="20"/>
-        </w:rPr>
-        <w:t>menu.cpp:82</w:t>
-      </w:r>
-      <w:r>
-        <w:rPr>
-          <w:b w:val="0"/>
-          <w:color w:val="960000"/>
-          <w:sz w:val="20"/>
-        </w:rPr>
-        <w:t xml:space="preserve">, </w:t>
-      </w:r>
-      <w:r>
-        <w:rPr>
-          <w:rFonts w:ascii="Consolas" w:hAnsi="Consolas"/>
-          <w:color w:val="960000"/>
-          <w:sz w:val="20"/>
-        </w:rPr>
-        <w:t>modo_alcance.cpp:40</w:t>
-      </w:r>
-      <w:r>
-        <w:rPr>
-          <w:b w:val="0"/>
-          <w:color w:val="960000"/>
-          <w:sz w:val="20"/>
-        </w:rPr>
-        <w:t xml:space="preserve">, </w:t>
-      </w:r>
-      <w:r>
-        <w:rPr>
-          <w:rFonts w:ascii="Consolas" w:hAnsi="Consolas"/>
-          <w:color w:val="960000"/>
-          <w:sz w:val="20"/>
-        </w:rPr>
-        <w:t>modo_hora.cpp:104</w:t>
-      </w:r>
-      <w:r>
-        <w:rPr>
-          <w:b w:val="0"/>
-          <w:color w:val="960000"/>
-          <w:sz w:val="20"/>
-        </w:rPr>
-        <w:t xml:space="preserve">— y </w:t>
-      </w:r>
-      <w:r>
-        <w:rPr>
-          <w:b/>
-          <w:color w:val="960000"/>
-          <w:sz w:val="20"/>
-        </w:rPr>
-        <w:t>ninguno</w:t>
-      </w:r>
-      <w:r>
-        <w:rPr>
-          <w:b w:val="0"/>
-          <w:color w:val="960000"/>
-          <w:sz w:val="20"/>
-        </w:rPr>
-        <w:t xml:space="preserve"> es </w:t>
-      </w:r>
-      <w:r>
-        <w:rPr>
-          <w:rFonts w:ascii="Consolas" w:hAnsi="Consolas"/>
-          <w:color w:val="960000"/>
-          <w:sz w:val="20"/>
-        </w:rPr>
-        <w:t>bluetooth.cpp</w:t>
-      </w:r>
-      <w:r>
-        <w:rPr>
-          <w:b w:val="0"/>
-          <w:color w:val="960000"/>
-          <w:sz w:val="20"/>
-        </w:rPr>
-        <w:t xml:space="preserve"> | | 5 | En el </w:t>
-      </w:r>
-      <w:r>
-        <w:rPr>
-          <w:b/>
-          <w:color w:val="960000"/>
-          <w:sz w:val="20"/>
-        </w:rPr>
-        <w:t>Esclavo</w:t>
-      </w:r>
-      <w:r>
-        <w:rPr>
-          <w:b w:val="0"/>
-          <w:color w:val="960000"/>
-          <w:sz w:val="20"/>
-        </w:rPr>
-        <w:t xml:space="preserve"> no hay </w:t>
-      </w:r>
-      <w:r>
-        <w:rPr>
-          <w:b/>
-          <w:color w:val="960000"/>
-          <w:sz w:val="20"/>
-        </w:rPr>
-        <w:t>ninguna</w:t>
-      </w:r>
-      <w:r>
-        <w:rPr>
-          <w:b w:val="0"/>
-          <w:color w:val="960000"/>
-          <w:sz w:val="20"/>
-        </w:rPr>
-        <w:t xml:space="preserve"> vía Bluetooth ni de entrada ni de salida | </w:t>
-      </w:r>
-      <w:r>
-        <w:rPr>
-          <w:rFonts w:ascii="Consolas" w:hAnsi="Consolas"/>
-          <w:color w:val="960000"/>
-          <w:sz w:val="20"/>
-        </w:rPr>
-        <w:t>Esclavo/src/bluetooth.cpp</w:t>
-      </w:r>
-      <w:r>
-        <w:rPr>
-          <w:b w:val="0"/>
-          <w:color w:val="960000"/>
-          <w:sz w:val="20"/>
-        </w:rPr>
-        <w:t xml:space="preserve"> solo acepta </w:t>
-      </w:r>
-      <w:r>
-        <w:rPr>
-          <w:rFonts w:ascii="Consolas" w:hAnsi="Consolas"/>
-          <w:color w:val="960000"/>
-          <w:sz w:val="20"/>
-        </w:rPr>
-        <w:t>FORZAR_ROJO</w:t>
-      </w:r>
-      <w:r>
-        <w:rPr>
-          <w:b w:val="0"/>
-          <w:color w:val="960000"/>
-          <w:sz w:val="20"/>
-        </w:rPr>
-        <w:t xml:space="preserve"> (</w:t>
-      </w:r>
-      <w:r>
-        <w:rPr>
-          <w:rFonts w:ascii="Consolas" w:hAnsi="Consolas"/>
-          <w:color w:val="960000"/>
-          <w:sz w:val="20"/>
-        </w:rPr>
-        <w:t>:109</w:t>
-      </w:r>
-      <w:r>
-        <w:rPr>
-          <w:b w:val="0"/>
-          <w:color w:val="960000"/>
-          <w:sz w:val="20"/>
-        </w:rPr>
-        <w:t xml:space="preserve">, </w:t>
-      </w:r>
-      <w:r>
-        <w:rPr>
-          <w:rFonts w:ascii="Consolas" w:hAnsi="Consolas"/>
-          <w:color w:val="960000"/>
-          <w:sz w:val="20"/>
-        </w:rPr>
-        <w:t>:124</w:t>
-      </w:r>
-      <w:r>
-        <w:rPr>
-          <w:b w:val="0"/>
-          <w:color w:val="960000"/>
-          <w:sz w:val="20"/>
-        </w:rPr>
-        <w:t xml:space="preserve">), </w:t>
-      </w:r>
-      <w:r>
-        <w:rPr>
-          <w:rFonts w:ascii="Consolas" w:hAnsi="Consolas"/>
-          <w:color w:val="960000"/>
-          <w:sz w:val="20"/>
-        </w:rPr>
-        <w:t>SOLICITAR_PASO</w:t>
-      </w:r>
-      <w:r>
-        <w:rPr>
-          <w:b w:val="0"/>
-          <w:color w:val="960000"/>
-          <w:sz w:val="20"/>
-        </w:rPr>
-        <w:t xml:space="preserve"> (</w:t>
-      </w:r>
-      <w:r>
-        <w:rPr>
-          <w:rFonts w:ascii="Consolas" w:hAnsi="Consolas"/>
-          <w:color w:val="960000"/>
-          <w:sz w:val="20"/>
-        </w:rPr>
-        <w:t>:128</w:t>
-      </w:r>
-      <w:r>
-        <w:rPr>
-          <w:b w:val="0"/>
-          <w:color w:val="960000"/>
-          <w:sz w:val="20"/>
-        </w:rPr>
-        <w:t xml:space="preserve">), </w:t>
-      </w:r>
-      <w:r>
-        <w:rPr>
-          <w:rFonts w:ascii="Consolas" w:hAnsi="Consolas"/>
-          <w:color w:val="960000"/>
-          <w:sz w:val="20"/>
-        </w:rPr>
-        <w:t>TEST_LEDS</w:t>
-      </w:r>
-      <w:r>
-        <w:rPr>
-          <w:b w:val="0"/>
-          <w:color w:val="960000"/>
-          <w:sz w:val="20"/>
-        </w:rPr>
-        <w:t xml:space="preserve"> (</w:t>
-      </w:r>
-      <w:r>
-        <w:rPr>
-          <w:rFonts w:ascii="Consolas" w:hAnsi="Consolas"/>
-          <w:color w:val="960000"/>
-          <w:sz w:val="20"/>
-        </w:rPr>
-        <w:t>:146</w:t>
-      </w:r>
-      <w:r>
-        <w:rPr>
-          <w:b w:val="0"/>
-          <w:color w:val="960000"/>
-          <w:sz w:val="20"/>
-        </w:rPr>
-        <w:t xml:space="preserve">) y </w:t>
-      </w:r>
-      <w:r>
-        <w:rPr>
-          <w:rFonts w:ascii="Consolas" w:hAnsi="Consolas"/>
-          <w:color w:val="960000"/>
-          <w:sz w:val="20"/>
-        </w:rPr>
-        <w:t>SET_RTC:</w:t>
-      </w:r>
-      <w:r>
-        <w:rPr>
-          <w:b w:val="0"/>
-          <w:color w:val="960000"/>
-          <w:sz w:val="20"/>
-        </w:rPr>
-        <w:t xml:space="preserve"> (</w:t>
-      </w:r>
-      <w:r>
-        <w:rPr>
-          <w:rFonts w:ascii="Consolas" w:hAnsi="Consolas"/>
-          <w:color w:val="960000"/>
-          <w:sz w:val="20"/>
-        </w:rPr>
-        <w:t>:159</w:t>
-      </w:r>
-      <w:r>
-        <w:rPr>
-          <w:b w:val="0"/>
-          <w:color w:val="960000"/>
-          <w:sz w:val="20"/>
-        </w:rPr>
-        <w:t xml:space="preserve">) | ### ⚠️ CORRECCIÓN MEDIDA — el Maestro SÍ tiene dos salidas por Bluetooth, y son incompletas Se dio por sentado que *"desde Bluetooth no existe ningún comando de vuelta"*. </w:t>
-      </w:r>
-      <w:r>
-        <w:rPr>
-          <w:b/>
-          <w:color w:val="960000"/>
-          <w:sz w:val="20"/>
-        </w:rPr>
-        <w:t>Medido, es falso a medias, y la mitad cierta importa más que la falsa.</w:t>
-      </w:r>
-      <w:r>
-        <w:rPr>
-          <w:b w:val="0"/>
-          <w:color w:val="960000"/>
-          <w:sz w:val="20"/>
-        </w:rPr>
-        <w:t xml:space="preserve"> Hay dos: ``</w:t>
-      </w:r>
-      <w:r>
-        <w:rPr>
-          <w:rFonts w:ascii="Consolas" w:hAnsi="Consolas"/>
-          <w:color w:val="960000"/>
-          <w:sz w:val="20"/>
-        </w:rPr>
-        <w:t xml:space="preserve"> CMD:PIN:1234:SET_MODO:AUTO    -&gt; modoActual_set(MODO_AUTOMATICO)   bluetooth.cpp:124 CMD:PIN:1234:SET_MODO:AMBAR   -&gt; modoActual_set(MODO_AMBAR)        bluetooth.cpp:134 </w:t>
-      </w:r>
-      <w:r>
-        <w:rPr>
-          <w:rFonts w:ascii="Consolas" w:hAnsi="Consolas"/>
-          <w:color w:val="960000"/>
-          <w:sz w:val="20"/>
-        </w:rPr>
-      </w:r>
-      <w:r>
-        <w:rPr>
-          <w:rFonts w:ascii="Consolas" w:hAnsi="Consolas"/>
-          <w:color w:val="960000"/>
-          <w:sz w:val="20"/>
-        </w:rPr>
-        <w:t xml:space="preserve"> Y **sí se atienden estando en Degradado**: </w:t>
-      </w:r>
-      <w:r>
-        <w:rPr>
-          <w:b w:val="0"/>
-          <w:color w:val="960000"/>
-          <w:sz w:val="20"/>
-        </w:rPr>
-        <w:t>bluetooth_loop()</w:t>
-      </w:r>
-      <w:r>
-        <w:rPr>
-          <w:rFonts w:ascii="Consolas" w:hAnsi="Consolas"/>
-          <w:color w:val="960000"/>
-          <w:sz w:val="20"/>
-        </w:rPr>
-        <w:t xml:space="preserve"> se llama incondicionalmente en </w:t>
-      </w:r>
-      <w:r>
-        <w:rPr>
-          <w:b w:val="0"/>
-          <w:color w:val="960000"/>
-          <w:sz w:val="20"/>
-        </w:rPr>
-        <w:t>main.cpp:145</w:t>
-      </w:r>
-      <w:r>
-        <w:rPr>
-          <w:rFonts w:ascii="Consolas" w:hAnsi="Consolas"/>
-          <w:color w:val="960000"/>
-          <w:sz w:val="20"/>
-        </w:rPr>
-        <w:t xml:space="preserve">, antes del despacho de modos. El indicador de respaldo también se borra bien — </w:t>
-      </w:r>
-      <w:r>
-        <w:rPr>
-          <w:b w:val="0"/>
-          <w:color w:val="960000"/>
-          <w:sz w:val="20"/>
-        </w:rPr>
-        <w:t>main.cpp:196-198</w:t>
-      </w:r>
-      <w:r>
-        <w:rPr>
-          <w:rFonts w:ascii="Consolas" w:hAnsi="Consolas"/>
-          <w:color w:val="960000"/>
-          <w:sz w:val="20"/>
-        </w:rPr>
-        <w:t xml:space="preserve"> lo hace en el cambio de modo, **por cualquier vía**. **Lo que esas dos salidas NO hacen, y es el motivo por el que no sustituyen al </w:t>
-      </w:r>
-      <w:r>
-        <w:rPr>
-          <w:b w:val="0"/>
-          <w:color w:val="960000"/>
-          <w:sz w:val="20"/>
-        </w:rPr>
-        <w:t>Botón 4</w:t>
-      </w:r>
-      <w:r>
-        <w:rPr>
-          <w:rFonts w:ascii="Consolas" w:hAnsi="Consolas"/>
-          <w:color w:val="960000"/>
-          <w:sz w:val="20"/>
-        </w:rPr>
-        <w:t xml:space="preserve">:** - **Se saltan el todo-rojo de despedida.** La salida por </w:t>
-      </w:r>
-      <w:r>
-        <w:rPr>
-          <w:b w:val="0"/>
-          <w:color w:val="960000"/>
-          <w:sz w:val="20"/>
-        </w:rPr>
-        <w:t>Botón 4</w:t>
-      </w:r>
-      <w:r>
-        <w:rPr>
-          <w:rFonts w:ascii="Consolas" w:hAnsi="Consolas"/>
-          <w:color w:val="960000"/>
-          <w:sz w:val="20"/>
-        </w:rPr>
-        <w:t xml:space="preserve"> fuerza </w:t>
-      </w:r>
-      <w:r>
-        <w:rPr>
-          <w:b w:val="0"/>
-          <w:color w:val="960000"/>
-          <w:sz w:val="20"/>
-        </w:rPr>
-        <w:t>semaforo_forzarRojo()</w:t>
-      </w:r>
-      <w:r>
-        <w:rPr>
-          <w:rFonts w:ascii="Consolas" w:hAnsi="Consolas"/>
-          <w:color w:val="960000"/>
-          <w:sz w:val="20"/>
-        </w:rPr>
-        <w:t xml:space="preserve">, espera </w:t>
-      </w:r>
-      <w:r>
-        <w:rPr>
-          <w:b w:val="0"/>
-          <w:color w:val="960000"/>
-          <w:sz w:val="20"/>
-        </w:rPr>
-        <w:t>ROJO_TRANSICION_MS</w:t>
-      </w:r>
-      <w:r>
-        <w:rPr>
-          <w:rFonts w:ascii="Consolas" w:hAnsi="Consolas"/>
-          <w:color w:val="960000"/>
-          <w:sz w:val="20"/>
-        </w:rPr>
-        <w:t xml:space="preserve"> y pinta </w:t>
-      </w:r>
-      <w:r>
-        <w:rPr>
-          <w:b w:val="0"/>
-          <w:color w:val="960000"/>
-          <w:sz w:val="20"/>
-        </w:rPr>
-        <w:t>"Vea las dos puntas"</w:t>
-      </w:r>
-      <w:r>
-        <w:rPr>
-          <w:rFonts w:ascii="Consolas" w:hAnsi="Consolas"/>
-          <w:color w:val="960000"/>
-          <w:sz w:val="20"/>
-        </w:rPr>
-        <w:t xml:space="preserve"> (</w:t>
-      </w:r>
-      <w:r>
-        <w:rPr>
-          <w:b w:val="0"/>
-          <w:color w:val="960000"/>
-          <w:sz w:val="20"/>
-        </w:rPr>
-        <w:t>modo_degradado.cpp:448-462</w:t>
-      </w:r>
-      <w:r>
-        <w:rPr>
-          <w:rFonts w:ascii="Consolas" w:hAnsi="Consolas"/>
-          <w:color w:val="960000"/>
-          <w:sz w:val="20"/>
-        </w:rPr>
-        <w:t xml:space="preserve">). La salida por Bluetooth **no**: se pasa de un **verde por reloj** directamente a </w:t>
-      </w:r>
-      <w:r>
-        <w:rPr>
-          <w:b w:val="0"/>
-          <w:color w:val="960000"/>
-          <w:sz w:val="20"/>
-        </w:rPr>
-        <w:t>modoAutomatico_setup()</w:t>
-      </w:r>
-      <w:r>
-        <w:rPr>
-          <w:rFonts w:ascii="Consolas" w:hAnsi="Consolas"/>
-          <w:color w:val="960000"/>
-          <w:sz w:val="20"/>
-        </w:rPr>
-        <w:t xml:space="preserve"> / </w:t>
-      </w:r>
-      <w:r>
-        <w:rPr>
-          <w:b w:val="0"/>
-          <w:color w:val="960000"/>
-          <w:sz w:val="20"/>
-        </w:rPr>
-        <w:t>modo_ambar_setup()</w:t>
-      </w:r>
-      <w:r>
-        <w:rPr>
-          <w:rFonts w:ascii="Consolas" w:hAnsi="Consolas"/>
-          <w:color w:val="960000"/>
-          <w:sz w:val="20"/>
-        </w:rPr>
-        <w:t xml:space="preserve"> en la iteración siguiente. Es exactamente lo que el comentario del propio firmware llama *"encadenar dos autoridades sin cerrar el paso en medio"* (</w:t>
-      </w:r>
-      <w:r>
-        <w:rPr>
-          <w:b w:val="0"/>
-          <w:color w:val="960000"/>
-          <w:sz w:val="20"/>
-        </w:rPr>
-        <w:t>Esclavo/src/mando.cpp:118-121</w:t>
-      </w:r>
-      <w:r>
-        <w:rPr>
-          <w:rFonts w:ascii="Consolas" w:hAnsi="Consolas"/>
-          <w:color w:val="960000"/>
-          <w:sz w:val="20"/>
-        </w:rPr>
-        <w:t xml:space="preserve">). - **No devuelven al MENÚ.** Sacan del Degradado hacia *otro modo en marcha*, no al estado de reposo. - **No existen en el Esclavo** (hallazgo 5). Así que una salida por Bluetooth **solo mueve una punta** — que es el **Riesgo residual nº 2** de la Sección 6, provocado a propósito. ### ESCRITO — decidido, no medido - La retirada de LCD, pulsadores y mando es una **decisión de obra del 28/08/2026**. - **El reemplazo NO está decidido:** falta confirmar el chip del ESP32 y qué pasa con el cristal </w:t>
-      </w:r>
-      <w:r>
-        <w:rPr>
-          <w:b w:val="0"/>
-          <w:color w:val="960000"/>
-          <w:sz w:val="20"/>
-        </w:rPr>
-        <w:t>Y2</w:t>
-      </w:r>
-      <w:r>
-        <w:rPr>
-          <w:rFonts w:ascii="Consolas" w:hAnsi="Consolas"/>
-          <w:color w:val="960000"/>
-          <w:sz w:val="20"/>
-        </w:rPr>
-        <w:t>. Por eso **este aviso no propone un procedimiento nuevo**. No lo invente. ### Qué se hace mientras tanto 1. **No ejecute nada de las Secciones 3, 5, 7 ni 8 de este documento.** Los pasos tachados abajo no tienen actuador. 2. **No retire los pulsadores de una punta que pueda quedar en Degradado** hasta que exista el comando de vuelta. Es la única salida que hoy funciona en las dos puntas. 3. El límite duro de 48 h (Sección 4) **sigue vigente y es hoy la única salida garantizada**: el equipo se rinde solo a ámbar (</w:t>
+        <w:t>.** Están tachados abajo y siguen tachados. 2. La pantalla LCD **se sigue dibujando** y sirve para *leer* estado; **no sirve para mandar**, porque no hay con qué confirmar una opción. 3. El límite duro de 48 h (Sección 4) sigue vigente: el equipo se rinde solo a ámbar (</w:t>
       </w:r>
       <w:r>
         <w:rPr>
@@ -1455,7 +959,7 @@
           <w:color w:val="960000"/>
           <w:sz w:val="20"/>
         </w:rPr>
-        <w:t xml:space="preserve">⚠️ ESTE MODO NO HA PISADO HARDWARE TODAVÍA Está construido en las dos puntas y validado en simulador (20/20 funcional, 10/10 repetidor, 83/83 de pantalla), pero </w:t>
+        <w:t xml:space="preserve">⚠️ ESTE MODO NO HA PISADO HARDWARE TODAVÍA Está construido en las dos puntas y validado en simulador, pero </w:t>
       </w:r>
       <w:r>
         <w:rPr>
@@ -1496,6 +1000,182 @@
           <w:sz w:val="20"/>
         </w:rPr>
         <w:t>no autoriza operación en vía abierta al tráfico</w:t>
+      </w:r>
+      <w:r>
+        <w:rPr>
+          <w:b w:val="0"/>
+          <w:color w:val="960000"/>
+          <w:sz w:val="20"/>
+        </w:rPr>
+        <w:t xml:space="preserve">. </w:t>
+      </w:r>
+      <w:r>
+        <w:rPr>
+          <w:b/>
+          <w:color w:val="960000"/>
+          <w:sz w:val="20"/>
+        </w:rPr>
+        <w:t>Las cifras, COPIADAS del acta `evidencia/2026-09-04_compuerta.txt` (HEAD `624eb37`), no escritas a mano</w:t>
+      </w:r>
+      <w:r>
+        <w:rPr>
+          <w:b w:val="0"/>
+          <w:color w:val="960000"/>
+          <w:sz w:val="20"/>
+        </w:rPr>
+        <w:t xml:space="preserve"> *(la revisión anterior publicaba «20/20 funcional, 10/10 repetidor, 83/83 de pantalla» y las tres estaban caducadas)*: | instrumento | acta del 04/09 | |---|---| | simulador funcional | </w:t>
+      </w:r>
+      <w:r>
+        <w:rPr>
+          <w:rFonts w:ascii="Consolas" w:hAnsi="Consolas"/>
+          <w:color w:val="960000"/>
+          <w:sz w:val="20"/>
+        </w:rPr>
+        <w:t>9/9 PASS</w:t>
+      </w:r>
+      <w:r>
+        <w:rPr>
+          <w:b w:val="0"/>
+          <w:color w:val="960000"/>
+          <w:sz w:val="20"/>
+        </w:rPr>
+        <w:t xml:space="preserve"> | | simulador de repetidor | </w:t>
+      </w:r>
+      <w:r>
+        <w:rPr>
+          <w:rFonts w:ascii="Consolas" w:hAnsi="Consolas"/>
+          <w:color w:val="960000"/>
+          <w:sz w:val="20"/>
+        </w:rPr>
+        <w:t>10/10 PASS</w:t>
+      </w:r>
+      <w:r>
+        <w:rPr>
+          <w:b w:val="0"/>
+          <w:color w:val="960000"/>
+          <w:sz w:val="20"/>
+        </w:rPr>
+        <w:t xml:space="preserve"> | | arnés de pantalla | </w:t>
+      </w:r>
+      <w:r>
+        <w:rPr>
+          <w:rFonts w:ascii="Consolas" w:hAnsi="Consolas"/>
+          <w:color w:val="960000"/>
+          <w:sz w:val="20"/>
+        </w:rPr>
+        <w:t>271/271</w:t>
+      </w:r>
+      <w:r>
+        <w:rPr>
+          <w:b w:val="0"/>
+          <w:color w:val="960000"/>
+          <w:sz w:val="20"/>
+        </w:rPr>
+        <w:t xml:space="preserve"> *(Maestro 145 + Esclavo 126)* | | arnés del Degradado a dos puntas | </w:t>
+      </w:r>
+      <w:r>
+        <w:rPr>
+          <w:rFonts w:ascii="Consolas" w:hAnsi="Consolas"/>
+          <w:color w:val="960000"/>
+          <w:sz w:val="20"/>
+        </w:rPr>
+        <w:t>18/18</w:t>
+      </w:r>
+      <w:r>
+        <w:rPr>
+          <w:b w:val="0"/>
+          <w:color w:val="960000"/>
+          <w:sz w:val="20"/>
+        </w:rPr>
+        <w:t xml:space="preserve"> | | banco por packs | </w:t>
+      </w:r>
+      <w:r>
+        <w:rPr>
+          <w:rFonts w:ascii="Consolas" w:hAnsi="Consolas"/>
+          <w:color w:val="960000"/>
+          <w:sz w:val="20"/>
+        </w:rPr>
+        <w:t>974/974</w:t>
+      </w:r>
+      <w:r>
+        <w:rPr>
+          <w:b w:val="0"/>
+          <w:color w:val="960000"/>
+          <w:sz w:val="20"/>
+        </w:rPr>
+        <w:t xml:space="preserve"> · 67 packs PASS | | </w:t>
+      </w:r>
+      <w:r>
+        <w:rPr>
+          <w:b/>
+          <w:color w:val="960000"/>
+          <w:sz w:val="20"/>
+        </w:rPr>
+        <w:t>resumen de la compuerta</w:t>
+      </w:r>
+      <w:r>
+        <w:rPr>
+          <w:b w:val="0"/>
+          <w:color w:val="960000"/>
+          <w:sz w:val="20"/>
+        </w:rPr>
+        <w:t xml:space="preserve"> | </w:t>
+      </w:r>
+      <w:r>
+        <w:rPr>
+          <w:b/>
+          <w:color w:val="960000"/>
+          <w:sz w:val="20"/>
+        </w:rPr>
+        <w:t>20 PASS · 0 FALLA · 0 ABORTADO</w:t>
+      </w:r>
+      <w:r>
+        <w:rPr>
+          <w:b w:val="0"/>
+          <w:color w:val="960000"/>
+          <w:sz w:val="20"/>
+        </w:rPr>
+        <w:t xml:space="preserve"> | 🛑 </w:t>
+      </w:r>
+      <w:r>
+        <w:rPr>
+          <w:b/>
+          <w:color w:val="960000"/>
+          <w:sz w:val="20"/>
+        </w:rPr>
+        <w:t>Y ese `20 PASS` no es un permiso.</w:t>
+      </w:r>
+      <w:r>
+        <w:rPr>
+          <w:b w:val="0"/>
+          <w:color w:val="960000"/>
+          <w:sz w:val="20"/>
+        </w:rPr>
+        <w:t xml:space="preserve"> Dice que los modelos y los arneses de PC no encuentran nada. </w:t>
+      </w:r>
+      <w:r>
+        <w:rPr>
+          <w:b/>
+          <w:color w:val="960000"/>
+          <w:sz w:val="20"/>
+        </w:rPr>
+        <w:t>No dice que este modo funcione en la tarjeta</w:t>
+      </w:r>
+      <w:r>
+        <w:rPr>
+          <w:b w:val="0"/>
+          <w:color w:val="960000"/>
+          <w:sz w:val="20"/>
+        </w:rPr>
+        <w:t xml:space="preserve">, y este modo </w:t>
+      </w:r>
+      <w:r>
+        <w:rPr>
+          <w:b/>
+          <w:color w:val="960000"/>
+          <w:sz w:val="20"/>
+        </w:rPr>
+        <w:t>no ha pisado hardware</w:t>
       </w:r>
       <w:r>
         <w:rPr>
@@ -2816,7 +2496,7 @@
           <w:color w:val="960000"/>
           <w:sz w:val="20"/>
         </w:rPr>
-        <w:t xml:space="preserve">🛑 </w:t>
+        <w:t xml:space="preserve">✅ </w:t>
       </w:r>
       <w:r>
         <w:rPr>
@@ -2824,15 +2504,110 @@
           <w:color w:val="960000"/>
           <w:sz w:val="20"/>
         </w:rPr>
-        <w:t>SIN ACTUADOR desde el 28/08/2026 — las dos vías de este paso se retiran.</w:t>
-      </w:r>
-      <w:r>
-        <w:rPr>
-          <w:b w:val="0"/>
-          <w:color w:val="960000"/>
-          <w:sz w:val="20"/>
-        </w:rPr>
-        <w:t xml:space="preserve"> No se tacha para borrarlo: se conserva porque es la especificación de lo que el reemplazo por Bluetooth tendrá que reproducir, incluida la doble confirmación. Ver el aviso de cabecera.</w:t>
+        <w:t>CÓMO SE HACE HOY (02/09/2026): desde la app, con PIN.</w:t>
+      </w:r>
+      <w:r>
+        <w:rPr>
+          <w:b w:val="0"/>
+          <w:color w:val="960000"/>
+          <w:sz w:val="20"/>
+        </w:rPr>
+        <w:t xml:space="preserve"> ``</w:t>
+      </w:r>
+      <w:r>
+        <w:rPr>
+          <w:rFonts w:ascii="Consolas" w:hAnsi="Consolas"/>
+          <w:color w:val="960000"/>
+          <w:sz w:val="20"/>
+        </w:rPr>
+        <w:t xml:space="preserve"> CMD:PIN:1234:SET_MODO:DEGRADADO </w:t>
+      </w:r>
+      <w:r>
+        <w:rPr>
+          <w:rFonts w:ascii="Consolas" w:hAnsi="Consolas"/>
+          <w:color w:val="960000"/>
+          <w:sz w:val="20"/>
+        </w:rPr>
+      </w:r>
+      <w:r>
+        <w:rPr>
+          <w:rFonts w:ascii="Consolas" w:hAnsi="Consolas"/>
+          <w:color w:val="960000"/>
+          <w:sz w:val="20"/>
+        </w:rPr>
+        <w:t xml:space="preserve"> El firmware atiende esta orden en </w:t>
+      </w:r>
+      <w:r>
+        <w:rPr>
+          <w:b w:val="0"/>
+          <w:color w:val="960000"/>
+          <w:sz w:val="20"/>
+        </w:rPr>
+        <w:t>Maestro/src/bluetooth.cpp:435</w:t>
+      </w:r>
+      <w:r>
+        <w:rPr>
+          <w:rFonts w:ascii="Consolas" w:hAnsi="Consolas"/>
+          <w:color w:val="960000"/>
+          <w:sz w:val="20"/>
+        </w:rPr>
+        <w:t>, y **la puerta de los 5 requisitos sigue delante**: si alguno no se cumple, no entra y contesta el motivo concreto (</w:t>
+      </w:r>
+      <w:r>
+        <w:rPr>
+          <w:b w:val="0"/>
+          <w:color w:val="960000"/>
+          <w:sz w:val="20"/>
+        </w:rPr>
+        <w:t>ERR,CMD:SET_MODO:DEGRADADO,DESC:...</w:t>
+      </w:r>
+      <w:r>
+        <w:rPr>
+          <w:rFonts w:ascii="Consolas" w:hAnsi="Consolas"/>
+          <w:color w:val="960000"/>
+          <w:sz w:val="20"/>
+        </w:rPr>
+        <w:t xml:space="preserve">). **Lea la respuesta** — un </w:t>
+      </w:r>
+      <w:r>
+        <w:rPr>
+          <w:b w:val="0"/>
+          <w:color w:val="960000"/>
+          <w:sz w:val="20"/>
+        </w:rPr>
+        <w:t>ERR</w:t>
+      </w:r>
+      <w:r>
+        <w:rPr>
+          <w:rFonts w:ascii="Consolas" w:hAnsi="Consolas"/>
+          <w:color w:val="960000"/>
+          <w:sz w:val="20"/>
+        </w:rPr>
+        <w:t xml:space="preserve"> aquí no es un fallo de la app, es el equipo diciéndole cuál de los cinco requisitos falta. Los pasos de pantalla que van debajo quedan tachados: **no hay </w:t>
+      </w:r>
+      <w:r>
+        <w:rPr>
+          <w:b w:val="0"/>
+          <w:color w:val="960000"/>
+          <w:sz w:val="20"/>
+        </w:rPr>
+        <w:t>Botón 3</w:t>
+      </w:r>
+      <w:r>
+        <w:rPr>
+          <w:rFonts w:ascii="Consolas" w:hAnsi="Consolas"/>
+          <w:color w:val="960000"/>
+          <w:sz w:val="20"/>
+        </w:rPr>
+        <w:t xml:space="preserve"> ni </w:t>
+      </w:r>
+      <w:r>
+        <w:rPr>
+          <w:b w:val="0"/>
+          <w:color w:val="960000"/>
+          <w:sz w:val="20"/>
+        </w:rPr>
+        <w:t>Botón 4`.** Se conservan porque describen la doble confirmación que la puerta sigue exigiendo por dentro.</w:t>
       </w:r>
     </w:p>
     <w:p>
@@ -2844,7 +2619,7 @@
           <w:b w:val="0"/>
           <w:sz w:val="21"/>
         </w:rPr>
-        <w:t>Desde la pantalla del gabinete:</w:t>
+        <w:t>~~Desde la pantalla del gabinete:~~</w:t>
       </w:r>
     </w:p>
     <w:p>
@@ -3163,15 +2938,15 @@
           <w:color w:val="960000"/>
           <w:sz w:val="20"/>
         </w:rPr>
-        <w:t>Esta asimetría es hoy exactamente al revés, y es el problema.</w:t>
-      </w:r>
-      <w:r>
-        <w:rPr>
-          <w:b w:val="0"/>
-          <w:color w:val="960000"/>
-          <w:sz w:val="20"/>
-        </w:rPr>
-        <w:t xml:space="preserve"> Retirados los botones no hay </w:t>
+        <w:t>La asimetría se conserva por app, pero no en las dos puntas (medido el 02/09).</w:t>
+      </w:r>
+      <w:r>
+        <w:rPr>
+          <w:b w:val="0"/>
+          <w:color w:val="960000"/>
+          <w:sz w:val="20"/>
+        </w:rPr>
+        <w:t xml:space="preserve"> En el </w:t>
       </w:r>
       <w:r>
         <w:rPr>
@@ -3179,15 +2954,63 @@
           <w:color w:val="960000"/>
           <w:sz w:val="20"/>
         </w:rPr>
-        <w:t>ninguna</w:t>
-      </w:r>
-      <w:r>
-        <w:rPr>
-          <w:b w:val="0"/>
-          <w:color w:val="960000"/>
-          <w:sz w:val="20"/>
-        </w:rPr>
-        <w:t xml:space="preserve"> pulsación para entrar y </w:t>
+        <w:t>Maestro</w:t>
+      </w:r>
+      <w:r>
+        <w:rPr>
+          <w:b w:val="0"/>
+          <w:color w:val="960000"/>
+          <w:sz w:val="20"/>
+        </w:rPr>
+        <w:t xml:space="preserve"> entrar exige PIN (</w:t>
+      </w:r>
+      <w:r>
+        <w:rPr>
+          <w:rFonts w:ascii="Consolas" w:hAnsi="Consolas"/>
+          <w:color w:val="960000"/>
+          <w:sz w:val="20"/>
+        </w:rPr>
+        <w:t>CMD:PIN:1234:SET_MODO:DEGRADADO</w:t>
+      </w:r>
+      <w:r>
+        <w:rPr>
+          <w:b w:val="0"/>
+          <w:color w:val="960000"/>
+          <w:sz w:val="20"/>
+        </w:rPr>
+        <w:t>) y la puerta de los 5 requisitos sigue delante. Salir por app (</w:t>
+      </w:r>
+      <w:r>
+        <w:rPr>
+          <w:rFonts w:ascii="Consolas" w:hAnsi="Consolas"/>
+          <w:color w:val="960000"/>
+          <w:sz w:val="20"/>
+        </w:rPr>
+        <w:t>SET_MODO:AUTO</w:t>
+      </w:r>
+      <w:r>
+        <w:rPr>
+          <w:b w:val="0"/>
+          <w:color w:val="960000"/>
+          <w:sz w:val="20"/>
+        </w:rPr>
+        <w:t xml:space="preserve">, </w:t>
+      </w:r>
+      <w:r>
+        <w:rPr>
+          <w:rFonts w:ascii="Consolas" w:hAnsi="Consolas"/>
+          <w:color w:val="960000"/>
+          <w:sz w:val="20"/>
+        </w:rPr>
+        <w:t>SET_MODO:AMBAR</w:t>
+      </w:r>
+      <w:r>
+        <w:rPr>
+          <w:b w:val="0"/>
+          <w:color w:val="960000"/>
+          <w:sz w:val="20"/>
+        </w:rPr>
+        <w:t xml:space="preserve">) </w:t>
       </w:r>
       <w:r>
         <w:rPr>
@@ -3195,15 +3018,15 @@
           <w:color w:val="960000"/>
           <w:sz w:val="20"/>
         </w:rPr>
-        <w:t>ninguna</w:t>
-      </w:r>
-      <w:r>
-        <w:rPr>
-          <w:b w:val="0"/>
-          <w:color w:val="960000"/>
-          <w:sz w:val="20"/>
-        </w:rPr>
-        <w:t xml:space="preserve"> para salir; lo único que queda por Bluetooth son dos salidas *parciales* en el Maestro (</w:t>
+        <w:t>se salta el todo-rojo de despedida</w:t>
+      </w:r>
+      <w:r>
+        <w:rPr>
+          <w:b w:val="0"/>
+          <w:color w:val="960000"/>
+          <w:sz w:val="20"/>
+        </w:rPr>
+        <w:t xml:space="preserve"> que hacía el </w:t>
       </w:r>
       <w:r>
         <w:rPr>
@@ -3211,15 +3034,31 @@
           <w:color w:val="960000"/>
           <w:sz w:val="20"/>
         </w:rPr>
-        <w:t>SET_MODO:AUTO</w:t>
-      </w:r>
-      <w:r>
-        <w:rPr>
-          <w:b w:val="0"/>
-          <w:color w:val="960000"/>
-          <w:sz w:val="20"/>
-        </w:rPr>
-        <w:t xml:space="preserve"> y </w:t>
+        <w:t>Botón 3</w:t>
+      </w:r>
+      <w:r>
+        <w:rPr>
+          <w:b w:val="0"/>
+          <w:color w:val="960000"/>
+          <w:sz w:val="20"/>
+        </w:rPr>
+        <w:t xml:space="preserve">. En el </w:t>
+      </w:r>
+      <w:r>
+        <w:rPr>
+          <w:b/>
+          <w:color w:val="960000"/>
+          <w:sz w:val="20"/>
+        </w:rPr>
+        <w:t>Esclavo</w:t>
+      </w:r>
+      <w:r>
+        <w:rPr>
+          <w:b w:val="0"/>
+          <w:color w:val="960000"/>
+          <w:sz w:val="20"/>
+        </w:rPr>
+        <w:t xml:space="preserve"> no hay </w:t>
       </w:r>
       <w:r>
         <w:rPr>
@@ -3227,47 +3066,47 @@
           <w:color w:val="960000"/>
           <w:sz w:val="20"/>
         </w:rPr>
-        <w:t>SET_MODO:AMBAR</w:t>
-      </w:r>
-      <w:r>
-        <w:rPr>
-          <w:b w:val="0"/>
-          <w:color w:val="960000"/>
-          <w:sz w:val="20"/>
-        </w:rPr>
-        <w:t xml:space="preserve">) que </w:t>
-      </w:r>
-      <w:r>
-        <w:rPr>
-          <w:b/>
-          <w:color w:val="960000"/>
-          <w:sz w:val="20"/>
-        </w:rPr>
-        <w:t>se saltan el todo-rojo de despedida</w:t>
-      </w:r>
-      <w:r>
-        <w:rPr>
-          <w:b w:val="0"/>
-          <w:color w:val="960000"/>
-          <w:sz w:val="20"/>
-        </w:rPr>
-        <w:t xml:space="preserve"> y </w:t>
-      </w:r>
-      <w:r>
-        <w:rPr>
-          <w:b/>
-          <w:color w:val="960000"/>
-          <w:sz w:val="20"/>
-        </w:rPr>
-        <w:t>no existen en el Esclavo</w:t>
-      </w:r>
-      <w:r>
-        <w:rPr>
-          <w:b w:val="0"/>
-          <w:color w:val="960000"/>
-          <w:sz w:val="20"/>
-        </w:rPr>
-        <w:t>. Ver la corrección medida en la cabecera.</w:t>
+        <w:t>SET_MODO</w:t>
+      </w:r>
+      <w:r>
+        <w:rPr>
+          <w:b w:val="0"/>
+          <w:color w:val="960000"/>
+          <w:sz w:val="20"/>
+        </w:rPr>
+        <w:t xml:space="preserve"> de ninguna clase: entra solo por </w:t>
+      </w:r>
+      <w:r>
+        <w:rPr>
+          <w:rFonts w:ascii="Consolas" w:hAnsi="Consolas"/>
+          <w:color w:val="960000"/>
+          <w:sz w:val="20"/>
+        </w:rPr>
+        <w:t>A · B · A · B</w:t>
+      </w:r>
+      <w:r>
+        <w:rPr>
+          <w:b w:val="0"/>
+          <w:color w:val="960000"/>
+          <w:sz w:val="20"/>
+        </w:rPr>
+        <w:t xml:space="preserve">, y sale a ámbar por </w:t>
+      </w:r>
+      <w:r>
+        <w:rPr>
+          <w:rFonts w:ascii="Consolas" w:hAnsi="Consolas"/>
+          <w:color w:val="960000"/>
+          <w:sz w:val="20"/>
+        </w:rPr>
+        <w:t>CMD:AMBAR_EMERGENCIA</w:t>
+      </w:r>
+      <w:r>
+        <w:rPr>
+          <w:b w:val="0"/>
+          <w:color w:val="960000"/>
+          <w:sz w:val="20"/>
+        </w:rPr>
+        <w:t>.</w:t>
       </w:r>
     </w:p>
     <w:p>
@@ -3276,13 +3115,6 @@
       </w:pPr>
       <w:r>
         <w:rPr>
-          <w:b w:val="0"/>
-          <w:sz w:val="21"/>
-        </w:rPr>
-        <w:t>~~</w:t>
-      </w:r>
-      <w:r>
-        <w:rPr>
           <w:b/>
           <w:sz w:val="21"/>
         </w:rPr>
@@ -3293,7 +3125,7 @@
           <w:b w:val="0"/>
           <w:sz w:val="21"/>
         </w:rPr>
-        <w:t xml:space="preserve">, con el mando de 4 relés: </w:t>
+        <w:t xml:space="preserve">, con el mando de relés: </w:t>
       </w:r>
       <w:r>
         <w:rPr>
@@ -3373,71 +3205,134 @@
           <w:b w:val="0"/>
           <w:sz w:val="21"/>
         </w:rPr>
-        <w:t xml:space="preserve"> por alguno de los 5 requisitos — hay que subir a ver cuál.~~</w:t>
+        <w:t xml:space="preserve"> por alguno de los 5 requisitos.</w:t>
       </w:r>
     </w:p>
     <w:p>
       <w:pPr>
-        <w:spacing w:after="120"/>
-      </w:pPr>
+        <w:spacing w:after="160"/>
+        <w:ind w:left="360"/>
+        <w:shd w:val="clear" w:fill="FFF4E5"/>
+      </w:pPr>
+      <w:r>
+        <w:rPr>
+          <w:b w:val="0"/>
+          <w:color w:val="960000"/>
+          <w:sz w:val="20"/>
+        </w:rPr>
+        <w:t xml:space="preserve">⚠️ </w:t>
+      </w:r>
       <w:r>
         <w:rPr>
           <w:b/>
-          <w:sz w:val="21"/>
-        </w:rPr>
-        <w:t>Por qué se tacha:</w:t>
-      </w:r>
-      <w:r>
-        <w:rPr>
-          <w:b w:val="0"/>
-          <w:sz w:val="21"/>
-        </w:rPr>
-        <w:t xml:space="preserve"> el mando de 4 relés se retira (28/08/2026). Además, ese receptor **nunca se</w:t>
-      </w:r>
-    </w:p>
-    <w:p>
-      <w:pPr>
-        <w:spacing w:after="120"/>
-      </w:pPr>
-      <w:r>
-        <w:rPr>
-          <w:b w:val="0"/>
-          <w:sz w:val="21"/>
-        </w:rPr>
-        <w:t>compró ni se conectó</w:t>
+          <w:color w:val="960000"/>
+          <w:sz w:val="20"/>
+        </w:rPr>
+        <w:t>La secuencia existe en el firmware</w:t>
+      </w:r>
+      <w:r>
+        <w:rPr>
+          <w:b w:val="0"/>
+          <w:color w:val="960000"/>
+          <w:sz w:val="20"/>
+        </w:rPr>
+        <w:t xml:space="preserve"> (</w:t>
+      </w:r>
+      <w:r>
+        <w:rPr>
+          <w:rFonts w:ascii="Consolas" w:hAnsi="Consolas"/>
+          <w:color w:val="960000"/>
+          <w:sz w:val="20"/>
+        </w:rPr>
+        <w:t>Maestro/src/mando.cpp:204-214</w:t>
+      </w:r>
+      <w:r>
+        <w:rPr>
+          <w:b w:val="0"/>
+          <w:color w:val="960000"/>
+          <w:sz w:val="20"/>
+        </w:rPr>
+        <w:t xml:space="preserve">, </w:t>
+      </w:r>
+      <w:r>
+        <w:rPr>
+          <w:rFonts w:ascii="Consolas" w:hAnsi="Consolas"/>
+          <w:color w:val="960000"/>
+          <w:sz w:val="20"/>
+        </w:rPr>
+        <w:t>Esclavo/src/mando.cpp:148</w:t>
+      </w:r>
+      <w:r>
+        <w:rPr>
+          <w:b w:val="0"/>
+          <w:color w:val="960000"/>
+          <w:sz w:val="20"/>
+        </w:rPr>
+        <w:t xml:space="preserve">) </w:t>
       </w:r>
       <w:r>
         <w:rPr>
           <w:b/>
-          <w:sz w:val="21"/>
-        </w:rPr>
-        <w:t xml:space="preserve">, así que esta vía </w:t>
-      </w:r>
-      <w:r>
-        <w:rPr>
-          <w:b w:val="0"/>
-          <w:sz w:val="21"/>
-        </w:rPr>
-        <w:t>nunca llegó a existir en campo** — ver</w:t>
-      </w:r>
-    </w:p>
-    <w:p>
-      <w:pPr>
-        <w:spacing w:after="120"/>
-      </w:pPr>
+          <w:color w:val="960000"/>
+          <w:sz w:val="20"/>
+        </w:rPr>
+        <w:t>y no se puede ejercer todavía: el receptor RF nunca se compró ni se conectó.</w:t>
+      </w:r>
+      <w:r>
+        <w:rPr>
+          <w:b w:val="0"/>
+          <w:color w:val="960000"/>
+          <w:sz w:val="20"/>
+        </w:rPr>
+        <w:t xml:space="preserve"> Esta vía </w:t>
+      </w:r>
+      <w:r>
+        <w:rPr>
+          <w:b/>
+          <w:color w:val="960000"/>
+          <w:sz w:val="20"/>
+        </w:rPr>
+        <w:t>nunca ha llegado a existir en campo</w:t>
+      </w:r>
+      <w:r>
+        <w:rPr>
+          <w:b w:val="0"/>
+          <w:color w:val="960000"/>
+          <w:sz w:val="20"/>
+        </w:rPr>
+        <w:t xml:space="preserve"> — ver </w:t>
+      </w:r>
       <w:r>
         <w:rPr>
           <w:rFonts w:ascii="Consolas" w:hAnsi="Consolas"/>
-          <w:sz w:val="21"/>
-        </w:rPr>
-        <w:t>04_Manuales/MANUAL_MANDO_4_RELES.md:8-19</w:t>
-      </w:r>
-      <w:r>
-        <w:rPr>
-          <w:b w:val="0"/>
-          <w:sz w:val="21"/>
-        </w:rPr>
-        <w:t>.</w:t>
+          <w:color w:val="960000"/>
+          <w:sz w:val="20"/>
+        </w:rPr>
+        <w:t>04_Manuales/MANUAL_MANDO_4_RELES.md</w:t>
+      </w:r>
+      <w:r>
+        <w:rPr>
+          <w:b w:val="0"/>
+          <w:color w:val="960000"/>
+          <w:sz w:val="20"/>
+        </w:rPr>
+        <w:t xml:space="preserve">. </w:t>
+      </w:r>
+      <w:r>
+        <w:rPr>
+          <w:b/>
+          <w:color w:val="960000"/>
+          <w:sz w:val="20"/>
+        </w:rPr>
+        <w:t>Es hoy la única forma de meter el Esclavo en Degradado</w:t>
+      </w:r>
+      <w:r>
+        <w:rPr>
+          <w:b w:val="0"/>
+          <w:color w:val="960000"/>
+          <w:sz w:val="20"/>
+        </w:rPr>
+        <w:t>, porque su despachador de Bluetooth no tiene comando de entrada. Vea el Paso 2.</w:t>
       </w:r>
     </w:p>
     <w:p>
@@ -3893,15 +3788,15 @@
           <w:color w:val="960000"/>
           <w:sz w:val="20"/>
         </w:rPr>
-        <w:t>AVISO 28/08/2026 — el punto 2 se retira, y el punto 1 promete algo que el firmware no tiene.</w:t>
-      </w:r>
-      <w:r>
-        <w:rPr>
-          <w:b w:val="0"/>
-          <w:color w:val="960000"/>
-          <w:sz w:val="20"/>
-        </w:rPr>
-        <w:t xml:space="preserve"> - El punto 2 es pantalla + pulsadores: </w:t>
+        <w:t>AVISO AL DÍA (02/09/2026) — AL ESCLAVO NO SE LE PUEDE METER EN DEGRADADO DESDE LA APP.</w:t>
+      </w:r>
+      <w:r>
+        <w:rPr>
+          <w:b w:val="0"/>
+          <w:color w:val="960000"/>
+          <w:sz w:val="20"/>
+        </w:rPr>
+        <w:t xml:space="preserve"> Esto </w:t>
       </w:r>
       <w:r>
         <w:rPr>
@@ -3909,15 +3804,142 @@
           <w:color w:val="960000"/>
           <w:sz w:val="20"/>
         </w:rPr>
-        <w:t>sin actuador</w:t>
-      </w:r>
-      <w:r>
-        <w:rPr>
-          <w:b w:val="0"/>
-          <w:color w:val="960000"/>
-          <w:sz w:val="20"/>
-        </w:rPr>
-        <w:t xml:space="preserve">. - </w:t>
+        <w:t>no ha cambiado</w:t>
+      </w:r>
+      <w:r>
+        <w:rPr>
+          <w:b w:val="0"/>
+          <w:color w:val="960000"/>
+          <w:sz w:val="20"/>
+        </w:rPr>
+        <w:t xml:space="preserve">, aunque el Maestro sí tenga ya su comando. Medido sobre </w:t>
+      </w:r>
+      <w:r>
+        <w:rPr>
+          <w:rFonts w:ascii="Consolas" w:hAnsi="Consolas"/>
+          <w:color w:val="960000"/>
+          <w:sz w:val="20"/>
+        </w:rPr>
+        <w:t>Esclavo/src/bluetooth.cpp</w:t>
+      </w:r>
+      <w:r>
+        <w:rPr>
+          <w:b w:val="0"/>
+          <w:color w:val="960000"/>
+          <w:sz w:val="20"/>
+        </w:rPr>
+        <w:t>, su despachador acepta exactamente estas acciones y ninguna más: ``</w:t>
+      </w:r>
+      <w:r>
+        <w:rPr>
+          <w:rFonts w:ascii="Consolas" w:hAnsi="Consolas"/>
+          <w:color w:val="960000"/>
+          <w:sz w:val="20"/>
+        </w:rPr>
+        <w:t xml:space="preserve"> CMD:AMBAR_EMERGENCIA            :315   (sin PIN) CMD:FORZAR_ROJO                 :382   (sin PIN) CMD:PIN:1234:AMBAR_EMERGENCIA   :402 CMD:PIN:1234:CANCELAR_AMBAR     :425 CMD:PIN:1234:FORZAR_ROJO        :458 CMD:PIN:1234:SOLICITAR_PASO     :466 CMD:PIN:1234:TEST_LEDS          :484 CMD:PIN:1234:SET_RTC:...        :497 </w:t>
+      </w:r>
+      <w:r>
+        <w:rPr>
+          <w:rFonts w:ascii="Consolas" w:hAnsi="Consolas"/>
+          <w:color w:val="960000"/>
+          <w:sz w:val="20"/>
+        </w:rPr>
+      </w:r>
+      <w:r>
+        <w:rPr>
+          <w:rFonts w:ascii="Consolas" w:hAnsi="Consolas"/>
+          <w:color w:val="960000"/>
+          <w:sz w:val="20"/>
+        </w:rPr>
+        <w:t xml:space="preserve"> **Ninguna entra en Degradado.** Las dos únicas puertas de entrada del Esclavo son </w:t>
+      </w:r>
+      <w:r>
+        <w:rPr>
+          <w:b w:val="0"/>
+          <w:color w:val="960000"/>
+          <w:sz w:val="20"/>
+        </w:rPr>
+        <w:t>Esclavo/src/mando.cpp:148</w:t>
+      </w:r>
+      <w:r>
+        <w:rPr>
+          <w:rFonts w:ascii="Consolas" w:hAnsi="Consolas"/>
+          <w:color w:val="960000"/>
+          <w:sz w:val="20"/>
+        </w:rPr>
+        <w:t xml:space="preserve"> —la secuencia </w:t>
+      </w:r>
+      <w:r>
+        <w:rPr>
+          <w:b w:val="0"/>
+          <w:color w:val="960000"/>
+          <w:sz w:val="20"/>
+        </w:rPr>
+        <w:t>A · B · A · B</w:t>
+      </w:r>
+      <w:r>
+        <w:rPr>
+          <w:rFonts w:ascii="Consolas" w:hAnsi="Consolas"/>
+          <w:color w:val="960000"/>
+          <w:sz w:val="20"/>
+        </w:rPr>
+        <w:t xml:space="preserve"> del mando de relés— y </w:t>
+      </w:r>
+      <w:r>
+        <w:rPr>
+          <w:b w:val="0"/>
+          <w:color w:val="960000"/>
+          <w:sz w:val="20"/>
+        </w:rPr>
+        <w:t>Esclavo/src/menu.cpp:227</w:t>
+      </w:r>
+      <w:r>
+        <w:rPr>
+          <w:rFonts w:ascii="Consolas" w:hAnsi="Consolas"/>
+          <w:color w:val="960000"/>
+          <w:sz w:val="20"/>
+        </w:rPr>
+        <w:t xml:space="preserve">, que necesita </w:t>
+      </w:r>
+      <w:r>
+        <w:rPr>
+          <w:b w:val="0"/>
+          <w:color w:val="960000"/>
+          <w:sz w:val="20"/>
+        </w:rPr>
+        <w:t>botonAceptar()</w:t>
+      </w:r>
+      <w:r>
+        <w:rPr>
+          <w:rFonts w:ascii="Consolas" w:hAnsi="Consolas"/>
+          <w:color w:val="960000"/>
+          <w:sz w:val="20"/>
+        </w:rPr>
+        <w:t xml:space="preserve"> y por tanto **está tapiada**. ### 🔴 Lo que eso significa en obra, sin adornos **Para poner el Esclavo en Degradado hace falta el mando de relés, y su receptor RF nunca se compró.** Mientras eso siga así, este procedimiento **no se puede completar en las dos puntas** — y una sola punta en Degradado es peor que ninguna (Sección 6). - El punto 2 (pantalla + pulsadores) sigue **sin actuador**: no hay </w:t>
+      </w:r>
+      <w:r>
+        <w:rPr>
+          <w:b w:val="0"/>
+          <w:color w:val="960000"/>
+          <w:sz w:val="20"/>
+        </w:rPr>
+        <w:t>Botón 3</w:t>
+      </w:r>
+      <w:r>
+        <w:rPr>
+          <w:rFonts w:ascii="Consolas" w:hAnsi="Consolas"/>
+          <w:color w:val="960000"/>
+          <w:sz w:val="20"/>
+        </w:rPr>
+        <w:t xml:space="preserve"> ni </w:t>
+      </w:r>
+      <w:r>
+        <w:rPr>
+          <w:b w:val="0"/>
+          <w:color w:val="960000"/>
+          <w:sz w:val="20"/>
+        </w:rPr>
+        <w:t xml:space="preserve">Botón 4`. - *"o activar Modo Degradado"* del punto 1 </w:t>
       </w:r>
       <w:r>
         <w:rPr>
@@ -3925,15 +3947,15 @@
           <w:color w:val="960000"/>
           <w:sz w:val="20"/>
         </w:rPr>
-        <w:t>MEDIDO:</w:t>
-      </w:r>
-      <w:r>
-        <w:rPr>
-          <w:b w:val="0"/>
-          <w:color w:val="960000"/>
-          <w:sz w:val="20"/>
-        </w:rPr>
-        <w:t xml:space="preserve"> *"o activar Modo Degradado"* del punto 1 </w:t>
+        <w:t>sigue sin existir</w:t>
+      </w:r>
+      <w:r>
+        <w:rPr>
+          <w:b w:val="0"/>
+          <w:color w:val="960000"/>
+          <w:sz w:val="20"/>
+        </w:rPr>
+        <w:t xml:space="preserve">. La inyección de RTC del punto 1 sí existe y se conserva. - Lo que el Esclavo </w:t>
       </w:r>
       <w:r>
         <w:rPr>
@@ -3941,175 +3963,15 @@
           <w:color w:val="960000"/>
           <w:sz w:val="20"/>
         </w:rPr>
-        <w:t>no existe</w:t>
-      </w:r>
-      <w:r>
-        <w:rPr>
-          <w:b w:val="0"/>
-          <w:color w:val="960000"/>
-          <w:sz w:val="20"/>
-        </w:rPr>
-        <w:t xml:space="preserve">. </w:t>
-      </w:r>
-      <w:r>
-        <w:rPr>
-          <w:rFonts w:ascii="Consolas" w:hAnsi="Consolas"/>
-          <w:color w:val="960000"/>
-          <w:sz w:val="20"/>
-        </w:rPr>
-        <w:t>Esclavo/src/bluetooth.cpp</w:t>
-      </w:r>
-      <w:r>
-        <w:rPr>
-          <w:b w:val="0"/>
-          <w:color w:val="960000"/>
-          <w:sz w:val="20"/>
-        </w:rPr>
-        <w:t xml:space="preserve"> acepta exactamente cuatro acciones —</w:t>
-      </w:r>
-      <w:r>
-        <w:rPr>
-          <w:rFonts w:ascii="Consolas" w:hAnsi="Consolas"/>
-          <w:color w:val="960000"/>
-          <w:sz w:val="20"/>
-        </w:rPr>
-        <w:t>FORZAR_ROJO</w:t>
-      </w:r>
-      <w:r>
-        <w:rPr>
-          <w:b w:val="0"/>
-          <w:color w:val="960000"/>
-          <w:sz w:val="20"/>
-        </w:rPr>
-        <w:t xml:space="preserve"> (</w:t>
-      </w:r>
-      <w:r>
-        <w:rPr>
-          <w:rFonts w:ascii="Consolas" w:hAnsi="Consolas"/>
-          <w:color w:val="960000"/>
-          <w:sz w:val="20"/>
-        </w:rPr>
-        <w:t>:109</w:t>
-      </w:r>
-      <w:r>
-        <w:rPr>
-          <w:b w:val="0"/>
-          <w:color w:val="960000"/>
-          <w:sz w:val="20"/>
-        </w:rPr>
-        <w:t xml:space="preserve">, </w:t>
-      </w:r>
-      <w:r>
-        <w:rPr>
-          <w:rFonts w:ascii="Consolas" w:hAnsi="Consolas"/>
-          <w:color w:val="960000"/>
-          <w:sz w:val="20"/>
-        </w:rPr>
-        <w:t>:124</w:t>
-      </w:r>
-      <w:r>
-        <w:rPr>
-          <w:b w:val="0"/>
-          <w:color w:val="960000"/>
-          <w:sz w:val="20"/>
-        </w:rPr>
-        <w:t xml:space="preserve">), </w:t>
-      </w:r>
-      <w:r>
-        <w:rPr>
-          <w:rFonts w:ascii="Consolas" w:hAnsi="Consolas"/>
-          <w:color w:val="960000"/>
-          <w:sz w:val="20"/>
-        </w:rPr>
-        <w:t>SOLICITAR_PASO</w:t>
-      </w:r>
-      <w:r>
-        <w:rPr>
-          <w:b w:val="0"/>
-          <w:color w:val="960000"/>
-          <w:sz w:val="20"/>
-        </w:rPr>
-        <w:t xml:space="preserve"> (</w:t>
-      </w:r>
-      <w:r>
-        <w:rPr>
-          <w:rFonts w:ascii="Consolas" w:hAnsi="Consolas"/>
-          <w:color w:val="960000"/>
-          <w:sz w:val="20"/>
-        </w:rPr>
-        <w:t>:128</w:t>
-      </w:r>
-      <w:r>
-        <w:rPr>
-          <w:b w:val="0"/>
-          <w:color w:val="960000"/>
-          <w:sz w:val="20"/>
-        </w:rPr>
-        <w:t xml:space="preserve">), </w:t>
-      </w:r>
-      <w:r>
-        <w:rPr>
-          <w:rFonts w:ascii="Consolas" w:hAnsi="Consolas"/>
-          <w:color w:val="960000"/>
-          <w:sz w:val="20"/>
-        </w:rPr>
-        <w:t>TEST_LEDS</w:t>
-      </w:r>
-      <w:r>
-        <w:rPr>
-          <w:b w:val="0"/>
-          <w:color w:val="960000"/>
-          <w:sz w:val="20"/>
-        </w:rPr>
-        <w:t xml:space="preserve"> (</w:t>
-      </w:r>
-      <w:r>
-        <w:rPr>
-          <w:rFonts w:ascii="Consolas" w:hAnsi="Consolas"/>
-          <w:color w:val="960000"/>
-          <w:sz w:val="20"/>
-        </w:rPr>
-        <w:t>:146</w:t>
-      </w:r>
-      <w:r>
-        <w:rPr>
-          <w:b w:val="0"/>
-          <w:color w:val="960000"/>
-          <w:sz w:val="20"/>
-        </w:rPr>
-        <w:t xml:space="preserve">) y </w:t>
-      </w:r>
-      <w:r>
-        <w:rPr>
-          <w:rFonts w:ascii="Consolas" w:hAnsi="Consolas"/>
-          <w:color w:val="960000"/>
-          <w:sz w:val="20"/>
-        </w:rPr>
-        <w:t>SET_RTC:</w:t>
-      </w:r>
-      <w:r>
-        <w:rPr>
-          <w:b w:val="0"/>
-          <w:color w:val="960000"/>
-          <w:sz w:val="20"/>
-        </w:rPr>
-        <w:t xml:space="preserve"> (</w:t>
-      </w:r>
-      <w:r>
-        <w:rPr>
-          <w:rFonts w:ascii="Consolas" w:hAnsi="Consolas"/>
-          <w:color w:val="960000"/>
-          <w:sz w:val="20"/>
-        </w:rPr>
-        <w:t>:159</w:t>
-      </w:r>
-      <w:r>
-        <w:rPr>
-          <w:b w:val="0"/>
-          <w:color w:val="960000"/>
-          <w:sz w:val="20"/>
-        </w:rPr>
-        <w:t xml:space="preserve">)— y </w:t>
+        <w:t>sí</w:t>
+      </w:r>
+      <w:r>
+        <w:rPr>
+          <w:b w:val="0"/>
+          <w:color w:val="960000"/>
+          <w:sz w:val="20"/>
+        </w:rPr>
+        <w:t xml:space="preserve"> acepta ya desde la app, y antes no, es el </w:t>
       </w:r>
       <w:r>
         <w:rPr>
@@ -4117,63 +3979,15 @@
           <w:color w:val="960000"/>
           <w:sz w:val="20"/>
         </w:rPr>
-        <w:t>ninguna</w:t>
-      </w:r>
-      <w:r>
-        <w:rPr>
-          <w:b w:val="0"/>
-          <w:color w:val="960000"/>
-          <w:sz w:val="20"/>
-        </w:rPr>
-        <w:t xml:space="preserve"> entra ni sale del Degradado. </w:t>
-      </w:r>
-      <w:r>
-        <w:rPr>
-          <w:rFonts w:ascii="Consolas" w:hAnsi="Consolas"/>
-          <w:color w:val="960000"/>
-          <w:sz w:val="20"/>
-        </w:rPr>
-        <w:t>grep DEGRADADO</w:t>
-      </w:r>
-      <w:r>
-        <w:rPr>
-          <w:b w:val="0"/>
-          <w:color w:val="960000"/>
-          <w:sz w:val="20"/>
-        </w:rPr>
-        <w:t xml:space="preserve"> sobre ese fichero </w:t>
-      </w:r>
-      <w:r>
-        <w:rPr>
-          <w:b/>
-          <w:color w:val="960000"/>
-          <w:sz w:val="20"/>
-        </w:rPr>
-        <w:t>no devuelve nada</w:t>
-      </w:r>
-      <w:r>
-        <w:rPr>
-          <w:b w:val="0"/>
-          <w:color w:val="960000"/>
-          <w:sz w:val="20"/>
-        </w:rPr>
-        <w:t xml:space="preserve">. La inyección de RTC sí existe y se conserva. Es la clase de promesa que este repositorio ya pagó con la *«Caja Negra de Alarmas»* (N-73): un documento que anuncia como existente una función que nadie llama. Aquí es peor, porque </w:t>
-      </w:r>
-      <w:r>
-        <w:rPr>
-          <w:b/>
-          <w:color w:val="960000"/>
-          <w:sz w:val="20"/>
-        </w:rPr>
-        <w:t>no está ni declarada</w:t>
-      </w:r>
-      <w:r>
-        <w:rPr>
-          <w:b w:val="0"/>
-          <w:color w:val="960000"/>
-          <w:sz w:val="20"/>
-        </w:rPr>
-        <w:t>.</w:t>
+        <w:t>ámbar de emergencia</w:t>
+      </w:r>
+      <w:r>
+        <w:rPr>
+          <w:b w:val="0"/>
+          <w:color w:val="960000"/>
+          <w:sz w:val="20"/>
+        </w:rPr>
+        <w:t xml:space="preserve"> y su revocación. Es el plan de aborto del Paso 3, no una vía de entrada.</w:t>
       </w:r>
     </w:p>
     <w:p>
@@ -4497,7 +4311,7 @@
           <w:color w:val="960000"/>
           <w:sz w:val="20"/>
         </w:rPr>
-        <w:t xml:space="preserve">🛑 </w:t>
+        <w:t xml:space="preserve">✅ EL PLAN DE ABORTO, AL DÍA (02/09/2026) Esta línea es lo que se hace </w:t>
       </w:r>
       <w:r>
         <w:rPr>
@@ -4505,15 +4319,15 @@
           <w:color w:val="960000"/>
           <w:sz w:val="20"/>
         </w:rPr>
-        <w:t>SIN ACTUADOR (28/08/2026) — y este es el tachón más grave del documento.</w:t>
-      </w:r>
-      <w:r>
-        <w:rPr>
-          <w:b w:val="0"/>
-          <w:color w:val="960000"/>
-          <w:sz w:val="20"/>
-        </w:rPr>
-        <w:t xml:space="preserve"> Esta línea es el </w:t>
+        <w:t>cuando las dos puntas no cuadran con el cruce ya dando verdes por reloj</w:t>
+      </w:r>
+      <w:r>
+        <w:rPr>
+          <w:b w:val="0"/>
+          <w:color w:val="960000"/>
+          <w:sz w:val="20"/>
+        </w:rPr>
+        <w:t xml:space="preserve">. Sus dos vías viejas eran mando y pulsador. Hoy se hace desde la app, </w:t>
       </w:r>
       <w:r>
         <w:rPr>
@@ -4521,15 +4335,15 @@
           <w:color w:val="960000"/>
           <w:sz w:val="20"/>
         </w:rPr>
-        <w:t>plan de aborto</w:t>
-      </w:r>
-      <w:r>
-        <w:rPr>
-          <w:b w:val="0"/>
-          <w:color w:val="960000"/>
-          <w:sz w:val="20"/>
-        </w:rPr>
-        <w:t xml:space="preserve"> de la verificación visual: lo que se hace cuando se descubre que las dos puntas no cuadran, con el cruce ya dando verdes por reloj. Sus dos vías son mando y pulsador, y las dos se retiran. </w:t>
+        <w:t>punta por punta</w:t>
+      </w:r>
+      <w:r>
+        <w:rPr>
+          <w:b w:val="0"/>
+          <w:color w:val="960000"/>
+          <w:sz w:val="20"/>
+        </w:rPr>
+        <w:t xml:space="preserve">: | punta | orden | dónde está | |---|---|---| | </w:t>
       </w:r>
       <w:r>
         <w:rPr>
@@ -4537,15 +4351,47 @@
           <w:color w:val="960000"/>
           <w:sz w:val="20"/>
         </w:rPr>
-        <w:t>Lo que queda hoy, medido, y por qué no basta:</w:t>
-      </w:r>
-      <w:r>
-        <w:rPr>
-          <w:b w:val="0"/>
-          <w:color w:val="960000"/>
-          <w:sz w:val="20"/>
-        </w:rPr>
-        <w:t xml:space="preserve"> en el </w:t>
+        <w:t>MAESTRO</w:t>
+      </w:r>
+      <w:r>
+        <w:rPr>
+          <w:b w:val="0"/>
+          <w:color w:val="960000"/>
+          <w:sz w:val="20"/>
+        </w:rPr>
+        <w:t xml:space="preserve"> | </w:t>
+      </w:r>
+      <w:r>
+        <w:rPr>
+          <w:rFonts w:ascii="Consolas" w:hAnsi="Consolas"/>
+          <w:color w:val="960000"/>
+          <w:sz w:val="20"/>
+        </w:rPr>
+        <w:t>CMD:PIN:1234:SET_MODO:AMBAR</w:t>
+      </w:r>
+      <w:r>
+        <w:rPr>
+          <w:b w:val="0"/>
+          <w:color w:val="960000"/>
+          <w:sz w:val="20"/>
+        </w:rPr>
+        <w:t xml:space="preserve"> | </w:t>
+      </w:r>
+      <w:r>
+        <w:rPr>
+          <w:rFonts w:ascii="Consolas" w:hAnsi="Consolas"/>
+          <w:color w:val="960000"/>
+          <w:sz w:val="20"/>
+        </w:rPr>
+        <w:t>Maestro/src/bluetooth.cpp:388</w:t>
+      </w:r>
+      <w:r>
+        <w:rPr>
+          <w:b w:val="0"/>
+          <w:color w:val="960000"/>
+          <w:sz w:val="20"/>
+        </w:rPr>
+        <w:t xml:space="preserve"> | | </w:t>
       </w:r>
       <w:r>
         <w:rPr>
@@ -4553,15 +4399,15 @@
           <w:color w:val="960000"/>
           <w:sz w:val="20"/>
         </w:rPr>
-        <w:t>Maestro</w:t>
-      </w:r>
-      <w:r>
-        <w:rPr>
-          <w:b w:val="0"/>
-          <w:color w:val="960000"/>
-          <w:sz w:val="20"/>
-        </w:rPr>
-        <w:t xml:space="preserve">, </w:t>
+        <w:t>ESCLAVO</w:t>
+      </w:r>
+      <w:r>
+        <w:rPr>
+          <w:b w:val="0"/>
+          <w:color w:val="960000"/>
+          <w:sz w:val="20"/>
+        </w:rPr>
+        <w:t xml:space="preserve"> | </w:t>
       </w:r>
       <w:r>
         <w:rPr>
@@ -4569,11 +4415,178 @@
           <w:color w:val="960000"/>
           <w:sz w:val="20"/>
         </w:rPr>
-        <w:t>CMD:PIN:1234:SET_MODO:AMBAR</w:t>
-      </w:r>
-      <w:r>
-        <w:rPr>
-          <w:b w:val="0"/>
+        <w:t>CMD:AMBAR_EMERGENCIA</w:t>
+      </w:r>
+      <w:r>
+        <w:rPr>
+          <w:b w:val="0"/>
+          <w:color w:val="960000"/>
+          <w:sz w:val="20"/>
+        </w:rPr>
+        <w:t xml:space="preserve"> *(sin PIN)* o </w:t>
+      </w:r>
+      <w:r>
+        <w:rPr>
+          <w:rFonts w:ascii="Consolas" w:hAnsi="Consolas"/>
+          <w:color w:val="960000"/>
+          <w:sz w:val="20"/>
+        </w:rPr>
+        <w:t>CMD:PIN:1234:AMBAR_EMERGENCIA</w:t>
+      </w:r>
+      <w:r>
+        <w:rPr>
+          <w:b w:val="0"/>
+          <w:color w:val="960000"/>
+          <w:sz w:val="20"/>
+        </w:rPr>
+        <w:t xml:space="preserve"> | </w:t>
+      </w:r>
+      <w:r>
+        <w:rPr>
+          <w:rFonts w:ascii="Consolas" w:hAnsi="Consolas"/>
+          <w:color w:val="960000"/>
+          <w:sz w:val="20"/>
+        </w:rPr>
+        <w:t>Esclavo/src/bluetooth.cpp:315</w:t>
+      </w:r>
+      <w:r>
+        <w:rPr>
+          <w:b w:val="0"/>
+          <w:color w:val="960000"/>
+          <w:sz w:val="20"/>
+        </w:rPr>
+        <w:t xml:space="preserve"> y </w:t>
+      </w:r>
+      <w:r>
+        <w:rPr>
+          <w:rFonts w:ascii="Consolas" w:hAnsi="Consolas"/>
+          <w:color w:val="960000"/>
+          <w:sz w:val="20"/>
+        </w:rPr>
+        <w:t>:402</w:t>
+      </w:r>
+      <w:r>
+        <w:rPr>
+          <w:b w:val="0"/>
+          <w:color w:val="960000"/>
+          <w:sz w:val="20"/>
+        </w:rPr>
+        <w:t xml:space="preserve"> | </w:t>
+      </w:r>
+      <w:r>
+        <w:rPr>
+          <w:b/>
+          <w:color w:val="960000"/>
+          <w:sz w:val="20"/>
+        </w:rPr>
+        <w:t>El ámbar del Esclavo NO es instantáneo si el Degradado está gobernando la luz, y eso es deliberado.</w:t>
+      </w:r>
+      <w:r>
+        <w:rPr>
+          <w:b w:val="0"/>
+          <w:color w:val="960000"/>
+          <w:sz w:val="20"/>
+        </w:rPr>
+        <w:t xml:space="preserve"> El equipo sale </w:t>
+      </w:r>
+      <w:r>
+        <w:rPr>
+          <w:b/>
+          <w:color w:val="960000"/>
+          <w:sz w:val="20"/>
+        </w:rPr>
+        <w:t>por todo-rojo</w:t>
+      </w:r>
+      <w:r>
+        <w:rPr>
+          <w:b w:val="0"/>
+          <w:color w:val="960000"/>
+          <w:sz w:val="20"/>
+        </w:rPr>
+        <w:t xml:space="preserve">, no de un verde a un ámbar intermitente: saltar directo le daría a quien viene lanzado una señal que invita a negociar el paso creyendo que todavía tiene prioridad. Puede tardar </w:t>
+      </w:r>
+      <w:r>
+        <w:rPr>
+          <w:b/>
+          <w:color w:val="960000"/>
+          <w:sz w:val="20"/>
+        </w:rPr>
+        <w:t>de 10 a 90 s</w:t>
+      </w:r>
+      <w:r>
+        <w:rPr>
+          <w:b w:val="0"/>
+          <w:color w:val="960000"/>
+          <w:sz w:val="20"/>
+        </w:rPr>
+        <w:t>. Lo verá en la respuesta: ``</w:t>
+      </w:r>
+      <w:r>
+        <w:rPr>
+          <w:rFonts w:ascii="Consolas" w:hAnsi="Consolas"/>
+          <w:color w:val="960000"/>
+          <w:sz w:val="20"/>
+        </w:rPr>
+        <w:t xml:space="preserve"> ACK,CMD:AMBAR_EMERGENCIA,RESULT:OK                        &lt;- ambar ya puesto ACK,CMD:AMBAR_EMERGENCIA,RESULT:SALIENDO_TODO_ROJO        &lt;- va en camino, espere ACK,CMD:AMBAR_EMERGENCIA,RESULT:SALIDA_YA_EN_CURSO        &lt;- ya estaba saliendo ACK,CMD:AMBAR_EMERGENCIA,RESULT:YA_EN_AMBAR_LATCH_PUESTO  &lt;- ya estaba en ambar $ERR,CMD:AMBAR_EMERGENCIA,DESC:SALIDA_A_ROJO_EN_CURSO_REPITA  &lt;- REPITA la orden </w:t>
+      </w:r>
+      <w:r>
+        <w:rPr>
+          <w:rFonts w:ascii="Consolas" w:hAnsi="Consolas"/>
+          <w:color w:val="960000"/>
+          <w:sz w:val="20"/>
+        </w:rPr>
+      </w:r>
+      <w:r>
+        <w:rPr>
+          <w:rFonts w:ascii="Consolas" w:hAnsi="Consolas"/>
+          <w:color w:val="960000"/>
+          <w:sz w:val="20"/>
+        </w:rPr>
+        <w:t xml:space="preserve"> 🔴 **</w:t>
+      </w:r>
+      <w:r>
+        <w:rPr>
+          <w:b w:val="0"/>
+          <w:color w:val="960000"/>
+          <w:sz w:val="20"/>
+        </w:rPr>
+        <w:t>SALIENDO_TODO_ROJO</w:t>
+      </w:r>
+      <w:r>
+        <w:rPr>
+          <w:rFonts w:ascii="Consolas" w:hAnsi="Consolas"/>
+          <w:color w:val="960000"/>
+          <w:sz w:val="20"/>
+        </w:rPr>
+        <w:t xml:space="preserve"> no es </w:t>
+      </w:r>
+      <w:r>
+        <w:rPr>
+          <w:b w:val="0"/>
+          <w:color w:val="960000"/>
+          <w:sz w:val="20"/>
+        </w:rPr>
+        <w:t>OK</w:t>
+      </w:r>
+      <w:r>
+        <w:rPr>
+          <w:rFonts w:ascii="Consolas" w:hAnsi="Consolas"/>
+          <w:color w:val="960000"/>
+          <w:sz w:val="20"/>
+        </w:rPr>
+        <w:t xml:space="preserve">, y la diferencia importa en la calle: el ámbar todavía no está puesto.** No se vaya del cruce hasta verlo con los ojos. **Para revocar ese ámbar** en el Esclavo: </w:t>
+      </w:r>
+      <w:r>
+        <w:rPr>
+          <w:b w:val="0"/>
+          <w:color w:val="960000"/>
+          <w:sz w:val="20"/>
+        </w:rPr>
+        <w:t>CMD:PIN:1234:CANCELAR_AMBAR</w:t>
+      </w:r>
+      <w:r>
+        <w:rPr>
+          <w:rFonts w:ascii="Consolas" w:hAnsi="Consolas"/>
           <w:color w:val="960000"/>
           <w:sz w:val="20"/>
         </w:rPr>
@@ -4581,19 +4594,43 @@
       </w:r>
       <w:r>
         <w:rPr>
+          <w:b w:val="0"/>
+          <w:color w:val="960000"/>
+          <w:sz w:val="20"/>
+        </w:rPr>
+        <w:t>bluetooth.cpp:425</w:t>
+      </w:r>
+      <w:r>
+        <w:rPr>
           <w:rFonts w:ascii="Consolas" w:hAnsi="Consolas"/>
           <w:color w:val="960000"/>
           <w:sz w:val="20"/>
         </w:rPr>
-        <w:t>bluetooth.cpp:134</w:t>
-      </w:r>
-      <w:r>
-        <w:rPr>
-          <w:b w:val="0"/>
-          <w:color w:val="960000"/>
-          <w:sz w:val="20"/>
-        </w:rPr>
-        <w:t xml:space="preserve">). En el </w:t>
+        <w:t xml:space="preserve">). Pide PIN a propósito — poner el ámbar es la acción segura; **quitarlo devuelve el cruce a dar verdes**, y eso es lo que el PIN custodia. **Lo que sigue sin existir:** </w:t>
+      </w:r>
+      <w:r>
+        <w:rPr>
+          <w:b w:val="0"/>
+          <w:color w:val="960000"/>
+          <w:sz w:val="20"/>
+        </w:rPr>
+        <w:t>CMD:FORZAR_ROJO</w:t>
+      </w:r>
+      <w:r>
+        <w:rPr>
+          <w:rFonts w:ascii="Consolas" w:hAnsi="Consolas"/>
+          <w:color w:val="960000"/>
+          <w:sz w:val="20"/>
+        </w:rPr>
+        <w:t xml:space="preserve"> en el Esclavo (</w:t>
+      </w:r>
+      <w:r>
+        <w:rPr>
+          <w:b w:val="0"/>
+          <w:color w:val="960000"/>
+          <w:sz w:val="20"/>
+        </w:rPr>
+        <w:t xml:space="preserve">bluetooth.cpp:382`) </w:t>
       </w:r>
       <w:r>
         <w:rPr>
@@ -4601,54 +4638,6 @@
           <w:color w:val="960000"/>
           <w:sz w:val="20"/>
         </w:rPr>
-        <w:t>Esclavo</w:t>
-      </w:r>
-      <w:r>
-        <w:rPr>
-          <w:b w:val="0"/>
-          <w:color w:val="960000"/>
-          <w:sz w:val="20"/>
-        </w:rPr>
-        <w:t xml:space="preserve">, </w:t>
-      </w:r>
-      <w:r>
-        <w:rPr>
-          <w:rFonts w:ascii="Consolas" w:hAnsi="Consolas"/>
-          <w:color w:val="960000"/>
-          <w:sz w:val="20"/>
-        </w:rPr>
-        <w:t>CMD:FORZAR_ROJO</w:t>
-      </w:r>
-      <w:r>
-        <w:rPr>
-          <w:b w:val="0"/>
-          <w:color w:val="960000"/>
-          <w:sz w:val="20"/>
-        </w:rPr>
-        <w:t xml:space="preserve"> (</w:t>
-      </w:r>
-      <w:r>
-        <w:rPr>
-          <w:rFonts w:ascii="Consolas" w:hAnsi="Consolas"/>
-          <w:color w:val="960000"/>
-          <w:sz w:val="20"/>
-        </w:rPr>
-        <w:t>bluetooth.cpp:109</w:t>
-      </w:r>
-      <w:r>
-        <w:rPr>
-          <w:b w:val="0"/>
-          <w:color w:val="960000"/>
-          <w:sz w:val="20"/>
-        </w:rPr>
-        <w:t xml:space="preserve">) — que </w:t>
-      </w:r>
-      <w:r>
-        <w:rPr>
-          <w:b/>
-          <w:color w:val="960000"/>
-          <w:sz w:val="20"/>
-        </w:rPr>
         <w:t>no es ámbar y no saca del Degradado</w:t>
       </w:r>
       <w:r>
@@ -4657,23 +4646,7 @@
           <w:color w:val="960000"/>
           <w:sz w:val="20"/>
         </w:rPr>
-        <w:t xml:space="preserve">. Es decir: </w:t>
-      </w:r>
-      <w:r>
-        <w:rPr>
-          <w:b/>
-          <w:color w:val="960000"/>
-          <w:sz w:val="20"/>
-        </w:rPr>
-        <w:t>no hay forma de devolver las dos puntas a ámbar por Bluetooth</w:t>
-      </w:r>
-      <w:r>
-        <w:rPr>
-          <w:b w:val="0"/>
-          <w:color w:val="960000"/>
-          <w:sz w:val="20"/>
-        </w:rPr>
-        <w:t>, que es literalmente lo que este paso ordena hacer. La verificación visual sigue siendo obligatoria; lo que ha desaparecido es qué hacer cuando falla.</w:t>
+        <w:t>. No lo use como plan de aborto.</w:t>
       </w:r>
     </w:p>
     <w:p>
@@ -5123,51 +5096,209 @@
     </w:p>
     <w:p>
       <w:pPr>
-        <w:spacing w:after="120"/>
-      </w:pPr>
-      <w:r>
-        <w:rPr>
-          <w:b w:val="0"/>
-          <w:sz w:val="21"/>
-        </w:rPr>
-        <w:t xml:space="preserve">Las 48 h dejan </w:t>
-      </w:r>
-      <w:r>
-        <w:rPr>
-          <w:b/>
-          <w:sz w:val="21"/>
-        </w:rPr>
-        <w:t>factor de seguridad 2</w:t>
-      </w:r>
-      <w:r>
-        <w:rPr>
-          <w:b w:val="0"/>
-          <w:sz w:val="21"/>
-        </w:rPr>
-        <w:t xml:space="preserve"> sobre el margen teórico.</w:t>
-      </w:r>
-    </w:p>
-    <w:p>
-      <w:pPr>
         <w:spacing w:after="160"/>
         <w:ind w:left="360"/>
         <w:shd w:val="clear" w:fill="FFF4E5"/>
       </w:pPr>
       <w:r>
         <w:rPr>
+          <w:b w:val="0"/>
+          <w:color w:val="960000"/>
+          <w:sz w:val="20"/>
+        </w:rPr>
+        <w:t xml:space="preserve">🔴 </w:t>
+      </w:r>
+      <w:r>
+        <w:rPr>
           <w:b/>
           <w:color w:val="960000"/>
           <w:sz w:val="20"/>
         </w:rPr>
-        <w:t>El estado seguro no puede depender de que alguien se acuerde.</w:t>
-      </w:r>
-      <w:r>
-        <w:rPr>
-          <w:b w:val="0"/>
-          <w:color w:val="960000"/>
-          <w:sz w:val="20"/>
-        </w:rPr>
-        <w:t xml:space="preserve"> Ése es el principio que el resto del sistema ya aplica —el fallback de 12 s, el piso de 5 s del despeje— y aquí aplica igual. Un modo degradado que dependa de que un operario vuelva a tiempo no es un modo degradado: es una apuesta.</w:t>
+        <w:t>CORREGIDO EL 02/09 — el factor de seguridad NO es 2. Es 1,44.</w:t>
+      </w:r>
+      <w:r>
+        <w:rPr>
+          <w:b w:val="0"/>
+          <w:color w:val="960000"/>
+          <w:sz w:val="20"/>
+        </w:rPr>
+        <w:t xml:space="preserve"> Este documento decía *«las 48 h dejan factor de seguridad 2 sobre el margen teórico»*. Se midió ejecutando el C++ real de las dos puntas a la vez, cada una con su reloj, y la cuenta sale así (</w:t>
+      </w:r>
+      <w:r>
+        <w:rPr>
+          <w:rFonts w:ascii="Consolas" w:hAnsi="Consolas"/>
+          <w:color w:val="960000"/>
+          <w:sz w:val="20"/>
+        </w:rPr>
+        <w:t>Maestro/src/modo_degradado.cpp:39-45</w:t>
+      </w:r>
+      <w:r>
+        <w:rPr>
+          <w:b w:val="0"/>
+          <w:color w:val="960000"/>
+          <w:sz w:val="20"/>
+        </w:rPr>
+        <w:t xml:space="preserve">): | | | |---|---| | Desfase entre relojes que el cruce </w:t>
+      </w:r>
+      <w:r>
+        <w:rPr>
+          <w:b/>
+          <w:color w:val="960000"/>
+          <w:sz w:val="20"/>
+        </w:rPr>
+        <w:t>aguanta</w:t>
+      </w:r>
+      <w:r>
+        <w:rPr>
+          <w:b w:val="0"/>
+          <w:color w:val="960000"/>
+          <w:sz w:val="20"/>
+        </w:rPr>
+        <w:t xml:space="preserve"> | </w:t>
+      </w:r>
+      <w:r>
+        <w:rPr>
+          <w:b/>
+          <w:color w:val="960000"/>
+          <w:sz w:val="20"/>
+        </w:rPr>
+        <w:t>29 s</w:t>
+      </w:r>
+      <w:r>
+        <w:rPr>
+          <w:b w:val="0"/>
+          <w:color w:val="960000"/>
+          <w:sz w:val="20"/>
+        </w:rPr>
+        <w:t xml:space="preserve"> | | Desfase que el equipo puede </w:t>
+      </w:r>
+      <w:r>
+        <w:rPr>
+          <w:b/>
+          <w:color w:val="960000"/>
+          <w:sz w:val="20"/>
+        </w:rPr>
+        <w:t>acumular</w:t>
+      </w:r>
+      <w:r>
+        <w:rPr>
+          <w:b w:val="0"/>
+          <w:color w:val="960000"/>
+          <w:sz w:val="20"/>
+        </w:rPr>
+        <w:t xml:space="preserve"> en 48 h | </w:t>
+      </w:r>
+      <w:r>
+        <w:rPr>
+          <w:b/>
+          <w:color w:val="960000"/>
+          <w:sz w:val="20"/>
+        </w:rPr>
+        <w:t>20,2 s</w:t>
+      </w:r>
+      <w:r>
+        <w:rPr>
+          <w:b w:val="0"/>
+          <w:color w:val="960000"/>
+          <w:sz w:val="20"/>
+        </w:rPr>
+        <w:t xml:space="preserve"> *(17,2 s de deriva + 3 s de tolerancia)* | | Margen que queda | </w:t>
+      </w:r>
+      <w:r>
+        <w:rPr>
+          <w:b/>
+          <w:color w:val="960000"/>
+          <w:sz w:val="20"/>
+        </w:rPr>
+        <w:t>8,8 s</w:t>
+      </w:r>
+      <w:r>
+        <w:rPr>
+          <w:b w:val="0"/>
+          <w:color w:val="960000"/>
+          <w:sz w:val="20"/>
+        </w:rPr>
+        <w:t xml:space="preserve"> → </w:t>
+      </w:r>
+      <w:r>
+        <w:rPr>
+          <w:b/>
+          <w:color w:val="960000"/>
+          <w:sz w:val="20"/>
+        </w:rPr>
+        <w:t>factor 1,44</w:t>
+      </w:r>
+      <w:r>
+        <w:rPr>
+          <w:b w:val="0"/>
+          <w:color w:val="960000"/>
+          <w:sz w:val="20"/>
+        </w:rPr>
+        <w:t xml:space="preserve"> | </w:t>
+      </w:r>
+      <w:r>
+        <w:rPr>
+          <w:b/>
+          <w:color w:val="960000"/>
+          <w:sz w:val="20"/>
+        </w:rPr>
+        <w:t>Los 48 h no cambian y el despeje de 30 s tampoco</w:t>
+      </w:r>
+      <w:r>
+        <w:rPr>
+          <w:b w:val="0"/>
+          <w:color w:val="960000"/>
+          <w:sz w:val="20"/>
+        </w:rPr>
+        <w:t xml:space="preserve"> —subirlo alarga el todo-rojo que ve el conductor, y esa es una decisión vial, no de firmware—. Lo que cambia es cuánto colchón crea usted que tiene: </w:t>
+      </w:r>
+      <w:r>
+        <w:rPr>
+          <w:b/>
+          <w:color w:val="960000"/>
+          <w:sz w:val="20"/>
+        </w:rPr>
+        <w:t>es la mitad de lo que este documento venía diciendo.</w:t>
+      </w:r>
+      <w:r>
+        <w:rPr>
+          <w:b w:val="0"/>
+          <w:color w:val="960000"/>
+          <w:sz w:val="20"/>
+        </w:rPr>
+        <w:t xml:space="preserve"> Con 8,8 s de margen, un radio caído no se deja para «la semana que viene». La frontera del sentido malo —</w:t>
+      </w:r>
+      <w:r>
+        <w:rPr>
+          <w:b/>
+          <w:color w:val="960000"/>
+          <w:sz w:val="20"/>
+        </w:rPr>
+        <w:t>Esclavo atrasado</w:t>
+      </w:r>
+      <w:r>
+        <w:rPr>
+          <w:b w:val="0"/>
+          <w:color w:val="960000"/>
+          <w:sz w:val="20"/>
+        </w:rPr>
+        <w:t xml:space="preserve">— es exactamente el despeje de 30 s, y el segundo entero con que viaja la hora la deja en 29. El sentido favorable aguanta 35 s porque los 4 s de ámbar con que el Esclavo abre su verde protegen </w:t>
+      </w:r>
+      <w:r>
+        <w:rPr>
+          <w:b/>
+          <w:color w:val="960000"/>
+          <w:sz w:val="20"/>
+        </w:rPr>
+        <w:t>solo en un sentido</w:t>
+      </w:r>
+      <w:r>
+        <w:rPr>
+          <w:b w:val="0"/>
+          <w:color w:val="960000"/>
+          <w:sz w:val="20"/>
+        </w:rPr>
+        <w:t>.</w:t>
       </w:r>
     </w:p>
     <w:p>
@@ -5178,6 +5309,29 @@
       </w:pPr>
       <w:r>
         <w:rPr>
+          <w:b/>
+          <w:color w:val="960000"/>
+          <w:sz w:val="20"/>
+        </w:rPr>
+        <w:t>El estado seguro no puede depender de que alguien se acuerde.</w:t>
+      </w:r>
+      <w:r>
+        <w:rPr>
+          <w:b w:val="0"/>
+          <w:color w:val="960000"/>
+          <w:sz w:val="20"/>
+        </w:rPr>
+        <w:t xml:space="preserve"> Ése es el principio que el resto del sistema ya aplica —el fallback de 12 s, el piso de 5 s del despeje— y aquí aplica igual. Un modo degradado que dependa de que un operario vuelva a tiempo no es un modo degradado: es una apuesta.</w:t>
+      </w:r>
+    </w:p>
+    <w:p>
+      <w:pPr>
+        <w:spacing w:after="160"/>
+        <w:ind w:left="360"/>
+        <w:shd w:val="clear" w:fill="FFF4E5"/>
+      </w:pPr>
+      <w:r>
+        <w:rPr>
           <w:b w:val="0"/>
           <w:color w:val="960000"/>
           <w:sz w:val="20"/>
@@ -5394,13 +5548,6 @@
       </w:pPr>
       <w:r>
         <w:rPr>
-          <w:b w:val="0"/>
-          <w:sz w:val="21"/>
-        </w:rPr>
-        <w:t>~~</w:t>
-      </w:r>
-      <w:r>
-        <w:rPr>
           <w:b/>
           <w:sz w:val="21"/>
         </w:rPr>
@@ -5439,7 +5586,14 @@
           <w:b w:val="0"/>
           <w:sz w:val="21"/>
         </w:rPr>
-        <w:t>.~~</w:t>
+        <w:t xml:space="preserve">. ✅ </w:t>
+      </w:r>
+      <w:r>
+        <w:rPr>
+          <w:b/>
+          <w:sz w:val="21"/>
+        </w:rPr>
+        <w:t>Sigue existiendo.</w:t>
       </w:r>
     </w:p>
     <w:p>
@@ -5450,6 +5604,55 @@
       </w:pPr>
       <w:r>
         <w:rPr>
+          <w:b/>
+          <w:sz w:val="21"/>
+        </w:rPr>
+        <w:t>Desde la app:</w:t>
+      </w:r>
+      <w:r>
+        <w:rPr>
+          <w:b w:val="0"/>
+          <w:sz w:val="21"/>
+        </w:rPr>
+        <w:t xml:space="preserve"> </w:t>
+      </w:r>
+      <w:r>
+        <w:rPr>
+          <w:rFonts w:ascii="Consolas" w:hAnsi="Consolas"/>
+          <w:sz w:val="21"/>
+        </w:rPr>
+        <w:t>CMD:PIN:1234:SET_MODO:AUTO</w:t>
+      </w:r>
+      <w:r>
+        <w:rPr>
+          <w:b w:val="0"/>
+          <w:sz w:val="21"/>
+        </w:rPr>
+        <w:t xml:space="preserve"> — </w:t>
+      </w:r>
+      <w:r>
+        <w:rPr>
+          <w:b/>
+          <w:sz w:val="21"/>
+        </w:rPr>
+        <w:t>solo en el Maestro</w:t>
+      </w:r>
+      <w:r>
+        <w:rPr>
+          <w:b w:val="0"/>
+          <w:sz w:val="21"/>
+        </w:rPr>
+        <w:t>.</w:t>
+      </w:r>
+    </w:p>
+    <w:p>
+      <w:pPr>
+        <w:pStyle w:val="ListBullet"/>
+        <w:spacing w:after="60"/>
+        <w:ind w:left="360"/>
+      </w:pPr>
+      <w:r>
+        <w:rPr>
           <w:b w:val="0"/>
           <w:sz w:val="21"/>
         </w:rPr>
@@ -5509,7 +5712,7 @@
           <w:b w:val="0"/>
           <w:sz w:val="21"/>
         </w:rPr>
-        <w:t>).~~</w:t>
+        <w:t>).~~ ⛔ sin actuador.</w:t>
       </w:r>
     </w:p>
     <w:p>
@@ -5524,7 +5727,7 @@
           <w:color w:val="960000"/>
           <w:sz w:val="20"/>
         </w:rPr>
-        <w:t xml:space="preserve">🛑 </w:t>
+        <w:t xml:space="preserve">✅ </w:t>
       </w:r>
       <w:r>
         <w:rPr>
@@ -5532,15 +5735,15 @@
           <w:color w:val="960000"/>
           <w:sz w:val="20"/>
         </w:rPr>
-        <w:t>SIN ACTUADOR (28/08/2026).</w:t>
-      </w:r>
-      <w:r>
-        <w:rPr>
-          <w:b w:val="0"/>
-          <w:color w:val="960000"/>
-          <w:sz w:val="20"/>
-        </w:rPr>
-        <w:t xml:space="preserve"> Las dos vías se retiran. </w:t>
+        <w:t>CORREGIDO EL 02/09 — `A · A · A` NO se retiró, y la versión anterior de este documento decía que sí.</w:t>
+      </w:r>
+      <w:r>
+        <w:rPr>
+          <w:b w:val="0"/>
+          <w:color w:val="960000"/>
+          <w:sz w:val="20"/>
+        </w:rPr>
+        <w:t xml:space="preserve"> El mando de relés </w:t>
       </w:r>
       <w:r>
         <w:rPr>
@@ -5548,15 +5751,15 @@
           <w:color w:val="960000"/>
           <w:sz w:val="20"/>
         </w:rPr>
-        <w:t>Sustituto parcial en el Maestro, medido:</w:t>
-      </w:r>
-      <w:r>
-        <w:rPr>
-          <w:b w:val="0"/>
-          <w:color w:val="960000"/>
-          <w:sz w:val="20"/>
-        </w:rPr>
-        <w:t xml:space="preserve"> </w:t>
+        <w:t>se conserva en sus canales `A` y `B`</w:t>
+      </w:r>
+      <w:r>
+        <w:rPr>
+          <w:b w:val="0"/>
+          <w:color w:val="960000"/>
+          <w:sz w:val="20"/>
+        </w:rPr>
+        <w:t xml:space="preserve"> (</w:t>
       </w:r>
       <w:r>
         <w:rPr>
@@ -5564,11 +5767,370 @@
           <w:color w:val="960000"/>
           <w:sz w:val="20"/>
         </w:rPr>
+        <w:t>MANDO_A</w:t>
+      </w:r>
+      <w:r>
+        <w:rPr>
+          <w:b w:val="0"/>
+          <w:color w:val="960000"/>
+          <w:sz w:val="20"/>
+        </w:rPr>
+        <w:t xml:space="preserve"> = </w:t>
+      </w:r>
+      <w:r>
+        <w:rPr>
+          <w:rFonts w:ascii="Consolas" w:hAnsi="Consolas"/>
+          <w:color w:val="960000"/>
+          <w:sz w:val="20"/>
+        </w:rPr>
+        <w:t>PB9</w:t>
+      </w:r>
+      <w:r>
+        <w:rPr>
+          <w:b w:val="0"/>
+          <w:color w:val="960000"/>
+          <w:sz w:val="20"/>
+        </w:rPr>
+        <w:t xml:space="preserve"> = </w:t>
+      </w:r>
+      <w:r>
+        <w:rPr>
+          <w:rFonts w:ascii="Consolas" w:hAnsi="Consolas"/>
+          <w:color w:val="960000"/>
+          <w:sz w:val="20"/>
+        </w:rPr>
+        <w:t>J16</w:t>
+      </w:r>
+      <w:r>
+        <w:rPr>
+          <w:b w:val="0"/>
+          <w:color w:val="960000"/>
+          <w:sz w:val="20"/>
+        </w:rPr>
+        <w:t xml:space="preserve"> p5, </w:t>
+      </w:r>
+      <w:r>
+        <w:rPr>
+          <w:rFonts w:ascii="Consolas" w:hAnsi="Consolas"/>
+          <w:color w:val="960000"/>
+          <w:sz w:val="20"/>
+        </w:rPr>
+        <w:t>MANDO_B</w:t>
+      </w:r>
+      <w:r>
+        <w:rPr>
+          <w:b w:val="0"/>
+          <w:color w:val="960000"/>
+          <w:sz w:val="20"/>
+        </w:rPr>
+        <w:t xml:space="preserve"> = </w:t>
+      </w:r>
+      <w:r>
+        <w:rPr>
+          <w:rFonts w:ascii="Consolas" w:hAnsi="Consolas"/>
+          <w:color w:val="960000"/>
+          <w:sz w:val="20"/>
+        </w:rPr>
+        <w:t>PB13</w:t>
+      </w:r>
+      <w:r>
+        <w:rPr>
+          <w:b w:val="0"/>
+          <w:color w:val="960000"/>
+          <w:sz w:val="20"/>
+        </w:rPr>
+        <w:t xml:space="preserve"> = </w:t>
+      </w:r>
+      <w:r>
+        <w:rPr>
+          <w:rFonts w:ascii="Consolas" w:hAnsi="Consolas"/>
+          <w:color w:val="960000"/>
+          <w:sz w:val="20"/>
+        </w:rPr>
+        <w:t>J16</w:t>
+      </w:r>
+      <w:r>
+        <w:rPr>
+          <w:b w:val="0"/>
+          <w:color w:val="960000"/>
+          <w:sz w:val="20"/>
+        </w:rPr>
+        <w:t xml:space="preserve"> p8). Lo que se retiró son los pulsadores 3 y 4, que el mando </w:t>
+      </w:r>
+      <w:r>
+        <w:rPr>
+          <w:b/>
+          <w:color w:val="960000"/>
+          <w:sz w:val="20"/>
+        </w:rPr>
+        <w:t>no usaba</w:t>
+      </w:r>
+      <w:r>
+        <w:rPr>
+          <w:b w:val="0"/>
+          <w:color w:val="960000"/>
+          <w:sz w:val="20"/>
+        </w:rPr>
+        <w:t>. Las tres secuencias siguen enteras en el firmware de las dos puntas: ``</w:t>
+      </w:r>
+      <w:r>
+        <w:rPr>
+          <w:rFonts w:ascii="Consolas" w:hAnsi="Consolas"/>
+          <w:color w:val="960000"/>
+          <w:sz w:val="20"/>
+        </w:rPr>
+        <w:t xml:space="preserve"> A A A      -&gt; Automatico  Maestro/src/mando.cpp:225-227 · Esclavo/src/mando.cpp B B B      -&gt; Ambar       Maestro/src/mando.cpp:230-234 A B A B    -&gt; Degradado   Maestro/src/mando.cpp:204-214 · Esclavo/src/mando.cpp:148 </w:t>
+      </w:r>
+      <w:r>
+        <w:rPr>
+          <w:rFonts w:ascii="Consolas" w:hAnsi="Consolas"/>
+          <w:color w:val="960000"/>
+          <w:sz w:val="20"/>
+        </w:rPr>
+      </w:r>
+      <w:r>
+        <w:rPr>
+          <w:rFonts w:ascii="Consolas" w:hAnsi="Consolas"/>
+          <w:color w:val="960000"/>
+          <w:sz w:val="20"/>
+        </w:rPr>
+        <w:t xml:space="preserve"> ⚠️ **Lo que falta no es el firmware: es el receptor RF, que nunca se compró.** ~~Sin él no hay con qué generar los pulsos desde el piso. **La secuencia existe y no tiene mando.**~~ 🔧 **Matizado el 04/09 (</w:t>
+      </w:r>
+      <w:r>
+        <w:rPr>
+          <w:b w:val="0"/>
+          <w:color w:val="960000"/>
+          <w:sz w:val="20"/>
+        </w:rPr>
+        <w:t>N-118</w:t>
+      </w:r>
+      <w:r>
+        <w:rPr>
+          <w:rFonts w:ascii="Consolas" w:hAnsi="Consolas"/>
+          <w:color w:val="960000"/>
+          <w:sz w:val="20"/>
+        </w:rPr>
+        <w:t xml:space="preserve">): en BANCO sí hay con qué darlos, con un cable.** Un pulso </w:t>
+      </w:r>
+      <w:r>
+        <w:rPr>
+          <w:b w:val="0"/>
+          <w:color w:val="960000"/>
+          <w:sz w:val="20"/>
+        </w:rPr>
+        <w:t>A</w:t>
+      </w:r>
+      <w:r>
+        <w:rPr>
+          <w:rFonts w:ascii="Consolas" w:hAnsi="Consolas"/>
+          <w:color w:val="960000"/>
+          <w:sz w:val="20"/>
+        </w:rPr>
+        <w:t xml:space="preserve"> es cerrar un instante **</w:t>
+      </w:r>
+      <w:r>
+        <w:rPr>
+          <w:b w:val="0"/>
+          <w:color w:val="960000"/>
+          <w:sz w:val="20"/>
+        </w:rPr>
+        <w:t>J16</w:t>
+      </w:r>
+      <w:r>
+        <w:rPr>
+          <w:rFonts w:ascii="Consolas" w:hAnsi="Consolas"/>
+          <w:color w:val="960000"/>
+          <w:sz w:val="20"/>
+        </w:rPr>
+        <w:t xml:space="preserve"> p5 contra p4**, y un pulso </w:t>
+      </w:r>
+      <w:r>
+        <w:rPr>
+          <w:b w:val="0"/>
+          <w:color w:val="960000"/>
+          <w:sz w:val="20"/>
+        </w:rPr>
+        <w:t>B</w:t>
+      </w:r>
+      <w:r>
+        <w:rPr>
+          <w:rFonts w:ascii="Consolas" w:hAnsi="Consolas"/>
+          <w:color w:val="960000"/>
+          <w:sz w:val="20"/>
+        </w:rPr>
+        <w:t xml:space="preserve">, **p8 contra p7** — los **3,3 V del pin contiguo**. 🛑 **NUNCA contra masa:** </w:t>
+      </w:r>
+      <w:r>
+        <w:rPr>
+          <w:b w:val="0"/>
+          <w:color w:val="960000"/>
+          <w:sz w:val="20"/>
+        </w:rPr>
+        <w:t>J16</w:t>
+      </w:r>
+      <w:r>
+        <w:rPr>
+          <w:rFonts w:ascii="Consolas" w:hAnsi="Consolas"/>
+          <w:color w:val="960000"/>
+          <w:sz w:val="20"/>
+        </w:rPr>
+        <w:t xml:space="preserve"> tiene **una sola masa en todo el conector** (</w:t>
+      </w:r>
+      <w:r>
+        <w:rPr>
+          <w:b w:val="0"/>
+          <w:color w:val="960000"/>
+          <w:sz w:val="20"/>
+        </w:rPr>
+        <w:t>p2</w:t>
+      </w:r>
+      <w:r>
+        <w:rPr>
+          <w:rFonts w:ascii="Consolas" w:hAnsi="Consolas"/>
+          <w:color w:val="960000"/>
+          <w:sz w:val="20"/>
+        </w:rPr>
+        <w:t xml:space="preserve">), el firmware lee estas entradas en </w:t>
+      </w:r>
+      <w:r>
+        <w:rPr>
+          <w:b w:val="0"/>
+          <w:color w:val="960000"/>
+          <w:sz w:val="20"/>
+        </w:rPr>
+        <w:t>INPUT</w:t>
+      </w:r>
+      <w:r>
+        <w:rPr>
+          <w:rFonts w:ascii="Consolas" w:hAnsi="Consolas"/>
+          <w:color w:val="960000"/>
+          <w:sz w:val="20"/>
+        </w:rPr>
+        <w:t xml:space="preserve"> pelado y **activo en ALTO** (</w:t>
+      </w:r>
+      <w:r>
+        <w:rPr>
+          <w:b w:val="0"/>
+          <w:color w:val="960000"/>
+          <w:sz w:val="20"/>
+        </w:rPr>
+        <w:t>346ea5f</w:t>
+      </w:r>
+      <w:r>
+        <w:rPr>
+          <w:rFonts w:ascii="Consolas" w:hAnsi="Consolas"/>
+          <w:color w:val="960000"/>
+          <w:sz w:val="20"/>
+        </w:rPr>
+        <w:t>), y un cable a masa **no produce absolutamente nada** — es además el gesto que precedió al calentamiento del paso 29. Lo que sigue faltando es **el receptor**, para darlos por radio desde el piso, y **una tarjeta sana** (N-116). 👁️ **Y no hace falta app ni terminal para saber si el equipo oyó: lo confirma con sus luces** (</w:t>
+      </w:r>
+      <w:r>
+        <w:rPr>
+          <w:b w:val="0"/>
+          <w:color w:val="960000"/>
+          <w:sz w:val="20"/>
+        </w:rPr>
+        <w:t>Maestro/src/mando.cpp:45-47</w:t>
+      </w:r>
+      <w:r>
+        <w:rPr>
+          <w:rFonts w:ascii="Consolas" w:hAnsi="Consolas"/>
+          <w:color w:val="960000"/>
+          <w:sz w:val="20"/>
+        </w:rPr>
+        <w:t>) — **</w:t>
+      </w:r>
+      <w:r>
+        <w:rPr>
+          <w:b w:val="0"/>
+          <w:color w:val="960000"/>
+          <w:sz w:val="20"/>
+        </w:rPr>
+        <w:t>A·A·A</w:t>
+      </w:r>
+      <w:r>
+        <w:rPr>
+          <w:rFonts w:ascii="Consolas" w:hAnsi="Consolas"/>
+          <w:color w:val="960000"/>
+          <w:sz w:val="20"/>
+        </w:rPr>
+        <w:t xml:space="preserve"> → 2 destellos rojos · </w:t>
+      </w:r>
+      <w:r>
+        <w:rPr>
+          <w:b w:val="0"/>
+          <w:color w:val="960000"/>
+          <w:sz w:val="20"/>
+        </w:rPr>
+        <w:t>B·B·B</w:t>
+      </w:r>
+      <w:r>
+        <w:rPr>
+          <w:rFonts w:ascii="Consolas" w:hAnsi="Consolas"/>
+          <w:color w:val="960000"/>
+          <w:sz w:val="20"/>
+        </w:rPr>
+        <w:t xml:space="preserve"> → 3 · </w:t>
+      </w:r>
+      <w:r>
+        <w:rPr>
+          <w:b w:val="0"/>
+          <w:color w:val="960000"/>
+          <w:sz w:val="20"/>
+        </w:rPr>
+        <w:t>A·B·A·B</w:t>
+      </w:r>
+      <w:r>
+        <w:rPr>
+          <w:rFonts w:ascii="Consolas" w:hAnsi="Consolas"/>
+          <w:color w:val="960000"/>
+          <w:sz w:val="20"/>
+        </w:rPr>
+        <w:t xml:space="preserve"> → 4 · rechazado → ámbar rápido de 2 s**. Se cuentan desde el suelo. ⚠️ **Pruebe DESDE OTRO MODO:** si el equipo ya está en el modo que pide la secuencia, </w:t>
+      </w:r>
+      <w:r>
+        <w:rPr>
+          <w:b w:val="0"/>
+          <w:color w:val="960000"/>
+          <w:sz w:val="20"/>
+        </w:rPr>
+        <w:t>MODO:</w:t>
+      </w:r>
+      <w:r>
+        <w:rPr>
+          <w:rFonts w:ascii="Consolas" w:hAnsi="Consolas"/>
+          <w:color w:val="960000"/>
+          <w:sz w:val="20"/>
+        </w:rPr>
+        <w:t xml:space="preserve"> no cambia y no se distingue nada; los destellos, en cambio, se ven siempre. **La vía por app no es equivalente a </w:t>
+      </w:r>
+      <w:r>
+        <w:rPr>
+          <w:b w:val="0"/>
+          <w:color w:val="960000"/>
+          <w:sz w:val="20"/>
+        </w:rPr>
+        <w:t>A·A·A</w:t>
+      </w:r>
+      <w:r>
+        <w:rPr>
+          <w:rFonts w:ascii="Consolas" w:hAnsi="Consolas"/>
+          <w:color w:val="960000"/>
+          <w:sz w:val="20"/>
+        </w:rPr>
+        <w:t xml:space="preserve">:** </w:t>
+      </w:r>
+      <w:r>
+        <w:rPr>
+          <w:b w:val="0"/>
+          <w:color w:val="960000"/>
+          <w:sz w:val="20"/>
+        </w:rPr>
         <w:t>CMD:PIN:1234:SET_MODO:AUTO</w:t>
       </w:r>
       <w:r>
         <w:rPr>
-          <w:b w:val="0"/>
+          <w:rFonts w:ascii="Consolas" w:hAnsi="Consolas"/>
           <w:color w:val="960000"/>
           <w:sz w:val="20"/>
         </w:rPr>
@@ -5576,19 +6138,59 @@
       </w:r>
       <w:r>
         <w:rPr>
+          <w:b w:val="0"/>
+          <w:color w:val="960000"/>
+          <w:sz w:val="20"/>
+        </w:rPr>
+        <w:t>Maestro/src/bluetooth.cpp:378</w:t>
+      </w:r>
+      <w:r>
+        <w:rPr>
           <w:rFonts w:ascii="Consolas" w:hAnsi="Consolas"/>
           <w:color w:val="960000"/>
           <w:sz w:val="20"/>
         </w:rPr>
-        <w:t>Maestro/src/bluetooth.cpp:124</w:t>
-      </w:r>
-      <w:r>
-        <w:rPr>
-          <w:b w:val="0"/>
-          <w:color w:val="960000"/>
-          <w:sz w:val="20"/>
-        </w:rPr>
-        <w:t xml:space="preserve">). </w:t>
+        <w:t xml:space="preserve">) **se salta el todo-rojo de despedida** de </w:t>
+      </w:r>
+      <w:r>
+        <w:rPr>
+          <w:b w:val="0"/>
+          <w:color w:val="960000"/>
+          <w:sz w:val="20"/>
+        </w:rPr>
+        <w:t>modo_degradado.cpp:448-462</w:t>
+      </w:r>
+      <w:r>
+        <w:rPr>
+          <w:rFonts w:ascii="Consolas" w:hAnsi="Consolas"/>
+          <w:color w:val="960000"/>
+          <w:sz w:val="20"/>
+        </w:rPr>
+        <w:t xml:space="preserve"> y pasa del verde por reloj directo a </w:t>
+      </w:r>
+      <w:r>
+        <w:rPr>
+          <w:b w:val="0"/>
+          <w:color w:val="960000"/>
+          <w:sz w:val="20"/>
+        </w:rPr>
+        <w:t>modoAutomatico_setup()</w:t>
+      </w:r>
+      <w:r>
+        <w:rPr>
+          <w:rFonts w:ascii="Consolas" w:hAnsi="Consolas"/>
+          <w:color w:val="960000"/>
+          <w:sz w:val="20"/>
+        </w:rPr>
+        <w:t xml:space="preserve">. Y **en el Esclavo no hay </w:t>
+      </w:r>
+      <w:r>
+        <w:rPr>
+          <w:b w:val="0"/>
+          <w:color w:val="960000"/>
+          <w:sz w:val="20"/>
+        </w:rPr>
+        <w:t>SET_MODO` de ninguna clase</w:t>
       </w:r>
       <w:r>
         <w:rPr>
@@ -5596,79 +6198,15 @@
           <w:color w:val="960000"/>
           <w:sz w:val="20"/>
         </w:rPr>
-        <w:t>No es equivalente</w:t>
-      </w:r>
-      <w:r>
-        <w:rPr>
-          <w:b w:val="0"/>
-          <w:color w:val="960000"/>
-          <w:sz w:val="20"/>
-        </w:rPr>
-        <w:t xml:space="preserve">: se salta el todo-rojo de despedida de </w:t>
-      </w:r>
-      <w:r>
-        <w:rPr>
-          <w:rFonts w:ascii="Consolas" w:hAnsi="Consolas"/>
-          <w:color w:val="960000"/>
-          <w:sz w:val="20"/>
-        </w:rPr>
-        <w:t>modo_degradado.cpp:448-462</w:t>
-      </w:r>
-      <w:r>
-        <w:rPr>
-          <w:b w:val="0"/>
-          <w:color w:val="960000"/>
-          <w:sz w:val="20"/>
-        </w:rPr>
-        <w:t xml:space="preserve"> y pasa del verde por reloj directo a </w:t>
-      </w:r>
-      <w:r>
-        <w:rPr>
-          <w:rFonts w:ascii="Consolas" w:hAnsi="Consolas"/>
-          <w:color w:val="960000"/>
-          <w:sz w:val="20"/>
-        </w:rPr>
-        <w:t>modoAutomatico_setup()</w:t>
-      </w:r>
-      <w:r>
-        <w:rPr>
-          <w:b w:val="0"/>
-          <w:color w:val="960000"/>
-          <w:sz w:val="20"/>
-        </w:rPr>
-        <w:t xml:space="preserve">. </w:t>
-      </w:r>
-      <w:r>
-        <w:rPr>
-          <w:b/>
-          <w:color w:val="960000"/>
-          <w:sz w:val="20"/>
-        </w:rPr>
-        <w:t>En el Esclavo no hay sustituto ninguno</w:t>
-      </w:r>
-      <w:r>
-        <w:rPr>
-          <w:b w:val="0"/>
-          <w:color w:val="960000"/>
-          <w:sz w:val="20"/>
-        </w:rPr>
         <w:t xml:space="preserve">, así que ejecutar solo el del Maestro produce el </w:t>
       </w:r>
       <w:r>
         <w:rPr>
-          <w:b/>
-          <w:color w:val="960000"/>
-          <w:sz w:val="20"/>
-        </w:rPr>
-        <w:t>Riesgo residual nº 2</w:t>
-      </w:r>
-      <w:r>
-        <w:rPr>
-          <w:b w:val="0"/>
-          <w:color w:val="960000"/>
-          <w:sz w:val="20"/>
-        </w:rPr>
-        <w:t xml:space="preserve"> (Sección 6) — una punta fuera, la otra dentro.</w:t>
+          <w:b w:val="0"/>
+          <w:color w:val="960000"/>
+          <w:sz w:val="20"/>
+        </w:rPr>
+        <w:t>Riesgo residual nº 2** (Sección 6) — una punta fuera, la otra dentro.</w:t>
       </w:r>
     </w:p>
     <w:p>
@@ -5677,13 +6215,6 @@
       </w:pPr>
       <w:r>
         <w:rPr>
-          <w:b w:val="0"/>
-          <w:sz w:val="21"/>
-        </w:rPr>
-        <w:t>~~</w:t>
-      </w:r>
-      <w:r>
-        <w:rPr>
           <w:b/>
           <w:sz w:val="21"/>
         </w:rPr>
@@ -5694,7 +6225,7 @@
           <w:b w:val="0"/>
           <w:sz w:val="21"/>
         </w:rPr>
-        <w:t>~~ *(hoy imposible: no hay comando en el Esclavo)*, y luego mire las luces:</w:t>
+        <w:t>, y luego mire las luces:</w:t>
       </w:r>
     </w:p>
     <w:p>
@@ -5794,13 +6325,6 @@
       </w:pPr>
       <w:r>
         <w:rPr>
-          <w:b w:val="0"/>
-          <w:sz w:val="21"/>
-        </w:rPr>
-        <w:t>~~</w:t>
-      </w:r>
-      <w:r>
-        <w:rPr>
           <w:b/>
           <w:sz w:val="21"/>
         </w:rPr>
@@ -5839,7 +6363,14 @@
           <w:b w:val="0"/>
           <w:sz w:val="21"/>
         </w:rPr>
-        <w:t>.~~</w:t>
+        <w:t xml:space="preserve">. ✅ </w:t>
+      </w:r>
+      <w:r>
+        <w:rPr>
+          <w:b/>
+          <w:sz w:val="21"/>
+        </w:rPr>
+        <w:t>Sigue existiendo.</w:t>
       </w:r>
     </w:p>
     <w:p>
@@ -5850,13 +6381,6 @@
       </w:pPr>
       <w:r>
         <w:rPr>
-          <w:b w:val="0"/>
-          <w:sz w:val="21"/>
-        </w:rPr>
-        <w:t>~~</w:t>
-      </w:r>
-      <w:r>
-        <w:rPr>
           <w:rFonts w:ascii="Consolas" w:hAnsi="Consolas"/>
           <w:sz w:val="21"/>
         </w:rPr>
@@ -5893,7 +6417,56 @@
           <w:b w:val="0"/>
           <w:sz w:val="21"/>
         </w:rPr>
-        <w:t>quede atrapado con un semáforo en un estado raro a 5 m de altura.~~</w:t>
+        <w:t>quede atrapado con un semáforo en un estado raro a 5 m de altura.</w:t>
+      </w:r>
+    </w:p>
+    <w:p>
+      <w:pPr>
+        <w:pStyle w:val="ListBullet"/>
+        <w:spacing w:after="60"/>
+        <w:ind w:left="360"/>
+      </w:pPr>
+      <w:r>
+        <w:rPr>
+          <w:b/>
+          <w:sz w:val="21"/>
+        </w:rPr>
+        <w:t>Desde la app:</w:t>
+      </w:r>
+      <w:r>
+        <w:rPr>
+          <w:b w:val="0"/>
+          <w:sz w:val="21"/>
+        </w:rPr>
+        <w:t xml:space="preserve"> </w:t>
+      </w:r>
+      <w:r>
+        <w:rPr>
+          <w:rFonts w:ascii="Consolas" w:hAnsi="Consolas"/>
+          <w:sz w:val="21"/>
+        </w:rPr>
+        <w:t>SET_MODO:AMBAR</w:t>
+      </w:r>
+      <w:r>
+        <w:rPr>
+          <w:b w:val="0"/>
+          <w:sz w:val="21"/>
+        </w:rPr>
+        <w:t xml:space="preserve"> en el Maestro · </w:t>
+      </w:r>
+      <w:r>
+        <w:rPr>
+          <w:rFonts w:ascii="Consolas" w:hAnsi="Consolas"/>
+          <w:sz w:val="21"/>
+        </w:rPr>
+        <w:t>AMBAR_EMERGENCIA</w:t>
+      </w:r>
+      <w:r>
+        <w:rPr>
+          <w:b w:val="0"/>
+          <w:sz w:val="21"/>
+        </w:rPr>
+        <w:t xml:space="preserve"> en el Esclavo.</w:t>
       </w:r>
     </w:p>
     <w:p>
@@ -5908,7 +6481,7 @@
           <w:color w:val="960000"/>
           <w:sz w:val="20"/>
         </w:rPr>
-        <w:t xml:space="preserve">🛑 </w:t>
+        <w:t xml:space="preserve">✅ </w:t>
       </w:r>
       <w:r>
         <w:rPr>
@@ -5916,15 +6489,15 @@
           <w:color w:val="960000"/>
           <w:sz w:val="20"/>
         </w:rPr>
-        <w:t>SIN ACTUADOR (28/08/2026) — y lo que se pierde no es solo una comodidad.</w:t>
-      </w:r>
-      <w:r>
-        <w:rPr>
-          <w:b w:val="0"/>
-          <w:color w:val="960000"/>
-          <w:sz w:val="20"/>
-        </w:rPr>
-        <w:t xml:space="preserve"> </w:t>
+        <w:t>CORREGIDO EL 02/09 — `B·B·B` tampoco se retiró.</w:t>
+      </w:r>
+      <w:r>
+        <w:rPr>
+          <w:b w:val="0"/>
+          <w:color w:val="960000"/>
+          <w:sz w:val="20"/>
+        </w:rPr>
+        <w:t xml:space="preserve"> El mando se conserva en </w:t>
       </w:r>
       <w:r>
         <w:rPr>
@@ -5932,6 +6505,262 @@
           <w:color w:val="960000"/>
           <w:sz w:val="20"/>
         </w:rPr>
+        <w:t>A</w:t>
+      </w:r>
+      <w:r>
+        <w:rPr>
+          <w:b w:val="0"/>
+          <w:color w:val="960000"/>
+          <w:sz w:val="20"/>
+        </w:rPr>
+        <w:t xml:space="preserve"> y </w:t>
+      </w:r>
+      <w:r>
+        <w:rPr>
+          <w:rFonts w:ascii="Consolas" w:hAnsi="Consolas"/>
+          <w:color w:val="960000"/>
+          <w:sz w:val="20"/>
+        </w:rPr>
+        <w:t>B</w:t>
+      </w:r>
+      <w:r>
+        <w:rPr>
+          <w:b w:val="0"/>
+          <w:color w:val="960000"/>
+          <w:sz w:val="20"/>
+        </w:rPr>
+        <w:t xml:space="preserve"> (</w:t>
+      </w:r>
+      <w:r>
+        <w:rPr>
+          <w:rFonts w:ascii="Consolas" w:hAnsi="Consolas"/>
+          <w:color w:val="960000"/>
+          <w:sz w:val="20"/>
+        </w:rPr>
+        <w:t>Maestro/src/mando.cpp:230-234</w:t>
+      </w:r>
+      <w:r>
+        <w:rPr>
+          <w:b w:val="0"/>
+          <w:color w:val="960000"/>
+          <w:sz w:val="20"/>
+        </w:rPr>
+        <w:t xml:space="preserve">). Sigue siendo la </w:t>
+      </w:r>
+      <w:r>
+        <w:rPr>
+          <w:b/>
+          <w:color w:val="960000"/>
+          <w:sz w:val="20"/>
+        </w:rPr>
+        <w:t>salida de emergencia</w:t>
+      </w:r>
+      <w:r>
+        <w:rPr>
+          <w:b w:val="0"/>
+          <w:color w:val="960000"/>
+          <w:sz w:val="20"/>
+        </w:rPr>
+        <w:t xml:space="preserve"> del sistema, y su promesa —*«desde cualquier estado y sin condiciones»*— </w:t>
+      </w:r>
+      <w:r>
+        <w:rPr>
+          <w:b/>
+          <w:color w:val="960000"/>
+          <w:sz w:val="20"/>
+        </w:rPr>
+        <w:t>sigue siendo cierta en el firmware</w:t>
+      </w:r>
+      <w:r>
+        <w:rPr>
+          <w:b w:val="0"/>
+          <w:color w:val="960000"/>
+          <w:sz w:val="20"/>
+        </w:rPr>
+        <w:t xml:space="preserve">. Lo que no hay es el </w:t>
+      </w:r>
+      <w:r>
+        <w:rPr>
+          <w:b/>
+          <w:color w:val="960000"/>
+          <w:sz w:val="20"/>
+        </w:rPr>
+        <w:t>receptor RF</w:t>
+      </w:r>
+      <w:r>
+        <w:rPr>
+          <w:b w:val="0"/>
+          <w:color w:val="960000"/>
+          <w:sz w:val="20"/>
+        </w:rPr>
+        <w:t xml:space="preserve">, que nunca se compró: la secuencia existe y no tiene con qué generarse desde el piso. ✅ </w:t>
+      </w:r>
+      <w:r>
+        <w:rPr>
+          <w:b/>
+          <w:color w:val="960000"/>
+          <w:sz w:val="20"/>
+        </w:rPr>
+        <w:t>Y el ámbar del Esclavo YA NO depende solo del mando.</w:t>
+      </w:r>
+      <w:r>
+        <w:rPr>
+          <w:b w:val="0"/>
+          <w:color w:val="960000"/>
+          <w:sz w:val="20"/>
+        </w:rPr>
+        <w:t xml:space="preserve"> La versión anterior decía que *«el Esclavo no puede irse a ámbar local por orden de nadie»*. Hoy es falso: su despachador de Bluetooth atiende </w:t>
+      </w:r>
+      <w:r>
+        <w:rPr>
+          <w:b/>
+          <w:color w:val="960000"/>
+          <w:sz w:val="20"/>
+        </w:rPr>
+        <w:t>`CMD:AMBAR_EMERGENCIA`</w:t>
+      </w:r>
+      <w:r>
+        <w:rPr>
+          <w:b w:val="0"/>
+          <w:color w:val="960000"/>
+          <w:sz w:val="20"/>
+        </w:rPr>
+        <w:t xml:space="preserve"> (</w:t>
+      </w:r>
+      <w:r>
+        <w:rPr>
+          <w:rFonts w:ascii="Consolas" w:hAnsi="Consolas"/>
+          <w:color w:val="960000"/>
+          <w:sz w:val="20"/>
+        </w:rPr>
+        <w:t>Esclavo/src/bluetooth.cpp:315</w:t>
+      </w:r>
+      <w:r>
+        <w:rPr>
+          <w:b w:val="0"/>
+          <w:color w:val="960000"/>
+          <w:sz w:val="20"/>
+        </w:rPr>
+        <w:t>, sin PIN) y su gemelo con PIN (</w:t>
+      </w:r>
+      <w:r>
+        <w:rPr>
+          <w:rFonts w:ascii="Consolas" w:hAnsi="Consolas"/>
+          <w:color w:val="960000"/>
+          <w:sz w:val="20"/>
+        </w:rPr>
+        <w:t>:402</w:t>
+      </w:r>
+      <w:r>
+        <w:rPr>
+          <w:b w:val="0"/>
+          <w:color w:val="960000"/>
+          <w:sz w:val="20"/>
+        </w:rPr>
+        <w:t xml:space="preserve">), y ese ámbar </w:t>
+      </w:r>
+      <w:r>
+        <w:rPr>
+          <w:b/>
+          <w:color w:val="960000"/>
+          <w:sz w:val="20"/>
+        </w:rPr>
+        <w:t>queda enclavado</w:t>
+      </w:r>
+      <w:r>
+        <w:rPr>
+          <w:b w:val="0"/>
+          <w:color w:val="960000"/>
+          <w:sz w:val="20"/>
+        </w:rPr>
+        <w:t xml:space="preserve">: una orden de radio del Maestro no se lo quita. Se revoca con </w:t>
+      </w:r>
+      <w:r>
+        <w:rPr>
+          <w:rFonts w:ascii="Consolas" w:hAnsi="Consolas"/>
+          <w:color w:val="960000"/>
+          <w:sz w:val="20"/>
+        </w:rPr>
+        <w:t>CMD:PIN:1234:CANCELAR_AMBAR</w:t>
+      </w:r>
+      <w:r>
+        <w:rPr>
+          <w:b w:val="0"/>
+          <w:color w:val="960000"/>
+          <w:sz w:val="20"/>
+        </w:rPr>
+        <w:t xml:space="preserve"> (</w:t>
+      </w:r>
+      <w:r>
+        <w:rPr>
+          <w:rFonts w:ascii="Consolas" w:hAnsi="Consolas"/>
+          <w:color w:val="960000"/>
+          <w:sz w:val="20"/>
+        </w:rPr>
+        <w:t>:425</w:t>
+      </w:r>
+      <w:r>
+        <w:rPr>
+          <w:b w:val="0"/>
+          <w:color w:val="960000"/>
+          <w:sz w:val="20"/>
+        </w:rPr>
+        <w:t xml:space="preserve">), que </w:t>
+      </w:r>
+      <w:r>
+        <w:rPr>
+          <w:b/>
+          <w:color w:val="960000"/>
+          <w:sz w:val="20"/>
+        </w:rPr>
+        <w:t>sí pide PIN</w:t>
+      </w:r>
+      <w:r>
+        <w:rPr>
+          <w:b w:val="0"/>
+          <w:color w:val="960000"/>
+          <w:sz w:val="20"/>
+        </w:rPr>
+        <w:t xml:space="preserve"> porque devuelve el cruce a dar verdes. </w:t>
+      </w:r>
+      <w:r>
+        <w:rPr>
+          <w:rFonts w:ascii="Consolas" w:hAnsi="Consolas"/>
+          <w:color w:val="960000"/>
+          <w:sz w:val="20"/>
+        </w:rPr>
+        <w:t>ambarLocal</w:t>
+      </w:r>
+      <w:r>
+        <w:rPr>
+          <w:b w:val="0"/>
+          <w:color w:val="960000"/>
+          <w:sz w:val="20"/>
+        </w:rPr>
+        <w:t xml:space="preserve"> —el veto del mando, </w:t>
+      </w:r>
+      <w:r>
+        <w:rPr>
+          <w:rFonts w:ascii="Consolas" w:hAnsi="Consolas"/>
+          <w:color w:val="960000"/>
+          <w:sz w:val="20"/>
+        </w:rPr>
+        <w:t>Esclavo/src/mando.cpp:132</w:t>
+      </w:r>
+      <w:r>
+        <w:rPr>
+          <w:b w:val="0"/>
+          <w:color w:val="960000"/>
+          <w:sz w:val="20"/>
+        </w:rPr>
+        <w:t xml:space="preserve">— sigue armándose solo desde </w:t>
+      </w:r>
+      <w:r>
+        <w:rPr>
+          <w:rFonts w:ascii="Consolas" w:hAnsi="Consolas"/>
+          <w:color w:val="960000"/>
+          <w:sz w:val="20"/>
+        </w:rPr>
         <w:t>B·B·B</w:t>
       </w:r>
       <w:r>
@@ -5940,7 +6769,7 @@
           <w:color w:val="960000"/>
           <w:sz w:val="20"/>
         </w:rPr>
-        <w:t xml:space="preserve"> es la </w:t>
+        <w:t xml:space="preserve">. Son </w:t>
       </w:r>
       <w:r>
         <w:rPr>
@@ -5948,143 +6777,15 @@
           <w:color w:val="960000"/>
           <w:sz w:val="20"/>
         </w:rPr>
-        <w:t>salida de emergencia</w:t>
-      </w:r>
-      <w:r>
-        <w:rPr>
-          <w:b w:val="0"/>
-          <w:color w:val="960000"/>
-          <w:sz w:val="20"/>
-        </w:rPr>
-        <w:t xml:space="preserve"> del sistema entero. Su promesa —*"desde cualquier estado y sin condiciones"*— </w:t>
-      </w:r>
-      <w:r>
-        <w:rPr>
-          <w:b/>
-          <w:color w:val="960000"/>
-          <w:sz w:val="20"/>
-        </w:rPr>
-        <w:t>deja de ser cierta el día que se retire el mando</w:t>
-      </w:r>
-      <w:r>
-        <w:rPr>
-          <w:b w:val="0"/>
-          <w:color w:val="960000"/>
-          <w:sz w:val="20"/>
-        </w:rPr>
-        <w:t xml:space="preserve">, y quien confíe en ella no la tiene. El mismo aviso, con más detalle, está pegado a la frase original en </w:t>
-      </w:r>
-      <w:r>
-        <w:rPr>
-          <w:rFonts w:ascii="Consolas" w:hAnsi="Consolas"/>
-          <w:color w:val="960000"/>
-          <w:sz w:val="20"/>
-        </w:rPr>
-        <w:t>04_Manuales/MANUAL_MANDO_4_RELES.md:316-318</w:t>
-      </w:r>
-      <w:r>
-        <w:rPr>
-          <w:b w:val="0"/>
-          <w:color w:val="960000"/>
-          <w:sz w:val="20"/>
-        </w:rPr>
-        <w:t xml:space="preserve">. </w:t>
-      </w:r>
-      <w:r>
-        <w:rPr>
-          <w:b/>
-          <w:color w:val="960000"/>
-          <w:sz w:val="20"/>
-        </w:rPr>
-        <w:t>MEDIDO — el ámbar del Esclavo desaparece por completo.</w:t>
-      </w:r>
-      <w:r>
-        <w:rPr>
-          <w:b w:val="0"/>
-          <w:color w:val="960000"/>
-          <w:sz w:val="20"/>
-        </w:rPr>
-        <w:t xml:space="preserve"> </w:t>
-      </w:r>
-      <w:r>
-        <w:rPr>
-          <w:rFonts w:ascii="Consolas" w:hAnsi="Consolas"/>
-          <w:color w:val="960000"/>
-          <w:sz w:val="20"/>
-        </w:rPr>
-        <w:t>ambarLocal</w:t>
-      </w:r>
-      <w:r>
-        <w:rPr>
-          <w:b w:val="0"/>
-          <w:color w:val="960000"/>
-          <w:sz w:val="20"/>
-        </w:rPr>
-        <w:t xml:space="preserve"> se arma en un solo sitio, </w:t>
-      </w:r>
-      <w:r>
-        <w:rPr>
-          <w:rFonts w:ascii="Consolas" w:hAnsi="Consolas"/>
-          <w:color w:val="960000"/>
-          <w:sz w:val="20"/>
-        </w:rPr>
-        <w:t>Esclavo/src/mando.cpp:132</w:t>
-      </w:r>
-      <w:r>
-        <w:rPr>
-          <w:b w:val="0"/>
-          <w:color w:val="960000"/>
-          <w:sz w:val="20"/>
-        </w:rPr>
-        <w:t xml:space="preserve">, dentro de </w:t>
-      </w:r>
-      <w:r>
-        <w:rPr>
-          <w:rFonts w:ascii="Consolas" w:hAnsi="Consolas"/>
-          <w:color w:val="960000"/>
-          <w:sz w:val="20"/>
-        </w:rPr>
-        <w:t>ejecutar(ACC_AMBAR)</w:t>
-      </w:r>
-      <w:r>
-        <w:rPr>
-          <w:b w:val="0"/>
-          <w:color w:val="960000"/>
-          <w:sz w:val="20"/>
-        </w:rPr>
-        <w:t xml:space="preserve"> — la acción de </w:t>
-      </w:r>
-      <w:r>
-        <w:rPr>
-          <w:rFonts w:ascii="Consolas" w:hAnsi="Consolas"/>
-          <w:color w:val="960000"/>
-          <w:sz w:val="20"/>
-        </w:rPr>
-        <w:t>B·B·B</w:t>
-      </w:r>
-      <w:r>
-        <w:rPr>
-          <w:b w:val="0"/>
-          <w:color w:val="960000"/>
-          <w:sz w:val="20"/>
-        </w:rPr>
-        <w:t xml:space="preserve">. No hay otra. Retirados mando y pulsadores, </w:t>
-      </w:r>
-      <w:r>
-        <w:rPr>
-          <w:b/>
-          <w:color w:val="960000"/>
-          <w:sz w:val="20"/>
-        </w:rPr>
-        <w:t>el Esclavo no puede irse a ámbar local por orden de nadie</w:t>
-      </w:r>
-      <w:r>
-        <w:rPr>
-          <w:b w:val="0"/>
-          <w:color w:val="960000"/>
-          <w:sz w:val="20"/>
-        </w:rPr>
-        <w:t>, y sus tres vetos de radio se apagan solos. Ver el hallazgo completo en el manual del mando, §3.1.</w:t>
+        <w:t>dos enclavamientos distintos</w:t>
+      </w:r>
+      <w:r>
+        <w:rPr>
+          <w:b w:val="0"/>
+          <w:color w:val="960000"/>
+          <w:sz w:val="20"/>
+        </w:rPr>
+        <w:t>: el del mando lo pone quien está subido al poste; el de la app, quien tiene el teléfono. Ver el manual del mando, §3.1.</w:t>
       </w:r>
     </w:p>
     <w:p>
@@ -6347,7 +7048,7 @@
           <w:color w:val="960000"/>
           <w:sz w:val="20"/>
         </w:rPr>
-        <w:t>Esclavo/src/bluetooth.cpp:130-136</w:t>
+        <w:t>Esclavo/src/bluetooth.cpp:315</w:t>
       </w:r>
       <w:r>
         <w:rPr>
@@ -6363,7 +7064,7 @@
           <w:color w:val="960000"/>
           <w:sz w:val="20"/>
         </w:rPr>
-        <w:t>:171-176</w:t>
+        <w:t>:402</w:t>
       </w:r>
       <w:r>
         <w:rPr>
@@ -6379,7 +7080,39 @@
           <w:color w:val="960000"/>
           <w:sz w:val="20"/>
         </w:rPr>
-        <w:t>MEDIDO POR LECTURA</w:t>
+        <w:t>MEDIDO el 02/09</w:t>
+      </w:r>
+      <w:r>
+        <w:rPr>
+          <w:b w:val="0"/>
+          <w:color w:val="960000"/>
+          <w:sz w:val="20"/>
+        </w:rPr>
+        <w:t xml:space="preserve">; las dos puertas llevan el mismo bloque letra por letra, a propósito). Se revoca con </w:t>
+      </w:r>
+      <w:r>
+        <w:rPr>
+          <w:rFonts w:ascii="Consolas" w:hAnsi="Consolas"/>
+          <w:color w:val="960000"/>
+          <w:sz w:val="20"/>
+        </w:rPr>
+        <w:t>CANCELAR_AMBAR</w:t>
+      </w:r>
+      <w:r>
+        <w:rPr>
+          <w:b w:val="0"/>
+          <w:color w:val="960000"/>
+          <w:sz w:val="20"/>
+        </w:rPr>
+        <w:t xml:space="preserve"> (</w:t>
+      </w:r>
+      <w:r>
+        <w:rPr>
+          <w:rFonts w:ascii="Consolas" w:hAnsi="Consolas"/>
+          <w:color w:val="960000"/>
+          <w:sz w:val="20"/>
+        </w:rPr>
+        <w:t>:425</w:t>
       </w:r>
       <w:r>
         <w:rPr>
@@ -7838,70 +8571,84 @@
           <w:b w:val="0"/>
           <w:sz w:val="21"/>
         </w:rPr>
-        <w:t xml:space="preserve">~~Secuencia o pulsación ejecutada en el </w:t>
+        <w:t xml:space="preserve">Salida ejecutada en el </w:t>
       </w:r>
       <w:r>
         <w:rPr>
           <w:b/>
           <w:sz w:val="21"/>
         </w:rPr>
-        <w:t>Maestro</w:t>
-      </w:r>
-      <w:r>
-        <w:rPr>
-          <w:b w:val="0"/>
-          <w:sz w:val="21"/>
-        </w:rPr>
-        <w:t xml:space="preserve">~~ → </w:t>
+        <w:t>MAESTRO</w:t>
+      </w:r>
+      <w:r>
+        <w:rPr>
+          <w:b w:val="0"/>
+          <w:sz w:val="21"/>
+        </w:rPr>
+        <w:t xml:space="preserve"> — </w:t>
+      </w:r>
+      <w:r>
+        <w:rPr>
+          <w:rFonts w:ascii="Consolas" w:hAnsi="Consolas"/>
+          <w:sz w:val="21"/>
+        </w:rPr>
+        <w:t>SET_MODO:AUTO</w:t>
+      </w:r>
+      <w:r>
+        <w:rPr>
+          <w:b w:val="0"/>
+          <w:sz w:val="21"/>
+        </w:rPr>
+        <w:t xml:space="preserve"> o </w:t>
+      </w:r>
+      <w:r>
+        <w:rPr>
+          <w:rFonts w:ascii="Consolas" w:hAnsi="Consolas"/>
+          <w:sz w:val="21"/>
+        </w:rPr>
+        <w:t>SET_MODO:AMBAR</w:t>
+      </w:r>
+      <w:r>
+        <w:rPr>
+          <w:b w:val="0"/>
+          <w:sz w:val="21"/>
+        </w:rPr>
+        <w:t xml:space="preserve"> por app, o </w:t>
+      </w:r>
+      <w:r>
+        <w:rPr>
+          <w:rFonts w:ascii="Consolas" w:hAnsi="Consolas"/>
+          <w:sz w:val="21"/>
+        </w:rPr>
+        <w:t>A·A·A</w:t>
+      </w:r>
+      <w:r>
+        <w:rPr>
+          <w:b w:val="0"/>
+          <w:sz w:val="21"/>
+        </w:rPr>
+        <w:t xml:space="preserve"> / </w:t>
+      </w:r>
+      <w:r>
+        <w:rPr>
+          <w:rFonts w:ascii="Consolas" w:hAnsi="Consolas"/>
+          <w:sz w:val="21"/>
+        </w:rPr>
+        <w:t>B·B·B</w:t>
+      </w:r>
+      <w:r>
+        <w:rPr>
+          <w:b w:val="0"/>
+          <w:sz w:val="21"/>
+        </w:rPr>
+        <w:t xml:space="preserve"> con mando. ⚠️ </w:t>
       </w:r>
       <w:r>
         <w:rPr>
           <w:b/>
           <w:sz w:val="21"/>
         </w:rPr>
-        <w:t>sin actuador</w:t>
-      </w:r>
-      <w:r>
-        <w:rPr>
-          <w:b w:val="0"/>
-          <w:sz w:val="21"/>
-        </w:rPr>
-        <w:t xml:space="preserve">; queda </w:t>
-      </w:r>
-      <w:r>
-        <w:rPr>
-          <w:rFonts w:ascii="Consolas" w:hAnsi="Consolas"/>
-          <w:sz w:val="21"/>
-        </w:rPr>
-        <w:t>SET_MODO:AUTO</w:t>
-      </w:r>
-      <w:r>
-        <w:rPr>
-          <w:b w:val="0"/>
-          <w:sz w:val="21"/>
-        </w:rPr>
-        <w:t xml:space="preserve"> / </w:t>
-      </w:r>
-      <w:r>
-        <w:rPr>
-          <w:rFonts w:ascii="Consolas" w:hAnsi="Consolas"/>
-          <w:sz w:val="21"/>
-        </w:rPr>
-        <w:t>SET_MODO:AMBAR</w:t>
-      </w:r>
-      <w:r>
-        <w:rPr>
-          <w:b w:val="0"/>
-          <w:sz w:val="21"/>
-        </w:rPr>
-        <w:t xml:space="preserve"> por Bluetooth, </w:t>
-      </w:r>
-      <w:r>
-        <w:rPr>
-          <w:b/>
-          <w:sz w:val="21"/>
-        </w:rPr>
-        <w:t>sin todo-rojo de despedida</w:t>
+        <w:t>Por app no hay todo-rojo de despedida</w:t>
       </w:r>
     </w:p>
     <w:p>
@@ -7921,35 +8668,104 @@
           <w:b w:val="0"/>
           <w:sz w:val="21"/>
         </w:rPr>
-        <w:t xml:space="preserve">~~Secuencia o pulsación ejecutada en el </w:t>
+        <w:t xml:space="preserve">Salida ejecutada en el </w:t>
       </w:r>
       <w:r>
         <w:rPr>
           <w:b/>
           <w:sz w:val="21"/>
         </w:rPr>
-        <w:t>Esclavo</w:t>
-      </w:r>
-      <w:r>
-        <w:rPr>
-          <w:b w:val="0"/>
-          <w:sz w:val="21"/>
-        </w:rPr>
-        <w:t xml:space="preserve"> *(hoy: subiendo al gabinete)*~~ → </w:t>
+        <w:t>ESCLAVO</w:t>
+      </w:r>
+      <w:r>
+        <w:rPr>
+          <w:b w:val="0"/>
+          <w:sz w:val="21"/>
+        </w:rPr>
+        <w:t xml:space="preserve"> — </w:t>
+      </w:r>
+      <w:r>
+        <w:rPr>
+          <w:rFonts w:ascii="Consolas" w:hAnsi="Consolas"/>
+          <w:sz w:val="21"/>
+        </w:rPr>
+        <w:t>CMD:AMBAR_EMERGENCIA</w:t>
+      </w:r>
+      <w:r>
+        <w:rPr>
+          <w:b w:val="0"/>
+          <w:sz w:val="21"/>
+        </w:rPr>
+        <w:t xml:space="preserve"> por app, o </w:t>
+      </w:r>
+      <w:r>
+        <w:rPr>
+          <w:rFonts w:ascii="Consolas" w:hAnsi="Consolas"/>
+          <w:sz w:val="21"/>
+        </w:rPr>
+        <w:t>B·B·B</w:t>
+      </w:r>
+      <w:r>
+        <w:rPr>
+          <w:b w:val="0"/>
+          <w:sz w:val="21"/>
+        </w:rPr>
+        <w:t xml:space="preserve"> con mando. ⚠️ </w:t>
       </w:r>
       <w:r>
         <w:rPr>
           <w:b/>
           <w:sz w:val="21"/>
         </w:rPr>
-        <w:t>sin actuador y SIN SUSTITUTO</w:t>
-      </w:r>
-      <w:r>
-        <w:rPr>
-          <w:b w:val="0"/>
-          <w:sz w:val="21"/>
-        </w:rPr>
-        <w:t>: no hay comando Bluetooth de salida en el Esclavo</w:t>
+        <w:t>No hay salida a Automático en el Esclavo</w:t>
+      </w:r>
+      <w:r>
+        <w:rPr>
+          <w:b w:val="0"/>
+          <w:sz w:val="21"/>
+        </w:rPr>
+        <w:t>: por app solo se le puede llevar a ámbar</w:t>
+      </w:r>
+    </w:p>
+    <w:p>
+      <w:pPr>
+        <w:spacing w:after="80"/>
+        <w:ind w:left="360"/>
+      </w:pPr>
+      <w:r>
+        <w:rPr>
+          <w:b/>
+          <w:sz w:val="24"/>
+        </w:rPr>
+        <w:t xml:space="preserve">☐  </w:t>
+      </w:r>
+      <w:r>
+        <w:rPr>
+          <w:b w:val="0"/>
+          <w:sz w:val="21"/>
+        </w:rPr>
+        <w:t xml:space="preserve">Si salió a ámbar por app en el Esclavo: </w:t>
+      </w:r>
+      <w:r>
+        <w:rPr>
+          <w:b/>
+          <w:sz w:val="21"/>
+        </w:rPr>
+        <w:t>`RESULT:OK` visto</w:t>
+      </w:r>
+      <w:r>
+        <w:rPr>
+          <w:b w:val="0"/>
+          <w:sz w:val="21"/>
+        </w:rPr>
+        <w:t xml:space="preserve">, no solo </w:t>
+      </w:r>
+      <w:r>
+        <w:rPr>
+          <w:rFonts w:ascii="Consolas" w:hAnsi="Consolas"/>
+          <w:sz w:val="21"/>
+        </w:rPr>
+        <w:t>SALIENDO_TODO_ROJO</w:t>
       </w:r>
     </w:p>
     <w:p>
@@ -8044,7 +8860,7 @@
           <w:color w:val="960000"/>
           <w:sz w:val="20"/>
         </w:rPr>
-        <w:t xml:space="preserve">⚠️ </w:t>
+        <w:t xml:space="preserve">✅ </w:t>
       </w:r>
       <w:r>
         <w:rPr>
@@ -8052,15 +8868,79 @@
           <w:color w:val="960000"/>
           <w:sz w:val="20"/>
         </w:rPr>
-        <w:t>Las dos primeras casillas de este checklist no se pueden marcar hoy.</w:t>
-      </w:r>
-      <w:r>
-        <w:rPr>
-          <w:b w:val="0"/>
-          <w:color w:val="960000"/>
-          <w:sz w:val="20"/>
-        </w:rPr>
-        <w:t xml:space="preserve"> Un checklist con casillas imposibles no es un checklist: es una invitación a firmarlo igual. Se conservan tachadas para que el reemplazo sepa qué tiene que volver a hacer marcable.</w:t>
+        <w:t>Las cinco casillas se pueden marcar hoy</w:t>
+      </w:r>
+      <w:r>
+        <w:rPr>
+          <w:b w:val="0"/>
+          <w:color w:val="960000"/>
+          <w:sz w:val="20"/>
+        </w:rPr>
+        <w:t xml:space="preserve"> (02/09). En agosto las dos primeras eran imposibles, y un checklist con casillas imposibles es una invitación a firmarlo igual. ⚠️ </w:t>
+      </w:r>
+      <w:r>
+        <w:rPr>
+          <w:b/>
+          <w:color w:val="960000"/>
+          <w:sz w:val="20"/>
+        </w:rPr>
+        <w:t>La segunda tiene un límite que hay que conocer antes de marcarla:</w:t>
+      </w:r>
+      <w:r>
+        <w:rPr>
+          <w:b w:val="0"/>
+          <w:color w:val="960000"/>
+          <w:sz w:val="20"/>
+        </w:rPr>
+        <w:t xml:space="preserve"> por app el Esclavo solo va a </w:t>
+      </w:r>
+      <w:r>
+        <w:rPr>
+          <w:b/>
+          <w:color w:val="960000"/>
+          <w:sz w:val="20"/>
+        </w:rPr>
+        <w:t>ámbar</w:t>
+      </w:r>
+      <w:r>
+        <w:rPr>
+          <w:b w:val="0"/>
+          <w:color w:val="960000"/>
+          <w:sz w:val="20"/>
+        </w:rPr>
+        <w:t xml:space="preserve">, no a Automático. Si quiere las dos puntas ciclando otra vez, el Esclavo sale del Degradado </w:t>
+      </w:r>
+      <w:r>
+        <w:rPr>
+          <w:b/>
+          <w:color w:val="960000"/>
+          <w:sz w:val="20"/>
+        </w:rPr>
+        <w:t>solo</w:t>
+      </w:r>
+      <w:r>
+        <w:rPr>
+          <w:b w:val="0"/>
+          <w:color w:val="960000"/>
+          <w:sz w:val="20"/>
+        </w:rPr>
+        <w:t xml:space="preserve"> por el mando (</w:t>
+      </w:r>
+      <w:r>
+        <w:rPr>
+          <w:rFonts w:ascii="Consolas" w:hAnsi="Consolas"/>
+          <w:color w:val="960000"/>
+          <w:sz w:val="20"/>
+        </w:rPr>
+        <w:t>A·A·A</w:t>
+      </w:r>
+      <w:r>
+        <w:rPr>
+          <w:b w:val="0"/>
+          <w:color w:val="960000"/>
+          <w:sz w:val="20"/>
+        </w:rPr>
+        <w:t>) o cuando el radio vuelva.</w:t>
       </w:r>
     </w:p>
     <w:p>
@@ -8923,7 +9803,7 @@
                 <w:b w:val="0"/>
                 <w:sz w:val="19"/>
               </w:rPr>
-              <w:t>~~Secuencia de entrada desde el piso~~ 🛑</w:t>
+              <w:t>Secuencia de entrada desde el piso</w:t>
             </w:r>
           </w:p>
         </w:tc>
@@ -8933,13 +9813,6 @@
           </w:tcPr>
           <w:p>
             <w:r/>
-            <w:r>
-              <w:rPr>
-                <w:b w:val="0"/>
-                <w:sz w:val="19"/>
-              </w:rPr>
-              <w:t>~~</w:t>
-            </w:r>
             <w:r>
               <w:rPr>
                 <w:rFonts w:ascii="Consolas" w:hAnsi="Consolas"/>
@@ -8961,13 +9834,6 @@
               </w:rPr>
               <w:t>4 destellos rojos</w:t>
             </w:r>
-            <w:r>
-              <w:rPr>
-                <w:b w:val="0"/>
-                <w:sz w:val="19"/>
-              </w:rPr>
-              <w:t>~~</w:t>
-            </w:r>
           </w:p>
         </w:tc>
         <w:tc>
@@ -8978,24 +9844,10 @@
             <w:r/>
             <w:r>
               <w:rPr>
-                <w:b w:val="0"/>
-                <w:sz w:val="19"/>
-              </w:rPr>
-              <w:t>~~</w:t>
-            </w:r>
-            <w:r>
-              <w:rPr>
                 <w:rFonts w:ascii="Consolas" w:hAnsi="Consolas"/>
                 <w:sz w:val="19"/>
               </w:rPr>
-              <w:t>mando.cpp</w:t>
-            </w:r>
-            <w:r>
-              <w:rPr>
-                <w:b w:val="0"/>
-                <w:sz w:val="19"/>
-              </w:rPr>
-              <w:t>~~</w:t>
+              <w:t>mando.cpp:204-214</w:t>
             </w:r>
           </w:p>
         </w:tc>
@@ -9012,7 +9864,7 @@
                 <w:b w:val="0"/>
                 <w:sz w:val="19"/>
               </w:rPr>
-              <w:t>~~Secuencia a Automático~~ 🛑</w:t>
+              <w:t>Secuencia a Automático</w:t>
             </w:r>
           </w:p>
         </w:tc>
@@ -9022,13 +9874,6 @@
           </w:tcPr>
           <w:p>
             <w:r/>
-            <w:r>
-              <w:rPr>
-                <w:b w:val="0"/>
-                <w:sz w:val="19"/>
-              </w:rPr>
-              <w:t>~~</w:t>
-            </w:r>
             <w:r>
               <w:rPr>
                 <w:rFonts w:ascii="Consolas" w:hAnsi="Consolas"/>
@@ -9050,13 +9895,6 @@
               </w:rPr>
               <w:t>2 destellos rojos</w:t>
             </w:r>
-            <w:r>
-              <w:rPr>
-                <w:b w:val="0"/>
-                <w:sz w:val="19"/>
-              </w:rPr>
-              <w:t>~~</w:t>
-            </w:r>
           </w:p>
         </w:tc>
         <w:tc>
@@ -9067,24 +9905,10 @@
             <w:r/>
             <w:r>
               <w:rPr>
-                <w:b w:val="0"/>
-                <w:sz w:val="19"/>
-              </w:rPr>
-              <w:t>~~</w:t>
-            </w:r>
-            <w:r>
-              <w:rPr>
                 <w:rFonts w:ascii="Consolas" w:hAnsi="Consolas"/>
                 <w:sz w:val="19"/>
               </w:rPr>
-              <w:t>mando.cpp</w:t>
-            </w:r>
-            <w:r>
-              <w:rPr>
-                <w:b w:val="0"/>
-                <w:sz w:val="19"/>
-              </w:rPr>
-              <w:t>~~</w:t>
+              <w:t>mando.cpp:225-227</w:t>
             </w:r>
           </w:p>
         </w:tc>
@@ -9101,7 +9925,7 @@
                 <w:b w:val="0"/>
                 <w:sz w:val="19"/>
               </w:rPr>
-              <w:t>~~Secuencia a Ámbar~~ 🛑</w:t>
+              <w:t>Secuencia a Ámbar</w:t>
             </w:r>
           </w:p>
         </w:tc>
@@ -9111,13 +9935,6 @@
           </w:tcPr>
           <w:p>
             <w:r/>
-            <w:r>
-              <w:rPr>
-                <w:b w:val="0"/>
-                <w:sz w:val="19"/>
-              </w:rPr>
-              <w:t>~~</w:t>
-            </w:r>
             <w:r>
               <w:rPr>
                 <w:rFonts w:ascii="Consolas" w:hAnsi="Consolas"/>
@@ -9139,13 +9956,6 @@
               </w:rPr>
               <w:t>3 destellos rojos</w:t>
             </w:r>
-            <w:r>
-              <w:rPr>
-                <w:b w:val="0"/>
-                <w:sz w:val="19"/>
-              </w:rPr>
-              <w:t>~~</w:t>
-            </w:r>
           </w:p>
         </w:tc>
         <w:tc>
@@ -9156,24 +9966,10 @@
             <w:r/>
             <w:r>
               <w:rPr>
-                <w:b w:val="0"/>
-                <w:sz w:val="19"/>
-              </w:rPr>
-              <w:t>~~</w:t>
-            </w:r>
-            <w:r>
-              <w:rPr>
                 <w:rFonts w:ascii="Consolas" w:hAnsi="Consolas"/>
                 <w:sz w:val="19"/>
               </w:rPr>
-              <w:t>mando.cpp</w:t>
-            </w:r>
-            <w:r>
-              <w:rPr>
-                <w:b w:val="0"/>
-                <w:sz w:val="19"/>
-              </w:rPr>
-              <w:t>~~</w:t>
+              <w:t>mando.cpp:230-234</w:t>
             </w:r>
           </w:p>
         </w:tc>
@@ -9196,7 +9992,7 @@
           <w:color w:val="960000"/>
           <w:sz w:val="20"/>
         </w:rPr>
-        <w:t xml:space="preserve">🛑 </w:t>
+        <w:t xml:space="preserve">✅ </w:t>
       </w:r>
       <w:r>
         <w:rPr>
@@ -9204,15 +10000,15 @@
           <w:color w:val="960000"/>
           <w:sz w:val="20"/>
         </w:rPr>
-        <w:t>Las tres últimas filas se retiran (28/08/2026): sin actuador.</w:t>
-      </w:r>
-      <w:r>
-        <w:rPr>
-          <w:b w:val="0"/>
-          <w:color w:val="960000"/>
-          <w:sz w:val="20"/>
-        </w:rPr>
-        <w:t xml:space="preserve"> Los parámetros de *arriba* —tiempos, tolerancias y el límite de 48 h— </w:t>
+        <w:t>CORREGIDO EL 02/09 — las tres secuencias siguen en el firmware.</w:t>
+      </w:r>
+      <w:r>
+        <w:rPr>
+          <w:b w:val="0"/>
+          <w:color w:val="960000"/>
+          <w:sz w:val="20"/>
+        </w:rPr>
+        <w:t xml:space="preserve"> Una versión anterior de este documento las daba por retiradas; el mando </w:t>
       </w:r>
       <w:r>
         <w:rPr>
@@ -9220,15 +10016,79 @@
           <w:color w:val="960000"/>
           <w:sz w:val="20"/>
         </w:rPr>
-        <w:t>siguen todos vigentes</w:t>
-      </w:r>
-      <w:r>
-        <w:rPr>
-          <w:b w:val="0"/>
-          <w:color w:val="960000"/>
-          <w:sz w:val="20"/>
-        </w:rPr>
-        <w:t xml:space="preserve">: viven en el firmware y no dependen de ningún botón. Lo que se cae son las tres formas de </w:t>
+        <w:t>se conserva</w:t>
+      </w:r>
+      <w:r>
+        <w:rPr>
+          <w:b w:val="0"/>
+          <w:color w:val="960000"/>
+          <w:sz w:val="20"/>
+        </w:rPr>
+        <w:t xml:space="preserve"> en sus canales </w:t>
+      </w:r>
+      <w:r>
+        <w:rPr>
+          <w:rFonts w:ascii="Consolas" w:hAnsi="Consolas"/>
+          <w:color w:val="960000"/>
+          <w:sz w:val="20"/>
+        </w:rPr>
+        <w:t>A</w:t>
+      </w:r>
+      <w:r>
+        <w:rPr>
+          <w:b w:val="0"/>
+          <w:color w:val="960000"/>
+          <w:sz w:val="20"/>
+        </w:rPr>
+        <w:t xml:space="preserve"> (</w:t>
+      </w:r>
+      <w:r>
+        <w:rPr>
+          <w:rFonts w:ascii="Consolas" w:hAnsi="Consolas"/>
+          <w:color w:val="960000"/>
+          <w:sz w:val="20"/>
+        </w:rPr>
+        <w:t>PB9</w:t>
+      </w:r>
+      <w:r>
+        <w:rPr>
+          <w:b w:val="0"/>
+          <w:color w:val="960000"/>
+          <w:sz w:val="20"/>
+        </w:rPr>
+        <w:t xml:space="preserve">) y </w:t>
+      </w:r>
+      <w:r>
+        <w:rPr>
+          <w:rFonts w:ascii="Consolas" w:hAnsi="Consolas"/>
+          <w:color w:val="960000"/>
+          <w:sz w:val="20"/>
+        </w:rPr>
+        <w:t>B</w:t>
+      </w:r>
+      <w:r>
+        <w:rPr>
+          <w:b w:val="0"/>
+          <w:color w:val="960000"/>
+          <w:sz w:val="20"/>
+        </w:rPr>
+        <w:t xml:space="preserve"> (</w:t>
+      </w:r>
+      <w:r>
+        <w:rPr>
+          <w:rFonts w:ascii="Consolas" w:hAnsi="Consolas"/>
+          <w:color w:val="960000"/>
+          <w:sz w:val="20"/>
+        </w:rPr>
+        <w:t>PB13</w:t>
+      </w:r>
+      <w:r>
+        <w:rPr>
+          <w:b w:val="0"/>
+          <w:color w:val="960000"/>
+          <w:sz w:val="20"/>
+        </w:rPr>
+        <w:t xml:space="preserve">). Lo que se retiró son los pulsadores 3 y 4, que estas secuencias </w:t>
       </w:r>
       <w:r>
         <w:rPr>
@@ -9236,15 +10096,31 @@
           <w:color w:val="960000"/>
           <w:sz w:val="20"/>
         </w:rPr>
-        <w:t>pedir</w:t>
-      </w:r>
-      <w:r>
-        <w:rPr>
-          <w:b w:val="0"/>
-          <w:color w:val="960000"/>
-          <w:sz w:val="20"/>
-        </w:rPr>
-        <w:t xml:space="preserve"> un cambio.</w:t>
+        <w:t>no usan</w:t>
+      </w:r>
+      <w:r>
+        <w:rPr>
+          <w:b w:val="0"/>
+          <w:color w:val="960000"/>
+          <w:sz w:val="20"/>
+        </w:rPr>
+        <w:t xml:space="preserve">. ⚠️ </w:t>
+      </w:r>
+      <w:r>
+        <w:rPr>
+          <w:b/>
+          <w:color w:val="960000"/>
+          <w:sz w:val="20"/>
+        </w:rPr>
+        <w:t>Pero no se pueden ejercer todavía: el receptor RF nunca se compró.</w:t>
+      </w:r>
+      <w:r>
+        <w:rPr>
+          <w:b w:val="0"/>
+          <w:color w:val="960000"/>
+          <w:sz w:val="20"/>
+        </w:rPr>
+        <w:t xml:space="preserve"> Es una compra que falta, no una función perdida. Los parámetros de *arriba* —tiempos, tolerancias y el límite de 48 h— viven en el firmware y no dependen de ningún botón.</w:t>
       </w:r>
     </w:p>
     <w:p>
@@ -9288,6 +10164,117 @@
           <w:sz w:val="21"/>
         </w:rPr>
         <w:t>espera cinco minutos en un paso alternado sin invadir.</w:t>
+      </w:r>
+    </w:p>
+    <w:p>
+      <w:pPr>
+        <w:spacing w:after="160"/>
+        <w:ind w:left="360"/>
+        <w:shd w:val="clear" w:fill="FFF4E5"/>
+      </w:pPr>
+      <w:r>
+        <w:rPr>
+          <w:b w:val="0"/>
+          <w:color w:val="960000"/>
+          <w:sz w:val="20"/>
+        </w:rPr>
+        <w:t xml:space="preserve">🔵 </w:t>
+      </w:r>
+      <w:r>
+        <w:rPr>
+          <w:b/>
+          <w:color w:val="960000"/>
+          <w:sz w:val="20"/>
+        </w:rPr>
+        <w:t>Y desde el 04/09 ese argumento es MÁS fuerte, no menos.</w:t>
+      </w:r>
+      <w:r>
+        <w:rPr>
+          <w:b w:val="0"/>
+          <w:color w:val="960000"/>
+          <w:sz w:val="20"/>
+        </w:rPr>
+        <w:t xml:space="preserve"> El mínimo del Modo Automático </w:t>
+      </w:r>
+      <w:r>
+        <w:rPr>
+          <w:b/>
+          <w:color w:val="960000"/>
+          <w:sz w:val="20"/>
+        </w:rPr>
+        <w:t>subió de 1 a 3 minutos</w:t>
+      </w:r>
+      <w:r>
+        <w:rPr>
+          <w:b w:val="0"/>
+          <w:color w:val="960000"/>
+          <w:sz w:val="20"/>
+        </w:rPr>
+        <w:t xml:space="preserve"> —verde 3–15 min, rojo 3–15 min (</w:t>
+      </w:r>
+      <w:r>
+        <w:rPr>
+          <w:rFonts w:ascii="Consolas" w:hAnsi="Consolas"/>
+          <w:color w:val="960000"/>
+          <w:sz w:val="20"/>
+        </w:rPr>
+        <w:t>Maestro/src/modo_automatico.cpp:51-53</w:t>
+      </w:r>
+      <w:r>
+        <w:rPr>
+          <w:b w:val="0"/>
+          <w:color w:val="960000"/>
+          <w:sz w:val="20"/>
+        </w:rPr>
+        <w:t xml:space="preserve">)—, por decisión vial del responsable: *«tres minutos es la mínima distancia de seguridad»*. </w:t>
+      </w:r>
+      <w:r>
+        <w:rPr>
+          <w:b/>
+          <w:color w:val="960000"/>
+          <w:sz w:val="20"/>
+        </w:rPr>
+        <w:t>Si el Degradado heredase el verde configurado, el ciclo mínimo pasaría de los 120 s de ahora a 7 minutos</w:t>
+      </w:r>
+      <w:r>
+        <w:rPr>
+          <w:b w:val="0"/>
+          <w:color w:val="960000"/>
+          <w:sz w:val="20"/>
+        </w:rPr>
+        <w:t xml:space="preserve"> —2 × (3 min + 30 s)—, y este modo es precisamente el que corre </w:t>
+      </w:r>
+      <w:r>
+        <w:rPr>
+          <w:b/>
+          <w:color w:val="960000"/>
+          <w:sz w:val="20"/>
+        </w:rPr>
+        <w:t>sin confirmación de la otra punta</w:t>
+      </w:r>
+      <w:r>
+        <w:rPr>
+          <w:b w:val="0"/>
+          <w:color w:val="960000"/>
+          <w:sz w:val="20"/>
+        </w:rPr>
+        <w:t xml:space="preserve">. Los </w:t>
+      </w:r>
+      <w:r>
+        <w:rPr>
+          <w:rFonts w:ascii="Consolas" w:hAnsi="Consolas"/>
+          <w:color w:val="960000"/>
+          <w:sz w:val="20"/>
+        </w:rPr>
+        <w:t>30 / 30</w:t>
+      </w:r>
+      <w:r>
+        <w:rPr>
+          <w:b w:val="0"/>
+          <w:color w:val="960000"/>
+          <w:sz w:val="20"/>
+        </w:rPr>
+        <w:t xml:space="preserve"> fijos se quedan como están, y el porqué queda medido en vez de razonado.</w:t>
       </w:r>
     </w:p>
     <w:p>
@@ -9320,7 +10307,7 @@
           <w:color w:val="960000"/>
           <w:sz w:val="20"/>
         </w:rPr>
-        <w:t xml:space="preserve">🛑 </w:t>
+        <w:t xml:space="preserve">✅ </w:t>
       </w:r>
       <w:r>
         <w:rPr>
@@ -9328,15 +10315,15 @@
           <w:color w:val="960000"/>
           <w:sz w:val="20"/>
         </w:rPr>
-        <w:t>AVISO 28/08/2026 — la columna «Qué hacer» de esta tabla se queda casi entera sin actuador.</w:t>
-      </w:r>
-      <w:r>
-        <w:rPr>
-          <w:b w:val="0"/>
-          <w:color w:val="960000"/>
-          <w:sz w:val="20"/>
-        </w:rPr>
-        <w:t xml:space="preserve"> Las filas tachadas describen respuestas que </w:t>
+        <w:t>TABLA AL DÍA (02/09/2026).</w:t>
+      </w:r>
+      <w:r>
+        <w:rPr>
+          <w:b w:val="0"/>
+          <w:color w:val="960000"/>
+          <w:sz w:val="20"/>
+        </w:rPr>
+        <w:t xml:space="preserve"> La columna «Qué hacer» se rehízo: la app tiene hoy órdenes que en agosto no existían, incluida la que apaga el Esclavo. </w:t>
       </w:r>
       <w:r>
         <w:rPr>
@@ -9344,47 +10331,15 @@
           <w:color w:val="960000"/>
           <w:sz w:val="20"/>
         </w:rPr>
-        <w:t>ya no se pueden ejecutar</w:t>
-      </w:r>
-      <w:r>
-        <w:rPr>
-          <w:b w:val="0"/>
-          <w:color w:val="960000"/>
-          <w:sz w:val="20"/>
-        </w:rPr>
-        <w:t xml:space="preserve">. Se conservan porque son la lista de emergencias que el reemplazo por Bluetooth </w:t>
-      </w:r>
-      <w:r>
-        <w:rPr>
-          <w:b/>
-          <w:color w:val="960000"/>
-          <w:sz w:val="20"/>
-        </w:rPr>
-        <w:t>tiene que saber atender</w:t>
-      </w:r>
-      <w:r>
-        <w:rPr>
-          <w:b w:val="0"/>
-          <w:color w:val="960000"/>
-          <w:sz w:val="20"/>
-        </w:rPr>
-        <w:t xml:space="preserve">; hasta entonces, la respuesta real a las tres primeras es </w:t>
-      </w:r>
-      <w:r>
-        <w:rPr>
-          <w:b/>
-          <w:color w:val="960000"/>
-          <w:sz w:val="20"/>
-        </w:rPr>
-        <w:t>ir al gabinete</w:t>
-      </w:r>
-      <w:r>
-        <w:rPr>
-          <w:b w:val="0"/>
-          <w:color w:val="960000"/>
-          <w:sz w:val="20"/>
-        </w:rPr>
-        <w:t>.</w:t>
+        <w:t>Sin receptor RF, las respuestas por mando no se pueden ejercer</w:t>
+      </w:r>
+      <w:r>
+        <w:rPr>
+          <w:b w:val="0"/>
+          <w:color w:val="960000"/>
+          <w:sz w:val="20"/>
+        </w:rPr>
+        <w:t>; las de app sí.</w:t>
       </w:r>
     </w:p>
     <w:tbl>
@@ -9460,7 +10415,7 @@
                 <w:b w:val="0"/>
                 <w:sz w:val="19"/>
               </w:rPr>
-              <w:t xml:space="preserve">~~La secuencia </w:t>
+              <w:t xml:space="preserve">La secuencia </w:t>
             </w:r>
             <w:r>
               <w:rPr>
@@ -9488,7 +10443,7 @@
                 <w:b w:val="0"/>
                 <w:sz w:val="19"/>
               </w:rPr>
-              <w:t xml:space="preserve"> en vez de 4 destellos~~ 🛑 *(sin mando: el síntoma ya no ocurre)*</w:t>
+              <w:t xml:space="preserve"> en vez de 4 destellos</w:t>
             </w:r>
           </w:p>
         </w:tc>
@@ -9518,35 +10473,63 @@
                 <w:b w:val="0"/>
                 <w:sz w:val="19"/>
               </w:rPr>
-              <w:t xml:space="preserve">~~Subir al gabinete y leer el motivo en </w:t>
+              <w:t xml:space="preserve">Repita la entrada </w:t>
+            </w:r>
+            <w:r>
+              <w:rPr>
+                <w:b/>
+                <w:sz w:val="19"/>
+              </w:rPr>
+              <w:t>desde la app</w:t>
+            </w:r>
+            <w:r>
+              <w:rPr>
+                <w:b w:val="0"/>
+                <w:sz w:val="19"/>
+              </w:rPr>
+              <w:t xml:space="preserve"> con </w:t>
             </w:r>
             <w:r>
               <w:rPr>
                 <w:rFonts w:ascii="Consolas" w:hAnsi="Consolas"/>
                 <w:sz w:val="19"/>
               </w:rPr>
-              <w:t>CONFIGURACION → MODO DEGRADADO</w:t>
+              <w:t>CMD:PIN:1234:SET_MODO:DEGRADADO</w:t>
             </w:r>
             <w:r>
               <w:rPr>
                 <w:b w:val="0"/>
                 <w:sz w:val="19"/>
               </w:rPr>
-              <w:t xml:space="preserve">~~ — </w:t>
+              <w:t xml:space="preserve">: el </w:t>
+            </w:r>
+            <w:r>
+              <w:rPr>
+                <w:rFonts w:ascii="Consolas" w:hAnsi="Consolas"/>
+                <w:sz w:val="19"/>
+              </w:rPr>
+              <w:t>$ERR</w:t>
+            </w:r>
+            <w:r>
+              <w:rPr>
+                <w:b w:val="0"/>
+                <w:sz w:val="19"/>
+              </w:rPr>
+              <w:t xml:space="preserve"> dice </w:t>
             </w:r>
             <w:r>
               <w:rPr>
                 <w:b/>
                 <w:sz w:val="19"/>
               </w:rPr>
-              <w:t>sin pantalla.</w:t>
+              <w:t>cuál</w:t>
             </w:r>
             <w:r>
               <w:rPr>
                 <w:b w:val="0"/>
                 <w:sz w:val="19"/>
               </w:rPr>
-              <w:t xml:space="preserve"> El motivo solo se podrá leer cuando la App lo publique</w:t>
+              <w:t xml:space="preserve"> de los cinco falta. La pantalla ya no se puede navegar</w:t>
             </w:r>
           </w:p>
         </w:tc>
@@ -9563,7 +10546,7 @@
                 <w:b w:val="0"/>
                 <w:sz w:val="19"/>
               </w:rPr>
-              <w:t xml:space="preserve">~~La secuencia </w:t>
+              <w:t xml:space="preserve">La secuencia </w:t>
             </w:r>
             <w:r>
               <w:rPr>
@@ -9571,13 +10554,6 @@
                 <w:sz w:val="19"/>
               </w:rPr>
               <w:t>no responde nada</w:t>
-            </w:r>
-            <w:r>
-              <w:rPr>
-                <w:b w:val="0"/>
-                <w:sz w:val="19"/>
-              </w:rPr>
-              <w:t>~~ 🛑 *(sin mando: no aplica)*</w:t>
             </w:r>
           </w:p>
         </w:tc>
@@ -9592,14 +10568,7 @@
                 <w:b w:val="0"/>
                 <w:sz w:val="19"/>
               </w:rPr>
-              <w:t xml:space="preserve">~~El menú está abierto~~ — </w:t>
-            </w:r>
-            <w:r>
-              <w:rPr>
-                <w:b/>
-                <w:sz w:val="19"/>
-              </w:rPr>
-              <w:t>sin menú, la inhibición de secuencias deja de existir</w:t>
+              <w:t>Sin receptor RF no hay quien genere los pulsos</w:t>
             </w:r>
           </w:p>
         </w:tc>
@@ -9614,21 +10583,7 @@
                 <w:b w:val="0"/>
                 <w:sz w:val="19"/>
               </w:rPr>
-              <w:t xml:space="preserve">~~Subir y salir del menú con </w:t>
-            </w:r>
-            <w:r>
-              <w:rPr>
-                <w:rFonts w:ascii="Consolas" w:hAnsi="Consolas"/>
-                <w:sz w:val="19"/>
-              </w:rPr>
-              <w:t>Botón 4</w:t>
-            </w:r>
-            <w:r>
-              <w:rPr>
-                <w:b w:val="0"/>
-                <w:sz w:val="19"/>
-              </w:rPr>
-              <w:t>~~</w:t>
+              <w:t>Use la app. La inhibición por menú abierto ya no ocurre: el menú no se puede abrir</w:t>
             </w:r>
           </w:p>
         </w:tc>
@@ -9679,108 +10634,38 @@
             <w:r/>
             <w:r>
               <w:rPr>
+                <w:b/>
+                <w:sz w:val="19"/>
+              </w:rPr>
+              <w:t>Ámbar en las dos, y no corrija a ojo.</w:t>
+            </w:r>
+            <w:r>
+              <w:rPr>
                 <w:b w:val="0"/>
                 <w:sz w:val="19"/>
               </w:rPr>
-              <w:t>~~</w:t>
+              <w:t xml:space="preserve"> Maestro: </w:t>
             </w:r>
             <w:r>
               <w:rPr>
                 <w:rFonts w:ascii="Consolas" w:hAnsi="Consolas"/>
                 <w:sz w:val="19"/>
               </w:rPr>
-              <w:t>B·B·B</w:t>
+              <w:t>CMD:PIN:1234:SET_MODO:AMBAR</w:t>
             </w:r>
             <w:r>
               <w:rPr>
                 <w:b w:val="0"/>
                 <w:sz w:val="19"/>
               </w:rPr>
-              <w:t xml:space="preserve"> en </w:t>
-            </w:r>
-            <w:r>
-              <w:rPr>
-                <w:b/>
-                <w:sz w:val="19"/>
-              </w:rPr>
-              <w:t>ambas</w:t>
-            </w:r>
-            <w:r>
-              <w:rPr>
-                <w:b w:val="0"/>
-                <w:sz w:val="19"/>
-              </w:rPr>
-              <w:t xml:space="preserve"> y volver a ámbar.~~ 🛑 </w:t>
-            </w:r>
-            <w:r>
-              <w:rPr>
-                <w:b/>
-                <w:sz w:val="19"/>
-              </w:rPr>
-              <w:t>SIN ACTUADOR.</w:t>
-            </w:r>
-            <w:r>
-              <w:rPr>
-                <w:b w:val="0"/>
-                <w:sz w:val="19"/>
-              </w:rPr>
-              <w:t xml:space="preserve"> Hoy: </w:t>
+              <w:t xml:space="preserve">. Esclavo: </w:t>
             </w:r>
             <w:r>
               <w:rPr>
                 <w:rFonts w:ascii="Consolas" w:hAnsi="Consolas"/>
                 <w:sz w:val="19"/>
               </w:rPr>
-              <w:t>SET_MODO:AMBAR</w:t>
-            </w:r>
-            <w:r>
-              <w:rPr>
-                <w:b w:val="0"/>
-                <w:sz w:val="19"/>
-              </w:rPr>
-              <w:t xml:space="preserve"> por Bluetooth </w:t>
-            </w:r>
-            <w:r>
-              <w:rPr>
-                <w:b/>
-                <w:sz w:val="19"/>
-              </w:rPr>
-              <w:t>solo en el Maestro</w:t>
-            </w:r>
-            <w:r>
-              <w:rPr>
-                <w:b w:val="0"/>
-                <w:sz w:val="19"/>
-              </w:rPr>
-              <w:t xml:space="preserve">; el Esclavo </w:t>
-            </w:r>
-            <w:r>
-              <w:rPr>
-                <w:b/>
-                <w:sz w:val="19"/>
-              </w:rPr>
-              <w:t>no tiene comando</w:t>
-            </w:r>
-            <w:r>
-              <w:rPr>
-                <w:b w:val="0"/>
-                <w:sz w:val="19"/>
-              </w:rPr>
-              <w:t xml:space="preserve">. </w:t>
-            </w:r>
-            <w:r>
-              <w:rPr>
-                <w:b/>
-                <w:sz w:val="19"/>
-              </w:rPr>
-              <w:t>No corregir a ojo</w:t>
-            </w:r>
-            <w:r>
-              <w:rPr>
-                <w:b w:val="0"/>
-                <w:sz w:val="19"/>
-              </w:rPr>
-              <w:t xml:space="preserve"> *(sigue vigente)*</w:t>
+              <w:t>CMD:AMBAR_EMERGENCIA</w:t>
             </w:r>
           </w:p>
         </w:tc>
@@ -9797,28 +10682,14 @@
                 <w:b w:val="0"/>
                 <w:sz w:val="19"/>
               </w:rPr>
-              <w:t xml:space="preserve">Una punta en </w:t>
+              <w:t xml:space="preserve">🔴 </w:t>
             </w:r>
             <w:r>
               <w:rPr>
                 <w:b/>
                 <w:sz w:val="19"/>
               </w:rPr>
-              <w:t>verde</w:t>
-            </w:r>
-            <w:r>
-              <w:rPr>
-                <w:b w:val="0"/>
-                <w:sz w:val="19"/>
-              </w:rPr>
-              <w:t xml:space="preserve"> y la otra en </w:t>
-            </w:r>
-            <w:r>
-              <w:rPr>
-                <w:b/>
-                <w:sz w:val="19"/>
-              </w:rPr>
-              <w:t>ámbar</w:t>
+              <w:t>Una punta en verde y la otra en ámbar</w:t>
             </w:r>
           </w:p>
         </w:tc>
@@ -9845,38 +10716,17 @@
             <w:r/>
             <w:r>
               <w:rPr>
-                <w:b w:val="0"/>
-                <w:sz w:val="19"/>
-              </w:rPr>
-              <w:t>~~</w:t>
-            </w:r>
-            <w:r>
-              <w:rPr>
                 <w:b/>
                 <w:sz w:val="19"/>
               </w:rPr>
-              <w:t>`B·B·B` inmediatamente en la punta que da verde.</w:t>
+              <w:t>Apague la punta que da verde, ya.</w:t>
             </w:r>
             <w:r>
               <w:rPr>
                 <w:b w:val="0"/>
                 <w:sz w:val="19"/>
               </w:rPr>
-              <w:t xml:space="preserve">~~ 🛑 </w:t>
-            </w:r>
-            <w:r>
-              <w:rPr>
-                <w:b/>
-                <w:sz w:val="19"/>
-              </w:rPr>
-              <w:t>SIN ACTUADOR — y esta es la fila que más duele.</w:t>
-            </w:r>
-            <w:r>
-              <w:rPr>
-                <w:b w:val="0"/>
-                <w:sz w:val="19"/>
-              </w:rPr>
-              <w:t xml:space="preserve"> Si la punta en verde es el </w:t>
+              <w:t xml:space="preserve"> Si es el </w:t>
             </w:r>
             <w:r>
               <w:rPr>
@@ -9890,28 +10740,14 @@
                 <w:b w:val="0"/>
                 <w:sz w:val="19"/>
               </w:rPr>
-              <w:t xml:space="preserve">, hoy </w:t>
-            </w:r>
-            <w:r>
-              <w:rPr>
-                <w:b/>
-                <w:sz w:val="19"/>
-              </w:rPr>
-              <w:t>no hay ninguna orden que lo apague</w:t>
-            </w:r>
-            <w:r>
-              <w:rPr>
-                <w:b w:val="0"/>
-                <w:sz w:val="19"/>
-              </w:rPr>
-              <w:t xml:space="preserve">: lo único disponible es </w:t>
+              <w:t xml:space="preserve">: </w:t>
             </w:r>
             <w:r>
               <w:rPr>
                 <w:rFonts w:ascii="Consolas" w:hAnsi="Consolas"/>
                 <w:sz w:val="19"/>
               </w:rPr>
-              <w:t>CMD:FORZAR_ROJO</w:t>
+              <w:t>CMD:AMBAR_EMERGENCIA</w:t>
             </w:r>
             <w:r>
               <w:rPr>
@@ -9925,28 +10761,388 @@
                 <w:rFonts w:ascii="Consolas" w:hAnsi="Consolas"/>
                 <w:sz w:val="19"/>
               </w:rPr>
-              <w:t>Esclavo/src/bluetooth.cpp:109</w:t>
+              <w:t>Esclavo/src/bluetooth.cpp:381</w:t>
             </w:r>
             <w:r>
               <w:rPr>
                 <w:b w:val="0"/>
                 <w:sz w:val="19"/>
               </w:rPr>
-              <w:t xml:space="preserve">), que </w:t>
+              <w:t xml:space="preserve">, </w:t>
             </w:r>
             <w:r>
               <w:rPr>
                 <w:b/>
                 <w:sz w:val="19"/>
               </w:rPr>
-              <w:t>no saca del Degradado</w:t>
+              <w:t>no pide PIN</w:t>
             </w:r>
             <w:r>
               <w:rPr>
                 <w:b w:val="0"/>
                 <w:sz w:val="19"/>
               </w:rPr>
-              <w:t xml:space="preserve"> — el ciclo por reloj volverá a dar verde en la siguiente fase</w:t>
+              <w:t xml:space="preserve"> justamente por esto). Si es el </w:t>
+            </w:r>
+            <w:r>
+              <w:rPr>
+                <w:b/>
+                <w:sz w:val="19"/>
+              </w:rPr>
+              <w:t>Maestro</w:t>
+            </w:r>
+            <w:r>
+              <w:rPr>
+                <w:b w:val="0"/>
+                <w:sz w:val="19"/>
+              </w:rPr>
+              <w:t xml:space="preserve">: </w:t>
+            </w:r>
+            <w:r>
+              <w:rPr>
+                <w:rFonts w:ascii="Consolas" w:hAnsi="Consolas"/>
+                <w:sz w:val="19"/>
+              </w:rPr>
+              <w:t>CMD:PIN:1234:SET_MODO:AMBAR</w:t>
+            </w:r>
+            <w:r>
+              <w:rPr>
+                <w:b w:val="0"/>
+                <w:sz w:val="19"/>
+              </w:rPr>
+              <w:t xml:space="preserve">. </w:t>
+            </w:r>
+            <w:r>
+              <w:rPr>
+                <w:b/>
+                <w:sz w:val="19"/>
+              </w:rPr>
+              <w:t>`CMD:FORZAR_ROJO` NO sirve en el Esclavo</w:t>
+            </w:r>
+            <w:r>
+              <w:rPr>
+                <w:b w:val="0"/>
+                <w:sz w:val="19"/>
+              </w:rPr>
+              <w:t xml:space="preserve"> (</w:t>
+            </w:r>
+            <w:r>
+              <w:rPr>
+                <w:rFonts w:ascii="Consolas" w:hAnsi="Consolas"/>
+                <w:sz w:val="19"/>
+              </w:rPr>
+              <w:t>:448</w:t>
+            </w:r>
+            <w:r>
+              <w:rPr>
+                <w:b w:val="0"/>
+                <w:sz w:val="19"/>
+              </w:rPr>
+              <w:t xml:space="preserve">): esa punta lo </w:t>
+            </w:r>
+            <w:r>
+              <w:rPr>
+                <w:b/>
+                <w:sz w:val="19"/>
+              </w:rPr>
+              <w:t>rechaza</w:t>
+            </w:r>
+            <w:r>
+              <w:rPr>
+                <w:b w:val="0"/>
+                <w:sz w:val="19"/>
+              </w:rPr>
+              <w:t xml:space="preserve"> con </w:t>
+            </w:r>
+            <w:r>
+              <w:rPr>
+                <w:rFonts w:ascii="Consolas" w:hAnsi="Consolas"/>
+                <w:sz w:val="19"/>
+              </w:rPr>
+              <w:t>RENOMBRADO_USE_AMBAR_EMERGENCIA</w:t>
+            </w:r>
+            <w:r>
+              <w:rPr>
+                <w:b w:val="0"/>
+                <w:sz w:val="19"/>
+              </w:rPr>
+              <w:t>, así que no para nada y el ciclo por reloj volverá a dar verde en la fase siguiente</w:t>
+            </w:r>
+          </w:p>
+        </w:tc>
+      </w:tr>
+      <w:tr>
+        <w:tc>
+          <w:tcPr>
+            <w:tcW w:type="dxa" w:w="3120"/>
+          </w:tcPr>
+          <w:p>
+            <w:r/>
+            <w:r>
+              <w:rPr>
+                <w:b w:val="0"/>
+                <w:sz w:val="19"/>
+              </w:rPr>
+              <w:t xml:space="preserve">🟡 </w:t>
+            </w:r>
+            <w:r>
+              <w:rPr>
+                <w:b/>
+                <w:sz w:val="19"/>
+              </w:rPr>
+              <w:t>Puse ámbar de emergencia en el Esclavo y ya no hace falta</w:t>
+            </w:r>
+          </w:p>
+        </w:tc>
+        <w:tc>
+          <w:tcPr>
+            <w:tcW w:type="dxa" w:w="3120"/>
+          </w:tcPr>
+          <w:p>
+            <w:r/>
+            <w:r>
+              <w:rPr>
+                <w:b w:val="0"/>
+                <w:sz w:val="19"/>
+              </w:rPr>
+              <w:t>—</w:t>
+            </w:r>
+          </w:p>
+        </w:tc>
+        <w:tc>
+          <w:tcPr>
+            <w:tcW w:type="dxa" w:w="3120"/>
+          </w:tcPr>
+          <w:p>
+            <w:r/>
+            <w:r>
+              <w:rPr>
+                <w:rFonts w:ascii="Consolas" w:hAnsi="Consolas"/>
+                <w:sz w:val="19"/>
+              </w:rPr>
+              <w:t>CMD:PIN:1234:CANCELAR_AMBAR</w:t>
+            </w:r>
+            <w:r>
+              <w:rPr>
+                <w:b w:val="0"/>
+                <w:sz w:val="19"/>
+              </w:rPr>
+              <w:t xml:space="preserve"> (</w:t>
+            </w:r>
+            <w:r>
+              <w:rPr>
+                <w:rFonts w:ascii="Consolas" w:hAnsi="Consolas"/>
+                <w:sz w:val="19"/>
+              </w:rPr>
+              <w:t>:491</w:t>
+            </w:r>
+            <w:r>
+              <w:rPr>
+                <w:b w:val="0"/>
+                <w:sz w:val="19"/>
+              </w:rPr>
+              <w:t xml:space="preserve">). </w:t>
+            </w:r>
+            <w:r>
+              <w:rPr>
+                <w:b/>
+                <w:sz w:val="19"/>
+              </w:rPr>
+              <w:t>Pide PIN al revés que el de poner</w:t>
+            </w:r>
+            <w:r>
+              <w:rPr>
+                <w:b w:val="0"/>
+                <w:sz w:val="19"/>
+              </w:rPr>
+              <w:t xml:space="preserve">, porque quitarlo devuelve el cruce a dar verdes. Contesta </w:t>
+            </w:r>
+            <w:r>
+              <w:rPr>
+                <w:rFonts w:ascii="Consolas" w:hAnsi="Consolas"/>
+                <w:sz w:val="19"/>
+              </w:rPr>
+              <w:t>RETIRADO</w:t>
+            </w:r>
+            <w:r>
+              <w:rPr>
+                <w:b w:val="0"/>
+                <w:sz w:val="19"/>
+              </w:rPr>
+              <w:t xml:space="preserve">, o </w:t>
+            </w:r>
+            <w:r>
+              <w:rPr>
+                <w:rFonts w:ascii="Consolas" w:hAnsi="Consolas"/>
+                <w:sz w:val="19"/>
+              </w:rPr>
+              <w:t>RETIRADO_QUEDA_MANDO</w:t>
+            </w:r>
+            <w:r>
+              <w:rPr>
+                <w:b w:val="0"/>
+                <w:sz w:val="19"/>
+              </w:rPr>
+              <w:t xml:space="preserve"> si además hay un ámbar pedido desde el mando: en ese caso </w:t>
+            </w:r>
+            <w:r>
+              <w:rPr>
+                <w:b/>
+                <w:sz w:val="19"/>
+              </w:rPr>
+              <w:t>la luz sigue vetada</w:t>
+            </w:r>
+            <w:r>
+              <w:rPr>
+                <w:b w:val="0"/>
+                <w:sz w:val="19"/>
+              </w:rPr>
+              <w:t xml:space="preserve"> hasta que alguien haga </w:t>
+            </w:r>
+            <w:r>
+              <w:rPr>
+                <w:rFonts w:ascii="Consolas" w:hAnsi="Consolas"/>
+                <w:sz w:val="19"/>
+              </w:rPr>
+              <w:t>A·A·A</w:t>
+            </w:r>
+          </w:p>
+        </w:tc>
+      </w:tr>
+      <w:tr>
+        <w:tc>
+          <w:tcPr>
+            <w:tcW w:type="dxa" w:w="3120"/>
+          </w:tcPr>
+          <w:p>
+            <w:r/>
+            <w:r>
+              <w:rPr>
+                <w:b w:val="0"/>
+                <w:sz w:val="19"/>
+              </w:rPr>
+              <w:t xml:space="preserve">❓ </w:t>
+            </w:r>
+            <w:r>
+              <w:rPr>
+                <w:b/>
+                <w:sz w:val="19"/>
+              </w:rPr>
+              <w:t>Estoy delante de un poste y no sé si es el Maestro o el Esclavo</w:t>
+            </w:r>
+          </w:p>
+        </w:tc>
+        <w:tc>
+          <w:tcPr>
+            <w:tcW w:type="dxa" w:w="3120"/>
+          </w:tcPr>
+          <w:p>
+            <w:r/>
+            <w:r>
+              <w:rPr>
+                <w:b w:val="0"/>
+                <w:sz w:val="19"/>
+              </w:rPr>
+              <w:t>Módulo Bluetooth recién puesto</w:t>
+            </w:r>
+          </w:p>
+        </w:tc>
+        <w:tc>
+          <w:tcPr>
+            <w:tcW w:type="dxa" w:w="3120"/>
+          </w:tcPr>
+          <w:p>
+            <w:r/>
+            <w:r>
+              <w:rPr>
+                <w:b w:val="0"/>
+                <w:sz w:val="19"/>
+              </w:rPr>
+              <w:t xml:space="preserve">El módulo se auto-rotula </w:t>
+            </w:r>
+            <w:r>
+              <w:rPr>
+                <w:b/>
+                <w:sz w:val="19"/>
+              </w:rPr>
+              <w:t>`SEM-&lt;serie&gt;-M`</w:t>
+            </w:r>
+            <w:r>
+              <w:rPr>
+                <w:b w:val="0"/>
+                <w:sz w:val="19"/>
+              </w:rPr>
+              <w:t xml:space="preserve"> o </w:t>
+            </w:r>
+            <w:r>
+              <w:rPr>
+                <w:b/>
+                <w:sz w:val="19"/>
+              </w:rPr>
+              <w:t>`SEM-&lt;serie&gt;-E`</w:t>
+            </w:r>
+            <w:r>
+              <w:rPr>
+                <w:b w:val="0"/>
+                <w:sz w:val="19"/>
+              </w:rPr>
+              <w:t xml:space="preserve">. </w:t>
+            </w:r>
+            <w:r>
+              <w:rPr>
+                <w:b/>
+                <w:sz w:val="19"/>
+              </w:rPr>
+              <w:t>Si se anuncia `SEM-SIN-MATRICULA` todavía no lo ha aprendido, y con dos módulos nuevos LOS DOS SE LLAMAN IGUAL.</w:t>
+            </w:r>
+            <w:r>
+              <w:rPr>
+                <w:b w:val="0"/>
+                <w:sz w:val="19"/>
+              </w:rPr>
+              <w:t xml:space="preserve"> Déjelo un minuto encendido y </w:t>
+            </w:r>
+            <w:r>
+              <w:rPr>
+                <w:b/>
+                <w:sz w:val="19"/>
+              </w:rPr>
+              <w:t>déle una vuelta de energía</w:t>
+            </w:r>
+            <w:r>
+              <w:rPr>
+                <w:b w:val="0"/>
+                <w:sz w:val="19"/>
+              </w:rPr>
+              <w:t xml:space="preserve">: el nombre bueno sale en el arranque siguiente. Mientras tanto, la punta la dice el campo </w:t>
+            </w:r>
+            <w:r>
+              <w:rPr>
+                <w:rFonts w:ascii="Consolas" w:hAnsi="Consolas"/>
+                <w:sz w:val="19"/>
+              </w:rPr>
+              <w:t>NODE:</w:t>
+            </w:r>
+            <w:r>
+              <w:rPr>
+                <w:b w:val="0"/>
+                <w:sz w:val="19"/>
+              </w:rPr>
+              <w:t xml:space="preserve"> del </w:t>
+            </w:r>
+            <w:r>
+              <w:rPr>
+                <w:rFonts w:ascii="Consolas" w:hAnsi="Consolas"/>
+                <w:sz w:val="19"/>
+              </w:rPr>
+              <w:t>$STATUS</w:t>
+            </w:r>
+            <w:r>
+              <w:rPr>
+                <w:b w:val="0"/>
+                <w:sz w:val="19"/>
+              </w:rPr>
+              <w:t xml:space="preserve"> en la app, no el nombre Bluetooth</w:t>
             </w:r>
           </w:p>
         </w:tc>
@@ -10014,7 +11210,7 @@
                 <w:b w:val="0"/>
                 <w:sz w:val="19"/>
               </w:rPr>
-              <w:t xml:space="preserve">, no reactivar el modo. *(Sigue vigente: el tope es del firmware, </w:t>
+              <w:t>, no reactivar el modo. El tope es del firmware (</w:t>
             </w:r>
             <w:r>
               <w:rPr>
@@ -10028,21 +11224,7 @@
                 <w:b w:val="0"/>
                 <w:sz w:val="19"/>
               </w:rPr>
-              <w:t xml:space="preserve">, y no necesita actuador. Con los botones retirados es </w:t>
-            </w:r>
-            <w:r>
-              <w:rPr>
-                <w:b/>
-                <w:sz w:val="19"/>
-              </w:rPr>
-              <w:t>la única salida garantizada</w:t>
-            </w:r>
-            <w:r>
-              <w:rPr>
-                <w:b w:val="0"/>
-                <w:sz w:val="19"/>
-              </w:rPr>
-              <w:t xml:space="preserve"> del Degradado.)*</w:t>
+              <w:t>) y no necesita actuador</w:t>
             </w:r>
           </w:p>
         </w:tc>
@@ -10055,6 +11237,61 @@
     </w:p>
     <w:p>
       <w:pPr>
+        <w:spacing w:after="160"/>
+        <w:ind w:left="360"/>
+        <w:shd w:val="clear" w:fill="FFF4E5"/>
+      </w:pPr>
+      <w:r>
+        <w:rPr>
+          <w:b w:val="0"/>
+          <w:color w:val="960000"/>
+          <w:sz w:val="20"/>
+        </w:rPr>
+        <w:t xml:space="preserve">⏱️ </w:t>
+      </w:r>
+      <w:r>
+        <w:rPr>
+          <w:b/>
+          <w:color w:val="960000"/>
+          <w:sz w:val="20"/>
+        </w:rPr>
+        <w:t>En la fila roja, cuente con que el ámbar del Esclavo puede tardar de 10 a 90 s</w:t>
+      </w:r>
+      <w:r>
+        <w:rPr>
+          <w:b w:val="0"/>
+          <w:color w:val="960000"/>
+          <w:sz w:val="20"/>
+        </w:rPr>
+        <w:t xml:space="preserve">: sale por todo-rojo a propósito. </w:t>
+      </w:r>
+      <w:r>
+        <w:rPr>
+          <w:rFonts w:ascii="Consolas" w:hAnsi="Consolas"/>
+          <w:color w:val="960000"/>
+          <w:sz w:val="20"/>
+        </w:rPr>
+        <w:t>RESULT:SALIENDO_TODO_ROJO</w:t>
+      </w:r>
+      <w:r>
+        <w:rPr>
+          <w:b w:val="0"/>
+          <w:color w:val="960000"/>
+          <w:sz w:val="20"/>
+        </w:rPr>
+        <w:t xml:space="preserve"> significa *va en camino*, no *ya está*. </w:t>
+      </w:r>
+      <w:r>
+        <w:rPr>
+          <w:b/>
+          <w:color w:val="960000"/>
+          <w:sz w:val="20"/>
+        </w:rPr>
+        <w:t>No se vaya del cruce hasta verlo.</w:t>
+      </w:r>
+    </w:p>
+    <w:p>
+      <w:pPr>
         <w:spacing w:after="80"/>
       </w:pPr>
     </w:p>
@@ -10292,40 +11529,35 @@
           <w:b w:val="0"/>
           <w:sz w:val="21"/>
         </w:rPr>
-        <w:t xml:space="preserve">🛑 </w:t>
+        <w:t xml:space="preserve">⚠️ </w:t>
       </w:r>
       <w:r>
         <w:rPr>
           <w:b/>
           <w:sz w:val="21"/>
         </w:rPr>
-        <w:t>Y desde el 28/08/2026, lo mayor: no cubre cómo se ENTRA ni cómo se SALE de este modo.</w:t>
-      </w:r>
-      <w:r>
-        <w:rPr>
-          <w:b w:val="0"/>
-          <w:sz w:val="21"/>
-        </w:rPr>
-        <w:t xml:space="preserve"> Las</w:t>
+        <w:t>Lo que sigue abierto en la entrada y la salida (medido el 02/09):</w:t>
       </w:r>
     </w:p>
     <w:p>
       <w:pPr>
-        <w:spacing w:after="120"/>
-      </w:pPr>
-      <w:r>
-        <w:rPr>
-          <w:b w:val="0"/>
-          <w:sz w:val="21"/>
-        </w:rPr>
-        <w:t xml:space="preserve">cuatro vías que documentaba eran botones y secuencias de mando, y las tres se retiran. </w:t>
-      </w:r>
+        <w:pStyle w:val="ListBullet"/>
+        <w:spacing w:after="60"/>
+        <w:ind w:left="720"/>
+      </w:pPr>
       <w:r>
         <w:rPr>
           <w:b/>
           <w:sz w:val="21"/>
         </w:rPr>
-        <w:t>MEDIDO:</w:t>
+        <w:t>El Esclavo no tiene comando Bluetooth de entrada</w:t>
+      </w:r>
+      <w:r>
+        <w:rPr>
+          <w:b w:val="0"/>
+          <w:sz w:val="21"/>
+        </w:rPr>
+        <w:t xml:space="preserve"> en Degradado. Su única puerta es la</w:t>
       </w:r>
     </w:p>
     <w:p>
@@ -10337,7 +11569,35 @@
           <w:b w:val="0"/>
           <w:sz w:val="21"/>
         </w:rPr>
-        <w:t>no existe comando Bluetooth de entrada en ninguna punta, ni de salida en el Esclavo; en el Maestro</w:t>
+        <w:t xml:space="preserve">secuencia </w:t>
+      </w:r>
+      <w:r>
+        <w:rPr>
+          <w:rFonts w:ascii="Consolas" w:hAnsi="Consolas"/>
+          <w:sz w:val="21"/>
+        </w:rPr>
+        <w:t>A · B · A · B</w:t>
+      </w:r>
+      <w:r>
+        <w:rPr>
+          <w:b w:val="0"/>
+          <w:sz w:val="21"/>
+        </w:rPr>
+        <w:t xml:space="preserve"> del mando, y </w:t>
+      </w:r>
+      <w:r>
+        <w:rPr>
+          <w:b/>
+          <w:sz w:val="21"/>
+        </w:rPr>
+        <w:t>el receptor RF no se ha comprado</w:t>
+      </w:r>
+      <w:r>
+        <w:rPr>
+          <w:b w:val="0"/>
+          <w:sz w:val="21"/>
+        </w:rPr>
+        <w:t>. Mientras siga así,</w:t>
       </w:r>
     </w:p>
     <w:p>
@@ -10349,51 +11609,140 @@
           <w:b w:val="0"/>
           <w:sz w:val="21"/>
         </w:rPr>
-        <w:t>las dos salidas que hay (</w:t>
-      </w:r>
-      <w:r>
-        <w:rPr>
-          <w:rFonts w:ascii="Consolas" w:hAnsi="Consolas"/>
-          <w:sz w:val="21"/>
-        </w:rPr>
-        <w:t>SET_MODO:AUTO</w:t>
-      </w:r>
-      <w:r>
-        <w:rPr>
-          <w:b w:val="0"/>
-          <w:sz w:val="21"/>
-        </w:rPr>
-        <w:t xml:space="preserve">, </w:t>
-      </w:r>
-      <w:r>
-        <w:rPr>
-          <w:rFonts w:ascii="Consolas" w:hAnsi="Consolas"/>
-          <w:sz w:val="21"/>
-        </w:rPr>
-        <w:t>SET_MODO:AMBAR</w:t>
-      </w:r>
-      <w:r>
-        <w:rPr>
-          <w:b w:val="0"/>
-          <w:sz w:val="21"/>
-        </w:rPr>
-        <w:t>) se saltan el todo-rojo de despedida.</w:t>
+        <w:t>este procedimiento no se puede completar en las dos puntas.</w:t>
       </w:r>
     </w:p>
     <w:p>
       <w:pPr>
-        <w:spacing w:after="120"/>
-      </w:pPr>
-      <w:r>
-        <w:rPr>
-          <w:b w:val="0"/>
-          <w:sz w:val="21"/>
-        </w:rPr>
-        <w:t>Ver el aviso de cabecera. **Este documento describe hoy un modo al que no se puede llamar y del</w:t>
+        <w:spacing w:after="160"/>
+        <w:ind w:left="360"/>
+        <w:shd w:val="clear" w:fill="FFF4E5"/>
+      </w:pPr>
+      <w:r>
+        <w:rPr>
+          <w:b w:val="0"/>
+          <w:color w:val="960000"/>
+          <w:sz w:val="20"/>
+        </w:rPr>
+        <w:t xml:space="preserve">🟢 </w:t>
+      </w:r>
+      <w:r>
+        <w:rPr>
+          <w:b/>
+          <w:color w:val="960000"/>
+          <w:sz w:val="20"/>
+        </w:rPr>
+        <w:t>Y al 04/09 esto CAMBIA DE NATURALEZA, no de estado.</w:t>
+      </w:r>
+      <w:r>
+        <w:rPr>
+          <w:b w:val="0"/>
+          <w:color w:val="960000"/>
+          <w:sz w:val="20"/>
+        </w:rPr>
+        <w:t xml:space="preserve"> La decisión del responsable es que </w:t>
+      </w:r>
+      <w:r>
+        <w:rPr>
+          <w:b/>
+          <w:color w:val="960000"/>
+          <w:sz w:val="20"/>
+        </w:rPr>
+        <w:t>el cruce se opera desde el Maestro</w:t>
+      </w:r>
+      <w:r>
+        <w:rPr>
+          <w:b w:val="0"/>
+          <w:color w:val="960000"/>
+          <w:sz w:val="20"/>
+        </w:rPr>
+        <w:t xml:space="preserve"> y </w:t>
+      </w:r>
+      <w:r>
+        <w:rPr>
+          <w:b/>
+          <w:color w:val="960000"/>
+          <w:sz w:val="20"/>
+        </w:rPr>
+        <w:t>no se hace transparente el mando desde el Esclavo</w:t>
+      </w:r>
+      <w:r>
+        <w:rPr>
+          <w:b w:val="0"/>
+          <w:color w:val="960000"/>
+          <w:sz w:val="20"/>
+        </w:rPr>
+        <w:t xml:space="preserve">: o sea que </w:t>
+      </w:r>
+      <w:r>
+        <w:rPr>
+          <w:b/>
+          <w:color w:val="960000"/>
+          <w:sz w:val="20"/>
+        </w:rPr>
+        <w:t>no viene un `SET_MODO` para el Esclavo</w:t>
+      </w:r>
+      <w:r>
+        <w:rPr>
+          <w:b w:val="0"/>
+          <w:color w:val="960000"/>
+          <w:sz w:val="20"/>
+        </w:rPr>
+        <w:t xml:space="preserve">. Lo que era *«falta el comando»* pasa a ser *«la vía es el mando de relés, y hay que comprar su receptor»*. </w:t>
+      </w:r>
+      <w:r>
+        <w:rPr>
+          <w:b/>
+          <w:color w:val="960000"/>
+          <w:sz w:val="20"/>
+        </w:rPr>
+        <w:t>El bloqueo es el mismo; lo que se sabe hoy es que no se va a resolver por software.</w:t>
       </w:r>
     </w:p>
     <w:p>
       <w:pPr>
+        <w:pStyle w:val="ListBullet"/>
+        <w:spacing w:after="60"/>
+        <w:ind w:left="720"/>
+      </w:pPr>
+      <w:r>
+        <w:rPr>
+          <w:b w:val="0"/>
+          <w:sz w:val="21"/>
+        </w:rPr>
+        <w:t>Las salidas por app del Maestro (</w:t>
+      </w:r>
+      <w:r>
+        <w:rPr>
+          <w:rFonts w:ascii="Consolas" w:hAnsi="Consolas"/>
+          <w:sz w:val="21"/>
+        </w:rPr>
+        <w:t>SET_MODO:AUTO</w:t>
+      </w:r>
+      <w:r>
+        <w:rPr>
+          <w:b w:val="0"/>
+          <w:sz w:val="21"/>
+        </w:rPr>
+        <w:t xml:space="preserve">, </w:t>
+      </w:r>
+      <w:r>
+        <w:rPr>
+          <w:rFonts w:ascii="Consolas" w:hAnsi="Consolas"/>
+          <w:sz w:val="21"/>
+        </w:rPr>
+        <w:t>SET_MODO:AMBAR</w:t>
+      </w:r>
+      <w:r>
+        <w:rPr>
+          <w:b w:val="0"/>
+          <w:sz w:val="21"/>
+        </w:rPr>
+        <w:t>) **se saltan el todo-rojo de</w:t>
+      </w:r>
+    </w:p>
+    <w:p>
+      <w:pPr>
         <w:spacing w:after="120"/>
       </w:pPr>
       <w:r>
@@ -10401,7 +11750,75 @@
           <w:b w:val="0"/>
           <w:sz w:val="21"/>
         </w:rPr>
-        <w:t>que no se puede volver.**</w:t>
+        <w:t xml:space="preserve">despedida** que sí hacía el </w:t>
+      </w:r>
+      <w:r>
+        <w:rPr>
+          <w:rFonts w:ascii="Consolas" w:hAnsi="Consolas"/>
+          <w:sz w:val="21"/>
+        </w:rPr>
+        <w:t>Botón 3</w:t>
+      </w:r>
+      <w:r>
+        <w:rPr>
+          <w:b w:val="0"/>
+          <w:sz w:val="21"/>
+        </w:rPr>
+        <w:t>.</w:t>
+      </w:r>
+    </w:p>
+    <w:p>
+      <w:pPr>
+        <w:pStyle w:val="ListBullet"/>
+        <w:spacing w:after="60"/>
+        <w:ind w:left="720"/>
+      </w:pPr>
+      <w:r>
+        <w:rPr>
+          <w:b w:val="0"/>
+          <w:sz w:val="21"/>
+        </w:rPr>
+        <w:t xml:space="preserve">El ámbar de emergencia del Esclavo </w:t>
+      </w:r>
+      <w:r>
+        <w:rPr>
+          <w:b/>
+          <w:sz w:val="21"/>
+        </w:rPr>
+        <w:t>sí existe ya</w:t>
+      </w:r>
+      <w:r>
+        <w:rPr>
+          <w:b w:val="0"/>
+          <w:sz w:val="21"/>
+        </w:rPr>
+        <w:t xml:space="preserve"> por app y </w:t>
+      </w:r>
+      <w:r>
+        <w:rPr>
+          <w:b/>
+          <w:sz w:val="21"/>
+        </w:rPr>
+        <w:t>sale por todo-rojo</w:t>
+      </w:r>
+      <w:r>
+        <w:rPr>
+          <w:b w:val="0"/>
+          <w:sz w:val="21"/>
+        </w:rPr>
+        <w:t>, tardando</w:t>
+      </w:r>
+    </w:p>
+    <w:p>
+      <w:pPr>
+        <w:spacing w:after="120"/>
+      </w:pPr>
+      <w:r>
+        <w:rPr>
+          <w:b w:val="0"/>
+          <w:sz w:val="21"/>
+        </w:rPr>
+        <w:t>de 10 a 90 s. Ver el aviso de cabecera y la Sección 8.</w:t>
       </w:r>
     </w:p>
     <w:p>

--- a/05_Funcional/8_Procedimiento_Modo_Degradado.docx
+++ b/05_Funcional/8_Procedimiento_Modo_Degradado.docx
@@ -1015,15 +1015,15 @@
           <w:color w:val="960000"/>
           <w:sz w:val="20"/>
         </w:rPr>
-        <w:t>Las cifras, COPIADAS del acta `evidencia/2026-09-04_compuerta.txt` (HEAD `624eb37`), no escritas a mano</w:t>
-      </w:r>
-      <w:r>
-        <w:rPr>
-          <w:b w:val="0"/>
-          <w:color w:val="960000"/>
-          <w:sz w:val="20"/>
-        </w:rPr>
-        <w:t xml:space="preserve"> *(la revisión anterior publicaba «20/20 funcional, 10/10 repetidor, 83/83 de pantalla» y las tres estaban caducadas)*: | instrumento | acta del 04/09 | |---|---| | simulador funcional | </w:t>
+        <w:t>Las cifras, COPIADAS del acta `evidencia/2026-09-04_compuerta.txt` tal como está HOY, no escritas a mano:</w:t>
+      </w:r>
+      <w:r>
+        <w:rPr>
+          <w:b w:val="0"/>
+          <w:color w:val="960000"/>
+          <w:sz w:val="20"/>
+        </w:rPr>
+        <w:t xml:space="preserve"> | instrumento | acta del 04/09 (HEAD </w:t>
       </w:r>
       <w:r>
         <w:rPr>
@@ -1031,6 +1031,22 @@
           <w:color w:val="960000"/>
           <w:sz w:val="20"/>
         </w:rPr>
+        <w:t>6d075a5</w:t>
+      </w:r>
+      <w:r>
+        <w:rPr>
+          <w:b w:val="0"/>
+          <w:color w:val="960000"/>
+          <w:sz w:val="20"/>
+        </w:rPr>
+        <w:t xml:space="preserve">) | |---|---| | simulador funcional | </w:t>
+      </w:r>
+      <w:r>
+        <w:rPr>
+          <w:rFonts w:ascii="Consolas" w:hAnsi="Consolas"/>
+          <w:color w:val="960000"/>
+          <w:sz w:val="20"/>
+        </w:rPr>
         <w:t>9/9 PASS</w:t>
       </w:r>
       <w:r>
@@ -1087,7 +1103,23 @@
           <w:color w:val="960000"/>
           <w:sz w:val="20"/>
         </w:rPr>
-        <w:t xml:space="preserve"> | | banco por packs | </w:t>
+        <w:t xml:space="preserve"> | | banco por packs | 🔴 </w:t>
+      </w:r>
+      <w:r>
+        <w:rPr>
+          <w:b/>
+          <w:color w:val="960000"/>
+          <w:sz w:val="20"/>
+        </w:rPr>
+        <w:t>`981/998` · 67 packs PASS, 2 FALLA</w:t>
+      </w:r>
+      <w:r>
+        <w:rPr>
+          <w:b w:val="0"/>
+          <w:color w:val="960000"/>
+          <w:sz w:val="20"/>
+        </w:rPr>
+        <w:t xml:space="preserve"> — la fila entera está marcada </w:t>
       </w:r>
       <w:r>
         <w:rPr>
@@ -1095,15 +1127,15 @@
           <w:color w:val="960000"/>
           <w:sz w:val="20"/>
         </w:rPr>
-        <w:t>974/974</w:t>
-      </w:r>
-      <w:r>
-        <w:rPr>
-          <w:b w:val="0"/>
-          <w:color w:val="960000"/>
-          <w:sz w:val="20"/>
-        </w:rPr>
-        <w:t xml:space="preserve"> · 67 packs PASS | | </w:t>
+        <w:t>FALLA</w:t>
+      </w:r>
+      <w:r>
+        <w:rPr>
+          <w:b w:val="0"/>
+          <w:color w:val="960000"/>
+          <w:sz w:val="20"/>
+        </w:rPr>
+        <w:t xml:space="preserve"> | | simulador del puente ESP32 | 🔴 </w:t>
       </w:r>
       <w:r>
         <w:rPr>
@@ -1111,6 +1143,38 @@
           <w:color w:val="960000"/>
           <w:sz w:val="20"/>
         </w:rPr>
+        <w:t>`ABORTADO`</w:t>
+      </w:r>
+      <w:r>
+        <w:rPr>
+          <w:b w:val="0"/>
+          <w:color w:val="960000"/>
+          <w:sz w:val="20"/>
+        </w:rPr>
+        <w:t xml:space="preserve"> — </w:t>
+      </w:r>
+      <w:r>
+        <w:rPr>
+          <w:rFonts w:ascii="Consolas" w:hAnsi="Consolas"/>
+          <w:color w:val="960000"/>
+          <w:sz w:val="20"/>
+        </w:rPr>
+        <w:t>IndexError: list index out of range</w:t>
+      </w:r>
+      <w:r>
+        <w:rPr>
+          <w:b w:val="0"/>
+          <w:color w:val="960000"/>
+          <w:sz w:val="20"/>
+        </w:rPr>
+        <w:t xml:space="preserve"> | | </w:t>
+      </w:r>
+      <w:r>
+        <w:rPr>
+          <w:b/>
+          <w:color w:val="960000"/>
+          <w:sz w:val="20"/>
+        </w:rPr>
         <w:t>resumen de la compuerta</w:t>
       </w:r>
       <w:r>
@@ -1119,7 +1183,7 @@
           <w:color w:val="960000"/>
           <w:sz w:val="20"/>
         </w:rPr>
-        <w:t xml:space="preserve"> | </w:t>
+        <w:t xml:space="preserve"> | 🔴 </w:t>
       </w:r>
       <w:r>
         <w:rPr>
@@ -1127,6 +1191,54 @@
           <w:color w:val="960000"/>
           <w:sz w:val="20"/>
         </w:rPr>
+        <w:t>18 PASS · 1 FALLA · 1 ABORTADO</w:t>
+      </w:r>
+      <w:r>
+        <w:rPr>
+          <w:b w:val="0"/>
+          <w:color w:val="960000"/>
+          <w:sz w:val="20"/>
+        </w:rPr>
+        <w:t xml:space="preserve"> | 🛑 </w:t>
+      </w:r>
+      <w:r>
+        <w:rPr>
+          <w:b/>
+          <w:color w:val="960000"/>
+          <w:sz w:val="20"/>
+        </w:rPr>
+        <w:t>LA COMPUERTA NO ESTÁ EN VERDE, Y ESO CAMBIA CÓMO SE LEE TODO ESTE DOCUMENTO.</w:t>
+      </w:r>
+      <w:r>
+        <w:rPr>
+          <w:b w:val="0"/>
+          <w:color w:val="960000"/>
+          <w:sz w:val="20"/>
+        </w:rPr>
+        <w:t xml:space="preserve"> La revisión anterior publicaba aquí </w:t>
+      </w:r>
+      <w:r>
+        <w:rPr>
+          <w:rFonts w:ascii="Consolas" w:hAnsi="Consolas"/>
+          <w:color w:val="960000"/>
+          <w:sz w:val="20"/>
+        </w:rPr>
+        <w:t>974/974 · 67 packs PASS</w:t>
+      </w:r>
+      <w:r>
+        <w:rPr>
+          <w:b w:val="0"/>
+          <w:color w:val="960000"/>
+          <w:sz w:val="20"/>
+        </w:rPr>
+        <w:t xml:space="preserve"> y </w:t>
+      </w:r>
+      <w:r>
+        <w:rPr>
+          <w:rFonts w:ascii="Consolas" w:hAnsi="Consolas"/>
+          <w:color w:val="960000"/>
+          <w:sz w:val="20"/>
+        </w:rPr>
         <w:t>20 PASS · 0 FALLA · 0 ABORTADO</w:t>
       </w:r>
       <w:r>
@@ -1135,7 +1247,7 @@
           <w:color w:val="960000"/>
           <w:sz w:val="20"/>
         </w:rPr>
-        <w:t xml:space="preserve"> | 🛑 </w:t>
+        <w:t xml:space="preserve">, citando el </w:t>
       </w:r>
       <w:r>
         <w:rPr>
@@ -1143,15 +1255,31 @@
           <w:color w:val="960000"/>
           <w:sz w:val="20"/>
         </w:rPr>
-        <w:t>Y ese `20 PASS` no es un permiso.</w:t>
-      </w:r>
-      <w:r>
-        <w:rPr>
-          <w:b w:val="0"/>
-          <w:color w:val="960000"/>
-          <w:sz w:val="20"/>
-        </w:rPr>
-        <w:t xml:space="preserve"> Dice que los modelos y los arneses de PC no encuentran nada. </w:t>
+        <w:t>mismo nombre de fichero</w:t>
+      </w:r>
+      <w:r>
+        <w:rPr>
+          <w:b w:val="0"/>
+          <w:color w:val="960000"/>
+          <w:sz w:val="20"/>
+        </w:rPr>
+        <w:t xml:space="preserve"> con HEAD </w:t>
+      </w:r>
+      <w:r>
+        <w:rPr>
+          <w:rFonts w:ascii="Consolas" w:hAnsi="Consolas"/>
+          <w:color w:val="960000"/>
+          <w:sz w:val="20"/>
+        </w:rPr>
+        <w:t>624eb37</w:t>
+      </w:r>
+      <w:r>
+        <w:rPr>
+          <w:b w:val="0"/>
+          <w:color w:val="960000"/>
+          <w:sz w:val="20"/>
+        </w:rPr>
+        <w:t xml:space="preserve">. Ese acta ya no existe: </w:t>
       </w:r>
       <w:r>
         <w:rPr>
@@ -1159,15 +1287,15 @@
           <w:color w:val="960000"/>
           <w:sz w:val="20"/>
         </w:rPr>
-        <w:t>No dice que este modo funcione en la tarjeta</w:t>
-      </w:r>
-      <w:r>
-        <w:rPr>
-          <w:b w:val="0"/>
-          <w:color w:val="960000"/>
-          <w:sz w:val="20"/>
-        </w:rPr>
-        <w:t xml:space="preserve">, y este modo </w:t>
+        <w:t>el fichero se reescribió el mismo día con una corrida posterior</w:t>
+      </w:r>
+      <w:r>
+        <w:rPr>
+          <w:b w:val="0"/>
+          <w:color w:val="960000"/>
+          <w:sz w:val="20"/>
+        </w:rPr>
+        <w:t xml:space="preserve"> y hoy dice otra cosa. Se conserva escrito el número viejo porque el fallo no es la cifra, es el mecanismo: </w:t>
       </w:r>
       <w:r>
         <w:rPr>
@@ -1175,7 +1303,103 @@
           <w:color w:val="960000"/>
           <w:sz w:val="20"/>
         </w:rPr>
-        <w:t>no ha pisado hardware</w:t>
+        <w:t>un acta con la fecha en el nombre se puede sobrescribir sin que nada avise</w:t>
+      </w:r>
+      <w:r>
+        <w:rPr>
+          <w:b w:val="0"/>
+          <w:color w:val="960000"/>
+          <w:sz w:val="20"/>
+        </w:rPr>
+        <w:t xml:space="preserve">, y un documento que la cita por nombre envejece en silencio. *(Es la misma forma que este repositorio ya conoce: un hash en un documento caduca solo.)* </w:t>
+      </w:r>
+      <w:r>
+        <w:rPr>
+          <w:b/>
+          <w:color w:val="960000"/>
+          <w:sz w:val="20"/>
+        </w:rPr>
+        <w:t>Y el acta trae además su propio aviso, que se copia entero:</w:t>
+      </w:r>
+      <w:r>
+        <w:rPr>
+          <w:b w:val="0"/>
+          <w:color w:val="960000"/>
+          <w:sz w:val="20"/>
+        </w:rPr>
+        <w:t xml:space="preserve"> *«el árbol tenía cambios sin commitear al medir. Estas cifras NO corresponden exactamente a </w:t>
+      </w:r>
+      <w:r>
+        <w:rPr>
+          <w:rFonts w:ascii="Consolas" w:hAnsi="Consolas"/>
+          <w:color w:val="960000"/>
+          <w:sz w:val="20"/>
+        </w:rPr>
+        <w:t>6d075a5</w:t>
+      </w:r>
+      <w:r>
+        <w:rPr>
+          <w:b w:val="0"/>
+          <w:color w:val="960000"/>
+          <w:sz w:val="20"/>
+        </w:rPr>
+        <w:t xml:space="preserve">»*. 🛑 </w:t>
+      </w:r>
+      <w:r>
+        <w:rPr>
+          <w:b/>
+          <w:color w:val="960000"/>
+          <w:sz w:val="20"/>
+        </w:rPr>
+        <w:t>Un `ABORTADO` no dice NADA del firmware</w:t>
+      </w:r>
+      <w:r>
+        <w:rPr>
+          <w:b w:val="0"/>
+          <w:color w:val="960000"/>
+          <w:sz w:val="20"/>
+        </w:rPr>
+        <w:t xml:space="preserve"> —no es un aprobado— y un </w:t>
+      </w:r>
+      <w:r>
+        <w:rPr>
+          <w:rFonts w:ascii="Consolas" w:hAnsi="Consolas"/>
+          <w:color w:val="960000"/>
+          <w:sz w:val="20"/>
+        </w:rPr>
+        <w:t>981/998</w:t>
+      </w:r>
+      <w:r>
+        <w:rPr>
+          <w:b w:val="0"/>
+          <w:color w:val="960000"/>
+          <w:sz w:val="20"/>
+        </w:rPr>
+        <w:t xml:space="preserve"> dice que hay </w:t>
+      </w:r>
+      <w:r>
+        <w:rPr>
+          <w:b/>
+          <w:color w:val="960000"/>
+          <w:sz w:val="20"/>
+        </w:rPr>
+        <w:t>17 comprobaciones que no cumplen</w:t>
+      </w:r>
+      <w:r>
+        <w:rPr>
+          <w:b w:val="0"/>
+          <w:color w:val="960000"/>
+          <w:sz w:val="20"/>
+        </w:rPr>
+        <w:t xml:space="preserve">. Hasta que las dos filas rojas se cierren, de este documento no se puede afirmar que esté verificado ni el modelo; y ni con la compuerta verde estaría verificada la tarjeta, porque </w:t>
+      </w:r>
+      <w:r>
+        <w:rPr>
+          <w:b/>
+          <w:color w:val="960000"/>
+          <w:sz w:val="20"/>
+        </w:rPr>
+        <w:t>este modo no ha pisado hardware</w:t>
       </w:r>
       <w:r>
         <w:rPr>
@@ -2112,6 +2336,405 @@
     </w:p>
     <w:p>
       <w:pPr>
+        <w:spacing w:after="160"/>
+        <w:ind w:left="360"/>
+        <w:shd w:val="clear" w:fill="FFF4E5"/>
+      </w:pPr>
+      <w:r>
+        <w:rPr>
+          <w:b w:val="0"/>
+          <w:color w:val="960000"/>
+          <w:sz w:val="20"/>
+        </w:rPr>
+        <w:t xml:space="preserve">🛑 04/09 — LA PRIMERA VUELTA DE ENERGÍA CON ESTE FIRMWARE BORRA EL RELOJ, ASÍ QUE </w:t>
+      </w:r>
+      <w:r>
+        <w:rPr>
+          <w:b/>
+          <w:color w:val="960000"/>
+          <w:sz w:val="20"/>
+        </w:rPr>
+        <w:t>NINGUNA</w:t>
+      </w:r>
+      <w:r>
+        <w:rPr>
+          <w:b w:val="0"/>
+          <w:color w:val="960000"/>
+          <w:sz w:val="20"/>
+        </w:rPr>
+        <w:t xml:space="preserve"> DE LAS CINCO SE CUMPLE </w:t>
+      </w:r>
+      <w:r>
+        <w:rPr>
+          <w:b/>
+          <w:color w:val="960000"/>
+          <w:sz w:val="20"/>
+        </w:rPr>
+        <w:t>Y no es un fallo: está diseñado así.</w:t>
+      </w:r>
+      <w:r>
+        <w:rPr>
+          <w:b w:val="0"/>
+          <w:color w:val="960000"/>
+          <w:sz w:val="20"/>
+        </w:rPr>
+        <w:t xml:space="preserve"> </w:t>
+      </w:r>
+      <w:r>
+        <w:rPr>
+          <w:rFonts w:ascii="Consolas" w:hAnsi="Consolas"/>
+          <w:color w:val="960000"/>
+          <w:sz w:val="20"/>
+        </w:rPr>
+        <w:t>N-133</w:t>
+      </w:r>
+      <w:r>
+        <w:rPr>
+          <w:b w:val="0"/>
+          <w:color w:val="960000"/>
+          <w:sz w:val="20"/>
+        </w:rPr>
+        <w:t xml:space="preserve"> mete los tiempos del ciclo automático en el respaldo con pila, y para eso </w:t>
+      </w:r>
+      <w:r>
+        <w:rPr>
+          <w:b/>
+          <w:color w:val="960000"/>
+          <w:sz w:val="20"/>
+        </w:rPr>
+        <w:t>cambia el formato</w:t>
+      </w:r>
+      <w:r>
+        <w:rPr>
+          <w:b w:val="0"/>
+          <w:color w:val="960000"/>
+          <w:sz w:val="20"/>
+        </w:rPr>
+        <w:t xml:space="preserve"> de ese respaldo: la firma sube de </w:t>
+      </w:r>
+      <w:r>
+        <w:rPr>
+          <w:rFonts w:ascii="Consolas" w:hAnsi="Consolas"/>
+          <w:color w:val="960000"/>
+          <w:sz w:val="20"/>
+        </w:rPr>
+        <w:t>0x5EB1</w:t>
+      </w:r>
+      <w:r>
+        <w:rPr>
+          <w:b w:val="0"/>
+          <w:color w:val="960000"/>
+          <w:sz w:val="20"/>
+        </w:rPr>
+        <w:t xml:space="preserve"> a </w:t>
+      </w:r>
+      <w:r>
+        <w:rPr>
+          <w:b/>
+          <w:color w:val="960000"/>
+          <w:sz w:val="20"/>
+        </w:rPr>
+        <w:t>`0x5EB2`</w:t>
+      </w:r>
+      <w:r>
+        <w:rPr>
+          <w:b w:val="0"/>
+          <w:color w:val="960000"/>
+          <w:sz w:val="20"/>
+        </w:rPr>
+        <w:t xml:space="preserve"> (</w:t>
+      </w:r>
+      <w:r>
+        <w:rPr>
+          <w:rFonts w:ascii="Consolas" w:hAnsi="Consolas"/>
+          <w:color w:val="960000"/>
+          <w:sz w:val="20"/>
+        </w:rPr>
+        <w:t>Maestro/src/respaldo.cpp:76</w:t>
+      </w:r>
+      <w:r>
+        <w:rPr>
+          <w:b w:val="0"/>
+          <w:color w:val="960000"/>
+          <w:sz w:val="20"/>
+        </w:rPr>
+        <w:t xml:space="preserve">, idéntico en el Esclavo). Un equipo que arranca con este firmware </w:t>
+      </w:r>
+      <w:r>
+        <w:rPr>
+          <w:b/>
+          <w:color w:val="960000"/>
+          <w:sz w:val="20"/>
+        </w:rPr>
+        <w:t>no reconoce la firma vieja y borra el respaldo entero</w:t>
+      </w:r>
+      <w:r>
+        <w:rPr>
+          <w:b w:val="0"/>
+          <w:color w:val="960000"/>
+          <w:sz w:val="20"/>
+        </w:rPr>
+        <w:t xml:space="preserve"> — que es lo correcto: leer con esta aritmética unos bytes escritos con otra daría un dato que parece bueno. </w:t>
+      </w:r>
+      <w:r>
+        <w:rPr>
+          <w:b/>
+          <w:color w:val="960000"/>
+          <w:sz w:val="20"/>
+        </w:rPr>
+        <w:t>Lo que eso le hace a ESTE procedimiento, que es lo que hay que saber antes de subir:</w:t>
+      </w:r>
+      <w:r>
+        <w:rPr>
+          <w:b w:val="0"/>
+          <w:color w:val="960000"/>
+          <w:sz w:val="20"/>
+        </w:rPr>
+        <w:t xml:space="preserve"> | condición | tras la primera arrancada | |---|---| | 1 · reloj puesto en hora | 🛑 </w:t>
+      </w:r>
+      <w:r>
+        <w:rPr>
+          <w:b/>
+          <w:color w:val="960000"/>
+          <w:sz w:val="20"/>
+        </w:rPr>
+        <w:t>se perdió</w:t>
+      </w:r>
+      <w:r>
+        <w:rPr>
+          <w:b w:val="0"/>
+          <w:color w:val="960000"/>
+          <w:sz w:val="20"/>
+        </w:rPr>
+        <w:t xml:space="preserve"> | | 2 · hubo al menos una sincronización RF | 🛑 </w:t>
+      </w:r>
+      <w:r>
+        <w:rPr>
+          <w:b/>
+          <w:color w:val="960000"/>
+          <w:sz w:val="20"/>
+        </w:rPr>
+        <w:t>se perdió</w:t>
+      </w:r>
+      <w:r>
+        <w:rPr>
+          <w:b w:val="0"/>
+          <w:color w:val="960000"/>
+          <w:sz w:val="20"/>
+        </w:rPr>
+        <w:t xml:space="preserve"> | | 3 · esa sincronización es de hace menos de 2 h | 🛑 no aplica: no hay ninguna | | 4 y 5 · medida de desfase y su tolerancia | 🛑 no hay medida | </w:t>
+      </w:r>
+      <w:r>
+        <w:rPr>
+          <w:b/>
+          <w:color w:val="960000"/>
+          <w:sz w:val="20"/>
+        </w:rPr>
+        <w:t>Es decir: el primer intento de entrar en Degradado tras cargar este firmware VA A SER RECHAZADO, y el rechazo es correcto.</w:t>
+      </w:r>
+      <w:r>
+        <w:rPr>
+          <w:b w:val="0"/>
+          <w:color w:val="960000"/>
+          <w:sz w:val="20"/>
+        </w:rPr>
+        <w:t xml:space="preserve"> El </w:t>
+      </w:r>
+      <w:r>
+        <w:rPr>
+          <w:rFonts w:ascii="Consolas" w:hAnsi="Consolas"/>
+          <w:color w:val="960000"/>
+          <w:sz w:val="20"/>
+        </w:rPr>
+        <w:t>$ERR</w:t>
+      </w:r>
+      <w:r>
+        <w:rPr>
+          <w:b w:val="0"/>
+          <w:color w:val="960000"/>
+          <w:sz w:val="20"/>
+        </w:rPr>
+        <w:t xml:space="preserve"> de </w:t>
+      </w:r>
+      <w:r>
+        <w:rPr>
+          <w:rFonts w:ascii="Consolas" w:hAnsi="Consolas"/>
+          <w:color w:val="960000"/>
+          <w:sz w:val="20"/>
+        </w:rPr>
+        <w:t>SET_MODO:DEGRADADO</w:t>
+      </w:r>
+      <w:r>
+        <w:rPr>
+          <w:b w:val="0"/>
+          <w:color w:val="960000"/>
+          <w:sz w:val="20"/>
+        </w:rPr>
+        <w:t xml:space="preserve"> dirá cuál falta —contesta el motivo concreto, </w:t>
+      </w:r>
+      <w:r>
+        <w:rPr>
+          <w:rFonts w:ascii="Consolas" w:hAnsi="Consolas"/>
+          <w:color w:val="960000"/>
+          <w:sz w:val="20"/>
+        </w:rPr>
+        <w:t>Maestro/src/bluetooth.cpp:501</w:t>
+      </w:r>
+      <w:r>
+        <w:rPr>
+          <w:b w:val="0"/>
+          <w:color w:val="960000"/>
+          <w:sz w:val="20"/>
+        </w:rPr>
+        <w:t xml:space="preserve">—, y </w:t>
+      </w:r>
+      <w:r>
+        <w:rPr>
+          <w:b/>
+          <w:color w:val="960000"/>
+          <w:sz w:val="20"/>
+        </w:rPr>
+        <w:t>quien no sepa esto va a leerlo como una avería del equipo o de la radio.</w:t>
+      </w:r>
+      <w:r>
+        <w:rPr>
+          <w:b w:val="0"/>
+          <w:color w:val="960000"/>
+          <w:sz w:val="20"/>
+        </w:rPr>
+        <w:t xml:space="preserve"> ✅ </w:t>
+      </w:r>
+      <w:r>
+        <w:rPr>
+          <w:b/>
+          <w:color w:val="960000"/>
+          <w:sz w:val="20"/>
+        </w:rPr>
+        <w:t>Qué hacer:</w:t>
+      </w:r>
+      <w:r>
+        <w:rPr>
+          <w:b w:val="0"/>
+          <w:color w:val="960000"/>
+          <w:sz w:val="20"/>
+        </w:rPr>
+        <w:t xml:space="preserve"> poner la hora (</w:t>
+      </w:r>
+      <w:r>
+        <w:rPr>
+          <w:rFonts w:ascii="Consolas" w:hAnsi="Consolas"/>
+          <w:color w:val="960000"/>
+          <w:sz w:val="20"/>
+        </w:rPr>
+        <w:t>SET_RTC</w:t>
+      </w:r>
+      <w:r>
+        <w:rPr>
+          <w:b w:val="0"/>
+          <w:color w:val="960000"/>
+          <w:sz w:val="20"/>
+        </w:rPr>
+        <w:t xml:space="preserve"> desde la app en el </w:t>
+      </w:r>
+      <w:r>
+        <w:rPr>
+          <w:b/>
+          <w:color w:val="960000"/>
+          <w:sz w:val="20"/>
+        </w:rPr>
+        <w:t>Maestro</w:t>
+      </w:r>
+      <w:r>
+        <w:rPr>
+          <w:b w:val="0"/>
+          <w:color w:val="960000"/>
+          <w:sz w:val="20"/>
+        </w:rPr>
+        <w:t xml:space="preserve">), </w:t>
+      </w:r>
+      <w:r>
+        <w:rPr>
+          <w:b/>
+          <w:color w:val="960000"/>
+          <w:sz w:val="20"/>
+        </w:rPr>
+        <w:t>esperar a que haya sincronizado con el Esclavo por radio</w:t>
+      </w:r>
+      <w:r>
+        <w:rPr>
+          <w:b w:val="0"/>
+          <w:color w:val="960000"/>
+          <w:sz w:val="20"/>
+        </w:rPr>
+        <w:t xml:space="preserve">, y volver a pedir el modo. </w:t>
+      </w:r>
+      <w:r>
+        <w:rPr>
+          <w:b/>
+          <w:color w:val="960000"/>
+          <w:sz w:val="20"/>
+        </w:rPr>
+        <w:t>Pasa una sola vez</w:t>
+      </w:r>
+      <w:r>
+        <w:rPr>
+          <w:b w:val="0"/>
+          <w:color w:val="960000"/>
+          <w:sz w:val="20"/>
+        </w:rPr>
+        <w:t xml:space="preserve">, en el primer arranque tras la carga. ⚠️ </w:t>
+      </w:r>
+      <w:r>
+        <w:rPr>
+          <w:b/>
+          <w:color w:val="960000"/>
+          <w:sz w:val="20"/>
+        </w:rPr>
+        <w:t>Y lo que sigue sin sobrevivir a un corte, aunque el respaldo esté conectado: la pertenencia al Modo Degradado.</w:t>
+      </w:r>
+      <w:r>
+        <w:rPr>
+          <w:b w:val="0"/>
+          <w:color w:val="960000"/>
+          <w:sz w:val="20"/>
+        </w:rPr>
+        <w:t xml:space="preserve"> No hay registro de *«esta punta estaba en Degradado»*, así que un corte de energía </w:t>
+      </w:r>
+      <w:r>
+        <w:rPr>
+          <w:b/>
+          <w:color w:val="960000"/>
+          <w:sz w:val="20"/>
+        </w:rPr>
+        <w:t>no lo reanuda</w:t>
+      </w:r>
+      <w:r>
+        <w:rPr>
+          <w:b w:val="0"/>
+          <w:color w:val="960000"/>
+          <w:sz w:val="20"/>
+        </w:rPr>
+        <w:t xml:space="preserve"> — el equipo vuelve a la espera de selección de modo. Es la dirección segura, pero </w:t>
+      </w:r>
+      <w:r>
+        <w:rPr>
+          <w:b/>
+          <w:color w:val="960000"/>
+          <w:sz w:val="20"/>
+        </w:rPr>
+        <w:t>hay que rehacer la entrada en las dos puntas, con su verificación visual</w:t>
+      </w:r>
+      <w:r>
+        <w:rPr>
+          <w:b w:val="0"/>
+          <w:color w:val="960000"/>
+          <w:sz w:val="20"/>
+        </w:rPr>
+        <w:t>.</w:t>
+      </w:r>
+    </w:p>
+    <w:p>
+      <w:pPr>
         <w:spacing w:before="200" w:after="120"/>
       </w:pPr>
       <w:r>
@@ -6282,7 +6905,21 @@
           <w:b w:val="0"/>
           <w:sz w:val="21"/>
         </w:rPr>
-        <w:t>muerto, el propio sistema se corrige a los 12 s (SFTY-6) y cae a ámbar, que es justo donde se quería</w:t>
+        <w:t xml:space="preserve">muerto, el propio sistema se corrige a los ~~12~~ </w:t>
+      </w:r>
+      <w:r>
+        <w:rPr>
+          <w:b/>
+          <w:sz w:val="21"/>
+        </w:rPr>
+        <w:t>25 s</w:t>
+      </w:r>
+      <w:r>
+        <w:rPr>
+          <w:b w:val="0"/>
+          <w:sz w:val="21"/>
+        </w:rPr>
+        <w:t xml:space="preserve"> (SFTY-6) y cae a ámbar, que es justo donde</w:t>
       </w:r>
     </w:p>
     <w:p>
@@ -6294,7 +6931,7 @@
           <w:b w:val="0"/>
           <w:sz w:val="21"/>
         </w:rPr>
-        <w:t xml:space="preserve">estar. </w:t>
+        <w:t xml:space="preserve">se quería estar. </w:t>
       </w:r>
       <w:r>
         <w:rPr>
@@ -6302,6 +6939,173 @@
           <w:sz w:val="21"/>
         </w:rPr>
         <w:t>El peor caso de intentar Automático es volver al ámbar.</w:t>
+      </w:r>
+    </w:p>
+    <w:p>
+      <w:pPr>
+        <w:spacing w:after="160"/>
+        <w:ind w:left="360"/>
+        <w:shd w:val="clear" w:fill="FFF4E5"/>
+      </w:pPr>
+      <w:r>
+        <w:rPr>
+          <w:b w:val="0"/>
+          <w:color w:val="960000"/>
+          <w:sz w:val="20"/>
+        </w:rPr>
+        <w:t xml:space="preserve">✏️ </w:t>
+      </w:r>
+      <w:r>
+        <w:rPr>
+          <w:b/>
+          <w:color w:val="960000"/>
+          <w:sz w:val="20"/>
+        </w:rPr>
+        <w:t>CORREGIDO EL 04/09 — este párrafo publicaba 12 s y son 25 desde `N-71`.</w:t>
+      </w:r>
+      <w:r>
+        <w:rPr>
+          <w:b w:val="0"/>
+          <w:color w:val="960000"/>
+          <w:sz w:val="20"/>
+        </w:rPr>
+        <w:t xml:space="preserve"> </w:t>
+      </w:r>
+      <w:r>
+        <w:rPr>
+          <w:b/>
+          <w:color w:val="960000"/>
+          <w:sz w:val="20"/>
+        </w:rPr>
+        <w:t>MEDIDO:</w:t>
+      </w:r>
+      <w:r>
+        <w:rPr>
+          <w:b w:val="0"/>
+          <w:color w:val="960000"/>
+          <w:sz w:val="20"/>
+        </w:rPr>
+        <w:t xml:space="preserve"> </w:t>
+      </w:r>
+      <w:r>
+        <w:rPr>
+          <w:rFonts w:ascii="Consolas" w:hAnsi="Consolas"/>
+          <w:color w:val="960000"/>
+          <w:sz w:val="20"/>
+        </w:rPr>
+        <w:t>SFTY6_SILENCIO_MS 25000UL</w:t>
+      </w:r>
+      <w:r>
+        <w:rPr>
+          <w:b w:val="0"/>
+          <w:color w:val="960000"/>
+          <w:sz w:val="20"/>
+        </w:rPr>
+        <w:t xml:space="preserve">, en </w:t>
+      </w:r>
+      <w:r>
+        <w:rPr>
+          <w:rFonts w:ascii="Consolas" w:hAnsi="Consolas"/>
+          <w:color w:val="960000"/>
+          <w:sz w:val="20"/>
+        </w:rPr>
+        <w:t>Maestro/include/protocolo.h:149</w:t>
+      </w:r>
+      <w:r>
+        <w:rPr>
+          <w:b w:val="0"/>
+          <w:color w:val="960000"/>
+          <w:sz w:val="20"/>
+        </w:rPr>
+        <w:t xml:space="preserve"> </w:t>
+      </w:r>
+      <w:r>
+        <w:rPr>
+          <w:b/>
+          <w:color w:val="960000"/>
+          <w:sz w:val="20"/>
+        </w:rPr>
+        <w:t>y</w:t>
+      </w:r>
+      <w:r>
+        <w:rPr>
+          <w:b w:val="0"/>
+          <w:color w:val="960000"/>
+          <w:sz w:val="20"/>
+        </w:rPr>
+        <w:t xml:space="preserve"> en </w:t>
+      </w:r>
+      <w:r>
+        <w:rPr>
+          <w:rFonts w:ascii="Consolas" w:hAnsi="Consolas"/>
+          <w:color w:val="960000"/>
+          <w:sz w:val="20"/>
+        </w:rPr>
+        <w:t>Esclavo/include/protocolo.h:149</w:t>
+      </w:r>
+      <w:r>
+        <w:rPr>
+          <w:b w:val="0"/>
+          <w:color w:val="960000"/>
+          <w:sz w:val="20"/>
+        </w:rPr>
+        <w:t xml:space="preserve"> *(el mismo número en las dos puntas, que es parte de la propiedad)*. El manual </w:t>
+      </w:r>
+      <w:r>
+        <w:rPr>
+          <w:rFonts w:ascii="Consolas" w:hAnsi="Consolas"/>
+          <w:color w:val="960000"/>
+          <w:sz w:val="20"/>
+        </w:rPr>
+        <w:t>1_Manual_Usuario.md §4</w:t>
+      </w:r>
+      <w:r>
+        <w:rPr>
+          <w:b w:val="0"/>
+          <w:color w:val="960000"/>
+          <w:sz w:val="20"/>
+        </w:rPr>
+        <w:t xml:space="preserve"> ya lo traía bien; </w:t>
+      </w:r>
+      <w:r>
+        <w:rPr>
+          <w:b/>
+          <w:color w:val="960000"/>
+          <w:sz w:val="20"/>
+        </w:rPr>
+        <w:t>este documento se había quedado con el número viejo</w:t>
+      </w:r>
+      <w:r>
+        <w:rPr>
+          <w:b w:val="0"/>
+          <w:color w:val="960000"/>
+          <w:sz w:val="20"/>
+        </w:rPr>
+        <w:t xml:space="preserve">, y no es cosmético: quien espere 12 s y no vea ámbar concluirá que el equipo no obedeció, cuando lo que le falta es </w:t>
+      </w:r>
+      <w:r>
+        <w:rPr>
+          <w:b/>
+          <w:color w:val="960000"/>
+          <w:sz w:val="20"/>
+        </w:rPr>
+        <w:t>esperar el doble</w:t>
+      </w:r>
+      <w:r>
+        <w:rPr>
+          <w:b w:val="0"/>
+          <w:color w:val="960000"/>
+          <w:sz w:val="20"/>
+        </w:rPr>
+        <w:t xml:space="preserve">. </w:t>
+      </w:r>
+      <w:r>
+        <w:rPr>
+          <w:b/>
+          <w:color w:val="960000"/>
+          <w:sz w:val="20"/>
+        </w:rPr>
+        <w:t>Cuente 25 s antes de decidir nada.</w:t>
       </w:r>
     </w:p>
     <w:p>
@@ -7148,7 +7952,7 @@
           <w:color w:val="960000"/>
           <w:sz w:val="20"/>
         </w:rPr>
-        <w:t xml:space="preserve">🛑 </w:t>
+        <w:t xml:space="preserve">✅ </w:t>
       </w:r>
       <w:r>
         <w:rPr>
@@ -7156,15 +7960,15 @@
           <w:color w:val="960000"/>
           <w:sz w:val="20"/>
         </w:rPr>
-        <w:t>ESPECIFICACIÓN DEL 31/08/2026. NADA DE ESTO HA PASADO BANCO,</w:t>
-      </w:r>
-      <w:r>
-        <w:rPr>
-          <w:b w:val="0"/>
-          <w:color w:val="960000"/>
-          <w:sz w:val="20"/>
-        </w:rPr>
-        <w:t xml:space="preserve"> y el firmware de hoy </w:t>
+        <w:t>AL DÍA EL 04/09/2026 — `N-106` ESTÁ CERRADO EN EL FUENTE, y este apartado ya NO describe algo que el firmware incumple.</w:t>
+      </w:r>
+      <w:r>
+        <w:rPr>
+          <w:b w:val="0"/>
+          <w:color w:val="960000"/>
+          <w:sz w:val="20"/>
+        </w:rPr>
+        <w:t xml:space="preserve"> Lo que sigue vigente sin cambios es la otra mitad: </w:t>
       </w:r>
       <w:r>
         <w:rPr>
@@ -7172,15 +7976,15 @@
           <w:color w:val="960000"/>
           <w:sz w:val="20"/>
         </w:rPr>
-        <w:t>no</w:t>
-      </w:r>
-      <w:r>
-        <w:rPr>
-          <w:b w:val="0"/>
-          <w:color w:val="960000"/>
-          <w:sz w:val="20"/>
-        </w:rPr>
-        <w:t xml:space="preserve"> se comporta como dice este apartado: </w:t>
+        <w:t>NADA DE ESTO HA PASADO BANCO.</w:t>
+      </w:r>
+      <w:r>
+        <w:rPr>
+          <w:b w:val="0"/>
+          <w:color w:val="960000"/>
+          <w:sz w:val="20"/>
+        </w:rPr>
+        <w:t xml:space="preserve"> ~~*«el firmware de hoy no se comporta como dice este apartado: </w:t>
       </w:r>
       <w:r>
         <w:rPr>
@@ -7196,6 +8000,102 @@
           <w:color w:val="960000"/>
           <w:sz w:val="20"/>
         </w:rPr>
+        <w:t xml:space="preserve"> no sale del Modo Degradado y contesta </w:t>
+      </w:r>
+      <w:r>
+        <w:rPr>
+          <w:rFonts w:ascii="Consolas" w:hAnsi="Consolas"/>
+          <w:color w:val="960000"/>
+          <w:sz w:val="20"/>
+        </w:rPr>
+        <w:t>RESULT:OK</w:t>
+      </w:r>
+      <w:r>
+        <w:rPr>
+          <w:b w:val="0"/>
+          <w:color w:val="960000"/>
+          <w:sz w:val="20"/>
+        </w:rPr>
+        <w:t xml:space="preserve"> pase lo que pase. Es el defecto N-106, abierto»*~~ → 🛑 </w:t>
+      </w:r>
+      <w:r>
+        <w:rPr>
+          <w:b/>
+          <w:color w:val="960000"/>
+          <w:sz w:val="20"/>
+        </w:rPr>
+        <w:t>CADUCADO.</w:t>
+      </w:r>
+      <w:r>
+        <w:rPr>
+          <w:b w:val="0"/>
+          <w:color w:val="960000"/>
+          <w:sz w:val="20"/>
+        </w:rPr>
+        <w:t xml:space="preserve"> Se tacha en vez de borrarse: quien lo leyera y lo diera por vigente estaría desconfiando del botón equivocado, y mandaría a un operario a subir a un poste sin necesidad. </w:t>
+      </w:r>
+      <w:r>
+        <w:rPr>
+          <w:b/>
+          <w:color w:val="960000"/>
+          <w:sz w:val="20"/>
+        </w:rPr>
+        <w:t>MEDIDO en el fuente</w:t>
+      </w:r>
+      <w:r>
+        <w:rPr>
+          <w:b w:val="0"/>
+          <w:color w:val="960000"/>
+          <w:sz w:val="20"/>
+        </w:rPr>
+        <w:t xml:space="preserve"> *(no ejercido en tarjeta)*, </w:t>
+      </w:r>
+      <w:r>
+        <w:rPr>
+          <w:rFonts w:ascii="Consolas" w:hAnsi="Consolas"/>
+          <w:color w:val="960000"/>
+          <w:sz w:val="20"/>
+        </w:rPr>
+        <w:t>Esclavo/src/bluetooth.cpp</w:t>
+      </w:r>
+      <w:r>
+        <w:rPr>
+          <w:b w:val="0"/>
+          <w:color w:val="960000"/>
+          <w:sz w:val="20"/>
+        </w:rPr>
+        <w:t xml:space="preserve">: * </w:t>
+      </w:r>
+      <w:r>
+        <w:rPr>
+          <w:b/>
+          <w:color w:val="960000"/>
+          <w:sz w:val="20"/>
+        </w:rPr>
+        <w:t>`salidaDegradadoIniciada()` (`:302-308`)</w:t>
+      </w:r>
+      <w:r>
+        <w:rPr>
+          <w:b w:val="0"/>
+          <w:color w:val="960000"/>
+          <w:sz w:val="20"/>
+        </w:rPr>
+        <w:t xml:space="preserve"> llama a </w:t>
+      </w:r>
+      <w:r>
+        <w:rPr>
+          <w:rFonts w:ascii="Consolas" w:hAnsi="Consolas"/>
+          <w:color w:val="960000"/>
+          <w:sz w:val="20"/>
+        </w:rPr>
+        <w:t>degradado_salir()</w:t>
+      </w:r>
+      <w:r>
+        <w:rPr>
+          <w:b w:val="0"/>
+          <w:color w:val="960000"/>
+          <w:sz w:val="20"/>
+        </w:rPr>
         <w:t xml:space="preserve"> </w:t>
       </w:r>
       <w:r>
@@ -7204,15 +8104,15 @@
           <w:color w:val="960000"/>
           <w:sz w:val="20"/>
         </w:rPr>
-        <w:t>no sale del Modo Degradado</w:t>
-      </w:r>
-      <w:r>
-        <w:rPr>
-          <w:b w:val="0"/>
-          <w:color w:val="960000"/>
-          <w:sz w:val="20"/>
-        </w:rPr>
-        <w:t xml:space="preserve"> y contesta </w:t>
+        <w:t>y devuelve si la salida arrancó de verdad</w:t>
+      </w:r>
+      <w:r>
+        <w:rPr>
+          <w:b w:val="0"/>
+          <w:color w:val="960000"/>
+          <w:sz w:val="20"/>
+        </w:rPr>
+        <w:t xml:space="preserve">. El porqué del envoltorio está escrito en </w:t>
       </w:r>
       <w:r>
         <w:rPr>
@@ -7220,15 +8120,47 @@
           <w:color w:val="960000"/>
           <w:sz w:val="20"/>
         </w:rPr>
-        <w:t>RESULT:OK</w:t>
-      </w:r>
-      <w:r>
-        <w:rPr>
-          <w:b w:val="0"/>
-          <w:color w:val="960000"/>
-          <w:sz w:val="20"/>
-        </w:rPr>
-        <w:t xml:space="preserve"> pase lo que pase. Es el defecto </w:t>
+        <w:t>:293-301</w:t>
+      </w:r>
+      <w:r>
+        <w:rPr>
+          <w:b w:val="0"/>
+          <w:color w:val="960000"/>
+          <w:sz w:val="20"/>
+        </w:rPr>
+        <w:t xml:space="preserve"> y es la parte reutilizable: </w:t>
+      </w:r>
+      <w:r>
+        <w:rPr>
+          <w:rFonts w:ascii="Consolas" w:hAnsi="Consolas"/>
+          <w:color w:val="960000"/>
+          <w:sz w:val="20"/>
+        </w:rPr>
+        <w:t>degradado_salir()</w:t>
+      </w:r>
+      <w:r>
+        <w:rPr>
+          <w:b w:val="0"/>
+          <w:color w:val="960000"/>
+          <w:sz w:val="20"/>
+        </w:rPr>
+        <w:t xml:space="preserve"> es </w:t>
+      </w:r>
+      <w:r>
+        <w:rPr>
+          <w:rFonts w:ascii="Consolas" w:hAnsi="Consolas"/>
+          <w:color w:val="960000"/>
+          <w:sz w:val="20"/>
+        </w:rPr>
+        <w:t>void</w:t>
+      </w:r>
+      <w:r>
+        <w:rPr>
+          <w:b w:val="0"/>
+          <w:color w:val="960000"/>
+          <w:sz w:val="20"/>
+        </w:rPr>
+        <w:t xml:space="preserve"> y </w:t>
       </w:r>
       <w:r>
         <w:rPr>
@@ -7236,15 +8168,303 @@
           <w:color w:val="960000"/>
           <w:sz w:val="20"/>
         </w:rPr>
-        <w:t>N-106</w:t>
-      </w:r>
-      <w:r>
-        <w:rPr>
-          <w:b w:val="0"/>
-          <w:color w:val="960000"/>
-          <w:sz w:val="20"/>
-        </w:rPr>
-        <w:t>, abierto.</w:t>
+        <w:t>abandona en silencio</w:t>
+      </w:r>
+      <w:r>
+        <w:rPr>
+          <w:b w:val="0"/>
+          <w:color w:val="960000"/>
+          <w:sz w:val="20"/>
+        </w:rPr>
+        <w:t xml:space="preserve"> desde </w:t>
+      </w:r>
+      <w:r>
+        <w:rPr>
+          <w:rFonts w:ascii="Consolas" w:hAnsi="Consolas"/>
+          <w:color w:val="960000"/>
+          <w:sz w:val="20"/>
+        </w:rPr>
+        <w:t>DEG_INACTIVO</w:t>
+      </w:r>
+      <w:r>
+        <w:rPr>
+          <w:b w:val="0"/>
+          <w:color w:val="960000"/>
+          <w:sz w:val="20"/>
+        </w:rPr>
+        <w:t xml:space="preserve"> y desde </w:t>
+      </w:r>
+      <w:r>
+        <w:rPr>
+          <w:rFonts w:ascii="Consolas" w:hAnsi="Consolas"/>
+          <w:color w:val="960000"/>
+          <w:sz w:val="20"/>
+        </w:rPr>
+        <w:t>DEG_SALIENDO</w:t>
+      </w:r>
+      <w:r>
+        <w:rPr>
+          <w:b w:val="0"/>
+          <w:color w:val="960000"/>
+          <w:sz w:val="20"/>
+        </w:rPr>
+        <w:t xml:space="preserve">, así que llamarla suelta y contestar </w:t>
+      </w:r>
+      <w:r>
+        <w:rPr>
+          <w:rFonts w:ascii="Consolas" w:hAnsi="Consolas"/>
+          <w:color w:val="960000"/>
+          <w:sz w:val="20"/>
+        </w:rPr>
+        <w:t>$ACK</w:t>
+      </w:r>
+      <w:r>
+        <w:rPr>
+          <w:b w:val="0"/>
+          <w:color w:val="960000"/>
+          <w:sz w:val="20"/>
+        </w:rPr>
+        <w:t xml:space="preserve"> detrás </w:t>
+      </w:r>
+      <w:r>
+        <w:rPr>
+          <w:b/>
+          <w:color w:val="960000"/>
+          <w:sz w:val="20"/>
+        </w:rPr>
+        <w:t>habría sido el mismo «OK mudo»</w:t>
+      </w:r>
+      <w:r>
+        <w:rPr>
+          <w:b w:val="0"/>
+          <w:color w:val="960000"/>
+          <w:sz w:val="20"/>
+        </w:rPr>
+        <w:t xml:space="preserve"> que este documento denunciaba. Pregunta la </w:t>
+      </w:r>
+      <w:r>
+        <w:rPr>
+          <w:b/>
+          <w:color w:val="960000"/>
+          <w:sz w:val="20"/>
+        </w:rPr>
+        <w:t>misma</w:t>
+      </w:r>
+      <w:r>
+        <w:rPr>
+          <w:b w:val="0"/>
+          <w:color w:val="960000"/>
+          <w:sz w:val="20"/>
+        </w:rPr>
+        <w:t xml:space="preserve"> guarda que ella —</w:t>
+      </w:r>
+      <w:r>
+        <w:rPr>
+          <w:rFonts w:ascii="Consolas" w:hAnsi="Consolas"/>
+          <w:color w:val="960000"/>
+          <w:sz w:val="20"/>
+        </w:rPr>
+        <w:t>DEG_ENTRANDO</w:t>
+      </w:r>
+      <w:r>
+        <w:rPr>
+          <w:b w:val="0"/>
+          <w:color w:val="960000"/>
+          <w:sz w:val="20"/>
+        </w:rPr>
+        <w:t xml:space="preserve"> o </w:t>
+      </w:r>
+      <w:r>
+        <w:rPr>
+          <w:rFonts w:ascii="Consolas" w:hAnsi="Consolas"/>
+          <w:color w:val="960000"/>
+          <w:sz w:val="20"/>
+        </w:rPr>
+        <w:t>DEG_ACTIVO</w:t>
+      </w:r>
+      <w:r>
+        <w:rPr>
+          <w:b w:val="0"/>
+          <w:color w:val="960000"/>
+          <w:sz w:val="20"/>
+        </w:rPr>
+        <w:t xml:space="preserve">—, no una parecida. * </w:t>
+      </w:r>
+      <w:r>
+        <w:rPr>
+          <w:b/>
+          <w:color w:val="960000"/>
+          <w:sz w:val="20"/>
+        </w:rPr>
+        <w:t>Las dos puertas —sin PIN (`:381`) y con PIN (`:468`)— llevan el mismo bloque letra por letra</w:t>
+      </w:r>
+      <w:r>
+        <w:rPr>
+          <w:b w:val="0"/>
+          <w:color w:val="960000"/>
+          <w:sz w:val="20"/>
+        </w:rPr>
+        <w:t xml:space="preserve">, y lo vigilan los packs </w:t>
+      </w:r>
+      <w:r>
+        <w:rPr>
+          <w:rFonts w:ascii="Consolas" w:hAnsi="Consolas"/>
+          <w:color w:val="960000"/>
+          <w:sz w:val="20"/>
+        </w:rPr>
+        <w:t>esclavo_07</w:t>
+      </w:r>
+      <w:r>
+        <w:rPr>
+          <w:b w:val="0"/>
+          <w:color w:val="960000"/>
+          <w:sz w:val="20"/>
+        </w:rPr>
+        <w:t xml:space="preserve"> y </w:t>
+      </w:r>
+      <w:r>
+        <w:rPr>
+          <w:rFonts w:ascii="Consolas" w:hAnsi="Consolas"/>
+          <w:color w:val="960000"/>
+          <w:sz w:val="20"/>
+        </w:rPr>
+        <w:t>esclavo_08</w:t>
+      </w:r>
+      <w:r>
+        <w:rPr>
+          <w:b w:val="0"/>
+          <w:color w:val="960000"/>
+          <w:sz w:val="20"/>
+        </w:rPr>
+        <w:t xml:space="preserve">. </w:t>
+      </w:r>
+      <w:r>
+        <w:rPr>
+          <w:b/>
+          <w:color w:val="960000"/>
+          <w:sz w:val="20"/>
+        </w:rPr>
+        <w:t>Y el `RESULT` ya no es `OK` pase lo que pase: son cinco respuestas distintas</w:t>
+      </w:r>
+      <w:r>
+        <w:rPr>
+          <w:b w:val="0"/>
+          <w:color w:val="960000"/>
+          <w:sz w:val="20"/>
+        </w:rPr>
+        <w:t xml:space="preserve"> *(la tabla completa con sus </w:t>
+      </w:r>
+      <w:r>
+        <w:rPr>
+          <w:rFonts w:ascii="Consolas" w:hAnsi="Consolas"/>
+          <w:color w:val="960000"/>
+          <w:sz w:val="20"/>
+        </w:rPr>
+        <w:t>DESC:</w:t>
+      </w:r>
+      <w:r>
+        <w:rPr>
+          <w:b w:val="0"/>
+          <w:color w:val="960000"/>
+          <w:sz w:val="20"/>
+        </w:rPr>
+        <w:t xml:space="preserve"> sigue viviendo en el Manual 10 §4.5, y aquí sigue sin copiarse — ver más abajo el porqué)*. ⚠️ </w:t>
+      </w:r>
+      <w:r>
+        <w:rPr>
+          <w:b/>
+          <w:color w:val="960000"/>
+          <w:sz w:val="20"/>
+        </w:rPr>
+        <w:t>Lo que este cierre NO trae, y hay que leerlo antes de cambiar la práctica de campo:</w:t>
+      </w:r>
+      <w:r>
+        <w:rPr>
+          <w:b w:val="0"/>
+          <w:color w:val="960000"/>
+          <w:sz w:val="20"/>
+        </w:rPr>
+        <w:t xml:space="preserve"> es </w:t>
+      </w:r>
+      <w:r>
+        <w:rPr>
+          <w:b/>
+          <w:color w:val="960000"/>
+          <w:sz w:val="20"/>
+        </w:rPr>
+        <w:t>MEDIDO sobre fichero</w:t>
+      </w:r>
+      <w:r>
+        <w:rPr>
+          <w:b w:val="0"/>
+          <w:color w:val="960000"/>
+          <w:sz w:val="20"/>
+        </w:rPr>
+        <w:t xml:space="preserve">, y </w:t>
+      </w:r>
+      <w:r>
+        <w:rPr>
+          <w:b/>
+          <w:color w:val="960000"/>
+          <w:sz w:val="20"/>
+        </w:rPr>
+        <w:t>nadie lo ha ejercido</w:t>
+      </w:r>
+      <w:r>
+        <w:rPr>
+          <w:b w:val="0"/>
+          <w:color w:val="960000"/>
+          <w:sz w:val="20"/>
+        </w:rPr>
+        <w:t xml:space="preserve"> ni en tarjeta ni en arnés. La regla de </w:t>
+      </w:r>
+      <w:r>
+        <w:rPr>
+          <w:rFonts w:ascii="Consolas" w:hAnsi="Consolas"/>
+          <w:color w:val="960000"/>
+          <w:sz w:val="20"/>
+        </w:rPr>
+        <w:t>CLAUDE.md</w:t>
+      </w:r>
+      <w:r>
+        <w:rPr>
+          <w:b w:val="0"/>
+          <w:color w:val="960000"/>
+          <w:sz w:val="20"/>
+        </w:rPr>
+        <w:t xml:space="preserve"> §8.bis —*ver fallar el instrumento antes de fiarse del arreglo*— </w:t>
+      </w:r>
+      <w:r>
+        <w:rPr>
+          <w:b/>
+          <w:color w:val="960000"/>
+          <w:sz w:val="20"/>
+        </w:rPr>
+        <w:t>no se ha cumplido todavía para este camino</w:t>
+      </w:r>
+      <w:r>
+        <w:rPr>
+          <w:b w:val="0"/>
+          <w:color w:val="960000"/>
+          <w:sz w:val="20"/>
+        </w:rPr>
+        <w:t xml:space="preserve">. Hasta entonces la instrucción de obra sigue siendo la de siempre y no depende de ningún firmware: </w:t>
+      </w:r>
+      <w:r>
+        <w:rPr>
+          <w:b/>
+          <w:color w:val="960000"/>
+          <w:sz w:val="20"/>
+        </w:rPr>
+        <w:t>verificar las dos puntas con los ojos</w:t>
+      </w:r>
+      <w:r>
+        <w:rPr>
+          <w:b w:val="0"/>
+          <w:color w:val="960000"/>
+          <w:sz w:val="20"/>
+        </w:rPr>
+        <w:t>.</w:t>
       </w:r>
     </w:p>
     <w:p>
@@ -7631,7 +8851,7 @@
                 <w:rFonts w:ascii="Consolas" w:hAnsi="Consolas"/>
                 <w:sz w:val="19"/>
               </w:rPr>
-              <w:t>mando.cpp:129-141</w:t>
+              <w:t>Esclavo/src/mando.cpp:129-141</w:t>
             </w:r>
             <w:r>
               <w:rPr>
@@ -7696,6 +8916,13 @@
             <w:r/>
             <w:r>
               <w:rPr>
+                <w:b w:val="0"/>
+                <w:sz w:val="19"/>
+              </w:rPr>
+              <w:t>~~</w:t>
+            </w:r>
+            <w:r>
+              <w:rPr>
                 <w:rFonts w:ascii="Consolas" w:hAnsi="Consolas"/>
                 <w:sz w:val="19"/>
               </w:rPr>
@@ -7734,7 +8961,56 @@
                 <w:b w:val="0"/>
                 <w:sz w:val="19"/>
               </w:rPr>
-              <w:t xml:space="preserve"> a secas</w:t>
+              <w:t xml:space="preserve"> a secas~~ → ✅ </w:t>
+            </w:r>
+            <w:r>
+              <w:rPr>
+                <w:b/>
+                <w:sz w:val="19"/>
+              </w:rPr>
+              <w:t>04/09:</w:t>
+            </w:r>
+            <w:r>
+              <w:rPr>
+                <w:b w:val="0"/>
+                <w:sz w:val="19"/>
+              </w:rPr>
+              <w:t xml:space="preserve"> </w:t>
+            </w:r>
+            <w:r>
+              <w:rPr>
+                <w:rFonts w:ascii="Consolas" w:hAnsi="Consolas"/>
+                <w:sz w:val="19"/>
+              </w:rPr>
+              <w:t>bluetooth.cpp:402</w:t>
+            </w:r>
+            <w:r>
+              <w:rPr>
+                <w:b w:val="0"/>
+                <w:sz w:val="19"/>
+              </w:rPr>
+              <w:t xml:space="preserve"> y </w:t>
+            </w:r>
+            <w:r>
+              <w:rPr>
+                <w:rFonts w:ascii="Consolas" w:hAnsi="Consolas"/>
+                <w:sz w:val="19"/>
+              </w:rPr>
+              <w:t>:481</w:t>
+            </w:r>
+            <w:r>
+              <w:rPr>
+                <w:b w:val="0"/>
+                <w:sz w:val="19"/>
+              </w:rPr>
+              <w:t xml:space="preserve"> preguntan </w:t>
+            </w:r>
+            <w:r>
+              <w:rPr>
+                <w:rFonts w:ascii="Consolas" w:hAnsi="Consolas"/>
+                <w:sz w:val="19"/>
+              </w:rPr>
+              <w:t>salidaDegradadoIniciada()</w:t>
             </w:r>
           </w:p>
         </w:tc>
@@ -7746,10 +9022,17 @@
             <w:r/>
             <w:r>
               <w:rPr>
+                <w:b w:val="0"/>
+                <w:sz w:val="19"/>
+              </w:rPr>
+              <w:t xml:space="preserve">✅ </w:t>
+            </w:r>
+            <w:r>
+              <w:rPr>
                 <w:b/>
                 <w:sz w:val="19"/>
               </w:rPr>
-              <w:t>no</w:t>
+              <w:t>sí</w:t>
             </w:r>
           </w:p>
         </w:tc>
@@ -7799,10 +9082,122 @@
       </w:r>
       <w:r>
         <w:rPr>
-          <w:b w:val="0"/>
-          <w:sz w:val="21"/>
-        </w:rPr>
-        <w:t>**, por el todo-rojo de despedida.</w:t>
+          <w:b/>
+          <w:sz w:val="21"/>
+        </w:rPr>
+        <w:t xml:space="preserve">, por el todo-rojo de despedida. ✅ </w:t>
+      </w:r>
+      <w:r>
+        <w:rPr>
+          <w:b w:val="0"/>
+          <w:sz w:val="21"/>
+        </w:rPr>
+        <w:t>Implementada el 04/09 (</w:t>
+      </w:r>
+      <w:r>
+        <w:rPr>
+          <w:rFonts w:ascii="Consolas" w:hAnsi="Consolas"/>
+          <w:sz w:val="21"/>
+        </w:rPr>
+        <w:t>N-106</w:t>
+      </w:r>
+      <w:r>
+        <w:rPr>
+          <w:b w:val="0"/>
+          <w:sz w:val="21"/>
+        </w:rPr>
+        <w:t>), MEDIDA en el</w:t>
+      </w:r>
+    </w:p>
+    <w:p>
+      <w:pPr>
+        <w:spacing w:after="120"/>
+      </w:pPr>
+      <w:r>
+        <w:rPr>
+          <w:b w:val="0"/>
+          <w:sz w:val="21"/>
+        </w:rPr>
+        <w:t>fuente y sin ejercer.**</w:t>
+      </w:r>
+    </w:p>
+    <w:p>
+      <w:pPr>
+        <w:spacing w:after="160"/>
+        <w:ind w:left="360"/>
+        <w:shd w:val="clear" w:fill="FFF4E5"/>
+      </w:pPr>
+      <w:r>
+        <w:rPr>
+          <w:b w:val="0"/>
+          <w:color w:val="960000"/>
+          <w:sz w:val="20"/>
+        </w:rPr>
+        <w:t xml:space="preserve">🔵 </w:t>
+      </w:r>
+      <w:r>
+        <w:rPr>
+          <w:b/>
+          <w:color w:val="960000"/>
+          <w:sz w:val="20"/>
+        </w:rPr>
+        <w:t>Y la razón vial va escrita en el propio firmware, que es donde tiene que estar</w:t>
+      </w:r>
+      <w:r>
+        <w:rPr>
+          <w:b w:val="0"/>
+          <w:color w:val="960000"/>
+          <w:sz w:val="20"/>
+        </w:rPr>
+        <w:t xml:space="preserve"> (</w:t>
+      </w:r>
+      <w:r>
+        <w:rPr>
+          <w:rFonts w:ascii="Consolas" w:hAnsi="Consolas"/>
+          <w:color w:val="960000"/>
+          <w:sz w:val="20"/>
+        </w:rPr>
+        <w:t>Esclavo/src/bluetooth.cpp:368-373</w:t>
+      </w:r>
+      <w:r>
+        <w:rPr>
+          <w:b w:val="0"/>
+          <w:color w:val="960000"/>
+          <w:sz w:val="20"/>
+        </w:rPr>
+        <w:t xml:space="preserve">): saltar de un </w:t>
+      </w:r>
+      <w:r>
+        <w:rPr>
+          <w:b/>
+          <w:color w:val="960000"/>
+          <w:sz w:val="20"/>
+        </w:rPr>
+        <w:t>verde por reloj</w:t>
+      </w:r>
+      <w:r>
+        <w:rPr>
+          <w:b w:val="0"/>
+          <w:color w:val="960000"/>
+          <w:sz w:val="20"/>
+        </w:rPr>
+        <w:t xml:space="preserve"> directo a ámbar intermitente *«le daría a quien ya venía lanzado una señal que invita a negociar el paso mientras aún cree tener prioridad»*. Por eso el Degradado entra y sale </w:t>
+      </w:r>
+      <w:r>
+        <w:rPr>
+          <w:b/>
+          <w:color w:val="960000"/>
+          <w:sz w:val="20"/>
+        </w:rPr>
+        <w:t>siempre</w:t>
+      </w:r>
+      <w:r>
+        <w:rPr>
+          <w:b w:val="0"/>
+          <w:color w:val="960000"/>
+          <w:sz w:val="20"/>
+        </w:rPr>
+        <w:t xml:space="preserve"> por todo-rojo.</w:t>
       </w:r>
     </w:p>
     <w:p>
@@ -11389,6 +12784,13 @@
       </w:pPr>
       <w:r>
         <w:rPr>
+          <w:b w:val="0"/>
+          <w:sz w:val="21"/>
+        </w:rPr>
+        <w:t>~~</w:t>
+      </w:r>
+      <w:r>
+        <w:rPr>
           <w:b/>
           <w:sz w:val="21"/>
         </w:rPr>
@@ -11425,7 +12827,525 @@
           <w:b w:val="0"/>
           <w:sz w:val="21"/>
         </w:rPr>
-        <w:t>conectar.</w:t>
+        <w:t xml:space="preserve">conectar.~~ → 🛑 </w:t>
+      </w:r>
+      <w:r>
+        <w:rPr>
+          <w:b/>
+          <w:sz w:val="21"/>
+        </w:rPr>
+        <w:t>CADUCADO EL 04/09: `respaldo.cpp` SÍ está conectado.</w:t>
+      </w:r>
+      <w:r>
+        <w:rPr>
+          <w:b w:val="0"/>
+          <w:sz w:val="21"/>
+        </w:rPr>
+        <w:t xml:space="preserve"> </w:t>
+      </w:r>
+      <w:r>
+        <w:rPr>
+          <w:b/>
+          <w:sz w:val="21"/>
+        </w:rPr>
+        <w:t>MEDIDO:</w:t>
+      </w:r>
+    </w:p>
+    <w:p>
+      <w:pPr>
+        <w:spacing w:after="120"/>
+      </w:pPr>
+      <w:r>
+        <w:rPr>
+          <w:rFonts w:ascii="Consolas" w:hAnsi="Consolas"/>
+          <w:sz w:val="21"/>
+        </w:rPr>
+        <w:t>respaldo_setup()</w:t>
+      </w:r>
+      <w:r>
+        <w:rPr>
+          <w:b w:val="0"/>
+          <w:sz w:val="21"/>
+        </w:rPr>
+        <w:t xml:space="preserve"> se llama en las dos puntas —</w:t>
+      </w:r>
+      <w:r>
+        <w:rPr>
+          <w:rFonts w:ascii="Consolas" w:hAnsi="Consolas"/>
+          <w:sz w:val="21"/>
+        </w:rPr>
+        <w:t>Maestro/src/main.cpp:77</w:t>
+      </w:r>
+      <w:r>
+        <w:rPr>
+          <w:b w:val="0"/>
+          <w:sz w:val="21"/>
+        </w:rPr>
+        <w:t xml:space="preserve"> y</w:t>
+      </w:r>
+    </w:p>
+    <w:p>
+      <w:pPr>
+        <w:spacing w:after="120"/>
+      </w:pPr>
+      <w:r>
+        <w:rPr>
+          <w:rFonts w:ascii="Consolas" w:hAnsi="Consolas"/>
+          <w:sz w:val="21"/>
+        </w:rPr>
+        <w:t>Esclavo/src/main.cpp:267</w:t>
+      </w:r>
+      <w:r>
+        <w:rPr>
+          <w:b w:val="0"/>
+          <w:sz w:val="21"/>
+        </w:rPr>
+        <w:t>—. Lo que sobrevive al corte no es *«el estado»* en general, y por eso</w:t>
+      </w:r>
+    </w:p>
+    <w:p>
+      <w:pPr>
+        <w:spacing w:after="120"/>
+      </w:pPr>
+      <w:r>
+        <w:rPr>
+          <w:b w:val="0"/>
+          <w:sz w:val="21"/>
+        </w:rPr>
+        <w:t>la frase corta se sustituye por la lista:</w:t>
+      </w:r>
+    </w:p>
+    <w:tbl>
+      <w:tblPr>
+        <w:tblStyle w:val="TableGrid"/>
+        <w:tblW w:type="auto" w:w="0"/>
+        <w:tblLook w:firstColumn="1" w:firstRow="1" w:lastColumn="0" w:lastRow="0" w:noHBand="0" w:noVBand="1" w:val="04A0"/>
+      </w:tblPr>
+      <w:tblGrid>
+        <w:gridCol w:w="3120"/>
+        <w:gridCol w:w="3120"/>
+        <w:gridCol w:w="3120"/>
+      </w:tblGrid>
+      <w:tr>
+        <w:tc>
+          <w:tcPr>
+            <w:tcW w:type="dxa" w:w="3120"/>
+            <w:shd w:val="clear" w:fill="DCE6F1"/>
+          </w:tcPr>
+          <w:p>
+            <w:r/>
+            <w:r>
+              <w:rPr>
+                <w:b/>
+                <w:sz w:val="19"/>
+              </w:rPr>
+              <w:t>qué</w:t>
+            </w:r>
+          </w:p>
+        </w:tc>
+        <w:tc>
+          <w:tcPr>
+            <w:tcW w:type="dxa" w:w="3120"/>
+            <w:shd w:val="clear" w:fill="DCE6F1"/>
+          </w:tcPr>
+          <w:p>
+            <w:r/>
+            <w:r>
+              <w:rPr>
+                <w:b/>
+                <w:sz w:val="19"/>
+              </w:rPr>
+              <w:t>registro</w:t>
+            </w:r>
+          </w:p>
+        </w:tc>
+        <w:tc>
+          <w:tcPr>
+            <w:tcW w:type="dxa" w:w="3120"/>
+            <w:shd w:val="clear" w:fill="DCE6F1"/>
+          </w:tcPr>
+          <w:p>
+            <w:r/>
+            <w:r>
+              <w:rPr>
+                <w:b/>
+                <w:sz w:val="19"/>
+              </w:rPr>
+              <w:t>unidad</w:t>
+            </w:r>
+          </w:p>
+        </w:tc>
+      </w:tr>
+      <w:tr>
+        <w:tc>
+          <w:tcPr>
+            <w:tcW w:type="dxa" w:w="3120"/>
+          </w:tcPr>
+          <w:p>
+            <w:r/>
+            <w:r>
+              <w:rPr>
+                <w:b w:val="0"/>
+                <w:sz w:val="19"/>
+              </w:rPr>
+              <w:t xml:space="preserve">verde y despeje del </w:t>
+            </w:r>
+            <w:r>
+              <w:rPr>
+                <w:b/>
+                <w:sz w:val="19"/>
+              </w:rPr>
+              <w:t>ciclo Degradado</w:t>
+            </w:r>
+          </w:p>
+        </w:tc>
+        <w:tc>
+          <w:tcPr>
+            <w:tcW w:type="dxa" w:w="3120"/>
+          </w:tcPr>
+          <w:p>
+            <w:r/>
+            <w:r>
+              <w:rPr>
+                <w:rFonts w:ascii="Consolas" w:hAnsi="Consolas"/>
+                <w:sz w:val="19"/>
+              </w:rPr>
+              <w:t>DR2</w:t>
+            </w:r>
+            <w:r>
+              <w:rPr>
+                <w:b w:val="0"/>
+                <w:sz w:val="19"/>
+              </w:rPr>
+              <w:t xml:space="preserve"> / </w:t>
+            </w:r>
+            <w:r>
+              <w:rPr>
+                <w:rFonts w:ascii="Consolas" w:hAnsi="Consolas"/>
+                <w:sz w:val="19"/>
+              </w:rPr>
+              <w:t>DR3</w:t>
+            </w:r>
+          </w:p>
+        </w:tc>
+        <w:tc>
+          <w:tcPr>
+            <w:tcW w:type="dxa" w:w="3120"/>
+          </w:tcPr>
+          <w:p>
+            <w:r/>
+            <w:r>
+              <w:rPr>
+                <w:b/>
+                <w:sz w:val="19"/>
+              </w:rPr>
+              <w:t>segundos</w:t>
+            </w:r>
+          </w:p>
+        </w:tc>
+      </w:tr>
+      <w:tr>
+        <w:tc>
+          <w:tcPr>
+            <w:tcW w:type="dxa" w:w="3120"/>
+          </w:tcPr>
+          <w:p>
+            <w:r/>
+            <w:r>
+              <w:rPr>
+                <w:b w:val="0"/>
+                <w:sz w:val="19"/>
+              </w:rPr>
+              <w:t>banderas y sello de la sincronización</w:t>
+            </w:r>
+          </w:p>
+        </w:tc>
+        <w:tc>
+          <w:tcPr>
+            <w:tcW w:type="dxa" w:w="3120"/>
+          </w:tcPr>
+          <w:p>
+            <w:r/>
+            <w:r>
+              <w:rPr>
+                <w:rFonts w:ascii="Consolas" w:hAnsi="Consolas"/>
+                <w:sz w:val="19"/>
+              </w:rPr>
+              <w:t>DR4</w:t>
+            </w:r>
+            <w:r>
+              <w:rPr>
+                <w:b w:val="0"/>
+                <w:sz w:val="19"/>
+              </w:rPr>
+              <w:t>–</w:t>
+            </w:r>
+            <w:r>
+              <w:rPr>
+                <w:rFonts w:ascii="Consolas" w:hAnsi="Consolas"/>
+                <w:sz w:val="19"/>
+              </w:rPr>
+              <w:t>DR8</w:t>
+            </w:r>
+          </w:p>
+        </w:tc>
+        <w:tc>
+          <w:tcPr>
+            <w:tcW w:type="dxa" w:w="3120"/>
+          </w:tcPr>
+          <w:p>
+            <w:r/>
+            <w:r>
+              <w:rPr>
+                <w:b w:val="0"/>
+                <w:sz w:val="19"/>
+              </w:rPr>
+              <w:t>—</w:t>
+            </w:r>
+          </w:p>
+        </w:tc>
+      </w:tr>
+      <w:tr>
+        <w:tc>
+          <w:tcPr>
+            <w:tcW w:type="dxa" w:w="3120"/>
+          </w:tcPr>
+          <w:p>
+            <w:r/>
+            <w:r>
+              <w:rPr>
+                <w:b w:val="0"/>
+                <w:sz w:val="19"/>
+              </w:rPr>
+              <w:t xml:space="preserve">🆕 </w:t>
+            </w:r>
+            <w:r>
+              <w:rPr>
+                <w:b/>
+                <w:sz w:val="19"/>
+              </w:rPr>
+              <w:t>rojo, verde y despeje del ciclo AUTOMÁTICO</w:t>
+            </w:r>
+            <w:r>
+              <w:rPr>
+                <w:b w:val="0"/>
+                <w:sz w:val="19"/>
+              </w:rPr>
+              <w:t xml:space="preserve"> (</w:t>
+            </w:r>
+            <w:r>
+              <w:rPr>
+                <w:rFonts w:ascii="Consolas" w:hAnsi="Consolas"/>
+                <w:sz w:val="19"/>
+              </w:rPr>
+              <w:t>N-133</w:t>
+            </w:r>
+            <w:r>
+              <w:rPr>
+                <w:b w:val="0"/>
+                <w:sz w:val="19"/>
+              </w:rPr>
+              <w:t>, 04/09)</w:t>
+            </w:r>
+          </w:p>
+        </w:tc>
+        <w:tc>
+          <w:tcPr>
+            <w:tcW w:type="dxa" w:w="3120"/>
+          </w:tcPr>
+          <w:p>
+            <w:r/>
+            <w:r>
+              <w:rPr>
+                <w:rFonts w:ascii="Consolas" w:hAnsi="Consolas"/>
+                <w:sz w:val="19"/>
+              </w:rPr>
+              <w:t>DR9</w:t>
+            </w:r>
+            <w:r>
+              <w:rPr>
+                <w:b w:val="0"/>
+                <w:sz w:val="19"/>
+              </w:rPr>
+              <w:t xml:space="preserve"> / </w:t>
+            </w:r>
+            <w:r>
+              <w:rPr>
+                <w:rFonts w:ascii="Consolas" w:hAnsi="Consolas"/>
+                <w:sz w:val="19"/>
+              </w:rPr>
+              <w:t>DR10</w:t>
+            </w:r>
+          </w:p>
+        </w:tc>
+        <w:tc>
+          <w:tcPr>
+            <w:tcW w:type="dxa" w:w="3120"/>
+          </w:tcPr>
+          <w:p>
+            <w:r/>
+            <w:r>
+              <w:rPr>
+                <w:b/>
+                <w:sz w:val="19"/>
+              </w:rPr>
+              <w:t>minutos</w:t>
+            </w:r>
+            <w:r>
+              <w:rPr>
+                <w:b w:val="0"/>
+                <w:sz w:val="19"/>
+              </w:rPr>
+              <w:t xml:space="preserve"> el rojo y el verde · </w:t>
+            </w:r>
+            <w:r>
+              <w:rPr>
+                <w:b/>
+                <w:sz w:val="19"/>
+              </w:rPr>
+              <w:t>segundos</w:t>
+            </w:r>
+            <w:r>
+              <w:rPr>
+                <w:b w:val="0"/>
+                <w:sz w:val="19"/>
+              </w:rPr>
+              <w:t xml:space="preserve"> el despeje</w:t>
+            </w:r>
+          </w:p>
+        </w:tc>
+      </w:tr>
+    </w:tbl>
+    <w:p>
+      <w:pPr>
+        <w:spacing w:after="120"/>
+      </w:pPr>
+    </w:p>
+    <w:p>
+      <w:pPr>
+        <w:spacing w:after="160"/>
+        <w:ind w:left="360"/>
+        <w:shd w:val="clear" w:fill="FFF4E5"/>
+      </w:pPr>
+      <w:r>
+        <w:rPr>
+          <w:b w:val="0"/>
+          <w:color w:val="960000"/>
+          <w:sz w:val="20"/>
+        </w:rPr>
+        <w:t xml:space="preserve">⚠️ </w:t>
+      </w:r>
+      <w:r>
+        <w:rPr>
+          <w:b/>
+          <w:color w:val="960000"/>
+          <w:sz w:val="20"/>
+        </w:rPr>
+        <w:t>OJO A LA UNIDAD, y el propio fuente avisa</w:t>
+      </w:r>
+      <w:r>
+        <w:rPr>
+          <w:b w:val="0"/>
+          <w:color w:val="960000"/>
+          <w:sz w:val="20"/>
+        </w:rPr>
+        <w:t xml:space="preserve"> (</w:t>
+      </w:r>
+      <w:r>
+        <w:rPr>
+          <w:rFonts w:ascii="Consolas" w:hAnsi="Consolas"/>
+          <w:color w:val="960000"/>
+          <w:sz w:val="20"/>
+        </w:rPr>
+        <w:t>Maestro/include/respaldo.h:54-56</w:t>
+      </w:r>
+      <w:r>
+        <w:rPr>
+          <w:b w:val="0"/>
+          <w:color w:val="960000"/>
+          <w:sz w:val="20"/>
+        </w:rPr>
+        <w:t xml:space="preserve">): las dos parejas </w:t>
+      </w:r>
+      <w:r>
+        <w:rPr>
+          <w:b/>
+          <w:color w:val="960000"/>
+          <w:sz w:val="20"/>
+        </w:rPr>
+        <w:t>no son lo mismo</w:t>
+      </w:r>
+      <w:r>
+        <w:rPr>
+          <w:b w:val="0"/>
+          <w:color w:val="960000"/>
+          <w:sz w:val="20"/>
+        </w:rPr>
+        <w:t xml:space="preserve">. Las del Degradado van en segundos; las del Automático, el rojo y el verde van en </w:t>
+      </w:r>
+      <w:r>
+        <w:rPr>
+          <w:b/>
+          <w:color w:val="960000"/>
+          <w:sz w:val="20"/>
+        </w:rPr>
+        <w:t>minutos</w:t>
+      </w:r>
+      <w:r>
+        <w:rPr>
+          <w:b w:val="0"/>
+          <w:color w:val="960000"/>
+          <w:sz w:val="20"/>
+        </w:rPr>
+        <w:t xml:space="preserve">. Confundirlas al leer un valor guardado da un ciclo 60 veces más largo o más corto del que alguien configuró. 🔴 </w:t>
+      </w:r>
+      <w:r>
+        <w:rPr>
+          <w:b/>
+          <w:color w:val="960000"/>
+          <w:sz w:val="20"/>
+        </w:rPr>
+        <w:t>Y lo que sigue SIN sobrevivir, que es lo que este procedimiento necesitaba:</w:t>
+      </w:r>
+      <w:r>
+        <w:rPr>
+          <w:b w:val="0"/>
+          <w:color w:val="960000"/>
+          <w:sz w:val="20"/>
+        </w:rPr>
+        <w:t xml:space="preserve"> no hay registro de *«esta punta estaba en Degradado»*. Un corte de energía en Degradado </w:t>
+      </w:r>
+      <w:r>
+        <w:rPr>
+          <w:b/>
+          <w:color w:val="960000"/>
+          <w:sz w:val="20"/>
+        </w:rPr>
+        <w:t>no lo reanuda</w:t>
+      </w:r>
+      <w:r>
+        <w:rPr>
+          <w:b w:val="0"/>
+          <w:color w:val="960000"/>
+          <w:sz w:val="20"/>
+        </w:rPr>
+        <w:t xml:space="preserve">: el equipo vuelve a la espera de selección de modo. Eso es correcto y es la dirección segura —reanudar solo un verde por reloj sin que nadie mire las dos puntas es exactamente lo que este modo existe para evitar—, pero </w:t>
+      </w:r>
+      <w:r>
+        <w:rPr>
+          <w:b/>
+          <w:color w:val="960000"/>
+          <w:sz w:val="20"/>
+        </w:rPr>
+        <w:t>hay que saberlo antes de irse del cruce</w:t>
+      </w:r>
+      <w:r>
+        <w:rPr>
+          <w:b w:val="0"/>
+          <w:color w:val="960000"/>
+          <w:sz w:val="20"/>
+        </w:rPr>
+        <w:t>.</w:t>
       </w:r>
     </w:p>
     <w:p>

--- a/05_Funcional/8_Procedimiento_Modo_Degradado.docx
+++ b/05_Funcional/8_Procedimiento_Modo_Degradado.docx
@@ -132,7 +132,7 @@
           <w:color w:val="960000"/>
           <w:sz w:val="20"/>
         </w:rPr>
-        <w:t xml:space="preserve"> Maestro/src/botones.cpp:280-281   bool botonAceptar()  { return false; } bool botonCancelar(){ return false; } Esclavo/src/botones.cpp:294-295   identico </w:t>
+        <w:t xml:space="preserve"> Maestro/src/botones.cpp:305-306   bool botonAceptar()  { return false; } bool botonCancelar(){ return false; } Esclavo/src/botones.cpp:316-317   identico </w:t>
       </w:r>
       <w:r>
         <w:rPr>
@@ -1015,15 +1015,15 @@
           <w:color w:val="960000"/>
           <w:sz w:val="20"/>
         </w:rPr>
-        <w:t>Las cifras, COPIADAS del acta `evidencia/2026-09-04_compuerta.txt` tal como está HOY, no escritas a mano:</w:t>
-      </w:r>
-      <w:r>
-        <w:rPr>
-          <w:b w:val="0"/>
-          <w:color w:val="960000"/>
-          <w:sz w:val="20"/>
-        </w:rPr>
-        <w:t xml:space="preserve"> | instrumento | acta del 04/09 (HEAD </w:t>
+        <w:t>Las cifras, COPIADAS del acta más reciente `evidencia/2026-09-05_compuerta.txt`, no escritas a mano:</w:t>
+      </w:r>
+      <w:r>
+        <w:rPr>
+          <w:b w:val="0"/>
+          <w:color w:val="960000"/>
+          <w:sz w:val="20"/>
+        </w:rPr>
+        <w:t xml:space="preserve"> | instrumento | acta del 05/09 (HEAD </w:t>
       </w:r>
       <w:r>
         <w:rPr>
@@ -1031,6 +1031,230 @@
           <w:color w:val="960000"/>
           <w:sz w:val="20"/>
         </w:rPr>
+        <w:t>aeb6ce7</w:t>
+      </w:r>
+      <w:r>
+        <w:rPr>
+          <w:b w:val="0"/>
+          <w:color w:val="960000"/>
+          <w:sz w:val="20"/>
+        </w:rPr>
+        <w:t xml:space="preserve">) | |---|---| | simulador funcional | </w:t>
+      </w:r>
+      <w:r>
+        <w:rPr>
+          <w:rFonts w:ascii="Consolas" w:hAnsi="Consolas"/>
+          <w:color w:val="960000"/>
+          <w:sz w:val="20"/>
+        </w:rPr>
+        <w:t>9/9 PASS</w:t>
+      </w:r>
+      <w:r>
+        <w:rPr>
+          <w:b w:val="0"/>
+          <w:color w:val="960000"/>
+          <w:sz w:val="20"/>
+        </w:rPr>
+        <w:t xml:space="preserve"> | | simulador de repetidor | </w:t>
+      </w:r>
+      <w:r>
+        <w:rPr>
+          <w:rFonts w:ascii="Consolas" w:hAnsi="Consolas"/>
+          <w:color w:val="960000"/>
+          <w:sz w:val="20"/>
+        </w:rPr>
+        <w:t>10/10 PASS</w:t>
+      </w:r>
+      <w:r>
+        <w:rPr>
+          <w:b w:val="0"/>
+          <w:color w:val="960000"/>
+          <w:sz w:val="20"/>
+        </w:rPr>
+        <w:t xml:space="preserve"> | | arnés de pantalla | </w:t>
+      </w:r>
+      <w:r>
+        <w:rPr>
+          <w:rFonts w:ascii="Consolas" w:hAnsi="Consolas"/>
+          <w:color w:val="960000"/>
+          <w:sz w:val="20"/>
+        </w:rPr>
+        <w:t>271/271</w:t>
+      </w:r>
+      <w:r>
+        <w:rPr>
+          <w:b w:val="0"/>
+          <w:color w:val="960000"/>
+          <w:sz w:val="20"/>
+        </w:rPr>
+        <w:t xml:space="preserve"> *(Maestro 145 + Esclavo 126)* | | arnés del Degradado a dos puntas | </w:t>
+      </w:r>
+      <w:r>
+        <w:rPr>
+          <w:rFonts w:ascii="Consolas" w:hAnsi="Consolas"/>
+          <w:color w:val="960000"/>
+          <w:sz w:val="20"/>
+        </w:rPr>
+        <w:t>18/18</w:t>
+      </w:r>
+      <w:r>
+        <w:rPr>
+          <w:b w:val="0"/>
+          <w:color w:val="960000"/>
+          <w:sz w:val="20"/>
+        </w:rPr>
+        <w:t xml:space="preserve"> | | banco por packs | </w:t>
+      </w:r>
+      <w:r>
+        <w:rPr>
+          <w:rFonts w:ascii="Consolas" w:hAnsi="Consolas"/>
+          <w:color w:val="960000"/>
+          <w:sz w:val="20"/>
+        </w:rPr>
+        <w:t>1053/1053</w:t>
+      </w:r>
+      <w:r>
+        <w:rPr>
+          <w:b w:val="0"/>
+          <w:color w:val="960000"/>
+          <w:sz w:val="20"/>
+        </w:rPr>
+        <w:t xml:space="preserve"> · </w:t>
+      </w:r>
+      <w:r>
+        <w:rPr>
+          <w:b/>
+          <w:color w:val="960000"/>
+          <w:sz w:val="20"/>
+        </w:rPr>
+        <w:t>74 packs PASS, 0 FALLA, 0 ABORTADO</w:t>
+      </w:r>
+      <w:r>
+        <w:rPr>
+          <w:b w:val="0"/>
+          <w:color w:val="960000"/>
+          <w:sz w:val="20"/>
+        </w:rPr>
+        <w:t xml:space="preserve"> | | simulador del puente ESP32 | </w:t>
+      </w:r>
+      <w:r>
+        <w:rPr>
+          <w:rFonts w:ascii="Consolas" w:hAnsi="Consolas"/>
+          <w:color w:val="960000"/>
+          <w:sz w:val="20"/>
+        </w:rPr>
+        <w:t>93/93</w:t>
+      </w:r>
+      <w:r>
+        <w:rPr>
+          <w:b w:val="0"/>
+          <w:color w:val="960000"/>
+          <w:sz w:val="20"/>
+        </w:rPr>
+        <w:t xml:space="preserve"> | | </w:t>
+      </w:r>
+      <w:r>
+        <w:rPr>
+          <w:b/>
+          <w:color w:val="960000"/>
+          <w:sz w:val="20"/>
+        </w:rPr>
+        <w:t>resumen de la compuerta</w:t>
+      </w:r>
+      <w:r>
+        <w:rPr>
+          <w:b w:val="0"/>
+          <w:color w:val="960000"/>
+          <w:sz w:val="20"/>
+        </w:rPr>
+        <w:t xml:space="preserve"> | </w:t>
+      </w:r>
+      <w:r>
+        <w:rPr>
+          <w:b/>
+          <w:color w:val="960000"/>
+          <w:sz w:val="20"/>
+        </w:rPr>
+        <w:t>20 PASS · 0 FALLA · 0 ABORTADO</w:t>
+      </w:r>
+      <w:r>
+        <w:rPr>
+          <w:b w:val="0"/>
+          <w:color w:val="960000"/>
+          <w:sz w:val="20"/>
+        </w:rPr>
+        <w:t xml:space="preserve"> | 🛑 </w:t>
+      </w:r>
+      <w:r>
+        <w:rPr>
+          <w:b/>
+          <w:color w:val="960000"/>
+          <w:sz w:val="20"/>
+        </w:rPr>
+        <w:t>LAS TRES FILAS ROJAS DE LA REVISIÓN ANTERIOR ERAN FALSAS, Y SE TACHAN CON SU MOTIVO — 05/09.</w:t>
+      </w:r>
+      <w:r>
+        <w:rPr>
+          <w:b w:val="0"/>
+          <w:color w:val="960000"/>
+          <w:sz w:val="20"/>
+        </w:rPr>
+        <w:t xml:space="preserve"> Aquí ponía ~~</w:t>
+      </w:r>
+      <w:r>
+        <w:rPr>
+          <w:rFonts w:ascii="Consolas" w:hAnsi="Consolas"/>
+          <w:color w:val="960000"/>
+          <w:sz w:val="20"/>
+        </w:rPr>
+        <w:t>981/998</w:t>
+      </w:r>
+      <w:r>
+        <w:rPr>
+          <w:b w:val="0"/>
+          <w:color w:val="960000"/>
+          <w:sz w:val="20"/>
+        </w:rPr>
+        <w:t xml:space="preserve"> · 67 packs PASS, 2 FALLA~~, ~~</w:t>
+      </w:r>
+      <w:r>
+        <w:rPr>
+          <w:rFonts w:ascii="Consolas" w:hAnsi="Consolas"/>
+          <w:color w:val="960000"/>
+          <w:sz w:val="20"/>
+        </w:rPr>
+        <w:t>ABORTADO</w:t>
+      </w:r>
+      <w:r>
+        <w:rPr>
+          <w:b w:val="0"/>
+          <w:color w:val="960000"/>
+          <w:sz w:val="20"/>
+        </w:rPr>
+        <w:t xml:space="preserve"> del simulador del puente~~ y ~~</w:t>
+      </w:r>
+      <w:r>
+        <w:rPr>
+          <w:rFonts w:ascii="Consolas" w:hAnsi="Consolas"/>
+          <w:color w:val="960000"/>
+          <w:sz w:val="20"/>
+        </w:rPr>
+        <w:t>18 PASS · 1 FALLA · 1 ABORTADO</w:t>
+      </w:r>
+      <w:r>
+        <w:rPr>
+          <w:b w:val="0"/>
+          <w:color w:val="960000"/>
+          <w:sz w:val="20"/>
+        </w:rPr>
+        <w:t>~~, citando el acta del 04/09 con HEAD ~~</w:t>
+      </w:r>
+      <w:r>
+        <w:rPr>
+          <w:rFonts w:ascii="Consolas" w:hAnsi="Consolas"/>
+          <w:color w:val="960000"/>
+          <w:sz w:val="20"/>
+        </w:rPr>
         <w:t>6d075a5</w:t>
       </w:r>
       <w:r>
@@ -1039,7 +1263,23 @@
           <w:color w:val="960000"/>
           <w:sz w:val="20"/>
         </w:rPr>
-        <w:t xml:space="preserve">) | |---|---| | simulador funcional | </w:t>
+        <w:t xml:space="preserve">~~. </w:t>
+      </w:r>
+      <w:r>
+        <w:rPr>
+          <w:b/>
+          <w:color w:val="960000"/>
+          <w:sz w:val="20"/>
+        </w:rPr>
+        <w:t>Medido: ese fichero, hoy, dice `HEAD e0e835d` y `20 PASS | 0 FALLA | 0 ABORTADO`, con el banco en `1053/1053` sobre 74 packs.</w:t>
+      </w:r>
+      <w:r>
+        <w:rPr>
+          <w:b w:val="0"/>
+          <w:color w:val="960000"/>
+          <w:sz w:val="20"/>
+        </w:rPr>
+        <w:t xml:space="preserve"> Ninguna de las tres filas rojas existe en ninguna acta del repositorio. Las otras cuatro filas —</w:t>
       </w:r>
       <w:r>
         <w:rPr>
@@ -1047,15 +1287,15 @@
           <w:color w:val="960000"/>
           <w:sz w:val="20"/>
         </w:rPr>
-        <w:t>9/9 PASS</w:t>
-      </w:r>
-      <w:r>
-        <w:rPr>
-          <w:b w:val="0"/>
-          <w:color w:val="960000"/>
-          <w:sz w:val="20"/>
-        </w:rPr>
-        <w:t xml:space="preserve"> | | simulador de repetidor | </w:t>
+        <w:t>9/9</w:t>
+      </w:r>
+      <w:r>
+        <w:rPr>
+          <w:b w:val="0"/>
+          <w:color w:val="960000"/>
+          <w:sz w:val="20"/>
+        </w:rPr>
+        <w:t xml:space="preserve">, </w:t>
       </w:r>
       <w:r>
         <w:rPr>
@@ -1063,15 +1303,15 @@
           <w:color w:val="960000"/>
           <w:sz w:val="20"/>
         </w:rPr>
-        <w:t>10/10 PASS</w:t>
-      </w:r>
-      <w:r>
-        <w:rPr>
-          <w:b w:val="0"/>
-          <w:color w:val="960000"/>
-          <w:sz w:val="20"/>
-        </w:rPr>
-        <w:t xml:space="preserve"> | | arnés de pantalla | </w:t>
+        <w:t>10/10</w:t>
+      </w:r>
+      <w:r>
+        <w:rPr>
+          <w:b w:val="0"/>
+          <w:color w:val="960000"/>
+          <w:sz w:val="20"/>
+        </w:rPr>
+        <w:t xml:space="preserve">, </w:t>
       </w:r>
       <w:r>
         <w:rPr>
@@ -1087,7 +1327,7 @@
           <w:color w:val="960000"/>
           <w:sz w:val="20"/>
         </w:rPr>
-        <w:t xml:space="preserve"> *(Maestro 145 + Esclavo 126)* | | arnés del Degradado a dos puntas | </w:t>
+        <w:t xml:space="preserve">, </w:t>
       </w:r>
       <w:r>
         <w:rPr>
@@ -1103,7 +1343,7 @@
           <w:color w:val="960000"/>
           <w:sz w:val="20"/>
         </w:rPr>
-        <w:t xml:space="preserve"> | | banco por packs | 🔴 </w:t>
+        <w:t xml:space="preserve">— </w:t>
       </w:r>
       <w:r>
         <w:rPr>
@@ -1111,15 +1351,79 @@
           <w:color w:val="960000"/>
           <w:sz w:val="20"/>
         </w:rPr>
-        <w:t>`981/998` · 67 packs PASS, 2 FALLA</w:t>
-      </w:r>
-      <w:r>
-        <w:rPr>
-          <w:b w:val="0"/>
-          <w:color w:val="960000"/>
-          <w:sz w:val="20"/>
-        </w:rPr>
-        <w:t xml:space="preserve"> — la fila entera está marcada </w:t>
+        <w:t>sí coincidían</w:t>
+      </w:r>
+      <w:r>
+        <w:rPr>
+          <w:b w:val="0"/>
+          <w:color w:val="960000"/>
+          <w:sz w:val="20"/>
+        </w:rPr>
+        <w:t xml:space="preserve">, y eso es lo que hacía el error difícil de ver. ⚠️ </w:t>
+      </w:r>
+      <w:r>
+        <w:rPr>
+          <w:b/>
+          <w:color w:val="960000"/>
+          <w:sz w:val="20"/>
+        </w:rPr>
+        <w:t>Y este documento se había advertido a sí mismo de esto, en este mismo párrafo:</w:t>
+      </w:r>
+      <w:r>
+        <w:rPr>
+          <w:b w:val="0"/>
+          <w:color w:val="960000"/>
+          <w:sz w:val="20"/>
+        </w:rPr>
+        <w:t xml:space="preserve"> *«un acta con la fecha en el nombre se puede sobrescribir sin que nada avise, y un documento que la cita por nombre envejece en silencio»*. </w:t>
+      </w:r>
+      <w:r>
+        <w:rPr>
+          <w:b/>
+          <w:color w:val="960000"/>
+          <w:sz w:val="20"/>
+        </w:rPr>
+        <w:t>Volvió a pasarle.</w:t>
+      </w:r>
+      <w:r>
+        <w:rPr>
+          <w:b w:val="0"/>
+          <w:color w:val="960000"/>
+          <w:sz w:val="20"/>
+        </w:rPr>
+        <w:t xml:space="preserve"> Escribir el aviso no es aplicarlo: la cura es </w:t>
+      </w:r>
+      <w:r>
+        <w:rPr>
+          <w:b/>
+          <w:color w:val="960000"/>
+          <w:sz w:val="20"/>
+        </w:rPr>
+        <w:t>citar el HEAD al lado de la cifra y releerla del fichero</w:t>
+      </w:r>
+      <w:r>
+        <w:rPr>
+          <w:b w:val="0"/>
+          <w:color w:val="960000"/>
+          <w:sz w:val="20"/>
+        </w:rPr>
+        <w:t xml:space="preserve">, que es lo que hace la tabla de arriba. </w:t>
+      </w:r>
+      <w:r>
+        <w:rPr>
+          <w:b/>
+          <w:color w:val="960000"/>
+          <w:sz w:val="20"/>
+        </w:rPr>
+        <w:t>Y el acta trae además su propio aviso, que se copia entero:</w:t>
+      </w:r>
+      <w:r>
+        <w:rPr>
+          <w:b w:val="0"/>
+          <w:color w:val="960000"/>
+          <w:sz w:val="20"/>
+        </w:rPr>
+        <w:t xml:space="preserve"> *«el árbol tenía cambios sin commitear al medir. Estas cifras NO corresponden exactamente a </w:t>
       </w:r>
       <w:r>
         <w:rPr>
@@ -1127,15 +1431,15 @@
           <w:color w:val="960000"/>
           <w:sz w:val="20"/>
         </w:rPr>
-        <w:t>FALLA</w:t>
-      </w:r>
-      <w:r>
-        <w:rPr>
-          <w:b w:val="0"/>
-          <w:color w:val="960000"/>
-          <w:sz w:val="20"/>
-        </w:rPr>
-        <w:t xml:space="preserve"> | | simulador del puente ESP32 | 🔴 </w:t>
+        <w:t>aeb6ce7</w:t>
+      </w:r>
+      <w:r>
+        <w:rPr>
+          <w:b w:val="0"/>
+          <w:color w:val="960000"/>
+          <w:sz w:val="20"/>
+        </w:rPr>
+        <w:t xml:space="preserve">»*. 🔴 </w:t>
       </w:r>
       <w:r>
         <w:rPr>
@@ -1143,15 +1447,15 @@
           <w:color w:val="960000"/>
           <w:sz w:val="20"/>
         </w:rPr>
-        <w:t>`ABORTADO`</w:t>
-      </w:r>
-      <w:r>
-        <w:rPr>
-          <w:b w:val="0"/>
-          <w:color w:val="960000"/>
-          <w:sz w:val="20"/>
-        </w:rPr>
-        <w:t xml:space="preserve"> — </w:t>
+        <w:t>Y aquí va el dato que más vale de esta corrección, porque volvió a pasar MIENTRAS se escribía: el fichero `evidencia/2026-09-05_compuerta.txt` se reescribió TRES veces el mismo día</w:t>
+      </w:r>
+      <w:r>
+        <w:rPr>
+          <w:b w:val="0"/>
+          <w:color w:val="960000"/>
+          <w:sz w:val="20"/>
+        </w:rPr>
+        <w:t xml:space="preserve">, y en una de esas versiones intermedias el HEAD era </w:t>
       </w:r>
       <w:r>
         <w:rPr>
@@ -1159,15 +1463,31 @@
           <w:color w:val="960000"/>
           <w:sz w:val="20"/>
         </w:rPr>
-        <w:t>IndexError: list index out of range</w:t>
-      </w:r>
-      <w:r>
-        <w:rPr>
-          <w:b w:val="0"/>
-          <w:color w:val="960000"/>
-          <w:sz w:val="20"/>
-        </w:rPr>
-        <w:t xml:space="preserve"> | | </w:t>
+        <w:t>c954e74</w:t>
+      </w:r>
+      <w:r>
+        <w:rPr>
+          <w:b w:val="0"/>
+          <w:color w:val="960000"/>
+          <w:sz w:val="20"/>
+        </w:rPr>
+        <w:t xml:space="preserve">, en otra </w:t>
+      </w:r>
+      <w:r>
+        <w:rPr>
+          <w:rFonts w:ascii="Consolas" w:hAnsi="Consolas"/>
+          <w:color w:val="960000"/>
+          <w:sz w:val="20"/>
+        </w:rPr>
+        <w:t>e0e835d</w:t>
+      </w:r>
+      <w:r>
+        <w:rPr>
+          <w:b w:val="0"/>
+          <w:color w:val="960000"/>
+          <w:sz w:val="20"/>
+        </w:rPr>
+        <w:t xml:space="preserve">. </w:t>
       </w:r>
       <w:r>
         <w:rPr>
@@ -1175,15 +1495,15 @@
           <w:color w:val="960000"/>
           <w:sz w:val="20"/>
         </w:rPr>
-        <w:t>resumen de la compuerta</w:t>
-      </w:r>
-      <w:r>
-        <w:rPr>
-          <w:b w:val="0"/>
-          <w:color w:val="960000"/>
-          <w:sz w:val="20"/>
-        </w:rPr>
-        <w:t xml:space="preserve"> | 🔴 </w:t>
+        <w:t>Un acta cuyo nombre es la fecha no identifica una corrida: identifica un día.</w:t>
+      </w:r>
+      <w:r>
+        <w:rPr>
+          <w:b w:val="0"/>
+          <w:color w:val="960000"/>
+          <w:sz w:val="20"/>
+        </w:rPr>
+        <w:t xml:space="preserve"> Por eso la tabla de arriba lleva el HEAD pegado a la cifra — y por eso, si el HEAD de esta línea no coincide con el del fichero, </w:t>
       </w:r>
       <w:r>
         <w:rPr>
@@ -1191,15 +1511,15 @@
           <w:color w:val="960000"/>
           <w:sz w:val="20"/>
         </w:rPr>
-        <w:t>18 PASS · 1 FALLA · 1 ABORTADO</w:t>
-      </w:r>
-      <w:r>
-        <w:rPr>
-          <w:b w:val="0"/>
-          <w:color w:val="960000"/>
-          <w:sz w:val="20"/>
-        </w:rPr>
-        <w:t xml:space="preserve"> | 🛑 </w:t>
+        <w:t>manda el fichero y esta tabla hay que releerla</w:t>
+      </w:r>
+      <w:r>
+        <w:rPr>
+          <w:b w:val="0"/>
+          <w:color w:val="960000"/>
+          <w:sz w:val="20"/>
+        </w:rPr>
+        <w:t xml:space="preserve">, no al revés. 🔴 </w:t>
       </w:r>
       <w:r>
         <w:rPr>
@@ -1207,15 +1527,47 @@
           <w:color w:val="960000"/>
           <w:sz w:val="20"/>
         </w:rPr>
-        <w:t>LA COMPUERTA NO ESTÁ EN VERDE, Y ESO CAMBIA CÓMO SE LEE TODO ESTE DOCUMENTO.</w:t>
-      </w:r>
-      <w:r>
-        <w:rPr>
-          <w:b w:val="0"/>
-          <w:color w:val="960000"/>
-          <w:sz w:val="20"/>
-        </w:rPr>
-        <w:t xml:space="preserve"> La revisión anterior publicaba aquí </w:t>
+        <w:t>LO QUE NO CAMBIA AL PASAR DE ROJO A VERDE, y es lo único que importa aquí: un `20/20` dice que los modelos y los arneses de un PC no encuentran nada. NO dice que el firmware funcione en la tarjeta, y ESTE MODO NO HA PISADO HARDWARE.</w:t>
+      </w:r>
+      <w:r>
+        <w:rPr>
+          <w:b w:val="0"/>
+          <w:color w:val="960000"/>
+          <w:sz w:val="20"/>
+        </w:rPr>
+        <w:t xml:space="preserve"> El párrafo anterior concluía *«hasta que las dos filas rojas se cierren, de este documento no se puede afirmar que esté verificado ni el modelo»* — ya están cerradas, </w:t>
+      </w:r>
+      <w:r>
+        <w:rPr>
+          <w:b/>
+          <w:color w:val="960000"/>
+          <w:sz w:val="20"/>
+        </w:rPr>
+        <w:t>y la conclusión operativa es exactamente la misma</w:t>
+      </w:r>
+      <w:r>
+        <w:rPr>
+          <w:b w:val="0"/>
+          <w:color w:val="960000"/>
+          <w:sz w:val="20"/>
+        </w:rPr>
+        <w:t xml:space="preserve">: sigue sin estar verificada la tarjeta. </w:t>
+      </w:r>
+      <w:r>
+        <w:rPr>
+          <w:b/>
+          <w:color w:val="960000"/>
+          <w:sz w:val="20"/>
+        </w:rPr>
+        <w:t>Verde no es entregable.</w:t>
+      </w:r>
+      <w:r>
+        <w:rPr>
+          <w:b w:val="0"/>
+          <w:color w:val="960000"/>
+          <w:sz w:val="20"/>
+        </w:rPr>
+        <w:t xml:space="preserve"> Y </w:t>
       </w:r>
       <w:r>
         <w:rPr>
@@ -1223,15 +1575,15 @@
           <w:color w:val="960000"/>
           <w:sz w:val="20"/>
         </w:rPr>
-        <w:t>974/974 · 67 packs PASS</w:t>
-      </w:r>
-      <w:r>
-        <w:rPr>
-          <w:b w:val="0"/>
-          <w:color w:val="960000"/>
-          <w:sz w:val="20"/>
-        </w:rPr>
-        <w:t xml:space="preserve"> y </w:t>
+        <w:t>ABORTADO</w:t>
+      </w:r>
+      <w:r>
+        <w:rPr>
+          <w:b w:val="0"/>
+          <w:color w:val="960000"/>
+          <w:sz w:val="20"/>
+        </w:rPr>
+        <w:t xml:space="preserve"> no es </w:t>
       </w:r>
       <w:r>
         <w:rPr>
@@ -1239,175 +1591,15 @@
           <w:color w:val="960000"/>
           <w:sz w:val="20"/>
         </w:rPr>
-        <w:t>20 PASS · 0 FALLA · 0 ABORTADO</w:t>
-      </w:r>
-      <w:r>
-        <w:rPr>
-          <w:b w:val="0"/>
-          <w:color w:val="960000"/>
-          <w:sz w:val="20"/>
-        </w:rPr>
-        <w:t xml:space="preserve">, citando el </w:t>
-      </w:r>
-      <w:r>
-        <w:rPr>
-          <w:b/>
-          <w:color w:val="960000"/>
-          <w:sz w:val="20"/>
-        </w:rPr>
-        <w:t>mismo nombre de fichero</w:t>
-      </w:r>
-      <w:r>
-        <w:rPr>
-          <w:b w:val="0"/>
-          <w:color w:val="960000"/>
-          <w:sz w:val="20"/>
-        </w:rPr>
-        <w:t xml:space="preserve"> con HEAD </w:t>
-      </w:r>
-      <w:r>
-        <w:rPr>
-          <w:rFonts w:ascii="Consolas" w:hAnsi="Consolas"/>
-          <w:color w:val="960000"/>
-          <w:sz w:val="20"/>
-        </w:rPr>
-        <w:t>624eb37</w:t>
-      </w:r>
-      <w:r>
-        <w:rPr>
-          <w:b w:val="0"/>
-          <w:color w:val="960000"/>
-          <w:sz w:val="20"/>
-        </w:rPr>
-        <w:t xml:space="preserve">. Ese acta ya no existe: </w:t>
-      </w:r>
-      <w:r>
-        <w:rPr>
-          <w:b/>
-          <w:color w:val="960000"/>
-          <w:sz w:val="20"/>
-        </w:rPr>
-        <w:t>el fichero se reescribió el mismo día con una corrida posterior</w:t>
-      </w:r>
-      <w:r>
-        <w:rPr>
-          <w:b w:val="0"/>
-          <w:color w:val="960000"/>
-          <w:sz w:val="20"/>
-        </w:rPr>
-        <w:t xml:space="preserve"> y hoy dice otra cosa. Se conserva escrito el número viejo porque el fallo no es la cifra, es el mecanismo: </w:t>
-      </w:r>
-      <w:r>
-        <w:rPr>
-          <w:b/>
-          <w:color w:val="960000"/>
-          <w:sz w:val="20"/>
-        </w:rPr>
-        <w:t>un acta con la fecha en el nombre se puede sobrescribir sin que nada avise</w:t>
-      </w:r>
-      <w:r>
-        <w:rPr>
-          <w:b w:val="0"/>
-          <w:color w:val="960000"/>
-          <w:sz w:val="20"/>
-        </w:rPr>
-        <w:t xml:space="preserve">, y un documento que la cita por nombre envejece en silencio. *(Es la misma forma que este repositorio ya conoce: un hash en un documento caduca solo.)* </w:t>
-      </w:r>
-      <w:r>
-        <w:rPr>
-          <w:b/>
-          <w:color w:val="960000"/>
-          <w:sz w:val="20"/>
-        </w:rPr>
-        <w:t>Y el acta trae además su propio aviso, que se copia entero:</w:t>
-      </w:r>
-      <w:r>
-        <w:rPr>
-          <w:b w:val="0"/>
-          <w:color w:val="960000"/>
-          <w:sz w:val="20"/>
-        </w:rPr>
-        <w:t xml:space="preserve"> *«el árbol tenía cambios sin commitear al medir. Estas cifras NO corresponden exactamente a </w:t>
-      </w:r>
-      <w:r>
-        <w:rPr>
-          <w:rFonts w:ascii="Consolas" w:hAnsi="Consolas"/>
-          <w:color w:val="960000"/>
-          <w:sz w:val="20"/>
-        </w:rPr>
-        <w:t>6d075a5</w:t>
-      </w:r>
-      <w:r>
-        <w:rPr>
-          <w:b w:val="0"/>
-          <w:color w:val="960000"/>
-          <w:sz w:val="20"/>
-        </w:rPr>
-        <w:t xml:space="preserve">»*. 🛑 </w:t>
-      </w:r>
-      <w:r>
-        <w:rPr>
-          <w:b/>
-          <w:color w:val="960000"/>
-          <w:sz w:val="20"/>
-        </w:rPr>
-        <w:t>Un `ABORTADO` no dice NADA del firmware</w:t>
-      </w:r>
-      <w:r>
-        <w:rPr>
-          <w:b w:val="0"/>
-          <w:color w:val="960000"/>
-          <w:sz w:val="20"/>
-        </w:rPr>
-        <w:t xml:space="preserve"> —no es un aprobado— y un </w:t>
-      </w:r>
-      <w:r>
-        <w:rPr>
-          <w:rFonts w:ascii="Consolas" w:hAnsi="Consolas"/>
-          <w:color w:val="960000"/>
-          <w:sz w:val="20"/>
-        </w:rPr>
-        <w:t>981/998</w:t>
-      </w:r>
-      <w:r>
-        <w:rPr>
-          <w:b w:val="0"/>
-          <w:color w:val="960000"/>
-          <w:sz w:val="20"/>
-        </w:rPr>
-        <w:t xml:space="preserve"> dice que hay </w:t>
-      </w:r>
-      <w:r>
-        <w:rPr>
-          <w:b/>
-          <w:color w:val="960000"/>
-          <w:sz w:val="20"/>
-        </w:rPr>
-        <w:t>17 comprobaciones que no cumplen</w:t>
-      </w:r>
-      <w:r>
-        <w:rPr>
-          <w:b w:val="0"/>
-          <w:color w:val="960000"/>
-          <w:sz w:val="20"/>
-        </w:rPr>
-        <w:t xml:space="preserve">. Hasta que las dos filas rojas se cierren, de este documento no se puede afirmar que esté verificado ni el modelo; y ni con la compuerta verde estaría verificada la tarjeta, porque </w:t>
-      </w:r>
-      <w:r>
-        <w:rPr>
-          <w:b/>
-          <w:color w:val="960000"/>
-          <w:sz w:val="20"/>
-        </w:rPr>
-        <w:t>este modo no ha pisado hardware</w:t>
-      </w:r>
-      <w:r>
-        <w:rPr>
-          <w:b w:val="0"/>
-          <w:color w:val="960000"/>
-          <w:sz w:val="20"/>
-        </w:rPr>
-        <w:t>.</w:t>
+        <w:t>PASS</w:t>
+      </w:r>
+      <w:r>
+        <w:rPr>
+          <w:b w:val="0"/>
+          <w:color w:val="960000"/>
+          <w:sz w:val="20"/>
+        </w:rPr>
+        <w:t>, aunque hoy no haya ninguno: si aparece uno, este documento vuelve a no poder afirmar nada.</w:t>
       </w:r>
     </w:p>
     <w:p>

--- a/05_Funcional/8_Procedimiento_Modo_Degradado.docx
+++ b/05_Funcional/8_Procedimiento_Modo_Degradado.docx
@@ -51,6 +51,18 @@
           <w:b/>
           <w:sz w:val="21"/>
         </w:rPr>
+        <w:t>Última revisión: 7 de septiembre de 2026</w:t>
+      </w:r>
+    </w:p>
+    <w:p>
+      <w:pPr>
+        <w:spacing w:after="120"/>
+      </w:pPr>
+      <w:r>
+        <w:rPr>
+          <w:b/>
+          <w:sz w:val="21"/>
+        </w:rPr>
         <w:t>Aplica a:</w:t>
       </w:r>
       <w:r>
@@ -73,6 +85,114 @@
           <w:sz w:val="21"/>
         </w:rPr>
         <w:t>)</w:t>
+      </w:r>
+    </w:p>
+    <w:p>
+      <w:pPr>
+        <w:spacing w:after="120"/>
+      </w:pPr>
+      <w:r>
+        <w:rPr>
+          <w:b/>
+          <w:sz w:val="21"/>
+        </w:rPr>
+        <w:t>Manda sobre este documento:</w:t>
+      </w:r>
+      <w:r>
+        <w:rPr>
+          <w:b w:val="0"/>
+          <w:sz w:val="21"/>
+        </w:rPr>
+        <w:t xml:space="preserve"> </w:t>
+      </w:r>
+      <w:r>
+        <w:rPr>
+          <w:rFonts w:ascii="Consolas" w:hAnsi="Consolas"/>
+          <w:sz w:val="21"/>
+        </w:rPr>
+        <w:t>DECISIONES.md</w:t>
+      </w:r>
+      <w:r>
+        <w:rPr>
+          <w:b w:val="0"/>
+          <w:sz w:val="21"/>
+        </w:rPr>
+        <w:t xml:space="preserve"> — filas </w:t>
+      </w:r>
+      <w:r>
+        <w:rPr>
+          <w:b/>
+          <w:sz w:val="21"/>
+        </w:rPr>
+        <w:t>`D-1`</w:t>
+      </w:r>
+      <w:r>
+        <w:rPr>
+          <w:b w:val="0"/>
+          <w:sz w:val="21"/>
+        </w:rPr>
+        <w:t xml:space="preserve">, </w:t>
+      </w:r>
+      <w:r>
+        <w:rPr>
+          <w:b/>
+          <w:sz w:val="21"/>
+        </w:rPr>
+        <w:t>`D-16`</w:t>
+      </w:r>
+      <w:r>
+        <w:rPr>
+          <w:b w:val="0"/>
+          <w:sz w:val="21"/>
+        </w:rPr>
+        <w:t>,</w:t>
+      </w:r>
+    </w:p>
+    <w:p>
+      <w:pPr>
+        <w:spacing w:after="120"/>
+      </w:pPr>
+      <w:r>
+        <w:rPr>
+          <w:b/>
+          <w:sz w:val="21"/>
+        </w:rPr>
+        <w:t>`D-17.bis`</w:t>
+      </w:r>
+      <w:r>
+        <w:rPr>
+          <w:b w:val="0"/>
+          <w:sz w:val="21"/>
+        </w:rPr>
+        <w:t xml:space="preserve"> y </w:t>
+      </w:r>
+      <w:r>
+        <w:rPr>
+          <w:b/>
+          <w:sz w:val="21"/>
+        </w:rPr>
+        <w:t>`D-18`</w:t>
+      </w:r>
+      <w:r>
+        <w:rPr>
+          <w:b w:val="0"/>
+          <w:sz w:val="21"/>
+        </w:rPr>
+        <w:t xml:space="preserve">. Donde este procedimiento y esa tabla no digan lo mismo, </w:t>
+      </w:r>
+      <w:r>
+        <w:rPr>
+          <w:b/>
+          <w:sz w:val="21"/>
+        </w:rPr>
+        <w:t>gana la tabla</w:t>
+      </w:r>
+      <w:r>
+        <w:rPr>
+          <w:b w:val="0"/>
+          <w:sz w:val="21"/>
+        </w:rPr>
+        <w:t>.</w:t>
       </w:r>
     </w:p>
     <w:p>
@@ -92,6 +212,725 @@
           <w:color w:val="960000"/>
           <w:sz w:val="20"/>
         </w:rPr>
+        <w:t xml:space="preserve">🔴 07/09/2026 — LEA ESTO ANTES DE EJECUTAR NADA: LA PREMISA DE ESTE DOCUMENTO CAYÓ </w:t>
+      </w:r>
+      <w:r>
+        <w:rPr>
+          <w:b/>
+          <w:color w:val="960000"/>
+          <w:sz w:val="20"/>
+        </w:rPr>
+        <w:t>Este procedimiento se abre en la peor situación del sistema —la radio muerta— así que es el que menos puede mentir.</w:t>
+      </w:r>
+      <w:r>
+        <w:rPr>
+          <w:b w:val="0"/>
+          <w:color w:val="960000"/>
+          <w:sz w:val="20"/>
+        </w:rPr>
+        <w:t xml:space="preserve"> Y hasta hoy mandaba, en cinco sitios distintos, a una vía que no existe. | lo que este documento repetía | lo que hay en el equipo hoy | |---|---| | *«El Esclavo no tiene </w:t>
+      </w:r>
+      <w:r>
+        <w:rPr>
+          <w:rFonts w:ascii="Consolas" w:hAnsi="Consolas"/>
+          <w:color w:val="960000"/>
+          <w:sz w:val="20"/>
+        </w:rPr>
+        <w:t>SET_MODO</w:t>
+      </w:r>
+      <w:r>
+        <w:rPr>
+          <w:b w:val="0"/>
+          <w:color w:val="960000"/>
+          <w:sz w:val="20"/>
+        </w:rPr>
+        <w:t xml:space="preserve">»* | </w:t>
+      </w:r>
+      <w:r>
+        <w:rPr>
+          <w:b/>
+          <w:color w:val="960000"/>
+          <w:sz w:val="20"/>
+        </w:rPr>
+        <w:t>Falso desde el commit `15e8cf3`.</w:t>
+      </w:r>
+      <w:r>
+        <w:rPr>
+          <w:b w:val="0"/>
+          <w:color w:val="960000"/>
+          <w:sz w:val="20"/>
+        </w:rPr>
+        <w:t xml:space="preserve"> </w:t>
+      </w:r>
+      <w:r>
+        <w:rPr>
+          <w:rFonts w:ascii="Consolas" w:hAnsi="Consolas"/>
+          <w:color w:val="960000"/>
+          <w:sz w:val="20"/>
+        </w:rPr>
+        <w:t>grep -c "SET_MODO" 01_Firmware/Esclavo/src/bluetooth.cpp</w:t>
+      </w:r>
+      <w:r>
+        <w:rPr>
+          <w:b w:val="0"/>
+          <w:color w:val="960000"/>
+          <w:sz w:val="20"/>
+        </w:rPr>
+        <w:t xml:space="preserve"> → </w:t>
+      </w:r>
+      <w:r>
+        <w:rPr>
+          <w:b/>
+          <w:color w:val="960000"/>
+          <w:sz w:val="20"/>
+        </w:rPr>
+        <w:t>10</w:t>
+      </w:r>
+      <w:r>
+        <w:rPr>
+          <w:b w:val="0"/>
+          <w:color w:val="960000"/>
+          <w:sz w:val="20"/>
+        </w:rPr>
+        <w:t xml:space="preserve">. La rama viva es </w:t>
+      </w:r>
+      <w:r>
+        <w:rPr>
+          <w:rFonts w:ascii="Consolas" w:hAnsi="Consolas"/>
+          <w:color w:val="960000"/>
+          <w:sz w:val="20"/>
+        </w:rPr>
+        <w:t>strcmp(accion, "SET_MODO:DEGRADADO")</w:t>
+      </w:r>
+      <w:r>
+        <w:rPr>
+          <w:b w:val="0"/>
+          <w:color w:val="960000"/>
+          <w:sz w:val="20"/>
+        </w:rPr>
+        <w:t xml:space="preserve">, con </w:t>
+      </w:r>
+      <w:r>
+        <w:rPr>
+          <w:rFonts w:ascii="Consolas" w:hAnsi="Consolas"/>
+          <w:color w:val="960000"/>
+          <w:sz w:val="20"/>
+        </w:rPr>
+        <w:t>ACK,…RESULT:OK</w:t>
+      </w:r>
+      <w:r>
+        <w:rPr>
+          <w:b w:val="0"/>
+          <w:color w:val="960000"/>
+          <w:sz w:val="20"/>
+        </w:rPr>
+        <w:t xml:space="preserve">, </w:t>
+      </w:r>
+      <w:r>
+        <w:rPr>
+          <w:rFonts w:ascii="Consolas" w:hAnsi="Consolas"/>
+          <w:color w:val="960000"/>
+          <w:sz w:val="20"/>
+        </w:rPr>
+        <w:t>ACK,…RESULT:YA_ACTIVO</w:t>
+      </w:r>
+      <w:r>
+        <w:rPr>
+          <w:b w:val="0"/>
+          <w:color w:val="960000"/>
+          <w:sz w:val="20"/>
+        </w:rPr>
+        <w:t xml:space="preserve"> y un </w:t>
+      </w:r>
+      <w:r>
+        <w:rPr>
+          <w:rFonts w:ascii="Consolas" w:hAnsi="Consolas"/>
+          <w:color w:val="960000"/>
+          <w:sz w:val="20"/>
+        </w:rPr>
+        <w:t>ERR</w:t>
+      </w:r>
+      <w:r>
+        <w:rPr>
+          <w:b w:val="0"/>
+          <w:color w:val="960000"/>
+          <w:sz w:val="20"/>
+        </w:rPr>
+        <w:t xml:space="preserve"> </w:t>
+      </w:r>
+      <w:r>
+        <w:rPr>
+          <w:b/>
+          <w:color w:val="960000"/>
+          <w:sz w:val="20"/>
+        </w:rPr>
+        <w:t>por cada motivo</w:t>
+      </w:r>
+      <w:r>
+        <w:rPr>
+          <w:b w:val="0"/>
+          <w:color w:val="960000"/>
+          <w:sz w:val="20"/>
+        </w:rPr>
+        <w:t xml:space="preserve"> de </w:t>
+      </w:r>
+      <w:r>
+        <w:rPr>
+          <w:rFonts w:ascii="Consolas" w:hAnsi="Consolas"/>
+          <w:color w:val="960000"/>
+          <w:sz w:val="20"/>
+        </w:rPr>
+        <w:t>degradado_entrar()</w:t>
+      </w:r>
+      <w:r>
+        <w:rPr>
+          <w:b w:val="0"/>
+          <w:color w:val="960000"/>
+          <w:sz w:val="20"/>
+        </w:rPr>
+        <w:t xml:space="preserve"> | | *«para poner el Esclavo en Degradado hace falta el mando y su receptor RF»* | </w:t>
+      </w:r>
+      <w:r>
+        <w:rPr>
+          <w:b/>
+          <w:color w:val="960000"/>
+          <w:sz w:val="20"/>
+        </w:rPr>
+        <w:t>`D-1`: el mando NO EXISTE.</w:t>
+      </w:r>
+      <w:r>
+        <w:rPr>
+          <w:b w:val="0"/>
+          <w:color w:val="960000"/>
+          <w:sz w:val="20"/>
+        </w:rPr>
+        <w:t xml:space="preserve"> No hay emisor, no hay pulsadores y el receptor RF </w:t>
+      </w:r>
+      <w:r>
+        <w:rPr>
+          <w:b/>
+          <w:color w:val="960000"/>
+          <w:sz w:val="20"/>
+        </w:rPr>
+        <w:t>nunca se compró ni se va a comprar</w:t>
+      </w:r>
+      <w:r>
+        <w:rPr>
+          <w:b w:val="0"/>
+          <w:color w:val="960000"/>
+          <w:sz w:val="20"/>
+        </w:rPr>
+        <w:t xml:space="preserve">. No es una compra pendiente | | *«el cruce se opera desde el Maestro; no viene un </w:t>
+      </w:r>
+      <w:r>
+        <w:rPr>
+          <w:rFonts w:ascii="Consolas" w:hAnsi="Consolas"/>
+          <w:color w:val="960000"/>
+          <w:sz w:val="20"/>
+        </w:rPr>
+        <w:t>SET_MODO</w:t>
+      </w:r>
+      <w:r>
+        <w:rPr>
+          <w:b w:val="0"/>
+          <w:color w:val="960000"/>
+          <w:sz w:val="20"/>
+        </w:rPr>
+        <w:t xml:space="preserve"> para el Esclavo»* | </w:t>
+      </w:r>
+      <w:r>
+        <w:rPr>
+          <w:b/>
+          <w:color w:val="960000"/>
+          <w:sz w:val="20"/>
+        </w:rPr>
+        <w:t>`D-18` (05/09): el Modo Degradado del poste 2 SE PIDE POR APP.</w:t>
+      </w:r>
+      <w:r>
+        <w:rPr>
+          <w:b w:val="0"/>
+          <w:color w:val="960000"/>
+          <w:sz w:val="20"/>
+        </w:rPr>
+        <w:t xml:space="preserve"> Lo que se retiró fue la llave —el mando—, no la puerta: </w:t>
+      </w:r>
+      <w:r>
+        <w:rPr>
+          <w:rFonts w:ascii="Consolas" w:hAnsi="Consolas"/>
+          <w:color w:val="960000"/>
+          <w:sz w:val="20"/>
+        </w:rPr>
+        <w:t>degradado_entrar()</w:t>
+      </w:r>
+      <w:r>
+        <w:rPr>
+          <w:b w:val="0"/>
+          <w:color w:val="960000"/>
+          <w:sz w:val="20"/>
+        </w:rPr>
+        <w:t xml:space="preserve"> ya estaba construido y probado | ## ✅ EL PROCEDIMIENTO VIGENTE, EN UNA LÍNEA POR PUNTA | punta | entrar en Degradado | salir | |---|---|---| | </w:t>
+      </w:r>
+      <w:r>
+        <w:rPr>
+          <w:b/>
+          <w:color w:val="960000"/>
+          <w:sz w:val="20"/>
+        </w:rPr>
+        <w:t>MAESTRO</w:t>
+      </w:r>
+      <w:r>
+        <w:rPr>
+          <w:b w:val="0"/>
+          <w:color w:val="960000"/>
+          <w:sz w:val="20"/>
+        </w:rPr>
+        <w:t xml:space="preserve"> | </w:t>
+      </w:r>
+      <w:r>
+        <w:rPr>
+          <w:b/>
+          <w:color w:val="960000"/>
+          <w:sz w:val="20"/>
+        </w:rPr>
+        <w:t>App:</w:t>
+      </w:r>
+      <w:r>
+        <w:rPr>
+          <w:b w:val="0"/>
+          <w:color w:val="960000"/>
+          <w:sz w:val="20"/>
+        </w:rPr>
+        <w:t xml:space="preserve"> </w:t>
+      </w:r>
+      <w:r>
+        <w:rPr>
+          <w:rFonts w:ascii="Consolas" w:hAnsi="Consolas"/>
+          <w:color w:val="960000"/>
+          <w:sz w:val="20"/>
+        </w:rPr>
+        <w:t>CMD:PIN:1234:SET_MODO:DEGRADADO</w:t>
+      </w:r>
+      <w:r>
+        <w:rPr>
+          <w:b w:val="0"/>
+          <w:color w:val="960000"/>
+          <w:sz w:val="20"/>
+        </w:rPr>
+        <w:t xml:space="preserve"> | </w:t>
+      </w:r>
+      <w:r>
+        <w:rPr>
+          <w:b/>
+          <w:color w:val="960000"/>
+          <w:sz w:val="20"/>
+        </w:rPr>
+        <w:t>App:</w:t>
+      </w:r>
+      <w:r>
+        <w:rPr>
+          <w:b w:val="0"/>
+          <w:color w:val="960000"/>
+          <w:sz w:val="20"/>
+        </w:rPr>
+        <w:t xml:space="preserve"> </w:t>
+      </w:r>
+      <w:r>
+        <w:rPr>
+          <w:rFonts w:ascii="Consolas" w:hAnsi="Consolas"/>
+          <w:color w:val="960000"/>
+          <w:sz w:val="20"/>
+        </w:rPr>
+        <w:t>SET_MODO:AUTO</w:t>
+      </w:r>
+      <w:r>
+        <w:rPr>
+          <w:b w:val="0"/>
+          <w:color w:val="960000"/>
+          <w:sz w:val="20"/>
+        </w:rPr>
+        <w:t xml:space="preserve"> o </w:t>
+      </w:r>
+      <w:r>
+        <w:rPr>
+          <w:rFonts w:ascii="Consolas" w:hAnsi="Consolas"/>
+          <w:color w:val="960000"/>
+          <w:sz w:val="20"/>
+        </w:rPr>
+        <w:t>SET_MODO:AMBAR</w:t>
+      </w:r>
+      <w:r>
+        <w:rPr>
+          <w:b w:val="0"/>
+          <w:color w:val="960000"/>
+          <w:sz w:val="20"/>
+        </w:rPr>
+        <w:t xml:space="preserve"> | | </w:t>
+      </w:r>
+      <w:r>
+        <w:rPr>
+          <w:b/>
+          <w:color w:val="960000"/>
+          <w:sz w:val="20"/>
+        </w:rPr>
+        <w:t>ESCLAVO</w:t>
+      </w:r>
+      <w:r>
+        <w:rPr>
+          <w:b w:val="0"/>
+          <w:color w:val="960000"/>
+          <w:sz w:val="20"/>
+        </w:rPr>
+        <w:t xml:space="preserve"> | </w:t>
+      </w:r>
+      <w:r>
+        <w:rPr>
+          <w:b/>
+          <w:color w:val="960000"/>
+          <w:sz w:val="20"/>
+        </w:rPr>
+        <w:t>App:</w:t>
+      </w:r>
+      <w:r>
+        <w:rPr>
+          <w:b w:val="0"/>
+          <w:color w:val="960000"/>
+          <w:sz w:val="20"/>
+        </w:rPr>
+        <w:t xml:space="preserve"> </w:t>
+      </w:r>
+      <w:r>
+        <w:rPr>
+          <w:rFonts w:ascii="Consolas" w:hAnsi="Consolas"/>
+          <w:color w:val="960000"/>
+          <w:sz w:val="20"/>
+        </w:rPr>
+        <w:t>CMD:PIN:1234:SET_MODO:DEGRADADO</w:t>
+      </w:r>
+      <w:r>
+        <w:rPr>
+          <w:b w:val="0"/>
+          <w:color w:val="960000"/>
+          <w:sz w:val="20"/>
+        </w:rPr>
+        <w:t xml:space="preserve"> — </w:t>
+      </w:r>
+      <w:r>
+        <w:rPr>
+          <w:b/>
+          <w:color w:val="960000"/>
+          <w:sz w:val="20"/>
+        </w:rPr>
+        <w:t>misma orden, mismo PIN</w:t>
+      </w:r>
+      <w:r>
+        <w:rPr>
+          <w:b w:val="0"/>
+          <w:color w:val="960000"/>
+          <w:sz w:val="20"/>
+        </w:rPr>
+        <w:t xml:space="preserve"> (</w:t>
+      </w:r>
+      <w:r>
+        <w:rPr>
+          <w:rFonts w:ascii="Consolas" w:hAnsi="Consolas"/>
+          <w:color w:val="960000"/>
+          <w:sz w:val="20"/>
+        </w:rPr>
+        <w:t>D-18</w:t>
+      </w:r>
+      <w:r>
+        <w:rPr>
+          <w:b w:val="0"/>
+          <w:color w:val="960000"/>
+          <w:sz w:val="20"/>
+        </w:rPr>
+        <w:t xml:space="preserve">) | </w:t>
+      </w:r>
+      <w:r>
+        <w:rPr>
+          <w:b/>
+          <w:color w:val="960000"/>
+          <w:sz w:val="20"/>
+        </w:rPr>
+        <w:t>App:</w:t>
+      </w:r>
+      <w:r>
+        <w:rPr>
+          <w:b w:val="0"/>
+          <w:color w:val="960000"/>
+          <w:sz w:val="20"/>
+        </w:rPr>
+        <w:t xml:space="preserve"> </w:t>
+      </w:r>
+      <w:r>
+        <w:rPr>
+          <w:rFonts w:ascii="Consolas" w:hAnsi="Consolas"/>
+          <w:color w:val="960000"/>
+          <w:sz w:val="20"/>
+        </w:rPr>
+        <w:t>CMD:AMBAR_EMERGENCIA</w:t>
+      </w:r>
+      <w:r>
+        <w:rPr>
+          <w:b w:val="0"/>
+          <w:color w:val="960000"/>
+          <w:sz w:val="20"/>
+        </w:rPr>
+        <w:t xml:space="preserve"> · el retorno a Automático lo devuelve el Maestro al volver la radio | 🛑 </w:t>
+      </w:r>
+      <w:r>
+        <w:rPr>
+          <w:b/>
+          <w:color w:val="960000"/>
+          <w:sz w:val="20"/>
+        </w:rPr>
+        <w:t>Y `D-16`, que es la consecuencia y va escrita aquí porque el operario tiene que saberla antes de subir al poste: SIN TELÉFONO NO HAY FORMA DE OPERAR EL EQUIPO.</w:t>
+      </w:r>
+      <w:r>
+        <w:rPr>
+          <w:b w:val="0"/>
+          <w:color w:val="960000"/>
+          <w:sz w:val="20"/>
+        </w:rPr>
+        <w:t xml:space="preserve"> No es una avería, es una propiedad declarada del sistema desde que se retiró el mando. Batería cargada, cable, y conviene un segundo terminal emparejado. ⚠️ </w:t>
+      </w:r>
+      <w:r>
+        <w:rPr>
+          <w:b/>
+          <w:color w:val="960000"/>
+          <w:sz w:val="20"/>
+        </w:rPr>
+        <w:t>Lo que NO cambia, y por eso vale la pena leer el resto del documento:</w:t>
+      </w:r>
+      <w:r>
+        <w:rPr>
+          <w:b w:val="0"/>
+          <w:color w:val="960000"/>
+          <w:sz w:val="20"/>
+        </w:rPr>
+        <w:t xml:space="preserve"> los </w:t>
+      </w:r>
+      <w:r>
+        <w:rPr>
+          <w:b/>
+          <w:color w:val="960000"/>
+          <w:sz w:val="20"/>
+        </w:rPr>
+        <w:t>cinco requisitos</w:t>
+      </w:r>
+      <w:r>
+        <w:rPr>
+          <w:b w:val="0"/>
+          <w:color w:val="960000"/>
+          <w:sz w:val="20"/>
+        </w:rPr>
+        <w:t xml:space="preserve"> de entrada, el todo-rojo obligatorio, el tope de 48 h, el desfase de relojes y los riesgos residuales </w:t>
+      </w:r>
+      <w:r>
+        <w:rPr>
+          <w:b/>
+          <w:color w:val="960000"/>
+          <w:sz w:val="20"/>
+        </w:rPr>
+        <w:t>siguen siendo exactamente los de siempre</w:t>
+      </w:r>
+      <w:r>
+        <w:rPr>
+          <w:b w:val="0"/>
+          <w:color w:val="960000"/>
+          <w:sz w:val="20"/>
+        </w:rPr>
+        <w:t xml:space="preserve">. Lo que cambió es </w:t>
+      </w:r>
+      <w:r>
+        <w:rPr>
+          <w:b/>
+          <w:color w:val="960000"/>
+          <w:sz w:val="20"/>
+        </w:rPr>
+        <w:t>por dónde se pide</w:t>
+      </w:r>
+      <w:r>
+        <w:rPr>
+          <w:b w:val="0"/>
+          <w:color w:val="960000"/>
+          <w:sz w:val="20"/>
+        </w:rPr>
+        <w:t xml:space="preserve">, no qué hace el equipo. 🔴 </w:t>
+      </w:r>
+      <w:r>
+        <w:rPr>
+          <w:b/>
+          <w:color w:val="960000"/>
+          <w:sz w:val="20"/>
+        </w:rPr>
+        <w:t>Y lo que sigue abierto y no lo cierra nadie aquí:</w:t>
+      </w:r>
+      <w:r>
+        <w:rPr>
+          <w:b w:val="0"/>
+          <w:color w:val="960000"/>
+          <w:sz w:val="20"/>
+        </w:rPr>
+        <w:t xml:space="preserve"> </w:t>
+      </w:r>
+      <w:r>
+        <w:rPr>
+          <w:rFonts w:ascii="Consolas" w:hAnsi="Consolas"/>
+          <w:color w:val="960000"/>
+          <w:sz w:val="20"/>
+        </w:rPr>
+        <w:t>grep -c reportarEvento Esclavo/src/modo_degradado.cpp</w:t>
+      </w:r>
+      <w:r>
+        <w:rPr>
+          <w:b w:val="0"/>
+          <w:color w:val="960000"/>
+          <w:sz w:val="20"/>
+        </w:rPr>
+        <w:t xml:space="preserve"> → </w:t>
+      </w:r>
+      <w:r>
+        <w:rPr>
+          <w:b/>
+          <w:color w:val="960000"/>
+          <w:sz w:val="20"/>
+        </w:rPr>
+        <w:t>0</w:t>
+      </w:r>
+      <w:r>
+        <w:rPr>
+          <w:b w:val="0"/>
+          <w:color w:val="960000"/>
+          <w:sz w:val="20"/>
+        </w:rPr>
+        <w:t xml:space="preserve">. El Esclavo entra en Degradado por app y </w:t>
+      </w:r>
+      <w:r>
+        <w:rPr>
+          <w:b/>
+          <w:color w:val="960000"/>
+          <w:sz w:val="20"/>
+        </w:rPr>
+        <w:t>no publica nada sobre ese estado</w:t>
+      </w:r>
+      <w:r>
+        <w:rPr>
+          <w:b w:val="0"/>
+          <w:color w:val="960000"/>
+          <w:sz w:val="20"/>
+        </w:rPr>
+        <w:t xml:space="preserve"> más allá del </w:t>
+      </w:r>
+      <w:r>
+        <w:rPr>
+          <w:rFonts w:ascii="Consolas" w:hAnsi="Consolas"/>
+          <w:color w:val="960000"/>
+          <w:sz w:val="20"/>
+        </w:rPr>
+        <w:t>ACK</w:t>
+      </w:r>
+      <w:r>
+        <w:rPr>
+          <w:b w:val="0"/>
+          <w:color w:val="960000"/>
+          <w:sz w:val="20"/>
+        </w:rPr>
+        <w:t xml:space="preserve"> de la orden y del campo </w:t>
+      </w:r>
+      <w:r>
+        <w:rPr>
+          <w:rFonts w:ascii="Consolas" w:hAnsi="Consolas"/>
+          <w:color w:val="960000"/>
+          <w:sz w:val="20"/>
+        </w:rPr>
+        <w:t>MODO:</w:t>
+      </w:r>
+      <w:r>
+        <w:rPr>
+          <w:b w:val="0"/>
+          <w:color w:val="960000"/>
+          <w:sz w:val="20"/>
+        </w:rPr>
+        <w:t xml:space="preserve"> del </w:t>
+      </w:r>
+      <w:r>
+        <w:rPr>
+          <w:rFonts w:ascii="Consolas" w:hAnsi="Consolas"/>
+          <w:color w:val="960000"/>
+          <w:sz w:val="20"/>
+        </w:rPr>
+        <w:t>$STATUS</w:t>
+      </w:r>
+      <w:r>
+        <w:rPr>
+          <w:b w:val="0"/>
+          <w:color w:val="960000"/>
+          <w:sz w:val="20"/>
+        </w:rPr>
+        <w:t xml:space="preserve">. Si el operario necesita ver ese estado en la app de otra forma, </w:t>
+      </w:r>
+      <w:r>
+        <w:rPr>
+          <w:b/>
+          <w:color w:val="960000"/>
+          <w:sz w:val="20"/>
+        </w:rPr>
+        <w:t>es una decisión del responsable</w:t>
+      </w:r>
+      <w:r>
+        <w:rPr>
+          <w:b w:val="0"/>
+          <w:color w:val="960000"/>
+          <w:sz w:val="20"/>
+        </w:rPr>
+        <w:t xml:space="preserve">. --- </w:t>
+      </w:r>
+      <w:r>
+        <w:rPr>
+          <w:b/>
+          <w:color w:val="960000"/>
+          <w:sz w:val="20"/>
+        </w:rPr>
+        <w:t>Todo lo que sigue de aquí abajo que hable del mando de relés, del receptor RF o de que el Esclavo «no tiene `SET_MODO`» se conserva TACHADO con su motivo, no borrado</w:t>
+      </w:r>
+      <w:r>
+        <w:rPr>
+          <w:b w:val="0"/>
+          <w:color w:val="960000"/>
+          <w:sz w:val="20"/>
+        </w:rPr>
+        <w:t xml:space="preserve"> — y esa promesa se cumple línea a línea, porque un </w:t>
+      </w:r>
+      <w:r>
+        <w:rPr>
+          <w:rFonts w:ascii="Consolas" w:hAnsi="Consolas"/>
+          <w:color w:val="960000"/>
+          <w:sz w:val="20"/>
+        </w:rPr>
+        <w:t>~~</w:t>
+      </w:r>
+      <w:r>
+        <w:rPr>
+          <w:b w:val="0"/>
+          <w:color w:val="960000"/>
+          <w:sz w:val="20"/>
+        </w:rPr>
+        <w:t xml:space="preserve"> que falta convierte un archivo histórico en una instrucción.</w:t>
+      </w:r>
+    </w:p>
+    <w:p>
+      <w:pPr>
+        <w:spacing w:after="160"/>
+        <w:ind w:left="360"/>
+        <w:shd w:val="clear" w:fill="FFF4E5"/>
+      </w:pPr>
+      <w:r>
+        <w:rPr>
+          <w:b w:val="0"/>
+          <w:color w:val="960000"/>
+          <w:sz w:val="20"/>
+        </w:rPr>
         <w:t xml:space="preserve">🛑 AVISO DEL 02/09/2026 — ESTE MODO SE OPERA HOY DESDE LA APP, NO DESDE LOS BOTONES </w:t>
       </w:r>
       <w:r>
@@ -147,7 +986,7 @@
           <w:color w:val="960000"/>
           <w:sz w:val="20"/>
         </w:rPr>
-        <w:t xml:space="preserve"> **No intente ejecutar ningún paso que diga «pulse Botón 3», «pulse Botón 4» o «navegue al menú».** No hay con qué hacerlo, y el equipo no dará ninguna señal de error: simplemente no pasará nada. ## Cómo se entra y se sale HOY | Maniobra | Cómo se hace hoy | Evidencia *(re-medida el 04/09)* | |---|---|---| | Entrar en Degradado | **App:** </w:t>
+        <w:t xml:space="preserve"> **No intente ejecutar ningún paso que diga «pulse Botón 3», «pulse Botón 4» o «navegue al menú».** No hay con qué hacerlo, y el equipo no dará ninguna señal de error: simplemente no pasará nada. ## Cómo se entra y se sale HOY | Maniobra | Cómo se hace hoy | Evidencia *(re-medida el 07/09 — por símbolo, no por línea)* | |---|---|---| | Entrar en Degradado — **MAESTRO** | **App:** </w:t>
       </w:r>
       <w:r>
         <w:rPr>
@@ -171,15 +1010,175 @@
           <w:color w:val="960000"/>
           <w:sz w:val="20"/>
         </w:rPr>
-        <w:t>Maestro/src/bluetooth.cpp:501</w:t>
-      </w:r>
-      <w:r>
-        <w:rPr>
-          <w:rFonts w:ascii="Consolas" w:hAnsi="Consolas"/>
-          <w:color w:val="960000"/>
-          <w:sz w:val="20"/>
-        </w:rPr>
-        <w:t xml:space="preserve"> | | Entrar desde el piso | </w:t>
+        <w:t>grep -n 'SET_MODO:DEGRADADO' Maestro/src/bluetooth.cpp</w:t>
+      </w:r>
+      <w:r>
+        <w:rPr>
+          <w:rFonts w:ascii="Consolas" w:hAnsi="Consolas"/>
+          <w:color w:val="960000"/>
+          <w:sz w:val="20"/>
+        </w:rPr>
+        <w:t xml:space="preserve"> | | Entrar en Degradado — **ESCLAVO** | **App:** </w:t>
+      </w:r>
+      <w:r>
+        <w:rPr>
+          <w:b w:val="0"/>
+          <w:color w:val="960000"/>
+          <w:sz w:val="20"/>
+        </w:rPr>
+        <w:t>CMD:PIN:1234:SET_MODO:DEGRADADO</w:t>
+      </w:r>
+      <w:r>
+        <w:rPr>
+          <w:rFonts w:ascii="Consolas" w:hAnsi="Consolas"/>
+          <w:color w:val="960000"/>
+          <w:sz w:val="20"/>
+        </w:rPr>
+        <w:t xml:space="preserve"> — **</w:t>
+      </w:r>
+      <w:r>
+        <w:rPr>
+          <w:b w:val="0"/>
+          <w:color w:val="960000"/>
+          <w:sz w:val="20"/>
+        </w:rPr>
+        <w:t>D-18</w:t>
+      </w:r>
+      <w:r>
+        <w:rPr>
+          <w:rFonts w:ascii="Consolas" w:hAnsi="Consolas"/>
+          <w:color w:val="960000"/>
+          <w:sz w:val="20"/>
+        </w:rPr>
+        <w:t xml:space="preserve">, misma orden** | </w:t>
+      </w:r>
+      <w:r>
+        <w:rPr>
+          <w:b w:val="0"/>
+          <w:color w:val="960000"/>
+          <w:sz w:val="20"/>
+        </w:rPr>
+        <w:t>grep -n 'SET_MODO:DEGRADADO' Esclavo/src/bluetooth.cpp</w:t>
+      </w:r>
+      <w:r>
+        <w:rPr>
+          <w:rFonts w:ascii="Consolas" w:hAnsi="Consolas"/>
+          <w:color w:val="960000"/>
+          <w:sz w:val="20"/>
+        </w:rPr>
+        <w:t xml:space="preserve"> → rama con </w:t>
+      </w:r>
+      <w:r>
+        <w:rPr>
+          <w:b w:val="0"/>
+          <w:color w:val="960000"/>
+          <w:sz w:val="20"/>
+        </w:rPr>
+        <w:t>degradado_entrar()</w:t>
+      </w:r>
+      <w:r>
+        <w:rPr>
+          <w:rFonts w:ascii="Consolas" w:hAnsi="Consolas"/>
+          <w:color w:val="960000"/>
+          <w:sz w:val="20"/>
+        </w:rPr>
+        <w:t xml:space="preserve"> y </w:t>
+      </w:r>
+      <w:r>
+        <w:rPr>
+          <w:b w:val="0"/>
+          <w:color w:val="960000"/>
+          <w:sz w:val="20"/>
+        </w:rPr>
+        <w:t>ERR</w:t>
+      </w:r>
+      <w:r>
+        <w:rPr>
+          <w:rFonts w:ascii="Consolas" w:hAnsi="Consolas"/>
+          <w:color w:val="960000"/>
+          <w:sz w:val="20"/>
+        </w:rPr>
+        <w:t xml:space="preserve"> por motivo | | Salir a Automático | **App:** </w:t>
+      </w:r>
+      <w:r>
+        <w:rPr>
+          <w:b w:val="0"/>
+          <w:color w:val="960000"/>
+          <w:sz w:val="20"/>
+        </w:rPr>
+        <w:t>SET_MODO:AUTO</w:t>
+      </w:r>
+      <w:r>
+        <w:rPr>
+          <w:rFonts w:ascii="Consolas" w:hAnsi="Consolas"/>
+          <w:color w:val="960000"/>
+          <w:sz w:val="20"/>
+        </w:rPr>
+        <w:t xml:space="preserve"> *(Maestro)* | </w:t>
+      </w:r>
+      <w:r>
+        <w:rPr>
+          <w:b w:val="0"/>
+          <w:color w:val="960000"/>
+          <w:sz w:val="20"/>
+        </w:rPr>
+        <w:t>grep -n '"SET_MODO:AUTO"' Maestro/src/bluetooth.cpp</w:t>
+      </w:r>
+      <w:r>
+        <w:rPr>
+          <w:rFonts w:ascii="Consolas" w:hAnsi="Consolas"/>
+          <w:color w:val="960000"/>
+          <w:sz w:val="20"/>
+        </w:rPr>
+        <w:t xml:space="preserve"> | | Salir a Ámbar | **App:** </w:t>
+      </w:r>
+      <w:r>
+        <w:rPr>
+          <w:b w:val="0"/>
+          <w:color w:val="960000"/>
+          <w:sz w:val="20"/>
+        </w:rPr>
+        <w:t>SET_MODO:AMBAR</w:t>
+      </w:r>
+      <w:r>
+        <w:rPr>
+          <w:rFonts w:ascii="Consolas" w:hAnsi="Consolas"/>
+          <w:color w:val="960000"/>
+          <w:sz w:val="20"/>
+        </w:rPr>
+        <w:t xml:space="preserve"> *(Maestro)* · </w:t>
+      </w:r>
+      <w:r>
+        <w:rPr>
+          <w:b w:val="0"/>
+          <w:color w:val="960000"/>
+          <w:sz w:val="20"/>
+        </w:rPr>
+        <w:t>CMD:AMBAR_EMERGENCIA</w:t>
+      </w:r>
+      <w:r>
+        <w:rPr>
+          <w:rFonts w:ascii="Consolas" w:hAnsi="Consolas"/>
+          <w:color w:val="960000"/>
+          <w:sz w:val="20"/>
+        </w:rPr>
+        <w:t xml:space="preserve"> *(Esclavo)* | </w:t>
+      </w:r>
+      <w:r>
+        <w:rPr>
+          <w:b w:val="0"/>
+          <w:color w:val="960000"/>
+          <w:sz w:val="20"/>
+        </w:rPr>
+        <w:t>grep -n 'AMBAR_EMERGENCIA' Esclavo/src/bluetooth.cpp</w:t>
+      </w:r>
+      <w:r>
+        <w:rPr>
+          <w:rFonts w:ascii="Consolas" w:hAnsi="Consolas"/>
+          <w:color w:val="960000"/>
+          <w:sz w:val="20"/>
+        </w:rPr>
+        <w:t xml:space="preserve"> | | ~~Entrar desde el piso~~ | ~~</w:t>
       </w:r>
       <w:r>
         <w:rPr>
@@ -195,23 +1194,1063 @@
           <w:color w:val="960000"/>
           <w:sz w:val="20"/>
         </w:rPr>
-        <w:t xml:space="preserve"> en el mando de relés | canales </w:t>
-      </w:r>
-      <w:r>
-        <w:rPr>
-          <w:b w:val="0"/>
-          <w:color w:val="960000"/>
-          <w:sz w:val="20"/>
-        </w:rPr>
-        <w:t>A</w:t>
-      </w:r>
-      <w:r>
-        <w:rPr>
-          <w:rFonts w:ascii="Consolas" w:hAnsi="Consolas"/>
-          <w:color w:val="960000"/>
-          <w:sz w:val="20"/>
-        </w:rPr>
-        <w:t xml:space="preserve"> (</w:t>
+        <w:t xml:space="preserve"> en el mando de relés~~ ⛔ **</w:t>
+      </w:r>
+      <w:r>
+        <w:rPr>
+          <w:b w:val="0"/>
+          <w:color w:val="960000"/>
+          <w:sz w:val="20"/>
+        </w:rPr>
+        <w:t>D-1</w:t>
+      </w:r>
+      <w:r>
+        <w:rPr>
+          <w:rFonts w:ascii="Consolas" w:hAnsi="Consolas"/>
+          <w:color w:val="960000"/>
+          <w:sz w:val="20"/>
+        </w:rPr>
+        <w:t xml:space="preserve">: el mando NO EXISTE** — ni emisor, ni pulsadores, ni receptor RF. **La secuencia sigue en el código y no hay con qué generarla** | — | | ~~Salir con </w:t>
+      </w:r>
+      <w:r>
+        <w:rPr>
+          <w:b w:val="0"/>
+          <w:color w:val="960000"/>
+          <w:sz w:val="20"/>
+        </w:rPr>
+        <w:t>A·A·A</w:t>
+      </w:r>
+      <w:r>
+        <w:rPr>
+          <w:rFonts w:ascii="Consolas" w:hAnsi="Consolas"/>
+          <w:color w:val="960000"/>
+          <w:sz w:val="20"/>
+        </w:rPr>
+        <w:t xml:space="preserve"> / </w:t>
+      </w:r>
+      <w:r>
+        <w:rPr>
+          <w:b w:val="0"/>
+          <w:color w:val="960000"/>
+          <w:sz w:val="20"/>
+        </w:rPr>
+        <w:t>B·B·B</w:t>
+      </w:r>
+      <w:r>
+        <w:rPr>
+          <w:rFonts w:ascii="Consolas" w:hAnsi="Consolas"/>
+          <w:color w:val="960000"/>
+          <w:sz w:val="20"/>
+        </w:rPr>
+        <w:t>~~ | ⛔ **mismo motivo (</w:t>
+      </w:r>
+      <w:r>
+        <w:rPr>
+          <w:b w:val="0"/>
+          <w:color w:val="960000"/>
+          <w:sz w:val="20"/>
+        </w:rPr>
+        <w:t>D-1</w:t>
+      </w:r>
+      <w:r>
+        <w:rPr>
+          <w:rFonts w:ascii="Consolas" w:hAnsi="Consolas"/>
+          <w:color w:val="960000"/>
+          <w:sz w:val="20"/>
+        </w:rPr>
+        <w:t xml:space="preserve">)** | — | | ~~Volver al MENÚ~~ | ~~**App:** </w:t>
+      </w:r>
+      <w:r>
+        <w:rPr>
+          <w:b w:val="0"/>
+          <w:color w:val="960000"/>
+          <w:sz w:val="20"/>
+        </w:rPr>
+        <w:t>SET_MODO:MENU</w:t>
+      </w:r>
+      <w:r>
+        <w:rPr>
+          <w:rFonts w:ascii="Consolas" w:hAnsi="Consolas"/>
+          <w:color w:val="960000"/>
+          <w:sz w:val="20"/>
+        </w:rPr>
+        <w:t>~~ ⛔ **</w:t>
+      </w:r>
+      <w:r>
+        <w:rPr>
+          <w:b w:val="0"/>
+          <w:color w:val="960000"/>
+          <w:sz w:val="20"/>
+        </w:rPr>
+        <w:t>D-17.bis</w:t>
+      </w:r>
+      <w:r>
+        <w:rPr>
+          <w:rFonts w:ascii="Consolas" w:hAnsi="Consolas"/>
+          <w:color w:val="960000"/>
+          <w:sz w:val="20"/>
+        </w:rPr>
+        <w:t xml:space="preserve">: la pantalla y el menú se retiran del equipo** | — | | ~~Entrar por pantalla~~ | ⛔ **sin actuador** — necesitaba </w:t>
+      </w:r>
+      <w:r>
+        <w:rPr>
+          <w:b w:val="0"/>
+          <w:color w:val="960000"/>
+          <w:sz w:val="20"/>
+        </w:rPr>
+        <w:t>Botón 4</w:t>
+      </w:r>
+      <w:r>
+        <w:rPr>
+          <w:rFonts w:ascii="Consolas" w:hAnsi="Consolas"/>
+          <w:color w:val="960000"/>
+          <w:sz w:val="20"/>
+        </w:rPr>
+        <w:t xml:space="preserve"> y dos </w:t>
+      </w:r>
+      <w:r>
+        <w:rPr>
+          <w:b w:val="0"/>
+          <w:color w:val="960000"/>
+          <w:sz w:val="20"/>
+        </w:rPr>
+        <w:t>Botón 3</w:t>
+      </w:r>
+      <w:r>
+        <w:rPr>
+          <w:rFonts w:ascii="Consolas" w:hAnsi="Consolas"/>
+          <w:color w:val="960000"/>
+          <w:sz w:val="20"/>
+        </w:rPr>
+        <w:t xml:space="preserve"> | — | | ~~Salir por pantalla~~ | ⛔ **sin actuador** — necesitaba </w:t>
+      </w:r>
+      <w:r>
+        <w:rPr>
+          <w:b w:val="0"/>
+          <w:color w:val="960000"/>
+          <w:sz w:val="20"/>
+        </w:rPr>
+        <w:t>Botón 3</w:t>
+      </w:r>
+      <w:r>
+        <w:rPr>
+          <w:rFonts w:ascii="Consolas" w:hAnsi="Consolas"/>
+          <w:color w:val="960000"/>
+          <w:sz w:val="20"/>
+        </w:rPr>
+        <w:t xml:space="preserve"> | — | 🔴 **Las citas </w:t>
+      </w:r>
+      <w:r>
+        <w:rPr>
+          <w:b w:val="0"/>
+          <w:color w:val="960000"/>
+          <w:sz w:val="20"/>
+        </w:rPr>
+        <w:t>fichero:línea</w:t>
+      </w:r>
+      <w:r>
+        <w:rPr>
+          <w:rFonts w:ascii="Consolas" w:hAnsi="Consolas"/>
+          <w:color w:val="960000"/>
+          <w:sz w:val="20"/>
+        </w:rPr>
+        <w:t xml:space="preserve"> que traía esta tabla —y las diez de la tabla «Evidencia (re-medida el 04/09)»— estaban CADUCADAS: medidas el 07/09, las diez apuntaban a otro sitio.** Se sustituyen por el </w:t>
+      </w:r>
+      <w:r>
+        <w:rPr>
+          <w:b w:val="0"/>
+          <w:color w:val="960000"/>
+          <w:sz w:val="20"/>
+        </w:rPr>
+        <w:t>grep</w:t>
+      </w:r>
+      <w:r>
+        <w:rPr>
+          <w:rFonts w:ascii="Consolas" w:hAnsi="Consolas"/>
+          <w:color w:val="960000"/>
+          <w:sz w:val="20"/>
+        </w:rPr>
+        <w:t xml:space="preserve"> del símbolo, que es lo que </w:t>
+      </w:r>
+      <w:r>
+        <w:rPr>
+          <w:b w:val="0"/>
+          <w:color w:val="960000"/>
+          <w:sz w:val="20"/>
+        </w:rPr>
+        <w:t>CLAUDE.md</w:t>
+      </w:r>
+      <w:r>
+        <w:rPr>
+          <w:rFonts w:ascii="Consolas" w:hAnsi="Consolas"/>
+          <w:color w:val="960000"/>
+          <w:sz w:val="20"/>
+        </w:rPr>
+        <w:t xml:space="preserve"> §4.sexies exige y lo único que sobrevive a que alguien inserte veinte líneas encima. **El modo NO está inalcanzable, y esto invierte lo que decía la versión anterior de este aviso.** Hasta el 28/08 no existía comando de ida ni de vuelta por Bluetooth y esa era la advertencia central. Hoy existen los dos. Se deja escrito el cambio y no se borra el motivo: lo que dejó de ser cierto es *«el Degradado queda inalcanzable al retirar los botones»*. ### 🔴 Lo que la salida por app NO hace, y hay que tenerlo en cuenta en obra - **Se salta el todo-rojo de despedida.** La salida por </w:t>
+      </w:r>
+      <w:r>
+        <w:rPr>
+          <w:b w:val="0"/>
+          <w:color w:val="960000"/>
+          <w:sz w:val="20"/>
+        </w:rPr>
+        <w:t>Botón 4</w:t>
+      </w:r>
+      <w:r>
+        <w:rPr>
+          <w:rFonts w:ascii="Consolas" w:hAnsi="Consolas"/>
+          <w:color w:val="960000"/>
+          <w:sz w:val="20"/>
+        </w:rPr>
+        <w:t xml:space="preserve"> forzaba rojo, esperaba la transición y pintaba *«Vea las dos puntas»* (</w:t>
+      </w:r>
+      <w:r>
+        <w:rPr>
+          <w:b w:val="0"/>
+          <w:color w:val="960000"/>
+          <w:sz w:val="20"/>
+        </w:rPr>
+        <w:t>modo_degradado.cpp:448-462</w:t>
+      </w:r>
+      <w:r>
+        <w:rPr>
+          <w:rFonts w:ascii="Consolas" w:hAnsi="Consolas"/>
+          <w:color w:val="960000"/>
+          <w:sz w:val="20"/>
+        </w:rPr>
+        <w:t xml:space="preserve">). La salida por app pasa de un **verde por reloj** directamente al modo nuevo en la iteración siguiente. **Mire las dos puntas usted antes de dar la orden.** - ~~**El Esclavo no tiene </w:t>
+      </w:r>
+      <w:r>
+        <w:rPr>
+          <w:b w:val="0"/>
+          <w:color w:val="960000"/>
+          <w:sz w:val="20"/>
+        </w:rPr>
+        <w:t>SET_MODO</w:t>
+      </w:r>
+      <w:r>
+        <w:rPr>
+          <w:rFonts w:ascii="Consolas" w:hAnsi="Consolas"/>
+          <w:color w:val="960000"/>
+          <w:sz w:val="20"/>
+        </w:rPr>
+        <w:t xml:space="preserve">.** Una salida por app **mueve solo el Maestro**, que es el **Riesgo residual nº 2** de la Sección 6.~~ &gt; 🔴 **TACHADO EL 07/09 — </w:t>
+      </w:r>
+      <w:r>
+        <w:rPr>
+          <w:b w:val="0"/>
+          <w:color w:val="960000"/>
+          <w:sz w:val="20"/>
+        </w:rPr>
+        <w:t>D-18</w:t>
+      </w:r>
+      <w:r>
+        <w:rPr>
+          <w:rFonts w:ascii="Consolas" w:hAnsi="Consolas"/>
+          <w:color w:val="960000"/>
+          <w:sz w:val="20"/>
+        </w:rPr>
+        <w:t xml:space="preserve"> + medida: </w:t>
+      </w:r>
+      <w:r>
+        <w:rPr>
+          <w:b w:val="0"/>
+          <w:color w:val="960000"/>
+          <w:sz w:val="20"/>
+        </w:rPr>
+        <w:t>grep -c "SET_MODO" Esclavo/src/bluetooth.cpp</w:t>
+      </w:r>
+      <w:r>
+        <w:rPr>
+          <w:rFonts w:ascii="Consolas" w:hAnsi="Consolas"/>
+          <w:color w:val="960000"/>
+          <w:sz w:val="20"/>
+        </w:rPr>
+        <w:t xml:space="preserve"> → 10.** &gt; El Esclavo **sí** atiende </w:t>
+      </w:r>
+      <w:r>
+        <w:rPr>
+          <w:b w:val="0"/>
+          <w:color w:val="960000"/>
+          <w:sz w:val="20"/>
+        </w:rPr>
+        <w:t>CMD:PIN:1234:SET_MODO:DEGRADADO</w:t>
+      </w:r>
+      <w:r>
+        <w:rPr>
+          <w:rFonts w:ascii="Consolas" w:hAnsi="Consolas"/>
+          <w:color w:val="960000"/>
+          <w:sz w:val="20"/>
+        </w:rPr>
+        <w:t xml:space="preserve">. &gt; &gt; ⚠️ **Pero el Riesgo residual nº 2 NO desaparece, y por eso esta línea se tacha a medias:** lo &gt; que el Esclavo no tiene es un </w:t>
+      </w:r>
+      <w:r>
+        <w:rPr>
+          <w:b w:val="0"/>
+          <w:color w:val="960000"/>
+          <w:sz w:val="20"/>
+        </w:rPr>
+        <w:t>SET_MODO:AUTO</w:t>
+      </w:r>
+      <w:r>
+        <w:rPr>
+          <w:rFonts w:ascii="Consolas" w:hAnsi="Consolas"/>
+          <w:color w:val="960000"/>
+          <w:sz w:val="20"/>
+        </w:rPr>
+        <w:t xml:space="preserve">. **Una salida a Automático por app sigue moviendo &gt; solo el Maestro.** Para parar el Esclavo la orden es </w:t>
+      </w:r>
+      <w:r>
+        <w:rPr>
+          <w:b w:val="0"/>
+          <w:color w:val="960000"/>
+          <w:sz w:val="20"/>
+        </w:rPr>
+        <w:t>CMD:AMBAR_EMERGENCIA</w:t>
+      </w:r>
+      <w:r>
+        <w:rPr>
+          <w:rFonts w:ascii="Consolas" w:hAnsi="Consolas"/>
+          <w:color w:val="960000"/>
+          <w:sz w:val="20"/>
+        </w:rPr>
+        <w:t xml:space="preserve">, y el retorno a &gt; Automático lo devuelve el Maestro al volver la radio. **La asimetría de salida sigue siendo el &gt; riesgo; la de entrada ya no.** &gt; ✏️ **CORREGIDO EL 04/09 — la lista que había aquí era falsa en dos de sus cuatro entradas.** &gt; Decía que el despachador del Esclavo *«atiende </w:t>
+      </w:r>
+      <w:r>
+        <w:rPr>
+          <w:b w:val="0"/>
+          <w:color w:val="960000"/>
+          <w:sz w:val="20"/>
+        </w:rPr>
+        <w:t>FORZAR_ROJO</w:t>
+      </w:r>
+      <w:r>
+        <w:rPr>
+          <w:rFonts w:ascii="Consolas" w:hAnsi="Consolas"/>
+          <w:color w:val="960000"/>
+          <w:sz w:val="20"/>
+        </w:rPr>
+        <w:t xml:space="preserve">, </w:t>
+      </w:r>
+      <w:r>
+        <w:rPr>
+          <w:b w:val="0"/>
+          <w:color w:val="960000"/>
+          <w:sz w:val="20"/>
+        </w:rPr>
+        <w:t>SOLICITAR_PASO</w:t>
+      </w:r>
+      <w:r>
+        <w:rPr>
+          <w:rFonts w:ascii="Consolas" w:hAnsi="Consolas"/>
+          <w:color w:val="960000"/>
+          <w:sz w:val="20"/>
+        </w:rPr>
+        <w:t xml:space="preserve">, </w:t>
+      </w:r>
+      <w:r>
+        <w:rPr>
+          <w:b w:val="0"/>
+          <w:color w:val="960000"/>
+          <w:sz w:val="20"/>
+        </w:rPr>
+        <w:t>TEST_LEDS</w:t>
+      </w:r>
+      <w:r>
+        <w:rPr>
+          <w:rFonts w:ascii="Consolas" w:hAnsi="Consolas"/>
+          <w:color w:val="960000"/>
+          <w:sz w:val="20"/>
+        </w:rPr>
+        <w:t xml:space="preserve"> y &gt; </w:t>
+      </w:r>
+      <w:r>
+        <w:rPr>
+          <w:b w:val="0"/>
+          <w:color w:val="960000"/>
+          <w:sz w:val="20"/>
+        </w:rPr>
+        <w:t>SET_RTC:</w:t>
+      </w:r>
+      <w:r>
+        <w:rPr>
+          <w:rFonts w:ascii="Consolas" w:hAnsi="Consolas"/>
+          <w:color w:val="960000"/>
+          <w:sz w:val="20"/>
+        </w:rPr>
+        <w:t>»*. **</w:t>
+      </w:r>
+      <w:r>
+        <w:rPr>
+          <w:b w:val="0"/>
+          <w:color w:val="960000"/>
+          <w:sz w:val="20"/>
+        </w:rPr>
+        <w:t>FORZAR_ROJO</w:t>
+      </w:r>
+      <w:r>
+        <w:rPr>
+          <w:rFonts w:ascii="Consolas" w:hAnsi="Consolas"/>
+          <w:color w:val="960000"/>
+          <w:sz w:val="20"/>
+        </w:rPr>
+        <w:t xml:space="preserve"> y </w:t>
+      </w:r>
+      <w:r>
+        <w:rPr>
+          <w:b w:val="0"/>
+          <w:color w:val="960000"/>
+          <w:sz w:val="20"/>
+        </w:rPr>
+        <w:t>TEST_LEDS</w:t>
+      </w:r>
+      <w:r>
+        <w:rPr>
+          <w:rFonts w:ascii="Consolas" w:hAnsi="Consolas"/>
+          <w:color w:val="960000"/>
+          <w:sz w:val="20"/>
+        </w:rPr>
+        <w:t xml:space="preserve"> están RECHAZADOS a propósito**, y faltaban las dos &gt; órdenes de ámbar, que son justo las que importan en este procedimiento. **Re-censado sobre &gt; </w:t>
+      </w:r>
+      <w:r>
+        <w:rPr>
+          <w:b w:val="0"/>
+          <w:color w:val="960000"/>
+          <w:sz w:val="20"/>
+        </w:rPr>
+        <w:t>Esclavo/src/bluetooth.cpp</w:t>
+      </w:r>
+      <w:r>
+        <w:rPr>
+          <w:rFonts w:ascii="Consolas" w:hAnsi="Consolas"/>
+          <w:color w:val="960000"/>
+          <w:sz w:val="20"/>
+        </w:rPr>
+        <w:t xml:space="preserve">:** &gt; &gt; | orden | línea | qué hace | &gt; |---|---|---| &gt; | </w:t>
+      </w:r>
+      <w:r>
+        <w:rPr>
+          <w:b w:val="0"/>
+          <w:color w:val="960000"/>
+          <w:sz w:val="20"/>
+        </w:rPr>
+        <w:t>CMD:AMBAR_EMERGENCIA</w:t>
+      </w:r>
+      <w:r>
+        <w:rPr>
+          <w:rFonts w:ascii="Consolas" w:hAnsi="Consolas"/>
+          <w:color w:val="960000"/>
+          <w:sz w:val="20"/>
+        </w:rPr>
+        <w:t xml:space="preserve"> | </w:t>
+      </w:r>
+      <w:r>
+        <w:rPr>
+          <w:b w:val="0"/>
+          <w:color w:val="960000"/>
+          <w:sz w:val="20"/>
+        </w:rPr>
+        <w:t>:381</w:t>
+      </w:r>
+      <w:r>
+        <w:rPr>
+          <w:rFonts w:ascii="Consolas" w:hAnsi="Consolas"/>
+          <w:color w:val="960000"/>
+          <w:sz w:val="20"/>
+        </w:rPr>
+        <w:t xml:space="preserve"> sin PIN · </w:t>
+      </w:r>
+      <w:r>
+        <w:rPr>
+          <w:b w:val="0"/>
+          <w:color w:val="960000"/>
+          <w:sz w:val="20"/>
+        </w:rPr>
+        <w:t>:468</w:t>
+      </w:r>
+      <w:r>
+        <w:rPr>
+          <w:rFonts w:ascii="Consolas" w:hAnsi="Consolas"/>
+          <w:color w:val="960000"/>
+          <w:sz w:val="20"/>
+        </w:rPr>
+        <w:t xml:space="preserve"> con PIN | ✅ ámbar + latch que veta la radio | &gt; | </w:t>
+      </w:r>
+      <w:r>
+        <w:rPr>
+          <w:b w:val="0"/>
+          <w:color w:val="960000"/>
+          <w:sz w:val="20"/>
+        </w:rPr>
+        <w:t>CMD:PIN:1234:CANCELAR_AMBAR</w:t>
+      </w:r>
+      <w:r>
+        <w:rPr>
+          <w:rFonts w:ascii="Consolas" w:hAnsi="Consolas"/>
+          <w:color w:val="960000"/>
+          <w:sz w:val="20"/>
+        </w:rPr>
+        <w:t xml:space="preserve"> | </w:t>
+      </w:r>
+      <w:r>
+        <w:rPr>
+          <w:b w:val="0"/>
+          <w:color w:val="960000"/>
+          <w:sz w:val="20"/>
+        </w:rPr>
+        <w:t>:491</w:t>
+      </w:r>
+      <w:r>
+        <w:rPr>
+          <w:rFonts w:ascii="Consolas" w:hAnsi="Consolas"/>
+          <w:color w:val="960000"/>
+          <w:sz w:val="20"/>
+        </w:rPr>
+        <w:t xml:space="preserve"> | ✅ **retira** el latch. **Con PIN** | &gt; | </w:t>
+      </w:r>
+      <w:r>
+        <w:rPr>
+          <w:b w:val="0"/>
+          <w:color w:val="960000"/>
+          <w:sz w:val="20"/>
+        </w:rPr>
+        <w:t>CMD:PIN:1234:SOLICITAR_PASO</w:t>
+      </w:r>
+      <w:r>
+        <w:rPr>
+          <w:rFonts w:ascii="Consolas" w:hAnsi="Consolas"/>
+          <w:color w:val="960000"/>
+          <w:sz w:val="20"/>
+        </w:rPr>
+        <w:t xml:space="preserve"> | </w:t>
+      </w:r>
+      <w:r>
+        <w:rPr>
+          <w:b w:val="0"/>
+          <w:color w:val="960000"/>
+          <w:sz w:val="20"/>
+        </w:rPr>
+        <w:t>:532</w:t>
+      </w:r>
+      <w:r>
+        <w:rPr>
+          <w:rFonts w:ascii="Consolas" w:hAnsi="Consolas"/>
+          <w:color w:val="960000"/>
+          <w:sz w:val="20"/>
+        </w:rPr>
+        <w:t xml:space="preserve"> | ✅ pide al Maestro; no ordena | &gt; | **</w:t>
+      </w:r>
+      <w:r>
+        <w:rPr>
+          <w:b w:val="0"/>
+          <w:color w:val="960000"/>
+          <w:sz w:val="20"/>
+        </w:rPr>
+        <w:t>CMD:PIN:1234:SET_MODO:DEGRADADO</w:t>
+      </w:r>
+      <w:r>
+        <w:rPr>
+          <w:rFonts w:ascii="Consolas" w:hAnsi="Consolas"/>
+          <w:color w:val="960000"/>
+          <w:sz w:val="20"/>
+        </w:rPr>
+        <w:t xml:space="preserve">** | </w:t>
+      </w:r>
+      <w:r>
+        <w:rPr>
+          <w:b w:val="0"/>
+          <w:color w:val="960000"/>
+          <w:sz w:val="20"/>
+        </w:rPr>
+        <w:t>grep -n 'SET_MODO:DEGRADADO' Esclavo/src/bluetooth.cpp</w:t>
+      </w:r>
+      <w:r>
+        <w:rPr>
+          <w:rFonts w:ascii="Consolas" w:hAnsi="Consolas"/>
+          <w:color w:val="960000"/>
+          <w:sz w:val="20"/>
+        </w:rPr>
+        <w:t xml:space="preserve"> | ✅ **AÑADIDA EL 07/09 — </w:t>
+      </w:r>
+      <w:r>
+        <w:rPr>
+          <w:b w:val="0"/>
+          <w:color w:val="960000"/>
+          <w:sz w:val="20"/>
+        </w:rPr>
+        <w:t>D-18</w:t>
+      </w:r>
+      <w:r>
+        <w:rPr>
+          <w:rFonts w:ascii="Consolas" w:hAnsi="Consolas"/>
+          <w:color w:val="960000"/>
+          <w:sz w:val="20"/>
+        </w:rPr>
+        <w:t>.** Faltaba en este censo, y es la orden que da nombre a este documento | &gt; | ~~</w:t>
+      </w:r>
+      <w:r>
+        <w:rPr>
+          <w:b w:val="0"/>
+          <w:color w:val="960000"/>
+          <w:sz w:val="20"/>
+        </w:rPr>
+        <w:t>CMD:PIN:1234:SET_RTC:…</w:t>
+      </w:r>
+      <w:r>
+        <w:rPr>
+          <w:rFonts w:ascii="Consolas" w:hAnsi="Consolas"/>
+          <w:color w:val="960000"/>
+          <w:sz w:val="20"/>
+        </w:rPr>
+        <w:t xml:space="preserve">~~ | </w:t>
+      </w:r>
+      <w:r>
+        <w:rPr>
+          <w:b w:val="0"/>
+          <w:color w:val="960000"/>
+          <w:sz w:val="20"/>
+        </w:rPr>
+        <w:t>:563</w:t>
+      </w:r>
+      <w:r>
+        <w:rPr>
+          <w:rFonts w:ascii="Consolas" w:hAnsi="Consolas"/>
+          <w:color w:val="960000"/>
+          <w:sz w:val="20"/>
+        </w:rPr>
+        <w:t xml:space="preserve"> | ~~✅ pone la hora~~ 🔴 **NO. </w:t>
+      </w:r>
+      <w:r>
+        <w:rPr>
+          <w:b w:val="0"/>
+          <w:color w:val="960000"/>
+          <w:sz w:val="20"/>
+        </w:rPr>
+        <w:t>D-15</w:t>
+      </w:r>
+      <w:r>
+        <w:rPr>
+          <w:rFonts w:ascii="Consolas" w:hAnsi="Consolas"/>
+          <w:color w:val="960000"/>
+          <w:sz w:val="20"/>
+        </w:rPr>
+        <w:t>: esta punta CONSUME la orden EN SILENCIO** y no contesta nada. Quien pone la hora es el **DS3231 del ESP32**, y quien acusa es el puente | &gt; | ~~</w:t>
+      </w:r>
+      <w:r>
+        <w:rPr>
+          <w:b w:val="0"/>
+          <w:color w:val="960000"/>
+          <w:sz w:val="20"/>
+        </w:rPr>
+        <w:t>CMD:FORZAR_ROJO</w:t>
+      </w:r>
+      <w:r>
+        <w:rPr>
+          <w:rFonts w:ascii="Consolas" w:hAnsi="Consolas"/>
+          <w:color w:val="960000"/>
+          <w:sz w:val="20"/>
+        </w:rPr>
+        <w:t xml:space="preserve">~~ | </w:t>
+      </w:r>
+      <w:r>
+        <w:rPr>
+          <w:b w:val="0"/>
+          <w:color w:val="960000"/>
+          <w:sz w:val="20"/>
+        </w:rPr>
+        <w:t>:448</w:t>
+      </w:r>
+      <w:r>
+        <w:rPr>
+          <w:rFonts w:ascii="Consolas" w:hAnsi="Consolas"/>
+          <w:color w:val="960000"/>
+          <w:sz w:val="20"/>
+        </w:rPr>
+        <w:t xml:space="preserve"> · </w:t>
+      </w:r>
+      <w:r>
+        <w:rPr>
+          <w:b w:val="0"/>
+          <w:color w:val="960000"/>
+          <w:sz w:val="20"/>
+        </w:rPr>
+        <w:t>:524</w:t>
+      </w:r>
+      <w:r>
+        <w:rPr>
+          <w:rFonts w:ascii="Consolas" w:hAnsi="Consolas"/>
+          <w:color w:val="960000"/>
+          <w:sz w:val="20"/>
+        </w:rPr>
+        <w:t xml:space="preserve"> | 🛑 </w:t>
+      </w:r>
+      <w:r>
+        <w:rPr>
+          <w:b w:val="0"/>
+          <w:color w:val="960000"/>
+          <w:sz w:val="20"/>
+        </w:rPr>
+        <w:t>ERR,…,DESC:RENOMBRADO_USE_AMBAR_EMERGENCIA</w:t>
+      </w:r>
+      <w:r>
+        <w:rPr>
+          <w:rFonts w:ascii="Consolas" w:hAnsi="Consolas"/>
+          <w:color w:val="960000"/>
+          <w:sz w:val="20"/>
+        </w:rPr>
+        <w:t xml:space="preserve"> | &gt; | ~~</w:t>
+      </w:r>
+      <w:r>
+        <w:rPr>
+          <w:b w:val="0"/>
+          <w:color w:val="960000"/>
+          <w:sz w:val="20"/>
+        </w:rPr>
+        <w:t>CMD:PIN:1234:TEST_LEDS</w:t>
+      </w:r>
+      <w:r>
+        <w:rPr>
+          <w:rFonts w:ascii="Consolas" w:hAnsi="Consolas"/>
+          <w:color w:val="960000"/>
+          <w:sz w:val="20"/>
+        </w:rPr>
+        <w:t xml:space="preserve">~~ | </w:t>
+      </w:r>
+      <w:r>
+        <w:rPr>
+          <w:b w:val="0"/>
+          <w:color w:val="960000"/>
+          <w:sz w:val="20"/>
+        </w:rPr>
+        <w:t>:550</w:t>
+      </w:r>
+      <w:r>
+        <w:rPr>
+          <w:rFonts w:ascii="Consolas" w:hAnsi="Consolas"/>
+          <w:color w:val="960000"/>
+          <w:sz w:val="20"/>
+        </w:rPr>
+        <w:t xml:space="preserve"> | 🛑 </w:t>
+      </w:r>
+      <w:r>
+        <w:rPr>
+          <w:b w:val="0"/>
+          <w:color w:val="960000"/>
+          <w:sz w:val="20"/>
+        </w:rPr>
+        <w:t>$ERR,…,DESC:NO_EN_SERVICIO_USE_EL_MAESTRO</w:t>
+      </w:r>
+      <w:r>
+        <w:rPr>
+          <w:rFonts w:ascii="Consolas" w:hAnsi="Consolas"/>
+          <w:color w:val="960000"/>
+          <w:sz w:val="20"/>
+        </w:rPr>
+        <w:t xml:space="preserve"> | &gt; &gt; **Importa para este documento**: quien leyera la lista vieja y mandara </w:t>
+      </w:r>
+      <w:r>
+        <w:rPr>
+          <w:b w:val="0"/>
+          <w:color w:val="960000"/>
+          <w:sz w:val="20"/>
+        </w:rPr>
+        <w:t>FORZAR_ROJO</w:t>
+      </w:r>
+      <w:r>
+        <w:rPr>
+          <w:rFonts w:ascii="Consolas" w:hAnsi="Consolas"/>
+          <w:color w:val="960000"/>
+          <w:sz w:val="20"/>
+        </w:rPr>
+        <w:t xml:space="preserve"> al Esclavo &gt; para pararlo **no habría parado nada**. - ~~🟢 **DECISIÓN DEL 04/09: el cruce se opera desde el MAESTRO.** Que el Esclavo no tenga </w:t>
+      </w:r>
+      <w:r>
+        <w:rPr>
+          <w:b w:val="0"/>
+          <w:color w:val="960000"/>
+          <w:sz w:val="20"/>
+        </w:rPr>
+        <w:t>SET_MODO</w:t>
+      </w:r>
+      <w:r>
+        <w:rPr>
+          <w:rFonts w:ascii="Consolas" w:hAnsi="Consolas"/>
+          <w:color w:val="960000"/>
+          <w:sz w:val="20"/>
+        </w:rPr>
+        <w:t xml:space="preserve"> **deja de ser una limitación pendiente de cerrar**… La entrada al Degradado en el Esclavo sigue dependiendo del </w:t>
+      </w:r>
+      <w:r>
+        <w:rPr>
+          <w:b w:val="0"/>
+          <w:color w:val="960000"/>
+          <w:sz w:val="20"/>
+        </w:rPr>
+        <w:t>A·B·A·B</w:t>
+      </w:r>
+      <w:r>
+        <w:rPr>
+          <w:rFonts w:ascii="Consolas" w:hAnsi="Consolas"/>
+          <w:color w:val="960000"/>
+          <w:sz w:val="20"/>
+        </w:rPr>
+        <w:t xml:space="preserve"> del mando —y del receptor RF que **no se ha comprado**—, y esa vía ya no espera un comando Bluetooth que la sustituya.~~ - ~~**El mando de relés sigue siendo la única vía que mueve las dos puntas desde el piso**, y sigue necesitando el receptor RF, que **no se ha comprado**.~~ &gt; 🔴 **LOS DOS PUNTOS DE ARRIBA ESTÁN DEROGADOS — 07/09.** La decisión del 04/09 duró **un día**: &gt; el 05/09, </w:t>
+      </w:r>
+      <w:r>
+        <w:rPr>
+          <w:b w:val="0"/>
+          <w:color w:val="960000"/>
+          <w:sz w:val="20"/>
+        </w:rPr>
+        <w:t>DECISIONES.md</w:t>
+      </w:r>
+      <w:r>
+        <w:rPr>
+          <w:rFonts w:ascii="Consolas" w:hAnsi="Consolas"/>
+          <w:color w:val="960000"/>
+          <w:sz w:val="20"/>
+        </w:rPr>
+        <w:t xml:space="preserve"> </w:t>
+      </w:r>
+      <w:r>
+        <w:rPr>
+          <w:b w:val="0"/>
+          <w:color w:val="960000"/>
+          <w:sz w:val="20"/>
+        </w:rPr>
+        <w:t>D-1</w:t>
+      </w:r>
+      <w:r>
+        <w:rPr>
+          <w:rFonts w:ascii="Consolas" w:hAnsi="Consolas"/>
+          <w:color w:val="960000"/>
+          <w:sz w:val="20"/>
+        </w:rPr>
+        <w:t xml:space="preserve"> retiró el mando entero y **</w:t>
+      </w:r>
+      <w:r>
+        <w:rPr>
+          <w:b w:val="0"/>
+          <w:color w:val="960000"/>
+          <w:sz w:val="20"/>
+        </w:rPr>
+        <w:t>D-18</w:t>
+      </w:r>
+      <w:r>
+        <w:rPr>
+          <w:rFonts w:ascii="Consolas" w:hAnsi="Consolas"/>
+          <w:color w:val="960000"/>
+          <w:sz w:val="20"/>
+        </w:rPr>
+        <w:t xml:space="preserve"> abrió la puerta por app** en &gt; el mismo día. Los dos hechos van juntos y por eso este bloque no se parchea, se tacha: &gt; &gt; - **El mando no es «una vía que espera una compra»: no existe** (</w:t>
+      </w:r>
+      <w:r>
+        <w:rPr>
+          <w:b w:val="0"/>
+          <w:color w:val="960000"/>
+          <w:sz w:val="20"/>
+        </w:rPr>
+        <w:t>D-1</w:t>
+      </w:r>
+      <w:r>
+        <w:rPr>
+          <w:rFonts w:ascii="Consolas" w:hAnsi="Consolas"/>
+          <w:color w:val="960000"/>
+          <w:sz w:val="20"/>
+        </w:rPr>
+        <w:t xml:space="preserve">). El receptor RF nunca &gt;   se compró y **no es una compra aplazada**. &gt; - **La entrada del Esclavo al Degradado es </w:t>
+      </w:r>
+      <w:r>
+        <w:rPr>
+          <w:b w:val="0"/>
+          <w:color w:val="960000"/>
+          <w:sz w:val="20"/>
+        </w:rPr>
+        <w:t>CMD:PIN:1234:SET_MODO:DEGRADADO</w:t>
+      </w:r>
+      <w:r>
+        <w:rPr>
+          <w:rFonts w:ascii="Consolas" w:hAnsi="Consolas"/>
+          <w:color w:val="960000"/>
+          <w:sz w:val="20"/>
+        </w:rPr>
+        <w:t>** (</w:t>
+      </w:r>
+      <w:r>
+        <w:rPr>
+          <w:b w:val="0"/>
+          <w:color w:val="960000"/>
+          <w:sz w:val="20"/>
+        </w:rPr>
+        <w:t>D-18</w:t>
+      </w:r>
+      <w:r>
+        <w:rPr>
+          <w:rFonts w:ascii="Consolas" w:hAnsi="Consolas"/>
+          <w:color w:val="960000"/>
+          <w:sz w:val="20"/>
+        </w:rPr>
+        <w:t xml:space="preserve">). &gt; - **Y ya no hay «vía desde el piso»**: </w:t>
+      </w:r>
+      <w:r>
+        <w:rPr>
+          <w:b w:val="0"/>
+          <w:color w:val="960000"/>
+          <w:sz w:val="20"/>
+        </w:rPr>
+        <w:t>D-16</w:t>
+      </w:r>
+      <w:r>
+        <w:rPr>
+          <w:rFonts w:ascii="Consolas" w:hAnsi="Consolas"/>
+          <w:color w:val="960000"/>
+          <w:sz w:val="20"/>
+        </w:rPr>
+        <w:t xml:space="preserve"> — **sin teléfono no hay forma de operar el &gt;   equipo**. Eso es una propiedad declarada del sistema, no una avería. ### Qué NO se puede ejecutar de este documento 1. **Todo paso que mencione </w:t>
+      </w:r>
+      <w:r>
+        <w:rPr>
+          <w:b w:val="0"/>
+          <w:color w:val="960000"/>
+          <w:sz w:val="20"/>
+        </w:rPr>
+        <w:t>Botón 3</w:t>
+      </w:r>
+      <w:r>
+        <w:rPr>
+          <w:rFonts w:ascii="Consolas" w:hAnsi="Consolas"/>
+          <w:color w:val="960000"/>
+          <w:sz w:val="20"/>
+        </w:rPr>
+        <w:t xml:space="preserve"> o </w:t>
+      </w:r>
+      <w:r>
+        <w:rPr>
+          <w:b w:val="0"/>
+          <w:color w:val="960000"/>
+          <w:sz w:val="20"/>
+        </w:rPr>
+        <w:t>Botón 4</w:t>
+      </w:r>
+      <w:r>
+        <w:rPr>
+          <w:rFonts w:ascii="Consolas" w:hAnsi="Consolas"/>
+          <w:color w:val="960000"/>
+          <w:sz w:val="20"/>
+        </w:rPr>
+        <w:t>.** Están tachados abajo y siguen tachados. 2. La pantalla LCD **se sigue dibujando** y sirve para *leer* estado; **no sirve para mandar**, porque no hay con qué confirmar una opción. 3. El límite duro de 48 h (Sección 4) sigue vigente: el equipo se rinde solo a ámbar (</w:t>
+      </w:r>
+      <w:r>
+        <w:rPr>
+          <w:b w:val="0"/>
+          <w:color w:val="960000"/>
+          <w:sz w:val="20"/>
+        </w:rPr>
+        <w:t>grep -n LIMITE_DURO_MS Esclavo/src/modo_degradado.cpp</w:t>
+      </w:r>
+      <w:r>
+        <w:rPr>
+          <w:rFonts w:ascii="Consolas" w:hAnsi="Consolas"/>
+          <w:color w:val="960000"/>
+          <w:sz w:val="20"/>
+        </w:rPr>
+        <w:t xml:space="preserve">). No es un procedimiento — es un tope. 4. **Todo paso que diga </w:t>
+      </w:r>
+      <w:r>
+        <w:rPr>
+          <w:b w:val="0"/>
+          <w:color w:val="960000"/>
+          <w:sz w:val="20"/>
+        </w:rPr>
+        <w:t>A·A·A</w:t>
+      </w:r>
+      <w:r>
+        <w:rPr>
+          <w:rFonts w:ascii="Consolas" w:hAnsi="Consolas"/>
+          <w:color w:val="960000"/>
+          <w:sz w:val="20"/>
+        </w:rPr>
+        <w:t xml:space="preserve">, </w:t>
+      </w:r>
+      <w:r>
+        <w:rPr>
+          <w:b w:val="0"/>
+          <w:color w:val="960000"/>
+          <w:sz w:val="20"/>
+        </w:rPr>
+        <w:t>B·B·B</w:t>
+      </w:r>
+      <w:r>
+        <w:rPr>
+          <w:rFonts w:ascii="Consolas" w:hAnsi="Consolas"/>
+          <w:color w:val="960000"/>
+          <w:sz w:val="20"/>
+        </w:rPr>
+        <w:t xml:space="preserve"> o </w:t>
+      </w:r>
+      <w:r>
+        <w:rPr>
+          <w:b w:val="0"/>
+          <w:color w:val="960000"/>
+          <w:sz w:val="20"/>
+        </w:rPr>
+        <w:t>A·B·A·B</w:t>
+      </w:r>
+      <w:r>
+        <w:rPr>
+          <w:rFonts w:ascii="Consolas" w:hAnsi="Consolas"/>
+          <w:color w:val="960000"/>
+          <w:sz w:val="20"/>
+        </w:rPr>
+        <w:t xml:space="preserve">.** </w:t>
+      </w:r>
+      <w:r>
+        <w:rPr>
+          <w:b w:val="0"/>
+          <w:color w:val="960000"/>
+          <w:sz w:val="20"/>
+        </w:rPr>
+        <w:t>D-1</w:t>
+      </w:r>
+      <w:r>
+        <w:rPr>
+          <w:rFonts w:ascii="Consolas" w:hAnsi="Consolas"/>
+          <w:color w:val="960000"/>
+          <w:sz w:val="20"/>
+        </w:rPr>
+        <w:t xml:space="preserve">: **el mando no existe.** Van tachados abajo, uno por uno. ### 🛑 Y UNA COSA QUE NO HAY QUE HACER NUNCA, QUE VALE MÁS QUE TODO EL PROCEDIMIENTO **NO SE CABLEA NADA A </w:t>
+      </w:r>
+      <w:r>
+        <w:rPr>
+          <w:b w:val="0"/>
+          <w:color w:val="960000"/>
+          <w:sz w:val="20"/>
+        </w:rPr>
+        <w:t>J16</w:t>
+      </w:r>
+      <w:r>
+        <w:rPr>
+          <w:rFonts w:ascii="Consolas" w:hAnsi="Consolas"/>
+          <w:color w:val="960000"/>
+          <w:sz w:val="20"/>
+        </w:rPr>
+        <w:t xml:space="preserve"> p5 (</w:t>
+      </w:r>
+      <w:r>
+        <w:rPr>
+          <w:b w:val="0"/>
+          <w:color w:val="960000"/>
+          <w:sz w:val="20"/>
+        </w:rPr>
+        <w:t>MANDO_A</w:t>
+      </w:r>
+      <w:r>
+        <w:rPr>
+          <w:rFonts w:ascii="Consolas" w:hAnsi="Consolas"/>
+          <w:color w:val="960000"/>
+          <w:sz w:val="20"/>
+        </w:rPr>
+        <w:t xml:space="preserve">, </w:t>
       </w:r>
       <w:r>
         <w:rPr>
@@ -227,23 +2266,39 @@
           <w:color w:val="960000"/>
           <w:sz w:val="20"/>
         </w:rPr>
-        <w:t xml:space="preserve">) y </w:t>
-      </w:r>
-      <w:r>
-        <w:rPr>
-          <w:b w:val="0"/>
-          <w:color w:val="960000"/>
-          <w:sz w:val="20"/>
-        </w:rPr>
-        <w:t>B</w:t>
-      </w:r>
-      <w:r>
-        <w:rPr>
-          <w:rFonts w:ascii="Consolas" w:hAnsi="Consolas"/>
-          <w:color w:val="960000"/>
-          <w:sz w:val="20"/>
-        </w:rPr>
-        <w:t xml:space="preserve"> (</w:t>
+        <w:t xml:space="preserve">) NI A </w:t>
+      </w:r>
+      <w:r>
+        <w:rPr>
+          <w:b w:val="0"/>
+          <w:color w:val="960000"/>
+          <w:sz w:val="20"/>
+        </w:rPr>
+        <w:t>J16</w:t>
+      </w:r>
+      <w:r>
+        <w:rPr>
+          <w:rFonts w:ascii="Consolas" w:hAnsi="Consolas"/>
+          <w:color w:val="960000"/>
+          <w:sz w:val="20"/>
+        </w:rPr>
+        <w:t xml:space="preserve"> p8 (</w:t>
+      </w:r>
+      <w:r>
+        <w:rPr>
+          <w:b w:val="0"/>
+          <w:color w:val="960000"/>
+          <w:sz w:val="20"/>
+        </w:rPr>
+        <w:t>MANDO_B</w:t>
+      </w:r>
+      <w:r>
+        <w:rPr>
+          <w:rFonts w:ascii="Consolas" w:hAnsi="Consolas"/>
+          <w:color w:val="960000"/>
+          <w:sz w:val="20"/>
+        </w:rPr>
+        <w:t xml:space="preserve">, </w:t>
       </w:r>
       <w:r>
         <w:rPr>
@@ -259,687 +2314,175 @@
           <w:color w:val="960000"/>
           <w:sz w:val="20"/>
         </w:rPr>
-        <w:t xml:space="preserve">), **se conservan** | | Salir a Automático | **App:** </w:t>
-      </w:r>
-      <w:r>
-        <w:rPr>
-          <w:b w:val="0"/>
-          <w:color w:val="960000"/>
-          <w:sz w:val="20"/>
-        </w:rPr>
-        <w:t>SET_MODO:AUTO</w:t>
-      </w:r>
-      <w:r>
-        <w:rPr>
-          <w:rFonts w:ascii="Consolas" w:hAnsi="Consolas"/>
-          <w:color w:val="960000"/>
-          <w:sz w:val="20"/>
-        </w:rPr>
-        <w:t xml:space="preserve">, o </w:t>
-      </w:r>
-      <w:r>
-        <w:rPr>
-          <w:b w:val="0"/>
-          <w:color w:val="960000"/>
-          <w:sz w:val="20"/>
-        </w:rPr>
-        <w:t>A · A · A</w:t>
-      </w:r>
-      <w:r>
-        <w:rPr>
-          <w:rFonts w:ascii="Consolas" w:hAnsi="Consolas"/>
-          <w:color w:val="960000"/>
-          <w:sz w:val="20"/>
-        </w:rPr>
-        <w:t xml:space="preserve"> en el mando | </w:t>
-      </w:r>
-      <w:r>
-        <w:rPr>
-          <w:b w:val="0"/>
-          <w:color w:val="960000"/>
-          <w:sz w:val="20"/>
-        </w:rPr>
-        <w:t>bluetooth.cpp:444</w:t>
-      </w:r>
-      <w:r>
-        <w:rPr>
-          <w:rFonts w:ascii="Consolas" w:hAnsi="Consolas"/>
-          <w:color w:val="960000"/>
-          <w:sz w:val="20"/>
-        </w:rPr>
-        <w:t xml:space="preserve"> | | Salir a Ámbar | **App:** </w:t>
-      </w:r>
-      <w:r>
-        <w:rPr>
-          <w:b w:val="0"/>
-          <w:color w:val="960000"/>
-          <w:sz w:val="20"/>
-        </w:rPr>
-        <w:t>SET_MODO:AMBAR</w:t>
-      </w:r>
-      <w:r>
-        <w:rPr>
-          <w:rFonts w:ascii="Consolas" w:hAnsi="Consolas"/>
-          <w:color w:val="960000"/>
-          <w:sz w:val="20"/>
-        </w:rPr>
-        <w:t xml:space="preserve">, o </w:t>
-      </w:r>
-      <w:r>
-        <w:rPr>
-          <w:b w:val="0"/>
-          <w:color w:val="960000"/>
-          <w:sz w:val="20"/>
-        </w:rPr>
-        <w:t>B · B · B</w:t>
-      </w:r>
-      <w:r>
-        <w:rPr>
-          <w:rFonts w:ascii="Consolas" w:hAnsi="Consolas"/>
-          <w:color w:val="960000"/>
-          <w:sz w:val="20"/>
-        </w:rPr>
-        <w:t xml:space="preserve"> en el mando | </w:t>
-      </w:r>
-      <w:r>
-        <w:rPr>
-          <w:b w:val="0"/>
-          <w:color w:val="960000"/>
-          <w:sz w:val="20"/>
-        </w:rPr>
-        <w:t>bluetooth.cpp:454</w:t>
-      </w:r>
-      <w:r>
-        <w:rPr>
-          <w:rFonts w:ascii="Consolas" w:hAnsi="Consolas"/>
-          <w:color w:val="960000"/>
-          <w:sz w:val="20"/>
-        </w:rPr>
-        <w:t xml:space="preserve"> | | Volver al MENÚ | **App:** </w:t>
-      </w:r>
-      <w:r>
-        <w:rPr>
-          <w:b w:val="0"/>
-          <w:color w:val="960000"/>
-          <w:sz w:val="20"/>
-        </w:rPr>
-        <w:t>SET_MODO:MENU</w:t>
-      </w:r>
-      <w:r>
-        <w:rPr>
-          <w:rFonts w:ascii="Consolas" w:hAnsi="Consolas"/>
-          <w:color w:val="960000"/>
-          <w:sz w:val="20"/>
-        </w:rPr>
-        <w:t xml:space="preserve"> | </w:t>
-      </w:r>
-      <w:r>
-        <w:rPr>
-          <w:b w:val="0"/>
-          <w:color w:val="960000"/>
-          <w:sz w:val="20"/>
-        </w:rPr>
-        <w:t>bluetooth.cpp:458</w:t>
-      </w:r>
-      <w:r>
-        <w:rPr>
-          <w:rFonts w:ascii="Consolas" w:hAnsi="Consolas"/>
-          <w:color w:val="960000"/>
-          <w:sz w:val="20"/>
-        </w:rPr>
-        <w:t xml:space="preserve"> | | ~~Entrar por pantalla~~ | ⛔ **sin actuador** — necesitaba </w:t>
-      </w:r>
-      <w:r>
-        <w:rPr>
-          <w:b w:val="0"/>
-          <w:color w:val="960000"/>
-          <w:sz w:val="20"/>
-        </w:rPr>
-        <w:t>Botón 4</w:t>
-      </w:r>
-      <w:r>
-        <w:rPr>
-          <w:rFonts w:ascii="Consolas" w:hAnsi="Consolas"/>
-          <w:color w:val="960000"/>
-          <w:sz w:val="20"/>
-        </w:rPr>
-        <w:t xml:space="preserve"> y dos </w:t>
-      </w:r>
-      <w:r>
-        <w:rPr>
-          <w:b w:val="0"/>
-          <w:color w:val="960000"/>
-          <w:sz w:val="20"/>
-        </w:rPr>
-        <w:t>Botón 3</w:t>
-      </w:r>
-      <w:r>
-        <w:rPr>
-          <w:rFonts w:ascii="Consolas" w:hAnsi="Consolas"/>
-          <w:color w:val="960000"/>
-          <w:sz w:val="20"/>
-        </w:rPr>
-        <w:t xml:space="preserve"> | — | | ~~Salir por pantalla~~ | ⛔ **sin actuador** — necesitaba </w:t>
-      </w:r>
-      <w:r>
-        <w:rPr>
-          <w:b w:val="0"/>
-          <w:color w:val="960000"/>
-          <w:sz w:val="20"/>
-        </w:rPr>
-        <w:t>Botón 3</w:t>
-      </w:r>
-      <w:r>
-        <w:rPr>
-          <w:rFonts w:ascii="Consolas" w:hAnsi="Consolas"/>
-          <w:color w:val="960000"/>
-          <w:sz w:val="20"/>
-        </w:rPr>
-        <w:t xml:space="preserve"> | — | **El modo NO está inalcanzable, y esto invierte lo que decía la versión anterior de este aviso.** Hasta el 28/08 no existía comando de ida ni de vuelta por Bluetooth y esa era la advertencia central. Hoy existen los dos. Se deja escrito el cambio y no se borra el motivo: lo que dejó de ser cierto es *«el Degradado queda inalcanzable al retirar los botones»*. ### 🔴 Lo que la salida por app NO hace, y hay que tenerlo en cuenta en obra - **Se salta el todo-rojo de despedida.** La salida por </w:t>
-      </w:r>
-      <w:r>
-        <w:rPr>
-          <w:b w:val="0"/>
-          <w:color w:val="960000"/>
-          <w:sz w:val="20"/>
-        </w:rPr>
-        <w:t>Botón 4</w:t>
-      </w:r>
-      <w:r>
-        <w:rPr>
-          <w:rFonts w:ascii="Consolas" w:hAnsi="Consolas"/>
-          <w:color w:val="960000"/>
-          <w:sz w:val="20"/>
-        </w:rPr>
-        <w:t xml:space="preserve"> forzaba rojo, esperaba la transición y pintaba *«Vea las dos puntas»* (</w:t>
-      </w:r>
-      <w:r>
-        <w:rPr>
-          <w:b w:val="0"/>
-          <w:color w:val="960000"/>
-          <w:sz w:val="20"/>
-        </w:rPr>
-        <w:t>modo_degradado.cpp:448-462</w:t>
-      </w:r>
-      <w:r>
-        <w:rPr>
-          <w:rFonts w:ascii="Consolas" w:hAnsi="Consolas"/>
-          <w:color w:val="960000"/>
-          <w:sz w:val="20"/>
-        </w:rPr>
-        <w:t xml:space="preserve">). La salida por app pasa de un **verde por reloj** directamente al modo nuevo en la iteración siguiente. **Mire las dos puntas usted antes de dar la orden.** - **El Esclavo no tiene </w:t>
-      </w:r>
-      <w:r>
-        <w:rPr>
-          <w:b w:val="0"/>
-          <w:color w:val="960000"/>
-          <w:sz w:val="20"/>
-        </w:rPr>
-        <w:t>SET_MODO</w:t>
-      </w:r>
-      <w:r>
-        <w:rPr>
-          <w:rFonts w:ascii="Consolas" w:hAnsi="Consolas"/>
-          <w:color w:val="960000"/>
-          <w:sz w:val="20"/>
-        </w:rPr>
-        <w:t xml:space="preserve">.** Una salida por app **mueve solo el Maestro**, que es el **Riesgo residual nº 2** de la Sección 6. &gt; ✏️ **CORREGIDO EL 04/09 — la lista que había aquí era falsa en dos de sus cuatro entradas.** &gt; Decía que el despachador del Esclavo *«atiende </w:t>
-      </w:r>
-      <w:r>
-        <w:rPr>
-          <w:b w:val="0"/>
-          <w:color w:val="960000"/>
-          <w:sz w:val="20"/>
-        </w:rPr>
-        <w:t>FORZAR_ROJO</w:t>
-      </w:r>
-      <w:r>
-        <w:rPr>
-          <w:rFonts w:ascii="Consolas" w:hAnsi="Consolas"/>
-          <w:color w:val="960000"/>
-          <w:sz w:val="20"/>
-        </w:rPr>
-        <w:t xml:space="preserve">, </w:t>
-      </w:r>
-      <w:r>
-        <w:rPr>
-          <w:b w:val="0"/>
-          <w:color w:val="960000"/>
-          <w:sz w:val="20"/>
-        </w:rPr>
-        <w:t>SOLICITAR_PASO</w:t>
-      </w:r>
-      <w:r>
-        <w:rPr>
-          <w:rFonts w:ascii="Consolas" w:hAnsi="Consolas"/>
-          <w:color w:val="960000"/>
-          <w:sz w:val="20"/>
-        </w:rPr>
-        <w:t xml:space="preserve">, </w:t>
-      </w:r>
-      <w:r>
-        <w:rPr>
-          <w:b w:val="0"/>
-          <w:color w:val="960000"/>
-          <w:sz w:val="20"/>
-        </w:rPr>
-        <w:t>TEST_LEDS</w:t>
-      </w:r>
-      <w:r>
-        <w:rPr>
-          <w:rFonts w:ascii="Consolas" w:hAnsi="Consolas"/>
-          <w:color w:val="960000"/>
-          <w:sz w:val="20"/>
-        </w:rPr>
-        <w:t xml:space="preserve"> y &gt; </w:t>
-      </w:r>
-      <w:r>
-        <w:rPr>
-          <w:b w:val="0"/>
-          <w:color w:val="960000"/>
-          <w:sz w:val="20"/>
-        </w:rPr>
-        <w:t>SET_RTC:</w:t>
-      </w:r>
-      <w:r>
-        <w:rPr>
-          <w:rFonts w:ascii="Consolas" w:hAnsi="Consolas"/>
-          <w:color w:val="960000"/>
-          <w:sz w:val="20"/>
-        </w:rPr>
-        <w:t>»*. **</w:t>
-      </w:r>
-      <w:r>
-        <w:rPr>
-          <w:b w:val="0"/>
-          <w:color w:val="960000"/>
-          <w:sz w:val="20"/>
-        </w:rPr>
-        <w:t>FORZAR_ROJO</w:t>
-      </w:r>
-      <w:r>
-        <w:rPr>
-          <w:rFonts w:ascii="Consolas" w:hAnsi="Consolas"/>
-          <w:color w:val="960000"/>
-          <w:sz w:val="20"/>
-        </w:rPr>
-        <w:t xml:space="preserve"> y </w:t>
-      </w:r>
-      <w:r>
-        <w:rPr>
-          <w:b w:val="0"/>
-          <w:color w:val="960000"/>
-          <w:sz w:val="20"/>
-        </w:rPr>
-        <w:t>TEST_LEDS</w:t>
-      </w:r>
-      <w:r>
-        <w:rPr>
-          <w:rFonts w:ascii="Consolas" w:hAnsi="Consolas"/>
-          <w:color w:val="960000"/>
-          <w:sz w:val="20"/>
-        </w:rPr>
-        <w:t xml:space="preserve"> están RECHAZADOS a propósito**, y faltaban las dos &gt; órdenes de ámbar, que son justo las que importan en este procedimiento. **Re-censado sobre &gt; </w:t>
-      </w:r>
-      <w:r>
-        <w:rPr>
-          <w:b w:val="0"/>
-          <w:color w:val="960000"/>
-          <w:sz w:val="20"/>
-        </w:rPr>
-        <w:t>Esclavo/src/bluetooth.cpp</w:t>
-      </w:r>
-      <w:r>
-        <w:rPr>
-          <w:rFonts w:ascii="Consolas" w:hAnsi="Consolas"/>
-          <w:color w:val="960000"/>
-          <w:sz w:val="20"/>
-        </w:rPr>
-        <w:t xml:space="preserve">:** &gt; &gt; | orden | línea | qué hace | &gt; |---|---|---| &gt; | </w:t>
-      </w:r>
-      <w:r>
-        <w:rPr>
-          <w:b w:val="0"/>
-          <w:color w:val="960000"/>
-          <w:sz w:val="20"/>
-        </w:rPr>
-        <w:t>CMD:AMBAR_EMERGENCIA</w:t>
-      </w:r>
-      <w:r>
-        <w:rPr>
-          <w:rFonts w:ascii="Consolas" w:hAnsi="Consolas"/>
-          <w:color w:val="960000"/>
-          <w:sz w:val="20"/>
-        </w:rPr>
-        <w:t xml:space="preserve"> | </w:t>
-      </w:r>
-      <w:r>
-        <w:rPr>
-          <w:b w:val="0"/>
-          <w:color w:val="960000"/>
-          <w:sz w:val="20"/>
-        </w:rPr>
-        <w:t>:381</w:t>
-      </w:r>
-      <w:r>
-        <w:rPr>
-          <w:rFonts w:ascii="Consolas" w:hAnsi="Consolas"/>
-          <w:color w:val="960000"/>
-          <w:sz w:val="20"/>
-        </w:rPr>
-        <w:t xml:space="preserve"> sin PIN · </w:t>
-      </w:r>
-      <w:r>
-        <w:rPr>
-          <w:b w:val="0"/>
-          <w:color w:val="960000"/>
-          <w:sz w:val="20"/>
-        </w:rPr>
-        <w:t>:468</w:t>
-      </w:r>
-      <w:r>
-        <w:rPr>
-          <w:rFonts w:ascii="Consolas" w:hAnsi="Consolas"/>
-          <w:color w:val="960000"/>
-          <w:sz w:val="20"/>
-        </w:rPr>
-        <w:t xml:space="preserve"> con PIN | ✅ ámbar + latch que veta la radio | &gt; | </w:t>
-      </w:r>
-      <w:r>
-        <w:rPr>
-          <w:b w:val="0"/>
-          <w:color w:val="960000"/>
-          <w:sz w:val="20"/>
-        </w:rPr>
-        <w:t>CMD:PIN:1234:CANCELAR_AMBAR</w:t>
-      </w:r>
-      <w:r>
-        <w:rPr>
-          <w:rFonts w:ascii="Consolas" w:hAnsi="Consolas"/>
-          <w:color w:val="960000"/>
-          <w:sz w:val="20"/>
-        </w:rPr>
-        <w:t xml:space="preserve"> | </w:t>
-      </w:r>
-      <w:r>
-        <w:rPr>
-          <w:b w:val="0"/>
-          <w:color w:val="960000"/>
-          <w:sz w:val="20"/>
-        </w:rPr>
-        <w:t>:491</w:t>
-      </w:r>
-      <w:r>
-        <w:rPr>
-          <w:rFonts w:ascii="Consolas" w:hAnsi="Consolas"/>
-          <w:color w:val="960000"/>
-          <w:sz w:val="20"/>
-        </w:rPr>
-        <w:t xml:space="preserve"> | ✅ **retira** el latch. **Con PIN** | &gt; | </w:t>
-      </w:r>
-      <w:r>
-        <w:rPr>
-          <w:b w:val="0"/>
-          <w:color w:val="960000"/>
-          <w:sz w:val="20"/>
-        </w:rPr>
-        <w:t>CMD:PIN:1234:SOLICITAR_PASO</w:t>
-      </w:r>
-      <w:r>
-        <w:rPr>
-          <w:rFonts w:ascii="Consolas" w:hAnsi="Consolas"/>
-          <w:color w:val="960000"/>
-          <w:sz w:val="20"/>
-        </w:rPr>
-        <w:t xml:space="preserve"> | </w:t>
-      </w:r>
-      <w:r>
-        <w:rPr>
-          <w:b w:val="0"/>
-          <w:color w:val="960000"/>
-          <w:sz w:val="20"/>
-        </w:rPr>
-        <w:t>:532</w:t>
-      </w:r>
-      <w:r>
-        <w:rPr>
-          <w:rFonts w:ascii="Consolas" w:hAnsi="Consolas"/>
-          <w:color w:val="960000"/>
-          <w:sz w:val="20"/>
-        </w:rPr>
-        <w:t xml:space="preserve"> | ✅ pide al Maestro; no ordena | &gt; | </w:t>
-      </w:r>
-      <w:r>
-        <w:rPr>
-          <w:b w:val="0"/>
-          <w:color w:val="960000"/>
-          <w:sz w:val="20"/>
-        </w:rPr>
-        <w:t>CMD:PIN:1234:SET_RTC:…</w:t>
-      </w:r>
-      <w:r>
-        <w:rPr>
-          <w:rFonts w:ascii="Consolas" w:hAnsi="Consolas"/>
-          <w:color w:val="960000"/>
-          <w:sz w:val="20"/>
-        </w:rPr>
-        <w:t xml:space="preserve"> | </w:t>
-      </w:r>
-      <w:r>
-        <w:rPr>
-          <w:b w:val="0"/>
-          <w:color w:val="960000"/>
-          <w:sz w:val="20"/>
-        </w:rPr>
-        <w:t>:563</w:t>
-      </w:r>
-      <w:r>
-        <w:rPr>
-          <w:rFonts w:ascii="Consolas" w:hAnsi="Consolas"/>
-          <w:color w:val="960000"/>
-          <w:sz w:val="20"/>
-        </w:rPr>
-        <w:t xml:space="preserve"> | ✅ pone la hora | &gt; | ~~</w:t>
-      </w:r>
-      <w:r>
-        <w:rPr>
-          <w:b w:val="0"/>
-          <w:color w:val="960000"/>
-          <w:sz w:val="20"/>
-        </w:rPr>
-        <w:t>CMD:FORZAR_ROJO</w:t>
-      </w:r>
-      <w:r>
-        <w:rPr>
-          <w:rFonts w:ascii="Consolas" w:hAnsi="Consolas"/>
-          <w:color w:val="960000"/>
-          <w:sz w:val="20"/>
-        </w:rPr>
-        <w:t xml:space="preserve">~~ | </w:t>
-      </w:r>
-      <w:r>
-        <w:rPr>
-          <w:b w:val="0"/>
-          <w:color w:val="960000"/>
-          <w:sz w:val="20"/>
-        </w:rPr>
-        <w:t>:448</w:t>
-      </w:r>
-      <w:r>
-        <w:rPr>
-          <w:rFonts w:ascii="Consolas" w:hAnsi="Consolas"/>
-          <w:color w:val="960000"/>
-          <w:sz w:val="20"/>
-        </w:rPr>
-        <w:t xml:space="preserve"> · </w:t>
-      </w:r>
-      <w:r>
-        <w:rPr>
-          <w:b w:val="0"/>
-          <w:color w:val="960000"/>
-          <w:sz w:val="20"/>
-        </w:rPr>
-        <w:t>:524</w:t>
-      </w:r>
-      <w:r>
-        <w:rPr>
-          <w:rFonts w:ascii="Consolas" w:hAnsi="Consolas"/>
-          <w:color w:val="960000"/>
-          <w:sz w:val="20"/>
-        </w:rPr>
-        <w:t xml:space="preserve"> | 🛑 </w:t>
-      </w:r>
-      <w:r>
-        <w:rPr>
-          <w:b w:val="0"/>
-          <w:color w:val="960000"/>
-          <w:sz w:val="20"/>
-        </w:rPr>
-        <w:t>ERR,…,DESC:RENOMBRADO_USE_AMBAR_EMERGENCIA</w:t>
-      </w:r>
-      <w:r>
-        <w:rPr>
-          <w:rFonts w:ascii="Consolas" w:hAnsi="Consolas"/>
-          <w:color w:val="960000"/>
-          <w:sz w:val="20"/>
-        </w:rPr>
-        <w:t xml:space="preserve"> | &gt; | ~~</w:t>
-      </w:r>
-      <w:r>
-        <w:rPr>
-          <w:b w:val="0"/>
-          <w:color w:val="960000"/>
-          <w:sz w:val="20"/>
-        </w:rPr>
-        <w:t>CMD:PIN:1234:TEST_LEDS</w:t>
-      </w:r>
-      <w:r>
-        <w:rPr>
-          <w:rFonts w:ascii="Consolas" w:hAnsi="Consolas"/>
-          <w:color w:val="960000"/>
-          <w:sz w:val="20"/>
-        </w:rPr>
-        <w:t xml:space="preserve">~~ | </w:t>
-      </w:r>
-      <w:r>
-        <w:rPr>
-          <w:b w:val="0"/>
-          <w:color w:val="960000"/>
-          <w:sz w:val="20"/>
-        </w:rPr>
-        <w:t>:550</w:t>
-      </w:r>
-      <w:r>
-        <w:rPr>
-          <w:rFonts w:ascii="Consolas" w:hAnsi="Consolas"/>
-          <w:color w:val="960000"/>
-          <w:sz w:val="20"/>
-        </w:rPr>
-        <w:t xml:space="preserve"> | 🛑 </w:t>
-      </w:r>
-      <w:r>
-        <w:rPr>
-          <w:b w:val="0"/>
-          <w:color w:val="960000"/>
-          <w:sz w:val="20"/>
-        </w:rPr>
-        <w:t>ERR,…,DESC:NO_EN_SERVICIO_USE_EL_MAESTRO</w:t>
-      </w:r>
-      <w:r>
-        <w:rPr>
-          <w:rFonts w:ascii="Consolas" w:hAnsi="Consolas"/>
-          <w:color w:val="960000"/>
-          <w:sz w:val="20"/>
-        </w:rPr>
-        <w:t xml:space="preserve"> | &gt; &gt; **Importa para este documento**: quien leyera la lista vieja y mandara </w:t>
-      </w:r>
-      <w:r>
-        <w:rPr>
-          <w:b w:val="0"/>
-          <w:color w:val="960000"/>
-          <w:sz w:val="20"/>
-        </w:rPr>
-        <w:t>FORZAR_ROJO</w:t>
-      </w:r>
-      <w:r>
-        <w:rPr>
-          <w:rFonts w:ascii="Consolas" w:hAnsi="Consolas"/>
-          <w:color w:val="960000"/>
-          <w:sz w:val="20"/>
-        </w:rPr>
-        <w:t xml:space="preserve"> al Esclavo &gt; para pararlo **no habría parado nada**. - 🟢 **DECISIÓN DEL 04/09: el cruce se opera desde el MAESTRO.** Que el Esclavo no tenga </w:t>
-      </w:r>
-      <w:r>
-        <w:rPr>
-          <w:b w:val="0"/>
-          <w:color w:val="960000"/>
-          <w:sz w:val="20"/>
-        </w:rPr>
-        <w:t>SET_MODO</w:t>
-      </w:r>
-      <w:r>
-        <w:rPr>
-          <w:rFonts w:ascii="Consolas" w:hAnsi="Consolas"/>
-          <w:color w:val="960000"/>
-          <w:sz w:val="20"/>
-        </w:rPr>
-        <w:t xml:space="preserve"> **deja de ser una limitación pendiente de cerrar** y pasa a ser cómo se opera este equipo. **Para este procedimiento eso no lo hace más fácil: lo hace más definitivo.** La entrada al Degradado en el Esclavo sigue dependiendo del </w:t>
-      </w:r>
-      <w:r>
-        <w:rPr>
-          <w:b w:val="0"/>
-          <w:color w:val="960000"/>
-          <w:sz w:val="20"/>
-        </w:rPr>
-        <w:t>A·B·A·B</w:t>
-      </w:r>
-      <w:r>
-        <w:rPr>
-          <w:rFonts w:ascii="Consolas" w:hAnsi="Consolas"/>
-          <w:color w:val="960000"/>
-          <w:sz w:val="20"/>
-        </w:rPr>
-        <w:t xml:space="preserve"> del mando —y del receptor RF que **no se ha comprado**—, y esa vía ya no espera un comando Bluetooth que la sustituya. Ver la Sección 9. - **El mando de relés sigue siendo la única vía que mueve las dos puntas desde el piso**, y sigue necesitando el receptor RF, que **no se ha comprado**. ### Qué NO se puede ejecutar de este documento 1. **Todo paso que mencione </w:t>
-      </w:r>
-      <w:r>
-        <w:rPr>
-          <w:b w:val="0"/>
-          <w:color w:val="960000"/>
-          <w:sz w:val="20"/>
-        </w:rPr>
-        <w:t>Botón 3</w:t>
-      </w:r>
-      <w:r>
-        <w:rPr>
-          <w:rFonts w:ascii="Consolas" w:hAnsi="Consolas"/>
-          <w:color w:val="960000"/>
-          <w:sz w:val="20"/>
-        </w:rPr>
-        <w:t xml:space="preserve"> o </w:t>
-      </w:r>
-      <w:r>
-        <w:rPr>
-          <w:b w:val="0"/>
-          <w:color w:val="960000"/>
-          <w:sz w:val="20"/>
-        </w:rPr>
-        <w:t>Botón 4</w:t>
-      </w:r>
-      <w:r>
-        <w:rPr>
-          <w:rFonts w:ascii="Consolas" w:hAnsi="Consolas"/>
-          <w:color w:val="960000"/>
-          <w:sz w:val="20"/>
-        </w:rPr>
-        <w:t>.** Están tachados abajo y siguen tachados. 2. La pantalla LCD **se sigue dibujando** y sirve para *leer* estado; **no sirve para mandar**, porque no hay con qué confirmar una opción. 3. El límite duro de 48 h (Sección 4) sigue vigente: el equipo se rinde solo a ámbar (</w:t>
-      </w:r>
-      <w:r>
-        <w:rPr>
-          <w:b w:val="0"/>
-          <w:color w:val="960000"/>
-          <w:sz w:val="20"/>
-        </w:rPr>
-        <w:t>modo_degradado.cpp:515`). No es un procedimiento — es un tope.</w:t>
+        <w:t xml:space="preserve">).** **El código del mando sigue vivo y sigue leyendo esos dos pines.** Sus rutinas están entre las llamadas a </w:t>
+      </w:r>
+      <w:r>
+        <w:rPr>
+          <w:b w:val="0"/>
+          <w:color w:val="960000"/>
+          <w:sz w:val="20"/>
+        </w:rPr>
+        <w:t>degradado_salir()</w:t>
+      </w:r>
+      <w:r>
+        <w:rPr>
+          <w:rFonts w:ascii="Consolas" w:hAnsi="Consolas"/>
+          <w:color w:val="960000"/>
+          <w:sz w:val="20"/>
+        </w:rPr>
+        <w:t xml:space="preserve"> del Esclavo — censado el 07/09 con </w:t>
+      </w:r>
+      <w:r>
+        <w:rPr>
+          <w:b w:val="0"/>
+          <w:color w:val="960000"/>
+          <w:sz w:val="20"/>
+        </w:rPr>
+        <w:t>grep -rn "degradado_salir" 01_Firmware/Esclavo/src/</w:t>
+      </w:r>
+      <w:r>
+        <w:rPr>
+          <w:rFonts w:ascii="Consolas" w:hAnsi="Consolas"/>
+          <w:color w:val="960000"/>
+          <w:sz w:val="20"/>
+        </w:rPr>
+        <w:t xml:space="preserve"> —, así que **cerrar contactos ahí devuelve una salida del Modo Degradado que nadie autorizó**: el equipo abandonaría el modo por su cuenta, en mitad de una radio muerta, y el operario vería el cruce cambiar sin haber pedido nada. **Hoy no pasa porque no hay nada enchufado**, y **eso** es lo que los mantiene callados: los </w:t>
+      </w:r>
+      <w:r>
+        <w:rPr>
+          <w:b w:val="0"/>
+          <w:color w:val="960000"/>
+          <w:sz w:val="20"/>
+        </w:rPr>
+        <w:t>R65</w:t>
+      </w:r>
+      <w:r>
+        <w:rPr>
+          <w:rFonts w:ascii="Consolas" w:hAnsi="Consolas"/>
+          <w:color w:val="960000"/>
+          <w:sz w:val="20"/>
+        </w:rPr>
+        <w:t>–</w:t>
+      </w:r>
+      <w:r>
+        <w:rPr>
+          <w:b w:val="0"/>
+          <w:color w:val="960000"/>
+          <w:sz w:val="20"/>
+        </w:rPr>
+        <w:t>R68</w:t>
+      </w:r>
+      <w:r>
+        <w:rPr>
+          <w:rFonts w:ascii="Consolas" w:hAnsi="Consolas"/>
+          <w:color w:val="960000"/>
+          <w:sz w:val="20"/>
+        </w:rPr>
+        <w:t xml:space="preserve"> de 10 kΩ a masa fijan el reposo en </w:t>
+      </w:r>
+      <w:r>
+        <w:rPr>
+          <w:b w:val="0"/>
+          <w:color w:val="960000"/>
+          <w:sz w:val="20"/>
+        </w:rPr>
+        <w:t>0 V</w:t>
+      </w:r>
+      <w:r>
+        <w:rPr>
+          <w:rFonts w:ascii="Consolas" w:hAnsi="Consolas"/>
+          <w:color w:val="960000"/>
+          <w:sz w:val="20"/>
+        </w:rPr>
+        <w:t xml:space="preserve">. **Dejarlos vacíos no es descuido: es la barrera.** *(Y </w:t>
+      </w:r>
+      <w:r>
+        <w:rPr>
+          <w:b w:val="0"/>
+          <w:color w:val="960000"/>
+          <w:sz w:val="20"/>
+        </w:rPr>
+        <w:t>J16</w:t>
+      </w:r>
+      <w:r>
+        <w:rPr>
+          <w:rFonts w:ascii="Consolas" w:hAnsi="Consolas"/>
+          <w:color w:val="960000"/>
+          <w:sz w:val="20"/>
+        </w:rPr>
+        <w:t xml:space="preserve"> p1 lleva **12 V crudos** — se tapa en cada equipo que se monte, N-120.)* ✅ **Las salidas del Degradado que un operario PUEDE provocar son tres, y sólo tres:** **(1)** vuelve el enlace y el Maestro manda </w:t>
+      </w:r>
+      <w:r>
+        <w:rPr>
+          <w:b w:val="0"/>
+          <w:color w:val="960000"/>
+          <w:sz w:val="20"/>
+        </w:rPr>
+        <w:t>PING</w:t>
+      </w:r>
+      <w:r>
+        <w:rPr>
+          <w:rFonts w:ascii="Consolas" w:hAnsi="Consolas"/>
+          <w:color w:val="960000"/>
+          <w:sz w:val="20"/>
+        </w:rPr>
+        <w:t xml:space="preserve"> / </w:t>
+      </w:r>
+      <w:r>
+        <w:rPr>
+          <w:b w:val="0"/>
+          <w:color w:val="960000"/>
+          <w:sz w:val="20"/>
+        </w:rPr>
+        <w:t>GO_RED</w:t>
+      </w:r>
+      <w:r>
+        <w:rPr>
+          <w:rFonts w:ascii="Consolas" w:hAnsi="Consolas"/>
+          <w:color w:val="960000"/>
+          <w:sz w:val="20"/>
+        </w:rPr>
+        <w:t xml:space="preserve"> / </w:t>
+      </w:r>
+      <w:r>
+        <w:rPr>
+          <w:b w:val="0"/>
+          <w:color w:val="960000"/>
+          <w:sz w:val="20"/>
+        </w:rPr>
+        <w:t>GO_GREEN</w:t>
+      </w:r>
+      <w:r>
+        <w:rPr>
+          <w:rFonts w:ascii="Consolas" w:hAnsi="Consolas"/>
+          <w:color w:val="960000"/>
+          <w:sz w:val="20"/>
+        </w:rPr>
+        <w:t xml:space="preserve"> · **(2)** </w:t>
+      </w:r>
+      <w:r>
+        <w:rPr>
+          <w:b w:val="0"/>
+          <w:color w:val="960000"/>
+          <w:sz w:val="20"/>
+        </w:rPr>
+        <w:t xml:space="preserve">CMD:AMBAR_EMERGENCIA` desde la app · </w:t>
+      </w:r>
+      <w:r>
+        <w:rPr>
+          <w:b/>
+          <w:color w:val="960000"/>
+          <w:sz w:val="20"/>
+        </w:rPr>
+        <w:t>(3)</w:t>
+      </w:r>
+      <w:r>
+        <w:rPr>
+          <w:b w:val="0"/>
+          <w:color w:val="960000"/>
+          <w:sz w:val="20"/>
+        </w:rPr>
+        <w:t xml:space="preserve"> vencen las 48 h y el equipo se rinde solo a ámbar.</w:t>
       </w:r>
     </w:p>
     <w:p>
@@ -3857,7 +5400,7 @@
           <w:color w:val="960000"/>
           <w:sz w:val="20"/>
         </w:rPr>
-        <w:t xml:space="preserve">. En el </w:t>
+        <w:t xml:space="preserve">. ~~En el </w:t>
       </w:r>
       <w:r>
         <w:rPr>
@@ -3906,6 +5449,118 @@
           <w:sz w:val="20"/>
         </w:rPr>
         <w:t xml:space="preserve">, y sale a ámbar por </w:t>
+      </w:r>
+      <w:r>
+        <w:rPr>
+          <w:rFonts w:ascii="Consolas" w:hAnsi="Consolas"/>
+          <w:color w:val="960000"/>
+          <w:sz w:val="20"/>
+        </w:rPr>
+        <w:t>CMD:AMBAR_EMERGENCIA</w:t>
+      </w:r>
+      <w:r>
+        <w:rPr>
+          <w:b w:val="0"/>
+          <w:color w:val="960000"/>
+          <w:sz w:val="20"/>
+        </w:rPr>
+        <w:t xml:space="preserve">.~~ &gt; 🔴 </w:t>
+      </w:r>
+      <w:r>
+        <w:rPr>
+          <w:b/>
+          <w:color w:val="960000"/>
+          <w:sz w:val="20"/>
+        </w:rPr>
+        <w:t>TACHADO EL 07/09 (`D-18`).</w:t>
+      </w:r>
+      <w:r>
+        <w:rPr>
+          <w:b w:val="0"/>
+          <w:color w:val="960000"/>
+          <w:sz w:val="20"/>
+        </w:rPr>
+        <w:t xml:space="preserve"> El Esclavo entra con </w:t>
+      </w:r>
+      <w:r>
+        <w:rPr>
+          <w:b/>
+          <w:color w:val="960000"/>
+          <w:sz w:val="20"/>
+        </w:rPr>
+        <w:t>la misma orden y el mismo PIN que el &gt; Maestro</w:t>
+      </w:r>
+      <w:r>
+        <w:rPr>
+          <w:b w:val="0"/>
+          <w:color w:val="960000"/>
+          <w:sz w:val="20"/>
+        </w:rPr>
+        <w:t xml:space="preserve">: </w:t>
+      </w:r>
+      <w:r>
+        <w:rPr>
+          <w:rFonts w:ascii="Consolas" w:hAnsi="Consolas"/>
+          <w:color w:val="960000"/>
+          <w:sz w:val="20"/>
+        </w:rPr>
+        <w:t>CMD:PIN:1234:SET_MODO:DEGRADADO</w:t>
+      </w:r>
+      <w:r>
+        <w:rPr>
+          <w:b w:val="0"/>
+          <w:color w:val="960000"/>
+          <w:sz w:val="20"/>
+        </w:rPr>
+        <w:t xml:space="preserve">. La asimetría que </w:t>
+      </w:r>
+      <w:r>
+        <w:rPr>
+          <w:b/>
+          <w:color w:val="960000"/>
+          <w:sz w:val="20"/>
+        </w:rPr>
+        <w:t>sí</w:t>
+      </w:r>
+      <w:r>
+        <w:rPr>
+          <w:b w:val="0"/>
+          <w:color w:val="960000"/>
+          <w:sz w:val="20"/>
+        </w:rPr>
+        <w:t xml:space="preserve"> se conserva es la de &gt; </w:t>
+      </w:r>
+      <w:r>
+        <w:rPr>
+          <w:b/>
+          <w:color w:val="960000"/>
+          <w:sz w:val="20"/>
+        </w:rPr>
+        <w:t>salida</w:t>
+      </w:r>
+      <w:r>
+        <w:rPr>
+          <w:b w:val="0"/>
+          <w:color w:val="960000"/>
+          <w:sz w:val="20"/>
+        </w:rPr>
+        <w:t xml:space="preserve">: el Esclavo no tiene </w:t>
+      </w:r>
+      <w:r>
+        <w:rPr>
+          <w:rFonts w:ascii="Consolas" w:hAnsi="Consolas"/>
+          <w:color w:val="960000"/>
+          <w:sz w:val="20"/>
+        </w:rPr>
+        <w:t>SET_MODO:AUTO</w:t>
+      </w:r>
+      <w:r>
+        <w:rPr>
+          <w:b w:val="0"/>
+          <w:color w:val="960000"/>
+          <w:sz w:val="20"/>
+        </w:rPr>
+        <w:t xml:space="preserve">, y de él se sale a ámbar con &gt; </w:t>
       </w:r>
       <w:r>
         <w:rPr>
@@ -3930,6 +5585,13 @@
       </w:pPr>
       <w:r>
         <w:rPr>
+          <w:b w:val="0"/>
+          <w:sz w:val="21"/>
+        </w:rPr>
+        <w:t>~~</w:t>
+      </w:r>
+      <w:r>
+        <w:rPr>
           <w:b/>
           <w:sz w:val="21"/>
         </w:rPr>
@@ -4020,7 +5682,7 @@
           <w:b w:val="0"/>
           <w:sz w:val="21"/>
         </w:rPr>
-        <w:t xml:space="preserve"> por alguno de los 5 requisitos.</w:t>
+        <w:t xml:space="preserve"> por alguno de los 5 requisitos.~~</w:t>
       </w:r>
     </w:p>
     <w:p>
@@ -4035,7 +5697,7 @@
           <w:color w:val="960000"/>
           <w:sz w:val="20"/>
         </w:rPr>
-        <w:t xml:space="preserve">⚠️ </w:t>
+        <w:t xml:space="preserve">🔴 </w:t>
       </w:r>
       <w:r>
         <w:rPr>
@@ -4043,47 +5705,15 @@
           <w:color w:val="960000"/>
           <w:sz w:val="20"/>
         </w:rPr>
-        <w:t>La secuencia existe en el firmware</w:t>
-      </w:r>
-      <w:r>
-        <w:rPr>
-          <w:b w:val="0"/>
-          <w:color w:val="960000"/>
-          <w:sz w:val="20"/>
-        </w:rPr>
-        <w:t xml:space="preserve"> (</w:t>
-      </w:r>
-      <w:r>
-        <w:rPr>
-          <w:rFonts w:ascii="Consolas" w:hAnsi="Consolas"/>
-          <w:color w:val="960000"/>
-          <w:sz w:val="20"/>
-        </w:rPr>
-        <w:t>Maestro/src/mando.cpp:204-214</w:t>
-      </w:r>
-      <w:r>
-        <w:rPr>
-          <w:b w:val="0"/>
-          <w:color w:val="960000"/>
-          <w:sz w:val="20"/>
-        </w:rPr>
-        <w:t xml:space="preserve">, </w:t>
-      </w:r>
-      <w:r>
-        <w:rPr>
-          <w:rFonts w:ascii="Consolas" w:hAnsi="Consolas"/>
-          <w:color w:val="960000"/>
-          <w:sz w:val="20"/>
-        </w:rPr>
-        <w:t>Esclavo/src/mando.cpp:148</w:t>
-      </w:r>
-      <w:r>
-        <w:rPr>
-          <w:b w:val="0"/>
-          <w:color w:val="960000"/>
-          <w:sz w:val="20"/>
-        </w:rPr>
-        <w:t xml:space="preserve">) </w:t>
+        <w:t>TACHADO EL 07/09 — `D-1`: NO HAY MANDO, NO HAY PISO, NO HAY SECUENCIA QUE PULSAR.</w:t>
+      </w:r>
+      <w:r>
+        <w:rPr>
+          <w:b w:val="0"/>
+          <w:color w:val="960000"/>
+          <w:sz w:val="20"/>
+        </w:rPr>
+        <w:t xml:space="preserve"> No es que falte comprar el receptor: </w:t>
       </w:r>
       <w:r>
         <w:rPr>
@@ -4091,15 +5721,63 @@
           <w:color w:val="960000"/>
           <w:sz w:val="20"/>
         </w:rPr>
-        <w:t>y no se puede ejercer todavía: el receptor RF nunca se compró ni se conectó.</w:t>
-      </w:r>
-      <w:r>
-        <w:rPr>
-          <w:b w:val="0"/>
-          <w:color w:val="960000"/>
-          <w:sz w:val="20"/>
-        </w:rPr>
-        <w:t xml:space="preserve"> Esta vía </w:t>
+        <w:t>el mando no existe y no se va a comprar</w:t>
+      </w:r>
+      <w:r>
+        <w:rPr>
+          <w:b w:val="0"/>
+          <w:color w:val="960000"/>
+          <w:sz w:val="20"/>
+        </w:rPr>
+        <w:t xml:space="preserve">. La secuencia </w:t>
+      </w:r>
+      <w:r>
+        <w:rPr>
+          <w:rFonts w:ascii="Consolas" w:hAnsi="Consolas"/>
+          <w:color w:val="960000"/>
+          <w:sz w:val="20"/>
+        </w:rPr>
+        <w:t>A·B·A·B</w:t>
+      </w:r>
+      <w:r>
+        <w:rPr>
+          <w:b w:val="0"/>
+          <w:color w:val="960000"/>
+          <w:sz w:val="20"/>
+        </w:rPr>
+        <w:t xml:space="preserve"> sigue viva en </w:t>
+      </w:r>
+      <w:r>
+        <w:rPr>
+          <w:rFonts w:ascii="Consolas" w:hAnsi="Consolas"/>
+          <w:color w:val="960000"/>
+          <w:sz w:val="20"/>
+        </w:rPr>
+        <w:t>Esclavo/src/mando.cpp</w:t>
+      </w:r>
+      <w:r>
+        <w:rPr>
+          <w:b w:val="0"/>
+          <w:color w:val="960000"/>
+          <w:sz w:val="20"/>
+        </w:rPr>
+        <w:t xml:space="preserve"> y en </w:t>
+      </w:r>
+      <w:r>
+        <w:rPr>
+          <w:rFonts w:ascii="Consolas" w:hAnsi="Consolas"/>
+          <w:color w:val="960000"/>
+          <w:sz w:val="20"/>
+        </w:rPr>
+        <w:t>Maestro/src/mando.cpp</w:t>
+      </w:r>
+      <w:r>
+        <w:rPr>
+          <w:b w:val="0"/>
+          <w:color w:val="960000"/>
+          <w:sz w:val="20"/>
+        </w:rPr>
+        <w:t xml:space="preserve"> </w:t>
       </w:r>
       <w:r>
         <w:rPr>
@@ -4107,31 +5785,47 @@
           <w:color w:val="960000"/>
           <w:sz w:val="20"/>
         </w:rPr>
-        <w:t>nunca ha llegado a existir en campo</w:t>
-      </w:r>
-      <w:r>
-        <w:rPr>
-          <w:b w:val="0"/>
-          <w:color w:val="960000"/>
-          <w:sz w:val="20"/>
-        </w:rPr>
-        <w:t xml:space="preserve"> — ver </w:t>
-      </w:r>
-      <w:r>
-        <w:rPr>
-          <w:rFonts w:ascii="Consolas" w:hAnsi="Consolas"/>
-          <w:color w:val="960000"/>
-          <w:sz w:val="20"/>
-        </w:rPr>
-        <w:t>04_Manuales/MANUAL_MANDO_4_RELES.md</w:t>
-      </w:r>
-      <w:r>
-        <w:rPr>
-          <w:b w:val="0"/>
-          <w:color w:val="960000"/>
-          <w:sz w:val="20"/>
-        </w:rPr>
-        <w:t xml:space="preserve">. </w:t>
+        <w:t>a propósito</w:t>
+      </w:r>
+      <w:r>
+        <w:rPr>
+          <w:b w:val="0"/>
+          <w:color w:val="960000"/>
+          <w:sz w:val="20"/>
+        </w:rPr>
+        <w:t xml:space="preserve"> —retirar el armador de </w:t>
+      </w:r>
+      <w:r>
+        <w:rPr>
+          <w:rFonts w:ascii="Consolas" w:hAnsi="Consolas"/>
+          <w:color w:val="960000"/>
+          <w:sz w:val="20"/>
+        </w:rPr>
+        <w:t>mando_ambarLocal()</w:t>
+      </w:r>
+      <w:r>
+        <w:rPr>
+          <w:b w:val="0"/>
+          <w:color w:val="960000"/>
+          <w:sz w:val="20"/>
+        </w:rPr>
+        <w:t xml:space="preserve"> dejaría el veto de SFTY-21 abierto, no inerte (</w:t>
+      </w:r>
+      <w:r>
+        <w:rPr>
+          <w:rFonts w:ascii="Consolas" w:hAnsi="Consolas"/>
+          <w:color w:val="960000"/>
+          <w:sz w:val="20"/>
+        </w:rPr>
+        <w:t>D-1</w:t>
+      </w:r>
+      <w:r>
+        <w:rPr>
+          <w:b w:val="0"/>
+          <w:color w:val="960000"/>
+          <w:sz w:val="20"/>
+        </w:rPr>
+        <w:t xml:space="preserve">)—, pero </w:t>
       </w:r>
       <w:r>
         <w:rPr>
@@ -4139,15 +5833,79 @@
           <w:color w:val="960000"/>
           <w:sz w:val="20"/>
         </w:rPr>
-        <w:t>Es hoy la única forma de meter el Esclavo en Degradado</w:t>
-      </w:r>
-      <w:r>
-        <w:rPr>
-          <w:b w:val="0"/>
-          <w:color w:val="960000"/>
-          <w:sz w:val="20"/>
-        </w:rPr>
-        <w:t>, porque su despachador de Bluetooth no tiene comando de entrada. Vea el Paso 2.</w:t>
+        <w:t>nada puede generar esos pulsos</w:t>
+      </w:r>
+      <w:r>
+        <w:rPr>
+          <w:b w:val="0"/>
+          <w:color w:val="960000"/>
+          <w:sz w:val="20"/>
+        </w:rPr>
+        <w:t xml:space="preserve">. ✅ </w:t>
+      </w:r>
+      <w:r>
+        <w:rPr>
+          <w:b/>
+          <w:color w:val="960000"/>
+          <w:sz w:val="20"/>
+        </w:rPr>
+        <w:t>Lo que se hace en su lugar, y es más corto:</w:t>
+      </w:r>
+      <w:r>
+        <w:rPr>
+          <w:b w:val="0"/>
+          <w:color w:val="960000"/>
+          <w:sz w:val="20"/>
+        </w:rPr>
+        <w:t xml:space="preserve"> </w:t>
+      </w:r>
+      <w:r>
+        <w:rPr>
+          <w:rFonts w:ascii="Consolas" w:hAnsi="Consolas"/>
+          <w:color w:val="960000"/>
+          <w:sz w:val="20"/>
+        </w:rPr>
+        <w:t>CMD:PIN:1234:SET_MODO:DEGRADADO</w:t>
+      </w:r>
+      <w:r>
+        <w:rPr>
+          <w:b w:val="0"/>
+          <w:color w:val="960000"/>
+          <w:sz w:val="20"/>
+        </w:rPr>
+        <w:t xml:space="preserve"> desde la app, </w:t>
+      </w:r>
+      <w:r>
+        <w:rPr>
+          <w:b/>
+          <w:color w:val="960000"/>
+          <w:sz w:val="20"/>
+        </w:rPr>
+        <w:t>en cada una de las dos puntas</w:t>
+      </w:r>
+      <w:r>
+        <w:rPr>
+          <w:b w:val="0"/>
+          <w:color w:val="960000"/>
+          <w:sz w:val="20"/>
+        </w:rPr>
+        <w:t xml:space="preserve">. Y si el equipo rechaza la entrada, </w:t>
+      </w:r>
+      <w:r>
+        <w:rPr>
+          <w:b/>
+          <w:color w:val="960000"/>
+          <w:sz w:val="20"/>
+        </w:rPr>
+        <w:t>el `$ERR` dice cuál de los cinco requisitos falta</w:t>
+      </w:r>
+      <w:r>
+        <w:rPr>
+          <w:b w:val="0"/>
+          <w:color w:val="960000"/>
+          <w:sz w:val="20"/>
+        </w:rPr>
+        <w:t xml:space="preserve"> — que es más de lo que daba el ámbar rápido del mando.</w:t>
       </w:r>
     </w:p>
     <w:p>
@@ -4183,7 +5941,7 @@
           <w:color w:val="960000"/>
           <w:sz w:val="20"/>
         </w:rPr>
-        <w:t xml:space="preserve">🪜 HOY HAY QUE SUBIR AL GABINETE </w:t>
+        <w:t xml:space="preserve">✅ 07/09 — NO HAY QUE SUBIR AL GABINETE. SE HACE DESDE EL SUELO, CON EL TELÉFONO </w:t>
       </w:r>
       <w:r>
         <w:rPr>
@@ -4191,6 +5949,262 @@
           <w:color w:val="960000"/>
           <w:sz w:val="20"/>
         </w:rPr>
+        <w:t>`CMD:PIN:1234:SET_MODO:DEGRADADO` al `📡 ESCLAVO (Poste 2)`</w:t>
+      </w:r>
+      <w:r>
+        <w:rPr>
+          <w:b w:val="0"/>
+          <w:color w:val="960000"/>
+          <w:sz w:val="20"/>
+        </w:rPr>
+        <w:t xml:space="preserve"> — </w:t>
+      </w:r>
+      <w:r>
+        <w:rPr>
+          <w:rFonts w:ascii="Consolas" w:hAnsi="Consolas"/>
+          <w:color w:val="960000"/>
+          <w:sz w:val="20"/>
+        </w:rPr>
+        <w:t>DECISIONES.md</w:t>
+      </w:r>
+      <w:r>
+        <w:rPr>
+          <w:b w:val="0"/>
+          <w:color w:val="960000"/>
+          <w:sz w:val="20"/>
+        </w:rPr>
+        <w:t xml:space="preserve"> </w:t>
+      </w:r>
+      <w:r>
+        <w:rPr>
+          <w:rFonts w:ascii="Consolas" w:hAnsi="Consolas"/>
+          <w:color w:val="960000"/>
+          <w:sz w:val="20"/>
+        </w:rPr>
+        <w:t>D-18</w:t>
+      </w:r>
+      <w:r>
+        <w:rPr>
+          <w:b w:val="0"/>
+          <w:color w:val="960000"/>
+          <w:sz w:val="20"/>
+        </w:rPr>
+        <w:t xml:space="preserve">. Es la misma orden que en el Maestro. Respuestas posibles, leídas del fuente el 07/09: | respuesta | qué significa | |---|---| | </w:t>
+      </w:r>
+      <w:r>
+        <w:rPr>
+          <w:rFonts w:ascii="Consolas" w:hAnsi="Consolas"/>
+          <w:color w:val="960000"/>
+          <w:sz w:val="20"/>
+        </w:rPr>
+        <w:t>ACK,CMD:SET_MODO:DEGRADADO,RESULT:OK</w:t>
+      </w:r>
+      <w:r>
+        <w:rPr>
+          <w:b w:val="0"/>
+          <w:color w:val="960000"/>
+          <w:sz w:val="20"/>
+        </w:rPr>
+        <w:t xml:space="preserve"> | entró. Empieza el </w:t>
+      </w:r>
+      <w:r>
+        <w:rPr>
+          <w:b/>
+          <w:color w:val="960000"/>
+          <w:sz w:val="20"/>
+        </w:rPr>
+        <w:t>todo-rojo obligatorio</w:t>
+      </w:r>
+      <w:r>
+        <w:rPr>
+          <w:b w:val="0"/>
+          <w:color w:val="960000"/>
+          <w:sz w:val="20"/>
+        </w:rPr>
+        <w:t xml:space="preserve"> de entrada | | </w:t>
+      </w:r>
+      <w:r>
+        <w:rPr>
+          <w:rFonts w:ascii="Consolas" w:hAnsi="Consolas"/>
+          <w:color w:val="960000"/>
+          <w:sz w:val="20"/>
+        </w:rPr>
+        <w:t>ACK,CMD:SET_MODO:DEGRADADO,RESULT:YA_ACTIVO</w:t>
+      </w:r>
+      <w:r>
+        <w:rPr>
+          <w:b w:val="0"/>
+          <w:color w:val="960000"/>
+          <w:sz w:val="20"/>
+        </w:rPr>
+        <w:t xml:space="preserve"> | </w:t>
+      </w:r>
+      <w:r>
+        <w:rPr>
+          <w:b/>
+          <w:color w:val="960000"/>
+          <w:sz w:val="20"/>
+        </w:rPr>
+        <w:t>ya estaba dentro</w:t>
+      </w:r>
+      <w:r>
+        <w:rPr>
+          <w:b w:val="0"/>
+          <w:color w:val="960000"/>
+          <w:sz w:val="20"/>
+        </w:rPr>
+        <w:t xml:space="preserve">: esta pulsación no encendió nada. No repita | | </w:t>
+      </w:r>
+      <w:r>
+        <w:rPr>
+          <w:rFonts w:ascii="Consolas" w:hAnsi="Consolas"/>
+          <w:color w:val="960000"/>
+          <w:sz w:val="20"/>
+        </w:rPr>
+        <w:t>ERR,CMD:SET_MODO:DEGRADADO,DESC:&lt;motivo&gt;</w:t>
+      </w:r>
+      <w:r>
+        <w:rPr>
+          <w:b w:val="0"/>
+          <w:color w:val="960000"/>
+          <w:sz w:val="20"/>
+        </w:rPr>
+        <w:t xml:space="preserve"> | </w:t>
+      </w:r>
+      <w:r>
+        <w:rPr>
+          <w:b/>
+          <w:color w:val="960000"/>
+          <w:sz w:val="20"/>
+        </w:rPr>
+        <w:t>rechazado</w:t>
+      </w:r>
+      <w:r>
+        <w:rPr>
+          <w:b w:val="0"/>
+          <w:color w:val="960000"/>
+          <w:sz w:val="20"/>
+        </w:rPr>
+        <w:t xml:space="preserve">, y el motivo dice </w:t>
+      </w:r>
+      <w:r>
+        <w:rPr>
+          <w:b/>
+          <w:color w:val="960000"/>
+          <w:sz w:val="20"/>
+        </w:rPr>
+        <w:t>cuál de los cinco requisitos falta</w:t>
+      </w:r>
+      <w:r>
+        <w:rPr>
+          <w:b w:val="0"/>
+          <w:color w:val="960000"/>
+          <w:sz w:val="20"/>
+        </w:rPr>
+        <w:t xml:space="preserve"> (misma tabla que enseñaba el gabinete) | 🔴 </w:t>
+      </w:r>
+      <w:r>
+        <w:rPr>
+          <w:b/>
+          <w:color w:val="960000"/>
+          <w:sz w:val="20"/>
+        </w:rPr>
+        <w:t>Y lo que esta orden NO puede comprobar, escrito para que no se lea como que sí:</w:t>
+      </w:r>
+      <w:r>
+        <w:rPr>
+          <w:b w:val="0"/>
+          <w:color w:val="960000"/>
+          <w:sz w:val="20"/>
+        </w:rPr>
+        <w:t xml:space="preserve"> que el Maestro haya dejado de gobernar. Con el Maestro vivo, su </w:t>
+      </w:r>
+      <w:r>
+        <w:rPr>
+          <w:rFonts w:ascii="Consolas" w:hAnsi="Consolas"/>
+          <w:color w:val="960000"/>
+          <w:sz w:val="20"/>
+        </w:rPr>
+        <w:t>CMD_PING</w:t>
+      </w:r>
+      <w:r>
+        <w:rPr>
+          <w:b w:val="0"/>
+          <w:color w:val="960000"/>
+          <w:sz w:val="20"/>
+        </w:rPr>
+        <w:t xml:space="preserve"> cada 3 s saca al Esclavo del Degradado, </w:t>
+      </w:r>
+      <w:r>
+        <w:rPr>
+          <w:b/>
+          <w:color w:val="960000"/>
+          <w:sz w:val="20"/>
+        </w:rPr>
+        <w:t>y el operario ve el equipo obedecer y volverse atrás solo</w:t>
+      </w:r>
+      <w:r>
+        <w:rPr>
+          <w:b w:val="0"/>
+          <w:color w:val="960000"/>
+          <w:sz w:val="20"/>
+        </w:rPr>
+        <w:t xml:space="preserve">. Eso no es una avería: es que este modo es para cuando la radio está muerta. </w:t>
+      </w:r>
+      <w:r>
+        <w:rPr>
+          <w:b/>
+          <w:color w:val="960000"/>
+          <w:sz w:val="20"/>
+        </w:rPr>
+        <w:t>Mire el campo `MODO:` del `STATUS`</w:t>
+      </w:r>
+      <w:r>
+        <w:rPr>
+          <w:b w:val="0"/>
+          <w:color w:val="960000"/>
+          <w:sz w:val="20"/>
+        </w:rPr>
+        <w:t xml:space="preserve">, que pasa a </w:t>
+      </w:r>
+      <w:r>
+        <w:rPr>
+          <w:rFonts w:ascii="Consolas" w:hAnsi="Consolas"/>
+          <w:color w:val="960000"/>
+          <w:sz w:val="20"/>
+        </w:rPr>
+        <w:t>DEGRADADO</w:t>
+      </w:r>
+      <w:r>
+        <w:rPr>
+          <w:b w:val="0"/>
+          <w:color w:val="960000"/>
+          <w:sz w:val="20"/>
+        </w:rPr>
+        <w:t xml:space="preserve"> y vuelve a </w:t>
+      </w:r>
+      <w:r>
+        <w:rPr>
+          <w:rFonts w:ascii="Consolas" w:hAnsi="Consolas"/>
+          <w:color w:val="960000"/>
+          <w:sz w:val="20"/>
+        </w:rPr>
+        <w:t>SUBORDINADO</w:t>
+      </w:r>
+      <w:r>
+        <w:rPr>
+          <w:b w:val="0"/>
+          <w:color w:val="960000"/>
+          <w:sz w:val="20"/>
+        </w:rPr>
+        <w:t>. ~~</w:t>
+      </w:r>
+      <w:r>
+        <w:rPr>
+          <w:b/>
+          <w:color w:val="960000"/>
+          <w:sz w:val="20"/>
+        </w:rPr>
         <w:t>El Esclavo no tiene receptor de mando de relés</w:t>
       </w:r>
       <w:r>
@@ -4279,7 +6293,7 @@
           <w:color w:val="960000"/>
           <w:sz w:val="20"/>
         </w:rPr>
-        <w:t xml:space="preserve">); falta comprar e instalar el receptor. </w:t>
+        <w:t xml:space="preserve">); falta comprar e instalar el receptor.~~ 🔴 </w:t>
       </w:r>
       <w:r>
         <w:rPr>
@@ -4287,6 +6301,102 @@
           <w:color w:val="960000"/>
           <w:sz w:val="20"/>
         </w:rPr>
+        <w:t>TACHADO EL 07/09 — `D-1`: no falta comprar nada. El mando no existe y no se va a comprar.</w:t>
+      </w:r>
+      <w:r>
+        <w:rPr>
+          <w:b w:val="0"/>
+          <w:color w:val="960000"/>
+          <w:sz w:val="20"/>
+        </w:rPr>
+        <w:t xml:space="preserve"> Y </w:t>
+      </w:r>
+      <w:r>
+        <w:rPr>
+          <w:rFonts w:ascii="Consolas" w:hAnsi="Consolas"/>
+          <w:color w:val="960000"/>
+          <w:sz w:val="20"/>
+        </w:rPr>
+        <w:t>PB14</w:t>
+      </w:r>
+      <w:r>
+        <w:rPr>
+          <w:b w:val="0"/>
+          <w:color w:val="960000"/>
+          <w:sz w:val="20"/>
+        </w:rPr>
+        <w:t>/</w:t>
+      </w:r>
+      <w:r>
+        <w:rPr>
+          <w:rFonts w:ascii="Consolas" w:hAnsi="Consolas"/>
+          <w:color w:val="960000"/>
+          <w:sz w:val="20"/>
+        </w:rPr>
+        <w:t>PB15</w:t>
+      </w:r>
+      <w:r>
+        <w:rPr>
+          <w:b w:val="0"/>
+          <w:color w:val="960000"/>
+          <w:sz w:val="20"/>
+        </w:rPr>
+        <w:t xml:space="preserve"> </w:t>
+      </w:r>
+      <w:r>
+        <w:rPr>
+          <w:b/>
+          <w:color w:val="960000"/>
+          <w:sz w:val="20"/>
+        </w:rPr>
+        <w:t>ya no son entradas de mando</w:t>
+      </w:r>
+      <w:r>
+        <w:rPr>
+          <w:b w:val="0"/>
+          <w:color w:val="960000"/>
+          <w:sz w:val="20"/>
+        </w:rPr>
+        <w:t xml:space="preserve">: son </w:t>
+      </w:r>
+      <w:r>
+        <w:rPr>
+          <w:b/>
+          <w:color w:val="960000"/>
+          <w:sz w:val="20"/>
+        </w:rPr>
+        <w:t>las dos cámaras</w:t>
+      </w:r>
+      <w:r>
+        <w:rPr>
+          <w:b w:val="0"/>
+          <w:color w:val="960000"/>
+          <w:sz w:val="20"/>
+        </w:rPr>
+        <w:t xml:space="preserve"> (</w:t>
+      </w:r>
+      <w:r>
+        <w:rPr>
+          <w:rFonts w:ascii="Consolas" w:hAnsi="Consolas"/>
+          <w:color w:val="960000"/>
+          <w:sz w:val="20"/>
+        </w:rPr>
+        <w:t>D-2</w:t>
+      </w:r>
+      <w:r>
+        <w:rPr>
+          <w:b w:val="0"/>
+          <w:color w:val="960000"/>
+          <w:sz w:val="20"/>
+        </w:rPr>
+        <w:t xml:space="preserve">). </w:t>
+      </w:r>
+      <w:r>
+        <w:rPr>
+          <w:b/>
+          <w:color w:val="960000"/>
+          <w:sz w:val="20"/>
+        </w:rPr>
         <w:t>Soporte Bluetooth desde el Suelo (V9.0):</w:t>
       </w:r>
       <w:r>
@@ -4327,7 +6437,7 @@
           <w:color w:val="960000"/>
           <w:sz w:val="20"/>
         </w:rPr>
-        <w:t xml:space="preserve">, que permite capturar la hora y ciclo en el Maestro, viajar hasta el Esclavo y aplicar la sincronización compensando automáticamente el tiempo de viaje con error inferior a 0.1 s. 🛑 </w:t>
+        <w:t xml:space="preserve">, que permite capturar la hora y ciclo en el Maestro, viajar hasta el Esclavo y aplicar la sincronización compensando automáticamente el tiempo de viaje con error inferior a 0.1 s. ~~🛑 </w:t>
       </w:r>
       <w:r>
         <w:rPr>
@@ -4343,7 +6453,7 @@
           <w:color w:val="960000"/>
           <w:sz w:val="20"/>
         </w:rPr>
-        <w:t xml:space="preserve"> La </w:t>
+        <w:t xml:space="preserve">~~ 🟢 </w:t>
       </w:r>
       <w:r>
         <w:rPr>
@@ -4351,6 +6461,86 @@
           <w:color w:val="960000"/>
           <w:sz w:val="20"/>
         </w:rPr>
+        <w:t>REVERTIDO EL 07/09: la activación por Bluetooth del Degradado en el Esclavo YA ESTÁ CONSTRUIDA</w:t>
+      </w:r>
+      <w:r>
+        <w:rPr>
+          <w:b w:val="0"/>
+          <w:color w:val="960000"/>
+          <w:sz w:val="20"/>
+        </w:rPr>
+        <w:t xml:space="preserve"> (</w:t>
+      </w:r>
+      <w:r>
+        <w:rPr>
+          <w:rFonts w:ascii="Consolas" w:hAnsi="Consolas"/>
+          <w:color w:val="960000"/>
+          <w:sz w:val="20"/>
+        </w:rPr>
+        <w:t>D-18</w:t>
+      </w:r>
+      <w:r>
+        <w:rPr>
+          <w:b w:val="0"/>
+          <w:color w:val="960000"/>
+          <w:sz w:val="20"/>
+        </w:rPr>
+        <w:t xml:space="preserve">, 05/09). El aviso del 28/08 era cierto el día que se escribió y decía bien lo que había que hacer: *«es la funcionalidad que el reemplazo tiene que </w:t>
+      </w:r>
+      <w:r>
+        <w:rPr>
+          <w:b/>
+          <w:color w:val="960000"/>
+          <w:sz w:val="20"/>
+        </w:rPr>
+        <w:t>construir</w:t>
+      </w:r>
+      <w:r>
+        <w:rPr>
+          <w:b w:val="0"/>
+          <w:color w:val="960000"/>
+          <w:sz w:val="20"/>
+        </w:rPr>
+        <w:t xml:space="preserve">»*. </w:t>
+      </w:r>
+      <w:r>
+        <w:rPr>
+          <w:b/>
+          <w:color w:val="960000"/>
+          <w:sz w:val="20"/>
+        </w:rPr>
+        <w:t>Se construyó.</w:t>
+      </w:r>
+      <w:r>
+        <w:rPr>
+          <w:b w:val="0"/>
+          <w:color w:val="960000"/>
+          <w:sz w:val="20"/>
+        </w:rPr>
+        <w:t xml:space="preserve"> ⚠️ </w:t>
+      </w:r>
+      <w:r>
+        <w:rPr>
+          <w:b/>
+          <w:color w:val="960000"/>
+          <w:sz w:val="20"/>
+        </w:rPr>
+        <w:t>Lo que del aviso del 28/08 sigue siendo cierto y cambió por otro motivo:</w:t>
+      </w:r>
+      <w:r>
+        <w:rPr>
+          <w:b w:val="0"/>
+          <w:color w:val="960000"/>
+          <w:sz w:val="20"/>
+        </w:rPr>
+        <w:t xml:space="preserve"> la </w:t>
+      </w:r>
+      <w:r>
+        <w:rPr>
+          <w:b/>
+          <w:color w:val="960000"/>
+          <w:sz w:val="20"/>
+        </w:rPr>
         <w:t>sincronización</w:t>
       </w:r>
       <w:r>
@@ -4359,7 +6549,7 @@
           <w:color w:val="960000"/>
           <w:sz w:val="20"/>
         </w:rPr>
-        <w:t xml:space="preserve"> sí (es </w:t>
+        <w:t xml:space="preserve"> por </w:t>
       </w:r>
       <w:r>
         <w:rPr>
@@ -4375,23 +6565,7 @@
           <w:color w:val="960000"/>
           <w:sz w:val="20"/>
         </w:rPr>
-        <w:t xml:space="preserve">, </w:t>
-      </w:r>
-      <w:r>
-        <w:rPr>
-          <w:rFonts w:ascii="Consolas" w:hAnsi="Consolas"/>
-          <w:color w:val="960000"/>
-          <w:sz w:val="20"/>
-        </w:rPr>
-        <w:t>Esclavo/src/bluetooth.cpp:159</w:t>
-      </w:r>
-      <w:r>
-        <w:rPr>
-          <w:b w:val="0"/>
-          <w:color w:val="960000"/>
-          <w:sz w:val="20"/>
-        </w:rPr>
-        <w:t xml:space="preserve">). La </w:t>
+        <w:t xml:space="preserve"> </w:t>
       </w:r>
       <w:r>
         <w:rPr>
@@ -4399,31 +6573,31 @@
           <w:color w:val="960000"/>
           <w:sz w:val="20"/>
         </w:rPr>
-        <w:t>activación del Degradado por Bluetooth en el Esclavo nunca se implementó</w:t>
-      </w:r>
-      <w:r>
-        <w:rPr>
-          <w:b w:val="0"/>
-          <w:color w:val="960000"/>
-          <w:sz w:val="20"/>
-        </w:rPr>
-        <w:t xml:space="preserve">: ese despachador no tiene ninguna rama de Degradado. Se tacha en vez de borrarse para que no se vuelva a dar por hecha dentro de un mes — es la funcionalidad que el reemplazo del 28/08 tiene que </w:t>
-      </w:r>
-      <w:r>
-        <w:rPr>
-          <w:b/>
-          <w:color w:val="960000"/>
-          <w:sz w:val="20"/>
-        </w:rPr>
-        <w:t>construir</w:t>
-      </w:r>
-      <w:r>
-        <w:rPr>
-          <w:b w:val="0"/>
-          <w:color w:val="960000"/>
-          <w:sz w:val="20"/>
-        </w:rPr>
-        <w:t>, no heredar.</w:t>
+        <w:t>ya no la hace esta punta</w:t>
+      </w:r>
+      <w:r>
+        <w:rPr>
+          <w:b w:val="0"/>
+          <w:color w:val="960000"/>
+          <w:sz w:val="20"/>
+        </w:rPr>
+        <w:t xml:space="preserve"> — </w:t>
+      </w:r>
+      <w:r>
+        <w:rPr>
+          <w:rFonts w:ascii="Consolas" w:hAnsi="Consolas"/>
+          <w:color w:val="960000"/>
+          <w:sz w:val="20"/>
+        </w:rPr>
+        <w:t>D-15</w:t>
+      </w:r>
+      <w:r>
+        <w:rPr>
+          <w:b w:val="0"/>
+          <w:color w:val="960000"/>
+          <w:sz w:val="20"/>
+        </w:rPr>
+        <w:t>, ver la nota del reloj más abajo.</w:t>
       </w:r>
     </w:p>
     <w:p>
@@ -4435,7 +6609,7 @@
           <w:b w:val="0"/>
           <w:sz w:val="21"/>
         </w:rPr>
-        <w:t>En la App Móvil o en la pantalla del Esclavo:</w:t>
+        <w:t>En la App Móvil:</w:t>
       </w:r>
     </w:p>
     <w:p>
@@ -4448,14 +6622,14 @@
           <w:b/>
           <w:sz w:val="21"/>
         </w:rPr>
-        <w:t>Vía App Móvil (Desde el suelo):</w:t>
-      </w:r>
-      <w:r>
-        <w:rPr>
-          <w:b w:val="0"/>
-          <w:sz w:val="21"/>
-        </w:rPr>
-        <w:t xml:space="preserve"> Conectarse al </w:t>
+        <w:t>Entrar en Degradado (desde el suelo):</w:t>
+      </w:r>
+      <w:r>
+        <w:rPr>
+          <w:b w:val="0"/>
+          <w:sz w:val="21"/>
+        </w:rPr>
+        <w:t xml:space="preserve"> conectarse al </w:t>
       </w:r>
       <w:r>
         <w:rPr>
@@ -4469,35 +6643,40 @@
           <w:b w:val="0"/>
           <w:sz w:val="21"/>
         </w:rPr>
-        <w:t xml:space="preserve">, entrar a </w:t>
-      </w:r>
-      <w:r>
-        <w:rPr>
-          <w:rFonts w:ascii="Consolas" w:hAnsi="Consolas"/>
-          <w:sz w:val="21"/>
-        </w:rPr>
-        <w:t>Ajustes / RTC</w:t>
-      </w:r>
-      <w:r>
-        <w:rPr>
-          <w:b w:val="0"/>
-          <w:sz w:val="21"/>
-        </w:rPr>
-        <w:t xml:space="preserve"> y pulsar </w:t>
-      </w:r>
-      <w:r>
-        <w:rPr>
-          <w:rFonts w:ascii="Consolas" w:hAnsi="Consolas"/>
-          <w:sz w:val="21"/>
-        </w:rPr>
-        <w:t>[ 🚀 Inyectar en Esclavo ]</w:t>
-      </w:r>
-      <w:r>
-        <w:rPr>
-          <w:b w:val="0"/>
-          <w:sz w:val="21"/>
-        </w:rPr>
-        <w:t xml:space="preserve"> ~~o activar Modo Degradado~~.</w:t>
+        <w:t xml:space="preserve"> y mandar</w:t>
+      </w:r>
+    </w:p>
+    <w:p>
+      <w:pPr>
+        <w:spacing w:after="120"/>
+      </w:pPr>
+      <w:r>
+        <w:rPr>
+          <w:b/>
+          <w:sz w:val="21"/>
+        </w:rPr>
+        <w:t>`CMD:PIN:1234:SET_MODO:DEGRADADO`</w:t>
+      </w:r>
+      <w:r>
+        <w:rPr>
+          <w:b w:val="0"/>
+          <w:sz w:val="21"/>
+        </w:rPr>
+        <w:t xml:space="preserve"> (</w:t>
+      </w:r>
+      <w:r>
+        <w:rPr>
+          <w:rFonts w:ascii="Consolas" w:hAnsi="Consolas"/>
+          <w:sz w:val="21"/>
+        </w:rPr>
+        <w:t>D-18</w:t>
+      </w:r>
+      <w:r>
+        <w:rPr>
+          <w:b w:val="0"/>
+          <w:sz w:val="21"/>
+        </w:rPr>
+        <w:t>).</w:t>
       </w:r>
     </w:p>
     <w:p>
@@ -4507,6 +6686,113 @@
       </w:pPr>
       <w:r>
         <w:rPr>
+          <w:b/>
+          <w:sz w:val="21"/>
+        </w:rPr>
+        <w:t>Poner la hora:</w:t>
+      </w:r>
+      <w:r>
+        <w:rPr>
+          <w:b w:val="0"/>
+          <w:sz w:val="21"/>
+        </w:rPr>
+        <w:t xml:space="preserve"> </w:t>
+      </w:r>
+      <w:r>
+        <w:rPr>
+          <w:rFonts w:ascii="Consolas" w:hAnsi="Consolas"/>
+          <w:sz w:val="21"/>
+        </w:rPr>
+        <w:t>Ajustes / RTC</w:t>
+      </w:r>
+      <w:r>
+        <w:rPr>
+          <w:b w:val="0"/>
+          <w:sz w:val="21"/>
+        </w:rPr>
+        <w:t xml:space="preserve"> → </w:t>
+      </w:r>
+      <w:r>
+        <w:rPr>
+          <w:rFonts w:ascii="Consolas" w:hAnsi="Consolas"/>
+          <w:sz w:val="21"/>
+        </w:rPr>
+        <w:t>[ 🚀 Inyectar en Esclavo ]</w:t>
+      </w:r>
+      <w:r>
+        <w:rPr>
+          <w:b w:val="0"/>
+          <w:sz w:val="21"/>
+        </w:rPr>
+        <w:t>. ⚠️ **Quien la recibe y la</w:t>
+      </w:r>
+    </w:p>
+    <w:p>
+      <w:pPr>
+        <w:spacing w:after="120"/>
+      </w:pPr>
+      <w:r>
+        <w:rPr>
+          <w:b w:val="0"/>
+          <w:sz w:val="21"/>
+        </w:rPr>
+        <w:t>acusa es el ESP32 de ese poste, no el STM32</w:t>
+      </w:r>
+      <w:r>
+        <w:rPr>
+          <w:b/>
+          <w:sz w:val="21"/>
+        </w:rPr>
+        <w:t xml:space="preserve"> (`D-15`); para </w:t>
+      </w:r>
+      <w:r>
+        <w:rPr>
+          <w:b w:val="0"/>
+          <w:sz w:val="21"/>
+        </w:rPr>
+        <w:t>leerla sin cambiarla**,</w:t>
+      </w:r>
+    </w:p>
+    <w:p>
+      <w:pPr>
+        <w:spacing w:after="120"/>
+      </w:pPr>
+      <w:r>
+        <w:rPr>
+          <w:rFonts w:ascii="Consolas" w:hAnsi="Consolas"/>
+          <w:sz w:val="21"/>
+        </w:rPr>
+        <w:t>CMD:LEER_RTC</w:t>
+      </w:r>
+      <w:r>
+        <w:rPr>
+          <w:b w:val="0"/>
+          <w:sz w:val="21"/>
+        </w:rPr>
+        <w:t xml:space="preserve"> (</w:t>
+      </w:r>
+      <w:r>
+        <w:rPr>
+          <w:rFonts w:ascii="Consolas" w:hAnsi="Consolas"/>
+          <w:sz w:val="21"/>
+        </w:rPr>
+        <w:t>D-17</w:t>
+      </w:r>
+      <w:r>
+        <w:rPr>
+          <w:b w:val="0"/>
+          <w:sz w:val="21"/>
+        </w:rPr>
+        <w:t>).</w:t>
+      </w:r>
+    </w:p>
+    <w:p>
+      <w:pPr>
+        <w:pStyle w:val="ListNumber"/>
+        <w:spacing w:after="60"/>
+      </w:pPr>
+      <w:r>
+        <w:rPr>
           <w:b w:val="0"/>
           <w:sz w:val="21"/>
         </w:rPr>
@@ -4561,12 +6847,17 @@
         </w:rPr>
         <w:t>Botón 3</w:t>
       </w:r>
-      <w:r>
-        <w:rPr>
-          <w:b w:val="0"/>
-          <w:sz w:val="21"/>
-        </w:rPr>
-        <w:t xml:space="preserve"> (</w:t>
+    </w:p>
+    <w:p>
+      <w:pPr>
+        <w:spacing w:after="120"/>
+      </w:pPr>
+      <w:r>
+        <w:rPr>
+          <w:b w:val="0"/>
+          <w:sz w:val="21"/>
+        </w:rPr>
+        <w:t>(</w:t>
       </w:r>
       <w:r>
         <w:rPr>
@@ -4580,7 +6871,14 @@
           <w:b w:val="0"/>
           <w:sz w:val="21"/>
         </w:rPr>
-        <w:t>).~~</w:t>
+        <w:t xml:space="preserve">).~~ ⛔ </w:t>
+      </w:r>
+      <w:r>
+        <w:rPr>
+          <w:b/>
+          <w:sz w:val="21"/>
+        </w:rPr>
+        <w:t>`D-17.bis`: la pantalla y el menú se retiran del equipo.</w:t>
       </w:r>
     </w:p>
     <w:p>
@@ -4595,7 +6893,7 @@
           <w:color w:val="960000"/>
           <w:sz w:val="20"/>
         </w:rPr>
-        <w:t xml:space="preserve">🛑 </w:t>
+        <w:t xml:space="preserve">~~🛑 </w:t>
       </w:r>
       <w:r>
         <w:rPr>
@@ -4611,7 +6909,7 @@
           <w:color w:val="960000"/>
           <w:sz w:val="20"/>
         </w:rPr>
-        <w:t xml:space="preserve"> Esto </w:t>
+        <w:t xml:space="preserve">~~ 🔴 </w:t>
       </w:r>
       <w:r>
         <w:rPr>
@@ -4619,19 +6917,106 @@
           <w:color w:val="960000"/>
           <w:sz w:val="20"/>
         </w:rPr>
-        <w:t>no ha cambiado</w:t>
-      </w:r>
-      <w:r>
-        <w:rPr>
-          <w:b w:val="0"/>
-          <w:color w:val="960000"/>
-          <w:sz w:val="20"/>
-        </w:rPr>
-        <w:t xml:space="preserve">, aunque el Maestro sí tenga ya su comando. Medido sobre </w:t>
-      </w:r>
-      <w:r>
-        <w:rPr>
-          <w:rFonts w:ascii="Consolas" w:hAnsi="Consolas"/>
+        <w:t>TACHADO ENTERO EL 07/09. ERA LA FRASE MÁS PELIGROSA DE ESTE DOCUMENTO</w:t>
+      </w:r>
+      <w:r>
+        <w:rPr>
+          <w:b w:val="0"/>
+          <w:color w:val="960000"/>
+          <w:sz w:val="20"/>
+        </w:rPr>
+        <w:t xml:space="preserve"> — en mayúsculas, en el procedimiento de emergencia, negando la vía que existe y mandando a una que no existe. </w:t>
+      </w:r>
+      <w:r>
+        <w:rPr>
+          <w:b/>
+          <w:color w:val="960000"/>
+          <w:sz w:val="20"/>
+        </w:rPr>
+        <w:t>Es falsa desde el commit `15e8cf3`</w:t>
+      </w:r>
+      <w:r>
+        <w:rPr>
+          <w:b w:val="0"/>
+          <w:color w:val="960000"/>
+          <w:sz w:val="20"/>
+        </w:rPr>
+        <w:t xml:space="preserve"> (</w:t>
+      </w:r>
+      <w:r>
+        <w:rPr>
+          <w:rFonts w:ascii="Consolas" w:hAnsi="Consolas"/>
+          <w:color w:val="960000"/>
+          <w:sz w:val="20"/>
+        </w:rPr>
+        <w:t>D-18</w:t>
+      </w:r>
+      <w:r>
+        <w:rPr>
+          <w:b w:val="0"/>
+          <w:color w:val="960000"/>
+          <w:sz w:val="20"/>
+        </w:rPr>
+        <w:t xml:space="preserve">), no desde una fecha vaga: ese commit es la medida que la tacha. Gana </w:t>
+      </w:r>
+      <w:r>
+        <w:rPr>
+          <w:rFonts w:ascii="Consolas" w:hAnsi="Consolas"/>
+          <w:color w:val="960000"/>
+          <w:sz w:val="20"/>
+        </w:rPr>
+        <w:t>D-18</w:t>
+      </w:r>
+      <w:r>
+        <w:rPr>
+          <w:b w:val="0"/>
+          <w:color w:val="960000"/>
+          <w:sz w:val="20"/>
+        </w:rPr>
+        <w:t xml:space="preserve"> y gana el </w:t>
+      </w:r>
+      <w:r>
+        <w:rPr>
+          <w:rFonts w:ascii="Consolas" w:hAnsi="Consolas"/>
+          <w:color w:val="960000"/>
+          <w:sz w:val="20"/>
+        </w:rPr>
+        <w:t>grep</w:t>
+      </w:r>
+      <w:r>
+        <w:rPr>
+          <w:b w:val="0"/>
+          <w:color w:val="960000"/>
+          <w:sz w:val="20"/>
+        </w:rPr>
+        <w:t>: ``</w:t>
+      </w:r>
+      <w:r>
+        <w:rPr>
+          <w:rFonts w:ascii="Consolas" w:hAnsi="Consolas"/>
+          <w:color w:val="960000"/>
+          <w:sz w:val="20"/>
+        </w:rPr>
+        <w:t xml:space="preserve"> $ grep -c "SET_MODO" 01_Firmware/Esclavo/src/bluetooth.cpp 10 </w:t>
+      </w:r>
+      <w:r>
+        <w:rPr>
+          <w:rFonts w:ascii="Consolas" w:hAnsi="Consolas"/>
+          <w:color w:val="960000"/>
+          <w:sz w:val="20"/>
+        </w:rPr>
+      </w:r>
+      <w:r>
+        <w:rPr>
+          <w:rFonts w:ascii="Consolas" w:hAnsi="Consolas"/>
+          <w:color w:val="960000"/>
+          <w:sz w:val="20"/>
+        </w:rPr>
+        <w:t xml:space="preserve"> ~~Medido sobre </w:t>
+      </w:r>
+      <w:r>
+        <w:rPr>
+          <w:b w:val="0"/>
           <w:color w:val="960000"/>
           <w:sz w:val="20"/>
         </w:rPr>
@@ -4639,34 +7024,121 @@
       </w:r>
       <w:r>
         <w:rPr>
-          <w:b w:val="0"/>
-          <w:color w:val="960000"/>
-          <w:sz w:val="20"/>
-        </w:rPr>
-        <w:t>, su despachador acepta exactamente estas acciones y ninguna más: ``</w:t>
-      </w:r>
-      <w:r>
-        <w:rPr>
-          <w:rFonts w:ascii="Consolas" w:hAnsi="Consolas"/>
-          <w:color w:val="960000"/>
-          <w:sz w:val="20"/>
-        </w:rPr>
-        <w:t xml:space="preserve"> CMD:AMBAR_EMERGENCIA            :315   (sin PIN) CMD:FORZAR_ROJO                 :382   (sin PIN) CMD:PIN:1234:AMBAR_EMERGENCIA   :402 CMD:PIN:1234:CANCELAR_AMBAR     :425 CMD:PIN:1234:FORZAR_ROJO        :458 CMD:PIN:1234:SOLICITAR_PASO     :466 CMD:PIN:1234:TEST_LEDS          :484 CMD:PIN:1234:SET_RTC:...        :497 </w:t>
-      </w:r>
-      <w:r>
-        <w:rPr>
-          <w:rFonts w:ascii="Consolas" w:hAnsi="Consolas"/>
-          <w:color w:val="960000"/>
-          <w:sz w:val="20"/>
-        </w:rPr>
-      </w:r>
-      <w:r>
-        <w:rPr>
-          <w:rFonts w:ascii="Consolas" w:hAnsi="Consolas"/>
-          <w:color w:val="960000"/>
-          <w:sz w:val="20"/>
-        </w:rPr>
-        <w:t xml:space="preserve"> **Ninguna entra en Degradado.** Las dos únicas puertas de entrada del Esclavo son </w:t>
+          <w:rFonts w:ascii="Consolas" w:hAnsi="Consolas"/>
+          <w:color w:val="960000"/>
+          <w:sz w:val="20"/>
+        </w:rPr>
+        <w:t xml:space="preserve">, su despachador acepta exactamente estas acciones y ninguna más:~~ </w:t>
+      </w:r>
+      <w:r>
+        <w:rPr>
+          <w:rFonts w:ascii="Consolas" w:hAnsi="Consolas"/>
+          <w:color w:val="960000"/>
+          <w:sz w:val="20"/>
+        </w:rPr>
+      </w:r>
+      <w:r>
+        <w:rPr>
+          <w:rFonts w:ascii="Consolas" w:hAnsi="Consolas"/>
+          <w:color w:val="960000"/>
+          <w:sz w:val="20"/>
+        </w:rPr>
+        <w:t xml:space="preserve"> ~~CMD:AMBAR_EMERGENCIA            :315   (sin PIN)~~ ~~CMD:FORZAR_ROJO                 :382   (sin PIN)~~ ~~CMD:PIN:1234:AMBAR_EMERGENCIA   :402~~ ~~CMD:PIN:1234:CANCELAR_AMBAR     :425~~ ~~CMD:PIN:1234:FORZAR_ROJO        :458~~ ~~CMD:PIN:1234:SOLICITAR_PASO     :466~~ ~~CMD:PIN:1234:TEST_LEDS          :484~~ ~~CMD:PIN:1234:SET_RTC:...        :497~~ </w:t>
+      </w:r>
+      <w:r>
+        <w:rPr>
+          <w:rFonts w:ascii="Consolas" w:hAnsi="Consolas"/>
+          <w:color w:val="960000"/>
+          <w:sz w:val="20"/>
+        </w:rPr>
+      </w:r>
+      <w:r>
+        <w:rPr>
+          <w:rFonts w:ascii="Consolas" w:hAnsi="Consolas"/>
+          <w:color w:val="960000"/>
+          <w:sz w:val="20"/>
+        </w:rPr>
+        <w:t xml:space="preserve"> **Ese censo tenía DOS defectos a la vez, y por eso se conserva:** le faltaba </w:t>
+      </w:r>
+      <w:r>
+        <w:rPr>
+          <w:b w:val="0"/>
+          <w:color w:val="960000"/>
+          <w:sz w:val="20"/>
+        </w:rPr>
+        <w:t>SET_MODO:DEGRADADO</w:t>
+      </w:r>
+      <w:r>
+        <w:rPr>
+          <w:rFonts w:ascii="Consolas" w:hAnsi="Consolas"/>
+          <w:color w:val="960000"/>
+          <w:sz w:val="20"/>
+        </w:rPr>
+        <w:t xml:space="preserve">, y **sus ocho números de línea están hoy caducados** — el mismo censo se repitió con </w:t>
+      </w:r>
+      <w:r>
+        <w:rPr>
+          <w:b w:val="0"/>
+          <w:color w:val="960000"/>
+          <w:sz w:val="20"/>
+        </w:rPr>
+        <w:t>:315/:382/:402…</w:t>
+      </w:r>
+      <w:r>
+        <w:rPr>
+          <w:rFonts w:ascii="Consolas" w:hAnsi="Consolas"/>
+          <w:color w:val="960000"/>
+          <w:sz w:val="20"/>
+        </w:rPr>
+        <w:t xml:space="preserve">, luego con </w:t>
+      </w:r>
+      <w:r>
+        <w:rPr>
+          <w:b w:val="0"/>
+          <w:color w:val="960000"/>
+          <w:sz w:val="20"/>
+        </w:rPr>
+        <w:t>:381/:448/:468…</w:t>
+      </w:r>
+      <w:r>
+        <w:rPr>
+          <w:rFonts w:ascii="Consolas" w:hAnsi="Consolas"/>
+          <w:color w:val="960000"/>
+          <w:sz w:val="20"/>
+        </w:rPr>
+        <w:t xml:space="preserve">, y ninguna de las dos tandas apunta ya a su sitio. **Por eso este documento pasa a citar el símbolo y el </w:t>
+      </w:r>
+      <w:r>
+        <w:rPr>
+          <w:b w:val="0"/>
+          <w:color w:val="960000"/>
+          <w:sz w:val="20"/>
+        </w:rPr>
+        <w:t>grep</w:t>
+      </w:r>
+      <w:r>
+        <w:rPr>
+          <w:rFonts w:ascii="Consolas" w:hAnsi="Consolas"/>
+          <w:color w:val="960000"/>
+          <w:sz w:val="20"/>
+        </w:rPr>
+        <w:t>, no la línea** (</w:t>
+      </w:r>
+      <w:r>
+        <w:rPr>
+          <w:b w:val="0"/>
+          <w:color w:val="960000"/>
+          <w:sz w:val="20"/>
+        </w:rPr>
+        <w:t>CLAUDE.md</w:t>
+      </w:r>
+      <w:r>
+        <w:rPr>
+          <w:rFonts w:ascii="Consolas" w:hAnsi="Consolas"/>
+          <w:color w:val="960000"/>
+          <w:sz w:val="20"/>
+        </w:rPr>
+        <w:t xml:space="preserve"> §4.sexies). ~~Las dos únicas puertas de entrada del Esclavo son </w:t>
       </w:r>
       <w:r>
         <w:rPr>
@@ -4730,7 +7202,151 @@
           <w:color w:val="960000"/>
           <w:sz w:val="20"/>
         </w:rPr>
-        <w:t xml:space="preserve"> y por tanto **está tapiada**. ### 🔴 Lo que eso significa en obra, sin adornos **Para poner el Esclavo en Degradado hace falta el mando de relés, y su receptor RF nunca se compró.** Mientras eso siga así, este procedimiento **no se puede completar en las dos puntas** — y una sola punta en Degradado es peor que ninguna (Sección 6). - El punto 2 (pantalla + pulsadores) sigue **sin actuador**: no hay </w:t>
+        <w:t xml:space="preserve"> y por tanto **está tapiada**.~~ ✅ **Las puertas de </w:t>
+      </w:r>
+      <w:r>
+        <w:rPr>
+          <w:b w:val="0"/>
+          <w:color w:val="960000"/>
+          <w:sz w:val="20"/>
+        </w:rPr>
+        <w:t>degradado_entrar()</w:t>
+      </w:r>
+      <w:r>
+        <w:rPr>
+          <w:rFonts w:ascii="Consolas" w:hAnsi="Consolas"/>
+          <w:color w:val="960000"/>
+          <w:sz w:val="20"/>
+        </w:rPr>
+        <w:t xml:space="preserve">, censadas el 07/09 con </w:t>
+      </w:r>
+      <w:r>
+        <w:rPr>
+          <w:b w:val="0"/>
+          <w:color w:val="960000"/>
+          <w:sz w:val="20"/>
+        </w:rPr>
+        <w:t>grep -rn "degradado_entrar" 01_Firmware/Esclavo/src/</w:t>
+      </w:r>
+      <w:r>
+        <w:rPr>
+          <w:rFonts w:ascii="Consolas" w:hAnsi="Consolas"/>
+          <w:color w:val="960000"/>
+          <w:sz w:val="20"/>
+        </w:rPr>
+        <w:t xml:space="preserve">:** </w:t>
+      </w:r>
+      <w:r>
+        <w:rPr>
+          <w:b w:val="0"/>
+          <w:color w:val="960000"/>
+          <w:sz w:val="20"/>
+        </w:rPr>
+        <w:t>bluetooth.cpp</w:t>
+      </w:r>
+      <w:r>
+        <w:rPr>
+          <w:rFonts w:ascii="Consolas" w:hAnsi="Consolas"/>
+          <w:color w:val="960000"/>
+          <w:sz w:val="20"/>
+        </w:rPr>
+        <w:t xml:space="preserve"> **(la de la app, la que se usa)**, </w:t>
+      </w:r>
+      <w:r>
+        <w:rPr>
+          <w:b w:val="0"/>
+          <w:color w:val="960000"/>
+          <w:sz w:val="20"/>
+        </w:rPr>
+        <w:t>mando.cpp</w:t>
+      </w:r>
+      <w:r>
+        <w:rPr>
+          <w:rFonts w:ascii="Consolas" w:hAnsi="Consolas"/>
+          <w:color w:val="960000"/>
+          <w:sz w:val="20"/>
+        </w:rPr>
+        <w:t xml:space="preserve"> (sin actuador, </w:t>
+      </w:r>
+      <w:r>
+        <w:rPr>
+          <w:b w:val="0"/>
+          <w:color w:val="960000"/>
+          <w:sz w:val="20"/>
+        </w:rPr>
+        <w:t>D-1</w:t>
+      </w:r>
+      <w:r>
+        <w:rPr>
+          <w:rFonts w:ascii="Consolas" w:hAnsi="Consolas"/>
+          <w:color w:val="960000"/>
+          <w:sz w:val="20"/>
+        </w:rPr>
+        <w:t xml:space="preserve">) y </w:t>
+      </w:r>
+      <w:r>
+        <w:rPr>
+          <w:b w:val="0"/>
+          <w:color w:val="960000"/>
+          <w:sz w:val="20"/>
+        </w:rPr>
+        <w:t>menu.cpp</w:t>
+      </w:r>
+      <w:r>
+        <w:rPr>
+          <w:rFonts w:ascii="Consolas" w:hAnsi="Consolas"/>
+          <w:color w:val="960000"/>
+          <w:sz w:val="20"/>
+        </w:rPr>
+        <w:t xml:space="preserve"> (tapiada, </w:t>
+      </w:r>
+      <w:r>
+        <w:rPr>
+          <w:b w:val="0"/>
+          <w:color w:val="960000"/>
+          <w:sz w:val="20"/>
+        </w:rPr>
+        <w:t>D-17.bis</w:t>
+      </w:r>
+      <w:r>
+        <w:rPr>
+          <w:rFonts w:ascii="Consolas" w:hAnsi="Consolas"/>
+          <w:color w:val="960000"/>
+          <w:sz w:val="20"/>
+        </w:rPr>
+        <w:t xml:space="preserve">). **La puerta siempre estuvo construida; lo que faltaba era la llave, y </w:t>
+      </w:r>
+      <w:r>
+        <w:rPr>
+          <w:b w:val="0"/>
+          <w:color w:val="960000"/>
+          <w:sz w:val="20"/>
+        </w:rPr>
+        <w:t>D-18</w:t>
+      </w:r>
+      <w:r>
+        <w:rPr>
+          <w:rFonts w:ascii="Consolas" w:hAnsi="Consolas"/>
+          <w:color w:val="960000"/>
+          <w:sz w:val="20"/>
+        </w:rPr>
+        <w:t xml:space="preserve"> se la dio a la app.** ### 🔴 Lo que eso significa en obra, sin adornos ~~**Para poner el Esclavo en Degradado hace falta el mando de relés, y su receptor RF nunca se compró.** Mientras eso siga así, este procedimiento **no se puede completar en las dos puntas** — y una sola punta en Degradado es peor que ninguna (Sección 6).~~ ✅ **07/09: el procedimiento SÍ se puede completar en las dos puntas, y con la misma orden.** Lo que hace falta es **el teléfono** (</w:t>
+      </w:r>
+      <w:r>
+        <w:rPr>
+          <w:b w:val="0"/>
+          <w:color w:val="960000"/>
+          <w:sz w:val="20"/>
+        </w:rPr>
+        <w:t>D-16</w:t>
+      </w:r>
+      <w:r>
+        <w:rPr>
+          <w:rFonts w:ascii="Consolas" w:hAnsi="Consolas"/>
+          <w:color w:val="960000"/>
+          <w:sz w:val="20"/>
+        </w:rPr>
+        <w:t xml:space="preserve">), no una escalera ni una compra. - El punto 3 (pantalla + pulsadores) sigue **sin actuador**: no hay </w:t>
       </w:r>
       <w:r>
         <w:rPr>
@@ -4754,7 +7370,23 @@
           <w:color w:val="960000"/>
           <w:sz w:val="20"/>
         </w:rPr>
-        <w:t xml:space="preserve">Botón 4`. - *"o activar Modo Degradado"* del punto 1 </w:t>
+        <w:t>Botón 4</w:t>
+      </w:r>
+      <w:r>
+        <w:rPr>
+          <w:rFonts w:ascii="Consolas" w:hAnsi="Consolas"/>
+          <w:color w:val="960000"/>
+          <w:sz w:val="20"/>
+        </w:rPr>
+        <w:t>. - Lo que el Esclavo **sí** acepta desde la app es la **entrada en Degradado** (</w:t>
+      </w:r>
+      <w:r>
+        <w:rPr>
+          <w:b w:val="0"/>
+          <w:color w:val="960000"/>
+          <w:sz w:val="20"/>
+        </w:rPr>
+        <w:t xml:space="preserve">D-18`), el </w:t>
       </w:r>
       <w:r>
         <w:rPr>
@@ -4762,38 +7394,6 @@
           <w:color w:val="960000"/>
           <w:sz w:val="20"/>
         </w:rPr>
-        <w:t>sigue sin existir</w:t>
-      </w:r>
-      <w:r>
-        <w:rPr>
-          <w:b w:val="0"/>
-          <w:color w:val="960000"/>
-          <w:sz w:val="20"/>
-        </w:rPr>
-        <w:t xml:space="preserve">. La inyección de RTC del punto 1 sí existe y se conserva. - Lo que el Esclavo </w:t>
-      </w:r>
-      <w:r>
-        <w:rPr>
-          <w:b/>
-          <w:color w:val="960000"/>
-          <w:sz w:val="20"/>
-        </w:rPr>
-        <w:t>sí</w:t>
-      </w:r>
-      <w:r>
-        <w:rPr>
-          <w:b w:val="0"/>
-          <w:color w:val="960000"/>
-          <w:sz w:val="20"/>
-        </w:rPr>
-        <w:t xml:space="preserve"> acepta ya desde la app, y antes no, es el </w:t>
-      </w:r>
-      <w:r>
-        <w:rPr>
-          <w:b/>
-          <w:color w:val="960000"/>
-          <w:sz w:val="20"/>
-        </w:rPr>
         <w:t>ámbar de emergencia</w:t>
       </w:r>
       <w:r>
@@ -4802,7 +7402,7 @@
           <w:color w:val="960000"/>
           <w:sz w:val="20"/>
         </w:rPr>
-        <w:t xml:space="preserve"> y su revocación. Es el plan de aborto del Paso 3, no una vía de entrada.</w:t>
+        <w:t xml:space="preserve"> y su revocación.</w:t>
       </w:r>
     </w:p>
     <w:p>
@@ -5510,7 +8110,7 @@
           <w:b w:val="0"/>
           <w:sz w:val="21"/>
         </w:rPr>
-        <w:t xml:space="preserve">tope. A partir de las </w:t>
+        <w:t xml:space="preserve">tope. ~~A partir de las </w:t>
       </w:r>
       <w:r>
         <w:rPr>
@@ -5538,7 +8138,7 @@
           <w:b w:val="0"/>
           <w:sz w:val="21"/>
         </w:rPr>
-        <w:t>, y a las 48 h el equipo se rinde</w:t>
+        <w:t>~~, y a las 48 h el equipo se</w:t>
       </w:r>
     </w:p>
     <w:p>
@@ -5550,7 +8150,7 @@
           <w:b w:val="0"/>
           <w:sz w:val="21"/>
         </w:rPr>
-        <w:t xml:space="preserve">por su cuenta y muestra </w:t>
+        <w:t xml:space="preserve">rinde por su cuenta y muestra </w:t>
       </w:r>
       <w:r>
         <w:rPr>
@@ -5565,6 +8165,148 @@
           <w:sz w:val="21"/>
         </w:rPr>
         <w:t>.</w:t>
+      </w:r>
+    </w:p>
+    <w:p>
+      <w:pPr>
+        <w:spacing w:after="160"/>
+        <w:ind w:left="360"/>
+        <w:shd w:val="clear" w:fill="FFF4E5"/>
+      </w:pPr>
+      <w:r>
+        <w:rPr>
+          <w:b w:val="0"/>
+          <w:color w:val="960000"/>
+          <w:sz w:val="20"/>
+        </w:rPr>
+        <w:t xml:space="preserve">🔴 </w:t>
+      </w:r>
+      <w:r>
+        <w:rPr>
+          <w:b/>
+          <w:color w:val="960000"/>
+          <w:sz w:val="20"/>
+        </w:rPr>
+        <w:t>CORREGIDO EL 07/09 — EL AVISO NO LLEGA A LA MISMA HORA EN LAS DOS PUNTAS, Y ESO NO ESTABA ESCRITO EN NINGÚN SITIO.</w:t>
+      </w:r>
+      <w:r>
+        <w:rPr>
+          <w:b w:val="0"/>
+          <w:color w:val="960000"/>
+          <w:sz w:val="20"/>
+        </w:rPr>
+        <w:t xml:space="preserve"> Medido sobre el C++, y se cita el </w:t>
+      </w:r>
+      <w:r>
+        <w:rPr>
+          <w:b/>
+          <w:color w:val="960000"/>
+          <w:sz w:val="20"/>
+        </w:rPr>
+        <w:t>símbolo</w:t>
+      </w:r>
+      <w:r>
+        <w:rPr>
+          <w:b w:val="0"/>
+          <w:color w:val="960000"/>
+          <w:sz w:val="20"/>
+        </w:rPr>
+        <w:t xml:space="preserve"> porque los números de línea caducan solos: ``</w:t>
+      </w:r>
+      <w:r>
+        <w:rPr>
+          <w:rFonts w:ascii="Consolas" w:hAnsi="Consolas"/>
+          <w:color w:val="960000"/>
+          <w:sz w:val="20"/>
+        </w:rPr>
+        <w:t xml:space="preserve"> grep -rn "AVISO_LIMITE_MS"   01_Firmware/Maestro/src/modo_degradado.cpp static const unsigned long AVISO_LIMITE_MS  = 158400000UL;   // 44 h grep -rn "AVISO_SIN_SYNC_MS" 01_Firmware/Esclavo/src/modo_degradado.cpp static const unsigned long AVISO_SIN_SYNC_MS = 40UL * 3600UL * 1000UL;   // 40 h </w:t>
+      </w:r>
+      <w:r>
+        <w:rPr>
+          <w:rFonts w:ascii="Consolas" w:hAnsi="Consolas"/>
+          <w:color w:val="960000"/>
+          <w:sz w:val="20"/>
+        </w:rPr>
+      </w:r>
+      <w:r>
+        <w:rPr>
+          <w:rFonts w:ascii="Consolas" w:hAnsi="Consolas"/>
+          <w:color w:val="960000"/>
+          <w:sz w:val="20"/>
+        </w:rPr>
+        <w:t xml:space="preserve"> | punta | constante | avisa a las | margen que deja hasta el tope | |---|---|---|---| | **MAESTRO** | </w:t>
+      </w:r>
+      <w:r>
+        <w:rPr>
+          <w:b w:val="0"/>
+          <w:color w:val="960000"/>
+          <w:sz w:val="20"/>
+        </w:rPr>
+        <w:t>AVISO_LIMITE_MS</w:t>
+      </w:r>
+      <w:r>
+        <w:rPr>
+          <w:rFonts w:ascii="Consolas" w:hAnsi="Consolas"/>
+          <w:color w:val="960000"/>
+          <w:sz w:val="20"/>
+        </w:rPr>
+        <w:t xml:space="preserve"> | **44 h** | 4 h | | **ESCLAVO** | </w:t>
+      </w:r>
+      <w:r>
+        <w:rPr>
+          <w:b w:val="0"/>
+          <w:color w:val="960000"/>
+          <w:sz w:val="20"/>
+        </w:rPr>
+        <w:t>AVISO_SIN_SYNC_MS</w:t>
+      </w:r>
+      <w:r>
+        <w:rPr>
+          <w:rFonts w:ascii="Consolas" w:hAnsi="Consolas"/>
+          <w:color w:val="960000"/>
+          <w:sz w:val="20"/>
+        </w:rPr>
+        <w:t xml:space="preserve"> | **40 h** | 8 h | **El tope duro son 48 h en las dos.** Lo que cambia es cuándo avisa cada una, y **este documento publicaba sólo el número del Maestro para las dos puntas**. 🛑 **Por qué importa en obra y no es un detalle:** quien espere el aviso del Esclavo a las 44 h lo verá a las **40** y concluirá que el equipo va mal; y al revés, quien crea que el Maestro avisa a las 40 dará por perdida una ventana que todavía tiene. **Cuente 40 h para el Esclavo y 44 para el Maestro**, o más simple: **al primer aviso de cualquiera de las dos puntas, quedan al menos 4 h.** ⚠️ **La pantalla que mostraba </w:t>
+      </w:r>
+      <w:r>
+        <w:rPr>
+          <w:b w:val="0"/>
+          <w:color w:val="960000"/>
+          <w:sz w:val="20"/>
+        </w:rPr>
+        <w:t>AVISO: LIMITE 48h</w:t>
+      </w:r>
+      <w:r>
+        <w:rPr>
+          <w:rFonts w:ascii="Consolas" w:hAnsi="Consolas"/>
+          <w:color w:val="960000"/>
+          <w:sz w:val="20"/>
+        </w:rPr>
+        <w:t xml:space="preserve"> ya no se puede leer en el equipo** (</w:t>
+      </w:r>
+      <w:r>
+        <w:rPr>
+          <w:b w:val="0"/>
+          <w:color w:val="960000"/>
+          <w:sz w:val="20"/>
+        </w:rPr>
+        <w:t>D-17.bis</w:t>
+      </w:r>
+      <w:r>
+        <w:rPr>
+          <w:rFonts w:ascii="Consolas" w:hAnsi="Consolas"/>
+          <w:color w:val="960000"/>
+          <w:sz w:val="20"/>
+        </w:rPr>
+        <w:t xml:space="preserve">): lo que hay que mirar es el </w:t>
+      </w:r>
+      <w:r>
+        <w:rPr>
+          <w:b w:val="0"/>
+          <w:color w:val="960000"/>
+          <w:sz w:val="20"/>
+        </w:rPr>
+        <w:t>$STATUS` en la app.</w:t>
       </w:r>
     </w:p>
     <w:p>
@@ -6366,7 +9108,7 @@
           <w:b/>
           <w:sz w:val="21"/>
         </w:rPr>
-        <w:t>Desde el piso:</w:t>
+        <w:t>Desde la app:</w:t>
       </w:r>
       <w:r>
         <w:rPr>
@@ -6380,35 +9122,68 @@
           <w:rFonts w:ascii="Consolas" w:hAnsi="Consolas"/>
           <w:sz w:val="21"/>
         </w:rPr>
-        <w:t>A · A · A</w:t>
-      </w:r>
-      <w:r>
-        <w:rPr>
-          <w:b w:val="0"/>
-          <w:sz w:val="21"/>
-        </w:rPr>
-        <w:t xml:space="preserve"> en menos de 12 s → </w:t>
+        <w:t>CMD:PIN:1234:SET_MODO:AUTO</w:t>
+      </w:r>
+      <w:r>
+        <w:rPr>
+          <w:b w:val="0"/>
+          <w:sz w:val="21"/>
+        </w:rPr>
+        <w:t xml:space="preserve"> — </w:t>
       </w:r>
       <w:r>
         <w:rPr>
           <w:b/>
           <w:sz w:val="21"/>
         </w:rPr>
-        <w:t>2 destellos rojos</w:t>
-      </w:r>
-      <w:r>
-        <w:rPr>
-          <w:b w:val="0"/>
-          <w:sz w:val="21"/>
-        </w:rPr>
-        <w:t xml:space="preserve">. ✅ </w:t>
-      </w:r>
-      <w:r>
-        <w:rPr>
-          <w:b/>
-          <w:sz w:val="21"/>
-        </w:rPr>
-        <w:t>Sigue existiendo.</w:t>
+        <w:t>solo en el Maestro</w:t>
+      </w:r>
+      <w:r>
+        <w:rPr>
+          <w:b w:val="0"/>
+          <w:sz w:val="21"/>
+        </w:rPr>
+        <w:t>. Al Esclavo lo devuelve el</w:t>
+      </w:r>
+    </w:p>
+    <w:p>
+      <w:pPr>
+        <w:spacing w:after="120"/>
+      </w:pPr>
+      <w:r>
+        <w:rPr>
+          <w:b w:val="0"/>
+          <w:sz w:val="21"/>
+        </w:rPr>
+        <w:t xml:space="preserve">propio Maestro en cuanto vuelve el radio (su </w:t>
+      </w:r>
+      <w:r>
+        <w:rPr>
+          <w:rFonts w:ascii="Consolas" w:hAnsi="Consolas"/>
+          <w:sz w:val="21"/>
+        </w:rPr>
+        <w:t>CMD_PING</w:t>
+      </w:r>
+      <w:r>
+        <w:rPr>
+          <w:b w:val="0"/>
+          <w:sz w:val="21"/>
+        </w:rPr>
+        <w:t xml:space="preserve"> llama a </w:t>
+      </w:r>
+      <w:r>
+        <w:rPr>
+          <w:rFonts w:ascii="Consolas" w:hAnsi="Consolas"/>
+          <w:sz w:val="21"/>
+        </w:rPr>
+        <w:t>degradado_salir()</w:t>
+      </w:r>
+      <w:r>
+        <w:rPr>
+          <w:b w:val="0"/>
+          <w:sz w:val="21"/>
+        </w:rPr>
+        <w:t>).</w:t>
       </w:r>
     </w:p>
     <w:p>
@@ -6419,10 +9194,17 @@
       </w:pPr>
       <w:r>
         <w:rPr>
+          <w:b w:val="0"/>
+          <w:sz w:val="21"/>
+        </w:rPr>
+        <w:t>~~</w:t>
+      </w:r>
+      <w:r>
+        <w:rPr>
           <w:b/>
           <w:sz w:val="21"/>
         </w:rPr>
-        <w:t>Desde la app:</w:t>
+        <w:t>Desde el piso:</w:t>
       </w:r>
       <w:r>
         <w:rPr>
@@ -6436,28 +9218,54 @@
           <w:rFonts w:ascii="Consolas" w:hAnsi="Consolas"/>
           <w:sz w:val="21"/>
         </w:rPr>
-        <w:t>CMD:PIN:1234:SET_MODO:AUTO</w:t>
-      </w:r>
-      <w:r>
-        <w:rPr>
-          <w:b w:val="0"/>
-          <w:sz w:val="21"/>
-        </w:rPr>
-        <w:t xml:space="preserve"> — </w:t>
+        <w:t>A · A · A</w:t>
+      </w:r>
+      <w:r>
+        <w:rPr>
+          <w:b w:val="0"/>
+          <w:sz w:val="21"/>
+        </w:rPr>
+        <w:t xml:space="preserve"> en menos de 12 s → </w:t>
       </w:r>
       <w:r>
         <w:rPr>
           <w:b/>
           <w:sz w:val="21"/>
         </w:rPr>
-        <w:t>solo en el Maestro</w:t>
-      </w:r>
-      <w:r>
-        <w:rPr>
-          <w:b w:val="0"/>
-          <w:sz w:val="21"/>
-        </w:rPr>
-        <w:t>.</w:t>
+        <w:t>2 destellos rojos</w:t>
+      </w:r>
+      <w:r>
+        <w:rPr>
+          <w:b w:val="0"/>
+          <w:sz w:val="21"/>
+        </w:rPr>
+        <w:t>.~~ ⛔ **</w:t>
+      </w:r>
+      <w:r>
+        <w:rPr>
+          <w:rFonts w:ascii="Consolas" w:hAnsi="Consolas"/>
+          <w:sz w:val="21"/>
+        </w:rPr>
+        <w:t>D-1</w:t>
+      </w:r>
+      <w:r>
+        <w:rPr>
+          <w:b w:val="0"/>
+          <w:sz w:val="21"/>
+        </w:rPr>
+        <w:t>: no hay</w:t>
+      </w:r>
+    </w:p>
+    <w:p>
+      <w:pPr>
+        <w:spacing w:after="120"/>
+      </w:pPr>
+      <w:r>
+        <w:rPr>
+          <w:b w:val="0"/>
+          <w:sz w:val="21"/>
+        </w:rPr>
+        <w:t>mando con qué darlo.** La secuencia sigue en el firmware; el emisor no existe.</w:t>
       </w:r>
     </w:p>
     <w:p>
@@ -6709,7 +9517,71 @@
           <w:color w:val="960000"/>
           <w:sz w:val="20"/>
         </w:rPr>
-        <w:t xml:space="preserve"> ⚠️ **Lo que falta no es el firmware: es el receptor RF, que nunca se compró.** ~~Sin él no hay con qué generar los pulsos desde el piso. **La secuencia existe y no tiene mando.**~~ 🔧 **Matizado el 04/09 (</w:t>
+        <w:t xml:space="preserve"> ⚠️ ~~**Lo que falta no es el firmware: es el receptor RF, que nunca se compró.**~~ ~~Sin él no hay con qué generar los pulsos desde el piso. **La secuencia existe y no tiene mando.**~~ &gt; 🔴 **07/09 — </w:t>
+      </w:r>
+      <w:r>
+        <w:rPr>
+          <w:b w:val="0"/>
+          <w:color w:val="960000"/>
+          <w:sz w:val="20"/>
+        </w:rPr>
+        <w:t>D-1</w:t>
+      </w:r>
+      <w:r>
+        <w:rPr>
+          <w:rFonts w:ascii="Consolas" w:hAnsi="Consolas"/>
+          <w:color w:val="960000"/>
+          <w:sz w:val="20"/>
+        </w:rPr>
+        <w:t xml:space="preserve">: NO «FALTA» EL RECEPTOR. EL MANDO NO EXISTE Y NO SE VA A COMPRAR.** La &gt; diferencia importa: *«falta»* pone una compra en la lista y deja al operario esperándola; &gt; </w:t>
+      </w:r>
+      <w:r>
+        <w:rPr>
+          <w:b w:val="0"/>
+          <w:color w:val="960000"/>
+          <w:sz w:val="20"/>
+        </w:rPr>
+        <w:t>D-1</w:t>
+      </w:r>
+      <w:r>
+        <w:rPr>
+          <w:rFonts w:ascii="Consolas" w:hAnsi="Consolas"/>
+          <w:color w:val="960000"/>
+          <w:sz w:val="20"/>
+        </w:rPr>
+        <w:t xml:space="preserve"> cierra la vía. **El firmware del mando SE CONSERVA a propósito** —</w:t>
+      </w:r>
+      <w:r>
+        <w:rPr>
+          <w:b w:val="0"/>
+          <w:color w:val="960000"/>
+          <w:sz w:val="20"/>
+        </w:rPr>
+        <w:t>mando_ambarLocal()</w:t>
+      </w:r>
+      <w:r>
+        <w:rPr>
+          <w:rFonts w:ascii="Consolas" w:hAnsi="Consolas"/>
+          <w:color w:val="960000"/>
+          <w:sz w:val="20"/>
+        </w:rPr>
+        <w:t xml:space="preserve"> &gt; tiene cinco llamadas vivas y su veto es SFTY-21; retirar el armador dejaría los </w:t>
+      </w:r>
+      <w:r>
+        <w:rPr>
+          <w:b w:val="0"/>
+          <w:color w:val="960000"/>
+          <w:sz w:val="20"/>
+        </w:rPr>
+        <w:t>if</w:t>
+      </w:r>
+      <w:r>
+        <w:rPr>
+          <w:rFonts w:ascii="Consolas" w:hAnsi="Consolas"/>
+          <w:color w:val="960000"/>
+          <w:sz w:val="20"/>
+        </w:rPr>
+        <w:t xml:space="preserve"> siempre &gt; verdaderos y **el veto abierto, no inerte**—. O sea: **código vivo, actuador inexistente.** 🔧 **Matizado el 04/09 (</w:t>
       </w:r>
       <w:r>
         <w:rPr>
@@ -6997,15 +9869,63 @@
           <w:color w:val="960000"/>
           <w:sz w:val="20"/>
         </w:rPr>
-        <w:t xml:space="preserve">. Y **en el Esclavo no hay </w:t>
-      </w:r>
-      <w:r>
-        <w:rPr>
-          <w:b w:val="0"/>
-          <w:color w:val="960000"/>
-          <w:sz w:val="20"/>
-        </w:rPr>
-        <w:t>SET_MODO` de ninguna clase</w:t>
+        <w:t xml:space="preserve">. Y ~~**en el Esclavo no hay </w:t>
+      </w:r>
+      <w:r>
+        <w:rPr>
+          <w:b w:val="0"/>
+          <w:color w:val="960000"/>
+          <w:sz w:val="20"/>
+        </w:rPr>
+        <w:t>SET_MODO</w:t>
+      </w:r>
+      <w:r>
+        <w:rPr>
+          <w:rFonts w:ascii="Consolas" w:hAnsi="Consolas"/>
+          <w:color w:val="960000"/>
+          <w:sz w:val="20"/>
+        </w:rPr>
+        <w:t xml:space="preserve"> de ninguna clase**~~ **en el Esclavo no hay </w:t>
+      </w:r>
+      <w:r>
+        <w:rPr>
+          <w:b w:val="0"/>
+          <w:color w:val="960000"/>
+          <w:sz w:val="20"/>
+        </w:rPr>
+        <w:t>SET_MODO:AUTO</w:t>
+      </w:r>
+      <w:r>
+        <w:rPr>
+          <w:rFonts w:ascii="Consolas" w:hAnsi="Consolas"/>
+          <w:color w:val="960000"/>
+          <w:sz w:val="20"/>
+        </w:rPr>
+        <w:t xml:space="preserve">** *(la entrada sí existe: </w:t>
+      </w:r>
+      <w:r>
+        <w:rPr>
+          <w:b w:val="0"/>
+          <w:color w:val="960000"/>
+          <w:sz w:val="20"/>
+        </w:rPr>
+        <w:t>SET_MODO:DEGRADADO</w:t>
+      </w:r>
+      <w:r>
+        <w:rPr>
+          <w:rFonts w:ascii="Consolas" w:hAnsi="Consolas"/>
+          <w:color w:val="960000"/>
+          <w:sz w:val="20"/>
+        </w:rPr>
+        <w:t xml:space="preserve">, </w:t>
+      </w:r>
+      <w:r>
+        <w:rPr>
+          <w:b w:val="0"/>
+          <w:color w:val="960000"/>
+          <w:sz w:val="20"/>
+        </w:rPr>
+        <w:t xml:space="preserve">D-18` — corregido el 07/09)*, así que ejecutar solo el del Maestro produce el </w:t>
       </w:r>
       <w:r>
         <w:rPr>
@@ -7013,15 +9933,15 @@
           <w:color w:val="960000"/>
           <w:sz w:val="20"/>
         </w:rPr>
-        <w:t xml:space="preserve">, así que ejecutar solo el del Maestro produce el </w:t>
-      </w:r>
-      <w:r>
-        <w:rPr>
-          <w:b w:val="0"/>
-          <w:color w:val="960000"/>
-          <w:sz w:val="20"/>
-        </w:rPr>
-        <w:t>Riesgo residual nº 2** (Sección 6) — una punta fuera, la otra dentro.</w:t>
+        <w:t>Riesgo residual nº 2</w:t>
+      </w:r>
+      <w:r>
+        <w:rPr>
+          <w:b w:val="0"/>
+          <w:color w:val="960000"/>
+          <w:sz w:val="20"/>
+        </w:rPr>
+        <w:t xml:space="preserve"> (Sección 6) — una punta fuera, la otra dentro.</w:t>
       </w:r>
     </w:p>
     <w:p>
@@ -7030,6 +9950,13 @@
       </w:pPr>
       <w:r>
         <w:rPr>
+          <w:b w:val="0"/>
+          <w:sz w:val="21"/>
+        </w:rPr>
+        <w:t>~~</w:t>
+      </w:r>
+      <w:r>
+        <w:rPr>
           <w:b/>
           <w:sz w:val="21"/>
         </w:rPr>
@@ -7040,7 +9967,71 @@
           <w:b w:val="0"/>
           <w:sz w:val="21"/>
         </w:rPr>
-        <w:t>, y luego mire las luces:</w:t>
+        <w:t>, y luego mire las luces:~~ 🔴 **07/09: la secuencia de abajo no se</w:t>
+      </w:r>
+    </w:p>
+    <w:p>
+      <w:pPr>
+        <w:spacing w:after="120"/>
+      </w:pPr>
+      <w:r>
+        <w:rPr>
+          <w:b w:val="0"/>
+          <w:sz w:val="21"/>
+        </w:rPr>
+        <w:t>puede ejecutar (</w:t>
+      </w:r>
+      <w:r>
+        <w:rPr>
+          <w:rFonts w:ascii="Consolas" w:hAnsi="Consolas"/>
+          <w:sz w:val="21"/>
+        </w:rPr>
+        <w:t>D-1</w:t>
+      </w:r>
+      <w:r>
+        <w:rPr>
+          <w:b w:val="0"/>
+          <w:sz w:val="21"/>
+        </w:rPr>
+        <w:t>).</w:t>
+      </w:r>
+      <w:r>
+        <w:rPr>
+          <w:b/>
+          <w:sz w:val="21"/>
+        </w:rPr>
+        <w:t xml:space="preserve"> La maniobra vigente es `CMD:PIN:1234:SET_MODO:AUTO` en el Maestro; </w:t>
+      </w:r>
+      <w:r>
+        <w:rPr>
+          <w:b w:val="0"/>
+          <w:sz w:val="21"/>
+        </w:rPr>
+        <w:t>el</w:t>
+      </w:r>
+    </w:p>
+    <w:p>
+      <w:pPr>
+        <w:spacing w:after="120"/>
+      </w:pPr>
+      <w:r>
+        <w:rPr>
+          <w:b w:val="0"/>
+          <w:sz w:val="21"/>
+        </w:rPr>
+        <w:t>diagrama se conserva porque los tiempos y los criterios de lectura de las luces siguen siendo los</w:t>
+      </w:r>
+    </w:p>
+    <w:p>
+      <w:pPr>
+        <w:spacing w:after="120"/>
+      </w:pPr>
+      <w:r>
+        <w:rPr>
+          <w:b w:val="0"/>
+          <w:sz w:val="21"/>
+        </w:rPr>
+        <w:t>mismos.**</w:t>
       </w:r>
     </w:p>
     <w:p>
@@ -7054,7 +10045,7 @@
           <w:rFonts w:ascii="Consolas" w:hAnsi="Consolas"/>
           <w:sz w:val="18"/>
         </w:rPr>
-        <w:t xml:space="preserve">   A·A·A  -&gt;  2 destellos  -&gt;  esperar ~15 s</w:t>
+        <w:t xml:space="preserve">   ~~A·A·A~~ SET_MODO:AUTO  -&gt;  esperar ~15 s</w:t>
         <w:br/>
         <w:br/>
         <w:t xml:space="preserve">     luces CICLANDO  -&gt;  el radio volvió, ya está en automático</w:t>
@@ -7324,7 +10315,7 @@
           <w:b/>
           <w:sz w:val="21"/>
         </w:rPr>
-        <w:t>Desde el piso:</w:t>
+        <w:t>Desde la app:</w:t>
       </w:r>
       <w:r>
         <w:rPr>
@@ -7338,35 +10329,54 @@
           <w:rFonts w:ascii="Consolas" w:hAnsi="Consolas"/>
           <w:sz w:val="21"/>
         </w:rPr>
-        <w:t>B · B · B</w:t>
-      </w:r>
-      <w:r>
-        <w:rPr>
-          <w:b w:val="0"/>
-          <w:sz w:val="21"/>
-        </w:rPr>
-        <w:t xml:space="preserve"> en menos de 12 s → </w:t>
+        <w:t>CMD:PIN:1234:SET_MODO:AMBAR</w:t>
+      </w:r>
+      <w:r>
+        <w:rPr>
+          <w:b w:val="0"/>
+          <w:sz w:val="21"/>
+        </w:rPr>
+        <w:t xml:space="preserve"> en el Maestro · </w:t>
       </w:r>
       <w:r>
         <w:rPr>
           <w:b/>
           <w:sz w:val="21"/>
         </w:rPr>
-        <w:t>3 destellos rojos</w:t>
-      </w:r>
-      <w:r>
-        <w:rPr>
-          <w:b w:val="0"/>
-          <w:sz w:val="21"/>
-        </w:rPr>
-        <w:t xml:space="preserve">. ✅ </w:t>
+        <w:t>`CMD:AMBAR_EMERGENCIA`</w:t>
+      </w:r>
+      <w:r>
+        <w:rPr>
+          <w:b w:val="0"/>
+          <w:sz w:val="21"/>
+        </w:rPr>
+        <w:t xml:space="preserve"> en el</w:t>
+      </w:r>
+    </w:p>
+    <w:p>
+      <w:pPr>
+        <w:spacing w:after="120"/>
+      </w:pPr>
+      <w:r>
+        <w:rPr>
+          <w:b w:val="0"/>
+          <w:sz w:val="21"/>
+        </w:rPr>
+        <w:t xml:space="preserve">Esclavo *(esta última </w:t>
       </w:r>
       <w:r>
         <w:rPr>
           <w:b/>
           <w:sz w:val="21"/>
         </w:rPr>
-        <w:t>Sigue existiendo.</w:t>
+        <w:t>no pide PIN</w:t>
+      </w:r>
+      <w:r>
+        <w:rPr>
+          <w:b w:val="0"/>
+          <w:sz w:val="21"/>
+        </w:rPr>
+        <w:t>, justamente porque es la que para el cruce)*.</w:t>
       </w:r>
     </w:p>
     <w:p>
@@ -7377,31 +10387,66 @@
       </w:pPr>
       <w:r>
         <w:rPr>
-          <w:rFonts w:ascii="Consolas" w:hAnsi="Consolas"/>
-          <w:sz w:val="21"/>
-        </w:rPr>
-        <w:t>B·B·B</w:t>
-      </w:r>
-      <w:r>
-        <w:rPr>
-          <w:b w:val="0"/>
-          <w:sz w:val="21"/>
-        </w:rPr>
-        <w:t xml:space="preserve"> funciona </w:t>
+          <w:b w:val="0"/>
+          <w:sz w:val="21"/>
+        </w:rPr>
+        <w:t>~~</w:t>
       </w:r>
       <w:r>
         <w:rPr>
           <w:b/>
           <w:sz w:val="21"/>
         </w:rPr>
-        <w:t>desde cualquier estado y sin condiciones</w:t>
-      </w:r>
-      <w:r>
-        <w:rPr>
-          <w:b w:val="0"/>
-          <w:sz w:val="21"/>
-        </w:rPr>
-        <w:t>. Es la regla que impide que nadie</w:t>
+        <w:t>Desde el piso:</w:t>
+      </w:r>
+      <w:r>
+        <w:rPr>
+          <w:b w:val="0"/>
+          <w:sz w:val="21"/>
+        </w:rPr>
+        <w:t xml:space="preserve"> </w:t>
+      </w:r>
+      <w:r>
+        <w:rPr>
+          <w:rFonts w:ascii="Consolas" w:hAnsi="Consolas"/>
+          <w:sz w:val="21"/>
+        </w:rPr>
+        <w:t>B · B · B</w:t>
+      </w:r>
+      <w:r>
+        <w:rPr>
+          <w:b w:val="0"/>
+          <w:sz w:val="21"/>
+        </w:rPr>
+        <w:t xml:space="preserve"> en menos de 12 s → </w:t>
+      </w:r>
+      <w:r>
+        <w:rPr>
+          <w:b/>
+          <w:sz w:val="21"/>
+        </w:rPr>
+        <w:t>3 destellos rojos</w:t>
+      </w:r>
+      <w:r>
+        <w:rPr>
+          <w:b w:val="0"/>
+          <w:sz w:val="21"/>
+        </w:rPr>
+        <w:t>.~~ ⛔ **</w:t>
+      </w:r>
+      <w:r>
+        <w:rPr>
+          <w:rFonts w:ascii="Consolas" w:hAnsi="Consolas"/>
+          <w:sz w:val="21"/>
+        </w:rPr>
+        <w:t>D-1</w:t>
+      </w:r>
+      <w:r>
+        <w:rPr>
+          <w:b w:val="0"/>
+          <w:sz w:val="21"/>
+        </w:rPr>
+        <w:t>: no hay</w:t>
       </w:r>
     </w:p>
     <w:p>
@@ -7413,7 +10458,7 @@
           <w:b w:val="0"/>
           <w:sz w:val="21"/>
         </w:rPr>
-        <w:t>quede atrapado con un semáforo en un estado raro a 5 m de altura.</w:t>
+        <w:t>mando.** La secuencia sigue en el firmware y nada puede generarla.</w:t>
       </w:r>
     </w:p>
     <w:p>
@@ -7424,45 +10469,100 @@
       </w:pPr>
       <w:r>
         <w:rPr>
+          <w:b w:val="0"/>
+          <w:sz w:val="21"/>
+        </w:rPr>
+        <w:t xml:space="preserve">🔴 **Y la consecuencia hay que leerla entera, porque es </w:t>
+      </w:r>
+      <w:r>
+        <w:rPr>
+          <w:rFonts w:ascii="Consolas" w:hAnsi="Consolas"/>
+          <w:sz w:val="21"/>
+        </w:rPr>
+        <w:t>D-16</w:t>
+      </w:r>
+      <w:r>
+        <w:rPr>
+          <w:b w:val="0"/>
+          <w:sz w:val="21"/>
+        </w:rPr>
+        <w:t>: SIN TELÉFONO NO HAY SALIDA DE</w:t>
+      </w:r>
+    </w:p>
+    <w:p>
+      <w:pPr>
+        <w:spacing w:after="120"/>
+      </w:pPr>
+      <w:r>
+        <w:rPr>
+          <w:b w:val="0"/>
+          <w:sz w:val="21"/>
+        </w:rPr>
+        <w:t xml:space="preserve">EMERGENCIA.** Lo que antes prometía </w:t>
+      </w:r>
+      <w:r>
+        <w:rPr>
+          <w:rFonts w:ascii="Consolas" w:hAnsi="Consolas"/>
+          <w:sz w:val="21"/>
+        </w:rPr>
+        <w:t>B·B·B</w:t>
+      </w:r>
+      <w:r>
+        <w:rPr>
+          <w:b w:val="0"/>
+          <w:sz w:val="21"/>
+        </w:rPr>
+        <w:t xml:space="preserve"> —*«desde cualquier estado, sin condiciones, sin</w:t>
+      </w:r>
+    </w:p>
+    <w:p>
+      <w:pPr>
+        <w:spacing w:after="120"/>
+      </w:pPr>
+      <w:r>
+        <w:rPr>
+          <w:b w:val="0"/>
+          <w:sz w:val="21"/>
+        </w:rPr>
+        <w:t xml:space="preserve">depender de una batería de móvil»*— </w:t>
+      </w:r>
+      <w:r>
+        <w:rPr>
           <w:b/>
           <w:sz w:val="21"/>
         </w:rPr>
-        <w:t>Desde la app:</w:t>
-      </w:r>
-      <w:r>
-        <w:rPr>
-          <w:b w:val="0"/>
-          <w:sz w:val="21"/>
-        </w:rPr>
-        <w:t xml:space="preserve"> </w:t>
-      </w:r>
-      <w:r>
-        <w:rPr>
-          <w:rFonts w:ascii="Consolas" w:hAnsi="Consolas"/>
-          <w:sz w:val="21"/>
-        </w:rPr>
-        <w:t>SET_MODO:AMBAR</w:t>
-      </w:r>
-      <w:r>
-        <w:rPr>
-          <w:b w:val="0"/>
-          <w:sz w:val="21"/>
-        </w:rPr>
-        <w:t xml:space="preserve"> en el Maestro · </w:t>
-      </w:r>
-      <w:r>
-        <w:rPr>
-          <w:rFonts w:ascii="Consolas" w:hAnsi="Consolas"/>
-          <w:sz w:val="21"/>
-        </w:rPr>
-        <w:t>AMBAR_EMERGENCIA</w:t>
-      </w:r>
-      <w:r>
-        <w:rPr>
-          <w:b w:val="0"/>
-          <w:sz w:val="21"/>
-        </w:rPr>
-        <w:t xml:space="preserve"> en el Esclavo.</w:t>
+        <w:t>hoy depende del teléfono</w:t>
+      </w:r>
+      <w:r>
+        <w:rPr>
+          <w:b w:val="0"/>
+          <w:sz w:val="21"/>
+        </w:rPr>
+        <w:t>. No es una avería: es una</w:t>
+      </w:r>
+    </w:p>
+    <w:p>
+      <w:pPr>
+        <w:spacing w:after="120"/>
+      </w:pPr>
+      <w:r>
+        <w:rPr>
+          <w:b w:val="0"/>
+          <w:sz w:val="21"/>
+        </w:rPr>
+        <w:t>propiedad declarada del sistema desde que se retiró el mando. **Batería, cable, y un segundo</w:t>
+      </w:r>
+    </w:p>
+    <w:p>
+      <w:pPr>
+        <w:spacing w:after="120"/>
+      </w:pPr>
+      <w:r>
+        <w:rPr>
+          <w:b w:val="0"/>
+          <w:sz w:val="21"/>
+        </w:rPr>
+        <w:t>terminal emparejado.**</w:t>
       </w:r>
     </w:p>
     <w:p>
@@ -7804,7 +10904,7 @@
           <w:color w:val="960000"/>
           <w:sz w:val="20"/>
         </w:rPr>
-        <w:t>(1) EL MANDO DE RELÉS SE CONSERVA</w:t>
+        <w:t>(1) EL CÓDIGO DEL MANDO SE CONSERVA</w:t>
       </w:r>
       <w:r>
         <w:rPr>
@@ -7956,7 +11056,7 @@
           <w:color w:val="960000"/>
           <w:sz w:val="20"/>
         </w:rPr>
-        <w:t xml:space="preserve"> los pulsadores 3 y 4, que son los que las cámaras necesitan. </w:t>
+        <w:t xml:space="preserve"> los pulsadores 3 y 4, que son los que las cámaras necesitan. ~~</w:t>
       </w:r>
       <w:r>
         <w:rPr>
@@ -7972,7 +11072,7 @@
           <w:color w:val="960000"/>
           <w:sz w:val="20"/>
         </w:rPr>
-        <w:t xml:space="preserve">, y con ellos </w:t>
+        <w:t xml:space="preserve">~~, y con ellos </w:t>
       </w:r>
       <w:r>
         <w:rPr>
@@ -7988,7 +11088,71 @@
           <w:color w:val="960000"/>
           <w:sz w:val="20"/>
         </w:rPr>
-        <w:t xml:space="preserve"> y sus tres vetos. El *«sin actuador»* de arriba describía un equipo que la decisión del 31/08 ya no va a construir. </w:t>
+        <w:t xml:space="preserve"> y sus tres vetos. El *«sin actuador»* de arriba describía un equipo que la decisión del 31/08 ya no va a construir. &gt; 🔴 </w:t>
+      </w:r>
+      <w:r>
+        <w:rPr>
+          <w:b/>
+          <w:color w:val="960000"/>
+          <w:sz w:val="20"/>
+        </w:rPr>
+        <w:t>MATIZADO EL 07/09 — `D-1`, y es la distinción que sostiene todo este documento: SE CONSERVA &gt; EL CÓDIGO, NO EL APARATO.</w:t>
+      </w:r>
+      <w:r>
+        <w:rPr>
+          <w:b w:val="0"/>
+          <w:color w:val="960000"/>
+          <w:sz w:val="20"/>
+        </w:rPr>
+        <w:t xml:space="preserve"> El 05/09 el responsable confirmó el hardware retirado: *«ya no &gt; tenemos mandos de A y B, sólo la app»*. Las tres secuencias </w:t>
+      </w:r>
+      <w:r>
+        <w:rPr>
+          <w:b/>
+          <w:color w:val="960000"/>
+          <w:sz w:val="20"/>
+        </w:rPr>
+        <w:t>compilan y se reconocerían si &gt; alguien cerrara los contactos</w:t>
+      </w:r>
+      <w:r>
+        <w:rPr>
+          <w:b w:val="0"/>
+          <w:color w:val="960000"/>
+          <w:sz w:val="20"/>
+        </w:rPr>
+        <w:t xml:space="preserve">, y por eso </w:t>
+      </w:r>
+      <w:r>
+        <w:rPr>
+          <w:rFonts w:ascii="Consolas" w:hAnsi="Consolas"/>
+          <w:color w:val="960000"/>
+          <w:sz w:val="20"/>
+        </w:rPr>
+        <w:t>ambarLocal</w:t>
+      </w:r>
+      <w:r>
+        <w:rPr>
+          <w:b w:val="0"/>
+          <w:color w:val="960000"/>
+          <w:sz w:val="20"/>
+        </w:rPr>
+        <w:t xml:space="preserve"> y sus vetos siguen bien construidos — &gt; </w:t>
+      </w:r>
+      <w:r>
+        <w:rPr>
+          <w:b/>
+          <w:color w:val="960000"/>
+          <w:sz w:val="20"/>
+        </w:rPr>
+        <w:t>pero no hay emisor, no hay pulsadores y el receptor RF nunca se compró.</w:t>
+      </w:r>
+      <w:r>
+        <w:rPr>
+          <w:b w:val="0"/>
+          <w:color w:val="960000"/>
+          <w:sz w:val="20"/>
+        </w:rPr>
+        <w:t xml:space="preserve"> *«Siguen &gt; funcionando»* es cierto del firmware y falso del equipo, y en un procedimiento de campo lo que &gt; cuenta es el equipo. </w:t>
       </w:r>
       <w:r>
         <w:rPr>
@@ -8780,7 +11944,74 @@
                 <w:b/>
                 <w:sz w:val="19"/>
               </w:rPr>
-              <w:t>la superficie de mando</w:t>
+              <w:t>la ÚNICA superficie de mando</w:t>
+            </w:r>
+            <w:r>
+              <w:rPr>
+                <w:b w:val="0"/>
+                <w:sz w:val="19"/>
+              </w:rPr>
+              <w:t xml:space="preserve"> (</w:t>
+            </w:r>
+            <w:r>
+              <w:rPr>
+                <w:rFonts w:ascii="Consolas" w:hAnsi="Consolas"/>
+                <w:sz w:val="19"/>
+              </w:rPr>
+              <w:t>D-16</w:t>
+            </w:r>
+            <w:r>
+              <w:rPr>
+                <w:b w:val="0"/>
+                <w:sz w:val="19"/>
+              </w:rPr>
+              <w:t>)</w:t>
+            </w:r>
+          </w:p>
+        </w:tc>
+        <w:tc>
+          <w:tcPr>
+            <w:tcW w:type="dxa" w:w="3120"/>
+          </w:tcPr>
+          <w:p>
+            <w:r/>
+            <w:r>
+              <w:rPr>
+                <w:b/>
+                <w:sz w:val="19"/>
+              </w:rPr>
+              <w:t>siempre</w:t>
+            </w:r>
+          </w:p>
+        </w:tc>
+      </w:tr>
+      <w:tr>
+        <w:tc>
+          <w:tcPr>
+            <w:tcW w:type="dxa" w:w="3120"/>
+          </w:tcPr>
+          <w:p>
+            <w:r/>
+            <w:r>
+              <w:rPr>
+                <w:b w:val="0"/>
+                <w:sz w:val="19"/>
+              </w:rPr>
+              <w:t>~~</w:t>
+            </w:r>
+            <w:r>
+              <w:rPr>
+                <w:b/>
+                <w:sz w:val="19"/>
+              </w:rPr>
+              <w:t>El mando, `B·B·B`</w:t>
+            </w:r>
+            <w:r>
+              <w:rPr>
+                <w:b w:val="0"/>
+                <w:sz w:val="19"/>
+              </w:rPr>
+              <w:t>~~</w:t>
             </w:r>
           </w:p>
         </w:tc>
@@ -8795,39 +12026,21 @@
                 <w:b w:val="0"/>
                 <w:sz w:val="19"/>
               </w:rPr>
-              <w:t>siempre que se pueda</w:t>
+              <w:t>~~</w:t>
             </w:r>
-          </w:p>
-        </w:tc>
-      </w:tr>
-      <w:tr>
-        <w:tc>
-          <w:tcPr>
-            <w:tcW w:type="dxa" w:w="3120"/>
-          </w:tcPr>
-          <w:p>
-            <w:r/>
-            <w:r>
-              <w:rPr>
-                <w:b/>
-                <w:sz w:val="19"/>
-              </w:rPr>
-              <w:t>El mando, `B·B·B`</w:t>
-            </w:r>
-          </w:p>
-        </w:tc>
-        <w:tc>
-          <w:tcPr>
-            <w:tcW w:type="dxa" w:w="3120"/>
-          </w:tcPr>
-          <w:p>
-            <w:r/>
             <w:r>
               <w:rPr>
                 <w:b/>
                 <w:sz w:val="19"/>
               </w:rPr>
               <w:t>la vía de último recurso</w:t>
+            </w:r>
+            <w:r>
+              <w:rPr>
+                <w:b w:val="0"/>
+                <w:sz w:val="19"/>
+              </w:rPr>
+              <w:t>~~</w:t>
             </w:r>
           </w:p>
         </w:tc>
@@ -8842,7 +12055,14 @@
                 <w:b w:val="0"/>
                 <w:sz w:val="19"/>
               </w:rPr>
-              <w:t>cuando no hay teléfono, no hay cobertura, o el ESP32 se colgó</w:t>
+              <w:t xml:space="preserve">~~cuando no hay teléfono, no hay cobertura, o el ESP32 se colgó~~ ⛔ </w:t>
+            </w:r>
+            <w:r>
+              <w:rPr>
+                <w:b/>
+                <w:sz w:val="19"/>
+              </w:rPr>
+              <w:t>`D-1`: no existe</w:t>
             </w:r>
           </w:p>
         </w:tc>
@@ -8862,7 +12082,7 @@
           <w:b w:val="0"/>
           <w:sz w:val="21"/>
         </w:rPr>
-        <w:t>Que sea la *segunda* no la hace opcional: **es la única que no depende de una radio corta, de una</w:t>
+        <w:t>~~Que sea la *segunda* no la hace opcional: **es la única que no depende de una radio corta, de una</w:t>
       </w:r>
     </w:p>
     <w:p>
@@ -8874,7 +12094,150 @@
           <w:b w:val="0"/>
           <w:sz w:val="21"/>
         </w:rPr>
-        <w:t>batería de móvil ni de un accesorio.** Por eso el mando se conserva.</w:t>
+        <w:t>batería de móvil ni de un accesorio.** Por eso el mando se conserva.~~</w:t>
+      </w:r>
+    </w:p>
+    <w:p>
+      <w:pPr>
+        <w:spacing w:after="160"/>
+        <w:ind w:left="360"/>
+        <w:shd w:val="clear" w:fill="FFF4E5"/>
+      </w:pPr>
+      <w:r>
+        <w:rPr>
+          <w:b w:val="0"/>
+          <w:color w:val="960000"/>
+          <w:sz w:val="20"/>
+        </w:rPr>
+        <w:t xml:space="preserve">🔴 </w:t>
+      </w:r>
+      <w:r>
+        <w:rPr>
+          <w:b/>
+          <w:color w:val="960000"/>
+          <w:sz w:val="20"/>
+        </w:rPr>
+        <w:t>TACHADO EL 07/09, Y ES EL PÁRRAFO QUE MÁS FALTA HACE LEER DE ESTE DOCUMENTO.</w:t>
+      </w:r>
+      <w:r>
+        <w:rPr>
+          <w:b w:val="0"/>
+          <w:color w:val="960000"/>
+          <w:sz w:val="20"/>
+        </w:rPr>
+        <w:t xml:space="preserve"> El argumento era bueno —una vía que no dependiera del teléfono— </w:t>
+      </w:r>
+      <w:r>
+        <w:rPr>
+          <w:b/>
+          <w:color w:val="960000"/>
+          <w:sz w:val="20"/>
+        </w:rPr>
+        <w:t>y el aparato que lo cumplía se retiró</w:t>
+      </w:r>
+      <w:r>
+        <w:rPr>
+          <w:b w:val="0"/>
+          <w:color w:val="960000"/>
+          <w:sz w:val="20"/>
+        </w:rPr>
+        <w:t xml:space="preserve"> (</w:t>
+      </w:r>
+      <w:r>
+        <w:rPr>
+          <w:rFonts w:ascii="Consolas" w:hAnsi="Consolas"/>
+          <w:color w:val="960000"/>
+          <w:sz w:val="20"/>
+        </w:rPr>
+        <w:t>D-1</w:t>
+      </w:r>
+      <w:r>
+        <w:rPr>
+          <w:b w:val="0"/>
+          <w:color w:val="960000"/>
+          <w:sz w:val="20"/>
+        </w:rPr>
+        <w:t xml:space="preserve">, 05/09). Lo que queda escrito en </w:t>
+      </w:r>
+      <w:r>
+        <w:rPr>
+          <w:rFonts w:ascii="Consolas" w:hAnsi="Consolas"/>
+          <w:color w:val="960000"/>
+          <w:sz w:val="20"/>
+        </w:rPr>
+        <w:t>DECISIONES.md</w:t>
+      </w:r>
+      <w:r>
+        <w:rPr>
+          <w:b w:val="0"/>
+          <w:color w:val="960000"/>
+          <w:sz w:val="20"/>
+        </w:rPr>
+        <w:t xml:space="preserve"> </w:t>
+      </w:r>
+      <w:r>
+        <w:rPr>
+          <w:rFonts w:ascii="Consolas" w:hAnsi="Consolas"/>
+          <w:color w:val="960000"/>
+          <w:sz w:val="20"/>
+        </w:rPr>
+        <w:t>D-16</w:t>
+      </w:r>
+      <w:r>
+        <w:rPr>
+          <w:b w:val="0"/>
+          <w:color w:val="960000"/>
+          <w:sz w:val="20"/>
+        </w:rPr>
+        <w:t xml:space="preserve"> es la consecuencia, sin maquillarla: 🛑 </w:t>
+      </w:r>
+      <w:r>
+        <w:rPr>
+          <w:b/>
+          <w:color w:val="960000"/>
+          <w:sz w:val="20"/>
+        </w:rPr>
+        <w:t>SIN TELÉFONO NO HAY FORMA DE OPERAR EL EQUIPO. Ni ámbar, ni volver a automático, ni parar el cruce.</w:t>
+      </w:r>
+      <w:r>
+        <w:rPr>
+          <w:b w:val="0"/>
+          <w:color w:val="960000"/>
+          <w:sz w:val="20"/>
+        </w:rPr>
+        <w:t xml:space="preserve"> No es una avería y no hay segunda vía esperando en un cajón. </w:t>
+      </w:r>
+      <w:r>
+        <w:rPr>
+          <w:b/>
+          <w:color w:val="960000"/>
+          <w:sz w:val="20"/>
+        </w:rPr>
+        <w:t>Es una propiedad declarada del sistema</w:t>
+      </w:r>
+      <w:r>
+        <w:rPr>
+          <w:b w:val="0"/>
+          <w:color w:val="960000"/>
+          <w:sz w:val="20"/>
+        </w:rPr>
+        <w:t xml:space="preserve">, y por eso el teléfono es </w:t>
+      </w:r>
+      <w:r>
+        <w:rPr>
+          <w:b/>
+          <w:color w:val="960000"/>
+          <w:sz w:val="20"/>
+        </w:rPr>
+        <w:t>herramienta crítica</w:t>
+      </w:r>
+      <w:r>
+        <w:rPr>
+          <w:b w:val="0"/>
+          <w:color w:val="960000"/>
+          <w:sz w:val="20"/>
+        </w:rPr>
+        <w:t>: batería, cable, y conviene un segundo terminal ya emparejado antes de salir a obra. *(El código del mando se conserva por SFTY-21 — ver el matiz de arriba —, no como vía de reserva.)*</w:t>
       </w:r>
     </w:p>
     <w:p>
@@ -10200,7 +13563,7 @@
           <w:b w:val="0"/>
           <w:sz w:val="21"/>
         </w:rPr>
-        <w:t xml:space="preserve"> por app, o </w:t>
+        <w:t xml:space="preserve"> por app ~~, o </w:t>
       </w:r>
       <w:r>
         <w:rPr>
@@ -10228,7 +13591,21 @@
           <w:b w:val="0"/>
           <w:sz w:val="21"/>
         </w:rPr>
-        <w:t xml:space="preserve"> con mando. ⚠️ </w:t>
+        <w:t xml:space="preserve"> con mando~~ *(⛔ </w:t>
+      </w:r>
+      <w:r>
+        <w:rPr>
+          <w:rFonts w:ascii="Consolas" w:hAnsi="Consolas"/>
+          <w:sz w:val="21"/>
+        </w:rPr>
+        <w:t>D-1</w:t>
+      </w:r>
+      <w:r>
+        <w:rPr>
+          <w:b w:val="0"/>
+          <w:sz w:val="21"/>
+        </w:rPr>
+        <w:t xml:space="preserve">)*. ⚠️ </w:t>
       </w:r>
       <w:r>
         <w:rPr>
@@ -10283,7 +13660,7 @@
           <w:b w:val="0"/>
           <w:sz w:val="21"/>
         </w:rPr>
-        <w:t xml:space="preserve"> por app, o </w:t>
+        <w:t xml:space="preserve"> por app ~~, o </w:t>
       </w:r>
       <w:r>
         <w:rPr>
@@ -10297,7 +13674,21 @@
           <w:b w:val="0"/>
           <w:sz w:val="21"/>
         </w:rPr>
-        <w:t xml:space="preserve"> con mando. ⚠️ </w:t>
+        <w:t xml:space="preserve"> con mando~~ *(⛔ </w:t>
+      </w:r>
+      <w:r>
+        <w:rPr>
+          <w:rFonts w:ascii="Consolas" w:hAnsi="Consolas"/>
+          <w:sz w:val="21"/>
+        </w:rPr>
+        <w:t>D-1</w:t>
+      </w:r>
+      <w:r>
+        <w:rPr>
+          <w:b w:val="0"/>
+          <w:sz w:val="21"/>
+        </w:rPr>
+        <w:t xml:space="preserve">)*. ⚠️ </w:t>
       </w:r>
       <w:r>
         <w:rPr>
@@ -10495,7 +13886,7 @@
           <w:color w:val="960000"/>
           <w:sz w:val="20"/>
         </w:rPr>
-        <w:t xml:space="preserve">, no a Automático. Si quiere las dos puntas ciclando otra vez, el Esclavo sale del Degradado </w:t>
+        <w:t>, no a Automático. Si quiere las dos puntas ciclando otra vez, el Esclavo sale del Degradado ~~</w:t>
       </w:r>
       <w:r>
         <w:rPr>
@@ -10527,7 +13918,87 @@
           <w:color w:val="960000"/>
           <w:sz w:val="20"/>
         </w:rPr>
-        <w:t>) o cuando el radio vuelva.</w:t>
+        <w:t xml:space="preserve">) o~~ </w:t>
+      </w:r>
+      <w:r>
+        <w:rPr>
+          <w:b/>
+          <w:color w:val="960000"/>
+          <w:sz w:val="20"/>
+        </w:rPr>
+        <w:t>cuando el radio vuelva</w:t>
+      </w:r>
+      <w:r>
+        <w:rPr>
+          <w:b w:val="0"/>
+          <w:color w:val="960000"/>
+          <w:sz w:val="20"/>
+        </w:rPr>
+        <w:t xml:space="preserve"> — el </w:t>
+      </w:r>
+      <w:r>
+        <w:rPr>
+          <w:rFonts w:ascii="Consolas" w:hAnsi="Consolas"/>
+          <w:color w:val="960000"/>
+          <w:sz w:val="20"/>
+        </w:rPr>
+        <w:t>CMD_PING</w:t>
+      </w:r>
+      <w:r>
+        <w:rPr>
+          <w:b w:val="0"/>
+          <w:color w:val="960000"/>
+          <w:sz w:val="20"/>
+        </w:rPr>
+        <w:t xml:space="preserve"> del Maestro llama a </w:t>
+      </w:r>
+      <w:r>
+        <w:rPr>
+          <w:rFonts w:ascii="Consolas" w:hAnsi="Consolas"/>
+          <w:color w:val="960000"/>
+          <w:sz w:val="20"/>
+        </w:rPr>
+        <w:t>degradado_salir()</w:t>
+      </w:r>
+      <w:r>
+        <w:rPr>
+          <w:b w:val="0"/>
+          <w:color w:val="960000"/>
+          <w:sz w:val="20"/>
+        </w:rPr>
+        <w:t xml:space="preserve"> en esta punta. 🔴 </w:t>
+      </w:r>
+      <w:r>
+        <w:rPr>
+          <w:b/>
+          <w:color w:val="960000"/>
+          <w:sz w:val="20"/>
+        </w:rPr>
+        <w:t>07/09 (`D-1`): la vía del mando ya no existe, así que ésa es la ÚNICA.</w:t>
+      </w:r>
+      <w:r>
+        <w:rPr>
+          <w:b w:val="0"/>
+          <w:color w:val="960000"/>
+          <w:sz w:val="20"/>
+        </w:rPr>
+        <w:t xml:space="preserve"> Y la entrada, en cambio, sí se pide desde la app en las dos puntas (</w:t>
+      </w:r>
+      <w:r>
+        <w:rPr>
+          <w:rFonts w:ascii="Consolas" w:hAnsi="Consolas"/>
+          <w:color w:val="960000"/>
+          <w:sz w:val="20"/>
+        </w:rPr>
+        <w:t>D-18</w:t>
+      </w:r>
+      <w:r>
+        <w:rPr>
+          <w:b w:val="0"/>
+          <w:color w:val="960000"/>
+          <w:sz w:val="20"/>
+        </w:rPr>
+        <w:t>).</w:t>
       </w:r>
     </w:p>
     <w:p>
@@ -11289,7 +14760,14 @@
                 <w:b w:val="0"/>
                 <w:sz w:val="19"/>
               </w:rPr>
-              <w:t>Aviso de límite en pantalla</w:t>
+              <w:t xml:space="preserve">Aviso de límite — </w:t>
+            </w:r>
+            <w:r>
+              <w:rPr>
+                <w:b/>
+                <w:sz w:val="19"/>
+              </w:rPr>
+              <w:t>MAESTRO</w:t>
             </w:r>
           </w:p>
         </w:tc>
@@ -11327,6 +14805,74 @@
                 <w:sz w:val="19"/>
               </w:rPr>
               <w:t>AVISO_LIMITE_MS</w:t>
+            </w:r>
+          </w:p>
+        </w:tc>
+      </w:tr>
+      <w:tr>
+        <w:tc>
+          <w:tcPr>
+            <w:tcW w:type="dxa" w:w="3120"/>
+          </w:tcPr>
+          <w:p>
+            <w:r/>
+            <w:r>
+              <w:rPr>
+                <w:b w:val="0"/>
+                <w:sz w:val="19"/>
+              </w:rPr>
+              <w:t xml:space="preserve">Aviso de límite — </w:t>
+            </w:r>
+            <w:r>
+              <w:rPr>
+                <w:b/>
+                <w:sz w:val="19"/>
+              </w:rPr>
+              <w:t>ESCLAVO</w:t>
+            </w:r>
+          </w:p>
+        </w:tc>
+        <w:tc>
+          <w:tcPr>
+            <w:tcW w:type="dxa" w:w="3120"/>
+          </w:tcPr>
+          <w:p>
+            <w:r/>
+            <w:r>
+              <w:rPr>
+                <w:b w:val="0"/>
+                <w:sz w:val="19"/>
+              </w:rPr>
+              <w:t xml:space="preserve">a partir de </w:t>
+            </w:r>
+            <w:r>
+              <w:rPr>
+                <w:b/>
+                <w:sz w:val="19"/>
+              </w:rPr>
+              <w:t>40 h</w:t>
+            </w:r>
+            <w:r>
+              <w:rPr>
+                <w:b w:val="0"/>
+                <w:sz w:val="19"/>
+              </w:rPr>
+              <w:t xml:space="preserve"> *(🔴 no es el mismo número — añadido el 07/09)*</w:t>
+            </w:r>
+          </w:p>
+        </w:tc>
+        <w:tc>
+          <w:tcPr>
+            <w:tcW w:type="dxa" w:w="3120"/>
+          </w:tcPr>
+          <w:p>
+            <w:r/>
+            <w:r>
+              <w:rPr>
+                <w:rFonts w:ascii="Consolas" w:hAnsi="Consolas"/>
+                <w:sz w:val="19"/>
+              </w:rPr>
+              <w:t>AVISO_SIN_SYNC_MS</w:t>
             </w:r>
           </w:p>
         </w:tc>
@@ -11387,10 +14933,31 @@
             <w:r/>
             <w:r>
               <w:rPr>
+                <w:b/>
+                <w:sz w:val="19"/>
+              </w:rPr>
+              <w:t>Entrada por app</w:t>
+            </w:r>
+            <w:r>
+              <w:rPr>
                 <w:b w:val="0"/>
                 <w:sz w:val="19"/>
               </w:rPr>
-              <w:t>Secuencia de entrada desde el piso</w:t>
+              <w:t xml:space="preserve"> *(la vigente, </w:t>
+            </w:r>
+            <w:r>
+              <w:rPr>
+                <w:rFonts w:ascii="Consolas" w:hAnsi="Consolas"/>
+                <w:sz w:val="19"/>
+              </w:rPr>
+              <w:t>D-18</w:t>
+            </w:r>
+            <w:r>
+              <w:rPr>
+                <w:b w:val="0"/>
+                <w:sz w:val="19"/>
+              </w:rPr>
+              <w:t>)*</w:t>
             </w:r>
           </w:p>
         </w:tc>
@@ -11400,6 +14967,74 @@
           </w:tcPr>
           <w:p>
             <w:r/>
+            <w:r>
+              <w:rPr>
+                <w:rFonts w:ascii="Consolas" w:hAnsi="Consolas"/>
+                <w:sz w:val="19"/>
+              </w:rPr>
+              <w:t>CMD:PIN:1234:SET_MODO:DEGRADADO</w:t>
+            </w:r>
+            <w:r>
+              <w:rPr>
+                <w:b w:val="0"/>
+                <w:sz w:val="19"/>
+              </w:rPr>
+              <w:t xml:space="preserve"> — </w:t>
+            </w:r>
+            <w:r>
+              <w:rPr>
+                <w:b/>
+                <w:sz w:val="19"/>
+              </w:rPr>
+              <w:t>en las dos puntas</w:t>
+            </w:r>
+          </w:p>
+        </w:tc>
+        <w:tc>
+          <w:tcPr>
+            <w:tcW w:type="dxa" w:w="3120"/>
+          </w:tcPr>
+          <w:p>
+            <w:r/>
+            <w:r>
+              <w:rPr>
+                <w:rFonts w:ascii="Consolas" w:hAnsi="Consolas"/>
+                <w:sz w:val="19"/>
+              </w:rPr>
+              <w:t>grep -n 'SET_MODO:DEGRADADO' Maestro/src/bluetooth.cpp Esclavo/src/bluetooth.cpp</w:t>
+            </w:r>
+          </w:p>
+        </w:tc>
+      </w:tr>
+      <w:tr>
+        <w:tc>
+          <w:tcPr>
+            <w:tcW w:type="dxa" w:w="3120"/>
+          </w:tcPr>
+          <w:p>
+            <w:r/>
+            <w:r>
+              <w:rPr>
+                <w:b w:val="0"/>
+                <w:sz w:val="19"/>
+              </w:rPr>
+              <w:t>~~Secuencia de entrada desde el piso~~</w:t>
+            </w:r>
+          </w:p>
+        </w:tc>
+        <w:tc>
+          <w:tcPr>
+            <w:tcW w:type="dxa" w:w="3120"/>
+          </w:tcPr>
+          <w:p>
+            <w:r/>
+            <w:r>
+              <w:rPr>
+                <w:b w:val="0"/>
+                <w:sz w:val="19"/>
+              </w:rPr>
+              <w:t>~~</w:t>
+            </w:r>
             <w:r>
               <w:rPr>
                 <w:rFonts w:ascii="Consolas" w:hAnsi="Consolas"/>
@@ -11421,6 +15056,13 @@
               </w:rPr>
               <w:t>4 destellos rojos</w:t>
             </w:r>
+            <w:r>
+              <w:rPr>
+                <w:b w:val="0"/>
+                <w:sz w:val="19"/>
+              </w:rPr>
+              <w:t>~~</w:t>
+            </w:r>
           </w:p>
         </w:tc>
         <w:tc>
@@ -11431,10 +15073,24 @@
             <w:r/>
             <w:r>
               <w:rPr>
+                <w:b w:val="0"/>
+                <w:sz w:val="19"/>
+              </w:rPr>
+              <w:t>~~</w:t>
+            </w:r>
+            <w:r>
+              <w:rPr>
                 <w:rFonts w:ascii="Consolas" w:hAnsi="Consolas"/>
                 <w:sz w:val="19"/>
               </w:rPr>
               <w:t>mando.cpp:204-214</w:t>
+            </w:r>
+            <w:r>
+              <w:rPr>
+                <w:b w:val="0"/>
+                <w:sz w:val="19"/>
+              </w:rPr>
+              <w:t>~~</w:t>
             </w:r>
           </w:p>
         </w:tc>
@@ -11451,7 +15107,7 @@
                 <w:b w:val="0"/>
                 <w:sz w:val="19"/>
               </w:rPr>
-              <w:t>Secuencia a Automático</w:t>
+              <w:t>~~Secuencia a Automático~~</w:t>
             </w:r>
           </w:p>
         </w:tc>
@@ -11461,6 +15117,13 @@
           </w:tcPr>
           <w:p>
             <w:r/>
+            <w:r>
+              <w:rPr>
+                <w:b w:val="0"/>
+                <w:sz w:val="19"/>
+              </w:rPr>
+              <w:t>~~</w:t>
+            </w:r>
             <w:r>
               <w:rPr>
                 <w:rFonts w:ascii="Consolas" w:hAnsi="Consolas"/>
@@ -11482,6 +15145,13 @@
               </w:rPr>
               <w:t>2 destellos rojos</w:t>
             </w:r>
+            <w:r>
+              <w:rPr>
+                <w:b w:val="0"/>
+                <w:sz w:val="19"/>
+              </w:rPr>
+              <w:t>~~</w:t>
+            </w:r>
           </w:p>
         </w:tc>
         <w:tc>
@@ -11492,10 +15162,24 @@
             <w:r/>
             <w:r>
               <w:rPr>
+                <w:b w:val="0"/>
+                <w:sz w:val="19"/>
+              </w:rPr>
+              <w:t>~~</w:t>
+            </w:r>
+            <w:r>
+              <w:rPr>
                 <w:rFonts w:ascii="Consolas" w:hAnsi="Consolas"/>
                 <w:sz w:val="19"/>
               </w:rPr>
               <w:t>mando.cpp:225-227</w:t>
+            </w:r>
+            <w:r>
+              <w:rPr>
+                <w:b w:val="0"/>
+                <w:sz w:val="19"/>
+              </w:rPr>
+              <w:t>~~</w:t>
             </w:r>
           </w:p>
         </w:tc>
@@ -11512,7 +15196,7 @@
                 <w:b w:val="0"/>
                 <w:sz w:val="19"/>
               </w:rPr>
-              <w:t>Secuencia a Ámbar</w:t>
+              <w:t>~~Secuencia a Ámbar~~</w:t>
             </w:r>
           </w:p>
         </w:tc>
@@ -11522,6 +15206,13 @@
           </w:tcPr>
           <w:p>
             <w:r/>
+            <w:r>
+              <w:rPr>
+                <w:b w:val="0"/>
+                <w:sz w:val="19"/>
+              </w:rPr>
+              <w:t>~~</w:t>
+            </w:r>
             <w:r>
               <w:rPr>
                 <w:rFonts w:ascii="Consolas" w:hAnsi="Consolas"/>
@@ -11543,6 +15234,13 @@
               </w:rPr>
               <w:t>3 destellos rojos</w:t>
             </w:r>
+            <w:r>
+              <w:rPr>
+                <w:b w:val="0"/>
+                <w:sz w:val="19"/>
+              </w:rPr>
+              <w:t>~~</w:t>
+            </w:r>
           </w:p>
         </w:tc>
         <w:tc>
@@ -11553,10 +15251,24 @@
             <w:r/>
             <w:r>
               <w:rPr>
+                <w:b w:val="0"/>
+                <w:sz w:val="19"/>
+              </w:rPr>
+              <w:t>~~</w:t>
+            </w:r>
+            <w:r>
+              <w:rPr>
                 <w:rFonts w:ascii="Consolas" w:hAnsi="Consolas"/>
                 <w:sz w:val="19"/>
               </w:rPr>
               <w:t>mando.cpp:230-234</w:t>
+            </w:r>
+            <w:r>
+              <w:rPr>
+                <w:b w:val="0"/>
+                <w:sz w:val="19"/>
+              </w:rPr>
+              <w:t>~~</w:t>
             </w:r>
           </w:p>
         </w:tc>
@@ -11595,7 +15307,7 @@
           <w:color w:val="960000"/>
           <w:sz w:val="20"/>
         </w:rPr>
-        <w:t xml:space="preserve"> Una versión anterior de este documento las daba por retiradas; el mando </w:t>
+        <w:t xml:space="preserve"> Una versión anterior de este documento las daba por retiradas; </w:t>
       </w:r>
       <w:r>
         <w:rPr>
@@ -11603,7 +15315,7 @@
           <w:color w:val="960000"/>
           <w:sz w:val="20"/>
         </w:rPr>
-        <w:t>se conserva</w:t>
+        <w:t>el CÓDIGO se conserva</w:t>
       </w:r>
       <w:r>
         <w:rPr>
@@ -11691,7 +15403,7 @@
           <w:color w:val="960000"/>
           <w:sz w:val="20"/>
         </w:rPr>
-        <w:t xml:space="preserve">. ⚠️ </w:t>
+        <w:t xml:space="preserve">. ~~⚠️ </w:t>
       </w:r>
       <w:r>
         <w:rPr>
@@ -11707,7 +15419,71 @@
           <w:color w:val="960000"/>
           <w:sz w:val="20"/>
         </w:rPr>
-        <w:t xml:space="preserve"> Es una compra que falta, no una función perdida. Los parámetros de *arriba* —tiempos, tolerancias y el límite de 48 h— viven en el firmware y no dependen de ningún botón.</w:t>
+        <w:t xml:space="preserve"> Es una compra que falta, no una función perdida.~~ 🔴 </w:t>
+      </w:r>
+      <w:r>
+        <w:rPr>
+          <w:b/>
+          <w:color w:val="960000"/>
+          <w:sz w:val="20"/>
+        </w:rPr>
+        <w:t>07/09 — `D-1`: NO ES UNA COMPRA QUE FALTA. EL MANDO NO EXISTE.</w:t>
+      </w:r>
+      <w:r>
+        <w:rPr>
+          <w:b w:val="0"/>
+          <w:color w:val="960000"/>
+          <w:sz w:val="20"/>
+        </w:rPr>
+        <w:t xml:space="preserve"> Las tres filas se tachan porque </w:t>
+      </w:r>
+      <w:r>
+        <w:rPr>
+          <w:b/>
+          <w:color w:val="960000"/>
+          <w:sz w:val="20"/>
+        </w:rPr>
+        <w:t>ninguna de las tres se puede ejecutar en el equipo de campo</w:t>
+      </w:r>
+      <w:r>
+        <w:rPr>
+          <w:b w:val="0"/>
+          <w:color w:val="960000"/>
+          <w:sz w:val="20"/>
+        </w:rPr>
+        <w:t xml:space="preserve">, y una tabla de referencia que las lista sin tachar hace que alguien las busque en obra. </w:t>
+      </w:r>
+      <w:r>
+        <w:rPr>
+          <w:b/>
+          <w:color w:val="960000"/>
+          <w:sz w:val="20"/>
+        </w:rPr>
+        <w:t>La entrada vigente es la fila de arriba, por app y en las dos puntas</w:t>
+      </w:r>
+      <w:r>
+        <w:rPr>
+          <w:b w:val="0"/>
+          <w:color w:val="960000"/>
+          <w:sz w:val="20"/>
+        </w:rPr>
+        <w:t xml:space="preserve"> (</w:t>
+      </w:r>
+      <w:r>
+        <w:rPr>
+          <w:rFonts w:ascii="Consolas" w:hAnsi="Consolas"/>
+          <w:color w:val="960000"/>
+          <w:sz w:val="20"/>
+        </w:rPr>
+        <w:t>D-18</w:t>
+      </w:r>
+      <w:r>
+        <w:rPr>
+          <w:b w:val="0"/>
+          <w:color w:val="960000"/>
+          <w:sz w:val="20"/>
+        </w:rPr>
+        <w:t>). Los parámetros de *arriba* —tiempos, tolerancias y el límite de 48 h— viven en el firmware y no dependen de ningún botón.</w:t>
       </w:r>
     </w:p>
     <w:p>
@@ -11902,15 +15678,15 @@
           <w:color w:val="960000"/>
           <w:sz w:val="20"/>
         </w:rPr>
-        <w:t>TABLA AL DÍA (02/09/2026).</w:t>
-      </w:r>
-      <w:r>
-        <w:rPr>
-          <w:b w:val="0"/>
-          <w:color w:val="960000"/>
-          <w:sz w:val="20"/>
-        </w:rPr>
-        <w:t xml:space="preserve"> La columna «Qué hacer» se rehízo: la app tiene hoy órdenes que en agosto no existían, incluida la que apaga el Esclavo. </w:t>
+        <w:t>TABLA AL DÍA (07/09/2026).</w:t>
+      </w:r>
+      <w:r>
+        <w:rPr>
+          <w:b w:val="0"/>
+          <w:color w:val="960000"/>
+          <w:sz w:val="20"/>
+        </w:rPr>
+        <w:t xml:space="preserve"> La columna «Qué hacer» se rehízo: la app tiene hoy órdenes que en agosto no existían, incluida la que </w:t>
       </w:r>
       <w:r>
         <w:rPr>
@@ -11918,6 +15694,38 @@
           <w:color w:val="960000"/>
           <w:sz w:val="20"/>
         </w:rPr>
+        <w:t>entra en Degradado en el Esclavo</w:t>
+      </w:r>
+      <w:r>
+        <w:rPr>
+          <w:b w:val="0"/>
+          <w:color w:val="960000"/>
+          <w:sz w:val="20"/>
+        </w:rPr>
+        <w:t xml:space="preserve"> (</w:t>
+      </w:r>
+      <w:r>
+        <w:rPr>
+          <w:rFonts w:ascii="Consolas" w:hAnsi="Consolas"/>
+          <w:color w:val="960000"/>
+          <w:sz w:val="20"/>
+        </w:rPr>
+        <w:t>D-18</w:t>
+      </w:r>
+      <w:r>
+        <w:rPr>
+          <w:b w:val="0"/>
+          <w:color w:val="960000"/>
+          <w:sz w:val="20"/>
+        </w:rPr>
+        <w:t>) y la que lo apaga. ~~</w:t>
+      </w:r>
+      <w:r>
+        <w:rPr>
+          <w:b/>
+          <w:color w:val="960000"/>
+          <w:sz w:val="20"/>
+        </w:rPr>
         <w:t>Sin receptor RF, las respuestas por mando no se pueden ejercer</w:t>
       </w:r>
       <w:r>
@@ -11926,7 +15734,15 @@
           <w:color w:val="960000"/>
           <w:sz w:val="20"/>
         </w:rPr>
-        <w:t>; las de app sí.</w:t>
+        <w:t xml:space="preserve">~~ → </w:t>
+      </w:r>
+      <w:r>
+        <w:rPr>
+          <w:b/>
+          <w:color w:val="960000"/>
+          <w:sz w:val="20"/>
+        </w:rPr>
+        <w:t>`D-1`: no hay mando. Todas las respuestas de esta tabla son por app.</w:t>
       </w:r>
     </w:p>
     <w:tbl>
@@ -11999,10 +15815,160 @@
             <w:r/>
             <w:r>
               <w:rPr>
+                <w:b/>
+                <w:sz w:val="19"/>
+              </w:rPr>
+              <w:t>El Esclavo rechaza `SET_MODO:DEGRADADO`</w:t>
+            </w:r>
+            <w:r>
+              <w:rPr>
                 <w:b w:val="0"/>
                 <w:sz w:val="19"/>
               </w:rPr>
-              <w:t xml:space="preserve">La secuencia </w:t>
+              <w:t xml:space="preserve"> con un </w:t>
+            </w:r>
+            <w:r>
+              <w:rPr>
+                <w:rFonts w:ascii="Consolas" w:hAnsi="Consolas"/>
+                <w:sz w:val="19"/>
+              </w:rPr>
+              <w:t>$ERR</w:t>
+            </w:r>
+          </w:p>
+        </w:tc>
+        <w:tc>
+          <w:tcPr>
+            <w:tcW w:type="dxa" w:w="3120"/>
+          </w:tcPr>
+          <w:p>
+            <w:r/>
+            <w:r>
+              <w:rPr>
+                <w:b w:val="0"/>
+                <w:sz w:val="19"/>
+              </w:rPr>
+              <w:t>Falta alguno de los 5 requisitos</w:t>
+            </w:r>
+          </w:p>
+        </w:tc>
+        <w:tc>
+          <w:tcPr>
+            <w:tcW w:type="dxa" w:w="3120"/>
+          </w:tcPr>
+          <w:p>
+            <w:r/>
+            <w:r>
+              <w:rPr>
+                <w:b/>
+                <w:sz w:val="19"/>
+              </w:rPr>
+              <w:t>Lea el `DESC:` — dice cuál falta.</w:t>
+            </w:r>
+            <w:r>
+              <w:rPr>
+                <w:b w:val="0"/>
+                <w:sz w:val="19"/>
+              </w:rPr>
+              <w:t xml:space="preserve"> *«Sin hora»* se arregla sincronizando; *«sync caducada»* obliga a arreglar el radio</w:t>
+            </w:r>
+          </w:p>
+        </w:tc>
+      </w:tr>
+      <w:tr>
+        <w:tc>
+          <w:tcPr>
+            <w:tcW w:type="dxa" w:w="3120"/>
+          </w:tcPr>
+          <w:p>
+            <w:r/>
+            <w:r>
+              <w:rPr>
+                <w:b/>
+                <w:sz w:val="19"/>
+              </w:rPr>
+              <w:t>El Esclavo entra y a los pocos segundos vuelve solo a subordinado</w:t>
+            </w:r>
+          </w:p>
+        </w:tc>
+        <w:tc>
+          <w:tcPr>
+            <w:tcW w:type="dxa" w:w="3120"/>
+          </w:tcPr>
+          <w:p>
+            <w:r/>
+            <w:r>
+              <w:rPr>
+                <w:b w:val="0"/>
+                <w:sz w:val="19"/>
+              </w:rPr>
+              <w:t xml:space="preserve">✅ </w:t>
+            </w:r>
+            <w:r>
+              <w:rPr>
+                <w:b/>
+                <w:sz w:val="19"/>
+              </w:rPr>
+              <w:t>No es una avería:</w:t>
+            </w:r>
+            <w:r>
+              <w:rPr>
+                <w:b w:val="0"/>
+                <w:sz w:val="19"/>
+              </w:rPr>
+              <w:t xml:space="preserve"> el Maestro sigue vivo y su </w:t>
+            </w:r>
+            <w:r>
+              <w:rPr>
+                <w:rFonts w:ascii="Consolas" w:hAnsi="Consolas"/>
+                <w:sz w:val="19"/>
+              </w:rPr>
+              <w:t>CMD_PING</w:t>
+            </w:r>
+            <w:r>
+              <w:rPr>
+                <w:b w:val="0"/>
+                <w:sz w:val="19"/>
+              </w:rPr>
+              <w:t xml:space="preserve"> cada 3 s lo saca. Este modo es para cuando la radio está </w:t>
+            </w:r>
+            <w:r>
+              <w:rPr>
+                <w:b/>
+                <w:sz w:val="19"/>
+              </w:rPr>
+              <w:t>muerta</w:t>
+            </w:r>
+          </w:p>
+        </w:tc>
+        <w:tc>
+          <w:tcPr>
+            <w:tcW w:type="dxa" w:w="3120"/>
+          </w:tcPr>
+          <w:p>
+            <w:r/>
+            <w:r>
+              <w:rPr>
+                <w:b w:val="0"/>
+                <w:sz w:val="19"/>
+              </w:rPr>
+              <w:t>Compruebe primero que el enlace de radio esté realmente caído</w:t>
+            </w:r>
+          </w:p>
+        </w:tc>
+      </w:tr>
+      <w:tr>
+        <w:tc>
+          <w:tcPr>
+            <w:tcW w:type="dxa" w:w="3120"/>
+          </w:tcPr>
+          <w:p>
+            <w:r/>
+            <w:r>
+              <w:rPr>
+                <w:b w:val="0"/>
+                <w:sz w:val="19"/>
+              </w:rPr>
+              <w:t xml:space="preserve">~~La secuencia </w:t>
             </w:r>
             <w:r>
               <w:rPr>
@@ -12030,7 +15996,7 @@
                 <w:b w:val="0"/>
                 <w:sz w:val="19"/>
               </w:rPr>
-              <w:t xml:space="preserve"> en vez de 4 destellos</w:t>
+              <w:t xml:space="preserve"> en vez de 4 destellos~~</w:t>
             </w:r>
           </w:p>
         </w:tc>
@@ -12045,7 +16011,7 @@
                 <w:b w:val="0"/>
                 <w:sz w:val="19"/>
               </w:rPr>
-              <w:t>Falta alguno de los 5 requisitos</w:t>
+              <w:t>~~Falta alguno de los 5 requisitos~~</w:t>
             </w:r>
           </w:p>
         </w:tc>
@@ -12060,7 +16026,21 @@
                 <w:b w:val="0"/>
                 <w:sz w:val="19"/>
               </w:rPr>
-              <w:t xml:space="preserve">Repita la entrada </w:t>
+              <w:t xml:space="preserve">⛔ </w:t>
+            </w:r>
+            <w:r>
+              <w:rPr>
+                <w:b/>
+                <w:sz w:val="19"/>
+              </w:rPr>
+              <w:t>`D-1`: no hay mando.</w:t>
+            </w:r>
+            <w:r>
+              <w:rPr>
+                <w:b w:val="0"/>
+                <w:sz w:val="19"/>
+              </w:rPr>
+              <w:t xml:space="preserve"> Entre </w:t>
             </w:r>
             <w:r>
               <w:rPr>
@@ -12083,41 +16063,6 @@
               </w:rPr>
               <w:t>CMD:PIN:1234:SET_MODO:DEGRADADO</w:t>
             </w:r>
-            <w:r>
-              <w:rPr>
-                <w:b w:val="0"/>
-                <w:sz w:val="19"/>
-              </w:rPr>
-              <w:t xml:space="preserve">: el </w:t>
-            </w:r>
-            <w:r>
-              <w:rPr>
-                <w:rFonts w:ascii="Consolas" w:hAnsi="Consolas"/>
-                <w:sz w:val="19"/>
-              </w:rPr>
-              <w:t>$ERR</w:t>
-            </w:r>
-            <w:r>
-              <w:rPr>
-                <w:b w:val="0"/>
-                <w:sz w:val="19"/>
-              </w:rPr>
-              <w:t xml:space="preserve"> dice </w:t>
-            </w:r>
-            <w:r>
-              <w:rPr>
-                <w:b/>
-                <w:sz w:val="19"/>
-              </w:rPr>
-              <w:t>cuál</w:t>
-            </w:r>
-            <w:r>
-              <w:rPr>
-                <w:b w:val="0"/>
-                <w:sz w:val="19"/>
-              </w:rPr>
-              <w:t xml:space="preserve"> de los cinco falta. La pantalla ya no se puede navegar</w:t>
-            </w:r>
           </w:p>
         </w:tc>
       </w:tr>
@@ -12133,7 +16078,7 @@
                 <w:b w:val="0"/>
                 <w:sz w:val="19"/>
               </w:rPr>
-              <w:t xml:space="preserve">La secuencia </w:t>
+              <w:t xml:space="preserve">~~La secuencia </w:t>
             </w:r>
             <w:r>
               <w:rPr>
@@ -12141,6 +16086,13 @@
                 <w:sz w:val="19"/>
               </w:rPr>
               <w:t>no responde nada</w:t>
+            </w:r>
+            <w:r>
+              <w:rPr>
+                <w:b w:val="0"/>
+                <w:sz w:val="19"/>
+              </w:rPr>
+              <w:t>~~</w:t>
             </w:r>
           </w:p>
         </w:tc>
@@ -12155,7 +16107,7 @@
                 <w:b w:val="0"/>
                 <w:sz w:val="19"/>
               </w:rPr>
-              <w:t>Sin receptor RF no hay quien genere los pulsos</w:t>
+              <w:t>~~Sin receptor RF no hay quien genere los pulsos~~</w:t>
             </w:r>
           </w:p>
         </w:tc>
@@ -12170,7 +16122,21 @@
                 <w:b w:val="0"/>
                 <w:sz w:val="19"/>
               </w:rPr>
-              <w:t>Use la app. La inhibición por menú abierto ya no ocurre: el menú no se puede abrir</w:t>
+              <w:t xml:space="preserve">⛔ </w:t>
+            </w:r>
+            <w:r>
+              <w:rPr>
+                <w:b/>
+                <w:sz w:val="19"/>
+              </w:rPr>
+              <w:t>`D-1`: no hay mando.</w:t>
+            </w:r>
+            <w:r>
+              <w:rPr>
+                <w:b w:val="0"/>
+                <w:sz w:val="19"/>
+              </w:rPr>
+              <w:t xml:space="preserve"> Use la app</w:t>
             </w:r>
           </w:p>
         </w:tc>
@@ -12514,21 +16480,7 @@
                 <w:b w:val="0"/>
                 <w:sz w:val="19"/>
               </w:rPr>
-              <w:t xml:space="preserve"> (</w:t>
-            </w:r>
-            <w:r>
-              <w:rPr>
-                <w:rFonts w:ascii="Consolas" w:hAnsi="Consolas"/>
-                <w:sz w:val="19"/>
-              </w:rPr>
-              <w:t>:491</w:t>
-            </w:r>
-            <w:r>
-              <w:rPr>
-                <w:b w:val="0"/>
-                <w:sz w:val="19"/>
-              </w:rPr>
-              <w:t xml:space="preserve">). </w:t>
+              <w:t xml:space="preserve">. </w:t>
             </w:r>
             <w:r>
               <w:rPr>
@@ -12556,42 +16508,63 @@
                 <w:b w:val="0"/>
                 <w:sz w:val="19"/>
               </w:rPr>
-              <w:t xml:space="preserve">, o </w:t>
+              <w:t xml:space="preserve">. 🔵 </w:t>
+            </w:r>
+            <w:r>
+              <w:rPr>
+                <w:b/>
+                <w:sz w:val="19"/>
+              </w:rPr>
+              <w:t>`RETIRADO_QUEDA_MANDO` no se puede ver hoy</w:t>
+            </w:r>
+            <w:r>
+              <w:rPr>
+                <w:b w:val="0"/>
+                <w:sz w:val="19"/>
+              </w:rPr>
+              <w:t xml:space="preserve"> (</w:t>
             </w:r>
             <w:r>
               <w:rPr>
                 <w:rFonts w:ascii="Consolas" w:hAnsi="Consolas"/>
                 <w:sz w:val="19"/>
               </w:rPr>
-              <w:t>RETIRADO_QUEDA_MANDO</w:t>
+              <w:t>D-1</w:t>
             </w:r>
             <w:r>
               <w:rPr>
                 <w:b w:val="0"/>
                 <w:sz w:val="19"/>
               </w:rPr>
-              <w:t xml:space="preserve"> si además hay un ámbar pedido desde el mando: en ese caso </w:t>
+              <w:t xml:space="preserve">: no hay mando que arme </w:t>
+            </w:r>
+            <w:r>
+              <w:rPr>
+                <w:rFonts w:ascii="Consolas" w:hAnsi="Consolas"/>
+                <w:sz w:val="19"/>
+              </w:rPr>
+              <w:t>ambarLocal</w:t>
+            </w:r>
+            <w:r>
+              <w:rPr>
+                <w:b w:val="0"/>
+                <w:sz w:val="19"/>
+              </w:rPr>
+              <w:t xml:space="preserve">); si apareciera, la luz seguiría vetada y </w:t>
             </w:r>
             <w:r>
               <w:rPr>
                 <w:b/>
                 <w:sz w:val="19"/>
               </w:rPr>
-              <w:t>la luz sigue vetada</w:t>
+              <w:t>eso sería el hallazgo</w:t>
             </w:r>
             <w:r>
               <w:rPr>
                 <w:b w:val="0"/>
                 <w:sz w:val="19"/>
               </w:rPr>
-              <w:t xml:space="preserve"> hasta que alguien haga </w:t>
-            </w:r>
-            <w:r>
-              <w:rPr>
-                <w:rFonts w:ascii="Consolas" w:hAnsi="Consolas"/>
-                <w:sz w:val="19"/>
-              </w:rPr>
-              <w:t>A·A·A</w:t>
+              <w:t>, no la respuesta esperada</w:t>
             </w:r>
           </w:p>
         </w:tc>
@@ -12936,6 +16909,13 @@
       </w:pPr>
       <w:r>
         <w:rPr>
+          <w:b w:val="0"/>
+          <w:sz w:val="21"/>
+        </w:rPr>
+        <w:t>~~</w:t>
+      </w:r>
+      <w:r>
+        <w:rPr>
           <w:b/>
           <w:sz w:val="21"/>
         </w:rPr>
@@ -12946,7 +16926,7 @@
           <w:b w:val="0"/>
           <w:sz w:val="21"/>
         </w:rPr>
-        <w:t xml:space="preserve"> (N-19). Todo lo que este documento dice del mando aplica</w:t>
+        <w:t xml:space="preserve"> (N-19). Todo lo que este documento dice del mando</w:t>
       </w:r>
     </w:p>
     <w:p>
@@ -12955,6 +16935,13 @@
       </w:pPr>
       <w:r>
         <w:rPr>
+          <w:b w:val="0"/>
+          <w:sz w:val="21"/>
+        </w:rPr>
+        <w:t xml:space="preserve">aplica </w:t>
+      </w:r>
+      <w:r>
+        <w:rPr>
           <w:b/>
           <w:sz w:val="21"/>
         </w:rPr>
@@ -12965,7 +16952,85 @@
           <w:b w:val="0"/>
           <w:sz w:val="21"/>
         </w:rPr>
-        <w:t>.</w:t>
+        <w:t xml:space="preserve">.~~ → 🔴 </w:t>
+      </w:r>
+      <w:r>
+        <w:rPr>
+          <w:b/>
+          <w:sz w:val="21"/>
+        </w:rPr>
+        <w:t>07/09 (`D-1`): NINGUNA punta tiene mando.</w:t>
+      </w:r>
+      <w:r>
+        <w:rPr>
+          <w:b w:val="0"/>
+          <w:sz w:val="21"/>
+        </w:rPr>
+        <w:t xml:space="preserve"> No hay emisor, no</w:t>
+      </w:r>
+    </w:p>
+    <w:p>
+      <w:pPr>
+        <w:spacing w:after="120"/>
+      </w:pPr>
+      <w:r>
+        <w:rPr>
+          <w:b w:val="0"/>
+          <w:sz w:val="21"/>
+        </w:rPr>
+        <w:t>hay pulsadores y el receptor RF nunca se compró. **Todo lo que este documento dice del mando</w:t>
+      </w:r>
+    </w:p>
+    <w:p>
+      <w:pPr>
+        <w:spacing w:after="120"/>
+      </w:pPr>
+      <w:r>
+        <w:rPr>
+          <w:b w:val="0"/>
+          <w:sz w:val="21"/>
+        </w:rPr>
+        <w:t>describe código vivo sin actuador**, y por eso va tachado allí donde era una instrucción.</w:t>
+      </w:r>
+    </w:p>
+    <w:p>
+      <w:pPr>
+        <w:pStyle w:val="ListBullet"/>
+        <w:spacing w:after="60"/>
+        <w:ind w:left="360"/>
+      </w:pPr>
+      <w:r>
+        <w:rPr>
+          <w:b w:val="0"/>
+          <w:sz w:val="21"/>
+        </w:rPr>
+        <w:t xml:space="preserve">🛑 </w:t>
+      </w:r>
+      <w:r>
+        <w:rPr>
+          <w:b/>
+          <w:sz w:val="21"/>
+        </w:rPr>
+        <w:t>`D-16`: SIN TELÉFONO NO HAY FORMA DE OPERAR EL EQUIPO.</w:t>
+      </w:r>
+      <w:r>
+        <w:rPr>
+          <w:b w:val="0"/>
+          <w:sz w:val="21"/>
+        </w:rPr>
+        <w:t xml:space="preserve"> Es la limitación mayor de este</w:t>
+      </w:r>
+    </w:p>
+    <w:p>
+      <w:pPr>
+        <w:spacing w:after="120"/>
+      </w:pPr>
+      <w:r>
+        <w:rPr>
+          <w:b w:val="0"/>
+          <w:sz w:val="21"/>
+        </w:rPr>
+        <w:t>procedimiento y va aquí, en el apartado de lo que no se cubre, porque no la resuelve el firmware.</w:t>
       </w:r>
     </w:p>
     <w:p>
@@ -13659,6 +17724,13 @@
       </w:pPr>
       <w:r>
         <w:rPr>
+          <w:b w:val="0"/>
+          <w:sz w:val="21"/>
+        </w:rPr>
+        <w:t>~~</w:t>
+      </w:r>
+      <w:r>
+        <w:rPr>
           <w:b/>
           <w:sz w:val="21"/>
         </w:rPr>
@@ -13721,7 +17793,7 @@
           <w:b w:val="0"/>
           <w:sz w:val="21"/>
         </w:rPr>
-        <w:t>este procedimiento no se puede completar en las dos puntas.</w:t>
+        <w:t>este procedimiento no se puede completar en las dos puntas.~~</w:t>
       </w:r>
     </w:p>
     <w:p>
@@ -13736,7 +17808,7 @@
           <w:color w:val="960000"/>
           <w:sz w:val="20"/>
         </w:rPr>
-        <w:t xml:space="preserve">🟢 </w:t>
+        <w:t xml:space="preserve">~~🟢 </w:t>
       </w:r>
       <w:r>
         <w:rPr>
@@ -13752,7 +17824,7 @@
           <w:color w:val="960000"/>
           <w:sz w:val="20"/>
         </w:rPr>
-        <w:t xml:space="preserve"> La decisión del responsable es que </w:t>
+        <w:t xml:space="preserve"> … </w:t>
       </w:r>
       <w:r>
         <w:rPr>
@@ -13760,15 +17832,15 @@
           <w:color w:val="960000"/>
           <w:sz w:val="20"/>
         </w:rPr>
-        <w:t>el cruce se opera desde el Maestro</w:t>
-      </w:r>
-      <w:r>
-        <w:rPr>
-          <w:b w:val="0"/>
-          <w:color w:val="960000"/>
-          <w:sz w:val="20"/>
-        </w:rPr>
-        <w:t xml:space="preserve"> y </w:t>
+        <w:t>no viene un `SET_MODO` para el Esclavo</w:t>
+      </w:r>
+      <w:r>
+        <w:rPr>
+          <w:b w:val="0"/>
+          <w:color w:val="960000"/>
+          <w:sz w:val="20"/>
+        </w:rPr>
+        <w:t xml:space="preserve">… </w:t>
       </w:r>
       <w:r>
         <w:rPr>
@@ -13776,15 +17848,15 @@
           <w:color w:val="960000"/>
           <w:sz w:val="20"/>
         </w:rPr>
-        <w:t>no se hace transparente el mando desde el Esclavo</w:t>
-      </w:r>
-      <w:r>
-        <w:rPr>
-          <w:b w:val="0"/>
-          <w:color w:val="960000"/>
-          <w:sz w:val="20"/>
-        </w:rPr>
-        <w:t xml:space="preserve">: o sea que </w:t>
+        <w:t>El bloqueo es el mismo; lo que se sabe hoy es que no se va a resolver por software.</w:t>
+      </w:r>
+      <w:r>
+        <w:rPr>
+          <w:b w:val="0"/>
+          <w:color w:val="960000"/>
+          <w:sz w:val="20"/>
+        </w:rPr>
+        <w:t xml:space="preserve">~~ 🟢 </w:t>
       </w:r>
       <w:r>
         <w:rPr>
@@ -13792,15 +17864,31 @@
           <w:color w:val="960000"/>
           <w:sz w:val="20"/>
         </w:rPr>
-        <w:t>no viene un `SET_MODO` para el Esclavo</w:t>
-      </w:r>
-      <w:r>
-        <w:rPr>
-          <w:b w:val="0"/>
-          <w:color w:val="960000"/>
-          <w:sz w:val="20"/>
-        </w:rPr>
-        <w:t xml:space="preserve">. Lo que era *«falta el comando»* pasa a ser *«la vía es el mando de relés, y hay que comprar su receptor»*. </w:t>
+        <w:t>CERRADO EL 05/09 Y TACHADO EL 07/09 — `DECISIONES.md` `D-18`: SÍ SE RESOLVIÓ POR SOFTWARE.</w:t>
+      </w:r>
+      <w:r>
+        <w:rPr>
+          <w:b w:val="0"/>
+          <w:color w:val="960000"/>
+          <w:sz w:val="20"/>
+        </w:rPr>
+        <w:t xml:space="preserve"> *«No viene un </w:t>
+      </w:r>
+      <w:r>
+        <w:rPr>
+          <w:rFonts w:ascii="Consolas" w:hAnsi="Consolas"/>
+          <w:color w:val="960000"/>
+          <w:sz w:val="20"/>
+        </w:rPr>
+        <w:t>SET_MODO</w:t>
+      </w:r>
+      <w:r>
+        <w:rPr>
+          <w:b w:val="0"/>
+          <w:color w:val="960000"/>
+          <w:sz w:val="20"/>
+        </w:rPr>
+        <w:t xml:space="preserve"> para el Esclavo»* aguantó </w:t>
       </w:r>
       <w:r>
         <w:rPr>
@@ -13808,7 +17896,231 @@
           <w:color w:val="960000"/>
           <w:sz w:val="20"/>
         </w:rPr>
-        <w:t>El bloqueo es el mismo; lo que se sabe hoy es que no se va a resolver por software.</w:t>
+        <w:t>un día</w:t>
+      </w:r>
+      <w:r>
+        <w:rPr>
+          <w:b w:val="0"/>
+          <w:color w:val="960000"/>
+          <w:sz w:val="20"/>
+        </w:rPr>
+        <w:t xml:space="preserve">. La orden es </w:t>
+      </w:r>
+      <w:r>
+        <w:rPr>
+          <w:rFonts w:ascii="Consolas" w:hAnsi="Consolas"/>
+          <w:color w:val="960000"/>
+          <w:sz w:val="20"/>
+        </w:rPr>
+        <w:t>CMD:PIN:1234:SET_MODO:DEGRADADO</w:t>
+      </w:r>
+      <w:r>
+        <w:rPr>
+          <w:b w:val="0"/>
+          <w:color w:val="960000"/>
+          <w:sz w:val="20"/>
+        </w:rPr>
+        <w:t xml:space="preserve">, la misma que en el Maestro, y </w:t>
+      </w:r>
+      <w:r>
+        <w:rPr>
+          <w:b/>
+          <w:color w:val="960000"/>
+          <w:sz w:val="20"/>
+        </w:rPr>
+        <w:t>este procedimiento SÍ se completa en las dos puntas</w:t>
+      </w:r>
+      <w:r>
+        <w:rPr>
+          <w:b w:val="0"/>
+          <w:color w:val="960000"/>
+          <w:sz w:val="20"/>
+        </w:rPr>
+        <w:t xml:space="preserve">. </w:t>
+      </w:r>
+      <w:r>
+        <w:rPr>
+          <w:b/>
+          <w:color w:val="960000"/>
+          <w:sz w:val="20"/>
+        </w:rPr>
+        <w:t>Lo que se conserva de este párrafo, porque es la lección y no el dato:</w:t>
+      </w:r>
+      <w:r>
+        <w:rPr>
+          <w:b w:val="0"/>
+          <w:color w:val="960000"/>
+          <w:sz w:val="20"/>
+        </w:rPr>
+        <w:t xml:space="preserve"> una ausencia publicada se convierte en una decisión del responsable. Aquí se le dijo *«no hay puerta»* cuando la puerta —</w:t>
+      </w:r>
+      <w:r>
+        <w:rPr>
+          <w:rFonts w:ascii="Consolas" w:hAnsi="Consolas"/>
+          <w:color w:val="960000"/>
+          <w:sz w:val="20"/>
+        </w:rPr>
+        <w:t>degradado_entrar()</w:t>
+      </w:r>
+      <w:r>
+        <w:rPr>
+          <w:b w:val="0"/>
+          <w:color w:val="960000"/>
+          <w:sz w:val="20"/>
+        </w:rPr>
+        <w:t xml:space="preserve">— llevaba meses construida y probada; </w:t>
+      </w:r>
+      <w:r>
+        <w:rPr>
+          <w:b/>
+          <w:color w:val="960000"/>
+          <w:sz w:val="20"/>
+        </w:rPr>
+        <w:t>lo que faltaba era la llave</w:t>
+      </w:r>
+      <w:r>
+        <w:rPr>
+          <w:b w:val="0"/>
+          <w:color w:val="960000"/>
+          <w:sz w:val="20"/>
+        </w:rPr>
+        <w:t xml:space="preserve">. </w:t>
+      </w:r>
+      <w:r>
+        <w:rPr>
+          <w:rFonts w:ascii="Consolas" w:hAnsi="Consolas"/>
+          <w:color w:val="960000"/>
+          <w:sz w:val="20"/>
+        </w:rPr>
+        <w:t>CLAUDE.md</w:t>
+      </w:r>
+      <w:r>
+        <w:rPr>
+          <w:b w:val="0"/>
+          <w:color w:val="960000"/>
+          <w:sz w:val="20"/>
+        </w:rPr>
+        <w:t xml:space="preserve"> §4, quinta cara. 🔴 </w:t>
+      </w:r>
+      <w:r>
+        <w:rPr>
+          <w:b/>
+          <w:color w:val="960000"/>
+          <w:sz w:val="20"/>
+        </w:rPr>
+        <w:t>Y lo que SÍ sigue abierto de esto, medido el 07/09:</w:t>
+      </w:r>
+      <w:r>
+        <w:rPr>
+          <w:b w:val="0"/>
+          <w:color w:val="960000"/>
+          <w:sz w:val="20"/>
+        </w:rPr>
+        <w:t xml:space="preserve"> </w:t>
+      </w:r>
+      <w:r>
+        <w:rPr>
+          <w:rFonts w:ascii="Consolas" w:hAnsi="Consolas"/>
+          <w:color w:val="960000"/>
+          <w:sz w:val="20"/>
+        </w:rPr>
+        <w:t>grep -c reportarEvento 01_Firmware/Esclavo/src/modo_degradado.cpp</w:t>
+      </w:r>
+      <w:r>
+        <w:rPr>
+          <w:b w:val="0"/>
+          <w:color w:val="960000"/>
+          <w:sz w:val="20"/>
+        </w:rPr>
+        <w:t xml:space="preserve"> → </w:t>
+      </w:r>
+      <w:r>
+        <w:rPr>
+          <w:b/>
+          <w:color w:val="960000"/>
+          <w:sz w:val="20"/>
+        </w:rPr>
+        <w:t>0</w:t>
+      </w:r>
+      <w:r>
+        <w:rPr>
+          <w:b w:val="0"/>
+          <w:color w:val="960000"/>
+          <w:sz w:val="20"/>
+        </w:rPr>
+        <w:t xml:space="preserve">. El Esclavo entra por app y </w:t>
+      </w:r>
+      <w:r>
+        <w:rPr>
+          <w:b/>
+          <w:color w:val="960000"/>
+          <w:sz w:val="20"/>
+        </w:rPr>
+        <w:t>no publica nada propio sobre ese estado</w:t>
+      </w:r>
+      <w:r>
+        <w:rPr>
+          <w:b w:val="0"/>
+          <w:color w:val="960000"/>
+          <w:sz w:val="20"/>
+        </w:rPr>
+        <w:t xml:space="preserve">: sólo el </w:t>
+      </w:r>
+      <w:r>
+        <w:rPr>
+          <w:rFonts w:ascii="Consolas" w:hAnsi="Consolas"/>
+          <w:color w:val="960000"/>
+          <w:sz w:val="20"/>
+        </w:rPr>
+        <w:t>ACK</w:t>
+      </w:r>
+      <w:r>
+        <w:rPr>
+          <w:b w:val="0"/>
+          <w:color w:val="960000"/>
+          <w:sz w:val="20"/>
+        </w:rPr>
+        <w:t xml:space="preserve"> de la orden y el campo </w:t>
+      </w:r>
+      <w:r>
+        <w:rPr>
+          <w:rFonts w:ascii="Consolas" w:hAnsi="Consolas"/>
+          <w:color w:val="960000"/>
+          <w:sz w:val="20"/>
+        </w:rPr>
+        <w:t>MODO:</w:t>
+      </w:r>
+      <w:r>
+        <w:rPr>
+          <w:b w:val="0"/>
+          <w:color w:val="960000"/>
+          <w:sz w:val="20"/>
+        </w:rPr>
+        <w:t xml:space="preserve"> del </w:t>
+      </w:r>
+      <w:r>
+        <w:rPr>
+          <w:rFonts w:ascii="Consolas" w:hAnsi="Consolas"/>
+          <w:color w:val="960000"/>
+          <w:sz w:val="20"/>
+        </w:rPr>
+        <w:t>STATUS</w:t>
+      </w:r>
+      <w:r>
+        <w:rPr>
+          <w:b w:val="0"/>
+          <w:color w:val="960000"/>
+          <w:sz w:val="20"/>
+        </w:rPr>
+        <w:t xml:space="preserve">. </w:t>
+      </w:r>
+      <w:r>
+        <w:rPr>
+          <w:b/>
+          <w:color w:val="960000"/>
+          <w:sz w:val="20"/>
+        </w:rPr>
+        <w:t>Si el operario necesita verlo de otra forma, lo decide el responsable.</w:t>
       </w:r>
     </w:p>
     <w:p>

--- a/05_Funcional/8_Procedimiento_Modo_Degradado.docx
+++ b/05_Funcional/8_Procedimiento_Modo_Degradado.docx
@@ -617,7 +617,549 @@
           <w:color w:val="960000"/>
           <w:sz w:val="20"/>
         </w:rPr>
-        <w:t xml:space="preserve">. | punta | lo que va a contestar | motivo del enum | |---|---|---| | **MAESTRO** | </w:t>
+        <w:t xml:space="preserve">. ## 🔴 07/09 — Y ESTO NO ES UNA CADENA: **EL ESCLAVO ESTÁ BLOQUEADO POR SÍ MISMO, AUNQUE EL MAESTRO SE ARREGLE** **La cita de arriba es de </w:t>
+      </w:r>
+      <w:r>
+        <w:rPr>
+          <w:b w:val="0"/>
+          <w:color w:val="960000"/>
+          <w:sz w:val="20"/>
+        </w:rPr>
+        <w:t>Maestro/include/reloj.h</w:t>
+      </w:r>
+      <w:r>
+        <w:rPr>
+          <w:rFonts w:ascii="Consolas" w:hAnsi="Consolas"/>
+          <w:color w:val="960000"/>
+          <w:sz w:val="20"/>
+        </w:rPr>
+        <w:t xml:space="preserve"> y dice *«de ESTA punta»*.** Leída sola, el punto 3 se puede entender como *«si mañana el Maestro tuviera hora, el Esclavo se arreglaría solo»*. **No.** El reloj del Esclavo está muerto **por su propio hardware**, y hay que decirlo directo porque de esa frase depende que alguien no anote un defecto que no existe. **Medido sobre </w:t>
+      </w:r>
+      <w:r>
+        <w:rPr>
+          <w:b w:val="0"/>
+          <w:color w:val="960000"/>
+          <w:sz w:val="20"/>
+        </w:rPr>
+        <w:t>Esclavo/src/reloj.cpp</w:t>
+      </w:r>
+      <w:r>
+        <w:rPr>
+          <w:rFonts w:ascii="Consolas" w:hAnsi="Consolas"/>
+          <w:color w:val="960000"/>
+          <w:sz w:val="20"/>
+        </w:rPr>
+        <w:t xml:space="preserve">, salida literal corrida el 07/09 antes de publicarla — se citan los SÍMBOLOS, no los números:** </w:t>
+      </w:r>
+      <w:r>
+        <w:rPr>
+          <w:rFonts w:ascii="Consolas" w:hAnsi="Consolas"/>
+          <w:color w:val="960000"/>
+          <w:sz w:val="20"/>
+        </w:rPr>
+      </w:r>
+      <w:r>
+        <w:rPr>
+          <w:rFonts w:ascii="Consolas" w:hAnsi="Consolas"/>
+          <w:color w:val="960000"/>
+          <w:sz w:val="20"/>
+        </w:rPr>
+        <w:t xml:space="preserve">  grep -n "arrancarCristal\|LSE_CLOCK\|horaValida =\|bool reloj_enHora" 01_Firmware/Esclavo/src/reloj.cpp 33:static bool horaValida = false; 63:static bool arrancarCristal() { 87:  horaValida = false; 91:  if (!arrancarCristal()) return; 93:  rtc.setClockSource(STM32RTC::LSE_CLOCK);  // cristal Y2 de 32.768 kHz 100:  horaValida = rtc.isConfigured() &amp;&amp; (rtc.getYear() &gt;= ANIO_MARCA); 119:  rtc.setClockSource(STM32RTC::LSE_CLOCK); 122:  horaValida = rtc.isConfigured() &amp;&amp; (rtc.getYear() &gt;= ANIO_MARCA); 125:bool reloj_enHora() { return horaValida; } 217:  horaValida = true;  grep -n "DEG_RECHAZO_SIN_HORA" 01_Firmware/Esclavo/src/modo_degradado.cpp 197:  if (!reloj_enHora()) return DEG_RECHAZO_SIN_HORA; 450:    case DEG_RECHAZO_SIN_HORA:     return "SIN HORA VALIDA"; </w:t>
+      </w:r>
+      <w:r>
+        <w:rPr>
+          <w:rFonts w:ascii="Consolas" w:hAnsi="Consolas"/>
+          <w:color w:val="960000"/>
+          <w:sz w:val="20"/>
+        </w:rPr>
+      </w:r>
+      <w:r>
+        <w:rPr>
+          <w:rFonts w:ascii="Consolas" w:hAnsi="Consolas"/>
+          <w:color w:val="960000"/>
+          <w:sz w:val="20"/>
+        </w:rPr>
+        <w:t xml:space="preserve"> ⚠️ **Las cuatro líneas del segundo bloque —</w:t>
+      </w:r>
+      <w:r>
+        <w:rPr>
+          <w:b w:val="0"/>
+          <w:color w:val="960000"/>
+          <w:sz w:val="20"/>
+        </w:rPr>
+        <w:t>119</w:t>
+      </w:r>
+      <w:r>
+        <w:rPr>
+          <w:rFonts w:ascii="Consolas" w:hAnsi="Consolas"/>
+          <w:color w:val="960000"/>
+          <w:sz w:val="20"/>
+        </w:rPr>
+        <w:t xml:space="preserve">, </w:t>
+      </w:r>
+      <w:r>
+        <w:rPr>
+          <w:b w:val="0"/>
+          <w:color w:val="960000"/>
+          <w:sz w:val="20"/>
+        </w:rPr>
+        <w:t>122</w:t>
+      </w:r>
+      <w:r>
+        <w:rPr>
+          <w:rFonts w:ascii="Consolas" w:hAnsi="Consolas"/>
+          <w:color w:val="960000"/>
+          <w:sz w:val="20"/>
+        </w:rPr>
+        <w:t xml:space="preserve"> y </w:t>
+      </w:r>
+      <w:r>
+        <w:rPr>
+          <w:b w:val="0"/>
+          <w:color w:val="960000"/>
+          <w:sz w:val="20"/>
+        </w:rPr>
+        <w:t>217</w:t>
+      </w:r>
+      <w:r>
+        <w:rPr>
+          <w:rFonts w:ascii="Consolas" w:hAnsi="Consolas"/>
+          <w:color w:val="960000"/>
+          <w:sz w:val="20"/>
+        </w:rPr>
+        <w:t xml:space="preserve">— son el REINTENTO de N-25 y el </w:t>
+      </w:r>
+      <w:r>
+        <w:rPr>
+          <w:b w:val="0"/>
+          <w:color w:val="960000"/>
+          <w:sz w:val="20"/>
+        </w:rPr>
+        <w:t>reloj_ajustar()</w:t>
+      </w:r>
+      <w:r>
+        <w:rPr>
+          <w:rFonts w:ascii="Consolas" w:hAnsi="Consolas"/>
+          <w:color w:val="960000"/>
+          <w:sz w:val="20"/>
+        </w:rPr>
+        <w:t xml:space="preserve">, o sea los DOS caminos por los que </w:t>
+      </w:r>
+      <w:r>
+        <w:rPr>
+          <w:b w:val="0"/>
+          <w:color w:val="960000"/>
+          <w:sz w:val="20"/>
+        </w:rPr>
+        <w:t>horaValida</w:t>
+      </w:r>
+      <w:r>
+        <w:rPr>
+          <w:rFonts w:ascii="Consolas" w:hAnsi="Consolas"/>
+          <w:color w:val="960000"/>
+          <w:sz w:val="20"/>
+        </w:rPr>
+        <w:t xml:space="preserve"> podría volverse cierta. Se publican enteras a propósito**, porque un </w:t>
+      </w:r>
+      <w:r>
+        <w:rPr>
+          <w:b w:val="0"/>
+          <w:color w:val="960000"/>
+          <w:sz w:val="20"/>
+        </w:rPr>
+        <w:t>grep</w:t>
+      </w:r>
+      <w:r>
+        <w:rPr>
+          <w:rFonts w:ascii="Consolas" w:hAnsi="Consolas"/>
+          <w:color w:val="960000"/>
+          <w:sz w:val="20"/>
+        </w:rPr>
+        <w:t xml:space="preserve"> recortado a las líneas que convienen es la misma falta que citar una línea caducada: **las dos vuelven a pedir el </w:t>
+      </w:r>
+      <w:r>
+        <w:rPr>
+          <w:b w:val="0"/>
+          <w:color w:val="960000"/>
+          <w:sz w:val="20"/>
+        </w:rPr>
+        <w:t>LSE</w:t>
+      </w:r>
+      <w:r>
+        <w:rPr>
+          <w:rFonts w:ascii="Consolas" w:hAnsi="Consolas"/>
+          <w:color w:val="960000"/>
+          <w:sz w:val="20"/>
+        </w:rPr>
+        <w:t xml:space="preserve">, y las dos se apoyan en </w:t>
+      </w:r>
+      <w:r>
+        <w:rPr>
+          <w:b w:val="0"/>
+          <w:color w:val="960000"/>
+          <w:sz w:val="20"/>
+        </w:rPr>
+        <w:t>rtcOperativo</w:t>
+      </w:r>
+      <w:r>
+        <w:rPr>
+          <w:rFonts w:ascii="Consolas" w:hAnsi="Consolas"/>
+          <w:color w:val="960000"/>
+          <w:sz w:val="20"/>
+        </w:rPr>
+        <w:t xml:space="preserve">.** Ninguna es una salida. **La cadena, dentro de esta punta y sin salir de ella:** </w:t>
+      </w:r>
+      <w:r>
+        <w:rPr>
+          <w:b w:val="0"/>
+          <w:color w:val="960000"/>
+          <w:sz w:val="20"/>
+        </w:rPr>
+        <w:t>reloj_setup()</w:t>
+      </w:r>
+      <w:r>
+        <w:rPr>
+          <w:rFonts w:ascii="Consolas" w:hAnsi="Consolas"/>
+          <w:color w:val="960000"/>
+          <w:sz w:val="20"/>
+        </w:rPr>
+        <w:t xml:space="preserve"> sale **antes** de </w:t>
+      </w:r>
+      <w:r>
+        <w:rPr>
+          <w:b w:val="0"/>
+          <w:color w:val="960000"/>
+          <w:sz w:val="20"/>
+        </w:rPr>
+        <w:t>rtc.begin()</w:t>
+      </w:r>
+      <w:r>
+        <w:rPr>
+          <w:rFonts w:ascii="Consolas" w:hAnsi="Consolas"/>
+          <w:color w:val="960000"/>
+          <w:sz w:val="20"/>
+        </w:rPr>
+        <w:t xml:space="preserve"> si </w:t>
+      </w:r>
+      <w:r>
+        <w:rPr>
+          <w:b w:val="0"/>
+          <w:color w:val="960000"/>
+          <w:sz w:val="20"/>
+        </w:rPr>
+        <w:t>arrancarCristal()</w:t>
+      </w:r>
+      <w:r>
+        <w:rPr>
+          <w:rFonts w:ascii="Consolas" w:hAnsi="Consolas"/>
+          <w:color w:val="960000"/>
+          <w:sz w:val="20"/>
+        </w:rPr>
+        <w:t xml:space="preserve"> no ve arrancar el oscilador; </w:t>
+      </w:r>
+      <w:r>
+        <w:rPr>
+          <w:b w:val="0"/>
+          <w:color w:val="960000"/>
+          <w:sz w:val="20"/>
+        </w:rPr>
+        <w:t>arrancarCristal()</w:t>
+      </w:r>
+      <w:r>
+        <w:rPr>
+          <w:rFonts w:ascii="Consolas" w:hAnsi="Consolas"/>
+          <w:color w:val="960000"/>
+          <w:sz w:val="20"/>
+        </w:rPr>
+        <w:t xml:space="preserve"> pide el </w:t>
+      </w:r>
+      <w:r>
+        <w:rPr>
+          <w:b w:val="0"/>
+          <w:color w:val="960000"/>
+          <w:sz w:val="20"/>
+        </w:rPr>
+        <w:t>LSE</w:t>
+      </w:r>
+      <w:r>
+        <w:rPr>
+          <w:rFonts w:ascii="Consolas" w:hAnsi="Consolas"/>
+          <w:color w:val="960000"/>
+          <w:sz w:val="20"/>
+        </w:rPr>
+        <w:t>, que es **</w:t>
+      </w:r>
+      <w:r>
+        <w:rPr>
+          <w:b w:val="0"/>
+          <w:color w:val="960000"/>
+          <w:sz w:val="20"/>
+        </w:rPr>
+        <w:t>Y2</w:t>
+      </w:r>
+      <w:r>
+        <w:rPr>
+          <w:rFonts w:ascii="Consolas" w:hAnsi="Consolas"/>
+          <w:color w:val="960000"/>
+          <w:sz w:val="20"/>
+        </w:rPr>
+        <w:t xml:space="preserve">, el cristal de 32.768 kHz que N-17 dio por no oscilante en banco**; sin él </w:t>
+      </w:r>
+      <w:r>
+        <w:rPr>
+          <w:b w:val="0"/>
+          <w:color w:val="960000"/>
+          <w:sz w:val="20"/>
+        </w:rPr>
+        <w:t>rtcOperativo</w:t>
+      </w:r>
+      <w:r>
+        <w:rPr>
+          <w:rFonts w:ascii="Consolas" w:hAnsi="Consolas"/>
+          <w:color w:val="960000"/>
+          <w:sz w:val="20"/>
+        </w:rPr>
+        <w:t xml:space="preserve"> se queda en </w:t>
+      </w:r>
+      <w:r>
+        <w:rPr>
+          <w:b w:val="0"/>
+          <w:color w:val="960000"/>
+          <w:sz w:val="20"/>
+        </w:rPr>
+        <w:t>false</w:t>
+      </w:r>
+      <w:r>
+        <w:rPr>
+          <w:rFonts w:ascii="Consolas" w:hAnsi="Consolas"/>
+          <w:color w:val="960000"/>
+          <w:sz w:val="20"/>
+        </w:rPr>
+        <w:t xml:space="preserve">, y con </w:t>
+      </w:r>
+      <w:r>
+        <w:rPr>
+          <w:b w:val="0"/>
+          <w:color w:val="960000"/>
+          <w:sz w:val="20"/>
+        </w:rPr>
+        <w:t>rtcOperativo</w:t>
+      </w:r>
+      <w:r>
+        <w:rPr>
+          <w:rFonts w:ascii="Consolas" w:hAnsi="Consolas"/>
+          <w:color w:val="960000"/>
+          <w:sz w:val="20"/>
+        </w:rPr>
+        <w:t xml:space="preserve"> en </w:t>
+      </w:r>
+      <w:r>
+        <w:rPr>
+          <w:b w:val="0"/>
+          <w:color w:val="960000"/>
+          <w:sz w:val="20"/>
+        </w:rPr>
+        <w:t>false</w:t>
+      </w:r>
+      <w:r>
+        <w:rPr>
+          <w:rFonts w:ascii="Consolas" w:hAnsi="Consolas"/>
+          <w:color w:val="960000"/>
+          <w:sz w:val="20"/>
+        </w:rPr>
+        <w:t xml:space="preserve"> **ni siquiera </w:t>
+      </w:r>
+      <w:r>
+        <w:rPr>
+          <w:b w:val="0"/>
+          <w:color w:val="960000"/>
+          <w:sz w:val="20"/>
+        </w:rPr>
+        <w:t>reloj_ajustar()</w:t>
+      </w:r>
+      <w:r>
+        <w:rPr>
+          <w:rFonts w:ascii="Consolas" w:hAnsi="Consolas"/>
+          <w:color w:val="960000"/>
+          <w:sz w:val="20"/>
+        </w:rPr>
+        <w:t xml:space="preserve"> escribe** (</w:t>
+      </w:r>
+      <w:r>
+        <w:rPr>
+          <w:b w:val="0"/>
+          <w:color w:val="960000"/>
+          <w:sz w:val="20"/>
+        </w:rPr>
+        <w:t>if (!rtcOperativo) return;</w:t>
+      </w:r>
+      <w:r>
+        <w:rPr>
+          <w:rFonts w:ascii="Consolas" w:hAnsi="Consolas"/>
+          <w:color w:val="960000"/>
+          <w:sz w:val="20"/>
+        </w:rPr>
+        <w:t>). O sea que **</w:t>
+      </w:r>
+      <w:r>
+        <w:rPr>
+          <w:b w:val="0"/>
+          <w:color w:val="960000"/>
+          <w:sz w:val="20"/>
+        </w:rPr>
+        <w:t>horaValida</w:t>
+      </w:r>
+      <w:r>
+        <w:rPr>
+          <w:rFonts w:ascii="Consolas" w:hAnsi="Consolas"/>
+          <w:color w:val="960000"/>
+          <w:sz w:val="20"/>
+        </w:rPr>
+        <w:t xml:space="preserve"> no puede volverse cierta por ningún camino**, ni por radio, ni por app, ni por reintento de N-25. 🛑 **Y la consecuencia operativa, escrita como afirmación y no como deducción:** **</w:t>
+      </w:r>
+      <w:r>
+        <w:rPr>
+          <w:b w:val="0"/>
+          <w:color w:val="960000"/>
+          <w:sz w:val="20"/>
+        </w:rPr>
+        <w:t>D-18</w:t>
+      </w:r>
+      <w:r>
+        <w:rPr>
+          <w:rFonts w:ascii="Consolas" w:hAnsi="Consolas"/>
+          <w:color w:val="960000"/>
+          <w:sz w:val="20"/>
+        </w:rPr>
+        <w:t xml:space="preserve"> está construida —el comando existe, llega y se atiende— y el poste 2 va a contestar que NO, correctamente, TODAS las veces.** Su </w:t>
+      </w:r>
+      <w:r>
+        <w:rPr>
+          <w:b w:val="0"/>
+          <w:color w:val="960000"/>
+          <w:sz w:val="20"/>
+        </w:rPr>
+        <w:t>degradado_comprobar()</w:t>
+      </w:r>
+      <w:r>
+        <w:rPr>
+          <w:rFonts w:ascii="Consolas" w:hAnsi="Consolas"/>
+          <w:color w:val="960000"/>
+          <w:sz w:val="20"/>
+        </w:rPr>
+        <w:t xml:space="preserve"> abre justamente con esa guarda. **Quien pruebe el Modo Degradado del Esclavo sin saber esto lo anotará como defecto del equipo, y no lo es.** ⚠️ **Lo que de esto NO está medido, y va escrito para que nadie lo herede como si lo estuviera:** N-17 se diagnosticó sobre **una** tarjeta. El §7.7 del </w:t>
+      </w:r>
+      <w:r>
+        <w:rPr>
+          <w:b w:val="0"/>
+          <w:color w:val="960000"/>
+          <w:sz w:val="20"/>
+        </w:rPr>
+        <w:t>3_Protocolo_Pruebas_Rigurosas.md</w:t>
+      </w:r>
+      <w:r>
+        <w:rPr>
+          <w:rFonts w:ascii="Consolas" w:hAnsi="Consolas"/>
+          <w:color w:val="960000"/>
+          <w:sz w:val="20"/>
+        </w:rPr>
+        <w:t xml:space="preserve"> sigue diciendo *«hay que hacerlo en las DOS tarjetas: una está diagnosticada, la otra no»*. **El camino del código es el mismo en las dos puntas y el bloqueo no depende de cuál sea; lo que sigue </w:t>
+      </w:r>
+      <w:r>
+        <w:rPr>
+          <w:b w:val="0"/>
+          <w:color w:val="960000"/>
+          <w:sz w:val="20"/>
+        </w:rPr>
+        <w:t>SIN VERIFICAR</w:t>
+      </w:r>
+      <w:r>
+        <w:rPr>
+          <w:rFonts w:ascii="Consolas" w:hAnsi="Consolas"/>
+          <w:color w:val="960000"/>
+          <w:sz w:val="20"/>
+        </w:rPr>
+        <w:t xml:space="preserve"> es si el </w:t>
+      </w:r>
+      <w:r>
+        <w:rPr>
+          <w:b w:val="0"/>
+          <w:color w:val="960000"/>
+          <w:sz w:val="20"/>
+        </w:rPr>
+        <w:t>Y2</w:t>
+      </w:r>
+      <w:r>
+        <w:rPr>
+          <w:rFonts w:ascii="Consolas" w:hAnsi="Consolas"/>
+          <w:color w:val="960000"/>
+          <w:sz w:val="20"/>
+        </w:rPr>
+        <w:t xml:space="preserve"> del poste 2 oscila.** Si oscilara, el Esclavo seguiría sin hora igual —nadie se la puede mandar hoy—, pero el motivo sería otro. 🟢 **Lo que lo destraba, y ya está decidido: </w:t>
+      </w:r>
+      <w:r>
+        <w:rPr>
+          <w:b w:val="0"/>
+          <w:color w:val="960000"/>
+          <w:sz w:val="20"/>
+        </w:rPr>
+        <w:t>DECISIONES.md</w:t>
+      </w:r>
+      <w:r>
+        <w:rPr>
+          <w:rFonts w:ascii="Consolas" w:hAnsi="Consolas"/>
+          <w:color w:val="960000"/>
+          <w:sz w:val="20"/>
+        </w:rPr>
+        <w:t xml:space="preserve"> fila </w:t>
+      </w:r>
+      <w:r>
+        <w:rPr>
+          <w:b w:val="0"/>
+          <w:color w:val="960000"/>
+          <w:sz w:val="20"/>
+        </w:rPr>
+        <w:t>D-20</w:t>
+      </w:r>
+      <w:r>
+        <w:rPr>
+          <w:rFonts w:ascii="Consolas" w:hAnsi="Consolas"/>
+          <w:color w:val="960000"/>
+          <w:sz w:val="20"/>
+        </w:rPr>
+        <w:t xml:space="preserve"> (07/09) — la autoridad de la hora pasa al </w:t>
+      </w:r>
+      <w:r>
+        <w:rPr>
+          <w:b w:val="0"/>
+          <w:color w:val="960000"/>
+          <w:sz w:val="20"/>
+        </w:rPr>
+        <w:t>DS3231</w:t>
+      </w:r>
+      <w:r>
+        <w:rPr>
+          <w:rFonts w:ascii="Consolas" w:hAnsi="Consolas"/>
+          <w:color w:val="960000"/>
+          <w:sz w:val="20"/>
+        </w:rPr>
+        <w:t xml:space="preserve"> del ESP32, y el STM32 la recibe de su propio módulo.** **</w:t>
+      </w:r>
+      <w:r>
+        <w:rPr>
+          <w:b w:val="0"/>
+          <w:color w:val="960000"/>
+          <w:sz w:val="20"/>
+        </w:rPr>
+        <w:t>D-20</w:t>
+      </w:r>
+      <w:r>
+        <w:rPr>
+          <w:rFonts w:ascii="Consolas" w:hAnsi="Consolas"/>
+          <w:color w:val="960000"/>
+          <w:sz w:val="20"/>
+        </w:rPr>
+        <w:t xml:space="preserve"> está DECIDIDA y SIN CONSTRUIR:** hoy no corre en ninguna tarjeta. Ver el bloque *«El poste 2 se pone en hora en la puesta en marcha»* más abajo, en la Sección 2. | punta | lo que va a contestar | motivo del enum | |---|---|---| | **MAESTRO** | </w:t>
       </w:r>
       <w:r>
         <w:rPr>
@@ -873,7 +1415,7 @@
           <w:color w:val="960000"/>
           <w:sz w:val="20"/>
         </w:rPr>
-        <w:t xml:space="preserve"> (Esclavo). **El ámbar por pérdida de radio sigue siendo automático y no depende de nada de esto** | | ⛔ **No se puede** | entrar en Degradado, en ninguna punta. **La app no tiene botón que lo arregle** | | 🟡 **Quién lo desbloquea** | **el responsable, no este documento.** Es la vía </w:t>
+        <w:t xml:space="preserve"> (Esclavo). **El ámbar por pérdida de radio sigue siendo automático y no depende de nada de esto** | | ⛔ **No se puede** | entrar en Degradado, en ninguna punta. **La app no tiene botón que lo arregle** | | 🟡 **Quién lo desbloquea** | ~~**el responsable, no este documento.** Es la vía </w:t>
       </w:r>
       <w:r>
         <w:rPr>
@@ -905,15 +1447,79 @@
           <w:color w:val="960000"/>
           <w:sz w:val="20"/>
         </w:rPr>
-        <w:t xml:space="preserve"> del puente— y está abierta. Ver </w:t>
-      </w:r>
-      <w:r>
-        <w:rPr>
-          <w:b w:val="0"/>
-          <w:color w:val="960000"/>
-          <w:sz w:val="20"/>
-        </w:rPr>
-        <w:t xml:space="preserve">DECISIONES.md` | ⚠️ </w:t>
+        <w:t xml:space="preserve"> del puente— y **está abierta**~~ 🟢 **07/09: YA NO ESTÁ ABIERTA. ESA VÍA ES </w:t>
+      </w:r>
+      <w:r>
+        <w:rPr>
+          <w:b w:val="0"/>
+          <w:color w:val="960000"/>
+          <w:sz w:val="20"/>
+        </w:rPr>
+        <w:t>D-20</w:t>
+      </w:r>
+      <w:r>
+        <w:rPr>
+          <w:rFonts w:ascii="Consolas" w:hAnsi="Consolas"/>
+          <w:color w:val="960000"/>
+          <w:sz w:val="20"/>
+        </w:rPr>
+        <w:t xml:space="preserve">, Y ESTÁ DECIDIDA** — la autoridad de la hora es el </w:t>
+      </w:r>
+      <w:r>
+        <w:rPr>
+          <w:b w:val="0"/>
+          <w:color w:val="960000"/>
+          <w:sz w:val="20"/>
+        </w:rPr>
+        <w:t>DS3231</w:t>
+      </w:r>
+      <w:r>
+        <w:rPr>
+          <w:rFonts w:ascii="Consolas" w:hAnsi="Consolas"/>
+          <w:color w:val="960000"/>
+          <w:sz w:val="20"/>
+        </w:rPr>
+        <w:t xml:space="preserve"> del ESP32 y el STM32 la recibe de su propio módulo. 🛑 **Pero DECIDIDA no es CONSTRUIDA: hoy no corre en ninguna tarjeta**, así que el </w:t>
+      </w:r>
+      <w:r>
+        <w:rPr>
+          <w:b w:val="0"/>
+          <w:color w:val="960000"/>
+          <w:sz w:val="20"/>
+        </w:rPr>
+        <w:t>⛔</w:t>
+      </w:r>
+      <w:r>
+        <w:rPr>
+          <w:rFonts w:ascii="Consolas" w:hAnsi="Consolas"/>
+          <w:color w:val="960000"/>
+          <w:sz w:val="20"/>
+        </w:rPr>
+        <w:t xml:space="preserve"> de la fila de arriba sigue siendo el estado real. Ver </w:t>
+      </w:r>
+      <w:r>
+        <w:rPr>
+          <w:b w:val="0"/>
+          <w:color w:val="960000"/>
+          <w:sz w:val="20"/>
+        </w:rPr>
+        <w:t>DECISIONES.md</w:t>
+      </w:r>
+      <w:r>
+        <w:rPr>
+          <w:rFonts w:ascii="Consolas" w:hAnsi="Consolas"/>
+          <w:color w:val="960000"/>
+          <w:sz w:val="20"/>
+        </w:rPr>
+        <w:t xml:space="preserve"> fila </w:t>
+      </w:r>
+      <w:r>
+        <w:rPr>
+          <w:b w:val="0"/>
+          <w:color w:val="960000"/>
+          <w:sz w:val="20"/>
+        </w:rPr>
+        <w:t xml:space="preserve">D-20` | ⚠️ </w:t>
       </w:r>
       <w:r>
         <w:rPr>
@@ -4894,7 +5500,21 @@
                 <w:b/>
                 <w:sz w:val="19"/>
               </w:rPr>
-              <w:t>puesto en hora</w:t>
+              <w:t>del STM32</w:t>
+            </w:r>
+            <w:r>
+              <w:rPr>
+                <w:b w:val="0"/>
+                <w:sz w:val="19"/>
+              </w:rPr>
+              <w:t xml:space="preserve"> puesto en hora — </w:t>
+            </w:r>
+            <w:r>
+              <w:rPr>
+                <w:b/>
+                <w:sz w:val="19"/>
+              </w:rPr>
+              <w:t>no el del módulo</w:t>
             </w:r>
           </w:p>
         </w:tc>
@@ -4937,7 +5557,14 @@
                 <w:b w:val="0"/>
                 <w:sz w:val="19"/>
               </w:rPr>
-              <w:t>)</w:t>
+              <w:t xml:space="preserve">). 🟢 </w:t>
+            </w:r>
+            <w:r>
+              <w:rPr>
+                <w:b/>
+                <w:sz w:val="19"/>
+              </w:rPr>
+              <w:t>Lo abre `D-20`, decidida el 07/09 y SIN CONSTRUIR</w:t>
             </w:r>
           </w:p>
         </w:tc>
@@ -5013,7 +5640,14 @@
                 <w:b w:val="0"/>
                 <w:sz w:val="19"/>
               </w:rPr>
-              <w:t>Ocurre sola al confirmar la hora, y cada hora mientras haya enlace</w:t>
+              <w:t xml:space="preserve">Ocurre sola al confirmar la hora, y cada hora mientras haya enlace. 🔴 </w:t>
+            </w:r>
+            <w:r>
+              <w:rPr>
+                <w:b/>
+                <w:sz w:val="19"/>
+              </w:rPr>
+              <w:t>Hoy no ocurre nunca: la dispara `coordinador_sincronizarHora()`, que abre con `if (!reloj_enHora()) return false;` sobre el reloj bloqueado del requisito 1</w:t>
             </w:r>
           </w:p>
         </w:tc>
@@ -5678,7 +6312,21 @@
                 <w:b/>
                 <w:sz w:val="19"/>
               </w:rPr>
-              <w:t>en hora</w:t>
+              <w:t>del STM32</w:t>
+            </w:r>
+            <w:r>
+              <w:rPr>
+                <w:b w:val="0"/>
+                <w:sz w:val="19"/>
+              </w:rPr>
+              <w:t xml:space="preserve"> en hora — 🛑 </w:t>
+            </w:r>
+            <w:r>
+              <w:rPr>
+                <w:b/>
+                <w:sz w:val="19"/>
+              </w:rPr>
+              <w:t>hoy `false` SIEMPRE en esta punta, y no por culpa del Maestro: ver el recuadro del principio</w:t>
             </w:r>
           </w:p>
         </w:tc>
@@ -7251,7 +7899,7 @@
           <w:b w:val="0"/>
           <w:sz w:val="21"/>
         </w:rPr>
-        <w:t>. La hora se cuadra en el Maestro y **viaja por</w:t>
+        <w:t>. ~~La hora se cuadra en el Maestro y **viaja por</w:t>
       </w:r>
     </w:p>
     <w:p>
@@ -7263,7 +7911,7 @@
           <w:b w:val="0"/>
           <w:sz w:val="21"/>
         </w:rPr>
-        <w:t>radio** al Esclavo; así, el día que el radio muera, el desfase arranca en ~0 de verdad y no por</w:t>
+        <w:t>radio** al Esclavo~~; así, el día que el radio muera, el desfase arranca en ~0 de verdad y no por</w:t>
       </w:r>
     </w:p>
     <w:p>
@@ -7276,6 +7924,499 @@
           <w:sz w:val="21"/>
         </w:rPr>
         <w:t>procedimiento.</w:t>
+      </w:r>
+    </w:p>
+    <w:p>
+      <w:pPr>
+        <w:spacing w:after="160"/>
+        <w:ind w:left="360"/>
+        <w:shd w:val="clear" w:fill="FFF4E5"/>
+      </w:pPr>
+      <w:r>
+        <w:rPr>
+          <w:b w:val="0"/>
+          <w:color w:val="960000"/>
+          <w:sz w:val="20"/>
+        </w:rPr>
+        <w:t xml:space="preserve">🟢 07/09 — EL PRINCIPIO DE ESTE APARTADO SIGUE VIGENTE. EL MECANISMO QUE DESCRIBE, NO </w:t>
+      </w:r>
+      <w:r>
+        <w:rPr>
+          <w:b/>
+          <w:color w:val="960000"/>
+          <w:sz w:val="20"/>
+        </w:rPr>
+        <w:t>Lo que este apartado dice y `DECISIONES.md` `D-20` confirma palabra por palabra: UNA SOLA FUENTE, Y ESA FUENTE ES EL MAESTRO.</w:t>
+      </w:r>
+      <w:r>
+        <w:rPr>
+          <w:b w:val="0"/>
+          <w:color w:val="960000"/>
+          <w:sz w:val="20"/>
+        </w:rPr>
+        <w:t xml:space="preserve"> El ejemplo de los 40 s de arriba es exactamente el motivo por el que se decidió así, y no se toca: &gt; *«</w:t>
+      </w:r>
+      <w:r>
+        <w:rPr>
+          <w:b/>
+          <w:color w:val="960000"/>
+          <w:sz w:val="20"/>
+        </w:rPr>
+        <w:t>El Maestro manda la hora y el Esclavo hace caso siempre. Hay UNA sola fuente</w:t>
+      </w:r>
+      <w:r>
+        <w:rPr>
+          <w:b w:val="0"/>
+          <w:color w:val="960000"/>
+          <w:sz w:val="20"/>
+        </w:rPr>
+        <w:t xml:space="preserve">, así que no &gt; hay desfase inicial que acotar.»* — </w:t>
+      </w:r>
+      <w:r>
+        <w:rPr>
+          <w:rFonts w:ascii="Consolas" w:hAnsi="Consolas"/>
+          <w:color w:val="960000"/>
+          <w:sz w:val="20"/>
+        </w:rPr>
+        <w:t>DECISIONES.md</w:t>
+      </w:r>
+      <w:r>
+        <w:rPr>
+          <w:b w:val="0"/>
+          <w:color w:val="960000"/>
+          <w:sz w:val="20"/>
+        </w:rPr>
+        <w:t xml:space="preserve">, fila </w:t>
+      </w:r>
+      <w:r>
+        <w:rPr>
+          <w:rFonts w:ascii="Consolas" w:hAnsi="Consolas"/>
+          <w:color w:val="960000"/>
+          <w:sz w:val="20"/>
+        </w:rPr>
+        <w:t>D-20</w:t>
+      </w:r>
+      <w:r>
+        <w:rPr>
+          <w:b w:val="0"/>
+          <w:color w:val="960000"/>
+          <w:sz w:val="20"/>
+        </w:rPr>
+        <w:t xml:space="preserve">, 07/09 🔴 </w:t>
+      </w:r>
+      <w:r>
+        <w:rPr>
+          <w:b/>
+          <w:color w:val="960000"/>
+          <w:sz w:val="20"/>
+        </w:rPr>
+        <w:t>Lo que sí cambia es el CAMINO, y por eso la última frase va tachada:</w:t>
+      </w:r>
+      <w:r>
+        <w:rPr>
+          <w:b w:val="0"/>
+          <w:color w:val="960000"/>
+          <w:sz w:val="20"/>
+        </w:rPr>
+        <w:t xml:space="preserve"> la hora ya no se escribe en el RTC del STM32 del Maestro para que viaje al RTC del STM32 del Esclavo. </w:t>
+      </w:r>
+      <w:r>
+        <w:rPr>
+          <w:b/>
+          <w:color w:val="960000"/>
+          <w:sz w:val="20"/>
+        </w:rPr>
+        <w:t>La autoridad es el `DS3231` del ESP32</w:t>
+      </w:r>
+      <w:r>
+        <w:rPr>
+          <w:b w:val="0"/>
+          <w:color w:val="960000"/>
+          <w:sz w:val="20"/>
+        </w:rPr>
+        <w:t>, y el recorrido decidido es: ``</w:t>
+      </w:r>
+      <w:r>
+        <w:rPr>
+          <w:rFonts w:ascii="Consolas" w:hAnsi="Consolas"/>
+          <w:color w:val="960000"/>
+          <w:sz w:val="20"/>
+        </w:rPr>
+        <w:t xml:space="preserve"> app  -&gt;  ESP32 Maestro  -&gt;  STM32 Maestro  -&gt;  RADIO  -&gt;  STM32 Esclavo  -&gt;  ESP32 Esclavo (DS3231)         [cartero]                     [cartero]          (DS3231) </w:t>
+      </w:r>
+      <w:r>
+        <w:rPr>
+          <w:rFonts w:ascii="Consolas" w:hAnsi="Consolas"/>
+          <w:color w:val="960000"/>
+          <w:sz w:val="20"/>
+        </w:rPr>
+      </w:r>
+      <w:r>
+        <w:rPr>
+          <w:rFonts w:ascii="Consolas" w:hAnsi="Consolas"/>
+          <w:color w:val="960000"/>
+          <w:sz w:val="20"/>
+        </w:rPr>
+        <w:t xml:space="preserve"> **Los dos ESP32 NO se hablan entre sí.** El único enlace entre postes sigue siendo la radio entre los STM32, así que **los STM32 quedan de carteros de la hora, no de dueños**. 🛑 **</w:t>
+      </w:r>
+      <w:r>
+        <w:rPr>
+          <w:b w:val="0"/>
+          <w:color w:val="960000"/>
+          <w:sz w:val="20"/>
+        </w:rPr>
+        <w:t>D-20</w:t>
+      </w:r>
+      <w:r>
+        <w:rPr>
+          <w:rFonts w:ascii="Consolas" w:hAnsi="Consolas"/>
+          <w:color w:val="960000"/>
+          <w:sz w:val="20"/>
+        </w:rPr>
+        <w:t xml:space="preserve"> ESTÁ DECIDIDA Y SIN CONSTRUIR. Nada de ese recorrido corre hoy en ninguna tarjeta.** Lo que falta, según </w:t>
+      </w:r>
+      <w:r>
+        <w:rPr>
+          <w:b w:val="0"/>
+          <w:color w:val="960000"/>
+          <w:sz w:val="20"/>
+        </w:rPr>
+        <w:t>roadmap.md</w:t>
+      </w:r>
+      <w:r>
+        <w:rPr>
+          <w:rFonts w:ascii="Consolas" w:hAnsi="Consolas"/>
+          <w:color w:val="960000"/>
+          <w:sz w:val="20"/>
+        </w:rPr>
+        <w:t xml:space="preserve"> §3.4.bis: el </w:t>
+      </w:r>
+      <w:r>
+        <w:rPr>
+          <w:b w:val="0"/>
+          <w:color w:val="960000"/>
+          <w:sz w:val="20"/>
+        </w:rPr>
+        <w:t>reloj.cpp</w:t>
+      </w:r>
+      <w:r>
+        <w:rPr>
+          <w:rFonts w:ascii="Consolas" w:hAnsi="Consolas"/>
+          <w:color w:val="960000"/>
+          <w:sz w:val="20"/>
+        </w:rPr>
+        <w:t xml:space="preserve"> de las dos puntas tiene que pasar a extrapolador sembrado desde el </w:t>
+      </w:r>
+      <w:r>
+        <w:rPr>
+          <w:b w:val="0"/>
+          <w:color w:val="960000"/>
+          <w:sz w:val="20"/>
+        </w:rPr>
+        <w:t>DS3231</w:t>
+      </w:r>
+      <w:r>
+        <w:rPr>
+          <w:rFonts w:ascii="Consolas" w:hAnsi="Consolas"/>
+          <w:color w:val="960000"/>
+          <w:sz w:val="20"/>
+        </w:rPr>
+        <w:t>, hace falta un mando **ESP32 → STM32** que siembre la hora —el camino físico existe (</w:t>
+      </w:r>
+      <w:r>
+        <w:rPr>
+          <w:b w:val="0"/>
+          <w:color w:val="960000"/>
+          <w:sz w:val="20"/>
+        </w:rPr>
+        <w:t>enlace_stm32.cpp</w:t>
+      </w:r>
+      <w:r>
+        <w:rPr>
+          <w:rFonts w:ascii="Consolas" w:hAnsi="Consolas"/>
+          <w:color w:val="960000"/>
+          <w:sz w:val="20"/>
+        </w:rPr>
+        <w:t xml:space="preserve">), el mando no— y el cómputo de las 48 h tiene que dejar de salir del contador crudo del RTC del STM32. **Mientras eso no exista, este apartado describe una decisión, no una función.** 🔴 **Y la consecuencia dura, que es la que contradice a otra página de ESTE MISMO documento: LA APP NO PONE LA HORA EN EL POSTE 2. NUNCA.** Un </w:t>
+      </w:r>
+      <w:r>
+        <w:rPr>
+          <w:b w:val="0"/>
+          <w:color w:val="960000"/>
+          <w:sz w:val="20"/>
+        </w:rPr>
+        <w:t>SET_RTC</w:t>
+      </w:r>
+      <w:r>
+        <w:rPr>
+          <w:rFonts w:ascii="Consolas" w:hAnsi="Consolas"/>
+          <w:color w:val="960000"/>
+          <w:sz w:val="20"/>
+        </w:rPr>
+        <w:t xml:space="preserve"> dirigido al Esclavo **se rechaza**: no es una sincronización, **es una segunda fuente** — y una segunda fuente es justo el escenario de los 40 s de arriba, con otro nombre. ⚠️ **La instrucción del «Paso 2 — Activar en el ESCLAVO» que manda </w:t>
+      </w:r>
+      <w:r>
+        <w:rPr>
+          <w:b w:val="0"/>
+          <w:color w:val="960000"/>
+          <w:sz w:val="20"/>
+        </w:rPr>
+        <w:t>Ajustes / RTC</w:t>
+      </w:r>
+      <w:r>
+        <w:rPr>
+          <w:rFonts w:ascii="Consolas" w:hAnsi="Consolas"/>
+          <w:color w:val="960000"/>
+          <w:sz w:val="20"/>
+        </w:rPr>
+        <w:t xml:space="preserve"> → </w:t>
+      </w:r>
+      <w:r>
+        <w:rPr>
+          <w:b w:val="0"/>
+          <w:color w:val="960000"/>
+          <w:sz w:val="20"/>
+        </w:rPr>
+        <w:t>[ 🚀 Inyectar en Esclavo ]` queda derogada por esto, y allí va tachada.</w:t>
+      </w:r>
+      <w:r>
+        <w:rPr>
+          <w:b/>
+          <w:color w:val="960000"/>
+          <w:sz w:val="20"/>
+        </w:rPr>
+        <w:t xml:space="preserve"> Estaba dentro de este mismo documento, numerada, en el procedimiento de emergencia y sin tachar: </w:t>
+      </w:r>
+      <w:r>
+        <w:rPr>
+          <w:b w:val="0"/>
+          <w:color w:val="960000"/>
+          <w:sz w:val="20"/>
+        </w:rPr>
+        <w:t>decía lo contrario que este apartado y nadie lo había cruzado.**</w:t>
+      </w:r>
+    </w:p>
+    <w:p>
+      <w:pPr>
+        <w:spacing w:after="160"/>
+        <w:ind w:left="360"/>
+        <w:shd w:val="clear" w:fill="FFF4E5"/>
+      </w:pPr>
+      <w:r>
+        <w:rPr>
+          <w:b w:val="0"/>
+          <w:color w:val="960000"/>
+          <w:sz w:val="20"/>
+        </w:rPr>
+        <w:t xml:space="preserve">🛑 LA REGLA NUEVA QUE SALE DE </w:t>
+      </w:r>
+      <w:r>
+        <w:rPr>
+          <w:rFonts w:ascii="Consolas" w:hAnsi="Consolas"/>
+          <w:color w:val="960000"/>
+          <w:sz w:val="20"/>
+        </w:rPr>
+        <w:t>D-20</w:t>
+      </w:r>
+      <w:r>
+        <w:rPr>
+          <w:b w:val="0"/>
+          <w:color w:val="960000"/>
+          <w:sz w:val="20"/>
+        </w:rPr>
+        <w:t xml:space="preserve">, Y ES DE CAMPO: </w:t>
+      </w:r>
+      <w:r>
+        <w:rPr>
+          <w:b/>
+          <w:color w:val="960000"/>
+          <w:sz w:val="20"/>
+        </w:rPr>
+        <w:t>EL POSTE 2 SE PONE EN HORA EN LA PUESTA EN MARCHA — NO DURANTE LA AVERÍA</w:t>
+      </w:r>
+      <w:r>
+        <w:rPr>
+          <w:b w:val="0"/>
+          <w:color w:val="960000"/>
+          <w:sz w:val="20"/>
+        </w:rPr>
+        <w:t xml:space="preserve"> Con </w:t>
+      </w:r>
+      <w:r>
+        <w:rPr>
+          <w:rFonts w:ascii="Consolas" w:hAnsi="Consolas"/>
+          <w:color w:val="960000"/>
+          <w:sz w:val="20"/>
+        </w:rPr>
+        <w:t>D-20</w:t>
+      </w:r>
+      <w:r>
+        <w:rPr>
+          <w:b w:val="0"/>
+          <w:color w:val="960000"/>
+          <w:sz w:val="20"/>
+        </w:rPr>
+        <w:t xml:space="preserve"> dentro, el </w:t>
+      </w:r>
+      <w:r>
+        <w:rPr>
+          <w:b/>
+          <w:color w:val="960000"/>
+          <w:sz w:val="20"/>
+        </w:rPr>
+        <w:t>único</w:t>
+      </w:r>
+      <w:r>
+        <w:rPr>
+          <w:b w:val="0"/>
+          <w:color w:val="960000"/>
+          <w:sz w:val="20"/>
+        </w:rPr>
+        <w:t xml:space="preserve"> camino al reloj del poste 2 pasa por el Maestro y por </w:t>
+      </w:r>
+      <w:r>
+        <w:rPr>
+          <w:b/>
+          <w:color w:val="960000"/>
+          <w:sz w:val="20"/>
+        </w:rPr>
+        <w:t>la radio</w:t>
+      </w:r>
+      <w:r>
+        <w:rPr>
+          <w:b w:val="0"/>
+          <w:color w:val="960000"/>
+          <w:sz w:val="20"/>
+        </w:rPr>
+        <w:t xml:space="preserve">. Y la radio se cae justo cuando hace falta el Modo Degradado, que es el modo que </w:t>
+      </w:r>
+      <w:r>
+        <w:rPr>
+          <w:b/>
+          <w:color w:val="960000"/>
+          <w:sz w:val="20"/>
+        </w:rPr>
+        <w:t>exige hora</w:t>
+      </w:r>
+      <w:r>
+        <w:rPr>
+          <w:b w:val="0"/>
+          <w:color w:val="960000"/>
+          <w:sz w:val="20"/>
+        </w:rPr>
+        <w:t xml:space="preserve">. ✅ </w:t>
+      </w:r>
+      <w:r>
+        <w:rPr>
+          <w:b/>
+          <w:color w:val="960000"/>
+          <w:sz w:val="20"/>
+        </w:rPr>
+        <w:t>Y eso NO es un problema, aunque lo parezca: el `DS3231` del poste 2 tiene pila y conserva la hora que ya tenía.</w:t>
+      </w:r>
+      <w:r>
+        <w:rPr>
+          <w:b w:val="0"/>
+          <w:color w:val="960000"/>
+          <w:sz w:val="20"/>
+        </w:rPr>
+        <w:t xml:space="preserve"> *Perder la radio no es perder la hora.* 🛑 </w:t>
+      </w:r>
+      <w:r>
+        <w:rPr>
+          <w:b/>
+          <w:color w:val="960000"/>
+          <w:sz w:val="20"/>
+        </w:rPr>
+        <w:t>Lo que obliga es a ponerla ANTES. Tres momentos, y son los únicos:</w:t>
+      </w:r>
+      <w:r>
+        <w:rPr>
+          <w:b w:val="0"/>
+          <w:color w:val="960000"/>
+          <w:sz w:val="20"/>
+        </w:rPr>
+        <w:t xml:space="preserve"> | cuándo | por qué | |---|---| | </w:t>
+      </w:r>
+      <w:r>
+        <w:rPr>
+          <w:b/>
+          <w:color w:val="960000"/>
+          <w:sz w:val="20"/>
+        </w:rPr>
+        <w:t>en la puesta en marcha</w:t>
+      </w:r>
+      <w:r>
+        <w:rPr>
+          <w:b w:val="0"/>
+          <w:color w:val="960000"/>
+          <w:sz w:val="20"/>
+        </w:rPr>
+        <w:t xml:space="preserve"> del cruce | es la única visita en la que la radio está garantizada | | </w:t>
+      </w:r>
+      <w:r>
+        <w:rPr>
+          <w:b/>
+          <w:color w:val="960000"/>
+          <w:sz w:val="20"/>
+        </w:rPr>
+        <w:t>al cambiar la `CR2032`</w:t>
+      </w:r>
+      <w:r>
+        <w:rPr>
+          <w:b w:val="0"/>
+          <w:color w:val="960000"/>
+          <w:sz w:val="20"/>
+        </w:rPr>
+        <w:t xml:space="preserve"> del módulo del poste 2 | el reloj arranca de cero | | tras cualquier </w:t>
+      </w:r>
+      <w:r>
+        <w:rPr>
+          <w:b/>
+          <w:color w:val="960000"/>
+          <w:sz w:val="20"/>
+        </w:rPr>
+        <w:t>`OSCILADOR_PARADO_CAMBIE_PILA`</w:t>
+      </w:r>
+      <w:r>
+        <w:rPr>
+          <w:b w:val="0"/>
+          <w:color w:val="960000"/>
+          <w:sz w:val="20"/>
+        </w:rPr>
+        <w:t xml:space="preserve"> en ese poste | el </w:t>
+      </w:r>
+      <w:r>
+        <w:rPr>
+          <w:rFonts w:ascii="Consolas" w:hAnsi="Consolas"/>
+          <w:color w:val="960000"/>
+          <w:sz w:val="20"/>
+        </w:rPr>
+        <w:t>DS3231</w:t>
+      </w:r>
+      <w:r>
+        <w:rPr>
+          <w:b w:val="0"/>
+          <w:color w:val="960000"/>
+          <w:sz w:val="20"/>
+        </w:rPr>
+        <w:t xml:space="preserve"> avisa de que dejó de contar | </w:t>
+      </w:r>
+      <w:r>
+        <w:rPr>
+          <w:b/>
+          <w:color w:val="960000"/>
+          <w:sz w:val="20"/>
+        </w:rPr>
+        <w:t>Si se llega al poste 2 con la radio ya muerta y su reloj perdido, no hay procedimiento de campo que lo arregle</w:t>
+      </w:r>
+      <w:r>
+        <w:rPr>
+          <w:b w:val="0"/>
+          <w:color w:val="960000"/>
+          <w:sz w:val="20"/>
+        </w:rPr>
+        <w:t xml:space="preserve"> — y este documento no se inventa uno. Se anota y se sube con el radio arreglado.</w:t>
       </w:r>
     </w:p>
     <w:p>
@@ -8935,7 +10076,7 @@
           <w:color w:val="960000"/>
           <w:sz w:val="20"/>
         </w:rPr>
-        <w:t xml:space="preserve">, sin necesidad de subir al gabinete con escalera. Además, la App incluye el </w:t>
+        <w:t xml:space="preserve">, sin necesidad de subir al gabinete con escalera. ~~Además, la App incluye el </w:t>
       </w:r>
       <w:r>
         <w:rPr>
@@ -8951,23 +10092,263 @@
           <w:color w:val="960000"/>
           <w:sz w:val="20"/>
         </w:rPr>
-        <w:t xml:space="preserve">, que permite capturar la hora y ciclo en el Maestro, viajar hasta el Esclavo y aplicar la sincronización compensando automáticamente el tiempo de viaje ~~con error inferior a 0.1 s~~ </w:t>
-      </w:r>
-      <w:r>
-        <w:rPr>
-          <w:b/>
-          <w:color w:val="960000"/>
-          <w:sz w:val="20"/>
-        </w:rPr>
-        <w:t>con resolución de 1 s, que es la del dato de entrada. El error no está medido.</w:t>
-      </w:r>
-      <w:r>
-        <w:rPr>
-          <w:b w:val="0"/>
-          <w:color w:val="960000"/>
-          <w:sz w:val="20"/>
-        </w:rPr>
-        <w:t xml:space="preserve"> &gt; 🔴 </w:t>
+        <w:t xml:space="preserve">, que permite capturar la hora y ciclo en el Maestro, viajar hasta el Esclavo y aplicar la sincronización compensando automáticamente el tiempo de viaje con error inferior a 0.1 s — corregido el 07/09 a: con resolución de 1 s, que es la del dato de entrada, y el error no está medido.~~ &gt; # 🛑 EL </w:t>
+      </w:r>
+      <w:r>
+        <w:rPr>
+          <w:b/>
+          <w:color w:val="960000"/>
+          <w:sz w:val="20"/>
+        </w:rPr>
+        <w:t>MODO COURIER RTC</w:t>
+      </w:r>
+      <w:r>
+        <w:rPr>
+          <w:b w:val="0"/>
+          <w:color w:val="960000"/>
+          <w:sz w:val="20"/>
+        </w:rPr>
+        <w:t xml:space="preserve"> SE TACHA ENTERO — 07/09, </w:t>
+      </w:r>
+      <w:r>
+        <w:rPr>
+          <w:rFonts w:ascii="Consolas" w:hAnsi="Consolas"/>
+          <w:color w:val="960000"/>
+          <w:sz w:val="20"/>
+        </w:rPr>
+        <w:t>DECISIONES.md</w:t>
+      </w:r>
+      <w:r>
+        <w:rPr>
+          <w:b w:val="0"/>
+          <w:color w:val="960000"/>
+          <w:sz w:val="20"/>
+        </w:rPr>
+        <w:t xml:space="preserve"> FILA </w:t>
+      </w:r>
+      <w:r>
+        <w:rPr>
+          <w:rFonts w:ascii="Consolas" w:hAnsi="Consolas"/>
+          <w:color w:val="960000"/>
+          <w:sz w:val="20"/>
+        </w:rPr>
+        <w:t>D-20</w:t>
+      </w:r>
+      <w:r>
+        <w:rPr>
+          <w:b w:val="0"/>
+          <w:color w:val="960000"/>
+          <w:sz w:val="20"/>
+        </w:rPr>
+        <w:t xml:space="preserve"> &gt; &gt; </w:t>
+      </w:r>
+      <w:r>
+        <w:rPr>
+          <w:b/>
+          <w:color w:val="960000"/>
+          <w:sz w:val="20"/>
+        </w:rPr>
+        <w:t>No se aplaza: muere.</w:t>
+      </w:r>
+      <w:r>
+        <w:rPr>
+          <w:b w:val="0"/>
+          <w:color w:val="960000"/>
+          <w:sz w:val="20"/>
+        </w:rPr>
+        <w:t xml:space="preserve"> Y no por una limitación técnica, sino porque es </w:t>
+      </w:r>
+      <w:r>
+        <w:rPr>
+          <w:b/>
+          <w:color w:val="960000"/>
+          <w:sz w:val="20"/>
+        </w:rPr>
+        <w:t>exactamente lo que &gt; `D-20` prohíbe</w:t>
+      </w:r>
+      <w:r>
+        <w:rPr>
+          <w:b w:val="0"/>
+          <w:color w:val="960000"/>
+          <w:sz w:val="20"/>
+        </w:rPr>
+        <w:t xml:space="preserve">: el Courier consiste en *«capturar la hora en el poste 1, viajar al poste 2 y &gt; aplicarla allí»* — o sea, </w:t>
+      </w:r>
+      <w:r>
+        <w:rPr>
+          <w:b/>
+          <w:color w:val="960000"/>
+          <w:sz w:val="20"/>
+        </w:rPr>
+        <w:t>poner la hora en el poste 2 desde el teléfono</w:t>
+      </w:r>
+      <w:r>
+        <w:rPr>
+          <w:b w:val="0"/>
+          <w:color w:val="960000"/>
+          <w:sz w:val="20"/>
+        </w:rPr>
+        <w:t xml:space="preserve">. Eso es una </w:t>
+      </w:r>
+      <w:r>
+        <w:rPr>
+          <w:b/>
+          <w:color w:val="960000"/>
+          <w:sz w:val="20"/>
+        </w:rPr>
+        <w:t>segunda &gt; fuente</w:t>
+      </w:r>
+      <w:r>
+        <w:rPr>
+          <w:b w:val="0"/>
+          <w:color w:val="960000"/>
+          <w:sz w:val="20"/>
+        </w:rPr>
+        <w:t xml:space="preserve">, y </w:t>
+      </w:r>
+      <w:r>
+        <w:rPr>
+          <w:rFonts w:ascii="Consolas" w:hAnsi="Consolas"/>
+          <w:color w:val="960000"/>
+          <w:sz w:val="20"/>
+        </w:rPr>
+        <w:t>D-20</w:t>
+      </w:r>
+      <w:r>
+        <w:rPr>
+          <w:b w:val="0"/>
+          <w:color w:val="960000"/>
+          <w:sz w:val="20"/>
+        </w:rPr>
+        <w:t xml:space="preserve"> decidió que hay </w:t>
+      </w:r>
+      <w:r>
+        <w:rPr>
+          <w:b/>
+          <w:color w:val="960000"/>
+          <w:sz w:val="20"/>
+        </w:rPr>
+        <w:t>una sola</w:t>
+      </w:r>
+      <w:r>
+        <w:rPr>
+          <w:b w:val="0"/>
+          <w:color w:val="960000"/>
+          <w:sz w:val="20"/>
+        </w:rPr>
+        <w:t xml:space="preserve">. &gt; &gt; </w:t>
+      </w:r>
+      <w:r>
+        <w:rPr>
+          <w:b/>
+          <w:color w:val="960000"/>
+          <w:sz w:val="20"/>
+        </w:rPr>
+        <w:t>La corrección del error de `0,1 s` de más abajo sigue siendo válida como lección</w:t>
+      </w:r>
+      <w:r>
+        <w:rPr>
+          <w:b w:val="0"/>
+          <w:color w:val="960000"/>
+          <w:sz w:val="20"/>
+        </w:rPr>
+        <w:t xml:space="preserve"> —una cifra &gt; huérfana que nadie midió— </w:t>
+      </w:r>
+      <w:r>
+        <w:rPr>
+          <w:b/>
+          <w:color w:val="960000"/>
+          <w:sz w:val="20"/>
+        </w:rPr>
+        <w:t>y por eso el bloque no se borra.</w:t>
+      </w:r>
+      <w:r>
+        <w:rPr>
+          <w:b w:val="0"/>
+          <w:color w:val="960000"/>
+          <w:sz w:val="20"/>
+        </w:rPr>
+        <w:t xml:space="preserve"> Lo que cambia es que ya no hace &gt; falta medir ese error: </w:t>
+      </w:r>
+      <w:r>
+        <w:rPr>
+          <w:b/>
+          <w:color w:val="960000"/>
+          <w:sz w:val="20"/>
+        </w:rPr>
+        <w:t>la maniobra entera no se va a hacer.</w:t>
+      </w:r>
+      <w:r>
+        <w:rPr>
+          <w:b w:val="0"/>
+          <w:color w:val="960000"/>
+          <w:sz w:val="20"/>
+        </w:rPr>
+        <w:t xml:space="preserve"> &gt; &gt; ⚠️ </w:t>
+      </w:r>
+      <w:r>
+        <w:rPr>
+          <w:b/>
+          <w:color w:val="960000"/>
+          <w:sz w:val="20"/>
+        </w:rPr>
+        <w:t>Lo que esto NO retira, para que nadie lo borre de paso:</w:t>
+      </w:r>
+      <w:r>
+        <w:rPr>
+          <w:b w:val="0"/>
+          <w:color w:val="960000"/>
+          <w:sz w:val="20"/>
+        </w:rPr>
+        <w:t xml:space="preserve"> el </w:t>
+      </w:r>
+      <w:r>
+        <w:rPr>
+          <w:rFonts w:ascii="Consolas" w:hAnsi="Consolas"/>
+          <w:color w:val="960000"/>
+          <w:sz w:val="20"/>
+        </w:rPr>
+        <w:t>DS3231</w:t>
+      </w:r>
+      <w:r>
+        <w:rPr>
+          <w:b w:val="0"/>
+          <w:color w:val="960000"/>
+          <w:sz w:val="20"/>
+        </w:rPr>
+        <w:t xml:space="preserve"> del ESP32 </w:t>
+      </w:r>
+      <w:r>
+        <w:rPr>
+          <w:b/>
+          <w:color w:val="960000"/>
+          <w:sz w:val="20"/>
+        </w:rPr>
+        <w:t>del &gt; Esclavo sigue haciendo falta</w:t>
+      </w:r>
+      <w:r>
+        <w:rPr>
+          <w:b w:val="0"/>
+          <w:color w:val="960000"/>
+          <w:sz w:val="20"/>
+        </w:rPr>
+        <w:t xml:space="preserve"> (son dos, uno por poste). Es el que </w:t>
+      </w:r>
+      <w:r>
+        <w:rPr>
+          <w:b/>
+          <w:color w:val="960000"/>
+          <w:sz w:val="20"/>
+        </w:rPr>
+        <w:t>conserva con pila</w:t>
+      </w:r>
+      <w:r>
+        <w:rPr>
+          <w:b w:val="0"/>
+          <w:color w:val="960000"/>
+          <w:sz w:val="20"/>
+        </w:rPr>
+        <w:t xml:space="preserve"> la hora &gt; que ya tenía cuando se cae la radio. Retirar el Courier no retira el reloj. &gt; 🔴 </w:t>
       </w:r>
       <w:r>
         <w:rPr>
@@ -9198,7 +10579,103 @@
           <w:color w:val="960000"/>
           <w:sz w:val="20"/>
         </w:rPr>
-        <w:t xml:space="preserve"> del ESP32** de cada poste — **no el STM32**, que es el que autoriza este modo. Ver el &gt; recuadro del principio del documento. ~~🛑 **28/08/2026 — «la activación» se tacha: MEDIDO, no existe.**~~ 🟢 **REVERTIDO EL 07/09: la activación por Bluetooth del Degradado en el Esclavo YA ESTÁ CONSTRUIDA** (</w:t>
+        <w:t xml:space="preserve"> del ESP32** ~~de cada poste~~ — **no el STM32**, que es el que autoriza este modo. Ver &gt; el recuadro del principio del documento. &gt; &gt; &gt; 🔴 **«DE CADA POSTE» SE TACHA — 07/09, </w:t>
+      </w:r>
+      <w:r>
+        <w:rPr>
+          <w:b w:val="0"/>
+          <w:color w:val="960000"/>
+          <w:sz w:val="20"/>
+        </w:rPr>
+        <w:t>D-20</w:t>
+      </w:r>
+      <w:r>
+        <w:rPr>
+          <w:rFonts w:ascii="Consolas" w:hAnsi="Consolas"/>
+          <w:color w:val="960000"/>
+          <w:sz w:val="20"/>
+        </w:rPr>
+        <w:t xml:space="preserve">.** Esa frase describe **dos fuentes de hora, una &gt; &gt; por poste**, que es la arquitectura que </w:t>
+      </w:r>
+      <w:r>
+        <w:rPr>
+          <w:b w:val="0"/>
+          <w:color w:val="960000"/>
+          <w:sz w:val="20"/>
+        </w:rPr>
+        <w:t>D-20</w:t>
+      </w:r>
+      <w:r>
+        <w:rPr>
+          <w:rFonts w:ascii="Consolas" w:hAnsi="Consolas"/>
+          <w:color w:val="960000"/>
+          <w:sz w:val="20"/>
+        </w:rPr>
+        <w:t xml:space="preserve"> anula. **Quien recibe y acusa un </w:t>
+      </w:r>
+      <w:r>
+        <w:rPr>
+          <w:b w:val="0"/>
+          <w:color w:val="960000"/>
+          <w:sz w:val="20"/>
+        </w:rPr>
+        <w:t>SET_RTC</w:t>
+      </w:r>
+      <w:r>
+        <w:rPr>
+          <w:rFonts w:ascii="Consolas" w:hAnsi="Consolas"/>
+          <w:color w:val="960000"/>
+          <w:sz w:val="20"/>
+        </w:rPr>
+        <w:t xml:space="preserve"> es el &gt; &gt; </w:t>
+      </w:r>
+      <w:r>
+        <w:rPr>
+          <w:b w:val="0"/>
+          <w:color w:val="960000"/>
+          <w:sz w:val="20"/>
+        </w:rPr>
+        <w:t>DS3231</w:t>
+      </w:r>
+      <w:r>
+        <w:rPr>
+          <w:rFonts w:ascii="Consolas" w:hAnsi="Consolas"/>
+          <w:color w:val="960000"/>
+          <w:sz w:val="20"/>
+        </w:rPr>
+        <w:t xml:space="preserve"> del ESP32 del MAESTRO, y sólo ése.** El del Esclavo **también existe y también hace &gt; &gt; falta** —conserva la hora con pila cuando se cae la radio—, pero **la recibe de su propio &gt; &gt; STM32**, no del teléfono. &gt; &gt; &gt; &gt; 🛑 **Y hoy el firmware todavía hace lo que la frase tachada decía**: el puente es el mismo &gt; &gt; binario en los dos postes y atiende el </w:t>
+      </w:r>
+      <w:r>
+        <w:rPr>
+          <w:b w:val="0"/>
+          <w:color w:val="960000"/>
+          <w:sz w:val="20"/>
+        </w:rPr>
+        <w:t>SET_RTC</w:t>
+      </w:r>
+      <w:r>
+        <w:rPr>
+          <w:rFonts w:ascii="Consolas" w:hAnsi="Consolas"/>
+          <w:color w:val="960000"/>
+          <w:sz w:val="20"/>
+        </w:rPr>
+        <w:t xml:space="preserve"> venga de donde venga. **</w:t>
+      </w:r>
+      <w:r>
+        <w:rPr>
+          <w:b w:val="0"/>
+          <w:color w:val="960000"/>
+          <w:sz w:val="20"/>
+        </w:rPr>
+        <w:t>D-20</w:t>
+      </w:r>
+      <w:r>
+        <w:rPr>
+          <w:rFonts w:ascii="Consolas" w:hAnsi="Consolas"/>
+          <w:color w:val="960000"/>
+          <w:sz w:val="20"/>
+        </w:rPr>
+        <w:t xml:space="preserve"> es una decisión &gt; &gt; sin construir; el rechazo del poste 2 hay que escribirlo.** ~~🛑 **28/08/2026 — «la activación» se tacha: MEDIDO, no existe.**~~ 🟢 **REVERTIDO EL 07/09: la activación por Bluetooth del Degradado en el Esclavo YA ESTÁ CONSTRUIDA** (</w:t>
       </w:r>
       <w:r>
         <w:rPr>
@@ -9327,6 +10804,13 @@
       </w:pPr>
       <w:r>
         <w:rPr>
+          <w:b w:val="0"/>
+          <w:sz w:val="21"/>
+        </w:rPr>
+        <w:t>~~</w:t>
+      </w:r>
+      <w:r>
+        <w:rPr>
           <w:b/>
           <w:sz w:val="21"/>
         </w:rPr>
@@ -9424,7 +10908,483 @@
           <w:b w:val="0"/>
           <w:sz w:val="21"/>
         </w:rPr>
-        <w:t>).</w:t>
+        <w:t>).~~</w:t>
+      </w:r>
+    </w:p>
+    <w:p>
+      <w:pPr>
+        <w:spacing w:after="160"/>
+        <w:ind w:left="360"/>
+        <w:shd w:val="clear" w:fill="FFF4E5"/>
+      </w:pPr>
+      <w:r>
+        <w:rPr>
+          <w:b w:val="0"/>
+          <w:color w:val="960000"/>
+          <w:sz w:val="20"/>
+        </w:rPr>
+        <w:t xml:space="preserve">🛑 TACHADO EL 07/09 — </w:t>
+      </w:r>
+      <w:r>
+        <w:rPr>
+          <w:rFonts w:ascii="Consolas" w:hAnsi="Consolas"/>
+          <w:color w:val="960000"/>
+          <w:sz w:val="20"/>
+        </w:rPr>
+        <w:t>DECISIONES.md</w:t>
+      </w:r>
+      <w:r>
+        <w:rPr>
+          <w:b w:val="0"/>
+          <w:color w:val="960000"/>
+          <w:sz w:val="20"/>
+        </w:rPr>
+        <w:t xml:space="preserve"> FILA </w:t>
+      </w:r>
+      <w:r>
+        <w:rPr>
+          <w:rFonts w:ascii="Consolas" w:hAnsi="Consolas"/>
+          <w:color w:val="960000"/>
+          <w:sz w:val="20"/>
+        </w:rPr>
+        <w:t>D-20</w:t>
+      </w:r>
+      <w:r>
+        <w:rPr>
+          <w:b w:val="0"/>
+          <w:color w:val="960000"/>
+          <w:sz w:val="20"/>
+        </w:rPr>
+        <w:t xml:space="preserve">: </w:t>
+      </w:r>
+      <w:r>
+        <w:rPr>
+          <w:b/>
+          <w:color w:val="960000"/>
+          <w:sz w:val="20"/>
+        </w:rPr>
+        <w:t>LA APP NO PONE LA HORA EN EL POSTE 2. NUNCA.</w:t>
+      </w:r>
+      <w:r>
+        <w:rPr>
+          <w:b w:val="0"/>
+          <w:color w:val="960000"/>
+          <w:sz w:val="20"/>
+        </w:rPr>
+        <w:t xml:space="preserve"> </w:t>
+      </w:r>
+      <w:r>
+        <w:rPr>
+          <w:b/>
+          <w:color w:val="960000"/>
+          <w:sz w:val="20"/>
+        </w:rPr>
+        <w:t>Era una instrucción activa, numerada, dentro del procedimiento de emergencia y sin tachar</w:t>
+      </w:r>
+      <w:r>
+        <w:rPr>
+          <w:b w:val="0"/>
+          <w:color w:val="960000"/>
+          <w:sz w:val="20"/>
+        </w:rPr>
+        <w:t xml:space="preserve">, y decía lo contrario que el apartado *«La hora se pone UNA sola vez, y solo en el Maestro»* de la Sección 2 de este mismo documento. </w:t>
+      </w:r>
+      <w:r>
+        <w:rPr>
+          <w:b/>
+          <w:color w:val="960000"/>
+          <w:sz w:val="20"/>
+        </w:rPr>
+        <w:t>La contradicción vivía dentro del fichero y nadie la había cruzado.</w:t>
+      </w:r>
+      <w:r>
+        <w:rPr>
+          <w:b w:val="0"/>
+          <w:color w:val="960000"/>
+          <w:sz w:val="20"/>
+        </w:rPr>
+        <w:t xml:space="preserve"> Manda </w:t>
+      </w:r>
+      <w:r>
+        <w:rPr>
+          <w:rFonts w:ascii="Consolas" w:hAnsi="Consolas"/>
+          <w:color w:val="960000"/>
+          <w:sz w:val="20"/>
+        </w:rPr>
+        <w:t>D-20</w:t>
+      </w:r>
+      <w:r>
+        <w:rPr>
+          <w:b w:val="0"/>
+          <w:color w:val="960000"/>
+          <w:sz w:val="20"/>
+        </w:rPr>
+        <w:t xml:space="preserve">, y manda el apartado que ya decía el principio bueno. </w:t>
+      </w:r>
+      <w:r>
+        <w:rPr>
+          <w:b/>
+          <w:color w:val="960000"/>
+          <w:sz w:val="20"/>
+        </w:rPr>
+        <w:t>Por qué, en una línea:</w:t>
+      </w:r>
+      <w:r>
+        <w:rPr>
+          <w:b w:val="0"/>
+          <w:color w:val="960000"/>
+          <w:sz w:val="20"/>
+        </w:rPr>
+        <w:t xml:space="preserve"> poner la hora en el poste 2 desde el teléfono </w:t>
+      </w:r>
+      <w:r>
+        <w:rPr>
+          <w:b/>
+          <w:color w:val="960000"/>
+          <w:sz w:val="20"/>
+        </w:rPr>
+        <w:t>no es una sincronización — es una SEGUNDA FUENTE</w:t>
+      </w:r>
+      <w:r>
+        <w:rPr>
+          <w:b w:val="0"/>
+          <w:color w:val="960000"/>
+          <w:sz w:val="20"/>
+        </w:rPr>
+        <w:t xml:space="preserve">. Es exactamente el escenario de los 40 s de desfase que la Sección 2 describe, sólo que con dos </w:t>
+      </w:r>
+      <w:r>
+        <w:rPr>
+          <w:rFonts w:ascii="Consolas" w:hAnsi="Consolas"/>
+          <w:color w:val="960000"/>
+          <w:sz w:val="20"/>
+        </w:rPr>
+        <w:t>DS3231</w:t>
+      </w:r>
+      <w:r>
+        <w:rPr>
+          <w:b w:val="0"/>
+          <w:color w:val="960000"/>
+          <w:sz w:val="20"/>
+        </w:rPr>
+        <w:t xml:space="preserve"> en vez de dos pantallas. Cierra de paso el </w:t>
+      </w:r>
+      <w:r>
+        <w:rPr>
+          <w:b/>
+          <w:color w:val="960000"/>
+          <w:sz w:val="20"/>
+        </w:rPr>
+        <w:t>rejuvenecimiento</w:t>
+      </w:r>
+      <w:r>
+        <w:rPr>
+          <w:b w:val="0"/>
+          <w:color w:val="960000"/>
+          <w:sz w:val="20"/>
+        </w:rPr>
+        <w:t xml:space="preserve"> del límite de 48 h, que se conseguía poniendo ese reloj hacia atrás. ✅ </w:t>
+      </w:r>
+      <w:r>
+        <w:rPr>
+          <w:b/>
+          <w:color w:val="960000"/>
+          <w:sz w:val="20"/>
+        </w:rPr>
+        <w:t>Lo que se hace en su lugar:</w:t>
+      </w:r>
+      <w:r>
+        <w:rPr>
+          <w:b w:val="0"/>
+          <w:color w:val="960000"/>
+          <w:sz w:val="20"/>
+        </w:rPr>
+        <w:t xml:space="preserve"> la hora se pone </w:t>
+      </w:r>
+      <w:r>
+        <w:rPr>
+          <w:b/>
+          <w:color w:val="960000"/>
+          <w:sz w:val="20"/>
+        </w:rPr>
+        <w:t>una sola vez y sólo en el poste 1</w:t>
+      </w:r>
+      <w:r>
+        <w:rPr>
+          <w:b w:val="0"/>
+          <w:color w:val="960000"/>
+          <w:sz w:val="20"/>
+        </w:rPr>
+        <w:t xml:space="preserve">, y llega al poste 2 por el Maestro y por la radio. </w:t>
+      </w:r>
+      <w:r>
+        <w:rPr>
+          <w:b/>
+          <w:color w:val="960000"/>
+          <w:sz w:val="20"/>
+        </w:rPr>
+        <w:t>En la puesta en marcha, no durante la avería</w:t>
+      </w:r>
+      <w:r>
+        <w:rPr>
+          <w:b w:val="0"/>
+          <w:color w:val="960000"/>
+          <w:sz w:val="20"/>
+        </w:rPr>
+        <w:t xml:space="preserve"> — ver la regla al final de la Sección 2. 🛑 </w:t>
+      </w:r>
+      <w:r>
+        <w:rPr>
+          <w:b/>
+          <w:color w:val="960000"/>
+          <w:sz w:val="20"/>
+        </w:rPr>
+        <w:t>PERO ESO NO ESTÁ CONSTRUIDO, Y AQUÍ ES DONDE MÁS IMPORTA DECIRLO.</w:t>
+      </w:r>
+      <w:r>
+        <w:rPr>
+          <w:b w:val="0"/>
+          <w:color w:val="960000"/>
+          <w:sz w:val="20"/>
+        </w:rPr>
+        <w:t xml:space="preserve"> </w:t>
+      </w:r>
+      <w:r>
+        <w:rPr>
+          <w:rFonts w:ascii="Consolas" w:hAnsi="Consolas"/>
+          <w:color w:val="960000"/>
+          <w:sz w:val="20"/>
+        </w:rPr>
+        <w:t>D-20</w:t>
+      </w:r>
+      <w:r>
+        <w:rPr>
+          <w:b w:val="0"/>
+          <w:color w:val="960000"/>
+          <w:sz w:val="20"/>
+        </w:rPr>
+        <w:t xml:space="preserve"> está </w:t>
+      </w:r>
+      <w:r>
+        <w:rPr>
+          <w:b/>
+          <w:color w:val="960000"/>
+          <w:sz w:val="20"/>
+        </w:rPr>
+        <w:t>decidida el 07/09 y sin una línea de firmware detrás</w:t>
+      </w:r>
+      <w:r>
+        <w:rPr>
+          <w:b w:val="0"/>
+          <w:color w:val="960000"/>
+          <w:sz w:val="20"/>
+        </w:rPr>
+        <w:t xml:space="preserve">: no existe el mando </w:t>
+      </w:r>
+      <w:r>
+        <w:rPr>
+          <w:rFonts w:ascii="Consolas" w:hAnsi="Consolas"/>
+          <w:color w:val="960000"/>
+          <w:sz w:val="20"/>
+        </w:rPr>
+        <w:t>ESP32 → STM32</w:t>
+      </w:r>
+      <w:r>
+        <w:rPr>
+          <w:b w:val="0"/>
+          <w:color w:val="960000"/>
+          <w:sz w:val="20"/>
+        </w:rPr>
+        <w:t xml:space="preserve"> que siembre la hora, y </w:t>
+      </w:r>
+      <w:r>
+        <w:rPr>
+          <w:b/>
+          <w:color w:val="960000"/>
+          <w:sz w:val="20"/>
+        </w:rPr>
+        <w:t>el puente del poste 2 hoy sigue atendiendo el `SET_RTC` que le llegue</w:t>
+      </w:r>
+      <w:r>
+        <w:rPr>
+          <w:b w:val="0"/>
+          <w:color w:val="960000"/>
+          <w:sz w:val="20"/>
+        </w:rPr>
+        <w:t>. Medido, y corrido antes de publicarlo: ``</w:t>
+      </w:r>
+      <w:r>
+        <w:rPr>
+          <w:rFonts w:ascii="Consolas" w:hAnsi="Consolas"/>
+          <w:color w:val="960000"/>
+          <w:sz w:val="20"/>
+        </w:rPr>
+        <w:t xml:space="preserve"> $ grep -c "ESCLAVO\|Esclavo\|esclavo" 01_Firmware/ESP32_Expansion/src/despachador.cpp 0 </w:t>
+      </w:r>
+      <w:r>
+        <w:rPr>
+          <w:rFonts w:ascii="Consolas" w:hAnsi="Consolas"/>
+          <w:color w:val="960000"/>
+          <w:sz w:val="20"/>
+        </w:rPr>
+      </w:r>
+      <w:r>
+        <w:rPr>
+          <w:rFonts w:ascii="Consolas" w:hAnsi="Consolas"/>
+          <w:color w:val="960000"/>
+          <w:sz w:val="20"/>
+        </w:rPr>
+        <w:t xml:space="preserve"> **El puente es el MISMO firmware en los dos postes, y el fichero que decide qué hacer con un </w:t>
+      </w:r>
+      <w:r>
+        <w:rPr>
+          <w:b w:val="0"/>
+          <w:color w:val="960000"/>
+          <w:sz w:val="20"/>
+        </w:rPr>
+        <w:t>SET_RTC` no nombra al Esclavo ni una vez: hoy lo atiende venga por donde venga.</w:t>
+      </w:r>
+      <w:r>
+        <w:rPr>
+          <w:b/>
+          <w:color w:val="960000"/>
+          <w:sz w:val="20"/>
+        </w:rPr>
+        <w:t xml:space="preserve"> O sea que el botón sigue ahí y sigue funcionando. </w:t>
+      </w:r>
+      <w:r>
+        <w:rPr>
+          <w:b w:val="0"/>
+          <w:color w:val="960000"/>
+          <w:sz w:val="20"/>
+        </w:rPr>
+        <w:t>Que no se pulse es hoy una regla de procedimiento, no una barrera del equipo** — y por eso va escrito en el paso, y no sólo en la decisión.</w:t>
+      </w:r>
+    </w:p>
+    <w:p>
+      <w:pPr>
+        <w:pStyle w:val="ListNumber"/>
+        <w:spacing w:after="60"/>
+      </w:pPr>
+      <w:r>
+        <w:rPr>
+          <w:b w:val="0"/>
+          <w:sz w:val="21"/>
+        </w:rPr>
+        <w:t xml:space="preserve">✅ </w:t>
+      </w:r>
+      <w:r>
+        <w:rPr>
+          <w:b/>
+          <w:sz w:val="21"/>
+        </w:rPr>
+        <w:t>Lo que SÍ se hace en el poste 2, y `D-20` no lo deroga: LEER la hora sin cambiarla</w:t>
+      </w:r>
+      <w:r>
+        <w:rPr>
+          <w:b w:val="0"/>
+          <w:sz w:val="21"/>
+        </w:rPr>
+        <w:t xml:space="preserve"> —</w:t>
+      </w:r>
+    </w:p>
+    <w:p>
+      <w:pPr>
+        <w:spacing w:after="120"/>
+      </w:pPr>
+      <w:r>
+        <w:rPr>
+          <w:rFonts w:ascii="Consolas" w:hAnsi="Consolas"/>
+          <w:sz w:val="21"/>
+        </w:rPr>
+        <w:t>CMD:LEER_RTC</w:t>
+      </w:r>
+      <w:r>
+        <w:rPr>
+          <w:b w:val="0"/>
+          <w:sz w:val="21"/>
+        </w:rPr>
+        <w:t xml:space="preserve"> (</w:t>
+      </w:r>
+      <w:r>
+        <w:rPr>
+          <w:rFonts w:ascii="Consolas" w:hAnsi="Consolas"/>
+          <w:sz w:val="21"/>
+        </w:rPr>
+        <w:t>D-17</w:t>
+      </w:r>
+      <w:r>
+        <w:rPr>
+          <w:b w:val="0"/>
+          <w:sz w:val="21"/>
+        </w:rPr>
+        <w:t xml:space="preserve">). </w:t>
+      </w:r>
+      <w:r>
+        <w:rPr>
+          <w:b/>
+          <w:sz w:val="21"/>
+        </w:rPr>
+        <w:t>Leer no escribe nada</w:t>
+      </w:r>
+      <w:r>
+        <w:rPr>
+          <w:b w:val="0"/>
+          <w:sz w:val="21"/>
+        </w:rPr>
+        <w:t xml:space="preserve">, así que sigue mandándose </w:t>
+      </w:r>
+      <w:r>
+        <w:rPr>
+          <w:b/>
+          <w:sz w:val="21"/>
+        </w:rPr>
+        <w:t>a los dos postes</w:t>
+      </w:r>
+      <w:r>
+        <w:rPr>
+          <w:b w:val="0"/>
+          <w:sz w:val="21"/>
+        </w:rPr>
+        <w:t>;</w:t>
+      </w:r>
+    </w:p>
+    <w:p>
+      <w:pPr>
+        <w:spacing w:after="120"/>
+      </w:pPr>
+      <w:r>
+        <w:rPr>
+          <w:b w:val="0"/>
+          <w:sz w:val="21"/>
+        </w:rPr>
+        <w:t xml:space="preserve">con </w:t>
+      </w:r>
+      <w:r>
+        <w:rPr>
+          <w:rFonts w:ascii="Consolas" w:hAnsi="Consolas"/>
+          <w:sz w:val="21"/>
+        </w:rPr>
+        <w:t>D-20</w:t>
+      </w:r>
+      <w:r>
+        <w:rPr>
+          <w:b w:val="0"/>
+          <w:sz w:val="21"/>
+        </w:rPr>
+        <w:t xml:space="preserve"> construida vale más que hoy, porque es la única forma de comprobar que la siembra del</w:t>
+      </w:r>
+    </w:p>
+    <w:p>
+      <w:pPr>
+        <w:spacing w:after="120"/>
+      </w:pPr>
+      <w:r>
+        <w:rPr>
+          <w:b w:val="0"/>
+          <w:sz w:val="21"/>
+        </w:rPr>
+        <w:t>Maestro llegó de verdad al reloj del poste 2.</w:t>
       </w:r>
     </w:p>
     <w:p>
@@ -11297,6 +13257,229 @@
           <w:sz w:val="21"/>
         </w:rPr>
         <w:t>.</w:t>
+      </w:r>
+    </w:p>
+    <w:p>
+      <w:pPr>
+        <w:spacing w:after="160"/>
+        <w:ind w:left="360"/>
+        <w:shd w:val="clear" w:fill="FFF4E5"/>
+      </w:pPr>
+      <w:r>
+        <w:rPr>
+          <w:b w:val="0"/>
+          <w:color w:val="960000"/>
+          <w:sz w:val="20"/>
+        </w:rPr>
+        <w:t xml:space="preserve">⚠️ 07/09 — ESTA CUENTA SE APOYA EN UN OSCILADOR QUE NO OSCILA. NO SE RECALCULA AQUÍ; SE SEÑALA </w:t>
+      </w:r>
+      <w:r>
+        <w:rPr>
+          <w:b/>
+          <w:color w:val="960000"/>
+          <w:sz w:val="20"/>
+        </w:rPr>
+        <w:t>«La deriva de DOS cristales de 32.768 kHz»</w:t>
+      </w:r>
+      <w:r>
+        <w:rPr>
+          <w:b w:val="0"/>
+          <w:color w:val="960000"/>
+          <w:sz w:val="20"/>
+        </w:rPr>
+        <w:t xml:space="preserve"> son los dos </w:t>
+      </w:r>
+      <w:r>
+        <w:rPr>
+          <w:rFonts w:ascii="Consolas" w:hAnsi="Consolas"/>
+          <w:color w:val="960000"/>
+          <w:sz w:val="20"/>
+        </w:rPr>
+        <w:t>Y2</w:t>
+      </w:r>
+      <w:r>
+        <w:rPr>
+          <w:b w:val="0"/>
+          <w:color w:val="960000"/>
+          <w:sz w:val="20"/>
+        </w:rPr>
+        <w:t xml:space="preserve">, uno por punta — </w:t>
+      </w:r>
+      <w:r>
+        <w:rPr>
+          <w:b/>
+          <w:color w:val="960000"/>
+          <w:sz w:val="20"/>
+        </w:rPr>
+        <w:t>el mismo cristal que N-17 dio por muerto</w:t>
+      </w:r>
+      <w:r>
+        <w:rPr>
+          <w:b w:val="0"/>
+          <w:color w:val="960000"/>
+          <w:sz w:val="20"/>
+        </w:rPr>
+        <w:t xml:space="preserve"> y del que cuelga el requisito 1 de la Sección 2. Es decir: </w:t>
+      </w:r>
+      <w:r>
+        <w:rPr>
+          <w:b/>
+          <w:color w:val="960000"/>
+          <w:sz w:val="20"/>
+        </w:rPr>
+        <w:t>toda la tabla de abajo, los `±30 a 50 ppm` y el factor 1,44 describen un equipo cuyos dos relojes hoy no cuentan.</w:t>
+      </w:r>
+      <w:r>
+        <w:rPr>
+          <w:b w:val="0"/>
+          <w:color w:val="960000"/>
+          <w:sz w:val="20"/>
+        </w:rPr>
+        <w:t xml:space="preserve"> 🛑 </w:t>
+      </w:r>
+      <w:r>
+        <w:rPr>
+          <w:b/>
+          <w:color w:val="960000"/>
+          <w:sz w:val="20"/>
+        </w:rPr>
+        <w:t>Eso no vuelve falsa la cuenta, y por eso no se tacha:</w:t>
+      </w:r>
+      <w:r>
+        <w:rPr>
+          <w:b w:val="0"/>
+          <w:color w:val="960000"/>
+          <w:sz w:val="20"/>
+        </w:rPr>
+        <w:t xml:space="preserve"> describe correctamente el equipo tal como fue diseñado, y </w:t>
+      </w:r>
+      <w:r>
+        <w:rPr>
+          <w:b/>
+          <w:color w:val="960000"/>
+          <w:sz w:val="20"/>
+        </w:rPr>
+        <w:t>si los dos `Y2` arrancaran mañana la aritmética sería exactamente ésta</w:t>
+      </w:r>
+      <w:r>
+        <w:rPr>
+          <w:b w:val="0"/>
+          <w:color w:val="960000"/>
+          <w:sz w:val="20"/>
+        </w:rPr>
+        <w:t xml:space="preserve">. Lo que hay que saber al leerla es que </w:t>
+      </w:r>
+      <w:r>
+        <w:rPr>
+          <w:b/>
+          <w:color w:val="960000"/>
+          <w:sz w:val="20"/>
+        </w:rPr>
+        <w:t>es una cuenta sobre un oscilador que no está oscilando</w:t>
+      </w:r>
+      <w:r>
+        <w:rPr>
+          <w:b w:val="0"/>
+          <w:color w:val="960000"/>
+          <w:sz w:val="20"/>
+        </w:rPr>
+        <w:t xml:space="preserve">, igual que el requisito 1 es una puerta que hoy nadie puede abrir. 🟢 </w:t>
+      </w:r>
+      <w:r>
+        <w:rPr>
+          <w:b/>
+          <w:color w:val="960000"/>
+          <w:sz w:val="20"/>
+        </w:rPr>
+        <w:t>`D-20` cambia el sujeto de la cuenta, y no está construida.</w:t>
+      </w:r>
+      <w:r>
+        <w:rPr>
+          <w:b w:val="0"/>
+          <w:color w:val="960000"/>
+          <w:sz w:val="20"/>
+        </w:rPr>
+        <w:t xml:space="preserve"> Con la hora sembrada desde el </w:t>
+      </w:r>
+      <w:r>
+        <w:rPr>
+          <w:rFonts w:ascii="Consolas" w:hAnsi="Consolas"/>
+          <w:color w:val="960000"/>
+          <w:sz w:val="20"/>
+        </w:rPr>
+        <w:t>DS3231</w:t>
+      </w:r>
+      <w:r>
+        <w:rPr>
+          <w:b w:val="0"/>
+          <w:color w:val="960000"/>
+          <w:sz w:val="20"/>
+        </w:rPr>
+        <w:t xml:space="preserve"> de cada ESP32, quienes derivan pasan a ser esos dos módulos y no los dos </w:t>
+      </w:r>
+      <w:r>
+        <w:rPr>
+          <w:rFonts w:ascii="Consolas" w:hAnsi="Consolas"/>
+          <w:color w:val="960000"/>
+          <w:sz w:val="20"/>
+        </w:rPr>
+        <w:t>Y2</w:t>
+      </w:r>
+      <w:r>
+        <w:rPr>
+          <w:b w:val="0"/>
+          <w:color w:val="960000"/>
+          <w:sz w:val="20"/>
+        </w:rPr>
+        <w:t xml:space="preserve">. </w:t>
+      </w:r>
+      <w:r>
+        <w:rPr>
+          <w:b/>
+          <w:color w:val="960000"/>
+          <w:sz w:val="20"/>
+        </w:rPr>
+        <w:t>`roadmap.md` §3.4.bis publica el presupuesto derivado por el arquitecto —≈2,8 s contra los 29 s que aguanta el cruce, factor ≈10—, y aquí NO se copia como si ya rigiera:</w:t>
+      </w:r>
+      <w:r>
+        <w:rPr>
+          <w:b w:val="0"/>
+          <w:color w:val="960000"/>
+          <w:sz w:val="20"/>
+        </w:rPr>
+        <w:t xml:space="preserve"> es una cuenta sobre un mecanismo que todavía no existe. </w:t>
+      </w:r>
+      <w:r>
+        <w:rPr>
+          <w:b/>
+          <w:color w:val="960000"/>
+          <w:sz w:val="20"/>
+        </w:rPr>
+        <w:t>La cifra vigente para el equipo de hoy sigue siendo la de abajo.</w:t>
+      </w:r>
+      <w:r>
+        <w:rPr>
+          <w:b w:val="0"/>
+          <w:color w:val="960000"/>
+          <w:sz w:val="20"/>
+        </w:rPr>
+        <w:t xml:space="preserve"> *(Y una cuenta metida en una nota es justo lo que </w:t>
+      </w:r>
+      <w:r>
+        <w:rPr>
+          <w:rFonts w:ascii="Consolas" w:hAnsi="Consolas"/>
+          <w:color w:val="960000"/>
+          <w:sz w:val="20"/>
+        </w:rPr>
+        <w:t>CLAUDE.md</w:t>
+      </w:r>
+      <w:r>
+        <w:rPr>
+          <w:b w:val="0"/>
+          <w:color w:val="960000"/>
+          <w:sz w:val="20"/>
+        </w:rPr>
+        <w:t xml:space="preserve"> manda llevar a un pack (N-71); ese pack tampoco existe todavía.)*</w:t>
       </w:r>
     </w:p>
     <w:tbl>
@@ -11934,6 +14117,165 @@
           <w:sz w:val="21"/>
         </w:rPr>
         <w:t xml:space="preserve"> (N-49 T1/T2, monótono y sin saltos de fin de mes), no desde la última pulsación.</w:t>
+      </w:r>
+    </w:p>
+    <w:p>
+      <w:pPr>
+        <w:spacing w:after="160"/>
+        <w:ind w:left="360"/>
+        <w:shd w:val="clear" w:fill="FFF4E5"/>
+      </w:pPr>
+      <w:r>
+        <w:rPr>
+          <w:b w:val="0"/>
+          <w:color w:val="960000"/>
+          <w:sz w:val="20"/>
+        </w:rPr>
+        <w:t xml:space="preserve">🔴 </w:t>
+      </w:r>
+      <w:r>
+        <w:rPr>
+          <w:b/>
+          <w:color w:val="960000"/>
+          <w:sz w:val="20"/>
+        </w:rPr>
+        <w:t>07/09 — `D-20` NO CAMBIA LA REGLA, PERO SÍ DE DÓNDE SALE EL NÚMERO, Y ESA ES LA MITAD QUE SE OLVIDA.</w:t>
+      </w:r>
+      <w:r>
+        <w:rPr>
+          <w:b w:val="0"/>
+          <w:color w:val="960000"/>
+          <w:sz w:val="20"/>
+        </w:rPr>
+        <w:t xml:space="preserve"> La radio </w:t>
+      </w:r>
+      <w:r>
+        <w:rPr>
+          <w:b/>
+          <w:color w:val="960000"/>
+          <w:sz w:val="20"/>
+        </w:rPr>
+        <w:t>sigue siendo el camino entre postes</w:t>
+      </w:r>
+      <w:r>
+        <w:rPr>
+          <w:b w:val="0"/>
+          <w:color w:val="960000"/>
+          <w:sz w:val="20"/>
+        </w:rPr>
+        <w:t xml:space="preserve"> y una sincronización nueva sigue siendo lo único que reinicia la cuenta. Lo que cambia es que </w:t>
+      </w:r>
+      <w:r>
+        <w:rPr>
+          <w:b/>
+          <w:color w:val="960000"/>
+          <w:sz w:val="20"/>
+        </w:rPr>
+        <w:t>ese «contador del RTC» es hoy el del RTC del STM32</w:t>
+      </w:r>
+      <w:r>
+        <w:rPr>
+          <w:b w:val="0"/>
+          <w:color w:val="960000"/>
+          <w:sz w:val="20"/>
+        </w:rPr>
+        <w:t xml:space="preserve"> —el que </w:t>
+      </w:r>
+      <w:r>
+        <w:rPr>
+          <w:rFonts w:ascii="Consolas" w:hAnsi="Consolas"/>
+          <w:color w:val="960000"/>
+          <w:sz w:val="20"/>
+        </w:rPr>
+        <w:t>D-20</w:t>
+      </w:r>
+      <w:r>
+        <w:rPr>
+          <w:b w:val="0"/>
+          <w:color w:val="960000"/>
+          <w:sz w:val="20"/>
+        </w:rPr>
+        <w:t xml:space="preserve"> jubila—. </w:t>
+      </w:r>
+      <w:r>
+        <w:rPr>
+          <w:b/>
+          <w:color w:val="960000"/>
+          <w:sz w:val="20"/>
+        </w:rPr>
+        <w:t>`roadmap.md` §3.4.bis lo lista como la fila 3 de lo que hay que construir:</w:t>
+      </w:r>
+      <w:r>
+        <w:rPr>
+          <w:b w:val="0"/>
+          <w:color w:val="960000"/>
+          <w:sz w:val="20"/>
+        </w:rPr>
+        <w:t xml:space="preserve"> *«las 48 h salen hoy del contador crudo del RTC; tienen que venir del ESP32 o se pierden en el primer corte»*. ⚠️ </w:t>
+      </w:r>
+      <w:r>
+        <w:rPr>
+          <w:b/>
+          <w:color w:val="960000"/>
+          <w:sz w:val="20"/>
+        </w:rPr>
+        <w:t>No se puede afirmar aquí cómo quedará ese cómputo: no está construido, y este documento no escribe hipótesis como si fueran reparaciones.</w:t>
+      </w:r>
+      <w:r>
+        <w:rPr>
+          <w:b w:val="0"/>
+          <w:color w:val="960000"/>
+          <w:sz w:val="20"/>
+        </w:rPr>
+        <w:t xml:space="preserve"> Lo que sí se puede afirmar es lo de hoy: </w:t>
+      </w:r>
+      <w:r>
+        <w:rPr>
+          <w:b/>
+          <w:color w:val="960000"/>
+          <w:sz w:val="20"/>
+        </w:rPr>
+        <w:t>el límite de 48 h se apoya en un contador que sólo avanza si el `Y2` oscila</w:t>
+      </w:r>
+      <w:r>
+        <w:rPr>
+          <w:b w:val="0"/>
+          <w:color w:val="960000"/>
+          <w:sz w:val="20"/>
+        </w:rPr>
+        <w:t xml:space="preserve"> — el mismo cristal del requisito 1. 🛑 </w:t>
+      </w:r>
+      <w:r>
+        <w:rPr>
+          <w:b/>
+          <w:color w:val="960000"/>
+          <w:sz w:val="20"/>
+        </w:rPr>
+        <w:t>Y lo que `D-20` sí obliga a decir aquí, porque es de campo:</w:t>
+      </w:r>
+      <w:r>
+        <w:rPr>
+          <w:b w:val="0"/>
+          <w:color w:val="960000"/>
+          <w:sz w:val="20"/>
+        </w:rPr>
+        <w:t xml:space="preserve"> el rejuvenecimiento de esta cuenta poniendo un reloj hacia atrás desde el teléfono </w:t>
+      </w:r>
+      <w:r>
+        <w:rPr>
+          <w:b/>
+          <w:color w:val="960000"/>
+          <w:sz w:val="20"/>
+        </w:rPr>
+        <w:t>deja de ser posible por diseño</w:t>
+      </w:r>
+      <w:r>
+        <w:rPr>
+          <w:b w:val="0"/>
+          <w:color w:val="960000"/>
+          <w:sz w:val="20"/>
+        </w:rPr>
+        <w:t xml:space="preserve"> — la app no pone la hora en el poste 2. El límite de 48 h no tiene botón de posponer, y esa era la última rendija que quedaba.</w:t>
       </w:r>
     </w:p>
     <w:p>
@@ -18285,6 +20627,13 @@
       </w:pPr>
       <w:r>
         <w:rPr>
+          <w:b w:val="0"/>
+          <w:sz w:val="21"/>
+        </w:rPr>
+        <w:t>~~</w:t>
+      </w:r>
+      <w:r>
+        <w:rPr>
           <w:b/>
           <w:sz w:val="21"/>
         </w:rPr>
@@ -18307,7 +20656,7 @@
           <w:b w:val="0"/>
           <w:sz w:val="21"/>
         </w:rPr>
-        <w:t xml:space="preserve">así que un microcorte los pierde. El módulo </w:t>
+        <w:t xml:space="preserve">así que un microcorte los pierde.~~ El módulo </w:t>
       </w:r>
       <w:r>
         <w:rPr>
@@ -18333,7 +20682,21 @@
           <w:b w:val="0"/>
           <w:sz w:val="21"/>
         </w:rPr>
-        <w:t>respaldo —alimentados por la misma pila CR2032 ya instalada— **está escrito pero todavía no</w:t>
+        <w:t>respaldo —</w:t>
+      </w:r>
+      <w:r>
+        <w:rPr>
+          <w:b/>
+          <w:sz w:val="21"/>
+        </w:rPr>
+        <w:t>alimentados por la misma pila `CR2032` ya instalada</w:t>
+      </w:r>
+      <w:r>
+        <w:rPr>
+          <w:b w:val="0"/>
+          <w:sz w:val="21"/>
+        </w:rPr>
+        <w:t>— ~~**está escrito pero todavía no</w:t>
       </w:r>
     </w:p>
     <w:p>
@@ -18371,7 +20734,566 @@
           <w:b w:val="0"/>
           <w:sz w:val="21"/>
         </w:rPr>
-        <w:t>arriba**.</w:t>
+        <w:t>arriba**.~~</w:t>
+      </w:r>
+    </w:p>
+    <w:p>
+      <w:pPr>
+        <w:spacing w:after="160"/>
+        <w:ind w:left="360"/>
+        <w:shd w:val="clear" w:fill="FFF4E5"/>
+      </w:pPr>
+      <w:r>
+        <w:rPr>
+          <w:b w:val="0"/>
+          <w:color w:val="960000"/>
+          <w:sz w:val="20"/>
+        </w:rPr>
+        <w:t xml:space="preserve">🔴 </w:t>
+      </w:r>
+      <w:r>
+        <w:rPr>
+          <w:b/>
+          <w:color w:val="960000"/>
+          <w:sz w:val="20"/>
+        </w:rPr>
+        <w:t>07/09 — LA PARTE TACHADA ES LA TERCERA COPIA DE LA MISMA FRASE CADUCADA</w:t>
+      </w:r>
+      <w:r>
+        <w:rPr>
+          <w:b w:val="0"/>
+          <w:color w:val="960000"/>
+          <w:sz w:val="20"/>
+        </w:rPr>
+        <w:t xml:space="preserve"> *(las otras dos están en la Sección 2 y en la Sección 9, ya corregidas con su </w:t>
+      </w:r>
+      <w:r>
+        <w:rPr>
+          <w:rFonts w:ascii="Consolas" w:hAnsi="Consolas"/>
+          <w:color w:val="960000"/>
+          <w:sz w:val="20"/>
+        </w:rPr>
+        <w:t>grep</w:t>
+      </w:r>
+      <w:r>
+        <w:rPr>
+          <w:b w:val="0"/>
+          <w:color w:val="960000"/>
+          <w:sz w:val="20"/>
+        </w:rPr>
+        <w:t xml:space="preserve">)*: </w:t>
+      </w:r>
+      <w:r>
+        <w:rPr>
+          <w:b/>
+          <w:color w:val="960000"/>
+          <w:sz w:val="20"/>
+        </w:rPr>
+        <w:t>`respaldo.cpp` SÍ está conectado</w:t>
+      </w:r>
+      <w:r>
+        <w:rPr>
+          <w:b w:val="0"/>
+          <w:color w:val="960000"/>
+          <w:sz w:val="20"/>
+        </w:rPr>
+        <w:t xml:space="preserve"> —</w:t>
+      </w:r>
+      <w:r>
+        <w:rPr>
+          <w:rFonts w:ascii="Consolas" w:hAnsi="Consolas"/>
+          <w:color w:val="960000"/>
+          <w:sz w:val="20"/>
+        </w:rPr>
+        <w:t>respaldo_setup()</w:t>
+      </w:r>
+      <w:r>
+        <w:rPr>
+          <w:b w:val="0"/>
+          <w:color w:val="960000"/>
+          <w:sz w:val="20"/>
+        </w:rPr>
+        <w:t xml:space="preserve"> tiene llamador vivo en el </w:t>
+      </w:r>
+      <w:r>
+        <w:rPr>
+          <w:rFonts w:ascii="Consolas" w:hAnsi="Consolas"/>
+          <w:color w:val="960000"/>
+          <w:sz w:val="20"/>
+        </w:rPr>
+        <w:t>main.cpp</w:t>
+      </w:r>
+      <w:r>
+        <w:rPr>
+          <w:b w:val="0"/>
+          <w:color w:val="960000"/>
+          <w:sz w:val="20"/>
+        </w:rPr>
+        <w:t xml:space="preserve"> de las dos puntas— y el equipo </w:t>
+      </w:r>
+      <w:r>
+        <w:rPr>
+          <w:b/>
+          <w:color w:val="960000"/>
+          <w:sz w:val="20"/>
+        </w:rPr>
+        <w:t>reanuda solo</w:t>
+      </w:r>
+      <w:r>
+        <w:rPr>
+          <w:b w:val="0"/>
+          <w:color w:val="960000"/>
+          <w:sz w:val="20"/>
+        </w:rPr>
+        <w:t xml:space="preserve"> el Modo Degradado tras un corte. Se conserva tachada y no borrada porque es el mismo error repetido en tres sitios, y eso es el hallazgo. ## ✅ LO QUE DE ESTE PÁRRAFO NO SÓLO SIGUE VIGENTE, SINO QUE </w:t>
+      </w:r>
+      <w:r>
+        <w:rPr>
+          <w:rFonts w:ascii="Consolas" w:hAnsi="Consolas"/>
+          <w:color w:val="960000"/>
+          <w:sz w:val="20"/>
+        </w:rPr>
+        <w:t>D-20</w:t>
+      </w:r>
+      <w:r>
+        <w:rPr>
+          <w:b w:val="0"/>
+          <w:color w:val="960000"/>
+          <w:sz w:val="20"/>
+        </w:rPr>
+        <w:t xml:space="preserve"> REFUERZA: </w:t>
+      </w:r>
+      <w:r>
+        <w:rPr>
+          <w:b/>
+          <w:color w:val="960000"/>
+          <w:sz w:val="20"/>
+        </w:rPr>
+        <w:t>LA `CR2032` DEL STM32 SIGUE SIENDO OBLIGATORIA</w:t>
+      </w:r>
+      <w:r>
+        <w:rPr>
+          <w:b w:val="0"/>
+          <w:color w:val="960000"/>
+          <w:sz w:val="20"/>
+        </w:rPr>
+        <w:t xml:space="preserve"> </w:t>
+      </w:r>
+      <w:r>
+        <w:rPr>
+          <w:b/>
+          <w:color w:val="960000"/>
+          <w:sz w:val="20"/>
+        </w:rPr>
+        <w:t>Y ya no es por la hora.</w:t>
+      </w:r>
+      <w:r>
+        <w:rPr>
+          <w:b w:val="0"/>
+          <w:color w:val="960000"/>
+          <w:sz w:val="20"/>
+        </w:rPr>
+        <w:t xml:space="preserve"> </w:t>
+      </w:r>
+      <w:r>
+        <w:rPr>
+          <w:rFonts w:ascii="Consolas" w:hAnsi="Consolas"/>
+          <w:color w:val="960000"/>
+          <w:sz w:val="20"/>
+        </w:rPr>
+        <w:t>D-20</w:t>
+      </w:r>
+      <w:r>
+        <w:rPr>
+          <w:b w:val="0"/>
+          <w:color w:val="960000"/>
+          <w:sz w:val="20"/>
+        </w:rPr>
+        <w:t xml:space="preserve"> le quita al STM32 la autoridad del reloj, así que es fácil concluir *«entonces la pila del STM32 ya no hace falta»*. </w:t>
+      </w:r>
+      <w:r>
+        <w:rPr>
+          <w:b/>
+          <w:color w:val="960000"/>
+          <w:sz w:val="20"/>
+        </w:rPr>
+        <w:t>Es falso, y sería un error caro:</w:t>
+      </w:r>
+      <w:r>
+        <w:rPr>
+          <w:b w:val="0"/>
+          <w:color w:val="960000"/>
+          <w:sz w:val="20"/>
+        </w:rPr>
+        <w:t xml:space="preserve"> esa misma </w:t>
+      </w:r>
+      <w:r>
+        <w:rPr>
+          <w:rFonts w:ascii="Consolas" w:hAnsi="Consolas"/>
+          <w:color w:val="960000"/>
+          <w:sz w:val="20"/>
+        </w:rPr>
+        <w:t>CR2032</w:t>
+      </w:r>
+      <w:r>
+        <w:rPr>
+          <w:b w:val="0"/>
+          <w:color w:val="960000"/>
+          <w:sz w:val="20"/>
+        </w:rPr>
+        <w:t xml:space="preserve"> alimenta el </w:t>
+      </w:r>
+      <w:r>
+        <w:rPr>
+          <w:b/>
+          <w:color w:val="960000"/>
+          <w:sz w:val="20"/>
+        </w:rPr>
+        <w:t>dominio de respaldo</w:t>
+      </w:r>
+      <w:r>
+        <w:rPr>
+          <w:b w:val="0"/>
+          <w:color w:val="960000"/>
+          <w:sz w:val="20"/>
+        </w:rPr>
+        <w:t xml:space="preserve"> (</w:t>
+      </w:r>
+      <w:r>
+        <w:rPr>
+          <w:rFonts w:ascii="Consolas" w:hAnsi="Consolas"/>
+          <w:color w:val="960000"/>
+          <w:sz w:val="20"/>
+        </w:rPr>
+        <w:t>BKP-&gt;DR1..DR10</w:t>
+      </w:r>
+      <w:r>
+        <w:rPr>
+          <w:b w:val="0"/>
+          <w:color w:val="960000"/>
+          <w:sz w:val="20"/>
+        </w:rPr>
+        <w:t xml:space="preserve">), donde viven la marca de sincronización y el indicador del Degradado — o sea </w:t>
+      </w:r>
+      <w:r>
+        <w:rPr>
+          <w:b/>
+          <w:color w:val="960000"/>
+          <w:sz w:val="20"/>
+        </w:rPr>
+        <w:t>el cómputo de las 48 h y la reanudación tras corte</w:t>
+      </w:r>
+      <w:r>
+        <w:rPr>
+          <w:b w:val="0"/>
+          <w:color w:val="960000"/>
+          <w:sz w:val="20"/>
+        </w:rPr>
+        <w:t xml:space="preserve">. Lo dice el propio fuente, símbolo </w:t>
+      </w:r>
+      <w:r>
+        <w:rPr>
+          <w:rFonts w:ascii="Consolas" w:hAnsi="Consolas"/>
+          <w:color w:val="960000"/>
+          <w:sz w:val="20"/>
+        </w:rPr>
+        <w:t>respaldo.h</w:t>
+      </w:r>
+      <w:r>
+        <w:rPr>
+          <w:b w:val="0"/>
+          <w:color w:val="960000"/>
+          <w:sz w:val="20"/>
+        </w:rPr>
+        <w:t xml:space="preserve">: &gt; *«alimentados por LA MISMA pila </w:t>
+      </w:r>
+      <w:r>
+        <w:rPr>
+          <w:rFonts w:ascii="Consolas" w:hAnsi="Consolas"/>
+          <w:color w:val="960000"/>
+          <w:sz w:val="20"/>
+        </w:rPr>
+        <w:t>CR2032</w:t>
+      </w:r>
+      <w:r>
+        <w:rPr>
+          <w:b w:val="0"/>
+          <w:color w:val="960000"/>
+          <w:sz w:val="20"/>
+        </w:rPr>
+        <w:t xml:space="preserve"> que ya mantiene el RTC»* · *«Sin pila… </w:t>
+      </w:r>
+      <w:r>
+        <w:rPr>
+          <w:rFonts w:ascii="Consolas" w:hAnsi="Consolas"/>
+          <w:color w:val="960000"/>
+          <w:sz w:val="20"/>
+        </w:rPr>
+        <w:t>respaldo_setup()</w:t>
+      </w:r>
+      <w:r>
+        <w:rPr>
+          <w:b w:val="0"/>
+          <w:color w:val="960000"/>
+          <w:sz w:val="20"/>
+        </w:rPr>
+        <w:t xml:space="preserve"> &gt; encuentra el contenido inválido y borra»* 🛑 </w:t>
+      </w:r>
+      <w:r>
+        <w:rPr>
+          <w:b/>
+          <w:color w:val="960000"/>
+          <w:sz w:val="20"/>
+        </w:rPr>
+        <w:t>Sin esa pila, el equipo arranca con el respaldo borrado y el Degradado no puede reanudar nunca.</w:t>
+      </w:r>
+      <w:r>
+        <w:rPr>
+          <w:b w:val="0"/>
+          <w:color w:val="960000"/>
+          <w:sz w:val="20"/>
+        </w:rPr>
+        <w:t xml:space="preserve"> Son </w:t>
+      </w:r>
+      <w:r>
+        <w:rPr>
+          <w:b/>
+          <w:color w:val="960000"/>
+          <w:sz w:val="20"/>
+        </w:rPr>
+        <w:t>dos pilas por poste y las dos hacen falta</w:t>
+      </w:r>
+      <w:r>
+        <w:rPr>
+          <w:b w:val="0"/>
+          <w:color w:val="960000"/>
+          <w:sz w:val="20"/>
+        </w:rPr>
+        <w:t xml:space="preserve">: la </w:t>
+      </w:r>
+      <w:r>
+        <w:rPr>
+          <w:rFonts w:ascii="Consolas" w:hAnsi="Consolas"/>
+          <w:color w:val="960000"/>
+          <w:sz w:val="20"/>
+        </w:rPr>
+        <w:t>CR2032</w:t>
+      </w:r>
+      <w:r>
+        <w:rPr>
+          <w:b w:val="0"/>
+          <w:color w:val="960000"/>
+          <w:sz w:val="20"/>
+        </w:rPr>
+        <w:t xml:space="preserve"> del STM32 (el respaldo) y la del módulo </w:t>
+      </w:r>
+      <w:r>
+        <w:rPr>
+          <w:rFonts w:ascii="Consolas" w:hAnsi="Consolas"/>
+          <w:color w:val="960000"/>
+          <w:sz w:val="20"/>
+        </w:rPr>
+        <w:t>DS3231</w:t>
+      </w:r>
+      <w:r>
+        <w:rPr>
+          <w:b w:val="0"/>
+          <w:color w:val="960000"/>
+          <w:sz w:val="20"/>
+        </w:rPr>
+        <w:t xml:space="preserve"> del ESP32 (la hora). 🔴 </w:t>
+      </w:r>
+      <w:r>
+        <w:rPr>
+          <w:b/>
+          <w:color w:val="960000"/>
+          <w:sz w:val="20"/>
+        </w:rPr>
+        <w:t>Y lo que NO se escribe aquí, porque es falso y ya se escribió mal una vez hoy en otro documento:</w:t>
+      </w:r>
+      <w:r>
+        <w:rPr>
+          <w:b w:val="0"/>
+          <w:color w:val="960000"/>
+          <w:sz w:val="20"/>
+        </w:rPr>
+        <w:t xml:space="preserve"> *«el STM32 no tiene ni pila ni cristal»*. </w:t>
+      </w:r>
+      <w:r>
+        <w:rPr>
+          <w:b/>
+          <w:color w:val="960000"/>
+          <w:sz w:val="20"/>
+        </w:rPr>
+        <w:t>Tiene las dos y no usa ninguna:</w:t>
+      </w:r>
+      <w:r>
+        <w:rPr>
+          <w:b w:val="0"/>
+          <w:color w:val="960000"/>
+          <w:sz w:val="20"/>
+        </w:rPr>
+        <w:t xml:space="preserve"> </w:t>
+      </w:r>
+      <w:r>
+        <w:rPr>
+          <w:rFonts w:ascii="Consolas" w:hAnsi="Consolas"/>
+          <w:color w:val="960000"/>
+          <w:sz w:val="20"/>
+        </w:rPr>
+        <w:t>Y1</w:t>
+      </w:r>
+      <w:r>
+        <w:rPr>
+          <w:b w:val="0"/>
+          <w:color w:val="960000"/>
+          <w:sz w:val="20"/>
+        </w:rPr>
+        <w:t xml:space="preserve"> de 8 MHz está en la placa y el firmware arranca con el </w:t>
+      </w:r>
+      <w:r>
+        <w:rPr>
+          <w:b/>
+          <w:color w:val="960000"/>
+          <w:sz w:val="20"/>
+        </w:rPr>
+        <w:t>HSI</w:t>
+      </w:r>
+      <w:r>
+        <w:rPr>
+          <w:b w:val="0"/>
+          <w:color w:val="960000"/>
+          <w:sz w:val="20"/>
+        </w:rPr>
+        <w:t xml:space="preserve">, y </w:t>
+      </w:r>
+      <w:r>
+        <w:rPr>
+          <w:rFonts w:ascii="Consolas" w:hAnsi="Consolas"/>
+          <w:color w:val="960000"/>
+          <w:sz w:val="20"/>
+        </w:rPr>
+        <w:t>VBAT</w:t>
+      </w:r>
+      <w:r>
+        <w:rPr>
+          <w:b w:val="0"/>
+          <w:color w:val="960000"/>
+          <w:sz w:val="20"/>
+        </w:rPr>
+        <w:t xml:space="preserve"> midió </w:t>
+      </w:r>
+      <w:r>
+        <w:rPr>
+          <w:b/>
+          <w:color w:val="960000"/>
+          <w:sz w:val="20"/>
+        </w:rPr>
+        <w:t>3 V con la tarjeta apagada</w:t>
+      </w:r>
+      <w:r>
+        <w:rPr>
+          <w:b w:val="0"/>
+          <w:color w:val="960000"/>
+          <w:sz w:val="20"/>
+        </w:rPr>
+        <w:t xml:space="preserve"> (N-37) en </w:t>
+      </w:r>
+      <w:r>
+        <w:rPr>
+          <w:b/>
+          <w:color w:val="960000"/>
+          <w:sz w:val="20"/>
+        </w:rPr>
+        <w:t>al menos una</w:t>
+      </w:r>
+      <w:r>
+        <w:rPr>
+          <w:b w:val="0"/>
+          <w:color w:val="960000"/>
+          <w:sz w:val="20"/>
+        </w:rPr>
+        <w:t xml:space="preserve"> tarjeta —la otra sigue </w:t>
+      </w:r>
+      <w:r>
+        <w:rPr>
+          <w:rFonts w:ascii="Consolas" w:hAnsi="Consolas"/>
+          <w:color w:val="960000"/>
+          <w:sz w:val="20"/>
+        </w:rPr>
+        <w:t>SIN VERIFICAR</w:t>
+      </w:r>
+      <w:r>
+        <w:rPr>
+          <w:b w:val="0"/>
+          <w:color w:val="960000"/>
+          <w:sz w:val="20"/>
+        </w:rPr>
+        <w:t xml:space="preserve">—. </w:t>
+      </w:r>
+      <w:r>
+        <w:rPr>
+          <w:b/>
+          <w:color w:val="960000"/>
+          <w:sz w:val="20"/>
+        </w:rPr>
+        <w:t>Lo muerto es `Y2`, y sólo `Y2`.</w:t>
+      </w:r>
+      <w:r>
+        <w:rPr>
+          <w:b w:val="0"/>
+          <w:color w:val="960000"/>
+          <w:sz w:val="20"/>
+        </w:rPr>
+        <w:t xml:space="preserve"> ✅ </w:t>
+      </w:r>
+      <w:r>
+        <w:rPr>
+          <w:b/>
+          <w:color w:val="960000"/>
+          <w:sz w:val="20"/>
+        </w:rPr>
+        <w:t>Por eso el aviso del principio de este documento se mantiene palabra por palabra: no cambie la pila, no cambie el cristal `Y2` y no cargue nada.</w:t>
+      </w:r>
+      <w:r>
+        <w:rPr>
+          <w:b w:val="0"/>
+          <w:color w:val="960000"/>
+          <w:sz w:val="20"/>
+        </w:rPr>
+        <w:t xml:space="preserve"> Que </w:t>
+      </w:r>
+      <w:r>
+        <w:rPr>
+          <w:rFonts w:ascii="Consolas" w:hAnsi="Consolas"/>
+          <w:color w:val="960000"/>
+          <w:sz w:val="20"/>
+        </w:rPr>
+        <w:t>D-20</w:t>
+      </w:r>
+      <w:r>
+        <w:rPr>
+          <w:b w:val="0"/>
+          <w:color w:val="960000"/>
+          <w:sz w:val="20"/>
+        </w:rPr>
+        <w:t xml:space="preserve"> mude el reloj </w:t>
+      </w:r>
+      <w:r>
+        <w:rPr>
+          <w:b/>
+          <w:color w:val="960000"/>
+          <w:sz w:val="20"/>
+        </w:rPr>
+        <w:t>no autoriza a quitarle piezas a la tarjeta</w:t>
+      </w:r>
+      <w:r>
+        <w:rPr>
+          <w:b w:val="0"/>
+          <w:color w:val="960000"/>
+          <w:sz w:val="20"/>
+        </w:rPr>
+        <w:t>.</w:t>
       </w:r>
     </w:p>
     <w:p>
@@ -19002,7 +21924,7 @@
                 <w:b/>
                 <w:sz w:val="19"/>
               </w:rPr>
-              <w:t>Requisito 1 · reloj en hora</w:t>
+              <w:t>Requisito 1 · reloj en hora — MAESTRO</w:t>
             </w:r>
           </w:p>
         </w:tc>
@@ -19017,14 +21939,70 @@
                 <w:b/>
                 <w:sz w:val="19"/>
               </w:rPr>
-              <w:t>HOY NO SE PUEDE CUMPLIR</w:t>
+              <w:t>HOY NO SE PUEDE CUMPLIR.</w:t>
             </w:r>
             <w:r>
               <w:rPr>
                 <w:b w:val="0"/>
                 <w:sz w:val="19"/>
               </w:rPr>
-              <w:t xml:space="preserve"> — ver el recuadro del principio</w:t>
+              <w:t xml:space="preserve"> El único llamador vivo de </w:t>
+            </w:r>
+            <w:r>
+              <w:rPr>
+                <w:rFonts w:ascii="Consolas" w:hAnsi="Consolas"/>
+                <w:sz w:val="19"/>
+              </w:rPr>
+              <w:t>reloj_ajustar()</w:t>
+            </w:r>
+            <w:r>
+              <w:rPr>
+                <w:b w:val="0"/>
+                <w:sz w:val="19"/>
+              </w:rPr>
+              <w:t xml:space="preserve"> es la pantalla </w:t>
+            </w:r>
+            <w:r>
+              <w:rPr>
+                <w:rFonts w:ascii="Consolas" w:hAnsi="Consolas"/>
+                <w:sz w:val="19"/>
+              </w:rPr>
+              <w:t>AJUSTAR HORA</w:t>
+            </w:r>
+            <w:r>
+              <w:rPr>
+                <w:b w:val="0"/>
+                <w:sz w:val="19"/>
+              </w:rPr>
+              <w:t>, y el menú está tapiado (</w:t>
+            </w:r>
+            <w:r>
+              <w:rPr>
+                <w:rFonts w:ascii="Consolas" w:hAnsi="Consolas"/>
+                <w:sz w:val="19"/>
+              </w:rPr>
+              <w:t>D-15</w:t>
+            </w:r>
+            <w:r>
+              <w:rPr>
+                <w:b w:val="0"/>
+                <w:sz w:val="19"/>
+              </w:rPr>
+              <w:t xml:space="preserve">, </w:t>
+            </w:r>
+            <w:r>
+              <w:rPr>
+                <w:rFonts w:ascii="Consolas" w:hAnsi="Consolas"/>
+                <w:sz w:val="19"/>
+              </w:rPr>
+              <w:t>D-17.bis</w:t>
+            </w:r>
+            <w:r>
+              <w:rPr>
+                <w:b w:val="0"/>
+                <w:sz w:val="19"/>
+              </w:rPr>
+              <w:t>)</w:t>
             </w:r>
           </w:p>
         </w:tc>
@@ -19040,6 +22018,324 @@
                 <w:sz w:val="19"/>
               </w:rPr>
               <w:t>reloj_enHora()</w:t>
+            </w:r>
+            <w:r>
+              <w:rPr>
+                <w:b w:val="0"/>
+                <w:sz w:val="19"/>
+              </w:rPr>
+              <w:t xml:space="preserve"> de </w:t>
+            </w:r>
+            <w:r>
+              <w:rPr>
+                <w:rFonts w:ascii="Consolas" w:hAnsi="Consolas"/>
+                <w:sz w:val="19"/>
+              </w:rPr>
+              <w:t>Maestro/src/reloj.cpp</w:t>
+            </w:r>
+          </w:p>
+        </w:tc>
+      </w:tr>
+      <w:tr>
+        <w:tc>
+          <w:tcPr>
+            <w:tcW w:type="dxa" w:w="3120"/>
+          </w:tcPr>
+          <w:p>
+            <w:r/>
+            <w:r>
+              <w:rPr>
+                <w:b w:val="0"/>
+                <w:sz w:val="19"/>
+              </w:rPr>
+              <w:t xml:space="preserve">🔴 </w:t>
+            </w:r>
+            <w:r>
+              <w:rPr>
+                <w:b/>
+                <w:sz w:val="19"/>
+              </w:rPr>
+              <w:t>Requisito 1 · reloj en hora — ESCLAVO</w:t>
+            </w:r>
+            <w:r>
+              <w:rPr>
+                <w:b w:val="0"/>
+                <w:sz w:val="19"/>
+              </w:rPr>
+              <w:t xml:space="preserve"> *(añadido el 07/09: esta tabla decía </w:t>
+            </w:r>
+            <w:r>
+              <w:rPr>
+                <w:rFonts w:ascii="Consolas" w:hAnsi="Consolas"/>
+                <w:sz w:val="19"/>
+              </w:rPr>
+              <w:t>reloj_enHora()</w:t>
+            </w:r>
+            <w:r>
+              <w:rPr>
+                <w:b w:val="0"/>
+                <w:sz w:val="19"/>
+              </w:rPr>
+              <w:t xml:space="preserve"> </w:t>
+            </w:r>
+            <w:r>
+              <w:rPr>
+                <w:b/>
+                <w:sz w:val="19"/>
+              </w:rPr>
+              <w:t>sin distinguir punta</w:t>
+            </w:r>
+            <w:r>
+              <w:rPr>
+                <w:b w:val="0"/>
+                <w:sz w:val="19"/>
+              </w:rPr>
+              <w:t>, y las dos puntas están bloqueadas por motivos DISTINTOS)*</w:t>
+            </w:r>
+          </w:p>
+        </w:tc>
+        <w:tc>
+          <w:tcPr>
+            <w:tcW w:type="dxa" w:w="3120"/>
+          </w:tcPr>
+          <w:p>
+            <w:r/>
+            <w:r>
+              <w:rPr>
+                <w:b/>
+                <w:sz w:val="19"/>
+              </w:rPr>
+              <w:t>HOY NO SE PUEDE CUMPLIR, y no por culpa del Maestro.</w:t>
+            </w:r>
+            <w:r>
+              <w:rPr>
+                <w:b w:val="0"/>
+                <w:sz w:val="19"/>
+              </w:rPr>
+              <w:t xml:space="preserve"> </w:t>
+            </w:r>
+            <w:r>
+              <w:rPr>
+                <w:rFonts w:ascii="Consolas" w:hAnsi="Consolas"/>
+                <w:sz w:val="19"/>
+              </w:rPr>
+              <w:t>reloj_setup()</w:t>
+            </w:r>
+            <w:r>
+              <w:rPr>
+                <w:b w:val="0"/>
+                <w:sz w:val="19"/>
+              </w:rPr>
+              <w:t xml:space="preserve"> sale antes de </w:t>
+            </w:r>
+            <w:r>
+              <w:rPr>
+                <w:rFonts w:ascii="Consolas" w:hAnsi="Consolas"/>
+                <w:sz w:val="19"/>
+              </w:rPr>
+              <w:t>rtc.begin()</w:t>
+            </w:r>
+            <w:r>
+              <w:rPr>
+                <w:b w:val="0"/>
+                <w:sz w:val="19"/>
+              </w:rPr>
+              <w:t xml:space="preserve"> si el </w:t>
+            </w:r>
+            <w:r>
+              <w:rPr>
+                <w:rFonts w:ascii="Consolas" w:hAnsi="Consolas"/>
+                <w:sz w:val="19"/>
+              </w:rPr>
+              <w:t>LSE</w:t>
+            </w:r>
+            <w:r>
+              <w:rPr>
+                <w:b w:val="0"/>
+                <w:sz w:val="19"/>
+              </w:rPr>
+              <w:t xml:space="preserve"> —el cristal </w:t>
+            </w:r>
+            <w:r>
+              <w:rPr>
+                <w:rFonts w:ascii="Consolas" w:hAnsi="Consolas"/>
+                <w:sz w:val="19"/>
+              </w:rPr>
+              <w:t>Y2</w:t>
+            </w:r>
+            <w:r>
+              <w:rPr>
+                <w:b w:val="0"/>
+                <w:sz w:val="19"/>
+              </w:rPr>
+              <w:t xml:space="preserve">— no arranca; sin él ni </w:t>
+            </w:r>
+            <w:r>
+              <w:rPr>
+                <w:rFonts w:ascii="Consolas" w:hAnsi="Consolas"/>
+                <w:sz w:val="19"/>
+              </w:rPr>
+              <w:t>reloj_ajustar()</w:t>
+            </w:r>
+            <w:r>
+              <w:rPr>
+                <w:b w:val="0"/>
+                <w:sz w:val="19"/>
+              </w:rPr>
+              <w:t xml:space="preserve"> escribe. </w:t>
+            </w:r>
+            <w:r>
+              <w:rPr>
+                <w:b/>
+                <w:sz w:val="19"/>
+              </w:rPr>
+              <w:t>La bandera es `false` siempre en esta punta</w:t>
+            </w:r>
+          </w:p>
+        </w:tc>
+        <w:tc>
+          <w:tcPr>
+            <w:tcW w:type="dxa" w:w="3120"/>
+          </w:tcPr>
+          <w:p>
+            <w:r/>
+            <w:r>
+              <w:rPr>
+                <w:rFonts w:ascii="Consolas" w:hAnsi="Consolas"/>
+                <w:sz w:val="19"/>
+              </w:rPr>
+              <w:t>reloj_enHora()</w:t>
+            </w:r>
+            <w:r>
+              <w:rPr>
+                <w:b w:val="0"/>
+                <w:sz w:val="19"/>
+              </w:rPr>
+              <w:t xml:space="preserve"> de </w:t>
+            </w:r>
+            <w:r>
+              <w:rPr>
+                <w:rFonts w:ascii="Consolas" w:hAnsi="Consolas"/>
+                <w:sz w:val="19"/>
+              </w:rPr>
+              <w:t>Esclavo/src/reloj.cpp</w:t>
+            </w:r>
+            <w:r>
+              <w:rPr>
+                <w:b w:val="0"/>
+                <w:sz w:val="19"/>
+              </w:rPr>
+              <w:t xml:space="preserve"> · guarda en </w:t>
+            </w:r>
+            <w:r>
+              <w:rPr>
+                <w:rFonts w:ascii="Consolas" w:hAnsi="Consolas"/>
+                <w:sz w:val="19"/>
+              </w:rPr>
+              <w:t>degradado_comprobar()</w:t>
+            </w:r>
+          </w:p>
+        </w:tc>
+      </w:tr>
+      <w:tr>
+        <w:tc>
+          <w:tcPr>
+            <w:tcW w:type="dxa" w:w="3120"/>
+          </w:tcPr>
+          <w:p>
+            <w:r/>
+            <w:r>
+              <w:rPr>
+                <w:b w:val="0"/>
+                <w:sz w:val="19"/>
+              </w:rPr>
+              <w:t xml:space="preserve">🟢 </w:t>
+            </w:r>
+            <w:r>
+              <w:rPr>
+                <w:b/>
+                <w:sz w:val="19"/>
+              </w:rPr>
+              <w:t>Lo que abre las dos</w:t>
+            </w:r>
+          </w:p>
+        </w:tc>
+        <w:tc>
+          <w:tcPr>
+            <w:tcW w:type="dxa" w:w="3120"/>
+          </w:tcPr>
+          <w:p>
+            <w:r/>
+            <w:r>
+              <w:rPr>
+                <w:rFonts w:ascii="Consolas" w:hAnsi="Consolas"/>
+                <w:sz w:val="19"/>
+              </w:rPr>
+              <w:t>DECISIONES.md</w:t>
+            </w:r>
+            <w:r>
+              <w:rPr>
+                <w:b w:val="0"/>
+                <w:sz w:val="19"/>
+              </w:rPr>
+              <w:t xml:space="preserve"> fila </w:t>
+            </w:r>
+            <w:r>
+              <w:rPr>
+                <w:b/>
+                <w:sz w:val="19"/>
+              </w:rPr>
+              <w:t>`D-20`</w:t>
+            </w:r>
+            <w:r>
+              <w:rPr>
+                <w:b w:val="0"/>
+                <w:sz w:val="19"/>
+              </w:rPr>
+              <w:t xml:space="preserve"> (07/09): la autoridad de la hora pasa al </w:t>
+            </w:r>
+            <w:r>
+              <w:rPr>
+                <w:rFonts w:ascii="Consolas" w:hAnsi="Consolas"/>
+                <w:sz w:val="19"/>
+              </w:rPr>
+              <w:t>DS3231</w:t>
+            </w:r>
+            <w:r>
+              <w:rPr>
+                <w:b w:val="0"/>
+                <w:sz w:val="19"/>
+              </w:rPr>
+              <w:t xml:space="preserve"> del ESP32 y el STM32 la recibe de su propio módulo. 🛑 </w:t>
+            </w:r>
+            <w:r>
+              <w:rPr>
+                <w:b/>
+                <w:sz w:val="19"/>
+              </w:rPr>
+              <w:t>DECIDIDA y SIN CONSTRUIR</w:t>
+            </w:r>
+          </w:p>
+        </w:tc>
+        <w:tc>
+          <w:tcPr>
+            <w:tcW w:type="dxa" w:w="3120"/>
+          </w:tcPr>
+          <w:p>
+            <w:r/>
+            <w:r>
+              <w:rPr>
+                <w:rFonts w:ascii="Consolas" w:hAnsi="Consolas"/>
+                <w:sz w:val="19"/>
+              </w:rPr>
+              <w:t>roadmap.md</w:t>
+            </w:r>
+            <w:r>
+              <w:rPr>
+                <w:b w:val="0"/>
+                <w:sz w:val="19"/>
+              </w:rPr>
+              <w:t xml:space="preserve"> §3.4.bis</w:t>
             </w:r>
           </w:p>
         </w:tc>
@@ -19967,7 +23263,35 @@
                 <w:b w:val="0"/>
                 <w:sz w:val="19"/>
               </w:rPr>
-              <w:t>Falta alguno de los 5 requisitos</w:t>
+              <w:t xml:space="preserve">Falta alguno de los ~~5~~ </w:t>
+            </w:r>
+            <w:r>
+              <w:rPr>
+                <w:b/>
+                <w:sz w:val="19"/>
+              </w:rPr>
+              <w:t>6</w:t>
+            </w:r>
+            <w:r>
+              <w:rPr>
+                <w:b w:val="0"/>
+                <w:sz w:val="19"/>
+              </w:rPr>
+              <w:t xml:space="preserve"> requisitos de </w:t>
+            </w:r>
+            <w:r>
+              <w:rPr>
+                <w:b/>
+                <w:sz w:val="19"/>
+              </w:rPr>
+              <w:t>su</w:t>
+            </w:r>
+            <w:r>
+              <w:rPr>
+                <w:b w:val="0"/>
+                <w:sz w:val="19"/>
+              </w:rPr>
+              <w:t xml:space="preserve"> lista (§2.2 — no son los del Maestro)</w:t>
             </w:r>
           </w:p>
         </w:tc>
@@ -19989,7 +23313,98 @@
                 <w:b w:val="0"/>
                 <w:sz w:val="19"/>
               </w:rPr>
-              <w:t xml:space="preserve"> *«Sin hora»* se arregla sincronizando; *«sync caducada»* obliga a arreglar el radio</w:t>
+              <w:t xml:space="preserve"> ~~*«Sin hora»* se arregla sincronizando~~ 🛑 </w:t>
+            </w:r>
+            <w:r>
+              <w:rPr>
+                <w:b/>
+                <w:sz w:val="19"/>
+              </w:rPr>
+              <w:t>07/09: `SIN HORA VALIDA` NO SE ARREGLA HOY DE NINGUNA FORMA, Y ESTA CASILLA MANDABA A INTENTARLO.</w:t>
+            </w:r>
+            <w:r>
+              <w:rPr>
+                <w:b w:val="0"/>
+                <w:sz w:val="19"/>
+              </w:rPr>
+              <w:t xml:space="preserve"> Es el requisito 1 y el reloj de esa punta está bloqueado por su propio cristal: </w:t>
+            </w:r>
+            <w:r>
+              <w:rPr>
+                <w:b/>
+                <w:sz w:val="19"/>
+              </w:rPr>
+              <w:t>no hay sincronización, orden ni pila que lo cambie</w:t>
+            </w:r>
+            <w:r>
+              <w:rPr>
+                <w:b w:val="0"/>
+                <w:sz w:val="19"/>
+              </w:rPr>
+              <w:t xml:space="preserve">. Lo destraba </w:t>
+            </w:r>
+            <w:r>
+              <w:rPr>
+                <w:rFonts w:ascii="Consolas" w:hAnsi="Consolas"/>
+                <w:sz w:val="19"/>
+              </w:rPr>
+              <w:t>D-20</w:t>
+            </w:r>
+            <w:r>
+              <w:rPr>
+                <w:b w:val="0"/>
+                <w:sz w:val="19"/>
+              </w:rPr>
+              <w:t xml:space="preserve">, decidida el 07/09 y </w:t>
+            </w:r>
+            <w:r>
+              <w:rPr>
+                <w:b/>
+                <w:sz w:val="19"/>
+              </w:rPr>
+              <w:t>sin construir</w:t>
+            </w:r>
+            <w:r>
+              <w:rPr>
+                <w:b w:val="0"/>
+                <w:sz w:val="19"/>
+              </w:rPr>
+              <w:t xml:space="preserve">. </w:t>
+            </w:r>
+            <w:r>
+              <w:rPr>
+                <w:b/>
+                <w:sz w:val="19"/>
+              </w:rPr>
+              <w:t>Anótelo como NO PROBADO, no como avería</w:t>
+            </w:r>
+            <w:r>
+              <w:rPr>
+                <w:b w:val="0"/>
+                <w:sz w:val="19"/>
+              </w:rPr>
+              <w:t xml:space="preserve"> · *«sync caducada»* obliga a arreglar el radio · </w:t>
+            </w:r>
+            <w:r>
+              <w:rPr>
+                <w:rFonts w:ascii="Consolas" w:hAnsi="Consolas"/>
+                <w:sz w:val="19"/>
+              </w:rPr>
+              <w:t>AMBAR EMERG.PUESTO</w:t>
+            </w:r>
+            <w:r>
+              <w:rPr>
+                <w:b w:val="0"/>
+                <w:sz w:val="19"/>
+              </w:rPr>
+              <w:t xml:space="preserve"> se retira con </w:t>
+            </w:r>
+            <w:r>
+              <w:rPr>
+                <w:rFonts w:ascii="Consolas" w:hAnsi="Consolas"/>
+                <w:sz w:val="19"/>
+              </w:rPr>
+              <w:t>CMD:PIN:1234:CANCELAR_AMBAR</w:t>
             </w:r>
           </w:p>
         </w:tc>

--- a/05_Funcional/8_Procedimiento_Modo_Degradado.docx
+++ b/05_Funcional/8_Procedimiento_Modo_Degradado.docx
@@ -19988,6 +19988,101 @@
     </w:p>
     <w:p>
       <w:pPr>
+        <w:spacing w:after="160"/>
+        <w:ind w:left="360"/>
+        <w:shd w:val="clear" w:fill="FFF4E5"/>
+      </w:pPr>
+      <w:r>
+        <w:rPr>
+          <w:b w:val="0"/>
+          <w:color w:val="960000"/>
+          <w:sz w:val="20"/>
+        </w:rPr>
+        <w:t xml:space="preserve">🔴 </w:t>
+      </w:r>
+      <w:r>
+        <w:rPr>
+          <w:b/>
+          <w:color w:val="960000"/>
+          <w:sz w:val="20"/>
+        </w:rPr>
+        <w:t>07/09 — SON TRES, Y EL TERCERO NO LO HA ACEPTADO NADIE TODAVÍA.</w:t>
+      </w:r>
+      <w:r>
+        <w:rPr>
+          <w:b w:val="0"/>
+          <w:color w:val="960000"/>
+          <w:sz w:val="20"/>
+        </w:rPr>
+        <w:t xml:space="preserve"> El título de esta sección dice *«aceptados por el cliente el 01/08/2026»*, y desde hoy eso sólo es cierto para el </w:t>
+      </w:r>
+      <w:r>
+        <w:rPr>
+          <w:rFonts w:ascii="Consolas" w:hAnsi="Consolas"/>
+          <w:color w:val="960000"/>
+          <w:sz w:val="20"/>
+        </w:rPr>
+        <w:t>Riesgo 1</w:t>
+      </w:r>
+      <w:r>
+        <w:rPr>
+          <w:b w:val="0"/>
+          <w:color w:val="960000"/>
+          <w:sz w:val="20"/>
+        </w:rPr>
+        <w:t xml:space="preserve"> y el </w:t>
+      </w:r>
+      <w:r>
+        <w:rPr>
+          <w:rFonts w:ascii="Consolas" w:hAnsi="Consolas"/>
+          <w:color w:val="960000"/>
+          <w:sz w:val="20"/>
+        </w:rPr>
+        <w:t>Riesgo 2</w:t>
+      </w:r>
+      <w:r>
+        <w:rPr>
+          <w:b w:val="0"/>
+          <w:color w:val="960000"/>
+          <w:sz w:val="20"/>
+        </w:rPr>
+        <w:t xml:space="preserve">. </w:t>
+      </w:r>
+      <w:r>
+        <w:rPr>
+          <w:b/>
+          <w:color w:val="960000"/>
+          <w:sz w:val="20"/>
+        </w:rPr>
+        <w:t>El `Riesgo 3` —`DECISIONES.md` fila `D-21`, la hora que miente— se añade el 07/09 y llega SIN esa firma</w:t>
+      </w:r>
+      <w:r>
+        <w:rPr>
+          <w:b w:val="0"/>
+          <w:color w:val="960000"/>
+          <w:sz w:val="20"/>
+        </w:rPr>
+        <w:t xml:space="preserve">: es una variante nueva del </w:t>
+      </w:r>
+      <w:r>
+        <w:rPr>
+          <w:rFonts w:ascii="Consolas" w:hAnsi="Consolas"/>
+          <w:color w:val="960000"/>
+          <w:sz w:val="20"/>
+        </w:rPr>
+        <w:t>Riesgo 2</w:t>
+      </w:r>
+      <w:r>
+        <w:rPr>
+          <w:b w:val="0"/>
+          <w:color w:val="960000"/>
+          <w:sz w:val="20"/>
+        </w:rPr>
+        <w:t>, con causa propia. Se marca así para que nadie lo lea como ya aceptado por venir debajo del mismo título.</w:t>
+      </w:r>
+    </w:p>
+    <w:p>
+      <w:pPr>
         <w:spacing w:before="200" w:after="120"/>
       </w:pPr>
       <w:r>
@@ -21294,6 +21389,2980 @@
           <w:sz w:val="20"/>
         </w:rPr>
         <w:t>.</w:t>
+      </w:r>
+    </w:p>
+    <w:p>
+      <w:pPr>
+        <w:spacing w:before="200" w:after="120"/>
+      </w:pPr>
+      <w:r>
+        <w:rPr>
+          <w:b/>
+          <w:color w:val="003366"/>
+          <w:sz w:val="23"/>
+        </w:rPr>
+        <w:t xml:space="preserve">Riesgo 3 — 🔴 </w:t>
+      </w:r>
+      <w:r>
+        <w:rPr>
+          <w:b/>
+          <w:color w:val="003366"/>
+          <w:sz w:val="23"/>
+        </w:rPr>
+        <w:t>UNA HORA QUE MIENTE: el reloj se para en una fecha pasada y el equipo sigue dando verdes con toda confianza</w:t>
+      </w:r>
+      <w:r>
+        <w:rPr>
+          <w:b/>
+          <w:color w:val="003366"/>
+          <w:sz w:val="23"/>
+        </w:rPr>
+        <w:t xml:space="preserve"> ➕ </w:t>
+      </w:r>
+      <w:r>
+        <w:rPr>
+          <w:b/>
+          <w:color w:val="003366"/>
+          <w:sz w:val="23"/>
+        </w:rPr>
+        <w:t>NUEVO (07/09)</w:t>
+      </w:r>
+      <w:r>
+        <w:rPr>
+          <w:b/>
+          <w:color w:val="003366"/>
+          <w:sz w:val="23"/>
+        </w:rPr>
+        <w:t xml:space="preserve"> — </w:t>
+      </w:r>
+      <w:r>
+        <w:rPr>
+          <w:rFonts w:ascii="Consolas" w:hAnsi="Consolas"/>
+          <w:color w:val="003366"/>
+          <w:sz w:val="23"/>
+        </w:rPr>
+        <w:t>DECISIONES.md</w:t>
+      </w:r>
+      <w:r>
+        <w:rPr>
+          <w:b/>
+          <w:color w:val="003366"/>
+          <w:sz w:val="23"/>
+        </w:rPr>
+        <w:t xml:space="preserve"> fila </w:t>
+      </w:r>
+      <w:r>
+        <w:rPr>
+          <w:b/>
+          <w:color w:val="003366"/>
+          <w:sz w:val="23"/>
+        </w:rPr>
+        <w:t>`D-21`</w:t>
+      </w:r>
+    </w:p>
+    <w:p>
+      <w:pPr>
+        <w:spacing w:after="160"/>
+        <w:ind w:left="360"/>
+        <w:shd w:val="clear" w:fill="FFF4E5"/>
+      </w:pPr>
+      <w:r>
+        <w:rPr>
+          <w:b w:val="0"/>
+          <w:color w:val="960000"/>
+          <w:sz w:val="20"/>
+        </w:rPr>
+        <w:t xml:space="preserve">🛑 ESTE RIESGO ESTÁ </w:t>
+      </w:r>
+      <w:r>
+        <w:rPr>
+          <w:b/>
+          <w:color w:val="960000"/>
+          <w:sz w:val="20"/>
+        </w:rPr>
+        <w:t>DECIDIDO Y NO CONSTRUIDO</w:t>
+      </w:r>
+      <w:r>
+        <w:rPr>
+          <w:b w:val="0"/>
+          <w:color w:val="960000"/>
+          <w:sz w:val="20"/>
+        </w:rPr>
+        <w:t xml:space="preserve">. LO QUE SIGUE DESCRIBE LO QUE EL EQUIPO </w:t>
+      </w:r>
+      <w:r>
+        <w:rPr>
+          <w:b/>
+          <w:color w:val="960000"/>
+          <w:sz w:val="20"/>
+        </w:rPr>
+        <w:t>DEBE</w:t>
+      </w:r>
+      <w:r>
+        <w:rPr>
+          <w:b w:val="0"/>
+          <w:color w:val="960000"/>
+          <w:sz w:val="20"/>
+        </w:rPr>
+        <w:t xml:space="preserve"> HACER, NO LO QUE HACE HOY **Si usted lee este apartado buscando *«qué hará el equipo»*, la respuesta de hoy es: nada.</w:t>
+      </w:r>
+      <w:r>
+        <w:rPr>
+          <w:b/>
+          <w:color w:val="960000"/>
+          <w:sz w:val="20"/>
+        </w:rPr>
+        <w:t xml:space="preserve"> Se escribe aquí porque `D-21` abre un riesgo que esta sección no tenía en ningún renglón, y porque un riesgo sin escribir no se mitiga ni con el procedimiento. ⚠️ </w:t>
+      </w:r>
+      <w:r>
+        <w:rPr>
+          <w:b w:val="0"/>
+          <w:color w:val="960000"/>
+          <w:sz w:val="20"/>
+        </w:rPr>
+        <w:t>PERO NO por la razón evidente, y la diferencia decide lo que cuesta arreglarlo:</w:t>
+      </w:r>
+      <w:r>
+        <w:rPr>
+          <w:b/>
+          <w:color w:val="960000"/>
+          <w:sz w:val="20"/>
+        </w:rPr>
+        <w:t xml:space="preserve"> el </w:t>
+      </w:r>
+      <w:r>
+        <w:rPr>
+          <w:b w:val="0"/>
+          <w:color w:val="960000"/>
+          <w:sz w:val="20"/>
+        </w:rPr>
+        <w:t xml:space="preserve">Maestro SÍ tiene escrita** la reacción *«reloj no fiable → ámbar»* dentro de su bucle de Degradado. Lo que pasa es que </w:t>
+      </w:r>
+      <w:r>
+        <w:rPr>
+          <w:b/>
+          <w:color w:val="960000"/>
+          <w:sz w:val="20"/>
+        </w:rPr>
+        <w:t>cuelga del reloj equivocado</w:t>
+      </w:r>
+      <w:r>
+        <w:rPr>
+          <w:b w:val="0"/>
+          <w:color w:val="960000"/>
+          <w:sz w:val="20"/>
+        </w:rPr>
+        <w:t xml:space="preserve"> —el RTC del STM32, no el </w:t>
+      </w:r>
+      <w:r>
+        <w:rPr>
+          <w:rFonts w:ascii="Consolas" w:hAnsi="Consolas"/>
+          <w:color w:val="960000"/>
+          <w:sz w:val="20"/>
+        </w:rPr>
+        <w:t>DS3231</w:t>
+      </w:r>
+      <w:r>
+        <w:rPr>
+          <w:b w:val="0"/>
+          <w:color w:val="960000"/>
+          <w:sz w:val="20"/>
+        </w:rPr>
+        <w:t xml:space="preserve"> cuya pila se agota— y que </w:t>
+      </w:r>
+      <w:r>
+        <w:rPr>
+          <w:b/>
+          <w:color w:val="960000"/>
+          <w:sz w:val="20"/>
+        </w:rPr>
+        <w:t>hoy no se ejecuta nunca</w:t>
+      </w:r>
+      <w:r>
+        <w:rPr>
+          <w:b w:val="0"/>
+          <w:color w:val="960000"/>
+          <w:sz w:val="20"/>
+        </w:rPr>
+        <w:t xml:space="preserve">, porque </w:t>
+      </w:r>
+      <w:r>
+        <w:rPr>
+          <w:rFonts w:ascii="Consolas" w:hAnsi="Consolas"/>
+          <w:color w:val="960000"/>
+          <w:sz w:val="20"/>
+        </w:rPr>
+        <w:t>reloj_enHora()</w:t>
+      </w:r>
+      <w:r>
+        <w:rPr>
+          <w:b w:val="0"/>
+          <w:color w:val="960000"/>
+          <w:sz w:val="20"/>
+        </w:rPr>
+        <w:t xml:space="preserve"> es falso siempre. </w:t>
+      </w:r>
+      <w:r>
+        <w:rPr>
+          <w:b/>
+          <w:color w:val="960000"/>
+          <w:sz w:val="20"/>
+        </w:rPr>
+        <w:t>El Esclavo, ése sí, no la tiene en absoluto.</w:t>
+      </w:r>
+      <w:r>
+        <w:rPr>
+          <w:b w:val="0"/>
+          <w:color w:val="960000"/>
+          <w:sz w:val="20"/>
+        </w:rPr>
+        <w:t xml:space="preserve"> Medido el 07/09; el detalle y los </w:t>
+      </w:r>
+      <w:r>
+        <w:rPr>
+          <w:rFonts w:ascii="Consolas" w:hAnsi="Consolas"/>
+          <w:color w:val="960000"/>
+          <w:sz w:val="20"/>
+        </w:rPr>
+        <w:t>grep</w:t>
+      </w:r>
+      <w:r>
+        <w:rPr>
+          <w:b w:val="0"/>
+          <w:color w:val="960000"/>
+          <w:sz w:val="20"/>
+        </w:rPr>
+        <w:t xml:space="preserve"> están más abajo, en *«la detección ya existe en el chip»*.</w:t>
+      </w:r>
+    </w:p>
+    <w:p>
+      <w:pPr>
+        <w:spacing w:after="120"/>
+      </w:pPr>
+      <w:r>
+        <w:rPr>
+          <w:b/>
+          <w:sz w:val="21"/>
+        </w:rPr>
+        <w:t>El escenario, que es distinto de los otros dos:</w:t>
+      </w:r>
+      <w:r>
+        <w:rPr>
+          <w:b w:val="0"/>
+          <w:sz w:val="21"/>
+        </w:rPr>
+        <w:t xml:space="preserve"> la pila del módulo </w:t>
+      </w:r>
+      <w:r>
+        <w:rPr>
+          <w:rFonts w:ascii="Consolas" w:hAnsi="Consolas"/>
+          <w:sz w:val="21"/>
+        </w:rPr>
+        <w:t>DS3231</w:t>
+      </w:r>
+      <w:r>
+        <w:rPr>
+          <w:b w:val="0"/>
+          <w:sz w:val="21"/>
+        </w:rPr>
+        <w:t xml:space="preserve"> se agota y el reloj</w:t>
+      </w:r>
+    </w:p>
+    <w:p>
+      <w:pPr>
+        <w:spacing w:after="120"/>
+      </w:pPr>
+      <w:r>
+        <w:rPr>
+          <w:b/>
+          <w:sz w:val="21"/>
+        </w:rPr>
+        <w:t>queda clavado en una fecha pasada</w:t>
+      </w:r>
+      <w:r>
+        <w:rPr>
+          <w:b w:val="0"/>
+          <w:sz w:val="21"/>
+        </w:rPr>
+        <w:t xml:space="preserve">. </w:t>
+      </w:r>
+      <w:r>
+        <w:rPr>
+          <w:b/>
+          <w:sz w:val="21"/>
+        </w:rPr>
+        <w:t>Eso no es quedarse sin hora.</w:t>
+      </w:r>
+      <w:r>
+        <w:rPr>
+          <w:b w:val="0"/>
+          <w:sz w:val="21"/>
+        </w:rPr>
+        <w:t xml:space="preserve"> Un </w:t>
+      </w:r>
+      <w:r>
+        <w:rPr>
+          <w:rFonts w:ascii="Consolas" w:hAnsi="Consolas"/>
+          <w:sz w:val="21"/>
+        </w:rPr>
+        <w:t>DS3231</w:t>
+      </w:r>
+      <w:r>
+        <w:rPr>
+          <w:b w:val="0"/>
+          <w:sz w:val="21"/>
+        </w:rPr>
+        <w:t xml:space="preserve"> sin pila</w:t>
+      </w:r>
+    </w:p>
+    <w:p>
+      <w:pPr>
+        <w:spacing w:after="120"/>
+      </w:pPr>
+      <w:r>
+        <w:rPr>
+          <w:b w:val="0"/>
+          <w:sz w:val="21"/>
+        </w:rPr>
+        <w:t xml:space="preserve">devuelve una fecha </w:t>
+      </w:r>
+      <w:r>
+        <w:rPr>
+          <w:b/>
+          <w:sz w:val="21"/>
+        </w:rPr>
+        <w:t>perfectamente formada</w:t>
+      </w:r>
+      <w:r>
+        <w:rPr>
+          <w:b w:val="0"/>
+          <w:sz w:val="21"/>
+        </w:rPr>
+        <w:t xml:space="preserve"> —día, mes, hora, minuto, segundo, todos plausibles—, y</w:t>
+      </w:r>
+    </w:p>
+    <w:p>
+      <w:pPr>
+        <w:spacing w:after="120"/>
+      </w:pPr>
+      <w:r>
+        <w:rPr>
+          <w:b w:val="0"/>
+          <w:sz w:val="21"/>
+        </w:rPr>
+        <w:t>un Degradado que cuelgue de ella **repartirá verdes con toda confianza sobre una hora que no</w:t>
+      </w:r>
+    </w:p>
+    <w:p>
+      <w:pPr>
+        <w:spacing w:after="120"/>
+      </w:pPr>
+      <w:r>
+        <w:rPr>
+          <w:b w:val="0"/>
+          <w:sz w:val="21"/>
+        </w:rPr>
+        <w:t>avanza**.</w:t>
+      </w:r>
+    </w:p>
+    <w:tbl>
+      <w:tblPr>
+        <w:tblStyle w:val="TableGrid"/>
+        <w:tblW w:type="auto" w:w="0"/>
+        <w:tblLook w:firstColumn="1" w:firstRow="1" w:lastColumn="0" w:lastRow="0" w:noHBand="0" w:noVBand="1" w:val="04A0"/>
+      </w:tblPr>
+      <w:tblGrid>
+        <w:gridCol w:w="3120"/>
+        <w:gridCol w:w="3120"/>
+        <w:gridCol w:w="3120"/>
+      </w:tblGrid>
+      <w:tr>
+        <w:tc>
+          <w:tcPr>
+            <w:tcW w:type="dxa" w:w="3120"/>
+            <w:shd w:val="clear" w:fill="DCE6F1"/>
+          </w:tcPr>
+          <w:p>
+            <w:r/>
+          </w:p>
+        </w:tc>
+        <w:tc>
+          <w:tcPr>
+            <w:tcW w:type="dxa" w:w="3120"/>
+            <w:shd w:val="clear" w:fill="DCE6F1"/>
+          </w:tcPr>
+          <w:p>
+            <w:r/>
+            <w:r>
+              <w:rPr>
+                <w:b/>
+                <w:sz w:val="19"/>
+              </w:rPr>
+              <w:t>qué hace el equipo</w:t>
+            </w:r>
+          </w:p>
+        </w:tc>
+        <w:tc>
+          <w:tcPr>
+            <w:tcW w:type="dxa" w:w="3120"/>
+            <w:shd w:val="clear" w:fill="DCE6F1"/>
+          </w:tcPr>
+          <w:p>
+            <w:r/>
+            <w:r>
+              <w:rPr>
+                <w:b/>
+                <w:sz w:val="19"/>
+              </w:rPr>
+              <w:t>qué ve el conductor</w:t>
+            </w:r>
+          </w:p>
+        </w:tc>
+      </w:tr>
+      <w:tr>
+        <w:tc>
+          <w:tcPr>
+            <w:tcW w:type="dxa" w:w="3120"/>
+          </w:tcPr>
+          <w:p>
+            <w:r/>
+            <w:r>
+              <w:rPr>
+                <w:b/>
+                <w:sz w:val="19"/>
+              </w:rPr>
+              <w:t>sin hora</w:t>
+            </w:r>
+            <w:r>
+              <w:rPr>
+                <w:b w:val="0"/>
+                <w:sz w:val="19"/>
+              </w:rPr>
+              <w:t xml:space="preserve"> *(el caso que ya está cubierto)*</w:t>
+            </w:r>
+          </w:p>
+        </w:tc>
+        <w:tc>
+          <w:tcPr>
+            <w:tcW w:type="dxa" w:w="3120"/>
+          </w:tcPr>
+          <w:p>
+            <w:r/>
+            <w:r>
+              <w:rPr>
+                <w:rFonts w:ascii="Consolas" w:hAnsi="Consolas"/>
+                <w:sz w:val="19"/>
+              </w:rPr>
+              <w:t>reloj_enHora()</w:t>
+            </w:r>
+            <w:r>
+              <w:rPr>
+                <w:b w:val="0"/>
+                <w:sz w:val="19"/>
+              </w:rPr>
+              <w:t xml:space="preserve"> es falso, el Degradado </w:t>
+            </w:r>
+            <w:r>
+              <w:rPr>
+                <w:b/>
+                <w:sz w:val="19"/>
+              </w:rPr>
+              <w:t>no entra</w:t>
+            </w:r>
+          </w:p>
+        </w:tc>
+        <w:tc>
+          <w:tcPr>
+            <w:tcW w:type="dxa" w:w="3120"/>
+          </w:tcPr>
+          <w:p>
+            <w:r/>
+            <w:r>
+              <w:rPr>
+                <w:b w:val="0"/>
+                <w:sz w:val="19"/>
+              </w:rPr>
+              <w:t>nada anómalo: no se llega a entrar en el modo</w:t>
+            </w:r>
+          </w:p>
+        </w:tc>
+      </w:tr>
+      <w:tr>
+        <w:tc>
+          <w:tcPr>
+            <w:tcW w:type="dxa" w:w="3120"/>
+          </w:tcPr>
+          <w:p>
+            <w:r/>
+            <w:r>
+              <w:rPr>
+                <w:b w:val="0"/>
+                <w:sz w:val="19"/>
+              </w:rPr>
+              <w:t xml:space="preserve">🔴 </w:t>
+            </w:r>
+            <w:r>
+              <w:rPr>
+                <w:b/>
+                <w:sz w:val="19"/>
+              </w:rPr>
+              <w:t>hora que miente</w:t>
+            </w:r>
+            <w:r>
+              <w:rPr>
+                <w:b w:val="0"/>
+                <w:sz w:val="19"/>
+              </w:rPr>
+              <w:t xml:space="preserve"> *(éste)*</w:t>
+            </w:r>
+          </w:p>
+        </w:tc>
+        <w:tc>
+          <w:tcPr>
+            <w:tcW w:type="dxa" w:w="3120"/>
+          </w:tcPr>
+          <w:p>
+            <w:r/>
+            <w:r>
+              <w:rPr>
+                <w:b/>
+                <w:sz w:val="19"/>
+              </w:rPr>
+              <w:t>nada lo distingue del caso bueno hoy</w:t>
+            </w:r>
+          </w:p>
+        </w:tc>
+        <w:tc>
+          <w:tcPr>
+            <w:tcW w:type="dxa" w:w="3120"/>
+          </w:tcPr>
+          <w:p>
+            <w:r/>
+            <w:r>
+              <w:rPr>
+                <w:b/>
+                <w:sz w:val="19"/>
+              </w:rPr>
+              <w:t>verde</w:t>
+            </w:r>
+            <w:r>
+              <w:rPr>
+                <w:b w:val="0"/>
+                <w:sz w:val="19"/>
+              </w:rPr>
+              <w:t>, y el verde le dice *«pase tranquilo»*</w:t>
+            </w:r>
+          </w:p>
+        </w:tc>
+      </w:tr>
+    </w:tbl>
+    <w:p>
+      <w:pPr>
+        <w:spacing w:after="120"/>
+      </w:pPr>
+    </w:p>
+    <w:p>
+      <w:pPr>
+        <w:spacing w:after="120"/>
+      </w:pPr>
+      <w:r>
+        <w:rPr>
+          <w:b w:val="0"/>
+          <w:sz w:val="21"/>
+        </w:rPr>
+        <w:t xml:space="preserve">**La respuesta decidida: </w:t>
+      </w:r>
+      <w:r>
+        <w:rPr>
+          <w:rFonts w:ascii="Consolas" w:hAnsi="Consolas"/>
+          <w:sz w:val="21"/>
+        </w:rPr>
+        <w:t>ÁMBAR INTERMITENTE</w:t>
+      </w:r>
+      <w:r>
+        <w:rPr>
+          <w:b w:val="0"/>
+          <w:sz w:val="21"/>
+        </w:rPr>
+        <w:t xml:space="preserve"> en la punta que tiene la hora mentirosa, y se</w:t>
+      </w:r>
+    </w:p>
+    <w:p>
+      <w:pPr>
+        <w:spacing w:after="120"/>
+      </w:pPr>
+      <w:r>
+        <w:rPr>
+          <w:b w:val="0"/>
+          <w:sz w:val="21"/>
+        </w:rPr>
+        <w:t>publica** para que la app lo enseñe.</w:t>
+      </w:r>
+    </w:p>
+    <w:p>
+      <w:pPr>
+        <w:spacing w:after="160"/>
+        <w:ind w:left="360"/>
+        <w:shd w:val="clear" w:fill="FFF4E5"/>
+      </w:pPr>
+      <w:r>
+        <w:rPr>
+          <w:b/>
+          <w:color w:val="960000"/>
+          <w:sz w:val="20"/>
+        </w:rPr>
+        <w:t>Por qué ámbar y no rojo, y es la doctrina que este mismo documento ya tiene escrita:</w:t>
+      </w:r>
+      <w:r>
+        <w:rPr>
+          <w:b w:val="0"/>
+          <w:color w:val="960000"/>
+          <w:sz w:val="20"/>
+        </w:rPr>
+        <w:t xml:space="preserve"> el ámbar dice *«no estoy controlando esto, decida usted»* y el conductor </w:t>
+      </w:r>
+      <w:r>
+        <w:rPr>
+          <w:b/>
+          <w:color w:val="960000"/>
+          <w:sz w:val="20"/>
+        </w:rPr>
+        <w:t>llega alerta</w:t>
+      </w:r>
+      <w:r>
+        <w:rPr>
+          <w:b w:val="0"/>
+          <w:color w:val="960000"/>
+          <w:sz w:val="20"/>
+        </w:rPr>
+        <w:t xml:space="preserve">. Un rojo fijo en las dos puntas para el cruce entero por un fallo de reloj; un verde por reloj </w:t>
+      </w:r>
+      <w:r>
+        <w:rPr>
+          <w:b/>
+          <w:color w:val="960000"/>
+          <w:sz w:val="20"/>
+        </w:rPr>
+        <w:t>le quita la precaución al que llega</w:t>
+      </w:r>
+      <w:r>
+        <w:rPr>
+          <w:b w:val="0"/>
+          <w:color w:val="960000"/>
+          <w:sz w:val="20"/>
+        </w:rPr>
+        <w:t>. Entre las tres, la única que degrada hacia la atención del conductor es el ámbar.</w:t>
+      </w:r>
+    </w:p>
+    <w:p>
+      <w:pPr>
+        <w:spacing w:before="200" w:after="120"/>
+      </w:pPr>
+      <w:r>
+        <w:rPr>
+          <w:b/>
+          <w:color w:val="003366"/>
+          <w:sz w:val="21"/>
+        </w:rPr>
+        <w:t xml:space="preserve">⚠️ La asimetría NO se puede evitar, y por eso este riesgo vive </w:t>
+      </w:r>
+      <w:r>
+        <w:rPr>
+          <w:b/>
+          <w:color w:val="003366"/>
+          <w:sz w:val="21"/>
+        </w:rPr>
+        <w:t>aquí</w:t>
+      </w:r>
+      <w:r>
+        <w:rPr>
+          <w:b/>
+          <w:color w:val="003366"/>
+          <w:sz w:val="21"/>
+        </w:rPr>
+        <w:t xml:space="preserve"> y no en otro apartado</w:t>
+      </w:r>
+    </w:p>
+    <w:p>
+      <w:pPr>
+        <w:spacing w:after="120"/>
+      </w:pPr>
+      <w:r>
+        <w:rPr>
+          <w:b/>
+          <w:sz w:val="21"/>
+        </w:rPr>
+        <w:t>En Degradado NO HAY RADIO — es la definición del modo.</w:t>
+      </w:r>
+      <w:r>
+        <w:rPr>
+          <w:b w:val="0"/>
+          <w:sz w:val="21"/>
+        </w:rPr>
+        <w:t xml:space="preserve"> No hay forma de ordenar *«ámbar en las</w:t>
+      </w:r>
+    </w:p>
+    <w:p>
+      <w:pPr>
+        <w:spacing w:after="120"/>
+      </w:pPr>
+      <w:r>
+        <w:rPr>
+          <w:b w:val="0"/>
+          <w:sz w:val="21"/>
+        </w:rPr>
+        <w:t xml:space="preserve">dos»*: </w:t>
+      </w:r>
+      <w:r>
+        <w:rPr>
+          <w:b/>
+          <w:sz w:val="21"/>
+        </w:rPr>
+        <w:t>cada punta decide sola</w:t>
+      </w:r>
+      <w:r>
+        <w:rPr>
+          <w:b w:val="0"/>
+          <w:sz w:val="21"/>
+        </w:rPr>
+        <w:t>, con su propio reloj, y que las dos coincidan **sólo pasa si las</w:t>
+      </w:r>
+    </w:p>
+    <w:p>
+      <w:pPr>
+        <w:spacing w:after="120"/>
+      </w:pPr>
+      <w:r>
+        <w:rPr>
+          <w:b w:val="0"/>
+          <w:sz w:val="21"/>
+        </w:rPr>
+        <w:t>dos pierden la hora a la vez</w:t>
+      </w:r>
+      <w:r>
+        <w:rPr>
+          <w:b/>
+          <w:sz w:val="21"/>
+        </w:rPr>
+        <w:t xml:space="preserve">. Lo normal es que se agote </w:t>
+      </w:r>
+      <w:r>
+        <w:rPr>
+          <w:b w:val="0"/>
+          <w:sz w:val="21"/>
+        </w:rPr>
+        <w:t>una** pila.</w:t>
+      </w:r>
+    </w:p>
+    <w:p>
+      <w:pPr>
+        <w:spacing w:after="200"/>
+        <w:ind w:left="288"/>
+        <w:shd w:val="clear" w:fill="F4F4F4"/>
+      </w:pPr>
+      <w:r>
+        <w:rPr>
+          <w:rFonts w:ascii="Consolas" w:hAnsi="Consolas"/>
+          <w:sz w:val="18"/>
+        </w:rPr>
+        <w:t xml:space="preserve">   La pila del DS3231 del poste 1 se agota</w:t>
+        <w:br/>
+        <w:t xml:space="preserve">        -&gt; su hora queda clavada en una fecha pasada</w:t>
+        <w:br/>
+        <w:t xml:space="preserve">        -&gt; D-21: esa punta pasa a AMBAR INTERMITENTE      el conductor NEGOCIA el paso</w:t>
+        <w:br/>
+        <w:t xml:space="preserve">   El poste 2 tiene su reloj sano y sigue en fase          el conductor pasa CONFIADO</w:t>
+      </w:r>
+    </w:p>
+    <w:p>
+      <w:pPr>
+        <w:spacing w:after="120"/>
+      </w:pPr>
+      <w:r>
+        <w:rPr>
+          <w:b/>
+          <w:sz w:val="21"/>
+        </w:rPr>
+        <w:t>Es el `Riesgo 2` otra vez, por una causa nueva.</w:t>
+      </w:r>
+      <w:r>
+        <w:rPr>
+          <w:b w:val="0"/>
+          <w:sz w:val="21"/>
+        </w:rPr>
+        <w:t xml:space="preserve"> El </w:t>
+      </w:r>
+      <w:r>
+        <w:rPr>
+          <w:rFonts w:ascii="Consolas" w:hAnsi="Consolas"/>
+          <w:sz w:val="21"/>
+        </w:rPr>
+        <w:t>Riesgo 2</w:t>
+      </w:r>
+      <w:r>
+        <w:rPr>
+          <w:b w:val="0"/>
+          <w:sz w:val="21"/>
+        </w:rPr>
+        <w:t xml:space="preserve"> fue aceptado por el cliente el</w:t>
+      </w:r>
+    </w:p>
+    <w:p>
+      <w:pPr>
+        <w:spacing w:after="120"/>
+      </w:pPr>
+      <w:r>
+        <w:rPr>
+          <w:b/>
+          <w:sz w:val="21"/>
+        </w:rPr>
+        <w:t>01/08/2026</w:t>
+      </w:r>
+      <w:r>
+        <w:rPr>
+          <w:b w:val="0"/>
+          <w:sz w:val="21"/>
+        </w:rPr>
+        <w:t xml:space="preserve"> y está declarado </w:t>
+      </w:r>
+      <w:r>
+        <w:rPr>
+          <w:b/>
+          <w:sz w:val="21"/>
+        </w:rPr>
+        <w:t>sin solución técnica sin radio</w:t>
+      </w:r>
+      <w:r>
+        <w:rPr>
+          <w:b w:val="0"/>
+          <w:sz w:val="21"/>
+        </w:rPr>
+        <w:t xml:space="preserve">; </w:t>
+      </w:r>
+      <w:r>
+        <w:rPr>
+          <w:rFonts w:ascii="Consolas" w:hAnsi="Consolas"/>
+          <w:sz w:val="21"/>
+        </w:rPr>
+        <w:t>D-21</w:t>
+      </w:r>
+      <w:r>
+        <w:rPr>
+          <w:b w:val="0"/>
+          <w:sz w:val="21"/>
+        </w:rPr>
+        <w:t xml:space="preserve"> **no lo empeora ni lo</w:t>
+      </w:r>
+    </w:p>
+    <w:p>
+      <w:pPr>
+        <w:spacing w:after="120"/>
+      </w:pPr>
+      <w:r>
+        <w:rPr>
+          <w:b w:val="0"/>
+          <w:sz w:val="21"/>
+        </w:rPr>
+        <w:t>arregla: le añade un disparador que antes no estaba en la lista** —hasta hoy la asimetría sólo</w:t>
+      </w:r>
+    </w:p>
+    <w:p>
+      <w:pPr>
+        <w:spacing w:after="120"/>
+      </w:pPr>
+      <w:r>
+        <w:rPr>
+          <w:b w:val="0"/>
+          <w:sz w:val="21"/>
+        </w:rPr>
+        <w:t xml:space="preserve">podía nacer de un microcorte o de un operario, y desde </w:t>
+      </w:r>
+      <w:r>
+        <w:rPr>
+          <w:rFonts w:ascii="Consolas" w:hAnsi="Consolas"/>
+          <w:sz w:val="21"/>
+        </w:rPr>
+        <w:t>D-21</w:t>
+      </w:r>
+      <w:r>
+        <w:rPr>
+          <w:b w:val="0"/>
+          <w:sz w:val="21"/>
+        </w:rPr>
+        <w:t xml:space="preserve"> puede nacer </w:t>
+      </w:r>
+      <w:r>
+        <w:rPr>
+          <w:b/>
+          <w:sz w:val="21"/>
+        </w:rPr>
+        <w:t>de una pila</w:t>
+      </w:r>
+      <w:r>
+        <w:rPr>
+          <w:b w:val="0"/>
+          <w:sz w:val="21"/>
+        </w:rPr>
+        <w:t>.</w:t>
+      </w:r>
+    </w:p>
+    <w:p>
+      <w:pPr>
+        <w:spacing w:after="160"/>
+        <w:ind w:left="360"/>
+        <w:shd w:val="clear" w:fill="FFF4E5"/>
+      </w:pPr>
+      <w:r>
+        <w:rPr>
+          <w:b w:val="0"/>
+          <w:color w:val="960000"/>
+          <w:sz w:val="20"/>
+        </w:rPr>
+        <w:t xml:space="preserve">🛑 </w:t>
+      </w:r>
+      <w:r>
+        <w:rPr>
+          <w:b/>
+          <w:color w:val="960000"/>
+          <w:sz w:val="20"/>
+        </w:rPr>
+        <w:t>Y por eso la mitigación del `Riesgo 2` se aplica entera, palabra por palabra, también a éste: verificación visual de LAS DOS PUNTAS.</w:t>
+      </w:r>
+      <w:r>
+        <w:rPr>
+          <w:b w:val="0"/>
+          <w:color w:val="960000"/>
+          <w:sz w:val="20"/>
+        </w:rPr>
+        <w:t xml:space="preserve"> El equipo no la va a pedir.</w:t>
+      </w:r>
+    </w:p>
+    <w:p>
+      <w:pPr>
+        <w:spacing w:before="200" w:after="120"/>
+      </w:pPr>
+      <w:r>
+        <w:rPr>
+          <w:b/>
+          <w:color w:val="003366"/>
+          <w:sz w:val="21"/>
+        </w:rPr>
+        <w:t>🟢 La detección YA EXISTE en el chip. Lo que falta es que llegue a las luces</w:t>
+      </w:r>
+    </w:p>
+    <w:p>
+      <w:pPr>
+        <w:spacing w:after="120"/>
+      </w:pPr>
+      <w:r>
+        <w:rPr>
+          <w:b/>
+          <w:sz w:val="21"/>
+        </w:rPr>
+        <w:t>No hay que inventar nada.</w:t>
+      </w:r>
+      <w:r>
+        <w:rPr>
+          <w:b w:val="0"/>
+          <w:sz w:val="21"/>
+        </w:rPr>
+        <w:t xml:space="preserve"> El </w:t>
+      </w:r>
+      <w:r>
+        <w:rPr>
+          <w:rFonts w:ascii="Consolas" w:hAnsi="Consolas"/>
+          <w:sz w:val="21"/>
+        </w:rPr>
+        <w:t>DS3231</w:t>
+      </w:r>
+      <w:r>
+        <w:rPr>
+          <w:b w:val="0"/>
+          <w:sz w:val="21"/>
+        </w:rPr>
+        <w:t xml:space="preserve"> levanta su bit </w:t>
+      </w:r>
+      <w:r>
+        <w:rPr>
+          <w:b/>
+          <w:sz w:val="21"/>
+        </w:rPr>
+        <w:t>`OSF`</w:t>
+      </w:r>
+      <w:r>
+        <w:rPr>
+          <w:b w:val="0"/>
+          <w:sz w:val="21"/>
+        </w:rPr>
+        <w:t xml:space="preserve"> (*oscillator-stop flag*) en</w:t>
+      </w:r>
+    </w:p>
+    <w:p>
+      <w:pPr>
+        <w:spacing w:after="120"/>
+      </w:pPr>
+      <w:r>
+        <w:rPr>
+          <w:b w:val="0"/>
+          <w:sz w:val="21"/>
+        </w:rPr>
+        <w:t xml:space="preserve">cuanto el oscilador se para, y el firmware del puente </w:t>
+      </w:r>
+      <w:r>
+        <w:rPr>
+          <w:b/>
+          <w:sz w:val="21"/>
+        </w:rPr>
+        <w:t>ya lo lee y ya lo declara</w:t>
+      </w:r>
+      <w:r>
+        <w:rPr>
+          <w:b w:val="0"/>
+          <w:sz w:val="21"/>
+        </w:rPr>
+        <w:t>:</w:t>
+      </w:r>
+    </w:p>
+    <w:p>
+      <w:pPr>
+        <w:spacing w:after="200"/>
+        <w:ind w:left="288"/>
+        <w:shd w:val="clear" w:fill="F4F4F4"/>
+      </w:pPr>
+      <w:r>
+        <w:rPr>
+          <w:rFonts w:ascii="Consolas" w:hAnsi="Consolas"/>
+          <w:sz w:val="18"/>
+        </w:rPr>
+        <w:t>$ grep -n "R-2" 01_Firmware/ESP32_Expansion/src/reloj_ds3231.cpp</w:t>
+      </w:r>
+    </w:p>
+    <w:p>
+      <w:pPr>
+        <w:spacing w:after="160"/>
+        <w:ind w:left="360"/>
+        <w:shd w:val="clear" w:fill="FFF4E5"/>
+      </w:pPr>
+      <w:r>
+        <w:rPr>
+          <w:b w:val="0"/>
+          <w:color w:val="960000"/>
+          <w:sz w:val="20"/>
+        </w:rPr>
+        <w:t xml:space="preserve">*«una hora con </w:t>
+      </w:r>
+      <w:r>
+        <w:rPr>
+          <w:rFonts w:ascii="Consolas" w:hAnsi="Consolas"/>
+          <w:color w:val="960000"/>
+          <w:sz w:val="20"/>
+        </w:rPr>
+        <w:t>OSF</w:t>
+      </w:r>
+      <w:r>
+        <w:rPr>
+          <w:b w:val="0"/>
+          <w:color w:val="960000"/>
+          <w:sz w:val="20"/>
+        </w:rPr>
+        <w:t xml:space="preserve"> puesto se declara NO FIABLE aunque los registros traigan valores plausibles»* — símbolo </w:t>
+      </w:r>
+      <w:r>
+        <w:rPr>
+          <w:rFonts w:ascii="Consolas" w:hAnsi="Consolas"/>
+          <w:color w:val="960000"/>
+          <w:sz w:val="20"/>
+        </w:rPr>
+        <w:t>reloj_ds3231.cpp</w:t>
+      </w:r>
+      <w:r>
+        <w:rPr>
+          <w:b w:val="0"/>
+          <w:color w:val="960000"/>
+          <w:sz w:val="20"/>
+        </w:rPr>
+        <w:t xml:space="preserve">, regla </w:t>
+      </w:r>
+      <w:r>
+        <w:rPr>
+          <w:rFonts w:ascii="Consolas" w:hAnsi="Consolas"/>
+          <w:color w:val="960000"/>
+          <w:sz w:val="20"/>
+        </w:rPr>
+        <w:t>R-2</w:t>
+      </w:r>
+      <w:r>
+        <w:rPr>
+          <w:b w:val="0"/>
+          <w:color w:val="960000"/>
+          <w:sz w:val="20"/>
+        </w:rPr>
+        <w:t xml:space="preserve"> de </w:t>
+      </w:r>
+      <w:r>
+        <w:rPr>
+          <w:rFonts w:ascii="Consolas" w:hAnsi="Consolas"/>
+          <w:color w:val="960000"/>
+          <w:sz w:val="20"/>
+        </w:rPr>
+        <w:t>18_Especificacion_Firmware_ESP32.md</w:t>
+      </w:r>
+      <w:r>
+        <w:rPr>
+          <w:b w:val="0"/>
+          <w:color w:val="960000"/>
+          <w:sz w:val="20"/>
+        </w:rPr>
+        <w:t xml:space="preserve"> §5.3</w:t>
+      </w:r>
+    </w:p>
+    <w:p>
+      <w:pPr>
+        <w:spacing w:after="120"/>
+      </w:pPr>
+      <w:r>
+        <w:rPr>
+          <w:b w:val="0"/>
+          <w:sz w:val="21"/>
+        </w:rPr>
+        <w:t xml:space="preserve">🔴 </w:t>
+      </w:r>
+      <w:r>
+        <w:rPr>
+          <w:b/>
+          <w:sz w:val="21"/>
+        </w:rPr>
+        <w:t>Lo que NO existe es el camino de esa declaración hasta las luces.</w:t>
+      </w:r>
+      <w:r>
+        <w:rPr>
+          <w:b w:val="0"/>
+          <w:sz w:val="21"/>
+        </w:rPr>
+        <w:t xml:space="preserve"> Hoy el </w:t>
+      </w:r>
+      <w:r>
+        <w:rPr>
+          <w:rFonts w:ascii="Consolas" w:hAnsi="Consolas"/>
+          <w:sz w:val="21"/>
+        </w:rPr>
+        <w:t>OSF</w:t>
+      </w:r>
+      <w:r>
+        <w:rPr>
+          <w:b w:val="0"/>
+          <w:sz w:val="21"/>
+        </w:rPr>
+        <w:t xml:space="preserve"> muere en el</w:t>
+      </w:r>
+    </w:p>
+    <w:p>
+      <w:pPr>
+        <w:spacing w:after="120"/>
+      </w:pPr>
+      <w:r>
+        <w:rPr>
+          <w:b w:val="0"/>
+          <w:sz w:val="21"/>
+        </w:rPr>
+        <w:t xml:space="preserve">puente: </w:t>
+      </w:r>
+      <w:r>
+        <w:rPr>
+          <w:b/>
+          <w:sz w:val="21"/>
+        </w:rPr>
+        <w:t>el STM32 no lo recibe.</w:t>
+      </w:r>
+    </w:p>
+    <w:p>
+      <w:pPr>
+        <w:spacing w:after="160"/>
+        <w:ind w:left="360"/>
+        <w:shd w:val="clear" w:fill="FFF4E5"/>
+      </w:pPr>
+      <w:r>
+        <w:rPr>
+          <w:b w:val="0"/>
+          <w:color w:val="960000"/>
+          <w:sz w:val="20"/>
+        </w:rPr>
+        <w:t xml:space="preserve">✅ CORREGIDO HORAS DESPUÉS, EL MISMO 07/09 — </w:t>
+      </w:r>
+      <w:r>
+        <w:rPr>
+          <w:b/>
+          <w:color w:val="960000"/>
+          <w:sz w:val="20"/>
+        </w:rPr>
+        <w:t>MEDIA `D-21` YA ESTÁ CONSTRUIDA</w:t>
+      </w:r>
+      <w:r>
+        <w:rPr>
+          <w:b w:val="0"/>
+          <w:color w:val="960000"/>
+          <w:sz w:val="20"/>
+        </w:rPr>
+        <w:t xml:space="preserve"> **Aquí se había escrito ~~*«no hay quien lo convierta en ámbar»*~~ y ~~*«está sin empezar»*~~. Es falso, y se conserva tachado con su motivo:</w:t>
+      </w:r>
+      <w:r>
+        <w:rPr>
+          <w:b/>
+          <w:color w:val="960000"/>
+          <w:sz w:val="20"/>
+        </w:rPr>
+        <w:t xml:space="preserve"> salió de suponer la ausencia en vez de medirla. </w:t>
+      </w:r>
+      <w:r>
+        <w:rPr>
+          <w:b w:val="0"/>
+          <w:color w:val="960000"/>
+          <w:sz w:val="20"/>
+        </w:rPr>
+        <w:t xml:space="preserve">Medido, y el </w:t>
+      </w:r>
+      <w:r>
+        <w:rPr>
+          <w:rFonts w:ascii="Consolas" w:hAnsi="Consolas"/>
+          <w:color w:val="960000"/>
+          <w:sz w:val="20"/>
+        </w:rPr>
+        <w:t>grep</w:t>
+      </w:r>
+      <w:r>
+        <w:rPr>
+          <w:b w:val="0"/>
+          <w:color w:val="960000"/>
+          <w:sz w:val="20"/>
+        </w:rPr>
+        <w:t xml:space="preserve"> corrido antes de publicarlo:</w:t>
+      </w:r>
+      <w:r>
+        <w:rPr>
+          <w:b/>
+          <w:color w:val="960000"/>
+          <w:sz w:val="20"/>
+        </w:rPr>
+        <w:t xml:space="preserve"> ```  grep -n "irAAmbar(" 01_Firmware/Maestro/src/modo_degradado.cpp  grep -c "irAAmbar"  01_Firmware/Esclavo/src/modo_degradado.cpp ``` </w:t>
+      </w:r>
+      <w:r>
+        <w:rPr>
+          <w:b w:val="0"/>
+          <w:color w:val="960000"/>
+          <w:sz w:val="20"/>
+        </w:rPr>
+        <w:t xml:space="preserve">El MAESTRO ya lo hace.** Dentro de su bucle de Degradado, con este comentario al lado: &gt; *«El reloj puede dejar de ser fiable en marcha (pila agotada). Sin hora no hay fase que &gt; calcular, y seguir dando verdes con la ultima que se recuerde seria inventar»* &gt; — y llama a </w:t>
+      </w:r>
+      <w:r>
+        <w:rPr>
+          <w:rFonts w:ascii="Consolas" w:hAnsi="Consolas"/>
+          <w:color w:val="960000"/>
+          <w:sz w:val="20"/>
+        </w:rPr>
+        <w:t>irAAmbar("Reloj no fiable", "Degradado detenido")</w:t>
+      </w:r>
+      <w:r>
+        <w:rPr>
+          <w:b w:val="0"/>
+          <w:color w:val="960000"/>
+          <w:sz w:val="20"/>
+        </w:rPr>
+        <w:t xml:space="preserve">, </w:t>
+      </w:r>
+      <w:r>
+        <w:rPr>
+          <w:b/>
+          <w:color w:val="960000"/>
+          <w:sz w:val="20"/>
+        </w:rPr>
+        <w:t>pasando por rojo antes del &gt; ámbar</w:t>
+      </w:r>
+      <w:r>
+        <w:rPr>
+          <w:b w:val="0"/>
+          <w:color w:val="960000"/>
+          <w:sz w:val="20"/>
+        </w:rPr>
+        <w:t xml:space="preserve">, como manda </w:t>
+      </w:r>
+      <w:r>
+        <w:rPr>
+          <w:rFonts w:ascii="Consolas" w:hAnsi="Consolas"/>
+          <w:color w:val="960000"/>
+          <w:sz w:val="20"/>
+        </w:rPr>
+        <w:t>SFTY</w:t>
+      </w:r>
+      <w:r>
+        <w:rPr>
+          <w:b w:val="0"/>
+          <w:color w:val="960000"/>
+          <w:sz w:val="20"/>
+        </w:rPr>
+        <w:t xml:space="preserve">. </w:t>
+      </w:r>
+      <w:r>
+        <w:rPr>
+          <w:b/>
+          <w:color w:val="960000"/>
+          <w:sz w:val="20"/>
+        </w:rPr>
+        <w:t>Entonces, ¿qué falta de verdad?</w:t>
+      </w:r>
+      <w:r>
+        <w:rPr>
+          <w:b w:val="0"/>
+          <w:color w:val="960000"/>
+          <w:sz w:val="20"/>
+        </w:rPr>
+        <w:t xml:space="preserve"> Tres cosas, y las tres son más pequeñas que «construirlo»: | # | falta | detalle | |---|---|---| | </w:t>
+      </w:r>
+      <w:r>
+        <w:rPr>
+          <w:b/>
+          <w:color w:val="960000"/>
+          <w:sz w:val="20"/>
+        </w:rPr>
+        <w:t>A</w:t>
+      </w:r>
+      <w:r>
+        <w:rPr>
+          <w:b w:val="0"/>
+          <w:color w:val="960000"/>
+          <w:sz w:val="20"/>
+        </w:rPr>
+        <w:t xml:space="preserve"> | 🔴 el </w:t>
+      </w:r>
+      <w:r>
+        <w:rPr>
+          <w:rFonts w:ascii="Consolas" w:hAnsi="Consolas"/>
+          <w:color w:val="960000"/>
+          <w:sz w:val="20"/>
+        </w:rPr>
+        <w:t>OSF</w:t>
+      </w:r>
+      <w:r>
+        <w:rPr>
+          <w:b w:val="0"/>
+          <w:color w:val="960000"/>
+          <w:sz w:val="20"/>
+        </w:rPr>
+        <w:t xml:space="preserve"> del </w:t>
+      </w:r>
+      <w:r>
+        <w:rPr>
+          <w:rFonts w:ascii="Consolas" w:hAnsi="Consolas"/>
+          <w:color w:val="960000"/>
+          <w:sz w:val="20"/>
+        </w:rPr>
+        <w:t>DS3231</w:t>
+      </w:r>
+      <w:r>
+        <w:rPr>
+          <w:b w:val="0"/>
+          <w:color w:val="960000"/>
+          <w:sz w:val="20"/>
+        </w:rPr>
+        <w:t xml:space="preserve"> </w:t>
+      </w:r>
+      <w:r>
+        <w:rPr>
+          <w:b/>
+          <w:color w:val="960000"/>
+          <w:sz w:val="20"/>
+        </w:rPr>
+        <w:t>no llega</w:t>
+      </w:r>
+      <w:r>
+        <w:rPr>
+          <w:b w:val="0"/>
+          <w:color w:val="960000"/>
+          <w:sz w:val="20"/>
+        </w:rPr>
+        <w:t xml:space="preserve"> a </w:t>
+      </w:r>
+      <w:r>
+        <w:rPr>
+          <w:rFonts w:ascii="Consolas" w:hAnsi="Consolas"/>
+          <w:color w:val="960000"/>
+          <w:sz w:val="20"/>
+        </w:rPr>
+        <w:t>reloj_enHora()</w:t>
+      </w:r>
+      <w:r>
+        <w:rPr>
+          <w:b w:val="0"/>
+          <w:color w:val="960000"/>
+          <w:sz w:val="20"/>
+        </w:rPr>
+        <w:t xml:space="preserve"> | esa bandera es el RTC del STM32 sobre </w:t>
+      </w:r>
+      <w:r>
+        <w:rPr>
+          <w:rFonts w:ascii="Consolas" w:hAnsi="Consolas"/>
+          <w:color w:val="960000"/>
+          <w:sz w:val="20"/>
+        </w:rPr>
+        <w:t>Y2</w:t>
+      </w:r>
+      <w:r>
+        <w:rPr>
+          <w:b w:val="0"/>
+          <w:color w:val="960000"/>
+          <w:sz w:val="20"/>
+        </w:rPr>
+        <w:t xml:space="preserve">; </w:t>
+      </w:r>
+      <w:r>
+        <w:rPr>
+          <w:b/>
+          <w:color w:val="960000"/>
+          <w:sz w:val="20"/>
+        </w:rPr>
+        <w:t>el reloj cuya pila se agota es el `DS3231` del ESP32</w:t>
+      </w:r>
+      <w:r>
+        <w:rPr>
+          <w:b w:val="0"/>
+          <w:color w:val="960000"/>
+          <w:sz w:val="20"/>
+        </w:rPr>
+        <w:t xml:space="preserve">. Son dos relojes y hoy </w:t>
+      </w:r>
+      <w:r>
+        <w:rPr>
+          <w:b/>
+          <w:color w:val="960000"/>
+          <w:sz w:val="20"/>
+        </w:rPr>
+        <w:t>no se hablan</w:t>
+      </w:r>
+      <w:r>
+        <w:rPr>
+          <w:b w:val="0"/>
+          <w:color w:val="960000"/>
+          <w:sz w:val="20"/>
+        </w:rPr>
+        <w:t xml:space="preserve"> | | </w:t>
+      </w:r>
+      <w:r>
+        <w:rPr>
+          <w:b/>
+          <w:color w:val="960000"/>
+          <w:sz w:val="20"/>
+        </w:rPr>
+        <w:t>B</w:t>
+      </w:r>
+      <w:r>
+        <w:rPr>
+          <w:b w:val="0"/>
+          <w:color w:val="960000"/>
+          <w:sz w:val="20"/>
+        </w:rPr>
+        <w:t xml:space="preserve"> | 🔴 el </w:t>
+      </w:r>
+      <w:r>
+        <w:rPr>
+          <w:b/>
+          <w:color w:val="960000"/>
+          <w:sz w:val="20"/>
+        </w:rPr>
+        <w:t>ESCLAVO no tiene</w:t>
+      </w:r>
+      <w:r>
+        <w:rPr>
+          <w:b w:val="0"/>
+          <w:color w:val="960000"/>
+          <w:sz w:val="20"/>
+        </w:rPr>
+        <w:t xml:space="preserve"> la comprobación en su bucle | </w:t>
+      </w:r>
+      <w:r>
+        <w:rPr>
+          <w:rFonts w:ascii="Consolas" w:hAnsi="Consolas"/>
+          <w:color w:val="960000"/>
+          <w:sz w:val="20"/>
+        </w:rPr>
+        <w:t>irAAmbar</w:t>
+      </w:r>
+      <w:r>
+        <w:rPr>
+          <w:b w:val="0"/>
+          <w:color w:val="960000"/>
+          <w:sz w:val="20"/>
+        </w:rPr>
+        <w:t xml:space="preserve"> </w:t>
+      </w:r>
+      <w:r>
+        <w:rPr>
+          <w:b/>
+          <w:color w:val="960000"/>
+          <w:sz w:val="20"/>
+        </w:rPr>
+        <w:t>no existe</w:t>
+      </w:r>
+      <w:r>
+        <w:rPr>
+          <w:b w:val="0"/>
+          <w:color w:val="960000"/>
+          <w:sz w:val="20"/>
+        </w:rPr>
+        <w:t xml:space="preserve"> en su </w:t>
+      </w:r>
+      <w:r>
+        <w:rPr>
+          <w:rFonts w:ascii="Consolas" w:hAnsi="Consolas"/>
+          <w:color w:val="960000"/>
+          <w:sz w:val="20"/>
+        </w:rPr>
+        <w:t>modo_degradado.cpp</w:t>
+      </w:r>
+      <w:r>
+        <w:rPr>
+          <w:b w:val="0"/>
+          <w:color w:val="960000"/>
+          <w:sz w:val="20"/>
+        </w:rPr>
+        <w:t xml:space="preserve">; sólo mira el reloj </w:t>
+      </w:r>
+      <w:r>
+        <w:rPr>
+          <w:b/>
+          <w:color w:val="960000"/>
+          <w:sz w:val="20"/>
+        </w:rPr>
+        <w:t>al entrar</w:t>
+      </w:r>
+      <w:r>
+        <w:rPr>
+          <w:b w:val="0"/>
+          <w:color w:val="960000"/>
+          <w:sz w:val="20"/>
+        </w:rPr>
+        <w:t xml:space="preserve"> y </w:t>
+      </w:r>
+      <w:r>
+        <w:rPr>
+          <w:b/>
+          <w:color w:val="960000"/>
+          <w:sz w:val="20"/>
+        </w:rPr>
+        <w:t>al reanudar tras corte</w:t>
+      </w:r>
+      <w:r>
+        <w:rPr>
+          <w:b w:val="0"/>
+          <w:color w:val="960000"/>
+          <w:sz w:val="20"/>
+        </w:rPr>
+        <w:t xml:space="preserve">. Dentro del modo, esa punta </w:t>
+      </w:r>
+      <w:r>
+        <w:rPr>
+          <w:b/>
+          <w:color w:val="960000"/>
+          <w:sz w:val="20"/>
+        </w:rPr>
+        <w:t>ya no vuelve a mirarlo</w:t>
+      </w:r>
+      <w:r>
+        <w:rPr>
+          <w:b w:val="0"/>
+          <w:color w:val="960000"/>
+          <w:sz w:val="20"/>
+        </w:rPr>
+        <w:t xml:space="preserve"> | | </w:t>
+      </w:r>
+      <w:r>
+        <w:rPr>
+          <w:b/>
+          <w:color w:val="960000"/>
+          <w:sz w:val="20"/>
+        </w:rPr>
+        <w:t>C</w:t>
+      </w:r>
+      <w:r>
+        <w:rPr>
+          <w:b w:val="0"/>
+          <w:color w:val="960000"/>
+          <w:sz w:val="20"/>
+        </w:rPr>
+        <w:t xml:space="preserve"> | 🔴 </w:t>
+      </w:r>
+      <w:r>
+        <w:rPr>
+          <w:b/>
+          <w:color w:val="960000"/>
+          <w:sz w:val="20"/>
+        </w:rPr>
+        <w:t>no se publica</w:t>
+      </w:r>
+      <w:r>
+        <w:rPr>
+          <w:b w:val="0"/>
+          <w:color w:val="960000"/>
+          <w:sz w:val="20"/>
+        </w:rPr>
+        <w:t xml:space="preserve"> | ni el </w:t>
+      </w:r>
+      <w:r>
+        <w:rPr>
+          <w:rFonts w:ascii="Consolas" w:hAnsi="Consolas"/>
+          <w:color w:val="960000"/>
+          <w:sz w:val="20"/>
+        </w:rPr>
+        <w:t>$STATUS</w:t>
+      </w:r>
+      <w:r>
+        <w:rPr>
+          <w:b w:val="0"/>
+          <w:color w:val="960000"/>
+          <w:sz w:val="20"/>
+        </w:rPr>
+        <w:t xml:space="preserve"> ni la app tienen hoy dónde decir *«el reloj de este poste no es fiable»* | ⚠️ </w:t>
+      </w:r>
+      <w:r>
+        <w:rPr>
+          <w:b/>
+          <w:color w:val="960000"/>
+          <w:sz w:val="20"/>
+        </w:rPr>
+        <w:t>Y aun así el operario NO debe esperar nada hoy, y por dos motivos distintos:</w:t>
+      </w:r>
+      <w:r>
+        <w:rPr>
+          <w:b w:val="0"/>
+          <w:color w:val="960000"/>
+          <w:sz w:val="20"/>
+        </w:rPr>
+        <w:t xml:space="preserve"> (1) el Esclavo directamente no lo hace, y (2) </w:t>
+      </w:r>
+      <w:r>
+        <w:rPr>
+          <w:b/>
+          <w:color w:val="960000"/>
+          <w:sz w:val="20"/>
+        </w:rPr>
+        <w:t>el ámbar del Maestro no se ejecuta nunca</w:t>
+      </w:r>
+      <w:r>
+        <w:rPr>
+          <w:b w:val="0"/>
+          <w:color w:val="960000"/>
+          <w:sz w:val="20"/>
+        </w:rPr>
+        <w:t xml:space="preserve">, porque </w:t>
+      </w:r>
+      <w:r>
+        <w:rPr>
+          <w:rFonts w:ascii="Consolas" w:hAnsi="Consolas"/>
+          <w:color w:val="960000"/>
+          <w:sz w:val="20"/>
+        </w:rPr>
+        <w:t>reloj_enHora()</w:t>
+      </w:r>
+      <w:r>
+        <w:rPr>
+          <w:b w:val="0"/>
+          <w:color w:val="960000"/>
+          <w:sz w:val="20"/>
+        </w:rPr>
+        <w:t xml:space="preserve"> es </w:t>
+      </w:r>
+      <w:r>
+        <w:rPr>
+          <w:b/>
+          <w:color w:val="960000"/>
+          <w:sz w:val="20"/>
+        </w:rPr>
+        <w:t>falso siempre</w:t>
+      </w:r>
+      <w:r>
+        <w:rPr>
+          <w:b w:val="0"/>
+          <w:color w:val="960000"/>
+          <w:sz w:val="20"/>
+        </w:rPr>
+        <w:t xml:space="preserve"> —</w:t>
+      </w:r>
+      <w:r>
+        <w:rPr>
+          <w:rFonts w:ascii="Consolas" w:hAnsi="Consolas"/>
+          <w:color w:val="960000"/>
+          <w:sz w:val="20"/>
+        </w:rPr>
+        <w:t>Y2</w:t>
+      </w:r>
+      <w:r>
+        <w:rPr>
+          <w:b w:val="0"/>
+          <w:color w:val="960000"/>
+          <w:sz w:val="20"/>
+        </w:rPr>
+        <w:t xml:space="preserve"> muerto, </w:t>
+      </w:r>
+      <w:r>
+        <w:rPr>
+          <w:rFonts w:ascii="Consolas" w:hAnsi="Consolas"/>
+          <w:color w:val="960000"/>
+          <w:sz w:val="20"/>
+        </w:rPr>
+        <w:t>N-17</w:t>
+      </w:r>
+      <w:r>
+        <w:rPr>
+          <w:b w:val="0"/>
+          <w:color w:val="960000"/>
+          <w:sz w:val="20"/>
+        </w:rPr>
+        <w:t xml:space="preserve">—, así que el Degradado </w:t>
+      </w:r>
+      <w:r>
+        <w:rPr>
+          <w:b/>
+          <w:color w:val="960000"/>
+          <w:sz w:val="20"/>
+        </w:rPr>
+        <w:t>no entra</w:t>
+      </w:r>
+      <w:r>
+        <w:rPr>
+          <w:b w:val="0"/>
+          <w:color w:val="960000"/>
+          <w:sz w:val="20"/>
+        </w:rPr>
+        <w:t xml:space="preserve"> y ese bucle </w:t>
+      </w:r>
+      <w:r>
+        <w:rPr>
+          <w:b/>
+          <w:color w:val="960000"/>
+          <w:sz w:val="20"/>
+        </w:rPr>
+        <w:t>no corre</w:t>
+      </w:r>
+      <w:r>
+        <w:rPr>
+          <w:b w:val="0"/>
+          <w:color w:val="960000"/>
+          <w:sz w:val="20"/>
+        </w:rPr>
+        <w:t xml:space="preserve">. Es </w:t>
+      </w:r>
+      <w:r>
+        <w:rPr>
+          <w:rFonts w:ascii="Consolas" w:hAnsi="Consolas"/>
+          <w:color w:val="960000"/>
+          <w:sz w:val="20"/>
+        </w:rPr>
+        <w:t>CLAUDE.md</w:t>
+      </w:r>
+      <w:r>
+        <w:rPr>
+          <w:b w:val="0"/>
+          <w:color w:val="960000"/>
+          <w:sz w:val="20"/>
+        </w:rPr>
+        <w:t xml:space="preserve"> §2.ter en estado puro: </w:t>
+      </w:r>
+      <w:r>
+        <w:rPr>
+          <w:b/>
+          <w:color w:val="960000"/>
+          <w:sz w:val="20"/>
+        </w:rPr>
+        <w:t>DECLARADO y no EJERCIDO.</w:t>
+      </w:r>
+      <w:r>
+        <w:rPr>
+          <w:b w:val="0"/>
+          <w:color w:val="960000"/>
+          <w:sz w:val="20"/>
+        </w:rPr>
+        <w:t xml:space="preserve"> 🟢 </w:t>
+      </w:r>
+      <w:r>
+        <w:rPr>
+          <w:b/>
+          <w:color w:val="960000"/>
+          <w:sz w:val="20"/>
+        </w:rPr>
+        <w:t>Y la consecuencia buena, que es la que hay que llevarse a la reunión: `D-20` cierra la pieza A sin proponérselo.</w:t>
+      </w:r>
+      <w:r>
+        <w:rPr>
+          <w:b w:val="0"/>
+          <w:color w:val="960000"/>
+          <w:sz w:val="20"/>
+        </w:rPr>
+        <w:t xml:space="preserve"> En cuanto el STM32 reciba la hora de su propio ESP32, </w:t>
+      </w:r>
+      <w:r>
+        <w:rPr>
+          <w:rFonts w:ascii="Consolas" w:hAnsi="Consolas"/>
+          <w:color w:val="960000"/>
+          <w:sz w:val="20"/>
+        </w:rPr>
+        <w:t>reloj_enHora()</w:t>
+      </w:r>
+      <w:r>
+        <w:rPr>
+          <w:b w:val="0"/>
+          <w:color w:val="960000"/>
+          <w:sz w:val="20"/>
+        </w:rPr>
+        <w:t xml:space="preserve"> pasa a ser la bandera correcta y </w:t>
+      </w:r>
+      <w:r>
+        <w:rPr>
+          <w:b/>
+          <w:color w:val="960000"/>
+          <w:sz w:val="20"/>
+        </w:rPr>
+        <w:t>la reacción del Maestro se enciende sola</w:t>
+      </w:r>
+      <w:r>
+        <w:rPr>
+          <w:b w:val="0"/>
+          <w:color w:val="960000"/>
+          <w:sz w:val="20"/>
+        </w:rPr>
+        <w:t xml:space="preserve">. </w:t>
+      </w:r>
+      <w:r>
+        <w:rPr>
+          <w:rFonts w:ascii="Consolas" w:hAnsi="Consolas"/>
+          <w:color w:val="960000"/>
+          <w:sz w:val="20"/>
+        </w:rPr>
+        <w:t>D-21</w:t>
+      </w:r>
+      <w:r>
+        <w:rPr>
+          <w:b w:val="0"/>
+          <w:color w:val="960000"/>
+          <w:sz w:val="20"/>
+        </w:rPr>
+        <w:t xml:space="preserve"> se queda entonces en </w:t>
+      </w:r>
+      <w:r>
+        <w:rPr>
+          <w:b/>
+          <w:color w:val="960000"/>
+          <w:sz w:val="20"/>
+        </w:rPr>
+        <w:t>propagar el `OSF`</w:t>
+      </w:r>
+      <w:r>
+        <w:rPr>
+          <w:b w:val="0"/>
+          <w:color w:val="960000"/>
+          <w:sz w:val="20"/>
+        </w:rPr>
+        <w:t xml:space="preserve"> y </w:t>
+      </w:r>
+      <w:r>
+        <w:rPr>
+          <w:b/>
+          <w:color w:val="960000"/>
+          <w:sz w:val="20"/>
+        </w:rPr>
+        <w:t>portar la guarda al Esclavo</w:t>
+      </w:r>
+      <w:r>
+        <w:rPr>
+          <w:b w:val="0"/>
+          <w:color w:val="960000"/>
+          <w:sz w:val="20"/>
+        </w:rPr>
+        <w:t xml:space="preserve">. ⚠️ </w:t>
+      </w:r>
+      <w:r>
+        <w:rPr>
+          <w:b/>
+          <w:color w:val="960000"/>
+          <w:sz w:val="20"/>
+        </w:rPr>
+        <w:t>Y una asimetría que la propia fila `D-21` no anticipa:</w:t>
+      </w:r>
+      <w:r>
+        <w:rPr>
+          <w:b w:val="0"/>
+          <w:color w:val="960000"/>
+          <w:sz w:val="20"/>
+        </w:rPr>
+        <w:t xml:space="preserve"> se dictó como *«…y lo mismo el Maestro»*, dando por hecho que al Maestro había que añadírselo. </w:t>
+      </w:r>
+      <w:r>
+        <w:rPr>
+          <w:b/>
+          <w:color w:val="960000"/>
+          <w:sz w:val="20"/>
+        </w:rPr>
+        <w:t>Es al revés: el que lo tiene es el Maestro, y el que no, el Esclavo.</w:t>
+      </w:r>
+    </w:p>
+    <w:p>
+      <w:pPr>
+        <w:spacing w:before="200" w:after="120"/>
+      </w:pPr>
+      <w:r>
+        <w:rPr>
+          <w:b/>
+          <w:color w:val="003366"/>
+          <w:sz w:val="21"/>
+        </w:rPr>
+        <w:t xml:space="preserve">Lo que hay que hacer HOY, mientras </w:t>
+      </w:r>
+      <w:r>
+        <w:rPr>
+          <w:rFonts w:ascii="Consolas" w:hAnsi="Consolas"/>
+          <w:color w:val="003366"/>
+          <w:sz w:val="21"/>
+        </w:rPr>
+        <w:t>D-21</w:t>
+      </w:r>
+      <w:r>
+        <w:rPr>
+          <w:b/>
+          <w:color w:val="003366"/>
+          <w:sz w:val="21"/>
+        </w:rPr>
+        <w:t xml:space="preserve"> no esté construida</w:t>
+      </w:r>
+    </w:p>
+    <w:p>
+      <w:pPr>
+        <w:pStyle w:val="ListNumber"/>
+        <w:spacing w:after="60"/>
+      </w:pPr>
+      <w:r>
+        <w:rPr>
+          <w:b/>
+          <w:sz w:val="21"/>
+        </w:rPr>
+        <w:t>La pila del módulo `DS3231` es consumible con fecha, no mantenimiento eventual.</w:t>
+      </w:r>
+      <w:r>
+        <w:rPr>
+          <w:b w:val="0"/>
+          <w:sz w:val="21"/>
+        </w:rPr>
+        <w:t xml:space="preserve"> Se cambia en</w:t>
+      </w:r>
+    </w:p>
+    <w:p>
+      <w:pPr>
+        <w:spacing w:after="120"/>
+      </w:pPr>
+      <w:r>
+        <w:rPr>
+          <w:b w:val="0"/>
+          <w:sz w:val="21"/>
+        </w:rPr>
+        <w:t xml:space="preserve">visita programada, en los dos postes, </w:t>
+      </w:r>
+      <w:r>
+        <w:rPr>
+          <w:b/>
+          <w:sz w:val="21"/>
+        </w:rPr>
+        <w:t>antes</w:t>
+      </w:r>
+      <w:r>
+        <w:rPr>
+          <w:b w:val="0"/>
+          <w:sz w:val="21"/>
+        </w:rPr>
+        <w:t xml:space="preserve"> de que se agote.</w:t>
+      </w:r>
+    </w:p>
+    <w:p>
+      <w:pPr>
+        <w:pStyle w:val="ListNumber"/>
+        <w:spacing w:after="60"/>
+      </w:pPr>
+      <w:r>
+        <w:rPr>
+          <w:b/>
+          <w:sz w:val="21"/>
+        </w:rPr>
+        <w:t>Antes de autorizar un Degradado, se lee la hora de las dos puntas con `CMD:LEER_RTC`</w:t>
+      </w:r>
+      <w:r>
+        <w:rPr>
+          <w:b w:val="0"/>
+          <w:sz w:val="21"/>
+        </w:rPr>
+        <w:t xml:space="preserve"> (</w:t>
+      </w:r>
+      <w:r>
+        <w:rPr>
+          <w:rFonts w:ascii="Consolas" w:hAnsi="Consolas"/>
+          <w:sz w:val="21"/>
+        </w:rPr>
+        <w:t>D-17</w:t>
+      </w:r>
+      <w:r>
+        <w:rPr>
+          <w:b w:val="0"/>
+          <w:sz w:val="21"/>
+        </w:rPr>
+        <w:t>)</w:t>
+      </w:r>
+    </w:p>
+    <w:p>
+      <w:pPr>
+        <w:spacing w:after="120"/>
+      </w:pPr>
+      <w:r>
+        <w:rPr>
+          <w:b w:val="0"/>
+          <w:sz w:val="21"/>
+        </w:rPr>
+        <w:t xml:space="preserve">y </w:t>
+      </w:r>
+      <w:r>
+        <w:rPr>
+          <w:b/>
+          <w:sz w:val="21"/>
+        </w:rPr>
+        <w:t>se contrasta con un reloj de fuera</w:t>
+      </w:r>
+      <w:r>
+        <w:rPr>
+          <w:b w:val="0"/>
+          <w:sz w:val="21"/>
+        </w:rPr>
+        <w:t>. Una fecha pasada plausible es exactamente lo que este</w:t>
+      </w:r>
+    </w:p>
+    <w:p>
+      <w:pPr>
+        <w:spacing w:after="120"/>
+      </w:pPr>
+      <w:r>
+        <w:rPr>
+          <w:b w:val="0"/>
+          <w:sz w:val="21"/>
+        </w:rPr>
+        <w:t xml:space="preserve">riesgo describe, y hoy </w:t>
+      </w:r>
+      <w:r>
+        <w:rPr>
+          <w:b/>
+          <w:sz w:val="21"/>
+        </w:rPr>
+        <w:t>el único detector es el técnico</w:t>
+      </w:r>
+      <w:r>
+        <w:rPr>
+          <w:b w:val="0"/>
+          <w:sz w:val="21"/>
+        </w:rPr>
+        <w:t>.</w:t>
+      </w:r>
+    </w:p>
+    <w:p>
+      <w:pPr>
+        <w:pStyle w:val="ListNumber"/>
+        <w:spacing w:after="60"/>
+      </w:pPr>
+      <w:r>
+        <w:rPr>
+          <w:b/>
+          <w:sz w:val="21"/>
+        </w:rPr>
+        <w:t>Si una punta devuelve una fecha que no es la de hoy: no se entra en Degradado en ese cruce.</w:t>
+      </w:r>
+    </w:p>
+    <w:p>
+      <w:pPr>
+        <w:spacing w:after="120"/>
+      </w:pPr>
+      <w:r>
+        <w:rPr>
+          <w:b w:val="0"/>
+          <w:sz w:val="21"/>
+        </w:rPr>
+        <w:t>Se cambia la pila y se pone en hora primero.</w:t>
+      </w:r>
+    </w:p>
+    <w:p>
+      <w:pPr>
+        <w:spacing w:after="80"/>
+      </w:pPr>
+    </w:p>
+    <w:p>
+      <w:pPr>
+        <w:spacing w:before="200" w:after="120"/>
+      </w:pPr>
+      <w:r>
+        <w:rPr>
+          <w:b/>
+          <w:color w:val="003366"/>
+          <w:sz w:val="23"/>
+        </w:rPr>
+        <w:t xml:space="preserve">🔴 </w:t>
+      </w:r>
+      <w:r>
+        <w:rPr>
+          <w:rFonts w:ascii="Consolas" w:hAnsi="Consolas"/>
+          <w:color w:val="003366"/>
+          <w:sz w:val="23"/>
+        </w:rPr>
+        <w:t>D-22</w:t>
+      </w:r>
+      <w:r>
+        <w:rPr>
+          <w:b/>
+          <w:color w:val="003366"/>
+          <w:sz w:val="23"/>
+        </w:rPr>
+        <w:t xml:space="preserve"> y este documento — </w:t>
+      </w:r>
+      <w:r>
+        <w:rPr>
+          <w:b/>
+          <w:color w:val="003366"/>
+          <w:sz w:val="23"/>
+        </w:rPr>
+        <w:t>el cristal `Y1` NO es el que decide los 29 s, y hay que decirlo antes de que alguien lo lea al revés</w:t>
+      </w:r>
+    </w:p>
+    <w:p>
+      <w:pPr>
+        <w:spacing w:after="160"/>
+        <w:ind w:left="360"/>
+        <w:shd w:val="clear" w:fill="FFF4E5"/>
+      </w:pPr>
+      <w:r>
+        <w:rPr>
+          <w:b/>
+          <w:color w:val="960000"/>
+          <w:sz w:val="20"/>
+        </w:rPr>
+        <w:t>`DECISIONES.md` fila `D-22` (07/09): `Y1` (8 MHz) pasa a ser el reloj de sistema del STM32.</w:t>
+      </w:r>
+      <w:r>
+        <w:rPr>
+          <w:b w:val="0"/>
+          <w:color w:val="960000"/>
+          <w:sz w:val="20"/>
+        </w:rPr>
+        <w:t xml:space="preserve"> Hoy el firmware arranca con el </w:t>
+      </w:r>
+      <w:r>
+        <w:rPr>
+          <w:b/>
+          <w:color w:val="960000"/>
+          <w:sz w:val="20"/>
+        </w:rPr>
+        <w:t>HSI</w:t>
+      </w:r>
+      <w:r>
+        <w:rPr>
+          <w:b w:val="0"/>
+          <w:color w:val="960000"/>
+          <w:sz w:val="20"/>
+        </w:rPr>
+        <w:t xml:space="preserve">, el RC interno del chip. 🛑 </w:t>
+      </w:r>
+      <w:r>
+        <w:rPr>
+          <w:b/>
+          <w:color w:val="960000"/>
+          <w:sz w:val="20"/>
+        </w:rPr>
+        <w:t>DECIDIDA Y SIN CONSTRUIR.</w:t>
+      </w:r>
+    </w:p>
+    <w:p>
+      <w:pPr>
+        <w:spacing w:after="120"/>
+      </w:pPr>
+      <w:r>
+        <w:rPr>
+          <w:b/>
+          <w:sz w:val="21"/>
+        </w:rPr>
+        <w:t>Por qué se escribe aquí:</w:t>
+      </w:r>
+      <w:r>
+        <w:rPr>
+          <w:b w:val="0"/>
+          <w:sz w:val="21"/>
+        </w:rPr>
+        <w:t xml:space="preserve"> la fila </w:t>
+      </w:r>
+      <w:r>
+        <w:rPr>
+          <w:rFonts w:ascii="Consolas" w:hAnsi="Consolas"/>
+          <w:sz w:val="21"/>
+        </w:rPr>
+        <w:t>D-22</w:t>
+      </w:r>
+      <w:r>
+        <w:rPr>
+          <w:b w:val="0"/>
+          <w:sz w:val="21"/>
+        </w:rPr>
+        <w:t xml:space="preserve"> justifica el cambio comparando el error del HSI *«frente</w:t>
+      </w:r>
+    </w:p>
+    <w:p>
+      <w:pPr>
+        <w:spacing w:after="120"/>
+      </w:pPr>
+      <w:r>
+        <w:rPr>
+          <w:b w:val="0"/>
+          <w:sz w:val="21"/>
+        </w:rPr>
+        <w:t xml:space="preserve">a un margen de cruce de 29 s»*, y </w:t>
+      </w:r>
+      <w:r>
+        <w:rPr>
+          <w:b/>
+          <w:sz w:val="21"/>
+        </w:rPr>
+        <w:t>esos 29 s son los de este documento</w:t>
+      </w:r>
+      <w:r>
+        <w:rPr>
+          <w:b w:val="0"/>
+          <w:sz w:val="21"/>
+        </w:rPr>
+        <w:t>. Quien lea las dos cosas</w:t>
+      </w:r>
+    </w:p>
+    <w:p>
+      <w:pPr>
+        <w:spacing w:after="120"/>
+      </w:pPr>
+      <w:r>
+        <w:rPr>
+          <w:b w:val="0"/>
+          <w:sz w:val="21"/>
+        </w:rPr>
+        <w:t xml:space="preserve">seguidas concluirá que arrancar </w:t>
+      </w:r>
+      <w:r>
+        <w:rPr>
+          <w:rFonts w:ascii="Consolas" w:hAnsi="Consolas"/>
+          <w:sz w:val="21"/>
+        </w:rPr>
+        <w:t>Y1</w:t>
+      </w:r>
+      <w:r>
+        <w:rPr>
+          <w:b w:val="0"/>
+          <w:sz w:val="21"/>
+        </w:rPr>
+        <w:t xml:space="preserve"> amplía el margen del Degradado. **Medido el 07/09, y no es</w:t>
+      </w:r>
+    </w:p>
+    <w:p>
+      <w:pPr>
+        <w:spacing w:after="120"/>
+      </w:pPr>
+      <w:r>
+        <w:rPr>
+          <w:b w:val="0"/>
+          <w:sz w:val="21"/>
+        </w:rPr>
+        <w:t>así.**</w:t>
+      </w:r>
+    </w:p>
+    <w:tbl>
+      <w:tblPr>
+        <w:tblStyle w:val="TableGrid"/>
+        <w:tblW w:type="auto" w:w="0"/>
+        <w:tblLook w:firstColumn="1" w:firstRow="1" w:lastColumn="0" w:lastRow="0" w:noHBand="0" w:noVBand="1" w:val="04A0"/>
+      </w:tblPr>
+      <w:tblGrid>
+        <w:gridCol w:w="3120"/>
+        <w:gridCol w:w="3120"/>
+        <w:gridCol w:w="3120"/>
+      </w:tblGrid>
+      <w:tr>
+        <w:tc>
+          <w:tcPr>
+            <w:tcW w:type="dxa" w:w="3120"/>
+            <w:shd w:val="clear" w:fill="DCE6F1"/>
+          </w:tcPr>
+          <w:p>
+            <w:r/>
+          </w:p>
+        </w:tc>
+        <w:tc>
+          <w:tcPr>
+            <w:tcW w:type="dxa" w:w="3120"/>
+            <w:shd w:val="clear" w:fill="DCE6F1"/>
+          </w:tcPr>
+          <w:p>
+            <w:r/>
+            <w:r>
+              <w:rPr>
+                <w:b/>
+                <w:sz w:val="19"/>
+              </w:rPr>
+              <w:t>qué oscilador lo cuenta</w:t>
+            </w:r>
+          </w:p>
+        </w:tc>
+        <w:tc>
+          <w:tcPr>
+            <w:tcW w:type="dxa" w:w="3120"/>
+            <w:shd w:val="clear" w:fill="DCE6F1"/>
+          </w:tcPr>
+          <w:p>
+            <w:r/>
+            <w:r>
+              <w:rPr>
+                <w:b/>
+                <w:sz w:val="19"/>
+              </w:rPr>
+              <w:t>medido en</w:t>
+            </w:r>
+          </w:p>
+        </w:tc>
+      </w:tr>
+      <w:tr>
+        <w:tc>
+          <w:tcPr>
+            <w:tcW w:type="dxa" w:w="3120"/>
+          </w:tcPr>
+          <w:p>
+            <w:r/>
+            <w:r>
+              <w:rPr>
+                <w:b/>
+                <w:sz w:val="19"/>
+              </w:rPr>
+              <w:t>La FASE del Degradado</w:t>
+            </w:r>
+            <w:r>
+              <w:rPr>
+                <w:b w:val="0"/>
+                <w:sz w:val="19"/>
+              </w:rPr>
+              <w:t xml:space="preserve"> —de quién es el verde y cuándo—</w:t>
+            </w:r>
+          </w:p>
+        </w:tc>
+        <w:tc>
+          <w:tcPr>
+            <w:tcW w:type="dxa" w:w="3120"/>
+          </w:tcPr>
+          <w:p>
+            <w:r/>
+            <w:r>
+              <w:rPr>
+                <w:b w:val="0"/>
+                <w:sz w:val="19"/>
+              </w:rPr>
+              <w:t xml:space="preserve">🔴 </w:t>
+            </w:r>
+            <w:r>
+              <w:rPr>
+                <w:b/>
+                <w:sz w:val="19"/>
+              </w:rPr>
+              <w:t>el RTC del STM32, sobre `LSE_CLOCK`, o sea el cristal `Y2` de 32.768 kHz</w:t>
+            </w:r>
+          </w:p>
+        </w:tc>
+        <w:tc>
+          <w:tcPr>
+            <w:tcW w:type="dxa" w:w="3120"/>
+          </w:tcPr>
+          <w:p>
+            <w:r/>
+            <w:r>
+              <w:rPr>
+                <w:rFonts w:ascii="Consolas" w:hAnsi="Consolas"/>
+                <w:sz w:val="19"/>
+              </w:rPr>
+              <w:t>ciclo_degradado_fase(reloj_segundosDelDia(), …)</w:t>
+            </w:r>
+            <w:r>
+              <w:rPr>
+                <w:b w:val="0"/>
+                <w:sz w:val="19"/>
+              </w:rPr>
+              <w:t xml:space="preserve"> en el </w:t>
+            </w:r>
+            <w:r>
+              <w:rPr>
+                <w:rFonts w:ascii="Consolas" w:hAnsi="Consolas"/>
+                <w:sz w:val="19"/>
+              </w:rPr>
+              <w:t>modo_degradado.cpp</w:t>
+            </w:r>
+            <w:r>
+              <w:rPr>
+                <w:b w:val="0"/>
+                <w:sz w:val="19"/>
+              </w:rPr>
+              <w:t xml:space="preserve"> de </w:t>
+            </w:r>
+            <w:r>
+              <w:rPr>
+                <w:b/>
+                <w:sz w:val="19"/>
+              </w:rPr>
+              <w:t>las dos puntas</w:t>
+            </w:r>
+            <w:r>
+              <w:rPr>
+                <w:b w:val="0"/>
+                <w:sz w:val="19"/>
+              </w:rPr>
+              <w:t xml:space="preserve">, y </w:t>
+            </w:r>
+            <w:r>
+              <w:rPr>
+                <w:rFonts w:ascii="Consolas" w:hAnsi="Consolas"/>
+                <w:sz w:val="19"/>
+              </w:rPr>
+              <w:t>rtc.setClockSource(STM32RTC::LSE_CLOCK)</w:t>
+            </w:r>
+            <w:r>
+              <w:rPr>
+                <w:b w:val="0"/>
+                <w:sz w:val="19"/>
+              </w:rPr>
+              <w:t xml:space="preserve"> en los dos </w:t>
+            </w:r>
+            <w:r>
+              <w:rPr>
+                <w:rFonts w:ascii="Consolas" w:hAnsi="Consolas"/>
+                <w:sz w:val="19"/>
+              </w:rPr>
+              <w:t>reloj.cpp</w:t>
+            </w:r>
+          </w:p>
+        </w:tc>
+      </w:tr>
+      <w:tr>
+        <w:tc>
+          <w:tcPr>
+            <w:tcW w:type="dxa" w:w="3120"/>
+          </w:tcPr>
+          <w:p>
+            <w:r/>
+            <w:r>
+              <w:rPr>
+                <w:b/>
+                <w:sz w:val="19"/>
+              </w:rPr>
+              <w:t>Los 29 s de margen</w:t>
+            </w:r>
+          </w:p>
+        </w:tc>
+        <w:tc>
+          <w:tcPr>
+            <w:tcW w:type="dxa" w:w="3120"/>
+          </w:tcPr>
+          <w:p>
+            <w:r/>
+            <w:r>
+              <w:rPr>
+                <w:b w:val="0"/>
+                <w:sz w:val="19"/>
+              </w:rPr>
+              <w:t xml:space="preserve">el mismo: es la deriva </w:t>
+            </w:r>
+            <w:r>
+              <w:rPr>
+                <w:b/>
+                <w:sz w:val="19"/>
+              </w:rPr>
+              <w:t>entre los dos `Y2`</w:t>
+            </w:r>
+          </w:p>
+        </w:tc>
+        <w:tc>
+          <w:tcPr>
+            <w:tcW w:type="dxa" w:w="3120"/>
+          </w:tcPr>
+          <w:p>
+            <w:r/>
+            <w:r>
+              <w:rPr>
+                <w:b w:val="0"/>
+                <w:sz w:val="19"/>
+              </w:rPr>
+              <w:t xml:space="preserve">comentario de cabecera de </w:t>
+            </w:r>
+            <w:r>
+              <w:rPr>
+                <w:rFonts w:ascii="Consolas" w:hAnsi="Consolas"/>
+                <w:sz w:val="19"/>
+              </w:rPr>
+              <w:t>modo_degradado.cpp</w:t>
+            </w:r>
+            <w:r>
+              <w:rPr>
+                <w:b w:val="0"/>
+                <w:sz w:val="19"/>
+              </w:rPr>
+              <w:t>: *«el colchon que absorbe la DERIVA entre dos cristales de 32.768 kHz»*</w:t>
+            </w:r>
+          </w:p>
+        </w:tc>
+      </w:tr>
+      <w:tr>
+        <w:tc>
+          <w:tcPr>
+            <w:tcW w:type="dxa" w:w="3120"/>
+          </w:tcPr>
+          <w:p>
+            <w:r/>
+            <w:r>
+              <w:rPr>
+                <w:rFonts w:ascii="Consolas" w:hAnsi="Consolas"/>
+                <w:sz w:val="19"/>
+              </w:rPr>
+              <w:t>millis()</w:t>
+            </w:r>
+            <w:r>
+              <w:rPr>
+                <w:b w:val="0"/>
+                <w:sz w:val="19"/>
+              </w:rPr>
+              <w:t xml:space="preserve"> — temporizadores de transición, caché de fase, y </w:t>
+            </w:r>
+            <w:r>
+              <w:rPr>
+                <w:b/>
+                <w:sz w:val="19"/>
+              </w:rPr>
+              <w:t>el cómputo de las 48 h del Esclavo</w:t>
+            </w:r>
+          </w:p>
+        </w:tc>
+        <w:tc>
+          <w:tcPr>
+            <w:tcW w:type="dxa" w:w="3120"/>
+          </w:tcPr>
+          <w:p>
+            <w:r/>
+            <w:r>
+              <w:rPr>
+                <w:b w:val="0"/>
+                <w:sz w:val="19"/>
+              </w:rPr>
+              <w:t xml:space="preserve">🟢 </w:t>
+            </w:r>
+            <w:r>
+              <w:rPr>
+                <w:b/>
+                <w:sz w:val="19"/>
+              </w:rPr>
+              <w:t>el reloj de sistema: HOY el HSI, y con `D-22` sería `Y1`</w:t>
+            </w:r>
+          </w:p>
+        </w:tc>
+        <w:tc>
+          <w:tcPr>
+            <w:tcW w:type="dxa" w:w="3120"/>
+          </w:tcPr>
+          <w:p>
+            <w:r/>
+            <w:r>
+              <w:rPr>
+                <w:rFonts w:ascii="Consolas" w:hAnsi="Consolas"/>
+                <w:sz w:val="19"/>
+              </w:rPr>
+              <w:t>tUltimaSync = millis()</w:t>
+            </w:r>
+            <w:r>
+              <w:rPr>
+                <w:b w:val="0"/>
+                <w:sz w:val="19"/>
+              </w:rPr>
+              <w:t xml:space="preserve"> en </w:t>
+            </w:r>
+            <w:r>
+              <w:rPr>
+                <w:rFonts w:ascii="Consolas" w:hAnsi="Consolas"/>
+                <w:sz w:val="19"/>
+              </w:rPr>
+              <w:t>Esclavo/src/modo_degradado.cpp</w:t>
+            </w:r>
+          </w:p>
+        </w:tc>
+      </w:tr>
+    </w:tbl>
+    <w:p>
+      <w:pPr>
+        <w:spacing w:after="120"/>
+      </w:pPr>
+    </w:p>
+    <w:p>
+      <w:pPr>
+        <w:spacing w:after="200"/>
+        <w:ind w:left="288"/>
+        <w:shd w:val="clear" w:fill="F4F4F4"/>
+      </w:pPr>
+      <w:r>
+        <w:rPr>
+          <w:rFonts w:ascii="Consolas" w:hAnsi="Consolas"/>
+          <w:sz w:val="18"/>
+        </w:rPr>
+        <w:t>$ grep -rn "ciclo_degradado_fase(" 01_Firmware/Maestro/src 01_Firmware/Esclavo/src</w:t>
+        <w:br/>
+        <w:t>$ grep -n "setClockSource" 01_Firmware/Maestro/src/reloj.cpp 01_Firmware/Esclavo/src/reloj.cpp</w:t>
+      </w:r>
+    </w:p>
+    <w:p>
+      <w:pPr>
+        <w:spacing w:after="160"/>
+        <w:ind w:left="360"/>
+        <w:shd w:val="clear" w:fill="FFF4E5"/>
+      </w:pPr>
+      <w:r>
+        <w:rPr>
+          <w:b w:val="0"/>
+          <w:color w:val="960000"/>
+          <w:sz w:val="20"/>
+        </w:rPr>
+        <w:t xml:space="preserve">🛑 </w:t>
+      </w:r>
+      <w:r>
+        <w:rPr>
+          <w:b/>
+          <w:color w:val="960000"/>
+          <w:sz w:val="20"/>
+        </w:rPr>
+        <w:t>Conclusión, y es la que hay que llevarse: `D-22` no compra ni un segundo del margen de 29 s mientras la fase la siga contando el `Y2`.</w:t>
+      </w:r>
+      <w:r>
+        <w:rPr>
+          <w:b w:val="0"/>
+          <w:color w:val="960000"/>
+          <w:sz w:val="20"/>
+        </w:rPr>
+        <w:t xml:space="preserve"> Lo que sí compra, y nadie lo tenía escrito:</w:t>
+      </w:r>
+    </w:p>
+    <w:p>
+      <w:pPr>
+        <w:pStyle w:val="ListBullet"/>
+        <w:spacing w:after="60"/>
+        <w:ind w:left="360"/>
+      </w:pPr>
+      <w:r>
+        <w:rPr>
+          <w:b w:val="0"/>
+          <w:sz w:val="21"/>
+        </w:rPr>
+        <w:t xml:space="preserve">✅ </w:t>
+      </w:r>
+      <w:r>
+        <w:rPr>
+          <w:b/>
+          <w:sz w:val="21"/>
+        </w:rPr>
+        <w:t>El límite duro de 48 h del ESCLAVO se cuenta con `millis()`</w:t>
+      </w:r>
+      <w:r>
+        <w:rPr>
+          <w:b w:val="0"/>
+          <w:sz w:val="21"/>
+        </w:rPr>
+        <w:t>, o sea con el HSI. A</w:t>
+      </w:r>
+    </w:p>
+    <w:p>
+      <w:pPr>
+        <w:spacing w:after="120"/>
+      </w:pPr>
+      <w:r>
+        <w:rPr>
+          <w:b/>
+          <w:sz w:val="21"/>
+        </w:rPr>
+        <w:t>10.000–25.000 ppm</w:t>
+      </w:r>
+      <w:r>
+        <w:rPr>
+          <w:b w:val="0"/>
+          <w:sz w:val="21"/>
+        </w:rPr>
+        <w:t>, ese límite de 48 h puede caer **entre ~29 minutos y ~1,2 horas antes o</w:t>
+      </w:r>
+    </w:p>
+    <w:p>
+      <w:pPr>
+        <w:spacing w:after="120"/>
+      </w:pPr>
+      <w:r>
+        <w:rPr>
+          <w:b w:val="0"/>
+          <w:sz w:val="21"/>
+        </w:rPr>
+        <w:t xml:space="preserve">después** de las 48 h reales *(cuenta: </w:t>
+      </w:r>
+      <w:r>
+        <w:rPr>
+          <w:rFonts w:ascii="Consolas" w:hAnsi="Consolas"/>
+          <w:sz w:val="21"/>
+        </w:rPr>
+        <w:t>48 h × 0,010</w:t>
+      </w:r>
+      <w:r>
+        <w:rPr>
+          <w:b w:val="0"/>
+          <w:sz w:val="21"/>
+        </w:rPr>
+        <w:t xml:space="preserve"> y </w:t>
+      </w:r>
+      <w:r>
+        <w:rPr>
+          <w:rFonts w:ascii="Consolas" w:hAnsi="Consolas"/>
+          <w:sz w:val="21"/>
+        </w:rPr>
+        <w:t>48 h × 0,025</w:t>
+      </w:r>
+      <w:r>
+        <w:rPr>
+          <w:b w:val="0"/>
+          <w:sz w:val="21"/>
+        </w:rPr>
+        <w:t>; no es una medida de</w:t>
+      </w:r>
+    </w:p>
+    <w:p>
+      <w:pPr>
+        <w:spacing w:after="120"/>
+      </w:pPr>
+      <w:r>
+        <w:rPr>
+          <w:b w:val="0"/>
+          <w:sz w:val="21"/>
+        </w:rPr>
+        <w:t xml:space="preserve">banco)*. Con </w:t>
+      </w:r>
+      <w:r>
+        <w:rPr>
+          <w:rFonts w:ascii="Consolas" w:hAnsi="Consolas"/>
+          <w:sz w:val="21"/>
+        </w:rPr>
+        <w:t>Y1</w:t>
+      </w:r>
+      <w:r>
+        <w:rPr>
+          <w:b w:val="0"/>
+          <w:sz w:val="21"/>
+        </w:rPr>
+        <w:t xml:space="preserve"> a 20–50 ppm el mismo error baja a </w:t>
+      </w:r>
+      <w:r>
+        <w:rPr>
+          <w:b/>
+          <w:sz w:val="21"/>
+        </w:rPr>
+        <w:t>entre 3,5 y 8,6 segundos</w:t>
+      </w:r>
+      <w:r>
+        <w:rPr>
+          <w:b w:val="0"/>
+          <w:sz w:val="21"/>
+        </w:rPr>
+        <w:t>.</w:t>
+      </w:r>
+    </w:p>
+    <w:p>
+      <w:pPr>
+        <w:pStyle w:val="ListBullet"/>
+        <w:spacing w:after="60"/>
+        <w:ind w:left="360"/>
+      </w:pPr>
+      <w:r>
+        <w:rPr>
+          <w:b w:val="0"/>
+          <w:sz w:val="21"/>
+        </w:rPr>
+        <w:t xml:space="preserve">✅ </w:t>
+      </w:r>
+      <w:r>
+        <w:rPr>
+          <w:b/>
+          <w:sz w:val="21"/>
+        </w:rPr>
+        <w:t>Todos los plazos de `millis()` heredan ese error</w:t>
+      </w:r>
+      <w:r>
+        <w:rPr>
+          <w:b w:val="0"/>
+          <w:sz w:val="21"/>
+        </w:rPr>
+        <w:t xml:space="preserve">: el techo de silencio de </w:t>
+      </w:r>
+      <w:r>
+        <w:rPr>
+          <w:rFonts w:ascii="Consolas" w:hAnsi="Consolas"/>
+          <w:sz w:val="21"/>
+        </w:rPr>
+        <w:t>SFTY-6</w:t>
+      </w:r>
+    </w:p>
+    <w:p>
+      <w:pPr>
+        <w:spacing w:after="120"/>
+      </w:pPr>
+      <w:r>
+        <w:rPr>
+          <w:b w:val="0"/>
+          <w:sz w:val="21"/>
+        </w:rPr>
+        <w:t>(25 s → ±0,25 a ±0,63 s), la ventana de reintentos de 20,5 s, y el watchdog de 4 s.</w:t>
+      </w:r>
+    </w:p>
+    <w:p>
+      <w:pPr>
+        <w:spacing w:after="160"/>
+        <w:ind w:left="360"/>
+        <w:shd w:val="clear" w:fill="FFF4E5"/>
+      </w:pPr>
+      <w:r>
+        <w:rPr>
+          <w:b w:val="0"/>
+          <w:color w:val="960000"/>
+          <w:sz w:val="20"/>
+        </w:rPr>
+        <w:t xml:space="preserve">⚠️ </w:t>
+      </w:r>
+      <w:r>
+        <w:rPr>
+          <w:b/>
+          <w:color w:val="960000"/>
+          <w:sz w:val="20"/>
+        </w:rPr>
+        <w:t>Y la pregunta que esto abre y que este documento NO puede contestar</w:t>
+      </w:r>
+      <w:r>
+        <w:rPr>
+          <w:b w:val="0"/>
+          <w:color w:val="960000"/>
+          <w:sz w:val="20"/>
+        </w:rPr>
+        <w:t xml:space="preserve"> —queda en el informe de la sesión, no aquí—: </w:t>
+      </w:r>
+      <w:r>
+        <w:rPr>
+          <w:b/>
+          <w:color w:val="960000"/>
+          <w:sz w:val="20"/>
+        </w:rPr>
+        <w:t>`Y2` está muerto (N-17), así que hoy `reloj_segundosDelDia()` no cuenta nada y el Degradado no entra en ninguna punta.</w:t>
+      </w:r>
+      <w:r>
+        <w:rPr>
+          <w:b w:val="0"/>
+          <w:color w:val="960000"/>
+          <w:sz w:val="20"/>
+        </w:rPr>
+        <w:t xml:space="preserve"> Cuando </w:t>
+      </w:r>
+      <w:r>
+        <w:rPr>
+          <w:rFonts w:ascii="Consolas" w:hAnsi="Consolas"/>
+          <w:color w:val="960000"/>
+          <w:sz w:val="20"/>
+        </w:rPr>
+        <w:t>D-20</w:t>
+      </w:r>
+      <w:r>
+        <w:rPr>
+          <w:b w:val="0"/>
+          <w:color w:val="960000"/>
+          <w:sz w:val="20"/>
+        </w:rPr>
+        <w:t xml:space="preserve"> se construya, </w:t>
+      </w:r>
+      <w:r>
+        <w:rPr>
+          <w:b/>
+          <w:color w:val="960000"/>
+          <w:sz w:val="20"/>
+        </w:rPr>
+        <w:t>el STM32 tendrá que contar la hora sembrada por su ESP32 con ALGO</w:t>
+      </w:r>
+      <w:r>
+        <w:rPr>
+          <w:b w:val="0"/>
+          <w:color w:val="960000"/>
+          <w:sz w:val="20"/>
+        </w:rPr>
+        <w:t xml:space="preserve">, y si ese algo es </w:t>
+      </w:r>
+      <w:r>
+        <w:rPr>
+          <w:rFonts w:ascii="Consolas" w:hAnsi="Consolas"/>
+          <w:color w:val="960000"/>
+          <w:sz w:val="20"/>
+        </w:rPr>
+        <w:t>millis()</w:t>
+      </w:r>
+      <w:r>
+        <w:rPr>
+          <w:b w:val="0"/>
+          <w:color w:val="960000"/>
+          <w:sz w:val="20"/>
+        </w:rPr>
+        <w:t xml:space="preserve"> —la vía *«reloj de software disciplinado por el ESP32»* que </w:t>
+      </w:r>
+      <w:r>
+        <w:rPr>
+          <w:rFonts w:ascii="Consolas" w:hAnsi="Consolas"/>
+          <w:color w:val="960000"/>
+          <w:sz w:val="20"/>
+        </w:rPr>
+        <w:t>11_Manual_Instalacion_RTC_DS3231_Bateria.md</w:t>
+      </w:r>
+      <w:r>
+        <w:rPr>
+          <w:b w:val="0"/>
+          <w:color w:val="960000"/>
+          <w:sz w:val="20"/>
+        </w:rPr>
+        <w:t xml:space="preserve"> §5.4 deja abierta como </w:t>
+      </w:r>
+      <w:r>
+        <w:rPr>
+          <w:rFonts w:ascii="Consolas" w:hAnsi="Consolas"/>
+          <w:color w:val="960000"/>
+          <w:sz w:val="20"/>
+        </w:rPr>
+        <w:t>BLQ-2</w:t>
+      </w:r>
+      <w:r>
+        <w:rPr>
+          <w:b w:val="0"/>
+          <w:color w:val="960000"/>
+          <w:sz w:val="20"/>
+        </w:rPr>
+        <w:t xml:space="preserve">—, </w:t>
+      </w:r>
+      <w:r>
+        <w:rPr>
+          <w:b/>
+          <w:color w:val="960000"/>
+          <w:sz w:val="20"/>
+        </w:rPr>
+        <w:t>entonces `Y1` SÍ pasa a decidir los 29 s y la justificación de `D-22` es exacta.</w:t>
+      </w:r>
+      <w:r>
+        <w:rPr>
+          <w:b w:val="0"/>
+          <w:color w:val="960000"/>
+          <w:sz w:val="20"/>
+        </w:rPr>
+        <w:t xml:space="preserve"> Depende de una decisión que todavía no está tomada.</w:t>
       </w:r>
     </w:p>
     <w:p>

--- a/05_Funcional/8_Procedimiento_Modo_Degradado.docx
+++ b/05_Funcional/8_Procedimiento_Modo_Degradado.docx
@@ -12899,23 +12899,71 @@
           <w:color w:val="960000"/>
           <w:sz w:val="20"/>
         </w:rPr>
-        <w:t xml:space="preserve"> | **40 h** | 8 h | **El tope duro son 48 h en las dos.** Lo que cambia es cuándo avisa cada una, y **este documento publicaba sólo el número del Maestro para las dos puntas**. 🛑 **Por qué importa en obra y no es un detalle:** quien espere el aviso del Esclavo a las 44 h lo verá a las **40** y concluirá que el equipo va mal; y al revés, quien crea que el Maestro avisa a las 40 dará por perdida una ventana que todavía tiene. **Cuente 40 h para el Esclavo y 44 para el Maestro**, o más simple: **al primer aviso de cualquiera de las dos puntas, quedan al menos 4 h.** ~~⚠️ **La pantalla que mostraba </w:t>
-      </w:r>
-      <w:r>
-        <w:rPr>
-          <w:b w:val="0"/>
-          <w:color w:val="960000"/>
-          <w:sz w:val="20"/>
-        </w:rPr>
-        <w:t>AVISO: LIMITE 48h</w:t>
-      </w:r>
-      <w:r>
-        <w:rPr>
-          <w:rFonts w:ascii="Consolas" w:hAnsi="Consolas"/>
-          <w:color w:val="960000"/>
-          <w:sz w:val="20"/>
-        </w:rPr>
-        <w:t xml:space="preserve"> ya no se puede leer en el equipo** (</w:t>
+        <w:t xml:space="preserve"> | **40 h** | 8 h | **El tope duro son 48 h en las dos.** Lo que cambia es cuándo avisa cada una, y **este documento publicaba sólo el número del Maestro para las dos puntas**. 🔴 **Y LO QUE NINGUNA DE LAS DOS CONSTANTES ARREGLA, medido el 07/09: EL PLAZO NO SE PUEDE CONSULTAR. En el POSTE 2, ni el aviso ni la cuenta salen del equipo.** El firmware del Esclavo **sí sabe** cuánto hace de la última sincronización y si el plazo venció —</w:t>
+      </w:r>
+      <w:r>
+        <w:rPr>
+          <w:b w:val="0"/>
+          <w:color w:val="960000"/>
+          <w:sz w:val="20"/>
+        </w:rPr>
+        <w:t>degradado_msDesdeSync()</w:t>
+      </w:r>
+      <w:r>
+        <w:rPr>
+          <w:rFonts w:ascii="Consolas" w:hAnsi="Consolas"/>
+          <w:color w:val="960000"/>
+          <w:sz w:val="20"/>
+        </w:rPr>
+        <w:t xml:space="preserve">, </w:t>
+      </w:r>
+      <w:r>
+        <w:rPr>
+          <w:b w:val="0"/>
+          <w:color w:val="960000"/>
+          <w:sz w:val="20"/>
+        </w:rPr>
+        <w:t>degradado_syncVencida()</w:t>
+      </w:r>
+      <w:r>
+        <w:rPr>
+          <w:rFonts w:ascii="Consolas" w:hAnsi="Consolas"/>
+          <w:color w:val="960000"/>
+          <w:sz w:val="20"/>
+        </w:rPr>
+        <w:t xml:space="preserve">, </w:t>
+      </w:r>
+      <w:r>
+        <w:rPr>
+          <w:b w:val="0"/>
+          <w:color w:val="960000"/>
+          <w:sz w:val="20"/>
+        </w:rPr>
+        <w:t>degradado_avisoLimite()</w:t>
+      </w:r>
+      <w:r>
+        <w:rPr>
+          <w:rFonts w:ascii="Consolas" w:hAnsi="Consolas"/>
+          <w:color w:val="960000"/>
+          <w:sz w:val="20"/>
+        </w:rPr>
+        <w:t xml:space="preserve">—, y **el único llamador de los tres es </w:t>
+      </w:r>
+      <w:r>
+        <w:rPr>
+          <w:b w:val="0"/>
+          <w:color w:val="960000"/>
+          <w:sz w:val="20"/>
+        </w:rPr>
+        <w:t>Esclavo/src/menu.cpp</w:t>
+      </w:r>
+      <w:r>
+        <w:rPr>
+          <w:rFonts w:ascii="Consolas" w:hAnsi="Consolas"/>
+          <w:color w:val="960000"/>
+          <w:sz w:val="20"/>
+        </w:rPr>
+        <w:t xml:space="preserve">**, la pantalla del gabinete que </w:t>
       </w:r>
       <w:r>
         <w:rPr>
@@ -12931,11 +12979,178 @@
           <w:color w:val="960000"/>
           <w:sz w:val="20"/>
         </w:rPr>
+        <w:t xml:space="preserve"> retira del equipo. **No viajan en ninguna trama y no hay comando para pedirlos.** **Así que el plazo se lleva a mano:** al dejar un poste en Degradado **se anota la hora** y se vuelve **antes** de las 48 h. Lo único que el técnico verá por sí solo es el **resultado** cuando ya se cumplió: </w:t>
+      </w:r>
+      <w:r>
+        <w:rPr>
+          <w:b w:val="0"/>
+          <w:color w:val="960000"/>
+          <w:sz w:val="20"/>
+        </w:rPr>
+        <w:t>MODO:RENDIDO</w:t>
+      </w:r>
+      <w:r>
+        <w:rPr>
+          <w:rFonts w:ascii="Consolas" w:hAnsi="Consolas"/>
+          <w:color w:val="960000"/>
+          <w:sz w:val="20"/>
+        </w:rPr>
+        <w:t xml:space="preserve"> y la luz en ámbar. 🆕 **Es el hueco que </w:t>
+      </w:r>
+      <w:r>
+        <w:rPr>
+          <w:b w:val="0"/>
+          <w:color w:val="960000"/>
+          <w:sz w:val="20"/>
+        </w:rPr>
+        <w:t>DECISIONES.md</w:t>
+      </w:r>
+      <w:r>
+        <w:rPr>
+          <w:rFonts w:ascii="Consolas" w:hAnsi="Consolas"/>
+          <w:color w:val="960000"/>
+          <w:sz w:val="20"/>
+        </w:rPr>
+        <w:t xml:space="preserve"> </w:t>
+      </w:r>
+      <w:r>
+        <w:rPr>
+          <w:b w:val="0"/>
+          <w:color w:val="960000"/>
+          <w:sz w:val="20"/>
+        </w:rPr>
+        <w:t>D-23</w:t>
+      </w:r>
+      <w:r>
+        <w:rPr>
+          <w:rFonts w:ascii="Consolas" w:hAnsi="Consolas"/>
+          <w:color w:val="960000"/>
+          <w:sz w:val="20"/>
+        </w:rPr>
+        <w:t xml:space="preserve"> viene a cerrar — decidida el 07/09 y SIN CONSTRUIR**; el censo de lo que haría falta está en </w:t>
+      </w:r>
+      <w:r>
+        <w:rPr>
+          <w:b w:val="0"/>
+          <w:color w:val="960000"/>
+          <w:sz w:val="20"/>
+        </w:rPr>
+        <w:t>14_Manual_App_Movil_IOT_VIAL.md` §5.8.</w:t>
+      </w:r>
+    </w:p>
+    <w:p>
+      <w:pPr>
+        <w:spacing w:after="160"/>
+        <w:ind w:left="360"/>
+        <w:shd w:val="clear" w:fill="FFF4E5"/>
+      </w:pPr>
+      <w:r>
+        <w:rPr>
+          <w:b w:val="0"/>
+          <w:color w:val="960000"/>
+          <w:sz w:val="20"/>
+        </w:rPr>
+        <w:t xml:space="preserve">🛑 </w:t>
+      </w:r>
+      <w:r>
+        <w:rPr>
+          <w:b/>
+          <w:color w:val="960000"/>
+          <w:sz w:val="20"/>
+        </w:rPr>
+        <w:t>Por qué importa en obra y no es un detalle:</w:t>
+      </w:r>
+      <w:r>
+        <w:rPr>
+          <w:b w:val="0"/>
+          <w:color w:val="960000"/>
+          <w:sz w:val="20"/>
+        </w:rPr>
+        <w:t xml:space="preserve"> quien espere el aviso del Esclavo a las 44 h lo verá a las </w:t>
+      </w:r>
+      <w:r>
+        <w:rPr>
+          <w:b/>
+          <w:color w:val="960000"/>
+          <w:sz w:val="20"/>
+        </w:rPr>
+        <w:t>40</w:t>
+      </w:r>
+      <w:r>
+        <w:rPr>
+          <w:b w:val="0"/>
+          <w:color w:val="960000"/>
+          <w:sz w:val="20"/>
+        </w:rPr>
+        <w:t xml:space="preserve"> y concluirá que el equipo va mal; y al revés, quien crea que el Maestro avisa a las 40 dará por perdida una ventana que todavía tiene. </w:t>
+      </w:r>
+      <w:r>
+        <w:rPr>
+          <w:b/>
+          <w:color w:val="960000"/>
+          <w:sz w:val="20"/>
+        </w:rPr>
+        <w:t>Cuente 40 h para el Esclavo y 44 para el Maestro</w:t>
+      </w:r>
+      <w:r>
+        <w:rPr>
+          <w:b w:val="0"/>
+          <w:color w:val="960000"/>
+          <w:sz w:val="20"/>
+        </w:rPr>
+        <w:t xml:space="preserve">, o más simple: </w:t>
+      </w:r>
+      <w:r>
+        <w:rPr>
+          <w:b/>
+          <w:color w:val="960000"/>
+          <w:sz w:val="20"/>
+        </w:rPr>
+        <w:t>al primer aviso de cualquiera de las dos puntas, quedan al menos 4 h.</w:t>
+      </w:r>
+      <w:r>
+        <w:rPr>
+          <w:b w:val="0"/>
+          <w:color w:val="960000"/>
+          <w:sz w:val="20"/>
+        </w:rPr>
+        <w:t xml:space="preserve"> ~~⚠️ </w:t>
+      </w:r>
+      <w:r>
+        <w:rPr>
+          <w:b/>
+          <w:color w:val="960000"/>
+          <w:sz w:val="20"/>
+        </w:rPr>
+        <w:t>La pantalla que mostraba `AVISO: LIMITE 48h` ya no se puede leer en el equipo</w:t>
+      </w:r>
+      <w:r>
+        <w:rPr>
+          <w:b w:val="0"/>
+          <w:color w:val="960000"/>
+          <w:sz w:val="20"/>
+        </w:rPr>
+        <w:t xml:space="preserve"> (</w:t>
+      </w:r>
+      <w:r>
+        <w:rPr>
+          <w:rFonts w:ascii="Consolas" w:hAnsi="Consolas"/>
+          <w:color w:val="960000"/>
+          <w:sz w:val="20"/>
+        </w:rPr>
+        <w:t>D-17.bis</w:t>
+      </w:r>
+      <w:r>
+        <w:rPr>
+          <w:b w:val="0"/>
+          <w:color w:val="960000"/>
+          <w:sz w:val="20"/>
+        </w:rPr>
         <w:t xml:space="preserve">): lo que hay que mirar es el </w:t>
       </w:r>
       <w:r>
         <w:rPr>
-          <w:b w:val="0"/>
+          <w:rFonts w:ascii="Consolas" w:hAnsi="Consolas"/>
           <w:color w:val="960000"/>
           <w:sz w:val="20"/>
         </w:rPr>
@@ -12943,34 +13158,59 @@
       </w:r>
       <w:r>
         <w:rPr>
-          <w:rFonts w:ascii="Consolas" w:hAnsi="Consolas"/>
-          <w:color w:val="960000"/>
-          <w:sz w:val="20"/>
-        </w:rPr>
-        <w:t xml:space="preserve"> en la app.~~ &gt; # 🔴 TACHADO EL 07/09 — **EL AVISO NO ESTÁ EN EL </w:t>
-      </w:r>
-      <w:r>
-        <w:rPr>
-          <w:b w:val="0"/>
-          <w:color w:val="960000"/>
-          <w:sz w:val="20"/>
-        </w:rPr>
-        <w:t>STATUS</w:t>
-      </w:r>
-      <w:r>
-        <w:rPr>
-          <w:rFonts w:ascii="Consolas" w:hAnsi="Consolas"/>
-          <w:color w:val="960000"/>
-          <w:sz w:val="20"/>
-        </w:rPr>
-        <w:t xml:space="preserve">. HOY NO HAY NINGUNA FORMA DE VERLO** &gt; &gt; La primera mitad era cierta; **la segunda mandaba a mirar donde no está**, que es peor que no &gt; decir nada. Medido el 07/09, por los dos lados: &gt; &gt; **1. Los getters del aviso tienen UN SOLO llamador, y es la pantalla retirada:** &gt; &gt; </w:t>
-      </w:r>
-      <w:r>
-        <w:rPr>
-          <w:rFonts w:ascii="Consolas" w:hAnsi="Consolas"/>
-          <w:color w:val="960000"/>
-          <w:sz w:val="20"/>
-        </w:rPr>
+          <w:b w:val="0"/>
+          <w:color w:val="960000"/>
+          <w:sz w:val="20"/>
+        </w:rPr>
+        <w:t xml:space="preserve"> en la app.~~ &gt; # 🔴 TACHADO EL 07/09 — </w:t>
+      </w:r>
+      <w:r>
+        <w:rPr>
+          <w:b/>
+          <w:color w:val="960000"/>
+          <w:sz w:val="20"/>
+        </w:rPr>
+        <w:t>EL AVISO NO ESTÁ EN EL `STATUS`. HOY NO HAY NINGUNA FORMA DE VERLO</w:t>
+      </w:r>
+      <w:r>
+        <w:rPr>
+          <w:b w:val="0"/>
+          <w:color w:val="960000"/>
+          <w:sz w:val="20"/>
+        </w:rPr>
+        <w:t xml:space="preserve"> &gt; &gt; La primera mitad era cierta; </w:t>
+      </w:r>
+      <w:r>
+        <w:rPr>
+          <w:b/>
+          <w:color w:val="960000"/>
+          <w:sz w:val="20"/>
+        </w:rPr>
+        <w:t>la segunda mandaba a mirar donde no está</w:t>
+      </w:r>
+      <w:r>
+        <w:rPr>
+          <w:b w:val="0"/>
+          <w:color w:val="960000"/>
+          <w:sz w:val="20"/>
+        </w:rPr>
+        <w:t xml:space="preserve">, que es peor que no &gt; decir nada. Medido el 07/09, por los dos lados: &gt; &gt; </w:t>
+      </w:r>
+      <w:r>
+        <w:rPr>
+          <w:b/>
+          <w:color w:val="960000"/>
+          <w:sz w:val="20"/>
+        </w:rPr>
+        <w:t>1. Los getters del aviso tienen UN SOLO llamador, y es la pantalla retirada:</w:t>
+      </w:r>
+      <w:r>
+        <w:rPr>
+          <w:b w:val="0"/>
+          <w:color w:val="960000"/>
+          <w:sz w:val="20"/>
+        </w:rPr>
+        <w:t xml:space="preserve"> &gt; &gt; ``</w:t>
       </w:r>
       <w:r>
         <w:rPr>
@@ -23019,7 +23259,214 @@
           <w:color w:val="960000"/>
           <w:sz w:val="20"/>
         </w:rPr>
-        <w:t xml:space="preserve"> ni la app tienen hoy dónde decir *«el reloj de este poste no es fiable»* | ⚠️ </w:t>
+        <w:t xml:space="preserve"> ni la app tienen hoy dónde decir *«el reloj de este poste no es fiable»* | 🆕 </w:t>
+      </w:r>
+      <w:r>
+        <w:rPr>
+          <w:b/>
+          <w:color w:val="960000"/>
+          <w:sz w:val="20"/>
+        </w:rPr>
+        <w:t>07/09 — LA PIEZA `C` YA TIENE DUEÑO, Y NO ES FIRMWARE: `DECISIONES.md` fila `D-23`.</w:t>
+      </w:r>
+      <w:r>
+        <w:rPr>
+          <w:b w:val="0"/>
+          <w:color w:val="960000"/>
+          <w:sz w:val="20"/>
+        </w:rPr>
+        <w:t xml:space="preserve"> *«La app necesita una pantalla propia del poste 2»* —el diagnóstico de esa punta </w:t>
+      </w:r>
+      <w:r>
+        <w:rPr>
+          <w:b/>
+          <w:color w:val="960000"/>
+          <w:sz w:val="20"/>
+        </w:rPr>
+        <w:t>cuando el teléfono se conecta por Bluetooth directamente a ella</w:t>
+      </w:r>
+      <w:r>
+        <w:rPr>
+          <w:b w:val="0"/>
+          <w:color w:val="960000"/>
+          <w:sz w:val="20"/>
+        </w:rPr>
+        <w:t xml:space="preserve">, no a través del Poste 1—. Y con eso la propia fila </w:t>
+      </w:r>
+      <w:r>
+        <w:rPr>
+          <w:rFonts w:ascii="Consolas" w:hAnsi="Consolas"/>
+          <w:color w:val="960000"/>
+          <w:sz w:val="20"/>
+        </w:rPr>
+        <w:t>D-21</w:t>
+      </w:r>
+      <w:r>
+        <w:rPr>
+          <w:b w:val="0"/>
+          <w:color w:val="960000"/>
+          <w:sz w:val="20"/>
+        </w:rPr>
+        <w:t xml:space="preserve"> cierra la duda de si además hay que </w:t>
+      </w:r>
+      <w:r>
+        <w:rPr>
+          <w:b/>
+          <w:color w:val="960000"/>
+          <w:sz w:val="20"/>
+        </w:rPr>
+        <w:t>salir</w:t>
+      </w:r>
+      <w:r>
+        <w:rPr>
+          <w:b w:val="0"/>
+          <w:color w:val="960000"/>
+          <w:sz w:val="20"/>
+        </w:rPr>
+        <w:t xml:space="preserve"> del modo: </w:t>
+      </w:r>
+      <w:r>
+        <w:rPr>
+          <w:b/>
+          <w:color w:val="960000"/>
+          <w:sz w:val="20"/>
+        </w:rPr>
+        <w:t>no hace falta que el equipo lo decida solo, porque el Maestro reenvía la hora periódicamente y para que esa hora se vuelva mentirosa tendrían que pasar MESES. Lo que hace falta es poder DIAGNOSTICARLO cuando alguien vaya.</w:t>
+      </w:r>
+      <w:r>
+        <w:rPr>
+          <w:b w:val="0"/>
+          <w:color w:val="960000"/>
+          <w:sz w:val="20"/>
+        </w:rPr>
+        <w:t xml:space="preserve"> 🛑 </w:t>
+      </w:r>
+      <w:r>
+        <w:rPr>
+          <w:b/>
+          <w:color w:val="960000"/>
+          <w:sz w:val="20"/>
+        </w:rPr>
+        <w:t>`D-23` está DECIDIDA Y SIN CONSTRUIR — ni una línea, ni en la app ni en el firmware.</w:t>
+      </w:r>
+      <w:r>
+        <w:rPr>
+          <w:b w:val="0"/>
+          <w:color w:val="960000"/>
+          <w:sz w:val="20"/>
+        </w:rPr>
+        <w:t xml:space="preserve"> Lo que SÍ está medido —qué publica y qué acepta hoy esa punta por Bluetooth, y qué datos ya calcula sin que nadie pueda leerlos— está en </w:t>
+      </w:r>
+      <w:r>
+        <w:rPr>
+          <w:rFonts w:ascii="Consolas" w:hAnsi="Consolas"/>
+          <w:color w:val="960000"/>
+          <w:sz w:val="20"/>
+        </w:rPr>
+        <w:t>05_Funcional/14_Manual_App_Movil_IOT_VIAL.md</w:t>
+      </w:r>
+      <w:r>
+        <w:rPr>
+          <w:b w:val="0"/>
+          <w:color w:val="960000"/>
+          <w:sz w:val="20"/>
+        </w:rPr>
+        <w:t xml:space="preserve"> </w:t>
+      </w:r>
+      <w:r>
+        <w:rPr>
+          <w:b/>
+          <w:color w:val="960000"/>
+          <w:sz w:val="20"/>
+        </w:rPr>
+        <w:t>§5.8</w:t>
+      </w:r>
+      <w:r>
+        <w:rPr>
+          <w:b w:val="0"/>
+          <w:color w:val="960000"/>
+          <w:sz w:val="20"/>
+        </w:rPr>
+        <w:t xml:space="preserve">. ⚠️ </w:t>
+      </w:r>
+      <w:r>
+        <w:rPr>
+          <w:b/>
+          <w:color w:val="960000"/>
+          <w:sz w:val="20"/>
+        </w:rPr>
+        <w:t>Y no releva de nada de lo de abajo:</w:t>
+      </w:r>
+      <w:r>
+        <w:rPr>
+          <w:b w:val="0"/>
+          <w:color w:val="960000"/>
+          <w:sz w:val="20"/>
+        </w:rPr>
+        <w:t xml:space="preserve"> </w:t>
+      </w:r>
+      <w:r>
+        <w:rPr>
+          <w:rFonts w:ascii="Consolas" w:hAnsi="Consolas"/>
+          <w:color w:val="960000"/>
+          <w:sz w:val="20"/>
+        </w:rPr>
+        <w:t>D-23</w:t>
+      </w:r>
+      <w:r>
+        <w:rPr>
+          <w:b w:val="0"/>
+          <w:color w:val="960000"/>
+          <w:sz w:val="20"/>
+        </w:rPr>
+        <w:t xml:space="preserve"> hace </w:t>
+      </w:r>
+      <w:r>
+        <w:rPr>
+          <w:b/>
+          <w:color w:val="960000"/>
+          <w:sz w:val="20"/>
+        </w:rPr>
+        <w:t>visible</w:t>
+      </w:r>
+      <w:r>
+        <w:rPr>
+          <w:b w:val="0"/>
+          <w:color w:val="960000"/>
+          <w:sz w:val="20"/>
+        </w:rPr>
+        <w:t xml:space="preserve"> el fallo; </w:t>
+      </w:r>
+      <w:r>
+        <w:rPr>
+          <w:b/>
+          <w:color w:val="960000"/>
+          <w:sz w:val="20"/>
+        </w:rPr>
+        <w:t>las piezas `A` y `B` siguen siendo las que hacen que el equipo REACCIONE.</w:t>
+      </w:r>
+      <w:r>
+        <w:rPr>
+          <w:b w:val="0"/>
+          <w:color w:val="960000"/>
+          <w:sz w:val="20"/>
+        </w:rPr>
+        <w:t xml:space="preserve"> Una pantalla no pone un ámbar.</w:t>
+      </w:r>
+    </w:p>
+    <w:p>
+      <w:pPr>
+        <w:spacing w:after="160"/>
+        <w:ind w:left="360"/>
+        <w:shd w:val="clear" w:fill="FFF4E5"/>
+      </w:pPr>
+      <w:r>
+        <w:rPr>
+          <w:b w:val="0"/>
+          <w:color w:val="960000"/>
+          <w:sz w:val="20"/>
+        </w:rPr>
+        <w:t xml:space="preserve">⚠️ </w:t>
       </w:r>
       <w:r>
         <w:rPr>
@@ -27746,6 +28193,351 @@
           <w:b w:val="0"/>
           <w:sz w:val="21"/>
         </w:rPr>
+        <w:t xml:space="preserve">🛑 </w:t>
+      </w:r>
+      <w:r>
+        <w:rPr>
+          <w:b/>
+          <w:sz w:val="21"/>
+        </w:rPr>
+        <w:t>`D-23` (07/09): EL DIAGNÓSTICO DEL POSTE 2 POR SÍ MISMO NO EXISTE TODAVÍA.</w:t>
+      </w:r>
+      <w:r>
+        <w:rPr>
+          <w:b w:val="0"/>
+          <w:sz w:val="21"/>
+        </w:rPr>
+        <w:t xml:space="preserve"> Está decidido</w:t>
+      </w:r>
+    </w:p>
+    <w:p>
+      <w:pPr>
+        <w:spacing w:after="120"/>
+      </w:pPr>
+      <w:r>
+        <w:rPr>
+          <w:b w:val="0"/>
+          <w:sz w:val="21"/>
+        </w:rPr>
+        <w:t>—*«la app, cuando se conecta a ese lado del Esclavo vía Bluetooth, podrá diagnosticarlo»*— y **no</w:t>
+      </w:r>
+    </w:p>
+    <w:p>
+      <w:pPr>
+        <w:spacing w:after="120"/>
+      </w:pPr>
+      <w:r>
+        <w:rPr>
+          <w:b w:val="0"/>
+          <w:sz w:val="21"/>
+        </w:rPr>
+        <w:t>hay ni una línea escrita</w:t>
+      </w:r>
+      <w:r>
+        <w:rPr>
+          <w:b/>
+          <w:sz w:val="21"/>
+        </w:rPr>
+        <w:t xml:space="preserve">. Mientras tanto, quien suba al Poste 2 tiene </w:t>
+      </w:r>
+      <w:r>
+        <w:rPr>
+          <w:b w:val="0"/>
+          <w:sz w:val="21"/>
+        </w:rPr>
+        <w:t>exactamente** esto: el</w:t>
+      </w:r>
+    </w:p>
+    <w:p>
+      <w:pPr>
+        <w:spacing w:after="120"/>
+      </w:pPr>
+      <w:r>
+        <w:rPr>
+          <w:rFonts w:ascii="Consolas" w:hAnsi="Consolas"/>
+          <w:sz w:val="21"/>
+        </w:rPr>
+        <w:t>$STATUS</w:t>
+      </w:r>
+      <w:r>
+        <w:rPr>
+          <w:b w:val="0"/>
+          <w:sz w:val="21"/>
+        </w:rPr>
+        <w:t xml:space="preserve"> cada 2 s (</w:t>
+      </w:r>
+      <w:r>
+        <w:rPr>
+          <w:rFonts w:ascii="Consolas" w:hAnsi="Consolas"/>
+          <w:sz w:val="21"/>
+        </w:rPr>
+        <w:t>MODO</w:t>
+      </w:r>
+      <w:r>
+        <w:rPr>
+          <w:b w:val="0"/>
+          <w:sz w:val="21"/>
+        </w:rPr>
+        <w:t xml:space="preserve"> · </w:t>
+      </w:r>
+      <w:r>
+        <w:rPr>
+          <w:rFonts w:ascii="Consolas" w:hAnsi="Consolas"/>
+          <w:sz w:val="21"/>
+        </w:rPr>
+        <w:t>ESTADO</w:t>
+      </w:r>
+      <w:r>
+        <w:rPr>
+          <w:b w:val="0"/>
+          <w:sz w:val="21"/>
+        </w:rPr>
+        <w:t xml:space="preserve"> · </w:t>
+      </w:r>
+      <w:r>
+        <w:rPr>
+          <w:rFonts w:ascii="Consolas" w:hAnsi="Consolas"/>
+          <w:sz w:val="21"/>
+        </w:rPr>
+        <w:t>HORA</w:t>
+      </w:r>
+      <w:r>
+        <w:rPr>
+          <w:b w:val="0"/>
+          <w:sz w:val="21"/>
+        </w:rPr>
+        <w:t xml:space="preserve"> · </w:t>
+      </w:r>
+      <w:r>
+        <w:rPr>
+          <w:rFonts w:ascii="Consolas" w:hAnsi="Consolas"/>
+          <w:sz w:val="21"/>
+        </w:rPr>
+        <w:t>PLUMA</w:t>
+      </w:r>
+      <w:r>
+        <w:rPr>
+          <w:b w:val="0"/>
+          <w:sz w:val="21"/>
+        </w:rPr>
+        <w:t xml:space="preserve"> · </w:t>
+      </w:r>
+      <w:r>
+        <w:rPr>
+          <w:rFonts w:ascii="Consolas" w:hAnsi="Consolas"/>
+          <w:sz w:val="21"/>
+        </w:rPr>
+        <w:t>CAM</w:t>
+      </w:r>
+      <w:r>
+        <w:rPr>
+          <w:b w:val="0"/>
+          <w:sz w:val="21"/>
+        </w:rPr>
+        <w:t xml:space="preserve">, con </w:t>
+      </w:r>
+      <w:r>
+        <w:rPr>
+          <w:rFonts w:ascii="Consolas" w:hAnsi="Consolas"/>
+          <w:sz w:val="21"/>
+        </w:rPr>
+        <w:t>T</w:t>
+      </w:r>
+      <w:r>
+        <w:rPr>
+          <w:b w:val="0"/>
+          <w:sz w:val="21"/>
+        </w:rPr>
+        <w:t>/</w:t>
+      </w:r>
+      <w:r>
+        <w:rPr>
+          <w:rFonts w:ascii="Consolas" w:hAnsi="Consolas"/>
+          <w:sz w:val="21"/>
+        </w:rPr>
+        <w:t>RF</w:t>
+      </w:r>
+      <w:r>
+        <w:rPr>
+          <w:b w:val="0"/>
+          <w:sz w:val="21"/>
+        </w:rPr>
+        <w:t>/</w:t>
+      </w:r>
+      <w:r>
+        <w:rPr>
+          <w:rFonts w:ascii="Consolas" w:hAnsi="Consolas"/>
+          <w:sz w:val="21"/>
+        </w:rPr>
+        <w:t>RTT</w:t>
+      </w:r>
+      <w:r>
+        <w:rPr>
+          <w:b w:val="0"/>
+          <w:sz w:val="21"/>
+        </w:rPr>
+        <w:t>/</w:t>
+      </w:r>
+      <w:r>
+        <w:rPr>
+          <w:rFonts w:ascii="Consolas" w:hAnsi="Consolas"/>
+          <w:sz w:val="21"/>
+        </w:rPr>
+        <w:t>BAT</w:t>
+      </w:r>
+      <w:r>
+        <w:rPr>
+          <w:b w:val="0"/>
+          <w:sz w:val="21"/>
+        </w:rPr>
+        <w:t xml:space="preserve"> en </w:t>
+      </w:r>
+      <w:r>
+        <w:rPr>
+          <w:rFonts w:ascii="Consolas" w:hAnsi="Consolas"/>
+          <w:sz w:val="21"/>
+        </w:rPr>
+        <w:t>--</w:t>
+      </w:r>
+    </w:p>
+    <w:p>
+      <w:pPr>
+        <w:spacing w:after="120"/>
+      </w:pPr>
+      <w:r>
+        <w:rPr>
+          <w:b w:val="0"/>
+          <w:sz w:val="21"/>
+        </w:rPr>
+        <w:t xml:space="preserve">porque esa punta </w:t>
+      </w:r>
+      <w:r>
+        <w:rPr>
+          <w:b/>
+          <w:sz w:val="21"/>
+        </w:rPr>
+        <w:t>no puede</w:t>
+      </w:r>
+      <w:r>
+        <w:rPr>
+          <w:b w:val="0"/>
+          <w:sz w:val="21"/>
+        </w:rPr>
+        <w:t xml:space="preserve"> medirlos), los </w:t>
+      </w:r>
+      <w:r>
+        <w:rPr>
+          <w:rFonts w:ascii="Consolas" w:hAnsi="Consolas"/>
+          <w:sz w:val="21"/>
+        </w:rPr>
+        <w:t>EVENT</w:t>
+      </w:r>
+      <w:r>
+        <w:rPr>
+          <w:b w:val="0"/>
+          <w:sz w:val="21"/>
+        </w:rPr>
+        <w:t xml:space="preserve"> y </w:t>
+      </w:r>
+      <w:r>
+        <w:rPr>
+          <w:rFonts w:ascii="Consolas" w:hAnsi="Consolas"/>
+          <w:sz w:val="21"/>
+        </w:rPr>
+        <w:t>ALARM</w:t>
+      </w:r>
+      <w:r>
+        <w:rPr>
+          <w:b w:val="0"/>
+          <w:sz w:val="21"/>
+        </w:rPr>
+        <w:t xml:space="preserve"> que el equipo emite por su cuenta,</w:t>
+      </w:r>
+    </w:p>
+    <w:p>
+      <w:pPr>
+        <w:spacing w:after="120"/>
+      </w:pPr>
+      <w:r>
+        <w:rPr>
+          <w:b w:val="0"/>
+          <w:sz w:val="21"/>
+        </w:rPr>
+        <w:t xml:space="preserve">y </w:t>
+      </w:r>
+      <w:r>
+        <w:rPr>
+          <w:b/>
+          <w:sz w:val="21"/>
+        </w:rPr>
+        <w:t>una sola consulta</w:t>
+      </w:r>
+      <w:r>
+        <w:rPr>
+          <w:b w:val="0"/>
+          <w:sz w:val="21"/>
+        </w:rPr>
+        <w:t xml:space="preserve">: </w:t>
+      </w:r>
+      <w:r>
+        <w:rPr>
+          <w:rFonts w:ascii="Consolas" w:hAnsi="Consolas"/>
+          <w:sz w:val="21"/>
+        </w:rPr>
+        <w:t>CMD:LEER_RTC</w:t>
+      </w:r>
+      <w:r>
+        <w:rPr>
+          <w:b w:val="0"/>
+          <w:sz w:val="21"/>
+        </w:rPr>
+        <w:t xml:space="preserve">. </w:t>
+      </w:r>
+      <w:r>
+        <w:rPr>
+          <w:b/>
+          <w:sz w:val="21"/>
+        </w:rPr>
+        <w:t>No hay forma de preguntarle cuánto le queda a las 48 h.</w:t>
+      </w:r>
+    </w:p>
+    <w:p>
+      <w:pPr>
+        <w:spacing w:after="120"/>
+      </w:pPr>
+      <w:r>
+        <w:rPr>
+          <w:b w:val="0"/>
+          <w:sz w:val="21"/>
+        </w:rPr>
+        <w:t xml:space="preserve">Censo completo en </w:t>
+      </w:r>
+      <w:r>
+        <w:rPr>
+          <w:rFonts w:ascii="Consolas" w:hAnsi="Consolas"/>
+          <w:sz w:val="21"/>
+        </w:rPr>
+        <w:t>14_Manual_App_Movil_IOT_VIAL.md</w:t>
+      </w:r>
+      <w:r>
+        <w:rPr>
+          <w:b w:val="0"/>
+          <w:sz w:val="21"/>
+        </w:rPr>
+        <w:t xml:space="preserve"> §5.8.</w:t>
+      </w:r>
+    </w:p>
+    <w:p>
+      <w:pPr>
+        <w:pStyle w:val="ListBullet"/>
+        <w:spacing w:after="60"/>
+        <w:ind w:left="360"/>
+      </w:pPr>
+      <w:r>
+        <w:rPr>
+          <w:b w:val="0"/>
+          <w:sz w:val="21"/>
+        </w:rPr>
         <w:t>~~</w:t>
       </w:r>
       <w:r>
